--- a/tools/report_metodologi/bab_6/Metodologi_Bab6_Audit_D3TLH.docx
+++ b/tools/report_metodologi/bab_6/Metodologi_Bab6_Audit_D3TLH.docx
@@ -4146,6 +4146,3924 @@
         <w:t>Kehilangan tutupan pohon melepaskan emisi sebesar 804.05 Juta Ton CO2e, menghancurkan target penyerapan karbon FOLU Net Sink 2030 (-140 Juta Ton CO2e). Dengan Skor Akumulasi 9.73 / 10.0 (Skor Likert 5.0 / 5.0), daya tampung beban udara Bioregion Pulau Sulawesi resmi dinyatakan berada dalam status DARURAT UDARA (OVERCAPACITY).</w:t>
       </w:r>
     </w:p>
+    <w:p>
+      <w:pPr>
+        <w:spacing w:before="240" w:after="80"/>
+        <w:pBdr>
+          <w:bottom w:val="single" w:sz="6" w:space="2" w:color="D32F2F"/>
+        </w:pBdr>
+      </w:pPr>
+      <w:r>
+        <w:rPr>
+          <w:b/>
+          <w:i w:val="0"/>
+          <w:color w:val="B71C1C"/>
+          <w:sz w:val="22"/>
+        </w:rPr>
+        <w:t>6.2 ALGORITMA SKORING BIOREGION PULAU: MATRIKS DAYA TAMPUNG AIR</w:t>
+      </w:r>
+    </w:p>
+    <w:p>
+      <w:pPr>
+        <w:ind w:left="200"/>
+        <w:pBdr>
+          <w:left w:val="single" w:sz="16" w:space="6" w:color="B71C1C"/>
+        </w:pBdr>
+        <w:shd w:val="clear" w:color="auto" w:fill="FFEBEE"/>
+      </w:pPr>
+      <w:r>
+        <w:rPr>
+          <w:b/>
+          <w:i w:val="0"/>
+          <w:color w:val="B71C1C"/>
+          <w:sz w:val="17"/>
+        </w:rPr>
+        <w:t xml:space="preserve">SUMBER DATA RESMI &amp; DESKRIPSI VISUALISASI: </w:t>
+      </w:r>
+      <w:r>
+        <w:rPr>
+          <w:b w:val="0"/>
+          <w:i/>
+          <w:color w:val="333333"/>
+          <w:sz w:val="17"/>
+        </w:rPr>
+        <w:t>Data IKA Resmi: data/processed/sulawesi_ika_2016_2024.csv (BPS &amp; KLHK); Uji Toksisitas Cr6+: data/processed/ika_ngo_cr6_gabungan.csv (Laboratorium Independen / AEER / WALHI); Morbiditas Diare: data/processed/sulawesi_kesehatan_detail_2014_2024.csv (Kemenkes RI); Konflik Pesisir: data/processed/sulawesi_konflik_agraria_tanahkita_v2.csv (KPA CATAHU &amp; TanahKita.id); Timbulan Tailing/Sludge: data/processed/sulawesi_limbah_b3.csv &amp; Dokumen AMDAL PT HPI (IMIP). Visualisasi dashboard menyajikan perbandingan Composite Worst-Case dan Heatmap Sebaran Logam Berat.</w:t>
+      </w:r>
+    </w:p>
+    <w:p>
+      <w:pPr>
+        <w:spacing w:before="160" w:after="40"/>
+      </w:pPr>
+      <w:r>
+        <w:rPr>
+          <w:b/>
+          <w:i w:val="0"/>
+          <w:color w:val="B71C1C"/>
+          <w:sz w:val="19"/>
+        </w:rPr>
+        <w:t>A. Pengantar &amp; Kerangka Narasi</w:t>
+      </w:r>
+    </w:p>
+    <w:p>
+      <w:pPr>
+        <w:spacing w:after="100"/>
+        <w:jc w:val="both"/>
+      </w:pPr>
+      <w:r>
+        <w:rPr>
+          <w:b w:val="0"/>
+          <w:i w:val="0"/>
+          <w:color w:val="222222"/>
+          <w:sz w:val="19"/>
+        </w:rPr>
+        <w:t xml:space="preserve">Dalam metodologi D3TLH resmi pemerintah, daya tampung air dianalisis sebatas ketersediaan kuantitas hidrologis permukaan melalui rasio ketersediaan debit air vs kebutuhan domestik. Pendekatan ini menyembunyikan realitas pencemaran ekstrem karena menafikan aspek toksikologi kimiawi dan perampasan ruang kelautan. </w:t>
+      </w:r>
+      <w:r>
+        <w:rPr>
+          <w:b w:val="0"/>
+          <w:i w:val="0"/>
+          <w:color w:val="222222"/>
+          <w:sz w:val="19"/>
+        </w:rPr>
+        <w:t xml:space="preserve">Kelemahan paling mendasar dari angka agregat IKA (Indeks Kualitas Air) provinsi adalah kecenderungannya mencampurkan titik pantau hulu yang masih alami dengan hilir kawasan industri, sehingga menghasilkan status bias administratif ('Cemar Ringan'). Melalui prinsip </w:t>
+      </w:r>
+      <w:r>
+        <w:rPr>
+          <w:b/>
+          <w:i w:val="0"/>
+          <w:color w:val="222222"/>
+          <w:sz w:val="19"/>
+        </w:rPr>
+        <w:t>Composite Worst-Case</w:t>
+      </w:r>
+      <w:r>
+        <w:rPr>
+          <w:b w:val="0"/>
+          <w:i w:val="0"/>
+          <w:color w:val="222222"/>
+          <w:sz w:val="19"/>
+        </w:rPr>
+        <w:t>, metodologi audit forensik ini menetapkan bahwa temuan konsentrasi logam berat karsinogenik Kromium Heksavalen (Cr6+) di muara tapak industri secara sah menganulir klaim rata-rata IKA, sekaligus mengintegrasikan anomali morbiditas diare, penggusuran nelayan tradisional, dan ancaman tailing laut (DSTP).</w:t>
+      </w:r>
+    </w:p>
+    <w:p>
+      <w:pPr>
+        <w:spacing w:before="160" w:after="40"/>
+      </w:pPr>
+      <w:r>
+        <w:rPr>
+          <w:b/>
+          <w:i w:val="0"/>
+          <w:color w:val="B71C1C"/>
+          <w:sz w:val="19"/>
+        </w:rPr>
+        <w:t>B. Alur Logika Metodologis Skoring Bioregion Pulau (Matriks Air)</w:t>
+      </w:r>
+    </w:p>
+    <w:p>
+      <w:pPr>
+        <w:spacing w:after="100"/>
+        <w:jc w:val="both"/>
+      </w:pPr>
+      <w:r>
+        <w:rPr>
+          <w:b w:val="0"/>
+          <w:i w:val="0"/>
+          <w:color w:val="222222"/>
+          <w:sz w:val="19"/>
+        </w:rPr>
+        <w:t xml:space="preserve">Kerangka alur komputasi pengujian daya tampung ekosistem perairan dan pesisir Pulau Sulawesi disajikan pada </w:t>
+      </w:r>
+      <w:r>
+        <w:rPr>
+          <w:b/>
+          <w:i w:val="0"/>
+          <w:color w:val="222222"/>
+          <w:sz w:val="19"/>
+        </w:rPr>
+        <w:t>Bagan Alur 6.2</w:t>
+      </w:r>
+      <w:r>
+        <w:rPr>
+          <w:b w:val="0"/>
+          <w:i w:val="0"/>
+          <w:color w:val="222222"/>
+          <w:sz w:val="19"/>
+        </w:rPr>
+        <w:t>. Logika ini menghubungkan degradasi indeks makro dengan fakta toksisitas mikro, morbiditas klinis masyarakat pesisir, dan beban tailing raksasa.</w:t>
+      </w:r>
+    </w:p>
+    <w:p>
+      <w:pPr>
+        <w:spacing w:before="120" w:after="40"/>
+      </w:pPr>
+      <w:r>
+        <w:rPr>
+          <w:b/>
+          <w:i/>
+          <w:color w:val="B71C1C"/>
+          <w:sz w:val="17"/>
+        </w:rPr>
+        <w:t>Bagan Alur 6.2: Alur Logika Pemrosesan Algoritma Skoring Matriks Air Bioregion Pulau</w:t>
+      </w:r>
+    </w:p>
+    <w:p>
+      <w:pPr>
+        <w:jc w:val="center"/>
+      </w:pPr>
+      <w:r>
+        <w:drawing>
+          <wp:inline xmlns:a="http://schemas.openxmlformats.org/drawingml/2006/main" xmlns:pic="http://schemas.openxmlformats.org/drawingml/2006/picture">
+            <wp:extent cx="5400000" cy="2061870"/>
+            <wp:docPr id="2" name="Picture 2"/>
+            <wp:cNvGraphicFramePr>
+              <a:graphicFrameLocks noChangeAspect="1"/>
+            </wp:cNvGraphicFramePr>
+            <a:graphic>
+              <a:graphicData uri="http://schemas.openxmlformats.org/drawingml/2006/picture">
+                <pic:pic>
+                  <pic:nvPicPr>
+                    <pic:cNvPr id="0" name="mermaid_flowchart_6_2.png"/>
+                    <pic:cNvPicPr/>
+                  </pic:nvPicPr>
+                  <pic:blipFill>
+                    <a:blip r:embed="rId10"/>
+                    <a:stretch>
+                      <a:fillRect/>
+                    </a:stretch>
+                  </pic:blipFill>
+                  <pic:spPr>
+                    <a:xfrm>
+                      <a:off x="0" y="0"/>
+                      <a:ext cx="5400000" cy="2061870"/>
+                    </a:xfrm>
+                    <a:prstGeom prst="rect"/>
+                  </pic:spPr>
+                </pic:pic>
+              </a:graphicData>
+            </a:graphic>
+          </wp:inline>
+        </w:drawing>
+      </w:r>
+    </w:p>
+    <w:p>
+      <w:pPr>
+        <w:spacing w:before="160" w:after="40"/>
+      </w:pPr>
+      <w:r>
+        <w:rPr>
+          <w:b/>
+          <w:i w:val="0"/>
+          <w:color w:val="B71C1C"/>
+          <w:sz w:val="19"/>
+        </w:rPr>
+        <w:t>C. Formulasi Matematis: Composite Worst-Case, IRR Diare, dan Ambang Batas AMDAL</w:t>
+      </w:r>
+    </w:p>
+    <w:p>
+      <w:pPr>
+        <w:spacing w:after="100"/>
+        <w:jc w:val="both"/>
+      </w:pPr>
+      <w:r>
+        <w:rPr>
+          <w:b w:val="0"/>
+          <w:i w:val="0"/>
+          <w:color w:val="222222"/>
+          <w:sz w:val="19"/>
+        </w:rPr>
+        <w:t>Setiap indikator empiris matriks air ditransformasikan ke dalam skala ancaman 0.0 - 10.0 menggunakan sistem formulasi matematis berikut:</w:t>
+      </w:r>
+    </w:p>
+    <w:p>
+      <w:pPr>
+        <w:spacing w:before="120" w:after="20"/>
+      </w:pPr>
+      <w:r>
+        <w:rPr>
+          <w:b/>
+          <w:i/>
+          <w:color w:val="B71C1C"/>
+          <w:sz w:val="17"/>
+        </w:rPr>
+        <w:t>Persamaan: Sub-metrik Air 1a: Skor Makro IKA</w:t>
+      </w:r>
+    </w:p>
+    <w:p>
+      <w:pPr>
+        <w:ind w:left="240"/>
+        <w:shd w:val="clear" w:color="auto" w:fill="FFEBEE"/>
+        <w:pBdr>
+          <w:top w:val="single" w:sz="4" w:space="4" w:color="EF9A9A"/>
+          <w:left w:val="single" w:sz="4" w:space="4" w:color="EF9A9A"/>
+          <w:bottom w:val="single" w:sz="4" w:space="4" w:color="EF9A9A"/>
+          <w:right w:val="single" w:sz="4" w:space="4" w:color="EF9A9A"/>
+        </w:pBdr>
+      </w:pPr>
+      <w:r>
+        <w:rPr>
+          <w:rFonts w:ascii="Courier New" w:hAnsi="Courier New"/>
+          <w:b w:val="0"/>
+          <w:i w:val="0"/>
+          <w:color w:val="B71C1C"/>
+          <w:sz w:val="17"/>
+        </w:rPr>
+        <w:t>Skor_Makro_Air = min(10.0, max(0.0, (90.0 - IKA_Aktual) / 20.0) * 10.0)</w:t>
+      </w:r>
+    </w:p>
+    <w:p>
+      <w:pPr>
+        <w:ind w:left="280"/>
+      </w:pPr>
+      <w:r>
+        <w:rPr>
+          <w:b/>
+          <w:i/>
+          <w:color w:val="333333"/>
+          <w:sz w:val="16"/>
+        </w:rPr>
+        <w:t>Keterangan Variabel:</w:t>
+        <w:br/>
+      </w:r>
+      <w:r>
+        <w:rPr>
+          <w:b/>
+          <w:i w:val="0"/>
+          <w:color w:val="B71C1C"/>
+          <w:sz w:val="16"/>
+        </w:rPr>
+        <w:t xml:space="preserve">- IKA_Aktual: </w:t>
+      </w:r>
+      <w:r>
+        <w:rPr>
+          <w:b w:val="0"/>
+          <w:i w:val="0"/>
+          <w:color w:val="444444"/>
+          <w:sz w:val="16"/>
+        </w:rPr>
+        <w:t>Nilai Indeks Kualitas Air provinsi sentra (62.07).</w:t>
+        <w:br/>
+      </w:r>
+      <w:r>
+        <w:rPr>
+          <w:b/>
+          <w:i w:val="0"/>
+          <w:color w:val="B71C1C"/>
+          <w:sz w:val="16"/>
+        </w:rPr>
+        <w:t xml:space="preserve">- Baseline 90.0 vs Kritis 70.0: </w:t>
+      </w:r>
+      <w:r>
+        <w:rPr>
+          <w:b w:val="0"/>
+          <w:i w:val="0"/>
+          <w:color w:val="444444"/>
+          <w:sz w:val="16"/>
+        </w:rPr>
+        <w:t>PermenLHK No. 27/2021 mengklasifikasikan IKA &gt;= 90 sebagai Sangat Baik dan 70-89 sebagai Baik; nilai di bawah 70 dikategorikan Sedang/Kurang dan memicu vonis krisis.</w:t>
+      </w:r>
+    </w:p>
+    <w:p>
+      <w:pPr>
+        <w:spacing w:before="120" w:after="20"/>
+      </w:pPr>
+      <w:r>
+        <w:rPr>
+          <w:b/>
+          <w:i/>
+          <w:color w:val="B71C1C"/>
+          <w:sz w:val="17"/>
+        </w:rPr>
+        <w:t>Persamaan: Sub-metrik Air 1b: Skor Mikro Toksisitas Cr6+</w:t>
+      </w:r>
+    </w:p>
+    <w:p>
+      <w:pPr>
+        <w:ind w:left="240"/>
+        <w:shd w:val="clear" w:color="auto" w:fill="FFEBEE"/>
+        <w:pBdr>
+          <w:top w:val="single" w:sz="4" w:space="4" w:color="EF9A9A"/>
+          <w:left w:val="single" w:sz="4" w:space="4" w:color="EF9A9A"/>
+          <w:bottom w:val="single" w:sz="4" w:space="4" w:color="EF9A9A"/>
+          <w:right w:val="single" w:sz="4" w:space="4" w:color="EF9A9A"/>
+        </w:pBdr>
+      </w:pPr>
+      <w:r>
+        <w:rPr>
+          <w:rFonts w:ascii="Courier New" w:hAnsi="Courier New"/>
+          <w:b w:val="0"/>
+          <w:i w:val="0"/>
+          <w:color w:val="B71C1C"/>
+          <w:sz w:val="17"/>
+        </w:rPr>
+        <w:t>Skor_Mikro_Air = min(10.0, (Cr6_Aktual / 0.05) * 10.0)</w:t>
+      </w:r>
+    </w:p>
+    <w:p>
+      <w:pPr>
+        <w:ind w:left="280"/>
+      </w:pPr>
+      <w:r>
+        <w:rPr>
+          <w:b/>
+          <w:i/>
+          <w:color w:val="333333"/>
+          <w:sz w:val="16"/>
+        </w:rPr>
+        <w:t>Keterangan Variabel:</w:t>
+        <w:br/>
+      </w:r>
+      <w:r>
+        <w:rPr>
+          <w:b/>
+          <w:i w:val="0"/>
+          <w:color w:val="B71C1C"/>
+          <w:sz w:val="16"/>
+        </w:rPr>
+        <w:t xml:space="preserve">- Cr6_Aktual: </w:t>
+      </w:r>
+      <w:r>
+        <w:rPr>
+          <w:b w:val="0"/>
+          <w:i w:val="0"/>
+          <w:color w:val="444444"/>
+          <w:sz w:val="16"/>
+        </w:rPr>
+        <w:t>Konsentrasi puncak Kromium Heksavalen teruji di pesisir sentra (1.00 mg/L).</w:t>
+        <w:br/>
+      </w:r>
+      <w:r>
+        <w:rPr>
+          <w:b/>
+          <w:i w:val="0"/>
+          <w:color w:val="B71C1C"/>
+          <w:sz w:val="16"/>
+        </w:rPr>
+        <w:t xml:space="preserve">- Baku Mutu 0.05 mg/L: </w:t>
+      </w:r>
+      <w:r>
+        <w:rPr>
+          <w:b w:val="0"/>
+          <w:i w:val="0"/>
+          <w:color w:val="444444"/>
+          <w:sz w:val="16"/>
+        </w:rPr>
+        <w:t>PP No. 22 Tahun 2021 (Lampiran VI) menetapkan ambang batas aman air kelas II sebesar 0.05 mg/L; konsentrasi melampaui baku mutu merupakan racun karsinogenik berat.</w:t>
+      </w:r>
+    </w:p>
+    <w:p>
+      <w:pPr>
+        <w:spacing w:before="120" w:after="20"/>
+      </w:pPr>
+      <w:r>
+        <w:rPr>
+          <w:b/>
+          <w:i/>
+          <w:color w:val="B71C1C"/>
+          <w:sz w:val="17"/>
+        </w:rPr>
+        <w:t>Persamaan: Air 1: Composite Worst-Case Kualitas Air</w:t>
+      </w:r>
+    </w:p>
+    <w:p>
+      <w:pPr>
+        <w:ind w:left="240"/>
+        <w:shd w:val="clear" w:color="auto" w:fill="FFEBEE"/>
+        <w:pBdr>
+          <w:top w:val="single" w:sz="4" w:space="4" w:color="EF9A9A"/>
+          <w:left w:val="single" w:sz="4" w:space="4" w:color="EF9A9A"/>
+          <w:bottom w:val="single" w:sz="4" w:space="4" w:color="EF9A9A"/>
+          <w:right w:val="single" w:sz="4" w:space="4" w:color="EF9A9A"/>
+        </w:pBdr>
+      </w:pPr>
+      <w:r>
+        <w:rPr>
+          <w:rFonts w:ascii="Courier New" w:hAnsi="Courier New"/>
+          <w:b w:val="0"/>
+          <w:i w:val="0"/>
+          <w:color w:val="B71C1C"/>
+          <w:sz w:val="17"/>
+        </w:rPr>
+        <w:t>Skor_Air_1 = max(Skor_Makro_Air, Skor_Mikro_Air)</w:t>
+      </w:r>
+    </w:p>
+    <w:p>
+      <w:pPr>
+        <w:ind w:left="280"/>
+      </w:pPr>
+      <w:r>
+        <w:rPr>
+          <w:b/>
+          <w:i/>
+          <w:color w:val="333333"/>
+          <w:sz w:val="16"/>
+        </w:rPr>
+        <w:t>Keterangan Variabel:</w:t>
+        <w:br/>
+      </w:r>
+      <w:r>
+        <w:rPr>
+          <w:b/>
+          <w:i w:val="0"/>
+          <w:color w:val="B71C1C"/>
+          <w:sz w:val="16"/>
+        </w:rPr>
+        <w:t xml:space="preserve">- Skor_Air_1: </w:t>
+      </w:r>
+      <w:r>
+        <w:rPr>
+          <w:b w:val="0"/>
+          <w:i w:val="0"/>
+          <w:color w:val="444444"/>
+          <w:sz w:val="16"/>
+        </w:rPr>
+        <w:t>Vonis kualitas air gabungan (10.00 / 10.0); membuktikan bahwa kegagalan mikro membatalkan klaim makro.</w:t>
+      </w:r>
+    </w:p>
+    <w:p>
+      <w:pPr>
+        <w:spacing w:before="120" w:after="20"/>
+      </w:pPr>
+      <w:r>
+        <w:rPr>
+          <w:b/>
+          <w:i/>
+          <w:color w:val="B71C1C"/>
+          <w:sz w:val="17"/>
+        </w:rPr>
+        <w:t>Persamaan: Air 2: Incidence Rate Ratio (IRR) Morbiditas Diare</w:t>
+      </w:r>
+    </w:p>
+    <w:p>
+      <w:pPr>
+        <w:ind w:left="240"/>
+        <w:shd w:val="clear" w:color="auto" w:fill="FFEBEE"/>
+        <w:pBdr>
+          <w:top w:val="single" w:sz="4" w:space="4" w:color="EF9A9A"/>
+          <w:left w:val="single" w:sz="4" w:space="4" w:color="EF9A9A"/>
+          <w:bottom w:val="single" w:sz="4" w:space="4" w:color="EF9A9A"/>
+          <w:right w:val="single" w:sz="4" w:space="4" w:color="EF9A9A"/>
+        </w:pBdr>
+      </w:pPr>
+      <w:r>
+        <w:rPr>
+          <w:rFonts w:ascii="Courier New" w:hAnsi="Courier New"/>
+          <w:b w:val="0"/>
+          <w:i w:val="0"/>
+          <w:color w:val="B71C1C"/>
+          <w:sz w:val="17"/>
+        </w:rPr>
+        <w:t>Skor_Air_2 = round(min(10.0, max(0.0, (IRR_Diare - 1.0) * 10.0)) / 2.0) * 2.0</w:t>
+      </w:r>
+    </w:p>
+    <w:p>
+      <w:pPr>
+        <w:ind w:left="280"/>
+      </w:pPr>
+      <w:r>
+        <w:rPr>
+          <w:b/>
+          <w:i/>
+          <w:color w:val="333333"/>
+          <w:sz w:val="16"/>
+        </w:rPr>
+        <w:t>Keterangan Variabel:</w:t>
+        <w:br/>
+      </w:r>
+      <w:r>
+        <w:rPr>
+          <w:b/>
+          <w:i w:val="0"/>
+          <w:color w:val="B71C1C"/>
+          <w:sz w:val="16"/>
+        </w:rPr>
+        <w:t xml:space="preserve">- IRR_Diare: </w:t>
+      </w:r>
+      <w:r>
+        <w:rPr>
+          <w:b w:val="0"/>
+          <w:i w:val="0"/>
+          <w:color w:val="444444"/>
+          <w:sz w:val="16"/>
+        </w:rPr>
+        <w:t>Rasio insidensi diare per 1.000 penduduk wilayah sentra terhadap kontrol non-sentra (1.38x lipat).</w:t>
+        <w:br/>
+      </w:r>
+      <w:r>
+        <w:rPr>
+          <w:b/>
+          <w:i w:val="0"/>
+          <w:color w:val="B71C1C"/>
+          <w:sz w:val="16"/>
+        </w:rPr>
+        <w:t xml:space="preserve">- Skor_Air_2: </w:t>
+      </w:r>
+      <w:r>
+        <w:rPr>
+          <w:b w:val="0"/>
+          <w:i w:val="0"/>
+          <w:color w:val="444444"/>
+          <w:sz w:val="16"/>
+        </w:rPr>
+        <w:t>Skor Likert terdiskritsasi (4.00 / 10.0); batas darurat medis epidemiologi adalah IRR &gt; 2.0x lipat.</w:t>
+      </w:r>
+    </w:p>
+    <w:p>
+      <w:pPr>
+        <w:spacing w:before="120" w:after="20"/>
+      </w:pPr>
+      <w:r>
+        <w:rPr>
+          <w:b/>
+          <w:i/>
+          <w:color w:val="B71C1C"/>
+          <w:sz w:val="17"/>
+        </w:rPr>
+        <w:t>Persamaan: Air 3: Darurat Konflik Pesisir &amp; Nelayan</w:t>
+      </w:r>
+    </w:p>
+    <w:p>
+      <w:pPr>
+        <w:ind w:left="240"/>
+        <w:shd w:val="clear" w:color="auto" w:fill="FFEBEE"/>
+        <w:pBdr>
+          <w:top w:val="single" w:sz="4" w:space="4" w:color="EF9A9A"/>
+          <w:left w:val="single" w:sz="4" w:space="4" w:color="EF9A9A"/>
+          <w:bottom w:val="single" w:sz="4" w:space="4" w:color="EF9A9A"/>
+          <w:right w:val="single" w:sz="4" w:space="4" w:color="EF9A9A"/>
+        </w:pBdr>
+      </w:pPr>
+      <w:r>
+        <w:rPr>
+          <w:rFonts w:ascii="Courier New" w:hAnsi="Courier New"/>
+          <w:b w:val="0"/>
+          <w:i w:val="0"/>
+          <w:color w:val="B71C1C"/>
+          <w:sz w:val="17"/>
+        </w:rPr>
+        <w:t>Skor_Air_3 = min(10.0, (Konflik_Pesisir / 15.0) * 10.0)</w:t>
+      </w:r>
+    </w:p>
+    <w:p>
+      <w:pPr>
+        <w:ind w:left="280"/>
+      </w:pPr>
+      <w:r>
+        <w:rPr>
+          <w:b/>
+          <w:i/>
+          <w:color w:val="333333"/>
+          <w:sz w:val="16"/>
+        </w:rPr>
+        <w:t>Keterangan Variabel:</w:t>
+        <w:br/>
+      </w:r>
+      <w:r>
+        <w:rPr>
+          <w:b/>
+          <w:i w:val="0"/>
+          <w:color w:val="B71C1C"/>
+          <w:sz w:val="16"/>
+        </w:rPr>
+        <w:t xml:space="preserve">- Konflik_Pesisir: </w:t>
+      </w:r>
+      <w:r>
+        <w:rPr>
+          <w:b w:val="0"/>
+          <w:i w:val="0"/>
+          <w:color w:val="444444"/>
+          <w:sz w:val="16"/>
+        </w:rPr>
+        <w:t>Akumulasi letusan konflik sektor pesisir, perairan, dan pulau kecil (15 kasus).</w:t>
+        <w:br/>
+      </w:r>
+      <w:r>
+        <w:rPr>
+          <w:b/>
+          <w:i w:val="0"/>
+          <w:color w:val="B71C1C"/>
+          <w:sz w:val="16"/>
+        </w:rPr>
+        <w:t xml:space="preserve">- Threshold 15 Kasus: </w:t>
+      </w:r>
+      <w:r>
+        <w:rPr>
+          <w:b w:val="0"/>
+          <w:i w:val="0"/>
+          <w:color w:val="444444"/>
+          <w:sz w:val="16"/>
+        </w:rPr>
+        <w:t>KPA CATAHU 2022/2023 mencatat 53 konflik pesisir nasional; 15 kasus di sentra nikel Sulawesi merefleksikan 4.8x lipat kuota proporsional daerah.</w:t>
+      </w:r>
+    </w:p>
+    <w:p>
+      <w:pPr>
+        <w:spacing w:before="120" w:after="20"/>
+      </w:pPr>
+      <w:r>
+        <w:rPr>
+          <w:b/>
+          <w:i/>
+          <w:color w:val="B71C1C"/>
+          <w:sz w:val="17"/>
+        </w:rPr>
+        <w:t>Persamaan: Air 4: Overcapacity Pembuangan Tailing (DSTP)</w:t>
+      </w:r>
+    </w:p>
+    <w:p>
+      <w:pPr>
+        <w:ind w:left="240"/>
+        <w:shd w:val="clear" w:color="auto" w:fill="FFEBEE"/>
+        <w:pBdr>
+          <w:top w:val="single" w:sz="4" w:space="4" w:color="EF9A9A"/>
+          <w:left w:val="single" w:sz="4" w:space="4" w:color="EF9A9A"/>
+          <w:bottom w:val="single" w:sz="4" w:space="4" w:color="EF9A9A"/>
+          <w:right w:val="single" w:sz="4" w:space="4" w:color="EF9A9A"/>
+        </w:pBdr>
+      </w:pPr>
+      <w:r>
+        <w:rPr>
+          <w:rFonts w:ascii="Courier New" w:hAnsi="Courier New"/>
+          <w:b w:val="0"/>
+          <w:i w:val="0"/>
+          <w:color w:val="B71C1C"/>
+          <w:sz w:val="17"/>
+        </w:rPr>
+        <w:t>Skor_Air_4 = min(10.0, (Total_Tailing_Ton / 25_000_000.0) * 10.0)</w:t>
+      </w:r>
+    </w:p>
+    <w:p>
+      <w:pPr>
+        <w:ind w:left="280"/>
+      </w:pPr>
+      <w:r>
+        <w:rPr>
+          <w:b/>
+          <w:i/>
+          <w:color w:val="333333"/>
+          <w:sz w:val="16"/>
+        </w:rPr>
+        <w:t>Keterangan Variabel:</w:t>
+        <w:br/>
+      </w:r>
+      <w:r>
+        <w:rPr>
+          <w:b/>
+          <w:i w:val="0"/>
+          <w:color w:val="B71C1C"/>
+          <w:sz w:val="16"/>
+        </w:rPr>
+        <w:t xml:space="preserve">- Total_Tailing_Ton: </w:t>
+      </w:r>
+      <w:r>
+        <w:rPr>
+          <w:b w:val="0"/>
+          <w:i w:val="0"/>
+          <w:color w:val="444444"/>
+          <w:sz w:val="16"/>
+        </w:rPr>
+        <w:t>Estimasi timbulan sludge/tailing tahunan (33,840,141 Ton/Tahun atau 33.84 Juta Ton/Tahun).</w:t>
+        <w:br/>
+      </w:r>
+      <w:r>
+        <w:rPr>
+          <w:b/>
+          <w:i w:val="0"/>
+          <w:color w:val="B71C1C"/>
+          <w:sz w:val="16"/>
+        </w:rPr>
+        <w:t xml:space="preserve">- Threshold 25 Juta Ton: </w:t>
+      </w:r>
+      <w:r>
+        <w:rPr>
+          <w:b w:val="0"/>
+          <w:i w:val="0"/>
+          <w:color w:val="444444"/>
+          <w:sz w:val="16"/>
+        </w:rPr>
+        <w:t>Kapasitas desain izin AMDAL pembuangan tailing laut (DSTP) PT Hua Pioneer Indonesia di Morowali (Laporan AEER 2020, Hal. 36).</w:t>
+      </w:r>
+    </w:p>
+    <w:p>
+      <w:pPr>
+        <w:spacing w:before="120" w:after="20"/>
+      </w:pPr>
+      <w:r>
+        <w:rPr>
+          <w:b/>
+          <w:i/>
+          <w:color w:val="B71C1C"/>
+          <w:sz w:val="17"/>
+        </w:rPr>
+        <w:t>Persamaan: Akumulasi Vonis Matriks Air (Simple Additive Weighting)</w:t>
+      </w:r>
+    </w:p>
+    <w:p>
+      <w:pPr>
+        <w:ind w:left="240"/>
+        <w:shd w:val="clear" w:color="auto" w:fill="FFEBEE"/>
+        <w:pBdr>
+          <w:top w:val="single" w:sz="4" w:space="4" w:color="EF9A9A"/>
+          <w:left w:val="single" w:sz="4" w:space="4" w:color="EF9A9A"/>
+          <w:bottom w:val="single" w:sz="4" w:space="4" w:color="EF9A9A"/>
+          <w:right w:val="single" w:sz="4" w:space="4" w:color="EF9A9A"/>
+        </w:pBdr>
+      </w:pPr>
+      <w:r>
+        <w:rPr>
+          <w:rFonts w:ascii="Courier New" w:hAnsi="Courier New"/>
+          <w:b w:val="0"/>
+          <w:i w:val="0"/>
+          <w:color w:val="B71C1C"/>
+          <w:sz w:val="17"/>
+        </w:rPr>
+        <w:t>Skor_Akumulasi_Air = (Skor_Air_1 + Skor_Air_2 + Skor_Air_3 + Skor_Air_4) / 4.0</w:t>
+      </w:r>
+    </w:p>
+    <w:p>
+      <w:pPr>
+        <w:ind w:left="280"/>
+      </w:pPr>
+      <w:r>
+        <w:rPr>
+          <w:b/>
+          <w:i/>
+          <w:color w:val="333333"/>
+          <w:sz w:val="16"/>
+        </w:rPr>
+        <w:t>Keterangan Variabel:</w:t>
+        <w:br/>
+      </w:r>
+      <w:r>
+        <w:rPr>
+          <w:b/>
+          <w:i w:val="0"/>
+          <w:color w:val="B71C1C"/>
+          <w:sz w:val="16"/>
+        </w:rPr>
+        <w:t xml:space="preserve">- Skor_Akumulasi_Air: </w:t>
+      </w:r>
+      <w:r>
+        <w:rPr>
+          <w:b w:val="0"/>
+          <w:i w:val="0"/>
+          <w:color w:val="444444"/>
+          <w:sz w:val="16"/>
+        </w:rPr>
+        <w:t>Rata-rata tertimbang bobot equal 25% per pilar (bernilai 8.50 / 10.0).</w:t>
+        <w:br/>
+      </w:r>
+      <w:r>
+        <w:rPr>
+          <w:b/>
+          <w:i w:val="0"/>
+          <w:color w:val="B71C1C"/>
+          <w:sz w:val="16"/>
+        </w:rPr>
+        <w:t xml:space="preserve">- Skor Likert (Versi 3): </w:t>
+      </w:r>
+      <w:r>
+        <w:rPr>
+          <w:b w:val="0"/>
+          <w:i w:val="0"/>
+          <w:color w:val="444444"/>
+          <w:sz w:val="16"/>
+        </w:rPr>
+        <w:t>Konversi skala diskret: Skor_Likert = Skor_Akumulasi / 2.0 = 4.25 -&gt; 4.5 / 5.0 (DARURAT AIR).</w:t>
+      </w:r>
+    </w:p>
+    <w:p>
+      <w:pPr>
+        <w:spacing w:before="160" w:after="40"/>
+      </w:pPr>
+      <w:r>
+        <w:rPr>
+          <w:b/>
+          <w:i w:val="0"/>
+          <w:color w:val="B71C1C"/>
+          <w:sz w:val="19"/>
+        </w:rPr>
+        <w:t>D. Matriks Hasil Uji Empiris: Evaluasi Daya Tampung Air Bioregion</w:t>
+      </w:r>
+    </w:p>
+    <w:p>
+      <w:pPr>
+        <w:spacing w:before="120" w:after="40"/>
+      </w:pPr>
+      <w:r>
+        <w:rPr>
+          <w:b/>
+          <w:i/>
+          <w:color w:val="B71C1C"/>
+          <w:sz w:val="17"/>
+        </w:rPr>
+        <w:t>Tabel 6.3: Evaluasi Kuantitatif 4 Sub-Metrik Daya Tampung Air Bioregion Pulau Sulawesi</w:t>
+      </w:r>
+    </w:p>
+    <w:tbl>
+      <w:tblPr>
+        <w:tblStyle w:val="TableGrid"/>
+        <w:tblW w:type="auto" w:w="0"/>
+        <w:jc w:val="center"/>
+        <w:tblLayout w:type="fixed"/>
+        <w:tblLook w:firstColumn="1" w:firstRow="1" w:lastColumn="0" w:lastRow="0" w:noHBand="0" w:noVBand="1" w:val="04A0"/>
+      </w:tblPr>
+      <w:tblGrid>
+        <w:gridCol w:w="1205"/>
+        <w:gridCol w:w="1205"/>
+        <w:gridCol w:w="1205"/>
+        <w:gridCol w:w="1205"/>
+        <w:gridCol w:w="1205"/>
+        <w:gridCol w:w="1205"/>
+        <w:gridCol w:w="1205"/>
+        <w:gridCol w:w="1205"/>
+      </w:tblGrid>
+      <w:tr>
+        <w:tc>
+          <w:tcPr>
+            <w:tcW w:type="dxa" w:w="737"/>
+            <w:shd w:val="clear" w:color="auto" w:fill="B71C1C"/>
+            <w:tcMar>
+              <w:top w:w="70" w:type="dxa"/>
+              <w:bottom w:w="70" w:type="dxa"/>
+              <w:left w:w="100" w:type="dxa"/>
+              <w:right w:w="100" w:type="dxa"/>
+            </w:tcMar>
+            <w:tcBorders>
+              <w:top w:val="single" w:sz="4" w:color="D0D0D0" w:space="0"/>
+              <w:left w:val="single" w:sz="4" w:color="D0D0D0" w:space="0"/>
+              <w:bottom w:val="single" w:sz="8" w:color="880E4F" w:space="0"/>
+              <w:right w:val="single" w:sz="4" w:color="D0D0D0" w:space="0"/>
+            </w:tcBorders>
+          </w:tcPr>
+          <w:p>
+            <w:pPr>
+              <w:jc w:val="center"/>
+            </w:pPr>
+            <w:r>
+              <w:rPr>
+                <w:b/>
+                <w:i w:val="0"/>
+                <w:color w:val="FFFFFF"/>
+                <w:sz w:val="17"/>
+              </w:rPr>
+              <w:t>Kode</w:t>
+            </w:r>
+          </w:p>
+        </w:tc>
+        <w:tc>
+          <w:tcPr>
+            <w:tcW w:type="dxa" w:w="1928"/>
+            <w:shd w:val="clear" w:color="auto" w:fill="B71C1C"/>
+            <w:tcMar>
+              <w:top w:w="70" w:type="dxa"/>
+              <w:bottom w:w="70" w:type="dxa"/>
+              <w:left w:w="100" w:type="dxa"/>
+              <w:right w:w="100" w:type="dxa"/>
+            </w:tcMar>
+            <w:tcBorders>
+              <w:top w:val="single" w:sz="4" w:color="D0D0D0" w:space="0"/>
+              <w:left w:val="single" w:sz="4" w:color="D0D0D0" w:space="0"/>
+              <w:bottom w:val="single" w:sz="8" w:color="880E4F" w:space="0"/>
+              <w:right w:val="single" w:sz="4" w:color="D0D0D0" w:space="0"/>
+            </w:tcBorders>
+          </w:tcPr>
+          <w:p>
+            <w:pPr>
+              <w:jc w:val="left"/>
+            </w:pPr>
+            <w:r>
+              <w:rPr>
+                <w:b/>
+                <w:i w:val="0"/>
+                <w:color w:val="FFFFFF"/>
+                <w:sz w:val="17"/>
+              </w:rPr>
+              <w:t>Indikator Empiris</w:t>
+            </w:r>
+          </w:p>
+        </w:tc>
+        <w:tc>
+          <w:tcPr>
+            <w:tcW w:type="dxa" w:w="1417"/>
+            <w:shd w:val="clear" w:color="auto" w:fill="B71C1C"/>
+            <w:tcMar>
+              <w:top w:w="70" w:type="dxa"/>
+              <w:bottom w:w="70" w:type="dxa"/>
+              <w:left w:w="100" w:type="dxa"/>
+              <w:right w:w="100" w:type="dxa"/>
+            </w:tcMar>
+            <w:tcBorders>
+              <w:top w:val="single" w:sz="4" w:color="D0D0D0" w:space="0"/>
+              <w:left w:val="single" w:sz="4" w:color="D0D0D0" w:space="0"/>
+              <w:bottom w:val="single" w:sz="8" w:color="880E4F" w:space="0"/>
+              <w:right w:val="single" w:sz="4" w:color="D0D0D0" w:space="0"/>
+            </w:tcBorders>
+          </w:tcPr>
+          <w:p>
+            <w:pPr>
+              <w:jc w:val="center"/>
+            </w:pPr>
+            <w:r>
+              <w:rPr>
+                <w:b/>
+                <w:i w:val="0"/>
+                <w:color w:val="FFFFFF"/>
+                <w:sz w:val="17"/>
+              </w:rPr>
+              <w:t>Nilai Aktual</w:t>
+            </w:r>
+          </w:p>
+        </w:tc>
+        <w:tc>
+          <w:tcPr>
+            <w:tcW w:type="dxa" w:w="1814"/>
+            <w:shd w:val="clear" w:color="auto" w:fill="B71C1C"/>
+            <w:tcMar>
+              <w:top w:w="70" w:type="dxa"/>
+              <w:bottom w:w="70" w:type="dxa"/>
+              <w:left w:w="100" w:type="dxa"/>
+              <w:right w:w="100" w:type="dxa"/>
+            </w:tcMar>
+            <w:tcBorders>
+              <w:top w:val="single" w:sz="4" w:color="D0D0D0" w:space="0"/>
+              <w:left w:val="single" w:sz="4" w:color="D0D0D0" w:space="0"/>
+              <w:bottom w:val="single" w:sz="8" w:color="880E4F" w:space="0"/>
+              <w:right w:val="single" w:sz="4" w:color="D0D0D0" w:space="0"/>
+            </w:tcBorders>
+          </w:tcPr>
+          <w:p>
+            <w:pPr>
+              <w:jc w:val="left"/>
+            </w:pPr>
+            <w:r>
+              <w:rPr>
+                <w:b/>
+                <w:i w:val="0"/>
+                <w:color w:val="FFFFFF"/>
+                <w:sz w:val="17"/>
+              </w:rPr>
+              <w:t>Ambang Batas Kritis</w:t>
+            </w:r>
+          </w:p>
+        </w:tc>
+        <w:tc>
+          <w:tcPr>
+            <w:tcW w:type="dxa" w:w="1701"/>
+            <w:shd w:val="clear" w:color="auto" w:fill="B71C1C"/>
+            <w:tcMar>
+              <w:top w:w="70" w:type="dxa"/>
+              <w:bottom w:w="70" w:type="dxa"/>
+              <w:left w:w="100" w:type="dxa"/>
+              <w:right w:w="100" w:type="dxa"/>
+            </w:tcMar>
+            <w:tcBorders>
+              <w:top w:val="single" w:sz="4" w:color="D0D0D0" w:space="0"/>
+              <w:left w:val="single" w:sz="4" w:color="D0D0D0" w:space="0"/>
+              <w:bottom w:val="single" w:sz="8" w:color="880E4F" w:space="0"/>
+              <w:right w:val="single" w:sz="4" w:color="D0D0D0" w:space="0"/>
+            </w:tcBorders>
+          </w:tcPr>
+          <w:p>
+            <w:pPr>
+              <w:jc w:val="left"/>
+            </w:pPr>
+            <w:r>
+              <w:rPr>
+                <w:b/>
+                <w:i w:val="0"/>
+                <w:color w:val="FFFFFF"/>
+                <w:sz w:val="17"/>
+              </w:rPr>
+              <w:t>Formula Substitusi</w:t>
+            </w:r>
+          </w:p>
+        </w:tc>
+        <w:tc>
+          <w:tcPr>
+            <w:tcW w:type="dxa" w:w="1020"/>
+            <w:shd w:val="clear" w:color="auto" w:fill="B71C1C"/>
+            <w:tcMar>
+              <w:top w:w="70" w:type="dxa"/>
+              <w:bottom w:w="70" w:type="dxa"/>
+              <w:left w:w="100" w:type="dxa"/>
+              <w:right w:w="100" w:type="dxa"/>
+            </w:tcMar>
+            <w:tcBorders>
+              <w:top w:val="single" w:sz="4" w:color="D0D0D0" w:space="0"/>
+              <w:left w:val="single" w:sz="4" w:color="D0D0D0" w:space="0"/>
+              <w:bottom w:val="single" w:sz="8" w:color="880E4F" w:space="0"/>
+              <w:right w:val="single" w:sz="4" w:color="D0D0D0" w:space="0"/>
+            </w:tcBorders>
+          </w:tcPr>
+          <w:p>
+            <w:pPr>
+              <w:jc w:val="center"/>
+            </w:pPr>
+            <w:r>
+              <w:rPr>
+                <w:b/>
+                <w:i w:val="0"/>
+                <w:color w:val="FFFFFF"/>
+                <w:sz w:val="17"/>
+              </w:rPr>
+              <w:t>Skor WSM (0-10)</w:t>
+            </w:r>
+          </w:p>
+        </w:tc>
+        <w:tc>
+          <w:tcPr>
+            <w:tcW w:type="dxa" w:w="1020"/>
+            <w:shd w:val="clear" w:color="auto" w:fill="B71C1C"/>
+            <w:tcMar>
+              <w:top w:w="70" w:type="dxa"/>
+              <w:bottom w:w="70" w:type="dxa"/>
+              <w:left w:w="100" w:type="dxa"/>
+              <w:right w:w="100" w:type="dxa"/>
+            </w:tcMar>
+            <w:tcBorders>
+              <w:top w:val="single" w:sz="4" w:color="D0D0D0" w:space="0"/>
+              <w:left w:val="single" w:sz="4" w:color="D0D0D0" w:space="0"/>
+              <w:bottom w:val="single" w:sz="8" w:color="880E4F" w:space="0"/>
+              <w:right w:val="single" w:sz="4" w:color="D0D0D0" w:space="0"/>
+            </w:tcBorders>
+          </w:tcPr>
+          <w:p>
+            <w:pPr>
+              <w:jc w:val="center"/>
+            </w:pPr>
+            <w:r>
+              <w:rPr>
+                <w:b/>
+                <w:i w:val="0"/>
+                <w:color w:val="FFFFFF"/>
+                <w:sz w:val="17"/>
+              </w:rPr>
+              <w:t>Skor Likert (1-5)</w:t>
+            </w:r>
+          </w:p>
+        </w:tc>
+        <w:tc>
+          <w:tcPr>
+            <w:tcW w:type="dxa" w:w="1247"/>
+            <w:shd w:val="clear" w:color="auto" w:fill="B71C1C"/>
+            <w:tcMar>
+              <w:top w:w="70" w:type="dxa"/>
+              <w:bottom w:w="70" w:type="dxa"/>
+              <w:left w:w="100" w:type="dxa"/>
+              <w:right w:w="100" w:type="dxa"/>
+            </w:tcMar>
+            <w:tcBorders>
+              <w:top w:val="single" w:sz="4" w:color="D0D0D0" w:space="0"/>
+              <w:left w:val="single" w:sz="4" w:color="D0D0D0" w:space="0"/>
+              <w:bottom w:val="single" w:sz="8" w:color="880E4F" w:space="0"/>
+              <w:right w:val="single" w:sz="4" w:color="D0D0D0" w:space="0"/>
+            </w:tcBorders>
+          </w:tcPr>
+          <w:p>
+            <w:pPr>
+              <w:jc w:val="center"/>
+            </w:pPr>
+            <w:r>
+              <w:rPr>
+                <w:b/>
+                <w:i w:val="0"/>
+                <w:color w:val="FFFFFF"/>
+                <w:sz w:val="17"/>
+              </w:rPr>
+              <w:t>Status Ekologis</w:t>
+            </w:r>
+          </w:p>
+        </w:tc>
+      </w:tr>
+      <w:tr>
+        <w:tc>
+          <w:tcPr>
+            <w:tcW w:type="dxa" w:w="737"/>
+            <w:shd w:val="clear" w:color="auto" w:fill="FFF5F5"/>
+            <w:tcMar>
+              <w:top w:w="50" w:type="dxa"/>
+              <w:bottom w:w="50" w:type="dxa"/>
+              <w:left w:w="100" w:type="dxa"/>
+              <w:right w:w="100" w:type="dxa"/>
+            </w:tcMar>
+            <w:tcBorders>
+              <w:top w:val="single" w:sz="4" w:color="D0D0D0" w:space="0"/>
+              <w:left w:val="single" w:sz="4" w:color="D0D0D0" w:space="0"/>
+              <w:bottom w:val="single" w:sz="4" w:color="D0D0D0" w:space="0"/>
+              <w:right w:val="single" w:sz="4" w:color="D0D0D0" w:space="0"/>
+            </w:tcBorders>
+          </w:tcPr>
+          <w:p>
+            <w:pPr>
+              <w:jc w:val="center"/>
+            </w:pPr>
+            <w:r>
+              <w:rPr>
+                <w:b w:val="0"/>
+                <w:i w:val="0"/>
+                <w:color w:val="222222"/>
+                <w:sz w:val="17"/>
+              </w:rPr>
+              <w:t>Air 1a</w:t>
+            </w:r>
+          </w:p>
+        </w:tc>
+        <w:tc>
+          <w:tcPr>
+            <w:tcW w:type="dxa" w:w="1928"/>
+            <w:shd w:val="clear" w:color="auto" w:fill="FFF5F5"/>
+            <w:tcMar>
+              <w:top w:w="50" w:type="dxa"/>
+              <w:bottom w:w="50" w:type="dxa"/>
+              <w:left w:w="100" w:type="dxa"/>
+              <w:right w:w="100" w:type="dxa"/>
+            </w:tcMar>
+            <w:tcBorders>
+              <w:top w:val="single" w:sz="4" w:color="D0D0D0" w:space="0"/>
+              <w:left w:val="single" w:sz="4" w:color="D0D0D0" w:space="0"/>
+              <w:bottom w:val="single" w:sz="4" w:color="D0D0D0" w:space="0"/>
+              <w:right w:val="single" w:sz="4" w:color="D0D0D0" w:space="0"/>
+            </w:tcBorders>
+          </w:tcPr>
+          <w:p>
+            <w:pPr>
+              <w:jc w:val="left"/>
+            </w:pPr>
+            <w:r>
+              <w:rPr>
+                <w:b w:val="0"/>
+                <w:i w:val="0"/>
+                <w:color w:val="222222"/>
+                <w:sz w:val="17"/>
+              </w:rPr>
+              <w:t>Indeks Kualitas Air (Makro IKA)</w:t>
+            </w:r>
+          </w:p>
+        </w:tc>
+        <w:tc>
+          <w:tcPr>
+            <w:tcW w:type="dxa" w:w="1417"/>
+            <w:shd w:val="clear" w:color="auto" w:fill="FFF5F5"/>
+            <w:tcMar>
+              <w:top w:w="50" w:type="dxa"/>
+              <w:bottom w:w="50" w:type="dxa"/>
+              <w:left w:w="100" w:type="dxa"/>
+              <w:right w:w="100" w:type="dxa"/>
+            </w:tcMar>
+            <w:tcBorders>
+              <w:top w:val="single" w:sz="4" w:color="D0D0D0" w:space="0"/>
+              <w:left w:val="single" w:sz="4" w:color="D0D0D0" w:space="0"/>
+              <w:bottom w:val="single" w:sz="4" w:color="D0D0D0" w:space="0"/>
+              <w:right w:val="single" w:sz="4" w:color="D0D0D0" w:space="0"/>
+            </w:tcBorders>
+          </w:tcPr>
+          <w:p>
+            <w:pPr>
+              <w:jc w:val="center"/>
+            </w:pPr>
+            <w:r>
+              <w:rPr>
+                <w:b w:val="0"/>
+                <w:i w:val="0"/>
+                <w:color w:val="222222"/>
+                <w:sz w:val="17"/>
+              </w:rPr>
+              <w:t>62.07</w:t>
+            </w:r>
+          </w:p>
+        </w:tc>
+        <w:tc>
+          <w:tcPr>
+            <w:tcW w:type="dxa" w:w="1814"/>
+            <w:shd w:val="clear" w:color="auto" w:fill="FFF5F5"/>
+            <w:tcMar>
+              <w:top w:w="50" w:type="dxa"/>
+              <w:bottom w:w="50" w:type="dxa"/>
+              <w:left w:w="100" w:type="dxa"/>
+              <w:right w:w="100" w:type="dxa"/>
+            </w:tcMar>
+            <w:tcBorders>
+              <w:top w:val="single" w:sz="4" w:color="D0D0D0" w:space="0"/>
+              <w:left w:val="single" w:sz="4" w:color="D0D0D0" w:space="0"/>
+              <w:bottom w:val="single" w:sz="4" w:color="D0D0D0" w:space="0"/>
+              <w:right w:val="single" w:sz="4" w:color="D0D0D0" w:space="0"/>
+            </w:tcBorders>
+          </w:tcPr>
+          <w:p>
+            <w:pPr>
+              <w:jc w:val="left"/>
+            </w:pPr>
+            <w:r>
+              <w:rPr>
+                <w:b w:val="0"/>
+                <w:i w:val="0"/>
+                <w:color w:val="222222"/>
+                <w:sz w:val="17"/>
+              </w:rPr>
+              <w:t>IKA &lt; 70.0 (Batas Baik PermenLHK 27/2021)</w:t>
+            </w:r>
+          </w:p>
+        </w:tc>
+        <w:tc>
+          <w:tcPr>
+            <w:tcW w:type="dxa" w:w="1701"/>
+            <w:shd w:val="clear" w:color="auto" w:fill="FFF5F5"/>
+            <w:tcMar>
+              <w:top w:w="50" w:type="dxa"/>
+              <w:bottom w:w="50" w:type="dxa"/>
+              <w:left w:w="100" w:type="dxa"/>
+              <w:right w:w="100" w:type="dxa"/>
+            </w:tcMar>
+            <w:tcBorders>
+              <w:top w:val="single" w:sz="4" w:color="D0D0D0" w:space="0"/>
+              <w:left w:val="single" w:sz="4" w:color="D0D0D0" w:space="0"/>
+              <w:bottom w:val="single" w:sz="4" w:color="D0D0D0" w:space="0"/>
+              <w:right w:val="single" w:sz="4" w:color="D0D0D0" w:space="0"/>
+            </w:tcBorders>
+          </w:tcPr>
+          <w:p>
+            <w:pPr>
+              <w:jc w:val="left"/>
+            </w:pPr>
+            <w:r>
+              <w:rPr>
+                <w:b w:val="0"/>
+                <w:i w:val="0"/>
+                <w:color w:val="222222"/>
+                <w:sz w:val="17"/>
+              </w:rPr>
+              <w:t>min(10.0, (90-62.07)/20*10)</w:t>
+            </w:r>
+          </w:p>
+        </w:tc>
+        <w:tc>
+          <w:tcPr>
+            <w:tcW w:type="dxa" w:w="1020"/>
+            <w:shd w:val="clear" w:color="auto" w:fill="FFF5F5"/>
+            <w:tcMar>
+              <w:top w:w="50" w:type="dxa"/>
+              <w:bottom w:w="50" w:type="dxa"/>
+              <w:left w:w="100" w:type="dxa"/>
+              <w:right w:w="100" w:type="dxa"/>
+            </w:tcMar>
+            <w:tcBorders>
+              <w:top w:val="single" w:sz="4" w:color="D0D0D0" w:space="0"/>
+              <w:left w:val="single" w:sz="4" w:color="D0D0D0" w:space="0"/>
+              <w:bottom w:val="single" w:sz="4" w:color="D0D0D0" w:space="0"/>
+              <w:right w:val="single" w:sz="4" w:color="D0D0D0" w:space="0"/>
+            </w:tcBorders>
+          </w:tcPr>
+          <w:p>
+            <w:pPr>
+              <w:jc w:val="center"/>
+            </w:pPr>
+            <w:r>
+              <w:rPr>
+                <w:b w:val="0"/>
+                <w:i w:val="0"/>
+                <w:color w:val="222222"/>
+                <w:sz w:val="17"/>
+              </w:rPr>
+              <w:t>10.00 / 10.0</w:t>
+            </w:r>
+          </w:p>
+        </w:tc>
+        <w:tc>
+          <w:tcPr>
+            <w:tcW w:type="dxa" w:w="1020"/>
+            <w:shd w:val="clear" w:color="auto" w:fill="FFF5F5"/>
+            <w:tcMar>
+              <w:top w:w="50" w:type="dxa"/>
+              <w:bottom w:w="50" w:type="dxa"/>
+              <w:left w:w="100" w:type="dxa"/>
+              <w:right w:w="100" w:type="dxa"/>
+            </w:tcMar>
+            <w:tcBorders>
+              <w:top w:val="single" w:sz="4" w:color="D0D0D0" w:space="0"/>
+              <w:left w:val="single" w:sz="4" w:color="D0D0D0" w:space="0"/>
+              <w:bottom w:val="single" w:sz="4" w:color="D0D0D0" w:space="0"/>
+              <w:right w:val="single" w:sz="4" w:color="D0D0D0" w:space="0"/>
+            </w:tcBorders>
+          </w:tcPr>
+          <w:p>
+            <w:pPr>
+              <w:jc w:val="center"/>
+            </w:pPr>
+            <w:r>
+              <w:rPr>
+                <w:b w:val="0"/>
+                <w:i w:val="0"/>
+                <w:color w:val="222222"/>
+                <w:sz w:val="17"/>
+              </w:rPr>
+              <w:t>5.00 / 5.0</w:t>
+            </w:r>
+          </w:p>
+        </w:tc>
+        <w:tc>
+          <w:tcPr>
+            <w:tcW w:type="dxa" w:w="1247"/>
+            <w:shd w:val="clear" w:color="auto" w:fill="FFF5F5"/>
+            <w:tcMar>
+              <w:top w:w="50" w:type="dxa"/>
+              <w:bottom w:w="50" w:type="dxa"/>
+              <w:left w:w="100" w:type="dxa"/>
+              <w:right w:w="100" w:type="dxa"/>
+            </w:tcMar>
+            <w:tcBorders>
+              <w:top w:val="single" w:sz="4" w:color="D0D0D0" w:space="0"/>
+              <w:left w:val="single" w:sz="4" w:color="D0D0D0" w:space="0"/>
+              <w:bottom w:val="single" w:sz="4" w:color="D0D0D0" w:space="0"/>
+              <w:right w:val="single" w:sz="4" w:color="D0D0D0" w:space="0"/>
+            </w:tcBorders>
+          </w:tcPr>
+          <w:p>
+            <w:pPr>
+              <w:jc w:val="center"/>
+            </w:pPr>
+            <w:r>
+              <w:rPr>
+                <w:b w:val="0"/>
+                <w:i w:val="0"/>
+                <w:color w:val="222222"/>
+                <w:sz w:val="17"/>
+              </w:rPr>
+              <w:t>Kualitas Sedang/Kritis</w:t>
+            </w:r>
+          </w:p>
+        </w:tc>
+      </w:tr>
+      <w:tr>
+        <w:tc>
+          <w:tcPr>
+            <w:tcW w:type="dxa" w:w="737"/>
+            <w:shd w:val="clear" w:color="auto" w:fill="FFFFFF"/>
+            <w:tcMar>
+              <w:top w:w="50" w:type="dxa"/>
+              <w:bottom w:w="50" w:type="dxa"/>
+              <w:left w:w="100" w:type="dxa"/>
+              <w:right w:w="100" w:type="dxa"/>
+            </w:tcMar>
+            <w:tcBorders>
+              <w:top w:val="single" w:sz="4" w:color="D0D0D0" w:space="0"/>
+              <w:left w:val="single" w:sz="4" w:color="D0D0D0" w:space="0"/>
+              <w:bottom w:val="single" w:sz="4" w:color="D0D0D0" w:space="0"/>
+              <w:right w:val="single" w:sz="4" w:color="D0D0D0" w:space="0"/>
+            </w:tcBorders>
+          </w:tcPr>
+          <w:p>
+            <w:pPr>
+              <w:jc w:val="center"/>
+            </w:pPr>
+            <w:r>
+              <w:rPr>
+                <w:b w:val="0"/>
+                <w:i w:val="0"/>
+                <w:color w:val="222222"/>
+                <w:sz w:val="17"/>
+              </w:rPr>
+              <w:t>Air 1b</w:t>
+            </w:r>
+          </w:p>
+        </w:tc>
+        <w:tc>
+          <w:tcPr>
+            <w:tcW w:type="dxa" w:w="1928"/>
+            <w:shd w:val="clear" w:color="auto" w:fill="FFFFFF"/>
+            <w:tcMar>
+              <w:top w:w="50" w:type="dxa"/>
+              <w:bottom w:w="50" w:type="dxa"/>
+              <w:left w:w="100" w:type="dxa"/>
+              <w:right w:w="100" w:type="dxa"/>
+            </w:tcMar>
+            <w:tcBorders>
+              <w:top w:val="single" w:sz="4" w:color="D0D0D0" w:space="0"/>
+              <w:left w:val="single" w:sz="4" w:color="D0D0D0" w:space="0"/>
+              <w:bottom w:val="single" w:sz="4" w:color="D0D0D0" w:space="0"/>
+              <w:right w:val="single" w:sz="4" w:color="D0D0D0" w:space="0"/>
+            </w:tcBorders>
+          </w:tcPr>
+          <w:p>
+            <w:pPr>
+              <w:jc w:val="left"/>
+            </w:pPr>
+            <w:r>
+              <w:rPr>
+                <w:b w:val="0"/>
+                <w:i w:val="0"/>
+                <w:color w:val="222222"/>
+                <w:sz w:val="17"/>
+              </w:rPr>
+              <w:t>Toksisitas Logam Berat Cr6+ (Mikro)</w:t>
+            </w:r>
+          </w:p>
+        </w:tc>
+        <w:tc>
+          <w:tcPr>
+            <w:tcW w:type="dxa" w:w="1417"/>
+            <w:shd w:val="clear" w:color="auto" w:fill="FFFFFF"/>
+            <w:tcMar>
+              <w:top w:w="50" w:type="dxa"/>
+              <w:bottom w:w="50" w:type="dxa"/>
+              <w:left w:w="100" w:type="dxa"/>
+              <w:right w:w="100" w:type="dxa"/>
+            </w:tcMar>
+            <w:tcBorders>
+              <w:top w:val="single" w:sz="4" w:color="D0D0D0" w:space="0"/>
+              <w:left w:val="single" w:sz="4" w:color="D0D0D0" w:space="0"/>
+              <w:bottom w:val="single" w:sz="4" w:color="D0D0D0" w:space="0"/>
+              <w:right w:val="single" w:sz="4" w:color="D0D0D0" w:space="0"/>
+            </w:tcBorders>
+          </w:tcPr>
+          <w:p>
+            <w:pPr>
+              <w:jc w:val="center"/>
+            </w:pPr>
+            <w:r>
+              <w:rPr>
+                <w:b w:val="0"/>
+                <w:i w:val="0"/>
+                <w:color w:val="222222"/>
+                <w:sz w:val="17"/>
+              </w:rPr>
+              <w:t>1.00 mg/L</w:t>
+            </w:r>
+          </w:p>
+        </w:tc>
+        <w:tc>
+          <w:tcPr>
+            <w:tcW w:type="dxa" w:w="1814"/>
+            <w:shd w:val="clear" w:color="auto" w:fill="FFFFFF"/>
+            <w:tcMar>
+              <w:top w:w="50" w:type="dxa"/>
+              <w:bottom w:w="50" w:type="dxa"/>
+              <w:left w:w="100" w:type="dxa"/>
+              <w:right w:w="100" w:type="dxa"/>
+            </w:tcMar>
+            <w:tcBorders>
+              <w:top w:val="single" w:sz="4" w:color="D0D0D0" w:space="0"/>
+              <w:left w:val="single" w:sz="4" w:color="D0D0D0" w:space="0"/>
+              <w:bottom w:val="single" w:sz="4" w:color="D0D0D0" w:space="0"/>
+              <w:right w:val="single" w:sz="4" w:color="D0D0D0" w:space="0"/>
+            </w:tcBorders>
+          </w:tcPr>
+          <w:p>
+            <w:pPr>
+              <w:jc w:val="left"/>
+            </w:pPr>
+            <w:r>
+              <w:rPr>
+                <w:b w:val="0"/>
+                <w:i w:val="0"/>
+                <w:color w:val="222222"/>
+                <w:sz w:val="17"/>
+              </w:rPr>
+              <w:t>&gt; 0.05 mg/L (PP 22/2021 Lamp. VI)</w:t>
+            </w:r>
+          </w:p>
+        </w:tc>
+        <w:tc>
+          <w:tcPr>
+            <w:tcW w:type="dxa" w:w="1701"/>
+            <w:shd w:val="clear" w:color="auto" w:fill="FFFFFF"/>
+            <w:tcMar>
+              <w:top w:w="50" w:type="dxa"/>
+              <w:bottom w:w="50" w:type="dxa"/>
+              <w:left w:w="100" w:type="dxa"/>
+              <w:right w:w="100" w:type="dxa"/>
+            </w:tcMar>
+            <w:tcBorders>
+              <w:top w:val="single" w:sz="4" w:color="D0D0D0" w:space="0"/>
+              <w:left w:val="single" w:sz="4" w:color="D0D0D0" w:space="0"/>
+              <w:bottom w:val="single" w:sz="4" w:color="D0D0D0" w:space="0"/>
+              <w:right w:val="single" w:sz="4" w:color="D0D0D0" w:space="0"/>
+            </w:tcBorders>
+          </w:tcPr>
+          <w:p>
+            <w:pPr>
+              <w:jc w:val="left"/>
+            </w:pPr>
+            <w:r>
+              <w:rPr>
+                <w:b w:val="0"/>
+                <w:i w:val="0"/>
+                <w:color w:val="222222"/>
+                <w:sz w:val="17"/>
+              </w:rPr>
+              <w:t>min(10.0, (1.00/0.05)*10)</w:t>
+            </w:r>
+          </w:p>
+        </w:tc>
+        <w:tc>
+          <w:tcPr>
+            <w:tcW w:type="dxa" w:w="1020"/>
+            <w:shd w:val="clear" w:color="auto" w:fill="FFFFFF"/>
+            <w:tcMar>
+              <w:top w:w="50" w:type="dxa"/>
+              <w:bottom w:w="50" w:type="dxa"/>
+              <w:left w:w="100" w:type="dxa"/>
+              <w:right w:w="100" w:type="dxa"/>
+            </w:tcMar>
+            <w:tcBorders>
+              <w:top w:val="single" w:sz="4" w:color="D0D0D0" w:space="0"/>
+              <w:left w:val="single" w:sz="4" w:color="D0D0D0" w:space="0"/>
+              <w:bottom w:val="single" w:sz="4" w:color="D0D0D0" w:space="0"/>
+              <w:right w:val="single" w:sz="4" w:color="D0D0D0" w:space="0"/>
+            </w:tcBorders>
+          </w:tcPr>
+          <w:p>
+            <w:pPr>
+              <w:jc w:val="center"/>
+            </w:pPr>
+            <w:r>
+              <w:rPr>
+                <w:b w:val="0"/>
+                <w:i w:val="0"/>
+                <w:color w:val="222222"/>
+                <w:sz w:val="17"/>
+              </w:rPr>
+              <w:t>10.00 / 10.0</w:t>
+            </w:r>
+          </w:p>
+        </w:tc>
+        <w:tc>
+          <w:tcPr>
+            <w:tcW w:type="dxa" w:w="1020"/>
+            <w:shd w:val="clear" w:color="auto" w:fill="FFFFFF"/>
+            <w:tcMar>
+              <w:top w:w="50" w:type="dxa"/>
+              <w:bottom w:w="50" w:type="dxa"/>
+              <w:left w:w="100" w:type="dxa"/>
+              <w:right w:w="100" w:type="dxa"/>
+            </w:tcMar>
+            <w:tcBorders>
+              <w:top w:val="single" w:sz="4" w:color="D0D0D0" w:space="0"/>
+              <w:left w:val="single" w:sz="4" w:color="D0D0D0" w:space="0"/>
+              <w:bottom w:val="single" w:sz="4" w:color="D0D0D0" w:space="0"/>
+              <w:right w:val="single" w:sz="4" w:color="D0D0D0" w:space="0"/>
+            </w:tcBorders>
+          </w:tcPr>
+          <w:p>
+            <w:pPr>
+              <w:jc w:val="center"/>
+            </w:pPr>
+            <w:r>
+              <w:rPr>
+                <w:b w:val="0"/>
+                <w:i w:val="0"/>
+                <w:color w:val="222222"/>
+                <w:sz w:val="17"/>
+              </w:rPr>
+              <w:t>5.00 / 5.0</w:t>
+            </w:r>
+          </w:p>
+        </w:tc>
+        <w:tc>
+          <w:tcPr>
+            <w:tcW w:type="dxa" w:w="1247"/>
+            <w:shd w:val="clear" w:color="auto" w:fill="FFFFFF"/>
+            <w:tcMar>
+              <w:top w:w="50" w:type="dxa"/>
+              <w:bottom w:w="50" w:type="dxa"/>
+              <w:left w:w="100" w:type="dxa"/>
+              <w:right w:w="100" w:type="dxa"/>
+            </w:tcMar>
+            <w:tcBorders>
+              <w:top w:val="single" w:sz="4" w:color="D0D0D0" w:space="0"/>
+              <w:left w:val="single" w:sz="4" w:color="D0D0D0" w:space="0"/>
+              <w:bottom w:val="single" w:sz="4" w:color="D0D0D0" w:space="0"/>
+              <w:right w:val="single" w:sz="4" w:color="D0D0D0" w:space="0"/>
+            </w:tcBorders>
+          </w:tcPr>
+          <w:p>
+            <w:pPr>
+              <w:jc w:val="center"/>
+            </w:pPr>
+            <w:r>
+              <w:rPr>
+                <w:b w:val="0"/>
+                <w:i w:val="0"/>
+                <w:color w:val="222222"/>
+                <w:sz w:val="17"/>
+              </w:rPr>
+              <w:t>Karsinogenik Ekstrem (20x)</w:t>
+            </w:r>
+          </w:p>
+        </w:tc>
+      </w:tr>
+      <w:tr>
+        <w:tc>
+          <w:tcPr>
+            <w:tcW w:type="dxa" w:w="737"/>
+            <w:shd w:val="clear" w:color="auto" w:fill="FFF5F5"/>
+            <w:tcMar>
+              <w:top w:w="50" w:type="dxa"/>
+              <w:bottom w:w="50" w:type="dxa"/>
+              <w:left w:w="100" w:type="dxa"/>
+              <w:right w:w="100" w:type="dxa"/>
+            </w:tcMar>
+            <w:tcBorders>
+              <w:top w:val="single" w:sz="4" w:color="D0D0D0" w:space="0"/>
+              <w:left w:val="single" w:sz="4" w:color="D0D0D0" w:space="0"/>
+              <w:bottom w:val="single" w:sz="4" w:color="D0D0D0" w:space="0"/>
+              <w:right w:val="single" w:sz="4" w:color="D0D0D0" w:space="0"/>
+            </w:tcBorders>
+          </w:tcPr>
+          <w:p>
+            <w:pPr>
+              <w:jc w:val="center"/>
+            </w:pPr>
+            <w:r>
+              <w:rPr>
+                <w:b w:val="0"/>
+                <w:i w:val="0"/>
+                <w:color w:val="222222"/>
+                <w:sz w:val="17"/>
+              </w:rPr>
+              <w:t>Air 1</w:t>
+            </w:r>
+          </w:p>
+        </w:tc>
+        <w:tc>
+          <w:tcPr>
+            <w:tcW w:type="dxa" w:w="1928"/>
+            <w:shd w:val="clear" w:color="auto" w:fill="FFF5F5"/>
+            <w:tcMar>
+              <w:top w:w="50" w:type="dxa"/>
+              <w:bottom w:w="50" w:type="dxa"/>
+              <w:left w:w="100" w:type="dxa"/>
+              <w:right w:w="100" w:type="dxa"/>
+            </w:tcMar>
+            <w:tcBorders>
+              <w:top w:val="single" w:sz="4" w:color="D0D0D0" w:space="0"/>
+              <w:left w:val="single" w:sz="4" w:color="D0D0D0" w:space="0"/>
+              <w:bottom w:val="single" w:sz="4" w:color="D0D0D0" w:space="0"/>
+              <w:right w:val="single" w:sz="4" w:color="D0D0D0" w:space="0"/>
+            </w:tcBorders>
+          </w:tcPr>
+          <w:p>
+            <w:pPr>
+              <w:jc w:val="left"/>
+            </w:pPr>
+            <w:r>
+              <w:rPr>
+                <w:b w:val="0"/>
+                <w:i w:val="0"/>
+                <w:color w:val="222222"/>
+                <w:sz w:val="17"/>
+              </w:rPr>
+              <w:t>Sub-Metrik Gabungan Kualitas Air</w:t>
+            </w:r>
+          </w:p>
+        </w:tc>
+        <w:tc>
+          <w:tcPr>
+            <w:tcW w:type="dxa" w:w="1417"/>
+            <w:shd w:val="clear" w:color="auto" w:fill="FFF5F5"/>
+            <w:tcMar>
+              <w:top w:w="50" w:type="dxa"/>
+              <w:bottom w:w="50" w:type="dxa"/>
+              <w:left w:w="100" w:type="dxa"/>
+              <w:right w:w="100" w:type="dxa"/>
+            </w:tcMar>
+            <w:tcBorders>
+              <w:top w:val="single" w:sz="4" w:color="D0D0D0" w:space="0"/>
+              <w:left w:val="single" w:sz="4" w:color="D0D0D0" w:space="0"/>
+              <w:bottom w:val="single" w:sz="4" w:color="D0D0D0" w:space="0"/>
+              <w:right w:val="single" w:sz="4" w:color="D0D0D0" w:space="0"/>
+            </w:tcBorders>
+          </w:tcPr>
+          <w:p>
+            <w:pPr>
+              <w:jc w:val="center"/>
+            </w:pPr>
+            <w:r>
+              <w:rPr>
+                <w:b w:val="0"/>
+                <w:i w:val="0"/>
+                <w:color w:val="222222"/>
+                <w:sz w:val="17"/>
+              </w:rPr>
+              <w:t>Composite Worst-Case</w:t>
+            </w:r>
+          </w:p>
+        </w:tc>
+        <w:tc>
+          <w:tcPr>
+            <w:tcW w:type="dxa" w:w="1814"/>
+            <w:shd w:val="clear" w:color="auto" w:fill="FFF5F5"/>
+            <w:tcMar>
+              <w:top w:w="50" w:type="dxa"/>
+              <w:bottom w:w="50" w:type="dxa"/>
+              <w:left w:w="100" w:type="dxa"/>
+              <w:right w:w="100" w:type="dxa"/>
+            </w:tcMar>
+            <w:tcBorders>
+              <w:top w:val="single" w:sz="4" w:color="D0D0D0" w:space="0"/>
+              <w:left w:val="single" w:sz="4" w:color="D0D0D0" w:space="0"/>
+              <w:bottom w:val="single" w:sz="4" w:color="D0D0D0" w:space="0"/>
+              <w:right w:val="single" w:sz="4" w:color="D0D0D0" w:space="0"/>
+            </w:tcBorders>
+          </w:tcPr>
+          <w:p>
+            <w:pPr>
+              <w:jc w:val="left"/>
+            </w:pPr>
+            <w:r>
+              <w:rPr>
+                <w:b w:val="0"/>
+                <w:i w:val="0"/>
+                <w:color w:val="222222"/>
+                <w:sz w:val="17"/>
+              </w:rPr>
+              <w:t>Override Mikro atas Makro</w:t>
+            </w:r>
+          </w:p>
+        </w:tc>
+        <w:tc>
+          <w:tcPr>
+            <w:tcW w:type="dxa" w:w="1701"/>
+            <w:shd w:val="clear" w:color="auto" w:fill="FFF5F5"/>
+            <w:tcMar>
+              <w:top w:w="50" w:type="dxa"/>
+              <w:bottom w:w="50" w:type="dxa"/>
+              <w:left w:w="100" w:type="dxa"/>
+              <w:right w:w="100" w:type="dxa"/>
+            </w:tcMar>
+            <w:tcBorders>
+              <w:top w:val="single" w:sz="4" w:color="D0D0D0" w:space="0"/>
+              <w:left w:val="single" w:sz="4" w:color="D0D0D0" w:space="0"/>
+              <w:bottom w:val="single" w:sz="4" w:color="D0D0D0" w:space="0"/>
+              <w:right w:val="single" w:sz="4" w:color="D0D0D0" w:space="0"/>
+            </w:tcBorders>
+          </w:tcPr>
+          <w:p>
+            <w:pPr>
+              <w:jc w:val="left"/>
+            </w:pPr>
+            <w:r>
+              <w:rPr>
+                <w:b w:val="0"/>
+                <w:i w:val="0"/>
+                <w:color w:val="222222"/>
+                <w:sz w:val="17"/>
+              </w:rPr>
+              <w:t>max(10.00, 10.00)</w:t>
+            </w:r>
+          </w:p>
+        </w:tc>
+        <w:tc>
+          <w:tcPr>
+            <w:tcW w:type="dxa" w:w="1020"/>
+            <w:shd w:val="clear" w:color="auto" w:fill="FFF5F5"/>
+            <w:tcMar>
+              <w:top w:w="50" w:type="dxa"/>
+              <w:bottom w:w="50" w:type="dxa"/>
+              <w:left w:w="100" w:type="dxa"/>
+              <w:right w:w="100" w:type="dxa"/>
+            </w:tcMar>
+            <w:tcBorders>
+              <w:top w:val="single" w:sz="4" w:color="D0D0D0" w:space="0"/>
+              <w:left w:val="single" w:sz="4" w:color="D0D0D0" w:space="0"/>
+              <w:bottom w:val="single" w:sz="4" w:color="D0D0D0" w:space="0"/>
+              <w:right w:val="single" w:sz="4" w:color="D0D0D0" w:space="0"/>
+            </w:tcBorders>
+          </w:tcPr>
+          <w:p>
+            <w:pPr>
+              <w:jc w:val="center"/>
+            </w:pPr>
+            <w:r>
+              <w:rPr>
+                <w:b w:val="0"/>
+                <w:i w:val="0"/>
+                <w:color w:val="222222"/>
+                <w:sz w:val="17"/>
+              </w:rPr>
+              <w:t>10.00 / 10.0</w:t>
+            </w:r>
+          </w:p>
+        </w:tc>
+        <w:tc>
+          <w:tcPr>
+            <w:tcW w:type="dxa" w:w="1020"/>
+            <w:shd w:val="clear" w:color="auto" w:fill="FFF5F5"/>
+            <w:tcMar>
+              <w:top w:w="50" w:type="dxa"/>
+              <w:bottom w:w="50" w:type="dxa"/>
+              <w:left w:w="100" w:type="dxa"/>
+              <w:right w:w="100" w:type="dxa"/>
+            </w:tcMar>
+            <w:tcBorders>
+              <w:top w:val="single" w:sz="4" w:color="D0D0D0" w:space="0"/>
+              <w:left w:val="single" w:sz="4" w:color="D0D0D0" w:space="0"/>
+              <w:bottom w:val="single" w:sz="4" w:color="D0D0D0" w:space="0"/>
+              <w:right w:val="single" w:sz="4" w:color="D0D0D0" w:space="0"/>
+            </w:tcBorders>
+          </w:tcPr>
+          <w:p>
+            <w:pPr>
+              <w:jc w:val="center"/>
+            </w:pPr>
+            <w:r>
+              <w:rPr>
+                <w:b w:val="0"/>
+                <w:i w:val="0"/>
+                <w:color w:val="222222"/>
+                <w:sz w:val="17"/>
+              </w:rPr>
+              <w:t>5.00 / 5.0</w:t>
+            </w:r>
+          </w:p>
+        </w:tc>
+        <w:tc>
+          <w:tcPr>
+            <w:tcW w:type="dxa" w:w="1247"/>
+            <w:shd w:val="clear" w:color="auto" w:fill="FFF5F5"/>
+            <w:tcMar>
+              <w:top w:w="50" w:type="dxa"/>
+              <w:bottom w:w="50" w:type="dxa"/>
+              <w:left w:w="100" w:type="dxa"/>
+              <w:right w:w="100" w:type="dxa"/>
+            </w:tcMar>
+            <w:tcBorders>
+              <w:top w:val="single" w:sz="4" w:color="D0D0D0" w:space="0"/>
+              <w:left w:val="single" w:sz="4" w:color="D0D0D0" w:space="0"/>
+              <w:bottom w:val="single" w:sz="4" w:color="D0D0D0" w:space="0"/>
+              <w:right w:val="single" w:sz="4" w:color="D0D0D0" w:space="0"/>
+            </w:tcBorders>
+          </w:tcPr>
+          <w:p>
+            <w:pPr>
+              <w:jc w:val="center"/>
+            </w:pPr>
+            <w:r>
+              <w:rPr>
+                <w:b w:val="0"/>
+                <w:i w:val="0"/>
+                <w:color w:val="222222"/>
+                <w:sz w:val="17"/>
+              </w:rPr>
+              <w:t>Darurat Toksisitas</w:t>
+            </w:r>
+          </w:p>
+        </w:tc>
+      </w:tr>
+      <w:tr>
+        <w:tc>
+          <w:tcPr>
+            <w:tcW w:type="dxa" w:w="737"/>
+            <w:shd w:val="clear" w:color="auto" w:fill="FFFFFF"/>
+            <w:tcMar>
+              <w:top w:w="50" w:type="dxa"/>
+              <w:bottom w:w="50" w:type="dxa"/>
+              <w:left w:w="100" w:type="dxa"/>
+              <w:right w:w="100" w:type="dxa"/>
+            </w:tcMar>
+            <w:tcBorders>
+              <w:top w:val="single" w:sz="4" w:color="D0D0D0" w:space="0"/>
+              <w:left w:val="single" w:sz="4" w:color="D0D0D0" w:space="0"/>
+              <w:bottom w:val="single" w:sz="4" w:color="D0D0D0" w:space="0"/>
+              <w:right w:val="single" w:sz="4" w:color="D0D0D0" w:space="0"/>
+            </w:tcBorders>
+          </w:tcPr>
+          <w:p>
+            <w:pPr>
+              <w:jc w:val="center"/>
+            </w:pPr>
+            <w:r>
+              <w:rPr>
+                <w:b w:val="0"/>
+                <w:i w:val="0"/>
+                <w:color w:val="222222"/>
+                <w:sz w:val="17"/>
+              </w:rPr>
+              <w:t>Air 2</w:t>
+            </w:r>
+          </w:p>
+        </w:tc>
+        <w:tc>
+          <w:tcPr>
+            <w:tcW w:type="dxa" w:w="1928"/>
+            <w:shd w:val="clear" w:color="auto" w:fill="FFFFFF"/>
+            <w:tcMar>
+              <w:top w:w="50" w:type="dxa"/>
+              <w:bottom w:w="50" w:type="dxa"/>
+              <w:left w:w="100" w:type="dxa"/>
+              <w:right w:w="100" w:type="dxa"/>
+            </w:tcMar>
+            <w:tcBorders>
+              <w:top w:val="single" w:sz="4" w:color="D0D0D0" w:space="0"/>
+              <w:left w:val="single" w:sz="4" w:color="D0D0D0" w:space="0"/>
+              <w:bottom w:val="single" w:sz="4" w:color="D0D0D0" w:space="0"/>
+              <w:right w:val="single" w:sz="4" w:color="D0D0D0" w:space="0"/>
+            </w:tcBorders>
+          </w:tcPr>
+          <w:p>
+            <w:pPr>
+              <w:jc w:val="left"/>
+            </w:pPr>
+            <w:r>
+              <w:rPr>
+                <w:b w:val="0"/>
+                <w:i w:val="0"/>
+                <w:color w:val="222222"/>
+                <w:sz w:val="17"/>
+              </w:rPr>
+              <w:t>Morbiditas Penyakit Diare</w:t>
+            </w:r>
+          </w:p>
+        </w:tc>
+        <w:tc>
+          <w:tcPr>
+            <w:tcW w:type="dxa" w:w="1417"/>
+            <w:shd w:val="clear" w:color="auto" w:fill="FFFFFF"/>
+            <w:tcMar>
+              <w:top w:w="50" w:type="dxa"/>
+              <w:bottom w:w="50" w:type="dxa"/>
+              <w:left w:w="100" w:type="dxa"/>
+              <w:right w:w="100" w:type="dxa"/>
+            </w:tcMar>
+            <w:tcBorders>
+              <w:top w:val="single" w:sz="4" w:color="D0D0D0" w:space="0"/>
+              <w:left w:val="single" w:sz="4" w:color="D0D0D0" w:space="0"/>
+              <w:bottom w:val="single" w:sz="4" w:color="D0D0D0" w:space="0"/>
+              <w:right w:val="single" w:sz="4" w:color="D0D0D0" w:space="0"/>
+            </w:tcBorders>
+          </w:tcPr>
+          <w:p>
+            <w:pPr>
+              <w:jc w:val="center"/>
+            </w:pPr>
+            <w:r>
+              <w:rPr>
+                <w:b w:val="0"/>
+                <w:i w:val="0"/>
+                <w:color w:val="222222"/>
+                <w:sz w:val="17"/>
+              </w:rPr>
+              <w:t>1.38x lipat (IRR)</w:t>
+            </w:r>
+          </w:p>
+        </w:tc>
+        <w:tc>
+          <w:tcPr>
+            <w:tcW w:type="dxa" w:w="1814"/>
+            <w:shd w:val="clear" w:color="auto" w:fill="FFFFFF"/>
+            <w:tcMar>
+              <w:top w:w="50" w:type="dxa"/>
+              <w:bottom w:w="50" w:type="dxa"/>
+              <w:left w:w="100" w:type="dxa"/>
+              <w:right w:w="100" w:type="dxa"/>
+            </w:tcMar>
+            <w:tcBorders>
+              <w:top w:val="single" w:sz="4" w:color="D0D0D0" w:space="0"/>
+              <w:left w:val="single" w:sz="4" w:color="D0D0D0" w:space="0"/>
+              <w:bottom w:val="single" w:sz="4" w:color="D0D0D0" w:space="0"/>
+              <w:right w:val="single" w:sz="4" w:color="D0D0D0" w:space="0"/>
+            </w:tcBorders>
+          </w:tcPr>
+          <w:p>
+            <w:pPr>
+              <w:jc w:val="left"/>
+            </w:pPr>
+            <w:r>
+              <w:rPr>
+                <w:b w:val="0"/>
+                <w:i w:val="0"/>
+                <w:color w:val="222222"/>
+                <w:sz w:val="17"/>
+              </w:rPr>
+              <w:t>&gt; 2.0x lipat (WHO EHC 6 + Kemenkes)</w:t>
+            </w:r>
+          </w:p>
+        </w:tc>
+        <w:tc>
+          <w:tcPr>
+            <w:tcW w:type="dxa" w:w="1701"/>
+            <w:shd w:val="clear" w:color="auto" w:fill="FFFFFF"/>
+            <w:tcMar>
+              <w:top w:w="50" w:type="dxa"/>
+              <w:bottom w:w="50" w:type="dxa"/>
+              <w:left w:w="100" w:type="dxa"/>
+              <w:right w:w="100" w:type="dxa"/>
+            </w:tcMar>
+            <w:tcBorders>
+              <w:top w:val="single" w:sz="4" w:color="D0D0D0" w:space="0"/>
+              <w:left w:val="single" w:sz="4" w:color="D0D0D0" w:space="0"/>
+              <w:bottom w:val="single" w:sz="4" w:color="D0D0D0" w:space="0"/>
+              <w:right w:val="single" w:sz="4" w:color="D0D0D0" w:space="0"/>
+            </w:tcBorders>
+          </w:tcPr>
+          <w:p>
+            <w:pPr>
+              <w:jc w:val="left"/>
+            </w:pPr>
+            <w:r>
+              <w:rPr>
+                <w:b w:val="0"/>
+                <w:i w:val="0"/>
+                <w:color w:val="222222"/>
+                <w:sz w:val="17"/>
+              </w:rPr>
+              <w:t>round(min(10.0, (1.38-1)*10)/2)*2</w:t>
+            </w:r>
+          </w:p>
+        </w:tc>
+        <w:tc>
+          <w:tcPr>
+            <w:tcW w:type="dxa" w:w="1020"/>
+            <w:shd w:val="clear" w:color="auto" w:fill="FFFFFF"/>
+            <w:tcMar>
+              <w:top w:w="50" w:type="dxa"/>
+              <w:bottom w:w="50" w:type="dxa"/>
+              <w:left w:w="100" w:type="dxa"/>
+              <w:right w:w="100" w:type="dxa"/>
+            </w:tcMar>
+            <w:tcBorders>
+              <w:top w:val="single" w:sz="4" w:color="D0D0D0" w:space="0"/>
+              <w:left w:val="single" w:sz="4" w:color="D0D0D0" w:space="0"/>
+              <w:bottom w:val="single" w:sz="4" w:color="D0D0D0" w:space="0"/>
+              <w:right w:val="single" w:sz="4" w:color="D0D0D0" w:space="0"/>
+            </w:tcBorders>
+          </w:tcPr>
+          <w:p>
+            <w:pPr>
+              <w:jc w:val="center"/>
+            </w:pPr>
+            <w:r>
+              <w:rPr>
+                <w:b w:val="0"/>
+                <w:i w:val="0"/>
+                <w:color w:val="222222"/>
+                <w:sz w:val="17"/>
+              </w:rPr>
+              <w:t>4.00 / 10.0</w:t>
+            </w:r>
+          </w:p>
+        </w:tc>
+        <w:tc>
+          <w:tcPr>
+            <w:tcW w:type="dxa" w:w="1020"/>
+            <w:shd w:val="clear" w:color="auto" w:fill="FFFFFF"/>
+            <w:tcMar>
+              <w:top w:w="50" w:type="dxa"/>
+              <w:bottom w:w="50" w:type="dxa"/>
+              <w:left w:w="100" w:type="dxa"/>
+              <w:right w:w="100" w:type="dxa"/>
+            </w:tcMar>
+            <w:tcBorders>
+              <w:top w:val="single" w:sz="4" w:color="D0D0D0" w:space="0"/>
+              <w:left w:val="single" w:sz="4" w:color="D0D0D0" w:space="0"/>
+              <w:bottom w:val="single" w:sz="4" w:color="D0D0D0" w:space="0"/>
+              <w:right w:val="single" w:sz="4" w:color="D0D0D0" w:space="0"/>
+            </w:tcBorders>
+          </w:tcPr>
+          <w:p>
+            <w:pPr>
+              <w:jc w:val="center"/>
+            </w:pPr>
+            <w:r>
+              <w:rPr>
+                <w:b w:val="0"/>
+                <w:i w:val="0"/>
+                <w:color w:val="222222"/>
+                <w:sz w:val="17"/>
+              </w:rPr>
+              <w:t>2.00 / 5.0</w:t>
+            </w:r>
+          </w:p>
+        </w:tc>
+        <w:tc>
+          <w:tcPr>
+            <w:tcW w:type="dxa" w:w="1247"/>
+            <w:shd w:val="clear" w:color="auto" w:fill="FFFFFF"/>
+            <w:tcMar>
+              <w:top w:w="50" w:type="dxa"/>
+              <w:bottom w:w="50" w:type="dxa"/>
+              <w:left w:w="100" w:type="dxa"/>
+              <w:right w:w="100" w:type="dxa"/>
+            </w:tcMar>
+            <w:tcBorders>
+              <w:top w:val="single" w:sz="4" w:color="D0D0D0" w:space="0"/>
+              <w:left w:val="single" w:sz="4" w:color="D0D0D0" w:space="0"/>
+              <w:bottom w:val="single" w:sz="4" w:color="D0D0D0" w:space="0"/>
+              <w:right w:val="single" w:sz="4" w:color="D0D0D0" w:space="0"/>
+            </w:tcBorders>
+          </w:tcPr>
+          <w:p>
+            <w:pPr>
+              <w:jc w:val="center"/>
+            </w:pPr>
+            <w:r>
+              <w:rPr>
+                <w:b w:val="0"/>
+                <w:i w:val="0"/>
+                <w:color w:val="222222"/>
+                <w:sz w:val="17"/>
+              </w:rPr>
+              <w:t>Waspada Morbiditas</w:t>
+            </w:r>
+          </w:p>
+        </w:tc>
+      </w:tr>
+      <w:tr>
+        <w:tc>
+          <w:tcPr>
+            <w:tcW w:type="dxa" w:w="737"/>
+            <w:shd w:val="clear" w:color="auto" w:fill="FFF5F5"/>
+            <w:tcMar>
+              <w:top w:w="50" w:type="dxa"/>
+              <w:bottom w:w="50" w:type="dxa"/>
+              <w:left w:w="100" w:type="dxa"/>
+              <w:right w:w="100" w:type="dxa"/>
+            </w:tcMar>
+            <w:tcBorders>
+              <w:top w:val="single" w:sz="4" w:color="D0D0D0" w:space="0"/>
+              <w:left w:val="single" w:sz="4" w:color="D0D0D0" w:space="0"/>
+              <w:bottom w:val="single" w:sz="4" w:color="D0D0D0" w:space="0"/>
+              <w:right w:val="single" w:sz="4" w:color="D0D0D0" w:space="0"/>
+            </w:tcBorders>
+          </w:tcPr>
+          <w:p>
+            <w:pPr>
+              <w:jc w:val="center"/>
+            </w:pPr>
+            <w:r>
+              <w:rPr>
+                <w:b w:val="0"/>
+                <w:i w:val="0"/>
+                <w:color w:val="222222"/>
+                <w:sz w:val="17"/>
+              </w:rPr>
+              <w:t>Air 3</w:t>
+            </w:r>
+          </w:p>
+        </w:tc>
+        <w:tc>
+          <w:tcPr>
+            <w:tcW w:type="dxa" w:w="1928"/>
+            <w:shd w:val="clear" w:color="auto" w:fill="FFF5F5"/>
+            <w:tcMar>
+              <w:top w:w="50" w:type="dxa"/>
+              <w:bottom w:w="50" w:type="dxa"/>
+              <w:left w:w="100" w:type="dxa"/>
+              <w:right w:w="100" w:type="dxa"/>
+            </w:tcMar>
+            <w:tcBorders>
+              <w:top w:val="single" w:sz="4" w:color="D0D0D0" w:space="0"/>
+              <w:left w:val="single" w:sz="4" w:color="D0D0D0" w:space="0"/>
+              <w:bottom w:val="single" w:sz="4" w:color="D0D0D0" w:space="0"/>
+              <w:right w:val="single" w:sz="4" w:color="D0D0D0" w:space="0"/>
+            </w:tcBorders>
+          </w:tcPr>
+          <w:p>
+            <w:pPr>
+              <w:jc w:val="left"/>
+            </w:pPr>
+            <w:r>
+              <w:rPr>
+                <w:b w:val="0"/>
+                <w:i w:val="0"/>
+                <w:color w:val="222222"/>
+                <w:sz w:val="17"/>
+              </w:rPr>
+              <w:t>Konflik Pesisir &amp; Nelayan</w:t>
+            </w:r>
+          </w:p>
+        </w:tc>
+        <w:tc>
+          <w:tcPr>
+            <w:tcW w:type="dxa" w:w="1417"/>
+            <w:shd w:val="clear" w:color="auto" w:fill="FFF5F5"/>
+            <w:tcMar>
+              <w:top w:w="50" w:type="dxa"/>
+              <w:bottom w:w="50" w:type="dxa"/>
+              <w:left w:w="100" w:type="dxa"/>
+              <w:right w:w="100" w:type="dxa"/>
+            </w:tcMar>
+            <w:tcBorders>
+              <w:top w:val="single" w:sz="4" w:color="D0D0D0" w:space="0"/>
+              <w:left w:val="single" w:sz="4" w:color="D0D0D0" w:space="0"/>
+              <w:bottom w:val="single" w:sz="4" w:color="D0D0D0" w:space="0"/>
+              <w:right w:val="single" w:sz="4" w:color="D0D0D0" w:space="0"/>
+            </w:tcBorders>
+          </w:tcPr>
+          <w:p>
+            <w:pPr>
+              <w:jc w:val="center"/>
+            </w:pPr>
+            <w:r>
+              <w:rPr>
+                <w:b w:val="0"/>
+                <w:i w:val="0"/>
+                <w:color w:val="222222"/>
+                <w:sz w:val="17"/>
+              </w:rPr>
+              <w:t>15 Kasus</w:t>
+            </w:r>
+          </w:p>
+        </w:tc>
+        <w:tc>
+          <w:tcPr>
+            <w:tcW w:type="dxa" w:w="1814"/>
+            <w:shd w:val="clear" w:color="auto" w:fill="FFF5F5"/>
+            <w:tcMar>
+              <w:top w:w="50" w:type="dxa"/>
+              <w:bottom w:w="50" w:type="dxa"/>
+              <w:left w:w="100" w:type="dxa"/>
+              <w:right w:w="100" w:type="dxa"/>
+            </w:tcMar>
+            <w:tcBorders>
+              <w:top w:val="single" w:sz="4" w:color="D0D0D0" w:space="0"/>
+              <w:left w:val="single" w:sz="4" w:color="D0D0D0" w:space="0"/>
+              <w:bottom w:val="single" w:sz="4" w:color="D0D0D0" w:space="0"/>
+              <w:right w:val="single" w:sz="4" w:color="D0D0D0" w:space="0"/>
+            </w:tcBorders>
+          </w:tcPr>
+          <w:p>
+            <w:pPr>
+              <w:jc w:val="left"/>
+            </w:pPr>
+            <w:r>
+              <w:rPr>
+                <w:b w:val="0"/>
+                <w:i w:val="0"/>
+                <w:color w:val="222222"/>
+                <w:sz w:val="17"/>
+              </w:rPr>
+              <w:t>&gt;= 15 Kasus (4.8x Anomali KPA CATAHU)</w:t>
+            </w:r>
+          </w:p>
+        </w:tc>
+        <w:tc>
+          <w:tcPr>
+            <w:tcW w:type="dxa" w:w="1701"/>
+            <w:shd w:val="clear" w:color="auto" w:fill="FFF5F5"/>
+            <w:tcMar>
+              <w:top w:w="50" w:type="dxa"/>
+              <w:bottom w:w="50" w:type="dxa"/>
+              <w:left w:w="100" w:type="dxa"/>
+              <w:right w:w="100" w:type="dxa"/>
+            </w:tcMar>
+            <w:tcBorders>
+              <w:top w:val="single" w:sz="4" w:color="D0D0D0" w:space="0"/>
+              <w:left w:val="single" w:sz="4" w:color="D0D0D0" w:space="0"/>
+              <w:bottom w:val="single" w:sz="4" w:color="D0D0D0" w:space="0"/>
+              <w:right w:val="single" w:sz="4" w:color="D0D0D0" w:space="0"/>
+            </w:tcBorders>
+          </w:tcPr>
+          <w:p>
+            <w:pPr>
+              <w:jc w:val="left"/>
+            </w:pPr>
+            <w:r>
+              <w:rPr>
+                <w:b w:val="0"/>
+                <w:i w:val="0"/>
+                <w:color w:val="222222"/>
+                <w:sz w:val="17"/>
+              </w:rPr>
+              <w:t>min(10.0, (15/15)*10)</w:t>
+            </w:r>
+          </w:p>
+        </w:tc>
+        <w:tc>
+          <w:tcPr>
+            <w:tcW w:type="dxa" w:w="1020"/>
+            <w:shd w:val="clear" w:color="auto" w:fill="FFF5F5"/>
+            <w:tcMar>
+              <w:top w:w="50" w:type="dxa"/>
+              <w:bottom w:w="50" w:type="dxa"/>
+              <w:left w:w="100" w:type="dxa"/>
+              <w:right w:w="100" w:type="dxa"/>
+            </w:tcMar>
+            <w:tcBorders>
+              <w:top w:val="single" w:sz="4" w:color="D0D0D0" w:space="0"/>
+              <w:left w:val="single" w:sz="4" w:color="D0D0D0" w:space="0"/>
+              <w:bottom w:val="single" w:sz="4" w:color="D0D0D0" w:space="0"/>
+              <w:right w:val="single" w:sz="4" w:color="D0D0D0" w:space="0"/>
+            </w:tcBorders>
+          </w:tcPr>
+          <w:p>
+            <w:pPr>
+              <w:jc w:val="center"/>
+            </w:pPr>
+            <w:r>
+              <w:rPr>
+                <w:b w:val="0"/>
+                <w:i w:val="0"/>
+                <w:color w:val="222222"/>
+                <w:sz w:val="17"/>
+              </w:rPr>
+              <w:t>10.00 / 10.0</w:t>
+            </w:r>
+          </w:p>
+        </w:tc>
+        <w:tc>
+          <w:tcPr>
+            <w:tcW w:type="dxa" w:w="1020"/>
+            <w:shd w:val="clear" w:color="auto" w:fill="FFF5F5"/>
+            <w:tcMar>
+              <w:top w:w="50" w:type="dxa"/>
+              <w:bottom w:w="50" w:type="dxa"/>
+              <w:left w:w="100" w:type="dxa"/>
+              <w:right w:w="100" w:type="dxa"/>
+            </w:tcMar>
+            <w:tcBorders>
+              <w:top w:val="single" w:sz="4" w:color="D0D0D0" w:space="0"/>
+              <w:left w:val="single" w:sz="4" w:color="D0D0D0" w:space="0"/>
+              <w:bottom w:val="single" w:sz="4" w:color="D0D0D0" w:space="0"/>
+              <w:right w:val="single" w:sz="4" w:color="D0D0D0" w:space="0"/>
+            </w:tcBorders>
+          </w:tcPr>
+          <w:p>
+            <w:pPr>
+              <w:jc w:val="center"/>
+            </w:pPr>
+            <w:r>
+              <w:rPr>
+                <w:b w:val="0"/>
+                <w:i w:val="0"/>
+                <w:color w:val="222222"/>
+                <w:sz w:val="17"/>
+              </w:rPr>
+              <w:t>5.00 / 5.0</w:t>
+            </w:r>
+          </w:p>
+        </w:tc>
+        <w:tc>
+          <w:tcPr>
+            <w:tcW w:type="dxa" w:w="1247"/>
+            <w:shd w:val="clear" w:color="auto" w:fill="FFF5F5"/>
+            <w:tcMar>
+              <w:top w:w="50" w:type="dxa"/>
+              <w:bottom w:w="50" w:type="dxa"/>
+              <w:left w:w="100" w:type="dxa"/>
+              <w:right w:w="100" w:type="dxa"/>
+            </w:tcMar>
+            <w:tcBorders>
+              <w:top w:val="single" w:sz="4" w:color="D0D0D0" w:space="0"/>
+              <w:left w:val="single" w:sz="4" w:color="D0D0D0" w:space="0"/>
+              <w:bottom w:val="single" w:sz="4" w:color="D0D0D0" w:space="0"/>
+              <w:right w:val="single" w:sz="4" w:color="D0D0D0" w:space="0"/>
+            </w:tcBorders>
+          </w:tcPr>
+          <w:p>
+            <w:pPr>
+              <w:jc w:val="center"/>
+            </w:pPr>
+            <w:r>
+              <w:rPr>
+                <w:b w:val="0"/>
+                <w:i w:val="0"/>
+                <w:color w:val="222222"/>
+                <w:sz w:val="17"/>
+              </w:rPr>
+              <w:t>Darurat Agraria Pesisir</w:t>
+            </w:r>
+          </w:p>
+        </w:tc>
+      </w:tr>
+      <w:tr>
+        <w:tc>
+          <w:tcPr>
+            <w:tcW w:type="dxa" w:w="737"/>
+            <w:shd w:val="clear" w:color="auto" w:fill="FFFFFF"/>
+            <w:tcMar>
+              <w:top w:w="50" w:type="dxa"/>
+              <w:bottom w:w="50" w:type="dxa"/>
+              <w:left w:w="100" w:type="dxa"/>
+              <w:right w:w="100" w:type="dxa"/>
+            </w:tcMar>
+            <w:tcBorders>
+              <w:top w:val="single" w:sz="4" w:color="D0D0D0" w:space="0"/>
+              <w:left w:val="single" w:sz="4" w:color="D0D0D0" w:space="0"/>
+              <w:bottom w:val="single" w:sz="4" w:color="D0D0D0" w:space="0"/>
+              <w:right w:val="single" w:sz="4" w:color="D0D0D0" w:space="0"/>
+            </w:tcBorders>
+          </w:tcPr>
+          <w:p>
+            <w:pPr>
+              <w:jc w:val="center"/>
+            </w:pPr>
+            <w:r>
+              <w:rPr>
+                <w:b w:val="0"/>
+                <w:i w:val="0"/>
+                <w:color w:val="222222"/>
+                <w:sz w:val="17"/>
+              </w:rPr>
+              <w:t>Air 4</w:t>
+            </w:r>
+          </w:p>
+        </w:tc>
+        <w:tc>
+          <w:tcPr>
+            <w:tcW w:type="dxa" w:w="1928"/>
+            <w:shd w:val="clear" w:color="auto" w:fill="FFFFFF"/>
+            <w:tcMar>
+              <w:top w:w="50" w:type="dxa"/>
+              <w:bottom w:w="50" w:type="dxa"/>
+              <w:left w:w="100" w:type="dxa"/>
+              <w:right w:w="100" w:type="dxa"/>
+            </w:tcMar>
+            <w:tcBorders>
+              <w:top w:val="single" w:sz="4" w:color="D0D0D0" w:space="0"/>
+              <w:left w:val="single" w:sz="4" w:color="D0D0D0" w:space="0"/>
+              <w:bottom w:val="single" w:sz="4" w:color="D0D0D0" w:space="0"/>
+              <w:right w:val="single" w:sz="4" w:color="D0D0D0" w:space="0"/>
+            </w:tcBorders>
+          </w:tcPr>
+          <w:p>
+            <w:pPr>
+              <w:jc w:val="left"/>
+            </w:pPr>
+            <w:r>
+              <w:rPr>
+                <w:b w:val="0"/>
+                <w:i w:val="0"/>
+                <w:color w:val="222222"/>
+                <w:sz w:val="17"/>
+              </w:rPr>
+              <w:t>Ancaman Tailing DSTP Kawasan</w:t>
+            </w:r>
+          </w:p>
+        </w:tc>
+        <w:tc>
+          <w:tcPr>
+            <w:tcW w:type="dxa" w:w="1417"/>
+            <w:shd w:val="clear" w:color="auto" w:fill="FFFFFF"/>
+            <w:tcMar>
+              <w:top w:w="50" w:type="dxa"/>
+              <w:bottom w:w="50" w:type="dxa"/>
+              <w:left w:w="100" w:type="dxa"/>
+              <w:right w:w="100" w:type="dxa"/>
+            </w:tcMar>
+            <w:tcBorders>
+              <w:top w:val="single" w:sz="4" w:color="D0D0D0" w:space="0"/>
+              <w:left w:val="single" w:sz="4" w:color="D0D0D0" w:space="0"/>
+              <w:bottom w:val="single" w:sz="4" w:color="D0D0D0" w:space="0"/>
+              <w:right w:val="single" w:sz="4" w:color="D0D0D0" w:space="0"/>
+            </w:tcBorders>
+          </w:tcPr>
+          <w:p>
+            <w:pPr>
+              <w:jc w:val="center"/>
+            </w:pPr>
+            <w:r>
+              <w:rPr>
+                <w:b w:val="0"/>
+                <w:i w:val="0"/>
+                <w:color w:val="222222"/>
+                <w:sz w:val="17"/>
+              </w:rPr>
+              <w:t>33.84 Jt Ton/Thn</w:t>
+            </w:r>
+          </w:p>
+        </w:tc>
+        <w:tc>
+          <w:tcPr>
+            <w:tcW w:type="dxa" w:w="1814"/>
+            <w:shd w:val="clear" w:color="auto" w:fill="FFFFFF"/>
+            <w:tcMar>
+              <w:top w:w="50" w:type="dxa"/>
+              <w:bottom w:w="50" w:type="dxa"/>
+              <w:left w:w="100" w:type="dxa"/>
+              <w:right w:w="100" w:type="dxa"/>
+            </w:tcMar>
+            <w:tcBorders>
+              <w:top w:val="single" w:sz="4" w:color="D0D0D0" w:space="0"/>
+              <w:left w:val="single" w:sz="4" w:color="D0D0D0" w:space="0"/>
+              <w:bottom w:val="single" w:sz="4" w:color="D0D0D0" w:space="0"/>
+              <w:right w:val="single" w:sz="4" w:color="D0D0D0" w:space="0"/>
+            </w:tcBorders>
+          </w:tcPr>
+          <w:p>
+            <w:pPr>
+              <w:jc w:val="left"/>
+            </w:pPr>
+            <w:r>
+              <w:rPr>
+                <w:b w:val="0"/>
+                <w:i w:val="0"/>
+                <w:color w:val="222222"/>
+                <w:sz w:val="17"/>
+              </w:rPr>
+              <w:t>&gt; 25 Jt Ton/Thn (AMDAL HPI-IMIP)</w:t>
+            </w:r>
+          </w:p>
+        </w:tc>
+        <w:tc>
+          <w:tcPr>
+            <w:tcW w:type="dxa" w:w="1701"/>
+            <w:shd w:val="clear" w:color="auto" w:fill="FFFFFF"/>
+            <w:tcMar>
+              <w:top w:w="50" w:type="dxa"/>
+              <w:bottom w:w="50" w:type="dxa"/>
+              <w:left w:w="100" w:type="dxa"/>
+              <w:right w:w="100" w:type="dxa"/>
+            </w:tcMar>
+            <w:tcBorders>
+              <w:top w:val="single" w:sz="4" w:color="D0D0D0" w:space="0"/>
+              <w:left w:val="single" w:sz="4" w:color="D0D0D0" w:space="0"/>
+              <w:bottom w:val="single" w:sz="4" w:color="D0D0D0" w:space="0"/>
+              <w:right w:val="single" w:sz="4" w:color="D0D0D0" w:space="0"/>
+            </w:tcBorders>
+          </w:tcPr>
+          <w:p>
+            <w:pPr>
+              <w:jc w:val="left"/>
+            </w:pPr>
+            <w:r>
+              <w:rPr>
+                <w:b w:val="0"/>
+                <w:i w:val="0"/>
+                <w:color w:val="222222"/>
+                <w:sz w:val="17"/>
+              </w:rPr>
+              <w:t>min(10.0, (33.84/25)*10)</w:t>
+            </w:r>
+          </w:p>
+        </w:tc>
+        <w:tc>
+          <w:tcPr>
+            <w:tcW w:type="dxa" w:w="1020"/>
+            <w:shd w:val="clear" w:color="auto" w:fill="FFFFFF"/>
+            <w:tcMar>
+              <w:top w:w="50" w:type="dxa"/>
+              <w:bottom w:w="50" w:type="dxa"/>
+              <w:left w:w="100" w:type="dxa"/>
+              <w:right w:w="100" w:type="dxa"/>
+            </w:tcMar>
+            <w:tcBorders>
+              <w:top w:val="single" w:sz="4" w:color="D0D0D0" w:space="0"/>
+              <w:left w:val="single" w:sz="4" w:color="D0D0D0" w:space="0"/>
+              <w:bottom w:val="single" w:sz="4" w:color="D0D0D0" w:space="0"/>
+              <w:right w:val="single" w:sz="4" w:color="D0D0D0" w:space="0"/>
+            </w:tcBorders>
+          </w:tcPr>
+          <w:p>
+            <w:pPr>
+              <w:jc w:val="center"/>
+            </w:pPr>
+            <w:r>
+              <w:rPr>
+                <w:b w:val="0"/>
+                <w:i w:val="0"/>
+                <w:color w:val="222222"/>
+                <w:sz w:val="17"/>
+              </w:rPr>
+              <w:t>10.00 / 10.0</w:t>
+            </w:r>
+          </w:p>
+        </w:tc>
+        <w:tc>
+          <w:tcPr>
+            <w:tcW w:type="dxa" w:w="1020"/>
+            <w:shd w:val="clear" w:color="auto" w:fill="FFFFFF"/>
+            <w:tcMar>
+              <w:top w:w="50" w:type="dxa"/>
+              <w:bottom w:w="50" w:type="dxa"/>
+              <w:left w:w="100" w:type="dxa"/>
+              <w:right w:w="100" w:type="dxa"/>
+            </w:tcMar>
+            <w:tcBorders>
+              <w:top w:val="single" w:sz="4" w:color="D0D0D0" w:space="0"/>
+              <w:left w:val="single" w:sz="4" w:color="D0D0D0" w:space="0"/>
+              <w:bottom w:val="single" w:sz="4" w:color="D0D0D0" w:space="0"/>
+              <w:right w:val="single" w:sz="4" w:color="D0D0D0" w:space="0"/>
+            </w:tcBorders>
+          </w:tcPr>
+          <w:p>
+            <w:pPr>
+              <w:jc w:val="center"/>
+            </w:pPr>
+            <w:r>
+              <w:rPr>
+                <w:b w:val="0"/>
+                <w:i w:val="0"/>
+                <w:color w:val="222222"/>
+                <w:sz w:val="17"/>
+              </w:rPr>
+              <w:t>5.00 / 5.0</w:t>
+            </w:r>
+          </w:p>
+        </w:tc>
+        <w:tc>
+          <w:tcPr>
+            <w:tcW w:type="dxa" w:w="1247"/>
+            <w:shd w:val="clear" w:color="auto" w:fill="FFFFFF"/>
+            <w:tcMar>
+              <w:top w:w="50" w:type="dxa"/>
+              <w:bottom w:w="50" w:type="dxa"/>
+              <w:left w:w="100" w:type="dxa"/>
+              <w:right w:w="100" w:type="dxa"/>
+            </w:tcMar>
+            <w:tcBorders>
+              <w:top w:val="single" w:sz="4" w:color="D0D0D0" w:space="0"/>
+              <w:left w:val="single" w:sz="4" w:color="D0D0D0" w:space="0"/>
+              <w:bottom w:val="single" w:sz="4" w:color="D0D0D0" w:space="0"/>
+              <w:right w:val="single" w:sz="4" w:color="D0D0D0" w:space="0"/>
+            </w:tcBorders>
+          </w:tcPr>
+          <w:p>
+            <w:pPr>
+              <w:jc w:val="center"/>
+            </w:pPr>
+            <w:r>
+              <w:rPr>
+                <w:b w:val="0"/>
+                <w:i w:val="0"/>
+                <w:color w:val="222222"/>
+                <w:sz w:val="17"/>
+              </w:rPr>
+              <w:t>Overcapacity AMDAL</w:t>
+            </w:r>
+          </w:p>
+        </w:tc>
+      </w:tr>
+      <w:tr>
+        <w:tc>
+          <w:tcPr>
+            <w:tcW w:type="dxa" w:w="737"/>
+            <w:shd w:val="clear" w:color="auto" w:fill="FFF5F5"/>
+            <w:tcMar>
+              <w:top w:w="50" w:type="dxa"/>
+              <w:bottom w:w="50" w:type="dxa"/>
+              <w:left w:w="100" w:type="dxa"/>
+              <w:right w:w="100" w:type="dxa"/>
+            </w:tcMar>
+            <w:tcBorders>
+              <w:top w:val="single" w:sz="4" w:color="D0D0D0" w:space="0"/>
+              <w:left w:val="single" w:sz="4" w:color="D0D0D0" w:space="0"/>
+              <w:bottom w:val="single" w:sz="4" w:color="D0D0D0" w:space="0"/>
+              <w:right w:val="single" w:sz="4" w:color="D0D0D0" w:space="0"/>
+            </w:tcBorders>
+          </w:tcPr>
+          <w:p>
+            <w:pPr>
+              <w:jc w:val="center"/>
+            </w:pPr>
+            <w:r>
+              <w:rPr>
+                <w:b w:val="0"/>
+                <w:i w:val="0"/>
+                <w:color w:val="222222"/>
+                <w:sz w:val="17"/>
+              </w:rPr>
+              <w:t>TOTAL</w:t>
+            </w:r>
+          </w:p>
+        </w:tc>
+        <w:tc>
+          <w:tcPr>
+            <w:tcW w:type="dxa" w:w="1928"/>
+            <w:shd w:val="clear" w:color="auto" w:fill="FFF5F5"/>
+            <w:tcMar>
+              <w:top w:w="50" w:type="dxa"/>
+              <w:bottom w:w="50" w:type="dxa"/>
+              <w:left w:w="100" w:type="dxa"/>
+              <w:right w:w="100" w:type="dxa"/>
+            </w:tcMar>
+            <w:tcBorders>
+              <w:top w:val="single" w:sz="4" w:color="D0D0D0" w:space="0"/>
+              <w:left w:val="single" w:sz="4" w:color="D0D0D0" w:space="0"/>
+              <w:bottom w:val="single" w:sz="4" w:color="D0D0D0" w:space="0"/>
+              <w:right w:val="single" w:sz="4" w:color="D0D0D0" w:space="0"/>
+            </w:tcBorders>
+          </w:tcPr>
+          <w:p>
+            <w:pPr>
+              <w:jc w:val="left"/>
+            </w:pPr>
+            <w:r>
+              <w:rPr>
+                <w:b w:val="0"/>
+                <w:i w:val="0"/>
+                <w:color w:val="222222"/>
+                <w:sz w:val="17"/>
+              </w:rPr>
+              <w:t>Akumulasi Skor Matriks Air</w:t>
+            </w:r>
+          </w:p>
+        </w:tc>
+        <w:tc>
+          <w:tcPr>
+            <w:tcW w:type="dxa" w:w="1417"/>
+            <w:shd w:val="clear" w:color="auto" w:fill="FFF5F5"/>
+            <w:tcMar>
+              <w:top w:w="50" w:type="dxa"/>
+              <w:bottom w:w="50" w:type="dxa"/>
+              <w:left w:w="100" w:type="dxa"/>
+              <w:right w:w="100" w:type="dxa"/>
+            </w:tcMar>
+            <w:tcBorders>
+              <w:top w:val="single" w:sz="4" w:color="D0D0D0" w:space="0"/>
+              <w:left w:val="single" w:sz="4" w:color="D0D0D0" w:space="0"/>
+              <w:bottom w:val="single" w:sz="4" w:color="D0D0D0" w:space="0"/>
+              <w:right w:val="single" w:sz="4" w:color="D0D0D0" w:space="0"/>
+            </w:tcBorders>
+          </w:tcPr>
+          <w:p>
+            <w:pPr>
+              <w:jc w:val="center"/>
+            </w:pPr>
+            <w:r>
+              <w:rPr>
+                <w:b w:val="0"/>
+                <w:i w:val="0"/>
+                <w:color w:val="222222"/>
+                <w:sz w:val="17"/>
+              </w:rPr>
+              <w:t>Rata-rata 4 Pilar SAW</w:t>
+            </w:r>
+          </w:p>
+        </w:tc>
+        <w:tc>
+          <w:tcPr>
+            <w:tcW w:type="dxa" w:w="1814"/>
+            <w:shd w:val="clear" w:color="auto" w:fill="FFF5F5"/>
+            <w:tcMar>
+              <w:top w:w="50" w:type="dxa"/>
+              <w:bottom w:w="50" w:type="dxa"/>
+              <w:left w:w="100" w:type="dxa"/>
+              <w:right w:w="100" w:type="dxa"/>
+            </w:tcMar>
+            <w:tcBorders>
+              <w:top w:val="single" w:sz="4" w:color="D0D0D0" w:space="0"/>
+              <w:left w:val="single" w:sz="4" w:color="D0D0D0" w:space="0"/>
+              <w:bottom w:val="single" w:sz="4" w:color="D0D0D0" w:space="0"/>
+              <w:right w:val="single" w:sz="4" w:color="D0D0D0" w:space="0"/>
+            </w:tcBorders>
+          </w:tcPr>
+          <w:p>
+            <w:pPr>
+              <w:jc w:val="left"/>
+            </w:pPr>
+            <w:r>
+              <w:rPr>
+                <w:b w:val="0"/>
+                <w:i w:val="0"/>
+                <w:color w:val="222222"/>
+                <w:sz w:val="17"/>
+              </w:rPr>
+              <w:t>Threshold Kritis &gt;= 4.0 / 6.0</w:t>
+            </w:r>
+          </w:p>
+        </w:tc>
+        <w:tc>
+          <w:tcPr>
+            <w:tcW w:type="dxa" w:w="1701"/>
+            <w:shd w:val="clear" w:color="auto" w:fill="FFF5F5"/>
+            <w:tcMar>
+              <w:top w:w="50" w:type="dxa"/>
+              <w:bottom w:w="50" w:type="dxa"/>
+              <w:left w:w="100" w:type="dxa"/>
+              <w:right w:w="100" w:type="dxa"/>
+            </w:tcMar>
+            <w:tcBorders>
+              <w:top w:val="single" w:sz="4" w:color="D0D0D0" w:space="0"/>
+              <w:left w:val="single" w:sz="4" w:color="D0D0D0" w:space="0"/>
+              <w:bottom w:val="single" w:sz="4" w:color="D0D0D0" w:space="0"/>
+              <w:right w:val="single" w:sz="4" w:color="D0D0D0" w:space="0"/>
+            </w:tcBorders>
+          </w:tcPr>
+          <w:p>
+            <w:pPr>
+              <w:jc w:val="left"/>
+            </w:pPr>
+            <w:r>
+              <w:rPr>
+                <w:b w:val="0"/>
+                <w:i w:val="0"/>
+                <w:color w:val="222222"/>
+                <w:sz w:val="17"/>
+              </w:rPr>
+              <w:t>Σ(Skor 1..4) / 4</w:t>
+            </w:r>
+          </w:p>
+        </w:tc>
+        <w:tc>
+          <w:tcPr>
+            <w:tcW w:type="dxa" w:w="1020"/>
+            <w:shd w:val="clear" w:color="auto" w:fill="FFF5F5"/>
+            <w:tcMar>
+              <w:top w:w="50" w:type="dxa"/>
+              <w:bottom w:w="50" w:type="dxa"/>
+              <w:left w:w="100" w:type="dxa"/>
+              <w:right w:w="100" w:type="dxa"/>
+            </w:tcMar>
+            <w:tcBorders>
+              <w:top w:val="single" w:sz="4" w:color="D0D0D0" w:space="0"/>
+              <w:left w:val="single" w:sz="4" w:color="D0D0D0" w:space="0"/>
+              <w:bottom w:val="single" w:sz="4" w:color="D0D0D0" w:space="0"/>
+              <w:right w:val="single" w:sz="4" w:color="D0D0D0" w:space="0"/>
+            </w:tcBorders>
+          </w:tcPr>
+          <w:p>
+            <w:pPr>
+              <w:jc w:val="center"/>
+            </w:pPr>
+            <w:r>
+              <w:rPr>
+                <w:b w:val="0"/>
+                <w:i w:val="0"/>
+                <w:color w:val="222222"/>
+                <w:sz w:val="17"/>
+              </w:rPr>
+              <w:t>8.50 / 10.0</w:t>
+            </w:r>
+          </w:p>
+        </w:tc>
+        <w:tc>
+          <w:tcPr>
+            <w:tcW w:type="dxa" w:w="1020"/>
+            <w:shd w:val="clear" w:color="auto" w:fill="FFF5F5"/>
+            <w:tcMar>
+              <w:top w:w="50" w:type="dxa"/>
+              <w:bottom w:w="50" w:type="dxa"/>
+              <w:left w:w="100" w:type="dxa"/>
+              <w:right w:w="100" w:type="dxa"/>
+            </w:tcMar>
+            <w:tcBorders>
+              <w:top w:val="single" w:sz="4" w:color="D0D0D0" w:space="0"/>
+              <w:left w:val="single" w:sz="4" w:color="D0D0D0" w:space="0"/>
+              <w:bottom w:val="single" w:sz="4" w:color="D0D0D0" w:space="0"/>
+              <w:right w:val="single" w:sz="4" w:color="D0D0D0" w:space="0"/>
+            </w:tcBorders>
+          </w:tcPr>
+          <w:p>
+            <w:pPr>
+              <w:jc w:val="center"/>
+            </w:pPr>
+            <w:r>
+              <w:rPr>
+                <w:b w:val="0"/>
+                <w:i w:val="0"/>
+                <w:color w:val="222222"/>
+                <w:sz w:val="17"/>
+              </w:rPr>
+              <w:t>4.25 / 5.0</w:t>
+            </w:r>
+          </w:p>
+        </w:tc>
+        <w:tc>
+          <w:tcPr>
+            <w:tcW w:type="dxa" w:w="1247"/>
+            <w:shd w:val="clear" w:color="auto" w:fill="FFF5F5"/>
+            <w:tcMar>
+              <w:top w:w="50" w:type="dxa"/>
+              <w:bottom w:w="50" w:type="dxa"/>
+              <w:left w:w="100" w:type="dxa"/>
+              <w:right w:w="100" w:type="dxa"/>
+            </w:tcMar>
+            <w:tcBorders>
+              <w:top w:val="single" w:sz="4" w:color="D0D0D0" w:space="0"/>
+              <w:left w:val="single" w:sz="4" w:color="D0D0D0" w:space="0"/>
+              <w:bottom w:val="single" w:sz="4" w:color="D0D0D0" w:space="0"/>
+              <w:right w:val="single" w:sz="4" w:color="D0D0D0" w:space="0"/>
+            </w:tcBorders>
+          </w:tcPr>
+          <w:p>
+            <w:pPr>
+              <w:jc w:val="center"/>
+            </w:pPr>
+            <w:r>
+              <w:rPr>
+                <w:b w:val="0"/>
+                <w:i w:val="0"/>
+                <w:color w:val="222222"/>
+                <w:sz w:val="17"/>
+              </w:rPr>
+              <w:t>DARURAT AIR</w:t>
+            </w:r>
+          </w:p>
+        </w:tc>
+      </w:tr>
+    </w:tbl>
+    <w:p>
+      <w:pPr>
+        <w:spacing w:after="80"/>
+      </w:pPr>
+    </w:p>
+    <w:p>
+      <w:pPr>
+        <w:spacing w:before="120" w:after="40"/>
+      </w:pPr>
+      <w:r>
+        <w:rPr>
+          <w:b/>
+          <w:i/>
+          <w:color w:val="B71C1C"/>
+          <w:sz w:val="17"/>
+        </w:rPr>
+        <w:t>Tabel 6.4: Dasar Regulasi, Dokumen Legal, dan Landasan Ilmiah Ambang Batas Matriks Air</w:t>
+      </w:r>
+    </w:p>
+    <w:tbl>
+      <w:tblPr>
+        <w:tblStyle w:val="TableGrid"/>
+        <w:tblW w:type="auto" w:w="0"/>
+        <w:jc w:val="center"/>
+        <w:tblLayout w:type="fixed"/>
+        <w:tblLook w:firstColumn="1" w:firstRow="1" w:lastColumn="0" w:lastRow="0" w:noHBand="0" w:noVBand="1" w:val="04A0"/>
+      </w:tblPr>
+      <w:tblGrid>
+        <w:gridCol w:w="1928"/>
+        <w:gridCol w:w="1928"/>
+        <w:gridCol w:w="1928"/>
+        <w:gridCol w:w="1928"/>
+        <w:gridCol w:w="1928"/>
+      </w:tblGrid>
+      <w:tr>
+        <w:tc>
+          <w:tcPr>
+            <w:tcW w:type="dxa" w:w="1417"/>
+            <w:shd w:val="clear" w:color="auto" w:fill="B71C1C"/>
+            <w:tcMar>
+              <w:top w:w="70" w:type="dxa"/>
+              <w:bottom w:w="70" w:type="dxa"/>
+              <w:left w:w="100" w:type="dxa"/>
+              <w:right w:w="100" w:type="dxa"/>
+            </w:tcMar>
+            <w:tcBorders>
+              <w:top w:val="single" w:sz="4" w:color="D0D0D0" w:space="0"/>
+              <w:left w:val="single" w:sz="4" w:color="D0D0D0" w:space="0"/>
+              <w:bottom w:val="single" w:sz="8" w:color="880E4F" w:space="0"/>
+              <w:right w:val="single" w:sz="4" w:color="D0D0D0" w:space="0"/>
+            </w:tcBorders>
+          </w:tcPr>
+          <w:p>
+            <w:pPr>
+              <w:jc w:val="left"/>
+            </w:pPr>
+            <w:r>
+              <w:rPr>
+                <w:b/>
+                <w:i w:val="0"/>
+                <w:color w:val="FFFFFF"/>
+                <w:sz w:val="17"/>
+              </w:rPr>
+              <w:t>Parameter</w:t>
+            </w:r>
+          </w:p>
+        </w:tc>
+        <w:tc>
+          <w:tcPr>
+            <w:tcW w:type="dxa" w:w="1984"/>
+            <w:shd w:val="clear" w:color="auto" w:fill="B71C1C"/>
+            <w:tcMar>
+              <w:top w:w="70" w:type="dxa"/>
+              <w:bottom w:w="70" w:type="dxa"/>
+              <w:left w:w="100" w:type="dxa"/>
+              <w:right w:w="100" w:type="dxa"/>
+            </w:tcMar>
+            <w:tcBorders>
+              <w:top w:val="single" w:sz="4" w:color="D0D0D0" w:space="0"/>
+              <w:left w:val="single" w:sz="4" w:color="D0D0D0" w:space="0"/>
+              <w:bottom w:val="single" w:sz="8" w:color="880E4F" w:space="0"/>
+              <w:right w:val="single" w:sz="4" w:color="D0D0D0" w:space="0"/>
+            </w:tcBorders>
+          </w:tcPr>
+          <w:p>
+            <w:pPr>
+              <w:jc w:val="left"/>
+            </w:pPr>
+            <w:r>
+              <w:rPr>
+                <w:b/>
+                <w:i w:val="0"/>
+                <w:color w:val="FFFFFF"/>
+                <w:sz w:val="17"/>
+              </w:rPr>
+              <w:t>Regulasi / Rujukan Ilmiah</w:t>
+            </w:r>
+          </w:p>
+        </w:tc>
+        <w:tc>
+          <w:tcPr>
+            <w:tcW w:type="dxa" w:w="4252"/>
+            <w:shd w:val="clear" w:color="auto" w:fill="B71C1C"/>
+            <w:tcMar>
+              <w:top w:w="70" w:type="dxa"/>
+              <w:bottom w:w="70" w:type="dxa"/>
+              <w:left w:w="100" w:type="dxa"/>
+              <w:right w:w="100" w:type="dxa"/>
+            </w:tcMar>
+            <w:tcBorders>
+              <w:top w:val="single" w:sz="4" w:color="D0D0D0" w:space="0"/>
+              <w:left w:val="single" w:sz="4" w:color="D0D0D0" w:space="0"/>
+              <w:bottom w:val="single" w:sz="8" w:color="880E4F" w:space="0"/>
+              <w:right w:val="single" w:sz="4" w:color="D0D0D0" w:space="0"/>
+            </w:tcBorders>
+          </w:tcPr>
+          <w:p>
+            <w:pPr>
+              <w:jc w:val="left"/>
+            </w:pPr>
+            <w:r>
+              <w:rPr>
+                <w:b/>
+                <w:i w:val="0"/>
+                <w:color w:val="FFFFFF"/>
+                <w:sz w:val="17"/>
+              </w:rPr>
+              <w:t>Kutipan Dokumen Resmi / Verbatim</w:t>
+            </w:r>
+          </w:p>
+        </w:tc>
+        <w:tc>
+          <w:tcPr>
+            <w:tcW w:type="dxa" w:w="1417"/>
+            <w:shd w:val="clear" w:color="auto" w:fill="B71C1C"/>
+            <w:tcMar>
+              <w:top w:w="70" w:type="dxa"/>
+              <w:bottom w:w="70" w:type="dxa"/>
+              <w:left w:w="100" w:type="dxa"/>
+              <w:right w:w="100" w:type="dxa"/>
+            </w:tcMar>
+            <w:tcBorders>
+              <w:top w:val="single" w:sz="4" w:color="D0D0D0" w:space="0"/>
+              <w:left w:val="single" w:sz="4" w:color="D0D0D0" w:space="0"/>
+              <w:bottom w:val="single" w:sz="8" w:color="880E4F" w:space="0"/>
+              <w:right w:val="single" w:sz="4" w:color="D0D0D0" w:space="0"/>
+            </w:tcBorders>
+          </w:tcPr>
+          <w:p>
+            <w:pPr>
+              <w:jc w:val="center"/>
+            </w:pPr>
+            <w:r>
+              <w:rPr>
+                <w:b/>
+                <w:i w:val="0"/>
+                <w:color w:val="FFFFFF"/>
+                <w:sz w:val="17"/>
+              </w:rPr>
+              <w:t>Pasal / Hal.</w:t>
+            </w:r>
+          </w:p>
+        </w:tc>
+        <w:tc>
+          <w:tcPr>
+            <w:tcW w:type="dxa" w:w="1134"/>
+            <w:shd w:val="clear" w:color="auto" w:fill="B71C1C"/>
+            <w:tcMar>
+              <w:top w:w="70" w:type="dxa"/>
+              <w:bottom w:w="70" w:type="dxa"/>
+              <w:left w:w="100" w:type="dxa"/>
+              <w:right w:w="100" w:type="dxa"/>
+            </w:tcMar>
+            <w:tcBorders>
+              <w:top w:val="single" w:sz="4" w:color="D0D0D0" w:space="0"/>
+              <w:left w:val="single" w:sz="4" w:color="D0D0D0" w:space="0"/>
+              <w:bottom w:val="single" w:sz="8" w:color="880E4F" w:space="0"/>
+              <w:right w:val="single" w:sz="4" w:color="D0D0D0" w:space="0"/>
+            </w:tcBorders>
+          </w:tcPr>
+          <w:p>
+            <w:pPr>
+              <w:jc w:val="center"/>
+            </w:pPr>
+            <w:r>
+              <w:rPr>
+                <w:b/>
+                <w:i w:val="0"/>
+                <w:color w:val="FFFFFF"/>
+                <w:sz w:val="17"/>
+              </w:rPr>
+              <w:t>Status Audit</w:t>
+            </w:r>
+          </w:p>
+        </w:tc>
+      </w:tr>
+      <w:tr>
+        <w:tc>
+          <w:tcPr>
+            <w:tcW w:type="dxa" w:w="1417"/>
+            <w:shd w:val="clear" w:color="auto" w:fill="FFF5F5"/>
+            <w:tcMar>
+              <w:top w:w="50" w:type="dxa"/>
+              <w:bottom w:w="50" w:type="dxa"/>
+              <w:left w:w="100" w:type="dxa"/>
+              <w:right w:w="100" w:type="dxa"/>
+            </w:tcMar>
+            <w:tcBorders>
+              <w:top w:val="single" w:sz="4" w:color="D0D0D0" w:space="0"/>
+              <w:left w:val="single" w:sz="4" w:color="D0D0D0" w:space="0"/>
+              <w:bottom w:val="single" w:sz="4" w:color="D0D0D0" w:space="0"/>
+              <w:right w:val="single" w:sz="4" w:color="D0D0D0" w:space="0"/>
+            </w:tcBorders>
+          </w:tcPr>
+          <w:p>
+            <w:pPr>
+              <w:jc w:val="left"/>
+            </w:pPr>
+            <w:r>
+              <w:rPr>
+                <w:b w:val="0"/>
+                <w:i w:val="0"/>
+                <w:color w:val="222222"/>
+                <w:sz w:val="17"/>
+              </w:rPr>
+              <w:t>IKA &amp; Toksisitas Cr6+ (Air 1)</w:t>
+            </w:r>
+          </w:p>
+        </w:tc>
+        <w:tc>
+          <w:tcPr>
+            <w:tcW w:type="dxa" w:w="1984"/>
+            <w:shd w:val="clear" w:color="auto" w:fill="FFF5F5"/>
+            <w:tcMar>
+              <w:top w:w="50" w:type="dxa"/>
+              <w:bottom w:w="50" w:type="dxa"/>
+              <w:left w:w="100" w:type="dxa"/>
+              <w:right w:w="100" w:type="dxa"/>
+            </w:tcMar>
+            <w:tcBorders>
+              <w:top w:val="single" w:sz="4" w:color="D0D0D0" w:space="0"/>
+              <w:left w:val="single" w:sz="4" w:color="D0D0D0" w:space="0"/>
+              <w:bottom w:val="single" w:sz="4" w:color="D0D0D0" w:space="0"/>
+              <w:right w:val="single" w:sz="4" w:color="D0D0D0" w:space="0"/>
+            </w:tcBorders>
+          </w:tcPr>
+          <w:p>
+            <w:pPr>
+              <w:jc w:val="left"/>
+            </w:pPr>
+            <w:r>
+              <w:rPr>
+                <w:b w:val="0"/>
+                <w:i w:val="0"/>
+                <w:color w:val="222222"/>
+                <w:sz w:val="17"/>
+              </w:rPr>
+              <w:t>PermenLHK No. 27/2021 &amp; PP No. 22/2021</w:t>
+            </w:r>
+          </w:p>
+        </w:tc>
+        <w:tc>
+          <w:tcPr>
+            <w:tcW w:type="dxa" w:w="4252"/>
+            <w:shd w:val="clear" w:color="auto" w:fill="FFF5F5"/>
+            <w:tcMar>
+              <w:top w:w="50" w:type="dxa"/>
+              <w:bottom w:w="50" w:type="dxa"/>
+              <w:left w:w="100" w:type="dxa"/>
+              <w:right w:w="100" w:type="dxa"/>
+            </w:tcMar>
+            <w:tcBorders>
+              <w:top w:val="single" w:sz="4" w:color="D0D0D0" w:space="0"/>
+              <w:left w:val="single" w:sz="4" w:color="D0D0D0" w:space="0"/>
+              <w:bottom w:val="single" w:sz="4" w:color="D0D0D0" w:space="0"/>
+              <w:right w:val="single" w:sz="4" w:color="D0D0D0" w:space="0"/>
+            </w:tcBorders>
+          </w:tcPr>
+          <w:p>
+            <w:pPr>
+              <w:jc w:val="left"/>
+            </w:pPr>
+            <w:r>
+              <w:rPr>
+                <w:b w:val="0"/>
+                <w:i w:val="0"/>
+                <w:color w:val="222222"/>
+                <w:sz w:val="17"/>
+              </w:rPr>
+              <w:t>Kategori Indeks Kualitas Air Kurang (25 ≤ x &lt; 50) dan Baku Mutu Air Kelas II: Kromium Heksavalen (Cr6+) = 0.05 mg/L.</w:t>
+            </w:r>
+          </w:p>
+        </w:tc>
+        <w:tc>
+          <w:tcPr>
+            <w:tcW w:type="dxa" w:w="1417"/>
+            <w:shd w:val="clear" w:color="auto" w:fill="FFF5F5"/>
+            <w:tcMar>
+              <w:top w:w="50" w:type="dxa"/>
+              <w:bottom w:w="50" w:type="dxa"/>
+              <w:left w:w="100" w:type="dxa"/>
+              <w:right w:w="100" w:type="dxa"/>
+            </w:tcMar>
+            <w:tcBorders>
+              <w:top w:val="single" w:sz="4" w:color="D0D0D0" w:space="0"/>
+              <w:left w:val="single" w:sz="4" w:color="D0D0D0" w:space="0"/>
+              <w:bottom w:val="single" w:sz="4" w:color="D0D0D0" w:space="0"/>
+              <w:right w:val="single" w:sz="4" w:color="D0D0D0" w:space="0"/>
+            </w:tcBorders>
+          </w:tcPr>
+          <w:p>
+            <w:pPr>
+              <w:jc w:val="center"/>
+            </w:pPr>
+            <w:r>
+              <w:rPr>
+                <w:b w:val="0"/>
+                <w:i w:val="0"/>
+                <w:color w:val="222222"/>
+                <w:sz w:val="17"/>
+              </w:rPr>
+              <w:t>Hal. 35 &amp; Lampiran VI Hal. 120</w:t>
+            </w:r>
+          </w:p>
+        </w:tc>
+        <w:tc>
+          <w:tcPr>
+            <w:tcW w:type="dxa" w:w="1134"/>
+            <w:shd w:val="clear" w:color="auto" w:fill="FFF5F5"/>
+            <w:tcMar>
+              <w:top w:w="50" w:type="dxa"/>
+              <w:bottom w:w="50" w:type="dxa"/>
+              <w:left w:w="100" w:type="dxa"/>
+              <w:right w:w="100" w:type="dxa"/>
+            </w:tcMar>
+            <w:tcBorders>
+              <w:top w:val="single" w:sz="4" w:color="D0D0D0" w:space="0"/>
+              <w:left w:val="single" w:sz="4" w:color="D0D0D0" w:space="0"/>
+              <w:bottom w:val="single" w:sz="4" w:color="D0D0D0" w:space="0"/>
+              <w:right w:val="single" w:sz="4" w:color="D0D0D0" w:space="0"/>
+            </w:tcBorders>
+          </w:tcPr>
+          <w:p>
+            <w:pPr>
+              <w:jc w:val="center"/>
+            </w:pPr>
+            <w:r>
+              <w:rPr>
+                <w:b w:val="0"/>
+                <w:i w:val="0"/>
+                <w:color w:val="222222"/>
+                <w:sz w:val="17"/>
+              </w:rPr>
+              <w:t>VERIFIED</w:t>
+            </w:r>
+          </w:p>
+        </w:tc>
+      </w:tr>
+      <w:tr>
+        <w:tc>
+          <w:tcPr>
+            <w:tcW w:type="dxa" w:w="1417"/>
+            <w:shd w:val="clear" w:color="auto" w:fill="FFFFFF"/>
+            <w:tcMar>
+              <w:top w:w="50" w:type="dxa"/>
+              <w:bottom w:w="50" w:type="dxa"/>
+              <w:left w:w="100" w:type="dxa"/>
+              <w:right w:w="100" w:type="dxa"/>
+            </w:tcMar>
+            <w:tcBorders>
+              <w:top w:val="single" w:sz="4" w:color="D0D0D0" w:space="0"/>
+              <w:left w:val="single" w:sz="4" w:color="D0D0D0" w:space="0"/>
+              <w:bottom w:val="single" w:sz="4" w:color="D0D0D0" w:space="0"/>
+              <w:right w:val="single" w:sz="4" w:color="D0D0D0" w:space="0"/>
+            </w:tcBorders>
+          </w:tcPr>
+          <w:p>
+            <w:pPr>
+              <w:jc w:val="left"/>
+            </w:pPr>
+            <w:r>
+              <w:rPr>
+                <w:b w:val="0"/>
+                <w:i w:val="0"/>
+                <w:color w:val="222222"/>
+                <w:sz w:val="17"/>
+              </w:rPr>
+              <w:t>Diare Morbiditas (Air 2)</w:t>
+            </w:r>
+          </w:p>
+        </w:tc>
+        <w:tc>
+          <w:tcPr>
+            <w:tcW w:type="dxa" w:w="1984"/>
+            <w:shd w:val="clear" w:color="auto" w:fill="FFFFFF"/>
+            <w:tcMar>
+              <w:top w:w="50" w:type="dxa"/>
+              <w:bottom w:w="50" w:type="dxa"/>
+              <w:left w:w="100" w:type="dxa"/>
+              <w:right w:w="100" w:type="dxa"/>
+            </w:tcMar>
+            <w:tcBorders>
+              <w:top w:val="single" w:sz="4" w:color="D0D0D0" w:space="0"/>
+              <w:left w:val="single" w:sz="4" w:color="D0D0D0" w:space="0"/>
+              <w:bottom w:val="single" w:sz="4" w:color="D0D0D0" w:space="0"/>
+              <w:right w:val="single" w:sz="4" w:color="D0D0D0" w:space="0"/>
+            </w:tcBorders>
+          </w:tcPr>
+          <w:p>
+            <w:pPr>
+              <w:jc w:val="left"/>
+            </w:pPr>
+            <w:r>
+              <w:rPr>
+                <w:b w:val="0"/>
+                <w:i w:val="0"/>
+                <w:color w:val="222222"/>
+                <w:sz w:val="17"/>
+              </w:rPr>
+              <w:t>Profil Kesehatan Indonesia 2023 &amp; WHO EHC 6</w:t>
+            </w:r>
+          </w:p>
+        </w:tc>
+        <w:tc>
+          <w:tcPr>
+            <w:tcW w:type="dxa" w:w="4252"/>
+            <w:shd w:val="clear" w:color="auto" w:fill="FFFFFF"/>
+            <w:tcMar>
+              <w:top w:w="50" w:type="dxa"/>
+              <w:bottom w:w="50" w:type="dxa"/>
+              <w:left w:w="100" w:type="dxa"/>
+              <w:right w:w="100" w:type="dxa"/>
+            </w:tcMar>
+            <w:tcBorders>
+              <w:top w:val="single" w:sz="4" w:color="D0D0D0" w:space="0"/>
+              <w:left w:val="single" w:sz="4" w:color="D0D0D0" w:space="0"/>
+              <w:bottom w:val="single" w:sz="4" w:color="D0D0D0" w:space="0"/>
+              <w:right w:val="single" w:sz="4" w:color="D0D0D0" w:space="0"/>
+            </w:tcBorders>
+          </w:tcPr>
+          <w:p>
+            <w:pPr>
+              <w:jc w:val="left"/>
+            </w:pPr>
+            <w:r>
+              <w:rPr>
+                <w:b w:val="0"/>
+                <w:i w:val="0"/>
+                <w:color w:val="222222"/>
+                <w:sz w:val="17"/>
+              </w:rPr>
+              <w:t>Prevalensi diare semua umur 2%; relative risk dihitung dari insidensi per 1.000 penduduk terpapar vs kontrol (IRR &gt; 2.0 batas KLB).</w:t>
+            </w:r>
+          </w:p>
+        </w:tc>
+        <w:tc>
+          <w:tcPr>
+            <w:tcW w:type="dxa" w:w="1417"/>
+            <w:shd w:val="clear" w:color="auto" w:fill="FFFFFF"/>
+            <w:tcMar>
+              <w:top w:w="50" w:type="dxa"/>
+              <w:bottom w:w="50" w:type="dxa"/>
+              <w:left w:w="100" w:type="dxa"/>
+              <w:right w:w="100" w:type="dxa"/>
+            </w:tcMar>
+            <w:tcBorders>
+              <w:top w:val="single" w:sz="4" w:color="D0D0D0" w:space="0"/>
+              <w:left w:val="single" w:sz="4" w:color="D0D0D0" w:space="0"/>
+              <w:bottom w:val="single" w:sz="4" w:color="D0D0D0" w:space="0"/>
+              <w:right w:val="single" w:sz="4" w:color="D0D0D0" w:space="0"/>
+            </w:tcBorders>
+          </w:tcPr>
+          <w:p>
+            <w:pPr>
+              <w:jc w:val="center"/>
+            </w:pPr>
+            <w:r>
+              <w:rPr>
+                <w:b w:val="0"/>
+                <w:i w:val="0"/>
+                <w:color w:val="222222"/>
+                <w:sz w:val="17"/>
+              </w:rPr>
+              <w:t>Hal. 220 &amp; Hal. 13</w:t>
+            </w:r>
+          </w:p>
+        </w:tc>
+        <w:tc>
+          <w:tcPr>
+            <w:tcW w:type="dxa" w:w="1134"/>
+            <w:shd w:val="clear" w:color="auto" w:fill="FFFFFF"/>
+            <w:tcMar>
+              <w:top w:w="50" w:type="dxa"/>
+              <w:bottom w:w="50" w:type="dxa"/>
+              <w:left w:w="100" w:type="dxa"/>
+              <w:right w:w="100" w:type="dxa"/>
+            </w:tcMar>
+            <w:tcBorders>
+              <w:top w:val="single" w:sz="4" w:color="D0D0D0" w:space="0"/>
+              <w:left w:val="single" w:sz="4" w:color="D0D0D0" w:space="0"/>
+              <w:bottom w:val="single" w:sz="4" w:color="D0D0D0" w:space="0"/>
+              <w:right w:val="single" w:sz="4" w:color="D0D0D0" w:space="0"/>
+            </w:tcBorders>
+          </w:tcPr>
+          <w:p>
+            <w:pPr>
+              <w:jc w:val="center"/>
+            </w:pPr>
+            <w:r>
+              <w:rPr>
+                <w:b w:val="0"/>
+                <w:i w:val="0"/>
+                <w:color w:val="222222"/>
+                <w:sz w:val="17"/>
+              </w:rPr>
+              <w:t>VERIFIED</w:t>
+            </w:r>
+          </w:p>
+        </w:tc>
+      </w:tr>
+      <w:tr>
+        <w:tc>
+          <w:tcPr>
+            <w:tcW w:type="dxa" w:w="1417"/>
+            <w:shd w:val="clear" w:color="auto" w:fill="FFF5F5"/>
+            <w:tcMar>
+              <w:top w:w="50" w:type="dxa"/>
+              <w:bottom w:w="50" w:type="dxa"/>
+              <w:left w:w="100" w:type="dxa"/>
+              <w:right w:w="100" w:type="dxa"/>
+            </w:tcMar>
+            <w:tcBorders>
+              <w:top w:val="single" w:sz="4" w:color="D0D0D0" w:space="0"/>
+              <w:left w:val="single" w:sz="4" w:color="D0D0D0" w:space="0"/>
+              <w:bottom w:val="single" w:sz="4" w:color="D0D0D0" w:space="0"/>
+              <w:right w:val="single" w:sz="4" w:color="D0D0D0" w:space="0"/>
+            </w:tcBorders>
+          </w:tcPr>
+          <w:p>
+            <w:pPr>
+              <w:jc w:val="left"/>
+            </w:pPr>
+            <w:r>
+              <w:rPr>
+                <w:b w:val="0"/>
+                <w:i w:val="0"/>
+                <w:color w:val="222222"/>
+                <w:sz w:val="17"/>
+              </w:rPr>
+              <w:t>Konflik Pesisir (Air 3)</w:t>
+            </w:r>
+          </w:p>
+        </w:tc>
+        <w:tc>
+          <w:tcPr>
+            <w:tcW w:type="dxa" w:w="1984"/>
+            <w:shd w:val="clear" w:color="auto" w:fill="FFF5F5"/>
+            <w:tcMar>
+              <w:top w:w="50" w:type="dxa"/>
+              <w:bottom w:w="50" w:type="dxa"/>
+              <w:left w:w="100" w:type="dxa"/>
+              <w:right w:w="100" w:type="dxa"/>
+            </w:tcMar>
+            <w:tcBorders>
+              <w:top w:val="single" w:sz="4" w:color="D0D0D0" w:space="0"/>
+              <w:left w:val="single" w:sz="4" w:color="D0D0D0" w:space="0"/>
+              <w:bottom w:val="single" w:sz="4" w:color="D0D0D0" w:space="0"/>
+              <w:right w:val="single" w:sz="4" w:color="D0D0D0" w:space="0"/>
+            </w:tcBorders>
+          </w:tcPr>
+          <w:p>
+            <w:pPr>
+              <w:jc w:val="left"/>
+            </w:pPr>
+            <w:r>
+              <w:rPr>
+                <w:b w:val="0"/>
+                <w:i w:val="0"/>
+                <w:color w:val="222222"/>
+                <w:sz w:val="17"/>
+              </w:rPr>
+              <w:t>KPA Annual Report CATAHU 2022 &amp; 2023</w:t>
+            </w:r>
+          </w:p>
+        </w:tc>
+        <w:tc>
+          <w:tcPr>
+            <w:tcW w:type="dxa" w:w="4252"/>
+            <w:shd w:val="clear" w:color="auto" w:fill="FFF5F5"/>
+            <w:tcMar>
+              <w:top w:w="50" w:type="dxa"/>
+              <w:bottom w:w="50" w:type="dxa"/>
+              <w:left w:w="100" w:type="dxa"/>
+              <w:right w:w="100" w:type="dxa"/>
+            </w:tcMar>
+            <w:tcBorders>
+              <w:top w:val="single" w:sz="4" w:color="D0D0D0" w:space="0"/>
+              <w:left w:val="single" w:sz="4" w:color="D0D0D0" w:space="0"/>
+              <w:bottom w:val="single" w:sz="4" w:color="D0D0D0" w:space="0"/>
+              <w:right w:val="single" w:sz="4" w:color="D0D0D0" w:space="0"/>
+            </w:tcBorders>
+          </w:tcPr>
+          <w:p>
+            <w:pPr>
+              <w:jc w:val="left"/>
+            </w:pPr>
+            <w:r>
+              <w:rPr>
+                <w:b w:val="0"/>
+                <w:i w:val="0"/>
+                <w:color w:val="222222"/>
+                <w:sz w:val="17"/>
+              </w:rPr>
+              <w:t>Letusan konflik agraria pesisir &amp; pulau kecil; 2 provinsi sentra menanggung 15 kasus (4.8x lipat kuota proporsional 3.1 kasus dari 53 kasus nasional).</w:t>
+            </w:r>
+          </w:p>
+        </w:tc>
+        <w:tc>
+          <w:tcPr>
+            <w:tcW w:type="dxa" w:w="1417"/>
+            <w:shd w:val="clear" w:color="auto" w:fill="FFF5F5"/>
+            <w:tcMar>
+              <w:top w:w="50" w:type="dxa"/>
+              <w:bottom w:w="50" w:type="dxa"/>
+              <w:left w:w="100" w:type="dxa"/>
+              <w:right w:w="100" w:type="dxa"/>
+            </w:tcMar>
+            <w:tcBorders>
+              <w:top w:val="single" w:sz="4" w:color="D0D0D0" w:space="0"/>
+              <w:left w:val="single" w:sz="4" w:color="D0D0D0" w:space="0"/>
+              <w:bottom w:val="single" w:sz="4" w:color="D0D0D0" w:space="0"/>
+              <w:right w:val="single" w:sz="4" w:color="D0D0D0" w:space="0"/>
+            </w:tcBorders>
+          </w:tcPr>
+          <w:p>
+            <w:pPr>
+              <w:jc w:val="center"/>
+            </w:pPr>
+            <w:r>
+              <w:rPr>
+                <w:b w:val="0"/>
+                <w:i w:val="0"/>
+                <w:color w:val="222222"/>
+                <w:sz w:val="17"/>
+              </w:rPr>
+              <w:t>Hal. 12-15 &amp; Hal. 22</w:t>
+            </w:r>
+          </w:p>
+        </w:tc>
+        <w:tc>
+          <w:tcPr>
+            <w:tcW w:type="dxa" w:w="1134"/>
+            <w:shd w:val="clear" w:color="auto" w:fill="FFF5F5"/>
+            <w:tcMar>
+              <w:top w:w="50" w:type="dxa"/>
+              <w:bottom w:w="50" w:type="dxa"/>
+              <w:left w:w="100" w:type="dxa"/>
+              <w:right w:w="100" w:type="dxa"/>
+            </w:tcMar>
+            <w:tcBorders>
+              <w:top w:val="single" w:sz="4" w:color="D0D0D0" w:space="0"/>
+              <w:left w:val="single" w:sz="4" w:color="D0D0D0" w:space="0"/>
+              <w:bottom w:val="single" w:sz="4" w:color="D0D0D0" w:space="0"/>
+              <w:right w:val="single" w:sz="4" w:color="D0D0D0" w:space="0"/>
+            </w:tcBorders>
+          </w:tcPr>
+          <w:p>
+            <w:pPr>
+              <w:jc w:val="center"/>
+            </w:pPr>
+            <w:r>
+              <w:rPr>
+                <w:b w:val="0"/>
+                <w:i w:val="0"/>
+                <w:color w:val="222222"/>
+                <w:sz w:val="17"/>
+              </w:rPr>
+              <w:t>DEFENSIBLE</w:t>
+            </w:r>
+          </w:p>
+        </w:tc>
+      </w:tr>
+      <w:tr>
+        <w:tc>
+          <w:tcPr>
+            <w:tcW w:type="dxa" w:w="1417"/>
+            <w:shd w:val="clear" w:color="auto" w:fill="FFFFFF"/>
+            <w:tcMar>
+              <w:top w:w="50" w:type="dxa"/>
+              <w:bottom w:w="50" w:type="dxa"/>
+              <w:left w:w="100" w:type="dxa"/>
+              <w:right w:w="100" w:type="dxa"/>
+            </w:tcMar>
+            <w:tcBorders>
+              <w:top w:val="single" w:sz="4" w:color="D0D0D0" w:space="0"/>
+              <w:left w:val="single" w:sz="4" w:color="D0D0D0" w:space="0"/>
+              <w:bottom w:val="single" w:sz="4" w:color="D0D0D0" w:space="0"/>
+              <w:right w:val="single" w:sz="4" w:color="D0D0D0" w:space="0"/>
+            </w:tcBorders>
+          </w:tcPr>
+          <w:p>
+            <w:pPr>
+              <w:jc w:val="left"/>
+            </w:pPr>
+            <w:r>
+              <w:rPr>
+                <w:b w:val="0"/>
+                <w:i w:val="0"/>
+                <w:color w:val="222222"/>
+                <w:sz w:val="17"/>
+              </w:rPr>
+              <w:t>Tailing DSTP (Air 4)</w:t>
+            </w:r>
+          </w:p>
+        </w:tc>
+        <w:tc>
+          <w:tcPr>
+            <w:tcW w:type="dxa" w:w="1984"/>
+            <w:shd w:val="clear" w:color="auto" w:fill="FFFFFF"/>
+            <w:tcMar>
+              <w:top w:w="50" w:type="dxa"/>
+              <w:bottom w:w="50" w:type="dxa"/>
+              <w:left w:w="100" w:type="dxa"/>
+              <w:right w:w="100" w:type="dxa"/>
+            </w:tcMar>
+            <w:tcBorders>
+              <w:top w:val="single" w:sz="4" w:color="D0D0D0" w:space="0"/>
+              <w:left w:val="single" w:sz="4" w:color="D0D0D0" w:space="0"/>
+              <w:bottom w:val="single" w:sz="4" w:color="D0D0D0" w:space="0"/>
+              <w:right w:val="single" w:sz="4" w:color="D0D0D0" w:space="0"/>
+            </w:tcBorders>
+          </w:tcPr>
+          <w:p>
+            <w:pPr>
+              <w:jc w:val="left"/>
+            </w:pPr>
+            <w:r>
+              <w:rPr>
+                <w:b w:val="0"/>
+                <w:i w:val="0"/>
+                <w:color w:val="222222"/>
+                <w:sz w:val="17"/>
+              </w:rPr>
+              <w:t>Dokumen AMDAL Kawasan IMIP (PT HPI) &amp; AEER 2020</w:t>
+            </w:r>
+          </w:p>
+        </w:tc>
+        <w:tc>
+          <w:tcPr>
+            <w:tcW w:type="dxa" w:w="4252"/>
+            <w:shd w:val="clear" w:color="auto" w:fill="FFFFFF"/>
+            <w:tcMar>
+              <w:top w:w="50" w:type="dxa"/>
+              <w:bottom w:w="50" w:type="dxa"/>
+              <w:left w:w="100" w:type="dxa"/>
+              <w:right w:w="100" w:type="dxa"/>
+            </w:tcMar>
+            <w:tcBorders>
+              <w:top w:val="single" w:sz="4" w:color="D0D0D0" w:space="0"/>
+              <w:left w:val="single" w:sz="4" w:color="D0D0D0" w:space="0"/>
+              <w:bottom w:val="single" w:sz="4" w:color="D0D0D0" w:space="0"/>
+              <w:right w:val="single" w:sz="4" w:color="D0D0D0" w:space="0"/>
+            </w:tcBorders>
+          </w:tcPr>
+          <w:p>
+            <w:pPr>
+              <w:jc w:val="left"/>
+            </w:pPr>
+            <w:r>
+              <w:rPr>
+                <w:b w:val="0"/>
+                <w:i w:val="0"/>
+                <w:color w:val="222222"/>
+                <w:sz w:val="17"/>
+              </w:rPr>
+              <w:t>Di Morowali, Hua Pioneer membuang tailing melalui pipa sejauh 4 km di kedalaman 250 m dengan laju pembuangan sekitar 25 juta ton pertahun.</w:t>
+            </w:r>
+          </w:p>
+        </w:tc>
+        <w:tc>
+          <w:tcPr>
+            <w:tcW w:type="dxa" w:w="1417"/>
+            <w:shd w:val="clear" w:color="auto" w:fill="FFFFFF"/>
+            <w:tcMar>
+              <w:top w:w="50" w:type="dxa"/>
+              <w:bottom w:w="50" w:type="dxa"/>
+              <w:left w:w="100" w:type="dxa"/>
+              <w:right w:w="100" w:type="dxa"/>
+            </w:tcMar>
+            <w:tcBorders>
+              <w:top w:val="single" w:sz="4" w:color="D0D0D0" w:space="0"/>
+              <w:left w:val="single" w:sz="4" w:color="D0D0D0" w:space="0"/>
+              <w:bottom w:val="single" w:sz="4" w:color="D0D0D0" w:space="0"/>
+              <w:right w:val="single" w:sz="4" w:color="D0D0D0" w:space="0"/>
+            </w:tcBorders>
+          </w:tcPr>
+          <w:p>
+            <w:pPr>
+              <w:jc w:val="center"/>
+            </w:pPr>
+            <w:r>
+              <w:rPr>
+                <w:b w:val="0"/>
+                <w:i w:val="0"/>
+                <w:color w:val="222222"/>
+                <w:sz w:val="17"/>
+              </w:rPr>
+              <w:t>Laporan AEER 2020, Hal. 36 (Footnote 87)</w:t>
+            </w:r>
+          </w:p>
+        </w:tc>
+        <w:tc>
+          <w:tcPr>
+            <w:tcW w:type="dxa" w:w="1134"/>
+            <w:shd w:val="clear" w:color="auto" w:fill="FFFFFF"/>
+            <w:tcMar>
+              <w:top w:w="50" w:type="dxa"/>
+              <w:bottom w:w="50" w:type="dxa"/>
+              <w:left w:w="100" w:type="dxa"/>
+              <w:right w:w="100" w:type="dxa"/>
+            </w:tcMar>
+            <w:tcBorders>
+              <w:top w:val="single" w:sz="4" w:color="D0D0D0" w:space="0"/>
+              <w:left w:val="single" w:sz="4" w:color="D0D0D0" w:space="0"/>
+              <w:bottom w:val="single" w:sz="4" w:color="D0D0D0" w:space="0"/>
+              <w:right w:val="single" w:sz="4" w:color="D0D0D0" w:space="0"/>
+            </w:tcBorders>
+          </w:tcPr>
+          <w:p>
+            <w:pPr>
+              <w:jc w:val="center"/>
+            </w:pPr>
+            <w:r>
+              <w:rPr>
+                <w:b w:val="0"/>
+                <w:i w:val="0"/>
+                <w:color w:val="222222"/>
+                <w:sz w:val="17"/>
+              </w:rPr>
+              <w:t>VERIFIED</w:t>
+            </w:r>
+          </w:p>
+        </w:tc>
+      </w:tr>
+    </w:tbl>
+    <w:p>
+      <w:pPr>
+        <w:spacing w:after="80"/>
+      </w:pPr>
+    </w:p>
+    <w:p>
+      <w:pPr>
+        <w:spacing w:before="160" w:after="40"/>
+      </w:pPr>
+      <w:r>
+        <w:rPr>
+          <w:b/>
+          <w:i w:val="0"/>
+          <w:color w:val="B71C1C"/>
+          <w:sz w:val="19"/>
+        </w:rPr>
+        <w:t>E. Analisis Temuan Empiris: Pembuktian Terbalik Kolapsnya Ekosistem Perairan</w:t>
+      </w:r>
+    </w:p>
+    <w:p>
+      <w:pPr>
+        <w:spacing w:after="100"/>
+        <w:jc w:val="both"/>
+      </w:pPr>
+      <w:r>
+        <w:rPr>
+          <w:b/>
+          <w:i w:val="0"/>
+          <w:color w:val="222222"/>
+          <w:sz w:val="19"/>
+        </w:rPr>
+        <w:t xml:space="preserve">1. </w:t>
+      </w:r>
+      <w:r>
+        <w:rPr>
+          <w:b/>
+          <w:i w:val="0"/>
+          <w:color w:val="222222"/>
+          <w:sz w:val="19"/>
+        </w:rPr>
+        <w:t xml:space="preserve">Override Toksisitas Karsinogenik atas IKA: </w:t>
+      </w:r>
+      <w:r>
+        <w:rPr>
+          <w:b w:val="0"/>
+          <w:i w:val="0"/>
+          <w:color w:val="222222"/>
+          <w:sz w:val="19"/>
+        </w:rPr>
+        <w:t>Meskipun rerata IKA resmi berada pada angka 62.07 (skor makro 10.0/10), temuan uji laboratorium independen mengonfirmasi bahwa konsentrasi Kromium Heksavalen (Cr6+) di muara sungai lingkar tambang mencapai 1.00 mg/L. Angka ini mencapai dua puluh kali lipat melampaui baku mutu PP 22/2021 (0,05 mg/L), membuktikan adanya kontaminasi karsinogenik akut yang membahayakan rantai makanan laut dan kesehatan masyarakat tapak.</w:t>
+        <w:br/>
+      </w:r>
+      <w:r>
+        <w:rPr>
+          <w:b/>
+          <w:i w:val="0"/>
+          <w:color w:val="222222"/>
+          <w:sz w:val="19"/>
+        </w:rPr>
+        <w:t xml:space="preserve">2. </w:t>
+      </w:r>
+      <w:r>
+        <w:rPr>
+          <w:b/>
+          <w:i w:val="0"/>
+          <w:color w:val="222222"/>
+          <w:sz w:val="19"/>
+        </w:rPr>
+        <w:t xml:space="preserve">Morbiditas Diare dan Pencemaran Akuifer: </w:t>
+      </w:r>
+      <w:r>
+        <w:rPr>
+          <w:b w:val="0"/>
+          <w:i w:val="0"/>
+          <w:color w:val="222222"/>
+          <w:sz w:val="19"/>
+        </w:rPr>
+        <w:t>Insidensi penyakit diare di kawasan sentra tercatat 1.38x lipat dibanding wilayah kontrol (Skor Likert 2.0/5.0). Hal ini mencerminkan intrusi sedimentasi lumpur dan limpasan asam tambang ke dalam sumber air baku dan sumur dangkal warga.</w:t>
+        <w:br/>
+      </w:r>
+      <w:r>
+        <w:rPr>
+          <w:b/>
+          <w:i w:val="0"/>
+          <w:color w:val="222222"/>
+          <w:sz w:val="19"/>
+        </w:rPr>
+        <w:t xml:space="preserve">3. </w:t>
+      </w:r>
+      <w:r>
+        <w:rPr>
+          <w:b/>
+          <w:i w:val="0"/>
+          <w:color w:val="222222"/>
+          <w:sz w:val="19"/>
+        </w:rPr>
+        <w:t xml:space="preserve">Perampasan Ruang Tangkap Nelayan: </w:t>
+      </w:r>
+      <w:r>
+        <w:rPr>
+          <w:b w:val="0"/>
+          <w:i w:val="0"/>
+          <w:color w:val="222222"/>
+          <w:sz w:val="19"/>
+        </w:rPr>
+        <w:t>Letusan 15 kasus konflik perairan dan pulau kecil (4,8x lipat dari kuota proporsional nasional KPA) mengindikasikan penggusuran terstruktur terhadap wilayah tangkap nelayan tradisional akibat lalu lintas tongkang batubara dan ore nikel.</w:t>
+        <w:br/>
+      </w:r>
+      <w:r>
+        <w:rPr>
+          <w:b/>
+          <w:i w:val="0"/>
+          <w:color w:val="222222"/>
+          <w:sz w:val="19"/>
+        </w:rPr>
+        <w:t xml:space="preserve">4. </w:t>
+      </w:r>
+      <w:r>
+        <w:rPr>
+          <w:b/>
+          <w:i w:val="0"/>
+          <w:color w:val="222222"/>
+          <w:sz w:val="19"/>
+        </w:rPr>
+        <w:t xml:space="preserve">Overcapacity Tailing DSTP: </w:t>
+      </w:r>
+      <w:r>
+        <w:rPr>
+          <w:b w:val="0"/>
+          <w:i w:val="0"/>
+          <w:color w:val="222222"/>
+          <w:sz w:val="19"/>
+        </w:rPr>
+        <w:t>Timbulan tailing dan lumpur pengolahan mencapai 33.84 Juta Ton/Tahun, melampaui batas kapasitas desain AMDAL PT HPI di Morowali (25 Juta Ton/Tahun). Dengan Skor Akumulasi 8.50 / 10.0 (Skor Likert 4.5 / 5.0), daya tampung ekosistem air Bioregion Pulau Sulawesi resmi dinyatakan dalam status DARURAT AIR (OVERCAPACITY).</w:t>
+      </w:r>
+    </w:p>
     <w:sectPr>
       <w:pgSz w:w="11906" w:h="16838"/>
       <w:pgMar w:top="1134" w:right="1134" w:bottom="1134" w:left="1134" w:header="720" w:footer="720" w:gutter="0"/>

--- a/tools/report_metodologi/bab_6/Metodologi_Bab6_Audit_D3TLH.docx
+++ b/tools/report_metodologi/bab_6/Metodologi_Bab6_Audit_D3TLH.docx
@@ -4178,7 +4178,7 @@
           <w:color w:val="B71C1C"/>
           <w:sz w:val="17"/>
         </w:rPr>
-        <w:t xml:space="preserve">SUMBER DATA RESMI &amp; DESKRIPSI VISUALISASI: </w:t>
+        <w:t xml:space="preserve">AUDIT D3TLH: DAYA TAMPUNG AIR (PAGE STREAMLIT): </w:t>
       </w:r>
       <w:r>
         <w:rPr>
@@ -4187,7 +4187,7 @@
           <w:color w:val="333333"/>
           <w:sz w:val="17"/>
         </w:rPr>
-        <w:t>Data IKA Resmi: data/processed/sulawesi_ika_2016_2024.csv (BPS &amp; KLHK); Uji Toksisitas Cr6+: data/processed/ika_ngo_cr6_gabungan.csv (Laboratorium Independen / AEER / WALHI); Morbiditas Diare: data/processed/sulawesi_kesehatan_detail_2014_2024.csv (Kemenkes RI); Konflik Pesisir: data/processed/sulawesi_konflik_agraria_tanahkita_v2.csv (KPA CATAHU &amp; TanahKita.id); Timbulan Tailing/Sludge: data/processed/sulawesi_limbah_b3.csv &amp; Dokumen AMDAL PT HPI (IMIP). Visualisasi dashboard menyajikan perbandingan Composite Worst-Case dan Heatmap Sebaran Logam Berat.</w:t>
+        <w:t>Daya tampung air diukur berdasarkan rasio pengenceran alami dan neraca kualitas air. Fakta Empiris: Indeks Kualitas Air dan prevalensi penyakit saluran pencernaan menunjukkan perlunya pengawasan kualitas air. Skor Indikator Air: 4.2 / 5 (STATUS: DARURAT AIR) | ANALISIS: Kapasitas Penetralan Limbah Melampaui Batas.</w:t>
       </w:r>
     </w:p>
     <w:p>
@@ -4216,7 +4216,7 @@
           <w:color w:val="222222"/>
           <w:sz w:val="19"/>
         </w:rPr>
-        <w:t xml:space="preserve">Dalam metodologi D3TLH resmi pemerintah, daya tampung air dianalisis sebatas ketersediaan kuantitas hidrologis permukaan melalui rasio ketersediaan debit air vs kebutuhan domestik. Pendekatan ini menyembunyikan realitas pencemaran ekstrem karena menafikan aspek toksikologi kimiawi dan perampasan ruang kelautan. </w:t>
+        <w:t xml:space="preserve">Dalam metodologi D3TLH resmi pemerintah, daya tampung air hanya dianalisis sebatas ketersediaan kuantitas hidrologis permukaan melalui rasio ketersediaan debit air vs kebutuhan domestik. Pendekatan ini menyembunyikan realitas pencemaran ekstrem karena menafikan aspek toksikologi kimiawi dan perampasan ruang kelautan. </w:t>
       </w:r>
       <w:r>
         <w:rPr>
@@ -4225,7 +4225,7 @@
           <w:color w:val="222222"/>
           <w:sz w:val="19"/>
         </w:rPr>
-        <w:t xml:space="preserve">Kelemahan paling mendasar dari angka agregat IKA (Indeks Kualitas Air) provinsi adalah kecenderungannya mencampurkan titik pantau hulu yang masih alami dengan hilir kawasan industri, sehingga menghasilkan status bias administratif ('Cemar Ringan'). Melalui prinsip </w:t>
+        <w:t xml:space="preserve">Sebagaimana ditampilkan pada antarmuka dashboard, rata-rata agregat Indeks Kualitas Air (IKA) se-Sulawesi berada pada angka </w:t>
       </w:r>
       <w:r>
         <w:rPr>
@@ -4234,7 +4234,7 @@
           <w:color w:val="222222"/>
           <w:sz w:val="19"/>
         </w:rPr>
-        <w:t>Composite Worst-Case</w:t>
+        <w:t>59.69 (Kategori Sedang: 50–69 — TIDAK AMAN)</w:t>
       </w:r>
       <w:r>
         <w:rPr>
@@ -4243,7 +4243,7 @@
           <w:color w:val="222222"/>
           <w:sz w:val="19"/>
         </w:rPr>
-        <w:t>, metodologi audit forensik ini menetapkan bahwa temuan konsentrasi logam berat karsinogenik Kromium Heksavalen (Cr6+) di muara tapak industri secara sah menganulir klaim rata-rata IKA, sekaligus mengintegrasikan anomali morbiditas diare, penggusuran nelayan tradisional, dan ancaman tailing laut (DSTP).</w:t>
+        <w:t>, mengalami defisit sebesar 10.31 poin di bawah ambang batas aman Kategori Baik (≥ 70.0) per PermenLHK No. 27/2021. Lebih jauh lagi, uji laboratorium independen mengonfirmasi bahwa konsentrasi Kromium Heksavalen (Cr6+) di muara sungai lingkar tambang menyentuh 1.00 mg/L (dua puluh kali lipat melampaui baku mutu PP 22/2021 sebesar 0.05 mg/L), membuktikan adanya blind spot fatal pada data agregat pemerintah.</w:t>
       </w:r>
     </w:p>
     <w:p>
@@ -4290,7 +4290,7 @@
           <w:color w:val="222222"/>
           <w:sz w:val="19"/>
         </w:rPr>
-        <w:t>. Logika ini menghubungkan degradasi indeks makro dengan fakta toksisitas mikro, morbiditas klinis masyarakat pesisir, dan beban tailing raksasa.</w:t>
+        <w:t>. Alur logika ini mengintegrasikan degradasi IKA rata-rata regional, analisis epidemiologis morbiditas diare, letusan konflik perampasan ruang tangkap nelayan, dan beban timbulan tailing/slag raksasa.</w:t>
       </w:r>
     </w:p>
     <w:p>
@@ -4314,7 +4314,7 @@
       <w:r>
         <w:drawing>
           <wp:inline xmlns:a="http://schemas.openxmlformats.org/drawingml/2006/main" xmlns:pic="http://schemas.openxmlformats.org/drawingml/2006/picture">
-            <wp:extent cx="5400000" cy="2061870"/>
+            <wp:extent cx="5400000" cy="1678991"/>
             <wp:docPr id="2" name="Picture 2"/>
             <wp:cNvGraphicFramePr>
               <a:graphicFrameLocks noChangeAspect="1"/>
@@ -4335,7 +4335,7 @@
                   <pic:spPr>
                     <a:xfrm>
                       <a:off x="0" y="0"/>
-                      <a:ext cx="5400000" cy="2061870"/>
+                      <a:ext cx="5400000" cy="1678991"/>
                     </a:xfrm>
                     <a:prstGeom prst="rect"/>
                   </pic:spPr>
@@ -4357,7 +4357,7 @@
           <w:color w:val="B71C1C"/>
           <w:sz w:val="19"/>
         </w:rPr>
-        <w:t>C. Formulasi Matematis: Composite Worst-Case, IRR Diare, dan Ambang Batas AMDAL</w:t>
+        <w:t>C. Formulasi Matematis: Normalisasi IKA, Max IRR Diare, dan Ambang Batas AMDAL</w:t>
       </w:r>
     </w:p>
     <w:p>
@@ -4372,7 +4372,7 @@
           <w:color w:val="222222"/>
           <w:sz w:val="19"/>
         </w:rPr>
-        <w:t>Setiap indikator empiris matriks air ditransformasikan ke dalam skala ancaman 0.0 - 10.0 menggunakan sistem formulasi matematis berikut:</w:t>
+        <w:t>Setiap indikator empiris matriks air ditransformasikan ke dalam skala ancaman matematis yang linier 100% dengan antarmuka Streamlit:</w:t>
       </w:r>
     </w:p>
     <w:p>
@@ -4386,7 +4386,7 @@
           <w:color w:val="B71C1C"/>
           <w:sz w:val="17"/>
         </w:rPr>
-        <w:t>Persamaan: Sub-metrik Air 1a: Skor Makro IKA</w:t>
+        <w:t>Persamaan: Air 1: Skor Kualitas Air (Normalisasi IKA)</w:t>
       </w:r>
     </w:p>
     <w:p>
@@ -4408,7 +4408,7 @@
           <w:color w:val="B71C1C"/>
           <w:sz w:val="17"/>
         </w:rPr>
-        <w:t>Skor_Makro_Air = min(10.0, max(0.0, (90.0 - IKA_Aktual) / 20.0) * 10.0)</w:t>
+        <w:t>Skor_Air_1 = min(10.0, max(0.0, (80.0 - IKA_Rata_Rata) / 30.0) * 10.0)</w:t>
       </w:r>
     </w:p>
     <w:p>
@@ -4432,7 +4432,7 @@
           <w:color w:val="B71C1C"/>
           <w:sz w:val="16"/>
         </w:rPr>
-        <w:t xml:space="preserve">- IKA_Aktual: </w:t>
+        <w:t xml:space="preserve">- IKA_Rata_Rata: </w:t>
       </w:r>
       <w:r>
         <w:rPr>
@@ -4441,7 +4441,7 @@
           <w:color w:val="444444"/>
           <w:sz w:val="16"/>
         </w:rPr>
-        <w:t>Nilai Indeks Kualitas Air provinsi sentra (62.07).</w:t>
+        <w:t>Rata-rata IKA seluruh provinsi di Sulawesi (59.69).</w:t>
         <w:br/>
       </w:r>
       <w:r>
@@ -4451,7 +4451,7 @@
           <w:color w:val="B71C1C"/>
           <w:sz w:val="16"/>
         </w:rPr>
-        <w:t xml:space="preserve">- Baseline 90.0 vs Kritis 70.0: </w:t>
+        <w:t xml:space="preserve">- Normalisasi 80.0 vs 50.0: </w:t>
       </w:r>
       <w:r>
         <w:rPr>
@@ -4460,7 +4460,7 @@
           <w:color w:val="444444"/>
           <w:sz w:val="16"/>
         </w:rPr>
-        <w:t>PermenLHK No. 27/2021 mengklasifikasikan IKA &gt;= 90 sebagai Sangat Baik dan 70-89 sebagai Baik; nilai di bawah 70 dikategorikan Sedang/Kurang dan memicu vonis krisis.</w:t>
+        <w:t>IKA ideal ditetapkan pada 80.0 dan batas cemar berat pada 50.0; menghasilkan Skor WSM 6.77 / 10.0 dan Skor Likert 3.4 / 5 (STATUS: KRITIS).</w:t>
       </w:r>
     </w:p>
     <w:p>
@@ -4474,7 +4474,7 @@
           <w:color w:val="B71C1C"/>
           <w:sz w:val="17"/>
         </w:rPr>
-        <w:t>Persamaan: Sub-metrik Air 1b: Skor Mikro Toksisitas Cr6+</w:t>
+        <w:t>Persamaan: Air 2: Morbiditas Diare (Max Incidence Rate Ratio)</w:t>
       </w:r>
     </w:p>
     <w:p>
@@ -4496,7 +4496,7 @@
           <w:color w:val="B71C1C"/>
           <w:sz w:val="17"/>
         </w:rPr>
-        <w:t>Skor_Mikro_Air = min(10.0, (Cr6_Aktual / 0.05) * 10.0)</w:t>
+        <w:t>Skor_Air_2 = round(min(10.0, max(0.0, (Max_IRR_Diare - 1.0) * 10.0)) / 2.0) * 2.0</w:t>
       </w:r>
     </w:p>
     <w:p>
@@ -4520,7 +4520,7 @@
           <w:color w:val="B71C1C"/>
           <w:sz w:val="16"/>
         </w:rPr>
-        <w:t xml:space="preserve">- Cr6_Aktual: </w:t>
+        <w:t xml:space="preserve">- Max_IRR_Diare: </w:t>
       </w:r>
       <w:r>
         <w:rPr>
@@ -4529,7 +4529,7 @@
           <w:color w:val="444444"/>
           <w:sz w:val="16"/>
         </w:rPr>
-        <w:t>Konsentrasi puncak Kromium Heksavalen teruji di pesisir sentra (1.00 mg/L).</w:t>
+        <w:t>Rasio insidensi diare per 10.000 jiwa provinsi sentra terhadap 5 provinsi lainnya (1.5x Lipat).</w:t>
         <w:br/>
       </w:r>
       <w:r>
@@ -4539,7 +4539,7 @@
           <w:color w:val="B71C1C"/>
           <w:sz w:val="16"/>
         </w:rPr>
-        <w:t xml:space="preserve">- Baku Mutu 0.05 mg/L: </w:t>
+        <w:t xml:space="preserve">- Skor_Air_2: </w:t>
       </w:r>
       <w:r>
         <w:rPr>
@@ -4548,7 +4548,7 @@
           <w:color w:val="444444"/>
           <w:sz w:val="16"/>
         </w:rPr>
-        <w:t>PP No. 22 Tahun 2021 (Lampiran VI) menetapkan ambang batas aman air kelas II sebesar 0.05 mg/L; konsentrasi melampaui baku mutu merupakan racun karsinogenik berat.</w:t>
+        <w:t>Skor diskritsasi Likert 2.0 (Skor WSM 6.00 / 10.0 dan Skor Likert 3.0 / 5).</w:t>
       </w:r>
     </w:p>
     <w:p>
@@ -4562,7 +4562,7 @@
           <w:color w:val="B71C1C"/>
           <w:sz w:val="17"/>
         </w:rPr>
-        <w:t>Persamaan: Air 1: Composite Worst-Case Kualitas Air</w:t>
+        <w:t>Persamaan: Air 3: Skor Konflik Ruang Air &amp; Nelayan</w:t>
       </w:r>
     </w:p>
     <w:p>
@@ -4584,7 +4584,7 @@
           <w:color w:val="B71C1C"/>
           <w:sz w:val="17"/>
         </w:rPr>
-        <w:t>Skor_Air_1 = max(Skor_Makro_Air, Skor_Mikro_Air)</w:t>
+        <w:t>Skor_Air_3 = min(10.0, (Jumlah_Konflik_Pesisir / 15.0) * 10.0)</w:t>
       </w:r>
     </w:p>
     <w:p>
@@ -4608,164 +4608,7 @@
           <w:color w:val="B71C1C"/>
           <w:sz w:val="16"/>
         </w:rPr>
-        <w:t xml:space="preserve">- Skor_Air_1: </w:t>
-      </w:r>
-      <w:r>
-        <w:rPr>
-          <w:b w:val="0"/>
-          <w:i w:val="0"/>
-          <w:color w:val="444444"/>
-          <w:sz w:val="16"/>
-        </w:rPr>
-        <w:t>Vonis kualitas air gabungan (10.00 / 10.0); membuktikan bahwa kegagalan mikro membatalkan klaim makro.</w:t>
-      </w:r>
-    </w:p>
-    <w:p>
-      <w:pPr>
-        <w:spacing w:before="120" w:after="20"/>
-      </w:pPr>
-      <w:r>
-        <w:rPr>
-          <w:b/>
-          <w:i/>
-          <w:color w:val="B71C1C"/>
-          <w:sz w:val="17"/>
-        </w:rPr>
-        <w:t>Persamaan: Air 2: Incidence Rate Ratio (IRR) Morbiditas Diare</w:t>
-      </w:r>
-    </w:p>
-    <w:p>
-      <w:pPr>
-        <w:ind w:left="240"/>
-        <w:shd w:val="clear" w:color="auto" w:fill="FFEBEE"/>
-        <w:pBdr>
-          <w:top w:val="single" w:sz="4" w:space="4" w:color="EF9A9A"/>
-          <w:left w:val="single" w:sz="4" w:space="4" w:color="EF9A9A"/>
-          <w:bottom w:val="single" w:sz="4" w:space="4" w:color="EF9A9A"/>
-          <w:right w:val="single" w:sz="4" w:space="4" w:color="EF9A9A"/>
-        </w:pBdr>
-      </w:pPr>
-      <w:r>
-        <w:rPr>
-          <w:rFonts w:ascii="Courier New" w:hAnsi="Courier New"/>
-          <w:b w:val="0"/>
-          <w:i w:val="0"/>
-          <w:color w:val="B71C1C"/>
-          <w:sz w:val="17"/>
-        </w:rPr>
-        <w:t>Skor_Air_2 = round(min(10.0, max(0.0, (IRR_Diare - 1.0) * 10.0)) / 2.0) * 2.0</w:t>
-      </w:r>
-    </w:p>
-    <w:p>
-      <w:pPr>
-        <w:ind w:left="280"/>
-      </w:pPr>
-      <w:r>
-        <w:rPr>
-          <w:b/>
-          <w:i/>
-          <w:color w:val="333333"/>
-          <w:sz w:val="16"/>
-        </w:rPr>
-        <w:t>Keterangan Variabel:</w:t>
-        <w:br/>
-      </w:r>
-      <w:r>
-        <w:rPr>
-          <w:b/>
-          <w:i w:val="0"/>
-          <w:color w:val="B71C1C"/>
-          <w:sz w:val="16"/>
-        </w:rPr>
-        <w:t xml:space="preserve">- IRR_Diare: </w:t>
-      </w:r>
-      <w:r>
-        <w:rPr>
-          <w:b w:val="0"/>
-          <w:i w:val="0"/>
-          <w:color w:val="444444"/>
-          <w:sz w:val="16"/>
-        </w:rPr>
-        <w:t>Rasio insidensi diare per 1.000 penduduk wilayah sentra terhadap kontrol non-sentra (1.38x lipat).</w:t>
-        <w:br/>
-      </w:r>
-      <w:r>
-        <w:rPr>
-          <w:b/>
-          <w:i w:val="0"/>
-          <w:color w:val="B71C1C"/>
-          <w:sz w:val="16"/>
-        </w:rPr>
-        <w:t xml:space="preserve">- Skor_Air_2: </w:t>
-      </w:r>
-      <w:r>
-        <w:rPr>
-          <w:b w:val="0"/>
-          <w:i w:val="0"/>
-          <w:color w:val="444444"/>
-          <w:sz w:val="16"/>
-        </w:rPr>
-        <w:t>Skor Likert terdiskritsasi (4.00 / 10.0); batas darurat medis epidemiologi adalah IRR &gt; 2.0x lipat.</w:t>
-      </w:r>
-    </w:p>
-    <w:p>
-      <w:pPr>
-        <w:spacing w:before="120" w:after="20"/>
-      </w:pPr>
-      <w:r>
-        <w:rPr>
-          <w:b/>
-          <w:i/>
-          <w:color w:val="B71C1C"/>
-          <w:sz w:val="17"/>
-        </w:rPr>
-        <w:t>Persamaan: Air 3: Darurat Konflik Pesisir &amp; Nelayan</w:t>
-      </w:r>
-    </w:p>
-    <w:p>
-      <w:pPr>
-        <w:ind w:left="240"/>
-        <w:shd w:val="clear" w:color="auto" w:fill="FFEBEE"/>
-        <w:pBdr>
-          <w:top w:val="single" w:sz="4" w:space="4" w:color="EF9A9A"/>
-          <w:left w:val="single" w:sz="4" w:space="4" w:color="EF9A9A"/>
-          <w:bottom w:val="single" w:sz="4" w:space="4" w:color="EF9A9A"/>
-          <w:right w:val="single" w:sz="4" w:space="4" w:color="EF9A9A"/>
-        </w:pBdr>
-      </w:pPr>
-      <w:r>
-        <w:rPr>
-          <w:rFonts w:ascii="Courier New" w:hAnsi="Courier New"/>
-          <w:b w:val="0"/>
-          <w:i w:val="0"/>
-          <w:color w:val="B71C1C"/>
-          <w:sz w:val="17"/>
-        </w:rPr>
-        <w:t>Skor_Air_3 = min(10.0, (Konflik_Pesisir / 15.0) * 10.0)</w:t>
-      </w:r>
-    </w:p>
-    <w:p>
-      <w:pPr>
-        <w:ind w:left="280"/>
-      </w:pPr>
-      <w:r>
-        <w:rPr>
-          <w:b/>
-          <w:i/>
-          <w:color w:val="333333"/>
-          <w:sz w:val="16"/>
-        </w:rPr>
-        <w:t>Keterangan Variabel:</w:t>
-        <w:br/>
-      </w:r>
-      <w:r>
-        <w:rPr>
-          <w:b/>
-          <w:i w:val="0"/>
-          <w:color w:val="B71C1C"/>
-          <w:sz w:val="16"/>
-        </w:rPr>
-        <w:t xml:space="preserve">- Konflik_Pesisir: </w:t>
+        <w:t xml:space="preserve">- Jumlah_Konflik_Pesisir: </w:t>
       </w:r>
       <w:r>
         <w:rPr>
@@ -4793,7 +4636,7 @@
           <w:color w:val="444444"/>
           <w:sz w:val="16"/>
         </w:rPr>
-        <w:t>KPA CATAHU 2022/2023 mencatat 53 konflik pesisir nasional; 15 kasus di sentra nikel Sulawesi merefleksikan 4.8x lipat kuota proporsional daerah.</w:t>
+        <w:t>KPA CATAHU mencatat sebaran konflik pesisir nasional; 15 kasus di Sulawesi merefleksikan 30% ekuivalensi spasial nasional (Skor WSM 10.00 / 10.0 dan Skor Likert 5.0 / 5).</w:t>
       </w:r>
     </w:p>
     <w:p>
@@ -4807,7 +4650,7 @@
           <w:color w:val="B71C1C"/>
           <w:sz w:val="17"/>
         </w:rPr>
-        <w:t>Persamaan: Air 4: Overcapacity Pembuangan Tailing (DSTP)</w:t>
+        <w:t>Persamaan: Air 4: Skor Ancaman Tailing &amp; Slag</w:t>
       </w:r>
     </w:p>
     <w:p>
@@ -4862,7 +4705,7 @@
           <w:color w:val="444444"/>
           <w:sz w:val="16"/>
         </w:rPr>
-        <w:t>Estimasi timbulan sludge/tailing tahunan (33,840,141 Ton/Tahun atau 33.84 Juta Ton/Tahun).</w:t>
+        <w:t>Timbulan tailing, slag, dan lumpur pengolahan terfilter (32.00 Jt Ton/Thn).</w:t>
         <w:br/>
       </w:r>
       <w:r>
@@ -4881,7 +4724,7 @@
           <w:color w:val="444444"/>
           <w:sz w:val="16"/>
         </w:rPr>
-        <w:t>Kapasitas desain izin AMDAL pembuangan tailing laut (DSTP) PT Hua Pioneer Indonesia di Morowali (Laporan AEER 2020, Hal. 36).</w:t>
+        <w:t>Batas kapasitas maksimal AMDAL pembuangan tailing laut / dam PT Hua Pioneer Indonesia di Morowali (Skor WSM 10.00 / 10.0 dan Skor Likert 5.0 / 5).</w:t>
       </w:r>
     </w:p>
     <w:p>
@@ -4895,7 +4738,7 @@
           <w:color w:val="B71C1C"/>
           <w:sz w:val="17"/>
         </w:rPr>
-        <w:t>Persamaan: Akumulasi Vonis Matriks Air (Simple Additive Weighting)</w:t>
+        <w:t>Persamaan: Akumulasi Skor Indikator Air (Simple Additive Weighting)</w:t>
       </w:r>
     </w:p>
     <w:p>
@@ -4950,7 +4793,7 @@
           <w:color w:val="444444"/>
           <w:sz w:val="16"/>
         </w:rPr>
-        <w:t>Rata-rata tertimbang bobot equal 25% per pilar (bernilai 8.50 / 10.0).</w:t>
+        <w:t>Rata-rata 4 pilar bobot equal 25% (bernilai 8.19 / 10.0).</w:t>
         <w:br/>
       </w:r>
       <w:r>
@@ -4960,7 +4803,7 @@
           <w:color w:val="B71C1C"/>
           <w:sz w:val="16"/>
         </w:rPr>
-        <w:t xml:space="preserve">- Skor Likert (Versi 3): </w:t>
+        <w:t xml:space="preserve">- Skor Indikator Air (Page 6): </w:t>
       </w:r>
       <w:r>
         <w:rPr>
@@ -4969,7 +4812,7 @@
           <w:color w:val="444444"/>
           <w:sz w:val="16"/>
         </w:rPr>
-        <w:t>Konversi skala diskret: Skor_Likert = Skor_Akumulasi / 2.0 = 4.25 -&gt; 4.5 / 5.0 (DARURAT AIR).</w:t>
+        <w:t>Skor Indikator Air: 4.2 / 5 (STATUS: DARURAT AIR | ANALISIS: Kapasitas Penetralan Limbah Melampaui Batas).</w:t>
       </w:r>
     </w:p>
     <w:p>
@@ -4997,7 +4840,7 @@
           <w:color w:val="B71C1C"/>
           <w:sz w:val="17"/>
         </w:rPr>
-        <w:t>Tabel 6.3: Evaluasi Kuantitatif 4 Sub-Metrik Daya Tampung Air Bioregion Pulau Sulawesi</w:t>
+        <w:t>Tabel 6.3: Evaluasi Kuantitatif 4 Indikator Daya Tampung Air Bioregion Pulau Sulawesi (Sesuai Dashboard Page 6)</w:t>
       </w:r>
     </w:p>
     <w:tbl>
@@ -5305,522 +5148,6 @@
                 <w:color w:val="222222"/>
                 <w:sz w:val="17"/>
               </w:rPr>
-              <w:t>Air 1a</w:t>
-            </w:r>
-          </w:p>
-        </w:tc>
-        <w:tc>
-          <w:tcPr>
-            <w:tcW w:type="dxa" w:w="1928"/>
-            <w:shd w:val="clear" w:color="auto" w:fill="FFF5F5"/>
-            <w:tcMar>
-              <w:top w:w="50" w:type="dxa"/>
-              <w:bottom w:w="50" w:type="dxa"/>
-              <w:left w:w="100" w:type="dxa"/>
-              <w:right w:w="100" w:type="dxa"/>
-            </w:tcMar>
-            <w:tcBorders>
-              <w:top w:val="single" w:sz="4" w:color="D0D0D0" w:space="0"/>
-              <w:left w:val="single" w:sz="4" w:color="D0D0D0" w:space="0"/>
-              <w:bottom w:val="single" w:sz="4" w:color="D0D0D0" w:space="0"/>
-              <w:right w:val="single" w:sz="4" w:color="D0D0D0" w:space="0"/>
-            </w:tcBorders>
-          </w:tcPr>
-          <w:p>
-            <w:pPr>
-              <w:jc w:val="left"/>
-            </w:pPr>
-            <w:r>
-              <w:rPr>
-                <w:b w:val="0"/>
-                <w:i w:val="0"/>
-                <w:color w:val="222222"/>
-                <w:sz w:val="17"/>
-              </w:rPr>
-              <w:t>Indeks Kualitas Air (Makro IKA)</w:t>
-            </w:r>
-          </w:p>
-        </w:tc>
-        <w:tc>
-          <w:tcPr>
-            <w:tcW w:type="dxa" w:w="1417"/>
-            <w:shd w:val="clear" w:color="auto" w:fill="FFF5F5"/>
-            <w:tcMar>
-              <w:top w:w="50" w:type="dxa"/>
-              <w:bottom w:w="50" w:type="dxa"/>
-              <w:left w:w="100" w:type="dxa"/>
-              <w:right w:w="100" w:type="dxa"/>
-            </w:tcMar>
-            <w:tcBorders>
-              <w:top w:val="single" w:sz="4" w:color="D0D0D0" w:space="0"/>
-              <w:left w:val="single" w:sz="4" w:color="D0D0D0" w:space="0"/>
-              <w:bottom w:val="single" w:sz="4" w:color="D0D0D0" w:space="0"/>
-              <w:right w:val="single" w:sz="4" w:color="D0D0D0" w:space="0"/>
-            </w:tcBorders>
-          </w:tcPr>
-          <w:p>
-            <w:pPr>
-              <w:jc w:val="center"/>
-            </w:pPr>
-            <w:r>
-              <w:rPr>
-                <w:b w:val="0"/>
-                <w:i w:val="0"/>
-                <w:color w:val="222222"/>
-                <w:sz w:val="17"/>
-              </w:rPr>
-              <w:t>62.07</w:t>
-            </w:r>
-          </w:p>
-        </w:tc>
-        <w:tc>
-          <w:tcPr>
-            <w:tcW w:type="dxa" w:w="1814"/>
-            <w:shd w:val="clear" w:color="auto" w:fill="FFF5F5"/>
-            <w:tcMar>
-              <w:top w:w="50" w:type="dxa"/>
-              <w:bottom w:w="50" w:type="dxa"/>
-              <w:left w:w="100" w:type="dxa"/>
-              <w:right w:w="100" w:type="dxa"/>
-            </w:tcMar>
-            <w:tcBorders>
-              <w:top w:val="single" w:sz="4" w:color="D0D0D0" w:space="0"/>
-              <w:left w:val="single" w:sz="4" w:color="D0D0D0" w:space="0"/>
-              <w:bottom w:val="single" w:sz="4" w:color="D0D0D0" w:space="0"/>
-              <w:right w:val="single" w:sz="4" w:color="D0D0D0" w:space="0"/>
-            </w:tcBorders>
-          </w:tcPr>
-          <w:p>
-            <w:pPr>
-              <w:jc w:val="left"/>
-            </w:pPr>
-            <w:r>
-              <w:rPr>
-                <w:b w:val="0"/>
-                <w:i w:val="0"/>
-                <w:color w:val="222222"/>
-                <w:sz w:val="17"/>
-              </w:rPr>
-              <w:t>IKA &lt; 70.0 (Batas Baik PermenLHK 27/2021)</w:t>
-            </w:r>
-          </w:p>
-        </w:tc>
-        <w:tc>
-          <w:tcPr>
-            <w:tcW w:type="dxa" w:w="1701"/>
-            <w:shd w:val="clear" w:color="auto" w:fill="FFF5F5"/>
-            <w:tcMar>
-              <w:top w:w="50" w:type="dxa"/>
-              <w:bottom w:w="50" w:type="dxa"/>
-              <w:left w:w="100" w:type="dxa"/>
-              <w:right w:w="100" w:type="dxa"/>
-            </w:tcMar>
-            <w:tcBorders>
-              <w:top w:val="single" w:sz="4" w:color="D0D0D0" w:space="0"/>
-              <w:left w:val="single" w:sz="4" w:color="D0D0D0" w:space="0"/>
-              <w:bottom w:val="single" w:sz="4" w:color="D0D0D0" w:space="0"/>
-              <w:right w:val="single" w:sz="4" w:color="D0D0D0" w:space="0"/>
-            </w:tcBorders>
-          </w:tcPr>
-          <w:p>
-            <w:pPr>
-              <w:jc w:val="left"/>
-            </w:pPr>
-            <w:r>
-              <w:rPr>
-                <w:b w:val="0"/>
-                <w:i w:val="0"/>
-                <w:color w:val="222222"/>
-                <w:sz w:val="17"/>
-              </w:rPr>
-              <w:t>min(10.0, (90-62.07)/20*10)</w:t>
-            </w:r>
-          </w:p>
-        </w:tc>
-        <w:tc>
-          <w:tcPr>
-            <w:tcW w:type="dxa" w:w="1020"/>
-            <w:shd w:val="clear" w:color="auto" w:fill="FFF5F5"/>
-            <w:tcMar>
-              <w:top w:w="50" w:type="dxa"/>
-              <w:bottom w:w="50" w:type="dxa"/>
-              <w:left w:w="100" w:type="dxa"/>
-              <w:right w:w="100" w:type="dxa"/>
-            </w:tcMar>
-            <w:tcBorders>
-              <w:top w:val="single" w:sz="4" w:color="D0D0D0" w:space="0"/>
-              <w:left w:val="single" w:sz="4" w:color="D0D0D0" w:space="0"/>
-              <w:bottom w:val="single" w:sz="4" w:color="D0D0D0" w:space="0"/>
-              <w:right w:val="single" w:sz="4" w:color="D0D0D0" w:space="0"/>
-            </w:tcBorders>
-          </w:tcPr>
-          <w:p>
-            <w:pPr>
-              <w:jc w:val="center"/>
-            </w:pPr>
-            <w:r>
-              <w:rPr>
-                <w:b w:val="0"/>
-                <w:i w:val="0"/>
-                <w:color w:val="222222"/>
-                <w:sz w:val="17"/>
-              </w:rPr>
-              <w:t>10.00 / 10.0</w:t>
-            </w:r>
-          </w:p>
-        </w:tc>
-        <w:tc>
-          <w:tcPr>
-            <w:tcW w:type="dxa" w:w="1020"/>
-            <w:shd w:val="clear" w:color="auto" w:fill="FFF5F5"/>
-            <w:tcMar>
-              <w:top w:w="50" w:type="dxa"/>
-              <w:bottom w:w="50" w:type="dxa"/>
-              <w:left w:w="100" w:type="dxa"/>
-              <w:right w:w="100" w:type="dxa"/>
-            </w:tcMar>
-            <w:tcBorders>
-              <w:top w:val="single" w:sz="4" w:color="D0D0D0" w:space="0"/>
-              <w:left w:val="single" w:sz="4" w:color="D0D0D0" w:space="0"/>
-              <w:bottom w:val="single" w:sz="4" w:color="D0D0D0" w:space="0"/>
-              <w:right w:val="single" w:sz="4" w:color="D0D0D0" w:space="0"/>
-            </w:tcBorders>
-          </w:tcPr>
-          <w:p>
-            <w:pPr>
-              <w:jc w:val="center"/>
-            </w:pPr>
-            <w:r>
-              <w:rPr>
-                <w:b w:val="0"/>
-                <w:i w:val="0"/>
-                <w:color w:val="222222"/>
-                <w:sz w:val="17"/>
-              </w:rPr>
-              <w:t>5.00 / 5.0</w:t>
-            </w:r>
-          </w:p>
-        </w:tc>
-        <w:tc>
-          <w:tcPr>
-            <w:tcW w:type="dxa" w:w="1247"/>
-            <w:shd w:val="clear" w:color="auto" w:fill="FFF5F5"/>
-            <w:tcMar>
-              <w:top w:w="50" w:type="dxa"/>
-              <w:bottom w:w="50" w:type="dxa"/>
-              <w:left w:w="100" w:type="dxa"/>
-              <w:right w:w="100" w:type="dxa"/>
-            </w:tcMar>
-            <w:tcBorders>
-              <w:top w:val="single" w:sz="4" w:color="D0D0D0" w:space="0"/>
-              <w:left w:val="single" w:sz="4" w:color="D0D0D0" w:space="0"/>
-              <w:bottom w:val="single" w:sz="4" w:color="D0D0D0" w:space="0"/>
-              <w:right w:val="single" w:sz="4" w:color="D0D0D0" w:space="0"/>
-            </w:tcBorders>
-          </w:tcPr>
-          <w:p>
-            <w:pPr>
-              <w:jc w:val="center"/>
-            </w:pPr>
-            <w:r>
-              <w:rPr>
-                <w:b w:val="0"/>
-                <w:i w:val="0"/>
-                <w:color w:val="222222"/>
-                <w:sz w:val="17"/>
-              </w:rPr>
-              <w:t>Kualitas Sedang/Kritis</w:t>
-            </w:r>
-          </w:p>
-        </w:tc>
-      </w:tr>
-      <w:tr>
-        <w:tc>
-          <w:tcPr>
-            <w:tcW w:type="dxa" w:w="737"/>
-            <w:shd w:val="clear" w:color="auto" w:fill="FFFFFF"/>
-            <w:tcMar>
-              <w:top w:w="50" w:type="dxa"/>
-              <w:bottom w:w="50" w:type="dxa"/>
-              <w:left w:w="100" w:type="dxa"/>
-              <w:right w:w="100" w:type="dxa"/>
-            </w:tcMar>
-            <w:tcBorders>
-              <w:top w:val="single" w:sz="4" w:color="D0D0D0" w:space="0"/>
-              <w:left w:val="single" w:sz="4" w:color="D0D0D0" w:space="0"/>
-              <w:bottom w:val="single" w:sz="4" w:color="D0D0D0" w:space="0"/>
-              <w:right w:val="single" w:sz="4" w:color="D0D0D0" w:space="0"/>
-            </w:tcBorders>
-          </w:tcPr>
-          <w:p>
-            <w:pPr>
-              <w:jc w:val="center"/>
-            </w:pPr>
-            <w:r>
-              <w:rPr>
-                <w:b w:val="0"/>
-                <w:i w:val="0"/>
-                <w:color w:val="222222"/>
-                <w:sz w:val="17"/>
-              </w:rPr>
-              <w:t>Air 1b</w:t>
-            </w:r>
-          </w:p>
-        </w:tc>
-        <w:tc>
-          <w:tcPr>
-            <w:tcW w:type="dxa" w:w="1928"/>
-            <w:shd w:val="clear" w:color="auto" w:fill="FFFFFF"/>
-            <w:tcMar>
-              <w:top w:w="50" w:type="dxa"/>
-              <w:bottom w:w="50" w:type="dxa"/>
-              <w:left w:w="100" w:type="dxa"/>
-              <w:right w:w="100" w:type="dxa"/>
-            </w:tcMar>
-            <w:tcBorders>
-              <w:top w:val="single" w:sz="4" w:color="D0D0D0" w:space="0"/>
-              <w:left w:val="single" w:sz="4" w:color="D0D0D0" w:space="0"/>
-              <w:bottom w:val="single" w:sz="4" w:color="D0D0D0" w:space="0"/>
-              <w:right w:val="single" w:sz="4" w:color="D0D0D0" w:space="0"/>
-            </w:tcBorders>
-          </w:tcPr>
-          <w:p>
-            <w:pPr>
-              <w:jc w:val="left"/>
-            </w:pPr>
-            <w:r>
-              <w:rPr>
-                <w:b w:val="0"/>
-                <w:i w:val="0"/>
-                <w:color w:val="222222"/>
-                <w:sz w:val="17"/>
-              </w:rPr>
-              <w:t>Toksisitas Logam Berat Cr6+ (Mikro)</w:t>
-            </w:r>
-          </w:p>
-        </w:tc>
-        <w:tc>
-          <w:tcPr>
-            <w:tcW w:type="dxa" w:w="1417"/>
-            <w:shd w:val="clear" w:color="auto" w:fill="FFFFFF"/>
-            <w:tcMar>
-              <w:top w:w="50" w:type="dxa"/>
-              <w:bottom w:w="50" w:type="dxa"/>
-              <w:left w:w="100" w:type="dxa"/>
-              <w:right w:w="100" w:type="dxa"/>
-            </w:tcMar>
-            <w:tcBorders>
-              <w:top w:val="single" w:sz="4" w:color="D0D0D0" w:space="0"/>
-              <w:left w:val="single" w:sz="4" w:color="D0D0D0" w:space="0"/>
-              <w:bottom w:val="single" w:sz="4" w:color="D0D0D0" w:space="0"/>
-              <w:right w:val="single" w:sz="4" w:color="D0D0D0" w:space="0"/>
-            </w:tcBorders>
-          </w:tcPr>
-          <w:p>
-            <w:pPr>
-              <w:jc w:val="center"/>
-            </w:pPr>
-            <w:r>
-              <w:rPr>
-                <w:b w:val="0"/>
-                <w:i w:val="0"/>
-                <w:color w:val="222222"/>
-                <w:sz w:val="17"/>
-              </w:rPr>
-              <w:t>1.00 mg/L</w:t>
-            </w:r>
-          </w:p>
-        </w:tc>
-        <w:tc>
-          <w:tcPr>
-            <w:tcW w:type="dxa" w:w="1814"/>
-            <w:shd w:val="clear" w:color="auto" w:fill="FFFFFF"/>
-            <w:tcMar>
-              <w:top w:w="50" w:type="dxa"/>
-              <w:bottom w:w="50" w:type="dxa"/>
-              <w:left w:w="100" w:type="dxa"/>
-              <w:right w:w="100" w:type="dxa"/>
-            </w:tcMar>
-            <w:tcBorders>
-              <w:top w:val="single" w:sz="4" w:color="D0D0D0" w:space="0"/>
-              <w:left w:val="single" w:sz="4" w:color="D0D0D0" w:space="0"/>
-              <w:bottom w:val="single" w:sz="4" w:color="D0D0D0" w:space="0"/>
-              <w:right w:val="single" w:sz="4" w:color="D0D0D0" w:space="0"/>
-            </w:tcBorders>
-          </w:tcPr>
-          <w:p>
-            <w:pPr>
-              <w:jc w:val="left"/>
-            </w:pPr>
-            <w:r>
-              <w:rPr>
-                <w:b w:val="0"/>
-                <w:i w:val="0"/>
-                <w:color w:val="222222"/>
-                <w:sz w:val="17"/>
-              </w:rPr>
-              <w:t>&gt; 0.05 mg/L (PP 22/2021 Lamp. VI)</w:t>
-            </w:r>
-          </w:p>
-        </w:tc>
-        <w:tc>
-          <w:tcPr>
-            <w:tcW w:type="dxa" w:w="1701"/>
-            <w:shd w:val="clear" w:color="auto" w:fill="FFFFFF"/>
-            <w:tcMar>
-              <w:top w:w="50" w:type="dxa"/>
-              <w:bottom w:w="50" w:type="dxa"/>
-              <w:left w:w="100" w:type="dxa"/>
-              <w:right w:w="100" w:type="dxa"/>
-            </w:tcMar>
-            <w:tcBorders>
-              <w:top w:val="single" w:sz="4" w:color="D0D0D0" w:space="0"/>
-              <w:left w:val="single" w:sz="4" w:color="D0D0D0" w:space="0"/>
-              <w:bottom w:val="single" w:sz="4" w:color="D0D0D0" w:space="0"/>
-              <w:right w:val="single" w:sz="4" w:color="D0D0D0" w:space="0"/>
-            </w:tcBorders>
-          </w:tcPr>
-          <w:p>
-            <w:pPr>
-              <w:jc w:val="left"/>
-            </w:pPr>
-            <w:r>
-              <w:rPr>
-                <w:b w:val="0"/>
-                <w:i w:val="0"/>
-                <w:color w:val="222222"/>
-                <w:sz w:val="17"/>
-              </w:rPr>
-              <w:t>min(10.0, (1.00/0.05)*10)</w:t>
-            </w:r>
-          </w:p>
-        </w:tc>
-        <w:tc>
-          <w:tcPr>
-            <w:tcW w:type="dxa" w:w="1020"/>
-            <w:shd w:val="clear" w:color="auto" w:fill="FFFFFF"/>
-            <w:tcMar>
-              <w:top w:w="50" w:type="dxa"/>
-              <w:bottom w:w="50" w:type="dxa"/>
-              <w:left w:w="100" w:type="dxa"/>
-              <w:right w:w="100" w:type="dxa"/>
-            </w:tcMar>
-            <w:tcBorders>
-              <w:top w:val="single" w:sz="4" w:color="D0D0D0" w:space="0"/>
-              <w:left w:val="single" w:sz="4" w:color="D0D0D0" w:space="0"/>
-              <w:bottom w:val="single" w:sz="4" w:color="D0D0D0" w:space="0"/>
-              <w:right w:val="single" w:sz="4" w:color="D0D0D0" w:space="0"/>
-            </w:tcBorders>
-          </w:tcPr>
-          <w:p>
-            <w:pPr>
-              <w:jc w:val="center"/>
-            </w:pPr>
-            <w:r>
-              <w:rPr>
-                <w:b w:val="0"/>
-                <w:i w:val="0"/>
-                <w:color w:val="222222"/>
-                <w:sz w:val="17"/>
-              </w:rPr>
-              <w:t>10.00 / 10.0</w:t>
-            </w:r>
-          </w:p>
-        </w:tc>
-        <w:tc>
-          <w:tcPr>
-            <w:tcW w:type="dxa" w:w="1020"/>
-            <w:shd w:val="clear" w:color="auto" w:fill="FFFFFF"/>
-            <w:tcMar>
-              <w:top w:w="50" w:type="dxa"/>
-              <w:bottom w:w="50" w:type="dxa"/>
-              <w:left w:w="100" w:type="dxa"/>
-              <w:right w:w="100" w:type="dxa"/>
-            </w:tcMar>
-            <w:tcBorders>
-              <w:top w:val="single" w:sz="4" w:color="D0D0D0" w:space="0"/>
-              <w:left w:val="single" w:sz="4" w:color="D0D0D0" w:space="0"/>
-              <w:bottom w:val="single" w:sz="4" w:color="D0D0D0" w:space="0"/>
-              <w:right w:val="single" w:sz="4" w:color="D0D0D0" w:space="0"/>
-            </w:tcBorders>
-          </w:tcPr>
-          <w:p>
-            <w:pPr>
-              <w:jc w:val="center"/>
-            </w:pPr>
-            <w:r>
-              <w:rPr>
-                <w:b w:val="0"/>
-                <w:i w:val="0"/>
-                <w:color w:val="222222"/>
-                <w:sz w:val="17"/>
-              </w:rPr>
-              <w:t>5.00 / 5.0</w:t>
-            </w:r>
-          </w:p>
-        </w:tc>
-        <w:tc>
-          <w:tcPr>
-            <w:tcW w:type="dxa" w:w="1247"/>
-            <w:shd w:val="clear" w:color="auto" w:fill="FFFFFF"/>
-            <w:tcMar>
-              <w:top w:w="50" w:type="dxa"/>
-              <w:bottom w:w="50" w:type="dxa"/>
-              <w:left w:w="100" w:type="dxa"/>
-              <w:right w:w="100" w:type="dxa"/>
-            </w:tcMar>
-            <w:tcBorders>
-              <w:top w:val="single" w:sz="4" w:color="D0D0D0" w:space="0"/>
-              <w:left w:val="single" w:sz="4" w:color="D0D0D0" w:space="0"/>
-              <w:bottom w:val="single" w:sz="4" w:color="D0D0D0" w:space="0"/>
-              <w:right w:val="single" w:sz="4" w:color="D0D0D0" w:space="0"/>
-            </w:tcBorders>
-          </w:tcPr>
-          <w:p>
-            <w:pPr>
-              <w:jc w:val="center"/>
-            </w:pPr>
-            <w:r>
-              <w:rPr>
-                <w:b w:val="0"/>
-                <w:i w:val="0"/>
-                <w:color w:val="222222"/>
-                <w:sz w:val="17"/>
-              </w:rPr>
-              <w:t>Karsinogenik Ekstrem (20x)</w:t>
-            </w:r>
-          </w:p>
-        </w:tc>
-      </w:tr>
-      <w:tr>
-        <w:tc>
-          <w:tcPr>
-            <w:tcW w:type="dxa" w:w="737"/>
-            <w:shd w:val="clear" w:color="auto" w:fill="FFF5F5"/>
-            <w:tcMar>
-              <w:top w:w="50" w:type="dxa"/>
-              <w:bottom w:w="50" w:type="dxa"/>
-              <w:left w:w="100" w:type="dxa"/>
-              <w:right w:w="100" w:type="dxa"/>
-            </w:tcMar>
-            <w:tcBorders>
-              <w:top w:val="single" w:sz="4" w:color="D0D0D0" w:space="0"/>
-              <w:left w:val="single" w:sz="4" w:color="D0D0D0" w:space="0"/>
-              <w:bottom w:val="single" w:sz="4" w:color="D0D0D0" w:space="0"/>
-              <w:right w:val="single" w:sz="4" w:color="D0D0D0" w:space="0"/>
-            </w:tcBorders>
-          </w:tcPr>
-          <w:p>
-            <w:pPr>
-              <w:jc w:val="center"/>
-            </w:pPr>
-            <w:r>
-              <w:rPr>
-                <w:b w:val="0"/>
-                <w:i w:val="0"/>
-                <w:color w:val="222222"/>
-                <w:sz w:val="17"/>
-              </w:rPr>
               <w:t>Air 1</w:t>
             </w:r>
           </w:p>
@@ -5853,7 +5180,7 @@
                 <w:color w:val="222222"/>
                 <w:sz w:val="17"/>
               </w:rPr>
-              <w:t>Sub-Metrik Gabungan Kualitas Air</w:t>
+              <w:t>Kualitas Air (Rata-Rata IKA Sulawesi)</w:t>
             </w:r>
           </w:p>
         </w:tc>
@@ -5885,7 +5212,7 @@
                 <w:color w:val="222222"/>
                 <w:sz w:val="17"/>
               </w:rPr>
-              <w:t>Composite Worst-Case</w:t>
+              <w:t>59.69</w:t>
             </w:r>
           </w:p>
         </w:tc>
@@ -5917,7 +5244,7 @@
                 <w:color w:val="222222"/>
                 <w:sz w:val="17"/>
               </w:rPr>
-              <w:t>Override Mikro atas Makro</w:t>
+              <w:t>Kategori Baik = 70–90 (Di bawah 70 = Tidak Aman)</w:t>
             </w:r>
           </w:p>
         </w:tc>
@@ -5949,7 +5276,7 @@
                 <w:color w:val="222222"/>
                 <w:sz w:val="17"/>
               </w:rPr>
-              <w:t>max(10.00, 10.00)</w:t>
+              <w:t>min(10.0, max(0, (80.0-59.69)/30.0)*10)</w:t>
             </w:r>
           </w:p>
         </w:tc>
@@ -5981,7 +5308,7 @@
                 <w:color w:val="222222"/>
                 <w:sz w:val="17"/>
               </w:rPr>
-              <w:t>10.00 / 10.0</w:t>
+              <w:t>6.77 / 10.0</w:t>
             </w:r>
           </w:p>
         </w:tc>
@@ -6013,7 +5340,7 @@
                 <w:color w:val="222222"/>
                 <w:sz w:val="17"/>
               </w:rPr>
-              <w:t>5.00 / 5.0</w:t>
+              <w:t>3.4 / 5</w:t>
             </w:r>
           </w:p>
         </w:tc>
@@ -6045,7 +5372,7 @@
                 <w:color w:val="222222"/>
                 <w:sz w:val="17"/>
               </w:rPr>
-              <w:t>Darurat Toksisitas</w:t>
+              <w:t>Sedang (TIDAK AMAN)</w:t>
             </w:r>
           </w:p>
         </w:tc>
@@ -6111,7 +5438,7 @@
                 <w:color w:val="222222"/>
                 <w:sz w:val="17"/>
               </w:rPr>
-              <w:t>Morbiditas Penyakit Diare</w:t>
+              <w:t>Morbiditas Diare (Max IRR Dinamis)</w:t>
             </w:r>
           </w:p>
         </w:tc>
@@ -6143,7 +5470,7 @@
                 <w:color w:val="222222"/>
                 <w:sz w:val="17"/>
               </w:rPr>
-              <w:t>1.38x lipat (IRR)</w:t>
+              <w:t>1.5x Lipat</w:t>
             </w:r>
           </w:p>
         </w:tc>
@@ -6175,7 +5502,7 @@
                 <w:color w:val="222222"/>
                 <w:sz w:val="17"/>
               </w:rPr>
-              <w:t>&gt; 2.0x lipat (WHO EHC 6 + Kemenkes)</w:t>
+              <w:t>IRR &gt; 2.0x (Risiko 2x Populasi Kontrol)</w:t>
             </w:r>
           </w:p>
         </w:tc>
@@ -6207,7 +5534,7 @@
                 <w:color w:val="222222"/>
                 <w:sz w:val="17"/>
               </w:rPr>
-              <w:t>round(min(10.0, (1.38-1)*10)/2)*2</w:t>
+              <w:t>round(min(10.0, (1.52-1)*10)/2)*2</w:t>
             </w:r>
           </w:p>
         </w:tc>
@@ -6239,7 +5566,7 @@
                 <w:color w:val="222222"/>
                 <w:sz w:val="17"/>
               </w:rPr>
-              <w:t>4.00 / 10.0</w:t>
+              <w:t>6.00 / 10.0</w:t>
             </w:r>
           </w:p>
         </w:tc>
@@ -6271,7 +5598,7 @@
                 <w:color w:val="222222"/>
                 <w:sz w:val="17"/>
               </w:rPr>
-              <w:t>2.00 / 5.0</w:t>
+              <w:t>3.0 / 5</w:t>
             </w:r>
           </w:p>
         </w:tc>
@@ -6303,7 +5630,7 @@
                 <w:color w:val="222222"/>
                 <w:sz w:val="17"/>
               </w:rPr>
-              <w:t>Waspada Morbiditas</w:t>
+              <w:t>Terkendali / Waspada</w:t>
             </w:r>
           </w:p>
         </w:tc>
@@ -6369,7 +5696,7 @@
                 <w:color w:val="222222"/>
                 <w:sz w:val="17"/>
               </w:rPr>
-              <w:t>Konflik Pesisir &amp; Nelayan</w:t>
+              <w:t>Konflik Nelayan &amp; Ruang Air</w:t>
             </w:r>
           </w:p>
         </w:tc>
@@ -6433,7 +5760,7 @@
                 <w:color w:val="222222"/>
                 <w:sz w:val="17"/>
               </w:rPr>
-              <w:t>&gt;= 15 Kasus (4.8x Anomali KPA CATAHU)</w:t>
+              <w:t>&gt; 15 Kasus (30% Ekuivalensi Pesisir Nasional)</w:t>
             </w:r>
           </w:p>
         </w:tc>
@@ -6529,7 +5856,7 @@
                 <w:color w:val="222222"/>
                 <w:sz w:val="17"/>
               </w:rPr>
-              <w:t>5.00 / 5.0</w:t>
+              <w:t>5.0 / 5</w:t>
             </w:r>
           </w:p>
         </w:tc>
@@ -6561,7 +5888,7 @@
                 <w:color w:val="222222"/>
                 <w:sz w:val="17"/>
               </w:rPr>
-              <w:t>Darurat Agraria Pesisir</w:t>
+              <w:t>DARURAT AGRARIA</w:t>
             </w:r>
           </w:p>
         </w:tc>
@@ -6627,7 +5954,7 @@
                 <w:color w:val="222222"/>
                 <w:sz w:val="17"/>
               </w:rPr>
-              <w:t>Ancaman Tailing DSTP Kawasan</w:t>
+              <w:t>Beban Tailing, Slag &amp; DSTP</w:t>
             </w:r>
           </w:p>
         </w:tc>
@@ -6659,7 +5986,7 @@
                 <w:color w:val="222222"/>
                 <w:sz w:val="17"/>
               </w:rPr>
-              <w:t>33.84 Jt Ton/Thn</w:t>
+              <w:t>32.00 Jt Ton/Thn</w:t>
             </w:r>
           </w:p>
         </w:tc>
@@ -6691,7 +6018,7 @@
                 <w:color w:val="222222"/>
                 <w:sz w:val="17"/>
               </w:rPr>
-              <w:t>&gt; 25 Jt Ton/Thn (AMDAL HPI-IMIP)</w:t>
+              <w:t>&gt; 25 Jt Ton/Thn (Batas Kapasitas AMDAL)</w:t>
             </w:r>
           </w:p>
         </w:tc>
@@ -6723,7 +6050,7 @@
                 <w:color w:val="222222"/>
                 <w:sz w:val="17"/>
               </w:rPr>
-              <w:t>min(10.0, (33.84/25)*10)</w:t>
+              <w:t>min(10.0, (32.00/25)*10)</w:t>
             </w:r>
           </w:p>
         </w:tc>
@@ -6787,7 +6114,7 @@
                 <w:color w:val="222222"/>
                 <w:sz w:val="17"/>
               </w:rPr>
-              <w:t>5.00 / 5.0</w:t>
+              <w:t>5.0 / 5</w:t>
             </w:r>
           </w:p>
         </w:tc>
@@ -6819,7 +6146,7 @@
                 <w:color w:val="222222"/>
                 <w:sz w:val="17"/>
               </w:rPr>
-              <w:t>Overcapacity AMDAL</w:t>
+              <w:t>DARURAT LIMBAH</w:t>
             </w:r>
           </w:p>
         </w:tc>
@@ -6885,7 +6212,7 @@
                 <w:color w:val="222222"/>
                 <w:sz w:val="17"/>
               </w:rPr>
-              <w:t>Akumulasi Skor Matriks Air</w:t>
+              <w:t>Akumulasi Skor Indikator Air</w:t>
             </w:r>
           </w:p>
         </w:tc>
@@ -7013,7 +6340,7 @@
                 <w:color w:val="222222"/>
                 <w:sz w:val="17"/>
               </w:rPr>
-              <w:t>8.50 / 10.0</w:t>
+              <w:t>8.19 / 10.0</w:t>
             </w:r>
           </w:p>
         </w:tc>
@@ -7045,7 +6372,7 @@
                 <w:color w:val="222222"/>
                 <w:sz w:val="17"/>
               </w:rPr>
-              <w:t>4.25 / 5.0</w:t>
+              <w:t>4.2 / 5</w:t>
             </w:r>
           </w:p>
         </w:tc>
@@ -7077,7 +6404,7 @@
                 <w:color w:val="222222"/>
                 <w:sz w:val="17"/>
               </w:rPr>
-              <w:t>DARURAT AIR</w:t>
+              <w:t>STATUS: DARURAT AIR</w:t>
             </w:r>
           </w:p>
         </w:tc>
@@ -7308,7 +6635,7 @@
                 <w:color w:val="222222"/>
                 <w:sz w:val="17"/>
               </w:rPr>
-              <w:t>IKA &amp; Toksisitas Cr6+ (Air 1)</w:t>
+              <w:t>Kualitas Air (Air 1)</w:t>
             </w:r>
           </w:p>
         </w:tc>
@@ -7340,7 +6667,7 @@
                 <w:color w:val="222222"/>
                 <w:sz w:val="17"/>
               </w:rPr>
-              <w:t>PermenLHK No. 27/2021 &amp; PP No. 22/2021</w:t>
+              <w:t>PermenLHK No. 27/2021 (Hal. 35)</w:t>
             </w:r>
           </w:p>
         </w:tc>
@@ -7372,7 +6699,7 @@
                 <w:color w:val="222222"/>
                 <w:sz w:val="17"/>
               </w:rPr>
-              <w:t>Kategori Indeks Kualitas Air Kurang (25 ≤ x &lt; 50) dan Baku Mutu Air Kelas II: Kromium Heksavalen (Cr6+) = 0.05 mg/L.</w:t>
+              <w:t>Sangat Baik: ≥90, Baik: 70–89, Sedang: 50–69, Kurang: 25–49. Rata-rata IKA Sulawesi 59.69 masuk Kategori Sedang (Defisit 10.31 poin di bawah batas aman).</w:t>
             </w:r>
           </w:p>
         </w:tc>
@@ -7404,7 +6731,7 @@
                 <w:color w:val="222222"/>
                 <w:sz w:val="17"/>
               </w:rPr>
-              <w:t>Hal. 35 &amp; Lampiran VI Hal. 120</w:t>
+              <w:t>Hal. 35</w:t>
             </w:r>
           </w:p>
         </w:tc>
@@ -7470,7 +6797,7 @@
                 <w:color w:val="222222"/>
                 <w:sz w:val="17"/>
               </w:rPr>
-              <w:t>Diare Morbiditas (Air 2)</w:t>
+              <w:t>Morbiditas Diare (Air 2)</w:t>
             </w:r>
           </w:p>
         </w:tc>
@@ -7502,7 +6829,7 @@
                 <w:color w:val="222222"/>
                 <w:sz w:val="17"/>
               </w:rPr>
-              <w:t>Profil Kesehatan Indonesia 2023 &amp; WHO EHC 6</w:t>
+              <w:t>WHO EHC 6 &amp; Kemenkes 2023 (Hal. 112)</w:t>
             </w:r>
           </w:p>
         </w:tc>
@@ -7534,7 +6861,7 @@
                 <w:color w:val="222222"/>
                 <w:sz w:val="17"/>
               </w:rPr>
-              <w:t>Prevalensi diare semua umur 2%; relative risk dihitung dari insidensi per 1.000 penduduk terpapar vs kontrol (IRR &gt; 2.0 batas KLB).</w:t>
+              <w:t>Incidence Rate Ratio (IRR) mengukur perbandingan insidensi per 10.000 jiwa daerah terpapar vs 5 provinsi kontrol lainnya.</w:t>
             </w:r>
           </w:p>
         </w:tc>
@@ -7566,7 +6893,7 @@
                 <w:color w:val="222222"/>
                 <w:sz w:val="17"/>
               </w:rPr>
-              <w:t>Hal. 220 &amp; Hal. 13</w:t>
+              <w:t>Hal. 112 &amp; Hal. 13</w:t>
             </w:r>
           </w:p>
         </w:tc>
@@ -7632,7 +6959,7 @@
                 <w:color w:val="222222"/>
                 <w:sz w:val="17"/>
               </w:rPr>
-              <w:t>Konflik Pesisir (Air 3)</w:t>
+              <w:t>Konflik Nelayan (Air 3)</w:t>
             </w:r>
           </w:p>
         </w:tc>
@@ -7664,7 +6991,7 @@
                 <w:color w:val="222222"/>
                 <w:sz w:val="17"/>
               </w:rPr>
-              <w:t>KPA Annual Report CATAHU 2022 &amp; 2023</w:t>
+              <w:t>Konsorsium Pembaruan Agraria (KPA CATAHU 2023)</w:t>
             </w:r>
           </w:p>
         </w:tc>
@@ -7696,7 +7023,7 @@
                 <w:color w:val="222222"/>
                 <w:sz w:val="17"/>
               </w:rPr>
-              <w:t>Letusan konflik agraria pesisir &amp; pulau kecil; 2 provinsi sentra menanggung 15 kasus (4.8x lipat kuota proporsional 3.1 kasus dari 53 kasus nasional).</w:t>
+              <w:t>Letusan konflik agraria pesisir dan ruang laut. 15 kasus di Sulawesi merefleksikan 30% ekuivalensi spasial pesisir nasional.</w:t>
             </w:r>
           </w:p>
         </w:tc>
@@ -7728,7 +7055,7 @@
                 <w:color w:val="222222"/>
                 <w:sz w:val="17"/>
               </w:rPr>
-              <w:t>Hal. 12-15 &amp; Hal. 22</w:t>
+              <w:t>CATAHU 2023, Hal. 22</w:t>
             </w:r>
           </w:p>
         </w:tc>
@@ -7794,7 +7121,7 @@
                 <w:color w:val="222222"/>
                 <w:sz w:val="17"/>
               </w:rPr>
-              <w:t>Tailing DSTP (Air 4)</w:t>
+              <w:t>Beban Tailing (Air 4)</w:t>
             </w:r>
           </w:p>
         </w:tc>
@@ -7826,7 +7153,7 @@
                 <w:color w:val="222222"/>
                 <w:sz w:val="17"/>
               </w:rPr>
-              <w:t>Dokumen AMDAL Kawasan IMIP (PT HPI) &amp; AEER 2020</w:t>
+              <w:t>Dokumen AMDAL KLHK (PT HPI - IMIP) &amp; AEER 2020</w:t>
             </w:r>
           </w:p>
         </w:tc>
@@ -7858,7 +7185,7 @@
                 <w:color w:val="222222"/>
                 <w:sz w:val="17"/>
               </w:rPr>
-              <w:t>Di Morowali, Hua Pioneer membuang tailing melalui pipa sejauh 4 km di kedalaman 250 m dengan laju pembuangan sekitar 25 juta ton pertahun.</w:t>
+              <w:t>Batas kapasitas maksimal DSTP / tailing dam 25 juta ton/tahun di Morowali. Aktual timbulan tailing dan slag mencapai 33.03 juta ton/tahun.</w:t>
             </w:r>
           </w:p>
         </w:tc>
@@ -7890,7 +7217,7 @@
                 <w:color w:val="222222"/>
                 <w:sz w:val="17"/>
               </w:rPr>
-              <w:t>Laporan AEER 2020, Hal. 36 (Footnote 87)</w:t>
+              <w:t>AMDAL HPI &amp; AEER Hal. 36</w:t>
             </w:r>
           </w:p>
         </w:tc>
@@ -7944,7 +7271,7 @@
           <w:color w:val="B71C1C"/>
           <w:sz w:val="19"/>
         </w:rPr>
-        <w:t>E. Analisis Temuan Empiris: Pembuktian Terbalik Kolapsnya Ekosistem Perairan</w:t>
+        <w:t>E. Analisis Temuan Empiris: Kapasitas Penetralan Limbah Melampaui Batas</w:t>
       </w:r>
     </w:p>
     <w:p>
@@ -7968,7 +7295,7 @@
           <w:color w:val="222222"/>
           <w:sz w:val="19"/>
         </w:rPr>
-        <w:t xml:space="preserve">Override Toksisitas Karsinogenik atas IKA: </w:t>
+        <w:t xml:space="preserve">Runtuhnya Kualitas Air Regional (Air 1): </w:t>
       </w:r>
       <w:r>
         <w:rPr>
@@ -7977,7 +7304,7 @@
           <w:color w:val="222222"/>
           <w:sz w:val="19"/>
         </w:rPr>
-        <w:t>Meskipun rerata IKA resmi berada pada angka 62.07 (skor makro 10.0/10), temuan uji laboratorium independen mengonfirmasi bahwa konsentrasi Kromium Heksavalen (Cr6+) di muara sungai lingkar tambang mencapai 1.00 mg/L. Angka ini mencapai dua puluh kali lipat melampaui baku mutu PP 22/2021 (0,05 mg/L), membuktikan adanya kontaminasi karsinogenik akut yang membahayakan rantai makanan laut dan kesehatan masyarakat tapak.</w:t>
+        <w:t>Nilai rata-rata agregat IKA se-Sulawesi tertekan di angka 59.69, masuk dalam kategori Sedang (50–69) yang secara resmi berada di bawah batas aman Kategori Baik (≥ 70.0) PermenLHK No. 27/2021. Skor Kualitas Air tercatat 3.4 / 5 (STATUS: KRITIS).</w:t>
         <w:br/>
       </w:r>
       <w:r>
@@ -7996,7 +7323,7 @@
           <w:color w:val="222222"/>
           <w:sz w:val="19"/>
         </w:rPr>
-        <w:t xml:space="preserve">Morbiditas Diare dan Pencemaran Akuifer: </w:t>
+        <w:t xml:space="preserve">Morbiditas Diare Penduduk Tapak (Air 2): </w:t>
       </w:r>
       <w:r>
         <w:rPr>
@@ -8005,7 +7332,7 @@
           <w:color w:val="222222"/>
           <w:sz w:val="19"/>
         </w:rPr>
-        <w:t>Insidensi penyakit diare di kawasan sentra tercatat 1.38x lipat dibanding wilayah kontrol (Skor Likert 2.0/5.0). Hal ini mencerminkan intrusi sedimentasi lumpur dan limpasan asam tambang ke dalam sumber air baku dan sumur dangkal warga.</w:t>
+        <w:t>Max Incidence Rate Ratio (IRR) diare di wilayah sentra mencapai 1.5x Lipat dibanding populasi kontrol provinsi lainnya, menghasilkan Skor Morbiditas Diare 3.0 / 5 (Terkendali / Waspada).</w:t>
         <w:br/>
       </w:r>
       <w:r>
@@ -8024,7 +7351,7 @@
           <w:color w:val="222222"/>
           <w:sz w:val="19"/>
         </w:rPr>
-        <w:t xml:space="preserve">Perampasan Ruang Tangkap Nelayan: </w:t>
+        <w:t xml:space="preserve">Letusan Konflik Ruang Pesisir &amp; Nelayan (Air 3): </w:t>
       </w:r>
       <w:r>
         <w:rPr>
@@ -8033,7 +7360,7 @@
           <w:color w:val="222222"/>
           <w:sz w:val="19"/>
         </w:rPr>
-        <w:t>Letusan 15 kasus konflik perairan dan pulau kecil (4,8x lipat dari kuota proporsional nasional KPA) mengindikasikan penggusuran terstruktur terhadap wilayah tangkap nelayan tradisional akibat lalu lintas tongkang batubara dan ore nikel.</w:t>
+        <w:t>Terjadi sedikitnya 15 kasus letusan konflik agraria pesisir dan perairan akibat ekspansi dermaga jetty, jalur tongkang batubara, dan sedimentasi laut, menghasilkan Skor Konflik Ruang Air 5.0 / 5 (STATUS: DARURAT AGRARIA).</w:t>
         <w:br/>
       </w:r>
       <w:r>
@@ -8052,7 +7379,7 @@
           <w:color w:val="222222"/>
           <w:sz w:val="19"/>
         </w:rPr>
-        <w:t xml:space="preserve">Overcapacity Tailing DSTP: </w:t>
+        <w:t xml:space="preserve">Overcapacity Beban Tailing (Air 4): </w:t>
       </w:r>
       <w:r>
         <w:rPr>
@@ -8061,7 +7388,35 @@
           <w:color w:val="222222"/>
           <w:sz w:val="19"/>
         </w:rPr>
-        <w:t>Timbulan tailing dan lumpur pengolahan mencapai 33.84 Juta Ton/Tahun, melampaui batas kapasitas desain AMDAL PT HPI di Morowali (25 Juta Ton/Tahun). Dengan Skor Akumulasi 8.50 / 10.0 (Skor Likert 4.5 / 5.0), daya tampung ekosistem air Bioregion Pulau Sulawesi resmi dinyatakan dalam status DARURAT AIR (OVERCAPACITY).</w:t>
+        <w:t>Akumulasi timbulan limbah tailing dan slag mencapai 32.00 Juta Ton/Tahun, melampaui kapasitas maksimal AMDAL kawasan industri (25 Juta Ton/Tahun), menghasilkan Skor Ancaman Tailing 5.0 / 5 (STATUS: DARURAT LIMBAH).</w:t>
+        <w:br/>
+      </w:r>
+      <w:r>
+        <w:rPr>
+          <w:b/>
+          <w:i w:val="0"/>
+          <w:color w:val="222222"/>
+          <w:sz w:val="19"/>
+        </w:rPr>
+        <w:t xml:space="preserve">5. </w:t>
+      </w:r>
+      <w:r>
+        <w:rPr>
+          <w:b/>
+          <w:i w:val="0"/>
+          <w:color w:val="222222"/>
+          <w:sz w:val="19"/>
+        </w:rPr>
+        <w:t xml:space="preserve">Vonis Status Ekologis: </w:t>
+      </w:r>
+      <w:r>
+        <w:rPr>
+          <w:b w:val="0"/>
+          <w:i w:val="0"/>
+          <w:color w:val="222222"/>
+          <w:sz w:val="19"/>
+        </w:rPr>
+        <w:t>Secara agregat, Skor Indikator Air berada pada angka 4.2 / 5 (Skor WSM 8.19 / 10.0), yang secara resmi mengonfirmasi vonis STATUS: DARURAT AIR dengan kesimpulan eksekutif ANALISIS: Kapasitas Penetralan Limbah Melampaui Batas.</w:t>
       </w:r>
     </w:p>
     <w:sectPr>

--- a/tools/report_metodologi/bab_6/Metodologi_Bab6_Audit_D3TLH.docx
+++ b/tools/report_metodologi/bab_6/Metodologi_Bab6_Audit_D3TLH.docx
@@ -7419,6 +7419,3815 @@
         <w:t>Secara agregat, Skor Indikator Air berada pada angka 4.2 / 5 (Skor WSM 8.19 / 10.0), yang secara resmi mengonfirmasi vonis STATUS: DARURAT AIR dengan kesimpulan eksekutif ANALISIS: Kapasitas Penetralan Limbah Melampaui Batas.</w:t>
       </w:r>
     </w:p>
+    <w:p>
+      <w:pPr>
+        <w:spacing w:before="240" w:after="80"/>
+        <w:pBdr>
+          <w:bottom w:val="single" w:sz="6" w:space="2" w:color="D32F2F"/>
+        </w:pBdr>
+      </w:pPr>
+      <w:r>
+        <w:rPr>
+          <w:b/>
+          <w:i w:val="0"/>
+          <w:color w:val="B71C1C"/>
+          <w:sz w:val="22"/>
+        </w:rPr>
+        <w:t>6.3 ALGORITMA SKORING BIOREGION PULAU: MATRIKS DAYA DUKUNG LAHAN</w:t>
+      </w:r>
+    </w:p>
+    <w:p>
+      <w:pPr>
+        <w:ind w:left="200"/>
+        <w:pBdr>
+          <w:left w:val="single" w:sz="16" w:space="6" w:color="B71C1C"/>
+        </w:pBdr>
+        <w:shd w:val="clear" w:color="auto" w:fill="FFEBEE"/>
+      </w:pPr>
+      <w:r>
+        <w:rPr>
+          <w:b/>
+          <w:i w:val="0"/>
+          <w:color w:val="B71C1C"/>
+          <w:sz w:val="17"/>
+        </w:rPr>
+        <w:t xml:space="preserve">AUDIT D3TLH: DAYA DUKUNG LAHAN (PAGE STREAMLIT): </w:t>
+      </w:r>
+      <w:r>
+        <w:rPr>
+          <w:b w:val="0"/>
+          <w:i/>
+          <w:color w:val="333333"/>
+          <w:sz w:val="17"/>
+        </w:rPr>
+        <w:t>Daya dukung lahan dianalisis berdasarkan kecukupan tutupan hutan dan batas fungsi kawasan. Fakta Empiris: Perubahan tutupan lahan berpotensi memengaruhi laju bencana hidrometeorologi di kawasan industri. Skor Indikator Lahan: 4.6 / 5 (STATUS: DARURAT LAHAN) | ANALISIS: Evaluasi Pengelolaan Lanskap.</w:t>
+      </w:r>
+    </w:p>
+    <w:p>
+      <w:pPr>
+        <w:spacing w:before="160" w:after="40"/>
+      </w:pPr>
+      <w:r>
+        <w:rPr>
+          <w:b/>
+          <w:i w:val="0"/>
+          <w:color w:val="B71C1C"/>
+          <w:sz w:val="19"/>
+        </w:rPr>
+        <w:t>A. Pengantar &amp; Kerangka Narasi</w:t>
+      </w:r>
+    </w:p>
+    <w:p>
+      <w:pPr>
+        <w:spacing w:after="100"/>
+        <w:jc w:val="both"/>
+      </w:pPr>
+      <w:r>
+        <w:rPr>
+          <w:b w:val="0"/>
+          <w:i w:val="0"/>
+          <w:color w:val="222222"/>
+          <w:sz w:val="19"/>
+        </w:rPr>
+        <w:t xml:space="preserve">Dalam metodologi D3TLH resmi pemerintah, daya dukung lahan dianalisis menggunakan pemodelan jasa ekosistem berbasis tutupan lahan statis, yang mengabaikan hubungan kausal antara pembongkaran hutan hulu dengan lonjakan bencana hidrometeorologi. Melalui audit forensik ini, daya dukung lahan diuji secara empiris menggunakan lima pilar penentu: laju bencana alam BNPB, deforestasi primer GFW vs target iklim FOLU Net Sink 2030, pelanggaran kawasan hutan lindung, dominasi komoditas tambang/sawit sebagai aktor deforestasi, serta kepadatan konsesi IUP pertambangan terhadap luas daratan. </w:t>
+      </w:r>
+      <w:r>
+        <w:rPr>
+          <w:b w:val="0"/>
+          <w:i w:val="0"/>
+          <w:color w:val="222222"/>
+          <w:sz w:val="19"/>
+        </w:rPr>
+        <w:t xml:space="preserve">Hasil uji empiris membuktikan bahwa total deforestasi Pulau Sulawesi telah mencapai </w:t>
+      </w:r>
+      <w:r>
+        <w:rPr>
+          <w:b/>
+          <w:i w:val="0"/>
+          <w:color w:val="222222"/>
+          <w:sz w:val="19"/>
+        </w:rPr>
+        <w:t>1,386,055 Hektar (overshoot 117.2% dari kuota 11 tahun FOLU Net Sink)</w:t>
+      </w:r>
+      <w:r>
+        <w:rPr>
+          <w:b w:val="0"/>
+          <w:i w:val="0"/>
+          <w:color w:val="222222"/>
+          <w:sz w:val="19"/>
+        </w:rPr>
+        <w:t>, sementara sedikitnya 41,785 Hektar kawasan hutan lindung telah dibabat habis, memicu 1,609 kejadian bencana banjir bandang dan longsor se-Sulawesi.</w:t>
+      </w:r>
+    </w:p>
+    <w:p>
+      <w:pPr>
+        <w:spacing w:before="160" w:after="40"/>
+      </w:pPr>
+      <w:r>
+        <w:rPr>
+          <w:b/>
+          <w:i w:val="0"/>
+          <w:color w:val="B71C1C"/>
+          <w:sz w:val="19"/>
+        </w:rPr>
+        <w:t>B. Alur Logika Metodologis Skoring Bioregion Pulau (Matriks Lahan)</w:t>
+      </w:r>
+    </w:p>
+    <w:p>
+      <w:pPr>
+        <w:spacing w:after="100"/>
+        <w:jc w:val="both"/>
+      </w:pPr>
+      <w:r>
+        <w:rPr>
+          <w:b w:val="0"/>
+          <w:i w:val="0"/>
+          <w:color w:val="222222"/>
+          <w:sz w:val="19"/>
+        </w:rPr>
+        <w:t xml:space="preserve">Kerangka alur komputasi pengujian daya dukung ekosistem daratan Pulau Sulawesi disajikan pada </w:t>
+      </w:r>
+      <w:r>
+        <w:rPr>
+          <w:b/>
+          <w:i w:val="0"/>
+          <w:color w:val="222222"/>
+          <w:sz w:val="19"/>
+        </w:rPr>
+        <w:t>Bagan Alur 6.3</w:t>
+      </w:r>
+      <w:r>
+        <w:rPr>
+          <w:b w:val="0"/>
+          <w:i w:val="0"/>
+          <w:color w:val="222222"/>
+          <w:sz w:val="19"/>
+        </w:rPr>
+        <w:t>. Alur logika ini mengintegrasikan data historis bencana BNPB, deforestasi GFW, pelanggaran zonasi hutan lindung, atribusi aktor pendorong, dan indeks rasio konsentrasi spasial konsesi minerba.</w:t>
+      </w:r>
+    </w:p>
+    <w:p>
+      <w:pPr>
+        <w:spacing w:before="120" w:after="40"/>
+      </w:pPr>
+      <w:r>
+        <w:rPr>
+          <w:b/>
+          <w:i/>
+          <w:color w:val="B71C1C"/>
+          <w:sz w:val="17"/>
+        </w:rPr>
+        <w:t>Bagan Alur 6.3: Alur Logika Pemrosesan Algoritma Skoring Matriks Lahan Bioregion Pulau</w:t>
+      </w:r>
+    </w:p>
+    <w:p>
+      <w:pPr>
+        <w:jc w:val="center"/>
+      </w:pPr>
+      <w:r>
+        <w:drawing>
+          <wp:inline xmlns:a="http://schemas.openxmlformats.org/drawingml/2006/main" xmlns:pic="http://schemas.openxmlformats.org/drawingml/2006/picture">
+            <wp:extent cx="5400000" cy="2263235"/>
+            <wp:docPr id="3" name="Picture 3"/>
+            <wp:cNvGraphicFramePr>
+              <a:graphicFrameLocks noChangeAspect="1"/>
+            </wp:cNvGraphicFramePr>
+            <a:graphic>
+              <a:graphicData uri="http://schemas.openxmlformats.org/drawingml/2006/picture">
+                <pic:pic>
+                  <pic:nvPicPr>
+                    <pic:cNvPr id="0" name="mermaid_flowchart_6_3.png"/>
+                    <pic:cNvPicPr/>
+                  </pic:nvPicPr>
+                  <pic:blipFill>
+                    <a:blip r:embed="rId11"/>
+                    <a:stretch>
+                      <a:fillRect/>
+                    </a:stretch>
+                  </pic:blipFill>
+                  <pic:spPr>
+                    <a:xfrm>
+                      <a:off x="0" y="0"/>
+                      <a:ext cx="5400000" cy="2263235"/>
+                    </a:xfrm>
+                    <a:prstGeom prst="rect"/>
+                  </pic:spPr>
+                </pic:pic>
+              </a:graphicData>
+            </a:graphic>
+          </wp:inline>
+        </w:drawing>
+      </w:r>
+    </w:p>
+    <w:p>
+      <w:pPr>
+        <w:spacing w:before="160" w:after="40"/>
+      </w:pPr>
+      <w:r>
+        <w:rPr>
+          <w:b/>
+          <w:i w:val="0"/>
+          <w:color w:val="B71C1C"/>
+          <w:sz w:val="19"/>
+        </w:rPr>
+        <w:t>C. Formulasi Matematis: Normalisasi Z-Score Bencana, Kuota FOLU, dan Batas Spasial</w:t>
+      </w:r>
+    </w:p>
+    <w:p>
+      <w:pPr>
+        <w:spacing w:after="100"/>
+        <w:jc w:val="both"/>
+      </w:pPr>
+      <w:r>
+        <w:rPr>
+          <w:b w:val="0"/>
+          <w:i w:val="0"/>
+          <w:color w:val="222222"/>
+          <w:sz w:val="19"/>
+        </w:rPr>
+        <w:t>Kelima indikator empiris matriks lahan ditransformasikan ke dalam skala ancaman 0.0 - 10.0 menggunakan sistem formulasi matematis yang linier 100% dengan antarmuka Streamlit:</w:t>
+      </w:r>
+    </w:p>
+    <w:p>
+      <w:pPr>
+        <w:spacing w:before="120" w:after="20"/>
+      </w:pPr>
+      <w:r>
+        <w:rPr>
+          <w:b/>
+          <w:i/>
+          <w:color w:val="B71C1C"/>
+          <w:sz w:val="17"/>
+        </w:rPr>
+        <w:t>Persamaan: Lahan 1: Skor Bencana Alam (Banjir &amp; Longsor)</w:t>
+      </w:r>
+    </w:p>
+    <w:p>
+      <w:pPr>
+        <w:ind w:left="240"/>
+        <w:shd w:val="clear" w:color="auto" w:fill="FFEBEE"/>
+        <w:pBdr>
+          <w:top w:val="single" w:sz="4" w:space="4" w:color="EF9A9A"/>
+          <w:left w:val="single" w:sz="4" w:space="4" w:color="EF9A9A"/>
+          <w:bottom w:val="single" w:sz="4" w:space="4" w:color="EF9A9A"/>
+          <w:right w:val="single" w:sz="4" w:space="4" w:color="EF9A9A"/>
+        </w:pBdr>
+      </w:pPr>
+      <w:r>
+        <w:rPr>
+          <w:rFonts w:ascii="Courier New" w:hAnsi="Courier New"/>
+          <w:b w:val="0"/>
+          <w:i w:val="0"/>
+          <w:color w:val="B71C1C"/>
+          <w:sz w:val="17"/>
+        </w:rPr>
+        <w:t>Skor_Lahan_1 = min(10.0, (Total_Bencana / 877.0) * 10.0)</w:t>
+      </w:r>
+    </w:p>
+    <w:p>
+      <w:pPr>
+        <w:ind w:left="280"/>
+      </w:pPr>
+      <w:r>
+        <w:rPr>
+          <w:b/>
+          <w:i/>
+          <w:color w:val="333333"/>
+          <w:sz w:val="16"/>
+        </w:rPr>
+        <w:t>Keterangan Variabel:</w:t>
+        <w:br/>
+      </w:r>
+      <w:r>
+        <w:rPr>
+          <w:b/>
+          <w:i w:val="0"/>
+          <w:color w:val="B71C1C"/>
+          <w:sz w:val="16"/>
+        </w:rPr>
+        <w:t xml:space="preserve">- Total_Bencana: </w:t>
+      </w:r>
+      <w:r>
+        <w:rPr>
+          <w:b w:val="0"/>
+          <w:i w:val="0"/>
+          <w:color w:val="444444"/>
+          <w:sz w:val="16"/>
+        </w:rPr>
+        <w:t>Akumulasi kejadian banjir dan tanah longsor BNPB se-Sulawesi (1,609 kejadian).</w:t>
+        <w:br/>
+      </w:r>
+      <w:r>
+        <w:rPr>
+          <w:b/>
+          <w:i w:val="0"/>
+          <w:color w:val="B71C1C"/>
+          <w:sz w:val="16"/>
+        </w:rPr>
+        <w:t xml:space="preserve">- Threshold 877 Kejadian: </w:t>
+      </w:r>
+      <w:r>
+        <w:rPr>
+          <w:b w:val="0"/>
+          <w:i w:val="0"/>
+          <w:color w:val="444444"/>
+          <w:sz w:val="16"/>
+        </w:rPr>
+        <w:t>Batas deviasi outlier statistik Mean + 1 SD dari 6 provinsi Sulawesi (Mean=778, SD=99) rentang 1 dekade 2014-2024.</w:t>
+      </w:r>
+    </w:p>
+    <w:p>
+      <w:pPr>
+        <w:spacing w:before="120" w:after="20"/>
+      </w:pPr>
+      <w:r>
+        <w:rPr>
+          <w:b/>
+          <w:i/>
+          <w:color w:val="B71C1C"/>
+          <w:sz w:val="17"/>
+        </w:rPr>
+        <w:t>Persamaan: Lahan 2: Skor Deforestasi Primer (Kuota FOLU Net Sink)</w:t>
+      </w:r>
+    </w:p>
+    <w:p>
+      <w:pPr>
+        <w:ind w:left="240"/>
+        <w:shd w:val="clear" w:color="auto" w:fill="FFEBEE"/>
+        <w:pBdr>
+          <w:top w:val="single" w:sz="4" w:space="4" w:color="EF9A9A"/>
+          <w:left w:val="single" w:sz="4" w:space="4" w:color="EF9A9A"/>
+          <w:bottom w:val="single" w:sz="4" w:space="4" w:color="EF9A9A"/>
+          <w:right w:val="single" w:sz="4" w:space="4" w:color="EF9A9A"/>
+        </w:pBdr>
+      </w:pPr>
+      <w:r>
+        <w:rPr>
+          <w:rFonts w:ascii="Courier New" w:hAnsi="Courier New"/>
+          <w:b w:val="0"/>
+          <w:i w:val="0"/>
+          <w:color w:val="B71C1C"/>
+          <w:sz w:val="17"/>
+        </w:rPr>
+        <w:t>Skor_Lahan_2 = min(10.0, (Total_Deforestasi_Ha / 638000.0) * 10.0)</w:t>
+      </w:r>
+    </w:p>
+    <w:p>
+      <w:pPr>
+        <w:ind w:left="280"/>
+      </w:pPr>
+      <w:r>
+        <w:rPr>
+          <w:b/>
+          <w:i/>
+          <w:color w:val="333333"/>
+          <w:sz w:val="16"/>
+        </w:rPr>
+        <w:t>Keterangan Variabel:</w:t>
+        <w:br/>
+      </w:r>
+      <w:r>
+        <w:rPr>
+          <w:b/>
+          <w:i w:val="0"/>
+          <w:color w:val="B71C1C"/>
+          <w:sz w:val="16"/>
+        </w:rPr>
+        <w:t xml:space="preserve">- Total_Deforestasi_Ha: </w:t>
+      </w:r>
+      <w:r>
+        <w:rPr>
+          <w:b w:val="0"/>
+          <w:i w:val="0"/>
+          <w:color w:val="444444"/>
+          <w:sz w:val="16"/>
+        </w:rPr>
+        <w:t>Kehilangan tutupan pohon GFW 2014-2023 (1,386,055 Ha).</w:t>
+        <w:br/>
+      </w:r>
+      <w:r>
+        <w:rPr>
+          <w:b/>
+          <w:i w:val="0"/>
+          <w:color w:val="B71C1C"/>
+          <w:sz w:val="16"/>
+        </w:rPr>
+        <w:t xml:space="preserve">- Threshold 638.000 Ha: </w:t>
+      </w:r>
+      <w:r>
+        <w:rPr>
+          <w:b w:val="0"/>
+          <w:i w:val="0"/>
+          <w:color w:val="444444"/>
+          <w:sz w:val="16"/>
+        </w:rPr>
+        <w:t>Batas kuota deforestasi proporsional 11 tahun berdasarkan Dokumen Renops FOLU Net Sink 2030 KLHK (58.000 Ha/tahun x 11 tahun).</w:t>
+      </w:r>
+    </w:p>
+    <w:p>
+      <w:pPr>
+        <w:spacing w:before="120" w:after="20"/>
+      </w:pPr>
+      <w:r>
+        <w:rPr>
+          <w:b/>
+          <w:i/>
+          <w:color w:val="B71C1C"/>
+          <w:sz w:val="17"/>
+        </w:rPr>
+        <w:t>Persamaan: Lahan 3: Skor Pelanggaran Kawasan Lindung (Nol Toleransi)</w:t>
+      </w:r>
+    </w:p>
+    <w:p>
+      <w:pPr>
+        <w:ind w:left="240"/>
+        <w:shd w:val="clear" w:color="auto" w:fill="FFEBEE"/>
+        <w:pBdr>
+          <w:top w:val="single" w:sz="4" w:space="4" w:color="EF9A9A"/>
+          <w:left w:val="single" w:sz="4" w:space="4" w:color="EF9A9A"/>
+          <w:bottom w:val="single" w:sz="4" w:space="4" w:color="EF9A9A"/>
+          <w:right w:val="single" w:sz="4" w:space="4" w:color="EF9A9A"/>
+        </w:pBdr>
+      </w:pPr>
+      <w:r>
+        <w:rPr>
+          <w:rFonts w:ascii="Courier New" w:hAnsi="Courier New"/>
+          <w:b w:val="0"/>
+          <w:i w:val="0"/>
+          <w:color w:val="B71C1C"/>
+          <w:sz w:val="17"/>
+        </w:rPr>
+        <w:t>Skor_Lahan_3 = 10.0 if Total_Lindung_Hilang_Ha &gt; 0 else 0.0</w:t>
+      </w:r>
+    </w:p>
+    <w:p>
+      <w:pPr>
+        <w:ind w:left="280"/>
+      </w:pPr>
+      <w:r>
+        <w:rPr>
+          <w:b/>
+          <w:i/>
+          <w:color w:val="333333"/>
+          <w:sz w:val="16"/>
+        </w:rPr>
+        <w:t>Keterangan Variabel:</w:t>
+        <w:br/>
+      </w:r>
+      <w:r>
+        <w:rPr>
+          <w:b/>
+          <w:i w:val="0"/>
+          <w:color w:val="B71C1C"/>
+          <w:sz w:val="16"/>
+        </w:rPr>
+        <w:t xml:space="preserve">- Total_Lindung_Hilang_Ha: </w:t>
+      </w:r>
+      <w:r>
+        <w:rPr>
+          <w:b w:val="0"/>
+          <w:i w:val="0"/>
+          <w:color w:val="444444"/>
+          <w:sz w:val="16"/>
+        </w:rPr>
+        <w:t>Deforestasi teridentifikasi di dalam kawasan hutan lindung (41,785 Ha).</w:t>
+        <w:br/>
+      </w:r>
+      <w:r>
+        <w:rPr>
+          <w:b/>
+          <w:i w:val="0"/>
+          <w:color w:val="B71C1C"/>
+          <w:sz w:val="16"/>
+        </w:rPr>
+        <w:t xml:space="preserve">- Ambang Batas 0 Ha: </w:t>
+      </w:r>
+      <w:r>
+        <w:rPr>
+          <w:b w:val="0"/>
+          <w:i w:val="0"/>
+          <w:color w:val="444444"/>
+          <w:sz w:val="16"/>
+        </w:rPr>
+        <w:t>Pasal 38 Ayat 4 UU No. 41/1999 tentang Kehutanan melarang penambangan terbuka di kawasan hutan lindung; pembabatan &gt; 0 Ha memicu Skor Maksimal 10.0.</w:t>
+      </w:r>
+    </w:p>
+    <w:p>
+      <w:pPr>
+        <w:spacing w:before="120" w:after="20"/>
+      </w:pPr>
+      <w:r>
+        <w:rPr>
+          <w:b/>
+          <w:i/>
+          <w:color w:val="B71C1C"/>
+          <w:sz w:val="17"/>
+        </w:rPr>
+        <w:t>Persamaan: Lahan 4: Skor Dominasi Aktor Ekstraktif (Tambang &amp; Sawit)</w:t>
+      </w:r>
+    </w:p>
+    <w:p>
+      <w:pPr>
+        <w:ind w:left="240"/>
+        <w:shd w:val="clear" w:color="auto" w:fill="FFEBEE"/>
+        <w:pBdr>
+          <w:top w:val="single" w:sz="4" w:space="4" w:color="EF9A9A"/>
+          <w:left w:val="single" w:sz="4" w:space="4" w:color="EF9A9A"/>
+          <w:bottom w:val="single" w:sz="4" w:space="4" w:color="EF9A9A"/>
+          <w:right w:val="single" w:sz="4" w:space="4" w:color="EF9A9A"/>
+        </w:pBdr>
+      </w:pPr>
+      <w:r>
+        <w:rPr>
+          <w:rFonts w:ascii="Courier New" w:hAnsi="Courier New"/>
+          <w:b w:val="0"/>
+          <w:i w:val="0"/>
+          <w:color w:val="B71C1C"/>
+          <w:sz w:val="17"/>
+        </w:rPr>
+        <w:t>Skor_Lahan_4 = min(10.0, (Total_Tambang_Driver_Ha / 500000.0) * 10.0)</w:t>
+      </w:r>
+    </w:p>
+    <w:p>
+      <w:pPr>
+        <w:ind w:left="280"/>
+      </w:pPr>
+      <w:r>
+        <w:rPr>
+          <w:b/>
+          <w:i/>
+          <w:color w:val="333333"/>
+          <w:sz w:val="16"/>
+        </w:rPr>
+        <w:t>Keterangan Variabel:</w:t>
+        <w:br/>
+      </w:r>
+      <w:r>
+        <w:rPr>
+          <w:b/>
+          <w:i w:val="0"/>
+          <w:color w:val="B71C1C"/>
+          <w:sz w:val="16"/>
+        </w:rPr>
+        <w:t xml:space="preserve">- Total_Tambang_Driver_Ha: </w:t>
+      </w:r>
+      <w:r>
+        <w:rPr>
+          <w:b w:val="0"/>
+          <w:i w:val="0"/>
+          <w:color w:val="444444"/>
+          <w:sz w:val="16"/>
+        </w:rPr>
+        <w:t>Deforestasi yang didorong oleh komoditas industri tambang/sawit (1,001,654 Ha).</w:t>
+        <w:br/>
+      </w:r>
+      <w:r>
+        <w:rPr>
+          <w:b/>
+          <w:i w:val="0"/>
+          <w:color w:val="B71C1C"/>
+          <w:sz w:val="16"/>
+        </w:rPr>
+        <w:t xml:space="preserve">- Threshold 500.000 Ha: </w:t>
+      </w:r>
+      <w:r>
+        <w:rPr>
+          <w:b w:val="0"/>
+          <w:i w:val="0"/>
+          <w:color w:val="444444"/>
+          <w:sz w:val="16"/>
+        </w:rPr>
+        <w:t>Batas kritis daya dukung pulau terhadap monopoli ruang oleh korporasi ekstraktif komersial skala masif.</w:t>
+      </w:r>
+    </w:p>
+    <w:p>
+      <w:pPr>
+        <w:spacing w:before="120" w:after="20"/>
+      </w:pPr>
+      <w:r>
+        <w:rPr>
+          <w:b/>
+          <w:i/>
+          <w:color w:val="B71C1C"/>
+          <w:sz w:val="17"/>
+        </w:rPr>
+        <w:t>Persamaan: Lahan 5: Skor Kepadatan Spasial Konsesi IUP Nikel</w:t>
+      </w:r>
+    </w:p>
+    <w:p>
+      <w:pPr>
+        <w:ind w:left="240"/>
+        <w:shd w:val="clear" w:color="auto" w:fill="FFEBEE"/>
+        <w:pBdr>
+          <w:top w:val="single" w:sz="4" w:space="4" w:color="EF9A9A"/>
+          <w:left w:val="single" w:sz="4" w:space="4" w:color="EF9A9A"/>
+          <w:bottom w:val="single" w:sz="4" w:space="4" w:color="EF9A9A"/>
+          <w:right w:val="single" w:sz="4" w:space="4" w:color="EF9A9A"/>
+        </w:pBdr>
+      </w:pPr>
+      <w:r>
+        <w:rPr>
+          <w:rFonts w:ascii="Courier New" w:hAnsi="Courier New"/>
+          <w:b w:val="0"/>
+          <w:i w:val="0"/>
+          <w:color w:val="B71C1C"/>
+          <w:sz w:val="17"/>
+        </w:rPr>
+        <w:t>Skor_Lahan_5 = min(10.0, max(0.0, (Rasio_Ekspansi / 0.10) * 10.0))</w:t>
+      </w:r>
+    </w:p>
+    <w:p>
+      <w:pPr>
+        <w:ind w:left="280"/>
+      </w:pPr>
+      <w:r>
+        <w:rPr>
+          <w:b/>
+          <w:i/>
+          <w:color w:val="333333"/>
+          <w:sz w:val="16"/>
+        </w:rPr>
+        <w:t>Keterangan Variabel:</w:t>
+        <w:br/>
+      </w:r>
+      <w:r>
+        <w:rPr>
+          <w:b/>
+          <w:i w:val="0"/>
+          <w:color w:val="B71C1C"/>
+          <w:sz w:val="16"/>
+        </w:rPr>
+        <w:t xml:space="preserve">- Rasio_Ekspansi: </w:t>
+      </w:r>
+      <w:r>
+        <w:rPr>
+          <w:b w:val="0"/>
+          <w:i w:val="0"/>
+          <w:color w:val="444444"/>
+          <w:sz w:val="16"/>
+        </w:rPr>
+        <w:t>Luas total IUP nikel (1,185,174 Ha) dibagi Luas Daratan Sulawesi (18,906,621 Ha) = 6.3%.</w:t>
+        <w:br/>
+      </w:r>
+      <w:r>
+        <w:rPr>
+          <w:b/>
+          <w:i w:val="0"/>
+          <w:color w:val="B71C1C"/>
+          <w:sz w:val="16"/>
+        </w:rPr>
+        <w:t xml:space="preserve">- Threshold 10% Daratan: </w:t>
+      </w:r>
+      <w:r>
+        <w:rPr>
+          <w:b w:val="0"/>
+          <w:i w:val="0"/>
+          <w:color w:val="444444"/>
+          <w:sz w:val="16"/>
+        </w:rPr>
+        <w:t>Batas carrying capacity tata ruang ESDM/BPS; rasio penguasaan izin industri tunggal melampaui 10% memicu defisit ruang hidup.</w:t>
+      </w:r>
+    </w:p>
+    <w:p>
+      <w:pPr>
+        <w:spacing w:before="120" w:after="20"/>
+      </w:pPr>
+      <w:r>
+        <w:rPr>
+          <w:b/>
+          <w:i/>
+          <w:color w:val="B71C1C"/>
+          <w:sz w:val="17"/>
+        </w:rPr>
+        <w:t>Persamaan: Akumulasi Skor Indikator Lahan (Simple Additive Weighting)</w:t>
+      </w:r>
+    </w:p>
+    <w:p>
+      <w:pPr>
+        <w:ind w:left="240"/>
+        <w:shd w:val="clear" w:color="auto" w:fill="FFEBEE"/>
+        <w:pBdr>
+          <w:top w:val="single" w:sz="4" w:space="4" w:color="EF9A9A"/>
+          <w:left w:val="single" w:sz="4" w:space="4" w:color="EF9A9A"/>
+          <w:bottom w:val="single" w:sz="4" w:space="4" w:color="EF9A9A"/>
+          <w:right w:val="single" w:sz="4" w:space="4" w:color="EF9A9A"/>
+        </w:pBdr>
+      </w:pPr>
+      <w:r>
+        <w:rPr>
+          <w:rFonts w:ascii="Courier New" w:hAnsi="Courier New"/>
+          <w:b w:val="0"/>
+          <w:i w:val="0"/>
+          <w:color w:val="B71C1C"/>
+          <w:sz w:val="17"/>
+        </w:rPr>
+        <w:t>Skor_Akumulasi_Lahan = (Skor_Lahan_1 + Skor_Lahan_2 + Skor_Lahan_3 + Skor_Lahan_4 + Skor_Lahan_5) / 5.0</w:t>
+      </w:r>
+    </w:p>
+    <w:p>
+      <w:pPr>
+        <w:ind w:left="280"/>
+      </w:pPr>
+      <w:r>
+        <w:rPr>
+          <w:b/>
+          <w:i/>
+          <w:color w:val="333333"/>
+          <w:sz w:val="16"/>
+        </w:rPr>
+        <w:t>Keterangan Variabel:</w:t>
+        <w:br/>
+      </w:r>
+      <w:r>
+        <w:rPr>
+          <w:b/>
+          <w:i w:val="0"/>
+          <w:color w:val="B71C1C"/>
+          <w:sz w:val="16"/>
+        </w:rPr>
+        <w:t xml:space="preserve">- Skor_Akumulasi_Lahan: </w:t>
+      </w:r>
+      <w:r>
+        <w:rPr>
+          <w:b w:val="0"/>
+          <w:i w:val="0"/>
+          <w:color w:val="444444"/>
+          <w:sz w:val="16"/>
+        </w:rPr>
+        <w:t>Rata-rata 5 pilar bobot equal 20% (bernilai 9.25 / 10.0).</w:t>
+        <w:br/>
+      </w:r>
+      <w:r>
+        <w:rPr>
+          <w:b/>
+          <w:i w:val="0"/>
+          <w:color w:val="B71C1C"/>
+          <w:sz w:val="16"/>
+        </w:rPr>
+        <w:t xml:space="preserve">- Skor Indikator Lahan (Page 6): </w:t>
+      </w:r>
+      <w:r>
+        <w:rPr>
+          <w:b w:val="0"/>
+          <w:i w:val="0"/>
+          <w:color w:val="444444"/>
+          <w:sz w:val="16"/>
+        </w:rPr>
+        <w:t>Skor Indikator Lahan: 4.6 / 5 (STATUS: DARURAT LAHAN | ANALISIS: Evaluasi Pengelolaan Lanskap).</w:t>
+      </w:r>
+    </w:p>
+    <w:p>
+      <w:pPr>
+        <w:spacing w:before="160" w:after="40"/>
+      </w:pPr>
+      <w:r>
+        <w:rPr>
+          <w:b/>
+          <w:i w:val="0"/>
+          <w:color w:val="B71C1C"/>
+          <w:sz w:val="19"/>
+        </w:rPr>
+        <w:t>D. Matriks Hasil Uji Empiris: Evaluasi Daya Dukung Lahan Bioregion</w:t>
+      </w:r>
+    </w:p>
+    <w:p>
+      <w:pPr>
+        <w:spacing w:before="120" w:after="40"/>
+      </w:pPr>
+      <w:r>
+        <w:rPr>
+          <w:b/>
+          <w:i/>
+          <w:color w:val="B71C1C"/>
+          <w:sz w:val="17"/>
+        </w:rPr>
+        <w:t>Tabel 6.5: Evaluasi Kuantitatif 5 Indikator Daya Dukung Lahan Bioregion Pulau Sulawesi (Sesuai Dashboard Page 6)</w:t>
+      </w:r>
+    </w:p>
+    <w:tbl>
+      <w:tblPr>
+        <w:tblStyle w:val="TableGrid"/>
+        <w:tblW w:type="auto" w:w="0"/>
+        <w:jc w:val="center"/>
+        <w:tblLayout w:type="fixed"/>
+        <w:tblLook w:firstColumn="1" w:firstRow="1" w:lastColumn="0" w:lastRow="0" w:noHBand="0" w:noVBand="1" w:val="04A0"/>
+      </w:tblPr>
+      <w:tblGrid>
+        <w:gridCol w:w="1205"/>
+        <w:gridCol w:w="1205"/>
+        <w:gridCol w:w="1205"/>
+        <w:gridCol w:w="1205"/>
+        <w:gridCol w:w="1205"/>
+        <w:gridCol w:w="1205"/>
+        <w:gridCol w:w="1205"/>
+        <w:gridCol w:w="1205"/>
+      </w:tblGrid>
+      <w:tr>
+        <w:tc>
+          <w:tcPr>
+            <w:tcW w:type="dxa" w:w="737"/>
+            <w:shd w:val="clear" w:color="auto" w:fill="B71C1C"/>
+            <w:tcMar>
+              <w:top w:w="70" w:type="dxa"/>
+              <w:bottom w:w="70" w:type="dxa"/>
+              <w:left w:w="100" w:type="dxa"/>
+              <w:right w:w="100" w:type="dxa"/>
+            </w:tcMar>
+            <w:tcBorders>
+              <w:top w:val="single" w:sz="4" w:color="D0D0D0" w:space="0"/>
+              <w:left w:val="single" w:sz="4" w:color="D0D0D0" w:space="0"/>
+              <w:bottom w:val="single" w:sz="8" w:color="880E4F" w:space="0"/>
+              <w:right w:val="single" w:sz="4" w:color="D0D0D0" w:space="0"/>
+            </w:tcBorders>
+          </w:tcPr>
+          <w:p>
+            <w:pPr>
+              <w:jc w:val="center"/>
+            </w:pPr>
+            <w:r>
+              <w:rPr>
+                <w:b/>
+                <w:i w:val="0"/>
+                <w:color w:val="FFFFFF"/>
+                <w:sz w:val="17"/>
+              </w:rPr>
+              <w:t>Kode</w:t>
+            </w:r>
+          </w:p>
+        </w:tc>
+        <w:tc>
+          <w:tcPr>
+            <w:tcW w:type="dxa" w:w="1928"/>
+            <w:shd w:val="clear" w:color="auto" w:fill="B71C1C"/>
+            <w:tcMar>
+              <w:top w:w="70" w:type="dxa"/>
+              <w:bottom w:w="70" w:type="dxa"/>
+              <w:left w:w="100" w:type="dxa"/>
+              <w:right w:w="100" w:type="dxa"/>
+            </w:tcMar>
+            <w:tcBorders>
+              <w:top w:val="single" w:sz="4" w:color="D0D0D0" w:space="0"/>
+              <w:left w:val="single" w:sz="4" w:color="D0D0D0" w:space="0"/>
+              <w:bottom w:val="single" w:sz="8" w:color="880E4F" w:space="0"/>
+              <w:right w:val="single" w:sz="4" w:color="D0D0D0" w:space="0"/>
+            </w:tcBorders>
+          </w:tcPr>
+          <w:p>
+            <w:pPr>
+              <w:jc w:val="left"/>
+            </w:pPr>
+            <w:r>
+              <w:rPr>
+                <w:b/>
+                <w:i w:val="0"/>
+                <w:color w:val="FFFFFF"/>
+                <w:sz w:val="17"/>
+              </w:rPr>
+              <w:t>Indikator Empiris</w:t>
+            </w:r>
+          </w:p>
+        </w:tc>
+        <w:tc>
+          <w:tcPr>
+            <w:tcW w:type="dxa" w:w="1417"/>
+            <w:shd w:val="clear" w:color="auto" w:fill="B71C1C"/>
+            <w:tcMar>
+              <w:top w:w="70" w:type="dxa"/>
+              <w:bottom w:w="70" w:type="dxa"/>
+              <w:left w:w="100" w:type="dxa"/>
+              <w:right w:w="100" w:type="dxa"/>
+            </w:tcMar>
+            <w:tcBorders>
+              <w:top w:val="single" w:sz="4" w:color="D0D0D0" w:space="0"/>
+              <w:left w:val="single" w:sz="4" w:color="D0D0D0" w:space="0"/>
+              <w:bottom w:val="single" w:sz="8" w:color="880E4F" w:space="0"/>
+              <w:right w:val="single" w:sz="4" w:color="D0D0D0" w:space="0"/>
+            </w:tcBorders>
+          </w:tcPr>
+          <w:p>
+            <w:pPr>
+              <w:jc w:val="center"/>
+            </w:pPr>
+            <w:r>
+              <w:rPr>
+                <w:b/>
+                <w:i w:val="0"/>
+                <w:color w:val="FFFFFF"/>
+                <w:sz w:val="17"/>
+              </w:rPr>
+              <w:t>Nilai Aktual</w:t>
+            </w:r>
+          </w:p>
+        </w:tc>
+        <w:tc>
+          <w:tcPr>
+            <w:tcW w:type="dxa" w:w="1814"/>
+            <w:shd w:val="clear" w:color="auto" w:fill="B71C1C"/>
+            <w:tcMar>
+              <w:top w:w="70" w:type="dxa"/>
+              <w:bottom w:w="70" w:type="dxa"/>
+              <w:left w:w="100" w:type="dxa"/>
+              <w:right w:w="100" w:type="dxa"/>
+            </w:tcMar>
+            <w:tcBorders>
+              <w:top w:val="single" w:sz="4" w:color="D0D0D0" w:space="0"/>
+              <w:left w:val="single" w:sz="4" w:color="D0D0D0" w:space="0"/>
+              <w:bottom w:val="single" w:sz="8" w:color="880E4F" w:space="0"/>
+              <w:right w:val="single" w:sz="4" w:color="D0D0D0" w:space="0"/>
+            </w:tcBorders>
+          </w:tcPr>
+          <w:p>
+            <w:pPr>
+              <w:jc w:val="left"/>
+            </w:pPr>
+            <w:r>
+              <w:rPr>
+                <w:b/>
+                <w:i w:val="0"/>
+                <w:color w:val="FFFFFF"/>
+                <w:sz w:val="17"/>
+              </w:rPr>
+              <w:t>Ambang Batas Kritis</w:t>
+            </w:r>
+          </w:p>
+        </w:tc>
+        <w:tc>
+          <w:tcPr>
+            <w:tcW w:type="dxa" w:w="1701"/>
+            <w:shd w:val="clear" w:color="auto" w:fill="B71C1C"/>
+            <w:tcMar>
+              <w:top w:w="70" w:type="dxa"/>
+              <w:bottom w:w="70" w:type="dxa"/>
+              <w:left w:w="100" w:type="dxa"/>
+              <w:right w:w="100" w:type="dxa"/>
+            </w:tcMar>
+            <w:tcBorders>
+              <w:top w:val="single" w:sz="4" w:color="D0D0D0" w:space="0"/>
+              <w:left w:val="single" w:sz="4" w:color="D0D0D0" w:space="0"/>
+              <w:bottom w:val="single" w:sz="8" w:color="880E4F" w:space="0"/>
+              <w:right w:val="single" w:sz="4" w:color="D0D0D0" w:space="0"/>
+            </w:tcBorders>
+          </w:tcPr>
+          <w:p>
+            <w:pPr>
+              <w:jc w:val="left"/>
+            </w:pPr>
+            <w:r>
+              <w:rPr>
+                <w:b/>
+                <w:i w:val="0"/>
+                <w:color w:val="FFFFFF"/>
+                <w:sz w:val="17"/>
+              </w:rPr>
+              <w:t>Formula Substitusi</w:t>
+            </w:r>
+          </w:p>
+        </w:tc>
+        <w:tc>
+          <w:tcPr>
+            <w:tcW w:type="dxa" w:w="1020"/>
+            <w:shd w:val="clear" w:color="auto" w:fill="B71C1C"/>
+            <w:tcMar>
+              <w:top w:w="70" w:type="dxa"/>
+              <w:bottom w:w="70" w:type="dxa"/>
+              <w:left w:w="100" w:type="dxa"/>
+              <w:right w:w="100" w:type="dxa"/>
+            </w:tcMar>
+            <w:tcBorders>
+              <w:top w:val="single" w:sz="4" w:color="D0D0D0" w:space="0"/>
+              <w:left w:val="single" w:sz="4" w:color="D0D0D0" w:space="0"/>
+              <w:bottom w:val="single" w:sz="8" w:color="880E4F" w:space="0"/>
+              <w:right w:val="single" w:sz="4" w:color="D0D0D0" w:space="0"/>
+            </w:tcBorders>
+          </w:tcPr>
+          <w:p>
+            <w:pPr>
+              <w:jc w:val="center"/>
+            </w:pPr>
+            <w:r>
+              <w:rPr>
+                <w:b/>
+                <w:i w:val="0"/>
+                <w:color w:val="FFFFFF"/>
+                <w:sz w:val="17"/>
+              </w:rPr>
+              <w:t>Skor WSM (0-10)</w:t>
+            </w:r>
+          </w:p>
+        </w:tc>
+        <w:tc>
+          <w:tcPr>
+            <w:tcW w:type="dxa" w:w="1020"/>
+            <w:shd w:val="clear" w:color="auto" w:fill="B71C1C"/>
+            <w:tcMar>
+              <w:top w:w="70" w:type="dxa"/>
+              <w:bottom w:w="70" w:type="dxa"/>
+              <w:left w:w="100" w:type="dxa"/>
+              <w:right w:w="100" w:type="dxa"/>
+            </w:tcMar>
+            <w:tcBorders>
+              <w:top w:val="single" w:sz="4" w:color="D0D0D0" w:space="0"/>
+              <w:left w:val="single" w:sz="4" w:color="D0D0D0" w:space="0"/>
+              <w:bottom w:val="single" w:sz="8" w:color="880E4F" w:space="0"/>
+              <w:right w:val="single" w:sz="4" w:color="D0D0D0" w:space="0"/>
+            </w:tcBorders>
+          </w:tcPr>
+          <w:p>
+            <w:pPr>
+              <w:jc w:val="center"/>
+            </w:pPr>
+            <w:r>
+              <w:rPr>
+                <w:b/>
+                <w:i w:val="0"/>
+                <w:color w:val="FFFFFF"/>
+                <w:sz w:val="17"/>
+              </w:rPr>
+              <w:t>Skor Likert (1-5)</w:t>
+            </w:r>
+          </w:p>
+        </w:tc>
+        <w:tc>
+          <w:tcPr>
+            <w:tcW w:type="dxa" w:w="1247"/>
+            <w:shd w:val="clear" w:color="auto" w:fill="B71C1C"/>
+            <w:tcMar>
+              <w:top w:w="70" w:type="dxa"/>
+              <w:bottom w:w="70" w:type="dxa"/>
+              <w:left w:w="100" w:type="dxa"/>
+              <w:right w:w="100" w:type="dxa"/>
+            </w:tcMar>
+            <w:tcBorders>
+              <w:top w:val="single" w:sz="4" w:color="D0D0D0" w:space="0"/>
+              <w:left w:val="single" w:sz="4" w:color="D0D0D0" w:space="0"/>
+              <w:bottom w:val="single" w:sz="8" w:color="880E4F" w:space="0"/>
+              <w:right w:val="single" w:sz="4" w:color="D0D0D0" w:space="0"/>
+            </w:tcBorders>
+          </w:tcPr>
+          <w:p>
+            <w:pPr>
+              <w:jc w:val="center"/>
+            </w:pPr>
+            <w:r>
+              <w:rPr>
+                <w:b/>
+                <w:i w:val="0"/>
+                <w:color w:val="FFFFFF"/>
+                <w:sz w:val="17"/>
+              </w:rPr>
+              <w:t>Status Ekologis</w:t>
+            </w:r>
+          </w:p>
+        </w:tc>
+      </w:tr>
+      <w:tr>
+        <w:tc>
+          <w:tcPr>
+            <w:tcW w:type="dxa" w:w="737"/>
+            <w:shd w:val="clear" w:color="auto" w:fill="FFF5F5"/>
+            <w:tcMar>
+              <w:top w:w="50" w:type="dxa"/>
+              <w:bottom w:w="50" w:type="dxa"/>
+              <w:left w:w="100" w:type="dxa"/>
+              <w:right w:w="100" w:type="dxa"/>
+            </w:tcMar>
+            <w:tcBorders>
+              <w:top w:val="single" w:sz="4" w:color="D0D0D0" w:space="0"/>
+              <w:left w:val="single" w:sz="4" w:color="D0D0D0" w:space="0"/>
+              <w:bottom w:val="single" w:sz="4" w:color="D0D0D0" w:space="0"/>
+              <w:right w:val="single" w:sz="4" w:color="D0D0D0" w:space="0"/>
+            </w:tcBorders>
+          </w:tcPr>
+          <w:p>
+            <w:pPr>
+              <w:jc w:val="center"/>
+            </w:pPr>
+            <w:r>
+              <w:rPr>
+                <w:b w:val="0"/>
+                <w:i w:val="0"/>
+                <w:color w:val="222222"/>
+                <w:sz w:val="17"/>
+              </w:rPr>
+              <w:t>Lahan 1</w:t>
+            </w:r>
+          </w:p>
+        </w:tc>
+        <w:tc>
+          <w:tcPr>
+            <w:tcW w:type="dxa" w:w="1928"/>
+            <w:shd w:val="clear" w:color="auto" w:fill="FFF5F5"/>
+            <w:tcMar>
+              <w:top w:w="50" w:type="dxa"/>
+              <w:bottom w:w="50" w:type="dxa"/>
+              <w:left w:w="100" w:type="dxa"/>
+              <w:right w:w="100" w:type="dxa"/>
+            </w:tcMar>
+            <w:tcBorders>
+              <w:top w:val="single" w:sz="4" w:color="D0D0D0" w:space="0"/>
+              <w:left w:val="single" w:sz="4" w:color="D0D0D0" w:space="0"/>
+              <w:bottom w:val="single" w:sz="4" w:color="D0D0D0" w:space="0"/>
+              <w:right w:val="single" w:sz="4" w:color="D0D0D0" w:space="0"/>
+            </w:tcBorders>
+          </w:tcPr>
+          <w:p>
+            <w:pPr>
+              <w:jc w:val="left"/>
+            </w:pPr>
+            <w:r>
+              <w:rPr>
+                <w:b w:val="0"/>
+                <w:i w:val="0"/>
+                <w:color w:val="222222"/>
+                <w:sz w:val="17"/>
+              </w:rPr>
+              <w:t>Bencana Banjir &amp; Longsor (BNPB)</w:t>
+            </w:r>
+          </w:p>
+        </w:tc>
+        <w:tc>
+          <w:tcPr>
+            <w:tcW w:type="dxa" w:w="1417"/>
+            <w:shd w:val="clear" w:color="auto" w:fill="FFF5F5"/>
+            <w:tcMar>
+              <w:top w:w="50" w:type="dxa"/>
+              <w:bottom w:w="50" w:type="dxa"/>
+              <w:left w:w="100" w:type="dxa"/>
+              <w:right w:w="100" w:type="dxa"/>
+            </w:tcMar>
+            <w:tcBorders>
+              <w:top w:val="single" w:sz="4" w:color="D0D0D0" w:space="0"/>
+              <w:left w:val="single" w:sz="4" w:color="D0D0D0" w:space="0"/>
+              <w:bottom w:val="single" w:sz="4" w:color="D0D0D0" w:space="0"/>
+              <w:right w:val="single" w:sz="4" w:color="D0D0D0" w:space="0"/>
+            </w:tcBorders>
+          </w:tcPr>
+          <w:p>
+            <w:pPr>
+              <w:jc w:val="center"/>
+            </w:pPr>
+            <w:r>
+              <w:rPr>
+                <w:b w:val="0"/>
+                <w:i w:val="0"/>
+                <w:color w:val="222222"/>
+                <w:sz w:val="17"/>
+              </w:rPr>
+              <w:t>1,609 Kejadian</w:t>
+            </w:r>
+          </w:p>
+        </w:tc>
+        <w:tc>
+          <w:tcPr>
+            <w:tcW w:type="dxa" w:w="1814"/>
+            <w:shd w:val="clear" w:color="auto" w:fill="FFF5F5"/>
+            <w:tcMar>
+              <w:top w:w="50" w:type="dxa"/>
+              <w:bottom w:w="50" w:type="dxa"/>
+              <w:left w:w="100" w:type="dxa"/>
+              <w:right w:w="100" w:type="dxa"/>
+            </w:tcMar>
+            <w:tcBorders>
+              <w:top w:val="single" w:sz="4" w:color="D0D0D0" w:space="0"/>
+              <w:left w:val="single" w:sz="4" w:color="D0D0D0" w:space="0"/>
+              <w:bottom w:val="single" w:sz="4" w:color="D0D0D0" w:space="0"/>
+              <w:right w:val="single" w:sz="4" w:color="D0D0D0" w:space="0"/>
+            </w:tcBorders>
+          </w:tcPr>
+          <w:p>
+            <w:pPr>
+              <w:jc w:val="left"/>
+            </w:pPr>
+            <w:r>
+              <w:rPr>
+                <w:b w:val="0"/>
+                <w:i w:val="0"/>
+                <w:color w:val="222222"/>
+                <w:sz w:val="17"/>
+              </w:rPr>
+              <w:t>&gt; 877 Kejadian (Outlier Stat: Mean + 1 SD)</w:t>
+            </w:r>
+          </w:p>
+        </w:tc>
+        <w:tc>
+          <w:tcPr>
+            <w:tcW w:type="dxa" w:w="1701"/>
+            <w:shd w:val="clear" w:color="auto" w:fill="FFF5F5"/>
+            <w:tcMar>
+              <w:top w:w="50" w:type="dxa"/>
+              <w:bottom w:w="50" w:type="dxa"/>
+              <w:left w:w="100" w:type="dxa"/>
+              <w:right w:w="100" w:type="dxa"/>
+            </w:tcMar>
+            <w:tcBorders>
+              <w:top w:val="single" w:sz="4" w:color="D0D0D0" w:space="0"/>
+              <w:left w:val="single" w:sz="4" w:color="D0D0D0" w:space="0"/>
+              <w:bottom w:val="single" w:sz="4" w:color="D0D0D0" w:space="0"/>
+              <w:right w:val="single" w:sz="4" w:color="D0D0D0" w:space="0"/>
+            </w:tcBorders>
+          </w:tcPr>
+          <w:p>
+            <w:pPr>
+              <w:jc w:val="left"/>
+            </w:pPr>
+            <w:r>
+              <w:rPr>
+                <w:b w:val="0"/>
+                <w:i w:val="0"/>
+                <w:color w:val="222222"/>
+                <w:sz w:val="17"/>
+              </w:rPr>
+              <w:t>min(10.0, (1,609/877)*10)</w:t>
+            </w:r>
+          </w:p>
+        </w:tc>
+        <w:tc>
+          <w:tcPr>
+            <w:tcW w:type="dxa" w:w="1020"/>
+            <w:shd w:val="clear" w:color="auto" w:fill="FFF5F5"/>
+            <w:tcMar>
+              <w:top w:w="50" w:type="dxa"/>
+              <w:bottom w:w="50" w:type="dxa"/>
+              <w:left w:w="100" w:type="dxa"/>
+              <w:right w:w="100" w:type="dxa"/>
+            </w:tcMar>
+            <w:tcBorders>
+              <w:top w:val="single" w:sz="4" w:color="D0D0D0" w:space="0"/>
+              <w:left w:val="single" w:sz="4" w:color="D0D0D0" w:space="0"/>
+              <w:bottom w:val="single" w:sz="4" w:color="D0D0D0" w:space="0"/>
+              <w:right w:val="single" w:sz="4" w:color="D0D0D0" w:space="0"/>
+            </w:tcBorders>
+          </w:tcPr>
+          <w:p>
+            <w:pPr>
+              <w:jc w:val="center"/>
+            </w:pPr>
+            <w:r>
+              <w:rPr>
+                <w:b w:val="0"/>
+                <w:i w:val="0"/>
+                <w:color w:val="222222"/>
+                <w:sz w:val="17"/>
+              </w:rPr>
+              <w:t>10.00 / 10.0</w:t>
+            </w:r>
+          </w:p>
+        </w:tc>
+        <w:tc>
+          <w:tcPr>
+            <w:tcW w:type="dxa" w:w="1020"/>
+            <w:shd w:val="clear" w:color="auto" w:fill="FFF5F5"/>
+            <w:tcMar>
+              <w:top w:w="50" w:type="dxa"/>
+              <w:bottom w:w="50" w:type="dxa"/>
+              <w:left w:w="100" w:type="dxa"/>
+              <w:right w:w="100" w:type="dxa"/>
+            </w:tcMar>
+            <w:tcBorders>
+              <w:top w:val="single" w:sz="4" w:color="D0D0D0" w:space="0"/>
+              <w:left w:val="single" w:sz="4" w:color="D0D0D0" w:space="0"/>
+              <w:bottom w:val="single" w:sz="4" w:color="D0D0D0" w:space="0"/>
+              <w:right w:val="single" w:sz="4" w:color="D0D0D0" w:space="0"/>
+            </w:tcBorders>
+          </w:tcPr>
+          <w:p>
+            <w:pPr>
+              <w:jc w:val="center"/>
+            </w:pPr>
+            <w:r>
+              <w:rPr>
+                <w:b w:val="0"/>
+                <w:i w:val="0"/>
+                <w:color w:val="222222"/>
+                <w:sz w:val="17"/>
+              </w:rPr>
+              <w:t>5.0 / 5</w:t>
+            </w:r>
+          </w:p>
+        </w:tc>
+        <w:tc>
+          <w:tcPr>
+            <w:tcW w:type="dxa" w:w="1247"/>
+            <w:shd w:val="clear" w:color="auto" w:fill="FFF5F5"/>
+            <w:tcMar>
+              <w:top w:w="50" w:type="dxa"/>
+              <w:bottom w:w="50" w:type="dxa"/>
+              <w:left w:w="100" w:type="dxa"/>
+              <w:right w:w="100" w:type="dxa"/>
+            </w:tcMar>
+            <w:tcBorders>
+              <w:top w:val="single" w:sz="4" w:color="D0D0D0" w:space="0"/>
+              <w:left w:val="single" w:sz="4" w:color="D0D0D0" w:space="0"/>
+              <w:bottom w:val="single" w:sz="4" w:color="D0D0D0" w:space="0"/>
+              <w:right w:val="single" w:sz="4" w:color="D0D0D0" w:space="0"/>
+            </w:tcBorders>
+          </w:tcPr>
+          <w:p>
+            <w:pPr>
+              <w:jc w:val="center"/>
+            </w:pPr>
+            <w:r>
+              <w:rPr>
+                <w:b w:val="0"/>
+                <w:i w:val="0"/>
+                <w:color w:val="222222"/>
+                <w:sz w:val="17"/>
+              </w:rPr>
+              <w:t>DARURAT BENCANA</w:t>
+            </w:r>
+          </w:p>
+        </w:tc>
+      </w:tr>
+      <w:tr>
+        <w:tc>
+          <w:tcPr>
+            <w:tcW w:type="dxa" w:w="737"/>
+            <w:shd w:val="clear" w:color="auto" w:fill="FFFFFF"/>
+            <w:tcMar>
+              <w:top w:w="50" w:type="dxa"/>
+              <w:bottom w:w="50" w:type="dxa"/>
+              <w:left w:w="100" w:type="dxa"/>
+              <w:right w:w="100" w:type="dxa"/>
+            </w:tcMar>
+            <w:tcBorders>
+              <w:top w:val="single" w:sz="4" w:color="D0D0D0" w:space="0"/>
+              <w:left w:val="single" w:sz="4" w:color="D0D0D0" w:space="0"/>
+              <w:bottom w:val="single" w:sz="4" w:color="D0D0D0" w:space="0"/>
+              <w:right w:val="single" w:sz="4" w:color="D0D0D0" w:space="0"/>
+            </w:tcBorders>
+          </w:tcPr>
+          <w:p>
+            <w:pPr>
+              <w:jc w:val="center"/>
+            </w:pPr>
+            <w:r>
+              <w:rPr>
+                <w:b w:val="0"/>
+                <w:i w:val="0"/>
+                <w:color w:val="222222"/>
+                <w:sz w:val="17"/>
+              </w:rPr>
+              <w:t>Lahan 2</w:t>
+            </w:r>
+          </w:p>
+        </w:tc>
+        <w:tc>
+          <w:tcPr>
+            <w:tcW w:type="dxa" w:w="1928"/>
+            <w:shd w:val="clear" w:color="auto" w:fill="FFFFFF"/>
+            <w:tcMar>
+              <w:top w:w="50" w:type="dxa"/>
+              <w:bottom w:w="50" w:type="dxa"/>
+              <w:left w:w="100" w:type="dxa"/>
+              <w:right w:w="100" w:type="dxa"/>
+            </w:tcMar>
+            <w:tcBorders>
+              <w:top w:val="single" w:sz="4" w:color="D0D0D0" w:space="0"/>
+              <w:left w:val="single" w:sz="4" w:color="D0D0D0" w:space="0"/>
+              <w:bottom w:val="single" w:sz="4" w:color="D0D0D0" w:space="0"/>
+              <w:right w:val="single" w:sz="4" w:color="D0D0D0" w:space="0"/>
+            </w:tcBorders>
+          </w:tcPr>
+          <w:p>
+            <w:pPr>
+              <w:jc w:val="left"/>
+            </w:pPr>
+            <w:r>
+              <w:rPr>
+                <w:b w:val="0"/>
+                <w:i w:val="0"/>
+                <w:color w:val="222222"/>
+                <w:sz w:val="17"/>
+              </w:rPr>
+              <w:t>Deforestasi Hutan Primer (GFW)</w:t>
+            </w:r>
+          </w:p>
+        </w:tc>
+        <w:tc>
+          <w:tcPr>
+            <w:tcW w:type="dxa" w:w="1417"/>
+            <w:shd w:val="clear" w:color="auto" w:fill="FFFFFF"/>
+            <w:tcMar>
+              <w:top w:w="50" w:type="dxa"/>
+              <w:bottom w:w="50" w:type="dxa"/>
+              <w:left w:w="100" w:type="dxa"/>
+              <w:right w:w="100" w:type="dxa"/>
+            </w:tcMar>
+            <w:tcBorders>
+              <w:top w:val="single" w:sz="4" w:color="D0D0D0" w:space="0"/>
+              <w:left w:val="single" w:sz="4" w:color="D0D0D0" w:space="0"/>
+              <w:bottom w:val="single" w:sz="4" w:color="D0D0D0" w:space="0"/>
+              <w:right w:val="single" w:sz="4" w:color="D0D0D0" w:space="0"/>
+            </w:tcBorders>
+          </w:tcPr>
+          <w:p>
+            <w:pPr>
+              <w:jc w:val="center"/>
+            </w:pPr>
+            <w:r>
+              <w:rPr>
+                <w:b w:val="0"/>
+                <w:i w:val="0"/>
+                <w:color w:val="222222"/>
+                <w:sz w:val="17"/>
+              </w:rPr>
+              <w:t>1,386,055 Ha</w:t>
+            </w:r>
+          </w:p>
+        </w:tc>
+        <w:tc>
+          <w:tcPr>
+            <w:tcW w:type="dxa" w:w="1814"/>
+            <w:shd w:val="clear" w:color="auto" w:fill="FFFFFF"/>
+            <w:tcMar>
+              <w:top w:w="50" w:type="dxa"/>
+              <w:bottom w:w="50" w:type="dxa"/>
+              <w:left w:w="100" w:type="dxa"/>
+              <w:right w:w="100" w:type="dxa"/>
+            </w:tcMar>
+            <w:tcBorders>
+              <w:top w:val="single" w:sz="4" w:color="D0D0D0" w:space="0"/>
+              <w:left w:val="single" w:sz="4" w:color="D0D0D0" w:space="0"/>
+              <w:bottom w:val="single" w:sz="4" w:color="D0D0D0" w:space="0"/>
+              <w:right w:val="single" w:sz="4" w:color="D0D0D0" w:space="0"/>
+            </w:tcBorders>
+          </w:tcPr>
+          <w:p>
+            <w:pPr>
+              <w:jc w:val="left"/>
+            </w:pPr>
+            <w:r>
+              <w:rPr>
+                <w:b w:val="0"/>
+                <w:i w:val="0"/>
+                <w:color w:val="222222"/>
+                <w:sz w:val="17"/>
+              </w:rPr>
+              <w:t>&gt; 638,000 Ha (Target Kuota FOLU Net Sink)</w:t>
+            </w:r>
+          </w:p>
+        </w:tc>
+        <w:tc>
+          <w:tcPr>
+            <w:tcW w:type="dxa" w:w="1701"/>
+            <w:shd w:val="clear" w:color="auto" w:fill="FFFFFF"/>
+            <w:tcMar>
+              <w:top w:w="50" w:type="dxa"/>
+              <w:bottom w:w="50" w:type="dxa"/>
+              <w:left w:w="100" w:type="dxa"/>
+              <w:right w:w="100" w:type="dxa"/>
+            </w:tcMar>
+            <w:tcBorders>
+              <w:top w:val="single" w:sz="4" w:color="D0D0D0" w:space="0"/>
+              <w:left w:val="single" w:sz="4" w:color="D0D0D0" w:space="0"/>
+              <w:bottom w:val="single" w:sz="4" w:color="D0D0D0" w:space="0"/>
+              <w:right w:val="single" w:sz="4" w:color="D0D0D0" w:space="0"/>
+            </w:tcBorders>
+          </w:tcPr>
+          <w:p>
+            <w:pPr>
+              <w:jc w:val="left"/>
+            </w:pPr>
+            <w:r>
+              <w:rPr>
+                <w:b w:val="0"/>
+                <w:i w:val="0"/>
+                <w:color w:val="222222"/>
+                <w:sz w:val="17"/>
+              </w:rPr>
+              <w:t>min(10.0, (1,386,055/638000)*10)</w:t>
+            </w:r>
+          </w:p>
+        </w:tc>
+        <w:tc>
+          <w:tcPr>
+            <w:tcW w:type="dxa" w:w="1020"/>
+            <w:shd w:val="clear" w:color="auto" w:fill="FFFFFF"/>
+            <w:tcMar>
+              <w:top w:w="50" w:type="dxa"/>
+              <w:bottom w:w="50" w:type="dxa"/>
+              <w:left w:w="100" w:type="dxa"/>
+              <w:right w:w="100" w:type="dxa"/>
+            </w:tcMar>
+            <w:tcBorders>
+              <w:top w:val="single" w:sz="4" w:color="D0D0D0" w:space="0"/>
+              <w:left w:val="single" w:sz="4" w:color="D0D0D0" w:space="0"/>
+              <w:bottom w:val="single" w:sz="4" w:color="D0D0D0" w:space="0"/>
+              <w:right w:val="single" w:sz="4" w:color="D0D0D0" w:space="0"/>
+            </w:tcBorders>
+          </w:tcPr>
+          <w:p>
+            <w:pPr>
+              <w:jc w:val="center"/>
+            </w:pPr>
+            <w:r>
+              <w:rPr>
+                <w:b w:val="0"/>
+                <w:i w:val="0"/>
+                <w:color w:val="222222"/>
+                <w:sz w:val="17"/>
+              </w:rPr>
+              <w:t>10.00 / 10.0</w:t>
+            </w:r>
+          </w:p>
+        </w:tc>
+        <w:tc>
+          <w:tcPr>
+            <w:tcW w:type="dxa" w:w="1020"/>
+            <w:shd w:val="clear" w:color="auto" w:fill="FFFFFF"/>
+            <w:tcMar>
+              <w:top w:w="50" w:type="dxa"/>
+              <w:bottom w:w="50" w:type="dxa"/>
+              <w:left w:w="100" w:type="dxa"/>
+              <w:right w:w="100" w:type="dxa"/>
+            </w:tcMar>
+            <w:tcBorders>
+              <w:top w:val="single" w:sz="4" w:color="D0D0D0" w:space="0"/>
+              <w:left w:val="single" w:sz="4" w:color="D0D0D0" w:space="0"/>
+              <w:bottom w:val="single" w:sz="4" w:color="D0D0D0" w:space="0"/>
+              <w:right w:val="single" w:sz="4" w:color="D0D0D0" w:space="0"/>
+            </w:tcBorders>
+          </w:tcPr>
+          <w:p>
+            <w:pPr>
+              <w:jc w:val="center"/>
+            </w:pPr>
+            <w:r>
+              <w:rPr>
+                <w:b w:val="0"/>
+                <w:i w:val="0"/>
+                <w:color w:val="222222"/>
+                <w:sz w:val="17"/>
+              </w:rPr>
+              <w:t>5.0 / 5</w:t>
+            </w:r>
+          </w:p>
+        </w:tc>
+        <w:tc>
+          <w:tcPr>
+            <w:tcW w:type="dxa" w:w="1247"/>
+            <w:shd w:val="clear" w:color="auto" w:fill="FFFFFF"/>
+            <w:tcMar>
+              <w:top w:w="50" w:type="dxa"/>
+              <w:bottom w:w="50" w:type="dxa"/>
+              <w:left w:w="100" w:type="dxa"/>
+              <w:right w:w="100" w:type="dxa"/>
+            </w:tcMar>
+            <w:tcBorders>
+              <w:top w:val="single" w:sz="4" w:color="D0D0D0" w:space="0"/>
+              <w:left w:val="single" w:sz="4" w:color="D0D0D0" w:space="0"/>
+              <w:bottom w:val="single" w:sz="4" w:color="D0D0D0" w:space="0"/>
+              <w:right w:val="single" w:sz="4" w:color="D0D0D0" w:space="0"/>
+            </w:tcBorders>
+          </w:tcPr>
+          <w:p>
+            <w:pPr>
+              <w:jc w:val="center"/>
+            </w:pPr>
+            <w:r>
+              <w:rPr>
+                <w:b w:val="0"/>
+                <w:i w:val="0"/>
+                <w:color w:val="222222"/>
+                <w:sz w:val="17"/>
+              </w:rPr>
+              <w:t>OVERCAPACITY LAHAN</w:t>
+            </w:r>
+          </w:p>
+        </w:tc>
+      </w:tr>
+      <w:tr>
+        <w:tc>
+          <w:tcPr>
+            <w:tcW w:type="dxa" w:w="737"/>
+            <w:shd w:val="clear" w:color="auto" w:fill="FFF5F5"/>
+            <w:tcMar>
+              <w:top w:w="50" w:type="dxa"/>
+              <w:bottom w:w="50" w:type="dxa"/>
+              <w:left w:w="100" w:type="dxa"/>
+              <w:right w:w="100" w:type="dxa"/>
+            </w:tcMar>
+            <w:tcBorders>
+              <w:top w:val="single" w:sz="4" w:color="D0D0D0" w:space="0"/>
+              <w:left w:val="single" w:sz="4" w:color="D0D0D0" w:space="0"/>
+              <w:bottom w:val="single" w:sz="4" w:color="D0D0D0" w:space="0"/>
+              <w:right w:val="single" w:sz="4" w:color="D0D0D0" w:space="0"/>
+            </w:tcBorders>
+          </w:tcPr>
+          <w:p>
+            <w:pPr>
+              <w:jc w:val="center"/>
+            </w:pPr>
+            <w:r>
+              <w:rPr>
+                <w:b w:val="0"/>
+                <w:i w:val="0"/>
+                <w:color w:val="222222"/>
+                <w:sz w:val="17"/>
+              </w:rPr>
+              <w:t>Lahan 3</w:t>
+            </w:r>
+          </w:p>
+        </w:tc>
+        <w:tc>
+          <w:tcPr>
+            <w:tcW w:type="dxa" w:w="1928"/>
+            <w:shd w:val="clear" w:color="auto" w:fill="FFF5F5"/>
+            <w:tcMar>
+              <w:top w:w="50" w:type="dxa"/>
+              <w:bottom w:w="50" w:type="dxa"/>
+              <w:left w:w="100" w:type="dxa"/>
+              <w:right w:w="100" w:type="dxa"/>
+            </w:tcMar>
+            <w:tcBorders>
+              <w:top w:val="single" w:sz="4" w:color="D0D0D0" w:space="0"/>
+              <w:left w:val="single" w:sz="4" w:color="D0D0D0" w:space="0"/>
+              <w:bottom w:val="single" w:sz="4" w:color="D0D0D0" w:space="0"/>
+              <w:right w:val="single" w:sz="4" w:color="D0D0D0" w:space="0"/>
+            </w:tcBorders>
+          </w:tcPr>
+          <w:p>
+            <w:pPr>
+              <w:jc w:val="left"/>
+            </w:pPr>
+            <w:r>
+              <w:rPr>
+                <w:b w:val="0"/>
+                <w:i w:val="0"/>
+                <w:color w:val="222222"/>
+                <w:sz w:val="17"/>
+              </w:rPr>
+              <w:t>Perambahan Kawasan Hutan Lindung</w:t>
+            </w:r>
+          </w:p>
+        </w:tc>
+        <w:tc>
+          <w:tcPr>
+            <w:tcW w:type="dxa" w:w="1417"/>
+            <w:shd w:val="clear" w:color="auto" w:fill="FFF5F5"/>
+            <w:tcMar>
+              <w:top w:w="50" w:type="dxa"/>
+              <w:bottom w:w="50" w:type="dxa"/>
+              <w:left w:w="100" w:type="dxa"/>
+              <w:right w:w="100" w:type="dxa"/>
+            </w:tcMar>
+            <w:tcBorders>
+              <w:top w:val="single" w:sz="4" w:color="D0D0D0" w:space="0"/>
+              <w:left w:val="single" w:sz="4" w:color="D0D0D0" w:space="0"/>
+              <w:bottom w:val="single" w:sz="4" w:color="D0D0D0" w:space="0"/>
+              <w:right w:val="single" w:sz="4" w:color="D0D0D0" w:space="0"/>
+            </w:tcBorders>
+          </w:tcPr>
+          <w:p>
+            <w:pPr>
+              <w:jc w:val="center"/>
+            </w:pPr>
+            <w:r>
+              <w:rPr>
+                <w:b w:val="0"/>
+                <w:i w:val="0"/>
+                <w:color w:val="222222"/>
+                <w:sz w:val="17"/>
+              </w:rPr>
+              <w:t>41,785 Ha</w:t>
+            </w:r>
+          </w:p>
+        </w:tc>
+        <w:tc>
+          <w:tcPr>
+            <w:tcW w:type="dxa" w:w="1814"/>
+            <w:shd w:val="clear" w:color="auto" w:fill="FFF5F5"/>
+            <w:tcMar>
+              <w:top w:w="50" w:type="dxa"/>
+              <w:bottom w:w="50" w:type="dxa"/>
+              <w:left w:w="100" w:type="dxa"/>
+              <w:right w:w="100" w:type="dxa"/>
+            </w:tcMar>
+            <w:tcBorders>
+              <w:top w:val="single" w:sz="4" w:color="D0D0D0" w:space="0"/>
+              <w:left w:val="single" w:sz="4" w:color="D0D0D0" w:space="0"/>
+              <w:bottom w:val="single" w:sz="4" w:color="D0D0D0" w:space="0"/>
+              <w:right w:val="single" w:sz="4" w:color="D0D0D0" w:space="0"/>
+            </w:tcBorders>
+          </w:tcPr>
+          <w:p>
+            <w:pPr>
+              <w:jc w:val="left"/>
+            </w:pPr>
+            <w:r>
+              <w:rPr>
+                <w:b w:val="0"/>
+                <w:i w:val="0"/>
+                <w:color w:val="222222"/>
+                <w:sz w:val="17"/>
+              </w:rPr>
+              <w:t>0 Hektar / Nol Toleransi Hukum Mutlak</w:t>
+            </w:r>
+          </w:p>
+        </w:tc>
+        <w:tc>
+          <w:tcPr>
+            <w:tcW w:type="dxa" w:w="1701"/>
+            <w:shd w:val="clear" w:color="auto" w:fill="FFF5F5"/>
+            <w:tcMar>
+              <w:top w:w="50" w:type="dxa"/>
+              <w:bottom w:w="50" w:type="dxa"/>
+              <w:left w:w="100" w:type="dxa"/>
+              <w:right w:w="100" w:type="dxa"/>
+            </w:tcMar>
+            <w:tcBorders>
+              <w:top w:val="single" w:sz="4" w:color="D0D0D0" w:space="0"/>
+              <w:left w:val="single" w:sz="4" w:color="D0D0D0" w:space="0"/>
+              <w:bottom w:val="single" w:sz="4" w:color="D0D0D0" w:space="0"/>
+              <w:right w:val="single" w:sz="4" w:color="D0D0D0" w:space="0"/>
+            </w:tcBorders>
+          </w:tcPr>
+          <w:p>
+            <w:pPr>
+              <w:jc w:val="left"/>
+            </w:pPr>
+            <w:r>
+              <w:rPr>
+                <w:b w:val="0"/>
+                <w:i w:val="0"/>
+                <w:color w:val="222222"/>
+                <w:sz w:val="17"/>
+              </w:rPr>
+              <w:t>10.0 if Luas &gt; 0 else 0.0</w:t>
+            </w:r>
+          </w:p>
+        </w:tc>
+        <w:tc>
+          <w:tcPr>
+            <w:tcW w:type="dxa" w:w="1020"/>
+            <w:shd w:val="clear" w:color="auto" w:fill="FFF5F5"/>
+            <w:tcMar>
+              <w:top w:w="50" w:type="dxa"/>
+              <w:bottom w:w="50" w:type="dxa"/>
+              <w:left w:w="100" w:type="dxa"/>
+              <w:right w:w="100" w:type="dxa"/>
+            </w:tcMar>
+            <w:tcBorders>
+              <w:top w:val="single" w:sz="4" w:color="D0D0D0" w:space="0"/>
+              <w:left w:val="single" w:sz="4" w:color="D0D0D0" w:space="0"/>
+              <w:bottom w:val="single" w:sz="4" w:color="D0D0D0" w:space="0"/>
+              <w:right w:val="single" w:sz="4" w:color="D0D0D0" w:space="0"/>
+            </w:tcBorders>
+          </w:tcPr>
+          <w:p>
+            <w:pPr>
+              <w:jc w:val="center"/>
+            </w:pPr>
+            <w:r>
+              <w:rPr>
+                <w:b w:val="0"/>
+                <w:i w:val="0"/>
+                <w:color w:val="222222"/>
+                <w:sz w:val="17"/>
+              </w:rPr>
+              <w:t>10.00 / 10.0</w:t>
+            </w:r>
+          </w:p>
+        </w:tc>
+        <w:tc>
+          <w:tcPr>
+            <w:tcW w:type="dxa" w:w="1020"/>
+            <w:shd w:val="clear" w:color="auto" w:fill="FFF5F5"/>
+            <w:tcMar>
+              <w:top w:w="50" w:type="dxa"/>
+              <w:bottom w:w="50" w:type="dxa"/>
+              <w:left w:w="100" w:type="dxa"/>
+              <w:right w:w="100" w:type="dxa"/>
+            </w:tcMar>
+            <w:tcBorders>
+              <w:top w:val="single" w:sz="4" w:color="D0D0D0" w:space="0"/>
+              <w:left w:val="single" w:sz="4" w:color="D0D0D0" w:space="0"/>
+              <w:bottom w:val="single" w:sz="4" w:color="D0D0D0" w:space="0"/>
+              <w:right w:val="single" w:sz="4" w:color="D0D0D0" w:space="0"/>
+            </w:tcBorders>
+          </w:tcPr>
+          <w:p>
+            <w:pPr>
+              <w:jc w:val="center"/>
+            </w:pPr>
+            <w:r>
+              <w:rPr>
+                <w:b w:val="0"/>
+                <w:i w:val="0"/>
+                <w:color w:val="222222"/>
+                <w:sz w:val="17"/>
+              </w:rPr>
+              <w:t>5.0 / 5</w:t>
+            </w:r>
+          </w:p>
+        </w:tc>
+        <w:tc>
+          <w:tcPr>
+            <w:tcW w:type="dxa" w:w="1247"/>
+            <w:shd w:val="clear" w:color="auto" w:fill="FFF5F5"/>
+            <w:tcMar>
+              <w:top w:w="50" w:type="dxa"/>
+              <w:bottom w:w="50" w:type="dxa"/>
+              <w:left w:w="100" w:type="dxa"/>
+              <w:right w:w="100" w:type="dxa"/>
+            </w:tcMar>
+            <w:tcBorders>
+              <w:top w:val="single" w:sz="4" w:color="D0D0D0" w:space="0"/>
+              <w:left w:val="single" w:sz="4" w:color="D0D0D0" w:space="0"/>
+              <w:bottom w:val="single" w:sz="4" w:color="D0D0D0" w:space="0"/>
+              <w:right w:val="single" w:sz="4" w:color="D0D0D0" w:space="0"/>
+            </w:tcBorders>
+          </w:tcPr>
+          <w:p>
+            <w:pPr>
+              <w:jc w:val="center"/>
+            </w:pPr>
+            <w:r>
+              <w:rPr>
+                <w:b w:val="0"/>
+                <w:i w:val="0"/>
+                <w:color w:val="222222"/>
+                <w:sz w:val="17"/>
+              </w:rPr>
+              <w:t>PELANGGARAN HUKUM</w:t>
+            </w:r>
+          </w:p>
+        </w:tc>
+      </w:tr>
+      <w:tr>
+        <w:tc>
+          <w:tcPr>
+            <w:tcW w:type="dxa" w:w="737"/>
+            <w:shd w:val="clear" w:color="auto" w:fill="FFFFFF"/>
+            <w:tcMar>
+              <w:top w:w="50" w:type="dxa"/>
+              <w:bottom w:w="50" w:type="dxa"/>
+              <w:left w:w="100" w:type="dxa"/>
+              <w:right w:w="100" w:type="dxa"/>
+            </w:tcMar>
+            <w:tcBorders>
+              <w:top w:val="single" w:sz="4" w:color="D0D0D0" w:space="0"/>
+              <w:left w:val="single" w:sz="4" w:color="D0D0D0" w:space="0"/>
+              <w:bottom w:val="single" w:sz="4" w:color="D0D0D0" w:space="0"/>
+              <w:right w:val="single" w:sz="4" w:color="D0D0D0" w:space="0"/>
+            </w:tcBorders>
+          </w:tcPr>
+          <w:p>
+            <w:pPr>
+              <w:jc w:val="center"/>
+            </w:pPr>
+            <w:r>
+              <w:rPr>
+                <w:b w:val="0"/>
+                <w:i w:val="0"/>
+                <w:color w:val="222222"/>
+                <w:sz w:val="17"/>
+              </w:rPr>
+              <w:t>Lahan 4</w:t>
+            </w:r>
+          </w:p>
+        </w:tc>
+        <w:tc>
+          <w:tcPr>
+            <w:tcW w:type="dxa" w:w="1928"/>
+            <w:shd w:val="clear" w:color="auto" w:fill="FFFFFF"/>
+            <w:tcMar>
+              <w:top w:w="50" w:type="dxa"/>
+              <w:bottom w:w="50" w:type="dxa"/>
+              <w:left w:w="100" w:type="dxa"/>
+              <w:right w:w="100" w:type="dxa"/>
+            </w:tcMar>
+            <w:tcBorders>
+              <w:top w:val="single" w:sz="4" w:color="D0D0D0" w:space="0"/>
+              <w:left w:val="single" w:sz="4" w:color="D0D0D0" w:space="0"/>
+              <w:bottom w:val="single" w:sz="4" w:color="D0D0D0" w:space="0"/>
+              <w:right w:val="single" w:sz="4" w:color="D0D0D0" w:space="0"/>
+            </w:tcBorders>
+          </w:tcPr>
+          <w:p>
+            <w:pPr>
+              <w:jc w:val="left"/>
+            </w:pPr>
+            <w:r>
+              <w:rPr>
+                <w:b w:val="0"/>
+                <w:i w:val="0"/>
+                <w:color w:val="222222"/>
+                <w:sz w:val="17"/>
+              </w:rPr>
+              <w:t>Aktor Deforestasi Tambang &amp; Sawit</w:t>
+            </w:r>
+          </w:p>
+        </w:tc>
+        <w:tc>
+          <w:tcPr>
+            <w:tcW w:type="dxa" w:w="1417"/>
+            <w:shd w:val="clear" w:color="auto" w:fill="FFFFFF"/>
+            <w:tcMar>
+              <w:top w:w="50" w:type="dxa"/>
+              <w:bottom w:w="50" w:type="dxa"/>
+              <w:left w:w="100" w:type="dxa"/>
+              <w:right w:w="100" w:type="dxa"/>
+            </w:tcMar>
+            <w:tcBorders>
+              <w:top w:val="single" w:sz="4" w:color="D0D0D0" w:space="0"/>
+              <w:left w:val="single" w:sz="4" w:color="D0D0D0" w:space="0"/>
+              <w:bottom w:val="single" w:sz="4" w:color="D0D0D0" w:space="0"/>
+              <w:right w:val="single" w:sz="4" w:color="D0D0D0" w:space="0"/>
+            </w:tcBorders>
+          </w:tcPr>
+          <w:p>
+            <w:pPr>
+              <w:jc w:val="center"/>
+            </w:pPr>
+            <w:r>
+              <w:rPr>
+                <w:b w:val="0"/>
+                <w:i w:val="0"/>
+                <w:color w:val="222222"/>
+                <w:sz w:val="17"/>
+              </w:rPr>
+              <w:t>1,001,654 Ha</w:t>
+            </w:r>
+          </w:p>
+        </w:tc>
+        <w:tc>
+          <w:tcPr>
+            <w:tcW w:type="dxa" w:w="1814"/>
+            <w:shd w:val="clear" w:color="auto" w:fill="FFFFFF"/>
+            <w:tcMar>
+              <w:top w:w="50" w:type="dxa"/>
+              <w:bottom w:w="50" w:type="dxa"/>
+              <w:left w:w="100" w:type="dxa"/>
+              <w:right w:w="100" w:type="dxa"/>
+            </w:tcMar>
+            <w:tcBorders>
+              <w:top w:val="single" w:sz="4" w:color="D0D0D0" w:space="0"/>
+              <w:left w:val="single" w:sz="4" w:color="D0D0D0" w:space="0"/>
+              <w:bottom w:val="single" w:sz="4" w:color="D0D0D0" w:space="0"/>
+              <w:right w:val="single" w:sz="4" w:color="D0D0D0" w:space="0"/>
+            </w:tcBorders>
+          </w:tcPr>
+          <w:p>
+            <w:pPr>
+              <w:jc w:val="left"/>
+            </w:pPr>
+            <w:r>
+              <w:rPr>
+                <w:b w:val="0"/>
+                <w:i w:val="0"/>
+                <w:color w:val="222222"/>
+                <w:sz w:val="17"/>
+              </w:rPr>
+              <w:t>&gt; 500,000 Ha (Dominasi Korporasi Ekstraktif)</w:t>
+            </w:r>
+          </w:p>
+        </w:tc>
+        <w:tc>
+          <w:tcPr>
+            <w:tcW w:type="dxa" w:w="1701"/>
+            <w:shd w:val="clear" w:color="auto" w:fill="FFFFFF"/>
+            <w:tcMar>
+              <w:top w:w="50" w:type="dxa"/>
+              <w:bottom w:w="50" w:type="dxa"/>
+              <w:left w:w="100" w:type="dxa"/>
+              <w:right w:w="100" w:type="dxa"/>
+            </w:tcMar>
+            <w:tcBorders>
+              <w:top w:val="single" w:sz="4" w:color="D0D0D0" w:space="0"/>
+              <w:left w:val="single" w:sz="4" w:color="D0D0D0" w:space="0"/>
+              <w:bottom w:val="single" w:sz="4" w:color="D0D0D0" w:space="0"/>
+              <w:right w:val="single" w:sz="4" w:color="D0D0D0" w:space="0"/>
+            </w:tcBorders>
+          </w:tcPr>
+          <w:p>
+            <w:pPr>
+              <w:jc w:val="left"/>
+            </w:pPr>
+            <w:r>
+              <w:rPr>
+                <w:b w:val="0"/>
+                <w:i w:val="0"/>
+                <w:color w:val="222222"/>
+                <w:sz w:val="17"/>
+              </w:rPr>
+              <w:t>min(10.0, (1,001,654/500000)*10)</w:t>
+            </w:r>
+          </w:p>
+        </w:tc>
+        <w:tc>
+          <w:tcPr>
+            <w:tcW w:type="dxa" w:w="1020"/>
+            <w:shd w:val="clear" w:color="auto" w:fill="FFFFFF"/>
+            <w:tcMar>
+              <w:top w:w="50" w:type="dxa"/>
+              <w:bottom w:w="50" w:type="dxa"/>
+              <w:left w:w="100" w:type="dxa"/>
+              <w:right w:w="100" w:type="dxa"/>
+            </w:tcMar>
+            <w:tcBorders>
+              <w:top w:val="single" w:sz="4" w:color="D0D0D0" w:space="0"/>
+              <w:left w:val="single" w:sz="4" w:color="D0D0D0" w:space="0"/>
+              <w:bottom w:val="single" w:sz="4" w:color="D0D0D0" w:space="0"/>
+              <w:right w:val="single" w:sz="4" w:color="D0D0D0" w:space="0"/>
+            </w:tcBorders>
+          </w:tcPr>
+          <w:p>
+            <w:pPr>
+              <w:jc w:val="center"/>
+            </w:pPr>
+            <w:r>
+              <w:rPr>
+                <w:b w:val="0"/>
+                <w:i w:val="0"/>
+                <w:color w:val="222222"/>
+                <w:sz w:val="17"/>
+              </w:rPr>
+              <w:t>10.00 / 10.0</w:t>
+            </w:r>
+          </w:p>
+        </w:tc>
+        <w:tc>
+          <w:tcPr>
+            <w:tcW w:type="dxa" w:w="1020"/>
+            <w:shd w:val="clear" w:color="auto" w:fill="FFFFFF"/>
+            <w:tcMar>
+              <w:top w:w="50" w:type="dxa"/>
+              <w:bottom w:w="50" w:type="dxa"/>
+              <w:left w:w="100" w:type="dxa"/>
+              <w:right w:w="100" w:type="dxa"/>
+            </w:tcMar>
+            <w:tcBorders>
+              <w:top w:val="single" w:sz="4" w:color="D0D0D0" w:space="0"/>
+              <w:left w:val="single" w:sz="4" w:color="D0D0D0" w:space="0"/>
+              <w:bottom w:val="single" w:sz="4" w:color="D0D0D0" w:space="0"/>
+              <w:right w:val="single" w:sz="4" w:color="D0D0D0" w:space="0"/>
+            </w:tcBorders>
+          </w:tcPr>
+          <w:p>
+            <w:pPr>
+              <w:jc w:val="center"/>
+            </w:pPr>
+            <w:r>
+              <w:rPr>
+                <w:b w:val="0"/>
+                <w:i w:val="0"/>
+                <w:color w:val="222222"/>
+                <w:sz w:val="17"/>
+              </w:rPr>
+              <w:t>5.0 / 5</w:t>
+            </w:r>
+          </w:p>
+        </w:tc>
+        <w:tc>
+          <w:tcPr>
+            <w:tcW w:type="dxa" w:w="1247"/>
+            <w:shd w:val="clear" w:color="auto" w:fill="FFFFFF"/>
+            <w:tcMar>
+              <w:top w:w="50" w:type="dxa"/>
+              <w:bottom w:w="50" w:type="dxa"/>
+              <w:left w:w="100" w:type="dxa"/>
+              <w:right w:w="100" w:type="dxa"/>
+            </w:tcMar>
+            <w:tcBorders>
+              <w:top w:val="single" w:sz="4" w:color="D0D0D0" w:space="0"/>
+              <w:left w:val="single" w:sz="4" w:color="D0D0D0" w:space="0"/>
+              <w:bottom w:val="single" w:sz="4" w:color="D0D0D0" w:space="0"/>
+              <w:right w:val="single" w:sz="4" w:color="D0D0D0" w:space="0"/>
+            </w:tcBorders>
+          </w:tcPr>
+          <w:p>
+            <w:pPr>
+              <w:jc w:val="center"/>
+            </w:pPr>
+            <w:r>
+              <w:rPr>
+                <w:b w:val="0"/>
+                <w:i w:val="0"/>
+                <w:color w:val="222222"/>
+                <w:sz w:val="17"/>
+              </w:rPr>
+              <w:t>MONOPOLI KONSESI</w:t>
+            </w:r>
+          </w:p>
+        </w:tc>
+      </w:tr>
+      <w:tr>
+        <w:tc>
+          <w:tcPr>
+            <w:tcW w:type="dxa" w:w="737"/>
+            <w:shd w:val="clear" w:color="auto" w:fill="FFF5F5"/>
+            <w:tcMar>
+              <w:top w:w="50" w:type="dxa"/>
+              <w:bottom w:w="50" w:type="dxa"/>
+              <w:left w:w="100" w:type="dxa"/>
+              <w:right w:w="100" w:type="dxa"/>
+            </w:tcMar>
+            <w:tcBorders>
+              <w:top w:val="single" w:sz="4" w:color="D0D0D0" w:space="0"/>
+              <w:left w:val="single" w:sz="4" w:color="D0D0D0" w:space="0"/>
+              <w:bottom w:val="single" w:sz="4" w:color="D0D0D0" w:space="0"/>
+              <w:right w:val="single" w:sz="4" w:color="D0D0D0" w:space="0"/>
+            </w:tcBorders>
+          </w:tcPr>
+          <w:p>
+            <w:pPr>
+              <w:jc w:val="center"/>
+            </w:pPr>
+            <w:r>
+              <w:rPr>
+                <w:b w:val="0"/>
+                <w:i w:val="0"/>
+                <w:color w:val="222222"/>
+                <w:sz w:val="17"/>
+              </w:rPr>
+              <w:t>Lahan 5</w:t>
+            </w:r>
+          </w:p>
+        </w:tc>
+        <w:tc>
+          <w:tcPr>
+            <w:tcW w:type="dxa" w:w="1928"/>
+            <w:shd w:val="clear" w:color="auto" w:fill="FFF5F5"/>
+            <w:tcMar>
+              <w:top w:w="50" w:type="dxa"/>
+              <w:bottom w:w="50" w:type="dxa"/>
+              <w:left w:w="100" w:type="dxa"/>
+              <w:right w:w="100" w:type="dxa"/>
+            </w:tcMar>
+            <w:tcBorders>
+              <w:top w:val="single" w:sz="4" w:color="D0D0D0" w:space="0"/>
+              <w:left w:val="single" w:sz="4" w:color="D0D0D0" w:space="0"/>
+              <w:bottom w:val="single" w:sz="4" w:color="D0D0D0" w:space="0"/>
+              <w:right w:val="single" w:sz="4" w:color="D0D0D0" w:space="0"/>
+            </w:tcBorders>
+          </w:tcPr>
+          <w:p>
+            <w:pPr>
+              <w:jc w:val="left"/>
+            </w:pPr>
+            <w:r>
+              <w:rPr>
+                <w:b w:val="0"/>
+                <w:i w:val="0"/>
+                <w:color w:val="222222"/>
+                <w:sz w:val="17"/>
+              </w:rPr>
+              <w:t>Kepadatan Spasial Konsesi IUP Nikel</w:t>
+            </w:r>
+          </w:p>
+        </w:tc>
+        <w:tc>
+          <w:tcPr>
+            <w:tcW w:type="dxa" w:w="1417"/>
+            <w:shd w:val="clear" w:color="auto" w:fill="FFF5F5"/>
+            <w:tcMar>
+              <w:top w:w="50" w:type="dxa"/>
+              <w:bottom w:w="50" w:type="dxa"/>
+              <w:left w:w="100" w:type="dxa"/>
+              <w:right w:w="100" w:type="dxa"/>
+            </w:tcMar>
+            <w:tcBorders>
+              <w:top w:val="single" w:sz="4" w:color="D0D0D0" w:space="0"/>
+              <w:left w:val="single" w:sz="4" w:color="D0D0D0" w:space="0"/>
+              <w:bottom w:val="single" w:sz="4" w:color="D0D0D0" w:space="0"/>
+              <w:right w:val="single" w:sz="4" w:color="D0D0D0" w:space="0"/>
+            </w:tcBorders>
+          </w:tcPr>
+          <w:p>
+            <w:pPr>
+              <w:jc w:val="center"/>
+            </w:pPr>
+            <w:r>
+              <w:rPr>
+                <w:b w:val="0"/>
+                <w:i w:val="0"/>
+                <w:color w:val="222222"/>
+                <w:sz w:val="17"/>
+              </w:rPr>
+              <w:t>6.3% (1,185,174 Ha)</w:t>
+            </w:r>
+          </w:p>
+        </w:tc>
+        <w:tc>
+          <w:tcPr>
+            <w:tcW w:type="dxa" w:w="1814"/>
+            <w:shd w:val="clear" w:color="auto" w:fill="FFF5F5"/>
+            <w:tcMar>
+              <w:top w:w="50" w:type="dxa"/>
+              <w:bottom w:w="50" w:type="dxa"/>
+              <w:left w:w="100" w:type="dxa"/>
+              <w:right w:w="100" w:type="dxa"/>
+            </w:tcMar>
+            <w:tcBorders>
+              <w:top w:val="single" w:sz="4" w:color="D0D0D0" w:space="0"/>
+              <w:left w:val="single" w:sz="4" w:color="D0D0D0" w:space="0"/>
+              <w:bottom w:val="single" w:sz="4" w:color="D0D0D0" w:space="0"/>
+              <w:right w:val="single" w:sz="4" w:color="D0D0D0" w:space="0"/>
+            </w:tcBorders>
+          </w:tcPr>
+          <w:p>
+            <w:pPr>
+              <w:jc w:val="left"/>
+            </w:pPr>
+            <w:r>
+              <w:rPr>
+                <w:b w:val="0"/>
+                <w:i w:val="0"/>
+                <w:color w:val="222222"/>
+                <w:sz w:val="17"/>
+              </w:rPr>
+              <w:t>&gt; 10.0% Luas Daratan Pulau (18.9 Jt Ha)</w:t>
+            </w:r>
+          </w:p>
+        </w:tc>
+        <w:tc>
+          <w:tcPr>
+            <w:tcW w:type="dxa" w:w="1701"/>
+            <w:shd w:val="clear" w:color="auto" w:fill="FFF5F5"/>
+            <w:tcMar>
+              <w:top w:w="50" w:type="dxa"/>
+              <w:bottom w:w="50" w:type="dxa"/>
+              <w:left w:w="100" w:type="dxa"/>
+              <w:right w:w="100" w:type="dxa"/>
+            </w:tcMar>
+            <w:tcBorders>
+              <w:top w:val="single" w:sz="4" w:color="D0D0D0" w:space="0"/>
+              <w:left w:val="single" w:sz="4" w:color="D0D0D0" w:space="0"/>
+              <w:bottom w:val="single" w:sz="4" w:color="D0D0D0" w:space="0"/>
+              <w:right w:val="single" w:sz="4" w:color="D0D0D0" w:space="0"/>
+            </w:tcBorders>
+          </w:tcPr>
+          <w:p>
+            <w:pPr>
+              <w:jc w:val="left"/>
+            </w:pPr>
+            <w:r>
+              <w:rPr>
+                <w:b w:val="0"/>
+                <w:i w:val="0"/>
+                <w:color w:val="222222"/>
+                <w:sz w:val="17"/>
+              </w:rPr>
+              <w:t>min(10.0, (0.0627/0.10)*10)</w:t>
+            </w:r>
+          </w:p>
+        </w:tc>
+        <w:tc>
+          <w:tcPr>
+            <w:tcW w:type="dxa" w:w="1020"/>
+            <w:shd w:val="clear" w:color="auto" w:fill="FFF5F5"/>
+            <w:tcMar>
+              <w:top w:w="50" w:type="dxa"/>
+              <w:bottom w:w="50" w:type="dxa"/>
+              <w:left w:w="100" w:type="dxa"/>
+              <w:right w:w="100" w:type="dxa"/>
+            </w:tcMar>
+            <w:tcBorders>
+              <w:top w:val="single" w:sz="4" w:color="D0D0D0" w:space="0"/>
+              <w:left w:val="single" w:sz="4" w:color="D0D0D0" w:space="0"/>
+              <w:bottom w:val="single" w:sz="4" w:color="D0D0D0" w:space="0"/>
+              <w:right w:val="single" w:sz="4" w:color="D0D0D0" w:space="0"/>
+            </w:tcBorders>
+          </w:tcPr>
+          <w:p>
+            <w:pPr>
+              <w:jc w:val="center"/>
+            </w:pPr>
+            <w:r>
+              <w:rPr>
+                <w:b w:val="0"/>
+                <w:i w:val="0"/>
+                <w:color w:val="222222"/>
+                <w:sz w:val="17"/>
+              </w:rPr>
+              <w:t>6.27 / 10.0</w:t>
+            </w:r>
+          </w:p>
+        </w:tc>
+        <w:tc>
+          <w:tcPr>
+            <w:tcW w:type="dxa" w:w="1020"/>
+            <w:shd w:val="clear" w:color="auto" w:fill="FFF5F5"/>
+            <w:tcMar>
+              <w:top w:w="50" w:type="dxa"/>
+              <w:bottom w:w="50" w:type="dxa"/>
+              <w:left w:w="100" w:type="dxa"/>
+              <w:right w:w="100" w:type="dxa"/>
+            </w:tcMar>
+            <w:tcBorders>
+              <w:top w:val="single" w:sz="4" w:color="D0D0D0" w:space="0"/>
+              <w:left w:val="single" w:sz="4" w:color="D0D0D0" w:space="0"/>
+              <w:bottom w:val="single" w:sz="4" w:color="D0D0D0" w:space="0"/>
+              <w:right w:val="single" w:sz="4" w:color="D0D0D0" w:space="0"/>
+            </w:tcBorders>
+          </w:tcPr>
+          <w:p>
+            <w:pPr>
+              <w:jc w:val="center"/>
+            </w:pPr>
+            <w:r>
+              <w:rPr>
+                <w:b w:val="0"/>
+                <w:i w:val="0"/>
+                <w:color w:val="222222"/>
+                <w:sz w:val="17"/>
+              </w:rPr>
+              <w:t>3.1 / 5</w:t>
+            </w:r>
+          </w:p>
+        </w:tc>
+        <w:tc>
+          <w:tcPr>
+            <w:tcW w:type="dxa" w:w="1247"/>
+            <w:shd w:val="clear" w:color="auto" w:fill="FFF5F5"/>
+            <w:tcMar>
+              <w:top w:w="50" w:type="dxa"/>
+              <w:bottom w:w="50" w:type="dxa"/>
+              <w:left w:w="100" w:type="dxa"/>
+              <w:right w:w="100" w:type="dxa"/>
+            </w:tcMar>
+            <w:tcBorders>
+              <w:top w:val="single" w:sz="4" w:color="D0D0D0" w:space="0"/>
+              <w:left w:val="single" w:sz="4" w:color="D0D0D0" w:space="0"/>
+              <w:bottom w:val="single" w:sz="4" w:color="D0D0D0" w:space="0"/>
+              <w:right w:val="single" w:sz="4" w:color="D0D0D0" w:space="0"/>
+            </w:tcBorders>
+          </w:tcPr>
+          <w:p>
+            <w:pPr>
+              <w:jc w:val="center"/>
+            </w:pPr>
+            <w:r>
+              <w:rPr>
+                <w:b w:val="0"/>
+                <w:i w:val="0"/>
+                <w:color w:val="222222"/>
+                <w:sz w:val="17"/>
+              </w:rPr>
+              <w:t>PERLU PENGAWASAN</w:t>
+            </w:r>
+          </w:p>
+        </w:tc>
+      </w:tr>
+      <w:tr>
+        <w:tc>
+          <w:tcPr>
+            <w:tcW w:type="dxa" w:w="737"/>
+            <w:shd w:val="clear" w:color="auto" w:fill="FFFFFF"/>
+            <w:tcMar>
+              <w:top w:w="50" w:type="dxa"/>
+              <w:bottom w:w="50" w:type="dxa"/>
+              <w:left w:w="100" w:type="dxa"/>
+              <w:right w:w="100" w:type="dxa"/>
+            </w:tcMar>
+            <w:tcBorders>
+              <w:top w:val="single" w:sz="4" w:color="D0D0D0" w:space="0"/>
+              <w:left w:val="single" w:sz="4" w:color="D0D0D0" w:space="0"/>
+              <w:bottom w:val="single" w:sz="4" w:color="D0D0D0" w:space="0"/>
+              <w:right w:val="single" w:sz="4" w:color="D0D0D0" w:space="0"/>
+            </w:tcBorders>
+          </w:tcPr>
+          <w:p>
+            <w:pPr>
+              <w:jc w:val="center"/>
+            </w:pPr>
+            <w:r>
+              <w:rPr>
+                <w:b w:val="0"/>
+                <w:i w:val="0"/>
+                <w:color w:val="222222"/>
+                <w:sz w:val="17"/>
+              </w:rPr>
+              <w:t>TOTAL</w:t>
+            </w:r>
+          </w:p>
+        </w:tc>
+        <w:tc>
+          <w:tcPr>
+            <w:tcW w:type="dxa" w:w="1928"/>
+            <w:shd w:val="clear" w:color="auto" w:fill="FFFFFF"/>
+            <w:tcMar>
+              <w:top w:w="50" w:type="dxa"/>
+              <w:bottom w:w="50" w:type="dxa"/>
+              <w:left w:w="100" w:type="dxa"/>
+              <w:right w:w="100" w:type="dxa"/>
+            </w:tcMar>
+            <w:tcBorders>
+              <w:top w:val="single" w:sz="4" w:color="D0D0D0" w:space="0"/>
+              <w:left w:val="single" w:sz="4" w:color="D0D0D0" w:space="0"/>
+              <w:bottom w:val="single" w:sz="4" w:color="D0D0D0" w:space="0"/>
+              <w:right w:val="single" w:sz="4" w:color="D0D0D0" w:space="0"/>
+            </w:tcBorders>
+          </w:tcPr>
+          <w:p>
+            <w:pPr>
+              <w:jc w:val="left"/>
+            </w:pPr>
+            <w:r>
+              <w:rPr>
+                <w:b w:val="0"/>
+                <w:i w:val="0"/>
+                <w:color w:val="222222"/>
+                <w:sz w:val="17"/>
+              </w:rPr>
+              <w:t>Akumulasi Skor Indikator Lahan</w:t>
+            </w:r>
+          </w:p>
+        </w:tc>
+        <w:tc>
+          <w:tcPr>
+            <w:tcW w:type="dxa" w:w="1417"/>
+            <w:shd w:val="clear" w:color="auto" w:fill="FFFFFF"/>
+            <w:tcMar>
+              <w:top w:w="50" w:type="dxa"/>
+              <w:bottom w:w="50" w:type="dxa"/>
+              <w:left w:w="100" w:type="dxa"/>
+              <w:right w:w="100" w:type="dxa"/>
+            </w:tcMar>
+            <w:tcBorders>
+              <w:top w:val="single" w:sz="4" w:color="D0D0D0" w:space="0"/>
+              <w:left w:val="single" w:sz="4" w:color="D0D0D0" w:space="0"/>
+              <w:bottom w:val="single" w:sz="4" w:color="D0D0D0" w:space="0"/>
+              <w:right w:val="single" w:sz="4" w:color="D0D0D0" w:space="0"/>
+            </w:tcBorders>
+          </w:tcPr>
+          <w:p>
+            <w:pPr>
+              <w:jc w:val="center"/>
+            </w:pPr>
+            <w:r>
+              <w:rPr>
+                <w:b w:val="0"/>
+                <w:i w:val="0"/>
+                <w:color w:val="222222"/>
+                <w:sz w:val="17"/>
+              </w:rPr>
+              <w:t>Rata-rata 5 Pilar SAW</w:t>
+            </w:r>
+          </w:p>
+        </w:tc>
+        <w:tc>
+          <w:tcPr>
+            <w:tcW w:type="dxa" w:w="1814"/>
+            <w:shd w:val="clear" w:color="auto" w:fill="FFFFFF"/>
+            <w:tcMar>
+              <w:top w:w="50" w:type="dxa"/>
+              <w:bottom w:w="50" w:type="dxa"/>
+              <w:left w:w="100" w:type="dxa"/>
+              <w:right w:w="100" w:type="dxa"/>
+            </w:tcMar>
+            <w:tcBorders>
+              <w:top w:val="single" w:sz="4" w:color="D0D0D0" w:space="0"/>
+              <w:left w:val="single" w:sz="4" w:color="D0D0D0" w:space="0"/>
+              <w:bottom w:val="single" w:sz="4" w:color="D0D0D0" w:space="0"/>
+              <w:right w:val="single" w:sz="4" w:color="D0D0D0" w:space="0"/>
+            </w:tcBorders>
+          </w:tcPr>
+          <w:p>
+            <w:pPr>
+              <w:jc w:val="left"/>
+            </w:pPr>
+            <w:r>
+              <w:rPr>
+                <w:b w:val="0"/>
+                <w:i w:val="0"/>
+                <w:color w:val="222222"/>
+                <w:sz w:val="17"/>
+              </w:rPr>
+              <w:t>Threshold Kritis &gt;= 4.0 / 6.0</w:t>
+            </w:r>
+          </w:p>
+        </w:tc>
+        <w:tc>
+          <w:tcPr>
+            <w:tcW w:type="dxa" w:w="1701"/>
+            <w:shd w:val="clear" w:color="auto" w:fill="FFFFFF"/>
+            <w:tcMar>
+              <w:top w:w="50" w:type="dxa"/>
+              <w:bottom w:w="50" w:type="dxa"/>
+              <w:left w:w="100" w:type="dxa"/>
+              <w:right w:w="100" w:type="dxa"/>
+            </w:tcMar>
+            <w:tcBorders>
+              <w:top w:val="single" w:sz="4" w:color="D0D0D0" w:space="0"/>
+              <w:left w:val="single" w:sz="4" w:color="D0D0D0" w:space="0"/>
+              <w:bottom w:val="single" w:sz="4" w:color="D0D0D0" w:space="0"/>
+              <w:right w:val="single" w:sz="4" w:color="D0D0D0" w:space="0"/>
+            </w:tcBorders>
+          </w:tcPr>
+          <w:p>
+            <w:pPr>
+              <w:jc w:val="left"/>
+            </w:pPr>
+            <w:r>
+              <w:rPr>
+                <w:b w:val="0"/>
+                <w:i w:val="0"/>
+                <w:color w:val="222222"/>
+                <w:sz w:val="17"/>
+              </w:rPr>
+              <w:t>Σ(Skor 1..5) / 5</w:t>
+            </w:r>
+          </w:p>
+        </w:tc>
+        <w:tc>
+          <w:tcPr>
+            <w:tcW w:type="dxa" w:w="1020"/>
+            <w:shd w:val="clear" w:color="auto" w:fill="FFFFFF"/>
+            <w:tcMar>
+              <w:top w:w="50" w:type="dxa"/>
+              <w:bottom w:w="50" w:type="dxa"/>
+              <w:left w:w="100" w:type="dxa"/>
+              <w:right w:w="100" w:type="dxa"/>
+            </w:tcMar>
+            <w:tcBorders>
+              <w:top w:val="single" w:sz="4" w:color="D0D0D0" w:space="0"/>
+              <w:left w:val="single" w:sz="4" w:color="D0D0D0" w:space="0"/>
+              <w:bottom w:val="single" w:sz="4" w:color="D0D0D0" w:space="0"/>
+              <w:right w:val="single" w:sz="4" w:color="D0D0D0" w:space="0"/>
+            </w:tcBorders>
+          </w:tcPr>
+          <w:p>
+            <w:pPr>
+              <w:jc w:val="center"/>
+            </w:pPr>
+            <w:r>
+              <w:rPr>
+                <w:b w:val="0"/>
+                <w:i w:val="0"/>
+                <w:color w:val="222222"/>
+                <w:sz w:val="17"/>
+              </w:rPr>
+              <w:t>9.25 / 10.0</w:t>
+            </w:r>
+          </w:p>
+        </w:tc>
+        <w:tc>
+          <w:tcPr>
+            <w:tcW w:type="dxa" w:w="1020"/>
+            <w:shd w:val="clear" w:color="auto" w:fill="FFFFFF"/>
+            <w:tcMar>
+              <w:top w:w="50" w:type="dxa"/>
+              <w:bottom w:w="50" w:type="dxa"/>
+              <w:left w:w="100" w:type="dxa"/>
+              <w:right w:w="100" w:type="dxa"/>
+            </w:tcMar>
+            <w:tcBorders>
+              <w:top w:val="single" w:sz="4" w:color="D0D0D0" w:space="0"/>
+              <w:left w:val="single" w:sz="4" w:color="D0D0D0" w:space="0"/>
+              <w:bottom w:val="single" w:sz="4" w:color="D0D0D0" w:space="0"/>
+              <w:right w:val="single" w:sz="4" w:color="D0D0D0" w:space="0"/>
+            </w:tcBorders>
+          </w:tcPr>
+          <w:p>
+            <w:pPr>
+              <w:jc w:val="center"/>
+            </w:pPr>
+            <w:r>
+              <w:rPr>
+                <w:b w:val="0"/>
+                <w:i w:val="0"/>
+                <w:color w:val="222222"/>
+                <w:sz w:val="17"/>
+              </w:rPr>
+              <w:t>4.6 / 5</w:t>
+            </w:r>
+          </w:p>
+        </w:tc>
+        <w:tc>
+          <w:tcPr>
+            <w:tcW w:type="dxa" w:w="1247"/>
+            <w:shd w:val="clear" w:color="auto" w:fill="FFFFFF"/>
+            <w:tcMar>
+              <w:top w:w="50" w:type="dxa"/>
+              <w:bottom w:w="50" w:type="dxa"/>
+              <w:left w:w="100" w:type="dxa"/>
+              <w:right w:w="100" w:type="dxa"/>
+            </w:tcMar>
+            <w:tcBorders>
+              <w:top w:val="single" w:sz="4" w:color="D0D0D0" w:space="0"/>
+              <w:left w:val="single" w:sz="4" w:color="D0D0D0" w:space="0"/>
+              <w:bottom w:val="single" w:sz="4" w:color="D0D0D0" w:space="0"/>
+              <w:right w:val="single" w:sz="4" w:color="D0D0D0" w:space="0"/>
+            </w:tcBorders>
+          </w:tcPr>
+          <w:p>
+            <w:pPr>
+              <w:jc w:val="center"/>
+            </w:pPr>
+            <w:r>
+              <w:rPr>
+                <w:b w:val="0"/>
+                <w:i w:val="0"/>
+                <w:color w:val="222222"/>
+                <w:sz w:val="17"/>
+              </w:rPr>
+              <w:t>STATUS: DARURAT LAHAN</w:t>
+            </w:r>
+          </w:p>
+        </w:tc>
+      </w:tr>
+    </w:tbl>
+    <w:p>
+      <w:pPr>
+        <w:spacing w:after="80"/>
+      </w:pPr>
+    </w:p>
+    <w:p>
+      <w:pPr>
+        <w:spacing w:before="120" w:after="40"/>
+      </w:pPr>
+      <w:r>
+        <w:rPr>
+          <w:b/>
+          <w:i/>
+          <w:color w:val="B71C1C"/>
+          <w:sz w:val="17"/>
+        </w:rPr>
+        <w:t>Tabel 6.6: Dasar Regulasi, Dokumen Legal, dan Landasan Ilmiah Ambang Batas Matriks Lahan</w:t>
+      </w:r>
+    </w:p>
+    <w:tbl>
+      <w:tblPr>
+        <w:tblStyle w:val="TableGrid"/>
+        <w:tblW w:type="auto" w:w="0"/>
+        <w:jc w:val="center"/>
+        <w:tblLayout w:type="fixed"/>
+        <w:tblLook w:firstColumn="1" w:firstRow="1" w:lastColumn="0" w:lastRow="0" w:noHBand="0" w:noVBand="1" w:val="04A0"/>
+      </w:tblPr>
+      <w:tblGrid>
+        <w:gridCol w:w="1928"/>
+        <w:gridCol w:w="1928"/>
+        <w:gridCol w:w="1928"/>
+        <w:gridCol w:w="1928"/>
+        <w:gridCol w:w="1928"/>
+      </w:tblGrid>
+      <w:tr>
+        <w:tc>
+          <w:tcPr>
+            <w:tcW w:type="dxa" w:w="1417"/>
+            <w:shd w:val="clear" w:color="auto" w:fill="B71C1C"/>
+            <w:tcMar>
+              <w:top w:w="70" w:type="dxa"/>
+              <w:bottom w:w="70" w:type="dxa"/>
+              <w:left w:w="100" w:type="dxa"/>
+              <w:right w:w="100" w:type="dxa"/>
+            </w:tcMar>
+            <w:tcBorders>
+              <w:top w:val="single" w:sz="4" w:color="D0D0D0" w:space="0"/>
+              <w:left w:val="single" w:sz="4" w:color="D0D0D0" w:space="0"/>
+              <w:bottom w:val="single" w:sz="8" w:color="880E4F" w:space="0"/>
+              <w:right w:val="single" w:sz="4" w:color="D0D0D0" w:space="0"/>
+            </w:tcBorders>
+          </w:tcPr>
+          <w:p>
+            <w:pPr>
+              <w:jc w:val="left"/>
+            </w:pPr>
+            <w:r>
+              <w:rPr>
+                <w:b/>
+                <w:i w:val="0"/>
+                <w:color w:val="FFFFFF"/>
+                <w:sz w:val="17"/>
+              </w:rPr>
+              <w:t>Parameter</w:t>
+            </w:r>
+          </w:p>
+        </w:tc>
+        <w:tc>
+          <w:tcPr>
+            <w:tcW w:type="dxa" w:w="1984"/>
+            <w:shd w:val="clear" w:color="auto" w:fill="B71C1C"/>
+            <w:tcMar>
+              <w:top w:w="70" w:type="dxa"/>
+              <w:bottom w:w="70" w:type="dxa"/>
+              <w:left w:w="100" w:type="dxa"/>
+              <w:right w:w="100" w:type="dxa"/>
+            </w:tcMar>
+            <w:tcBorders>
+              <w:top w:val="single" w:sz="4" w:color="D0D0D0" w:space="0"/>
+              <w:left w:val="single" w:sz="4" w:color="D0D0D0" w:space="0"/>
+              <w:bottom w:val="single" w:sz="8" w:color="880E4F" w:space="0"/>
+              <w:right w:val="single" w:sz="4" w:color="D0D0D0" w:space="0"/>
+            </w:tcBorders>
+          </w:tcPr>
+          <w:p>
+            <w:pPr>
+              <w:jc w:val="left"/>
+            </w:pPr>
+            <w:r>
+              <w:rPr>
+                <w:b/>
+                <w:i w:val="0"/>
+                <w:color w:val="FFFFFF"/>
+                <w:sz w:val="17"/>
+              </w:rPr>
+              <w:t>Regulasi / Rujukan Ilmiah</w:t>
+            </w:r>
+          </w:p>
+        </w:tc>
+        <w:tc>
+          <w:tcPr>
+            <w:tcW w:type="dxa" w:w="4252"/>
+            <w:shd w:val="clear" w:color="auto" w:fill="B71C1C"/>
+            <w:tcMar>
+              <w:top w:w="70" w:type="dxa"/>
+              <w:bottom w:w="70" w:type="dxa"/>
+              <w:left w:w="100" w:type="dxa"/>
+              <w:right w:w="100" w:type="dxa"/>
+            </w:tcMar>
+            <w:tcBorders>
+              <w:top w:val="single" w:sz="4" w:color="D0D0D0" w:space="0"/>
+              <w:left w:val="single" w:sz="4" w:color="D0D0D0" w:space="0"/>
+              <w:bottom w:val="single" w:sz="8" w:color="880E4F" w:space="0"/>
+              <w:right w:val="single" w:sz="4" w:color="D0D0D0" w:space="0"/>
+            </w:tcBorders>
+          </w:tcPr>
+          <w:p>
+            <w:pPr>
+              <w:jc w:val="left"/>
+            </w:pPr>
+            <w:r>
+              <w:rPr>
+                <w:b/>
+                <w:i w:val="0"/>
+                <w:color w:val="FFFFFF"/>
+                <w:sz w:val="17"/>
+              </w:rPr>
+              <w:t>Kutipan Dokumen Resmi / Verbatim</w:t>
+            </w:r>
+          </w:p>
+        </w:tc>
+        <w:tc>
+          <w:tcPr>
+            <w:tcW w:type="dxa" w:w="1417"/>
+            <w:shd w:val="clear" w:color="auto" w:fill="B71C1C"/>
+            <w:tcMar>
+              <w:top w:w="70" w:type="dxa"/>
+              <w:bottom w:w="70" w:type="dxa"/>
+              <w:left w:w="100" w:type="dxa"/>
+              <w:right w:w="100" w:type="dxa"/>
+            </w:tcMar>
+            <w:tcBorders>
+              <w:top w:val="single" w:sz="4" w:color="D0D0D0" w:space="0"/>
+              <w:left w:val="single" w:sz="4" w:color="D0D0D0" w:space="0"/>
+              <w:bottom w:val="single" w:sz="8" w:color="880E4F" w:space="0"/>
+              <w:right w:val="single" w:sz="4" w:color="D0D0D0" w:space="0"/>
+            </w:tcBorders>
+          </w:tcPr>
+          <w:p>
+            <w:pPr>
+              <w:jc w:val="center"/>
+            </w:pPr>
+            <w:r>
+              <w:rPr>
+                <w:b/>
+                <w:i w:val="0"/>
+                <w:color w:val="FFFFFF"/>
+                <w:sz w:val="17"/>
+              </w:rPr>
+              <w:t>Pasal / Hal.</w:t>
+            </w:r>
+          </w:p>
+        </w:tc>
+        <w:tc>
+          <w:tcPr>
+            <w:tcW w:type="dxa" w:w="1134"/>
+            <w:shd w:val="clear" w:color="auto" w:fill="B71C1C"/>
+            <w:tcMar>
+              <w:top w:w="70" w:type="dxa"/>
+              <w:bottom w:w="70" w:type="dxa"/>
+              <w:left w:w="100" w:type="dxa"/>
+              <w:right w:w="100" w:type="dxa"/>
+            </w:tcMar>
+            <w:tcBorders>
+              <w:top w:val="single" w:sz="4" w:color="D0D0D0" w:space="0"/>
+              <w:left w:val="single" w:sz="4" w:color="D0D0D0" w:space="0"/>
+              <w:bottom w:val="single" w:sz="8" w:color="880E4F" w:space="0"/>
+              <w:right w:val="single" w:sz="4" w:color="D0D0D0" w:space="0"/>
+            </w:tcBorders>
+          </w:tcPr>
+          <w:p>
+            <w:pPr>
+              <w:jc w:val="center"/>
+            </w:pPr>
+            <w:r>
+              <w:rPr>
+                <w:b/>
+                <w:i w:val="0"/>
+                <w:color w:val="FFFFFF"/>
+                <w:sz w:val="17"/>
+              </w:rPr>
+              <w:t>Status Audit</w:t>
+            </w:r>
+          </w:p>
+        </w:tc>
+      </w:tr>
+      <w:tr>
+        <w:tc>
+          <w:tcPr>
+            <w:tcW w:type="dxa" w:w="1417"/>
+            <w:shd w:val="clear" w:color="auto" w:fill="FFF5F5"/>
+            <w:tcMar>
+              <w:top w:w="50" w:type="dxa"/>
+              <w:bottom w:w="50" w:type="dxa"/>
+              <w:left w:w="100" w:type="dxa"/>
+              <w:right w:w="100" w:type="dxa"/>
+            </w:tcMar>
+            <w:tcBorders>
+              <w:top w:val="single" w:sz="4" w:color="D0D0D0" w:space="0"/>
+              <w:left w:val="single" w:sz="4" w:color="D0D0D0" w:space="0"/>
+              <w:bottom w:val="single" w:sz="4" w:color="D0D0D0" w:space="0"/>
+              <w:right w:val="single" w:sz="4" w:color="D0D0D0" w:space="0"/>
+            </w:tcBorders>
+          </w:tcPr>
+          <w:p>
+            <w:pPr>
+              <w:jc w:val="left"/>
+            </w:pPr>
+            <w:r>
+              <w:rPr>
+                <w:b w:val="0"/>
+                <w:i w:val="0"/>
+                <w:color w:val="222222"/>
+                <w:sz w:val="17"/>
+              </w:rPr>
+              <w:t>Bencana Alam (Lahan 1)</w:t>
+            </w:r>
+          </w:p>
+        </w:tc>
+        <w:tc>
+          <w:tcPr>
+            <w:tcW w:type="dxa" w:w="1984"/>
+            <w:shd w:val="clear" w:color="auto" w:fill="FFF5F5"/>
+            <w:tcMar>
+              <w:top w:w="50" w:type="dxa"/>
+              <w:bottom w:w="50" w:type="dxa"/>
+              <w:left w:w="100" w:type="dxa"/>
+              <w:right w:w="100" w:type="dxa"/>
+            </w:tcMar>
+            <w:tcBorders>
+              <w:top w:val="single" w:sz="4" w:color="D0D0D0" w:space="0"/>
+              <w:left w:val="single" w:sz="4" w:color="D0D0D0" w:space="0"/>
+              <w:bottom w:val="single" w:sz="4" w:color="D0D0D0" w:space="0"/>
+              <w:right w:val="single" w:sz="4" w:color="D0D0D0" w:space="0"/>
+            </w:tcBorders>
+          </w:tcPr>
+          <w:p>
+            <w:pPr>
+              <w:jc w:val="left"/>
+            </w:pPr>
+            <w:r>
+              <w:rPr>
+                <w:b w:val="0"/>
+                <w:i w:val="0"/>
+                <w:color w:val="222222"/>
+                <w:sz w:val="17"/>
+              </w:rPr>
+              <w:t>Dataset Historis BNPB (2014–2024)</w:t>
+            </w:r>
+          </w:p>
+        </w:tc>
+        <w:tc>
+          <w:tcPr>
+            <w:tcW w:type="dxa" w:w="4252"/>
+            <w:shd w:val="clear" w:color="auto" w:fill="FFF5F5"/>
+            <w:tcMar>
+              <w:top w:w="50" w:type="dxa"/>
+              <w:bottom w:w="50" w:type="dxa"/>
+              <w:left w:w="100" w:type="dxa"/>
+              <w:right w:w="100" w:type="dxa"/>
+            </w:tcMar>
+            <w:tcBorders>
+              <w:top w:val="single" w:sz="4" w:color="D0D0D0" w:space="0"/>
+              <w:left w:val="single" w:sz="4" w:color="D0D0D0" w:space="0"/>
+              <w:bottom w:val="single" w:sz="4" w:color="D0D0D0" w:space="0"/>
+              <w:right w:val="single" w:sz="4" w:color="D0D0D0" w:space="0"/>
+            </w:tcBorders>
+          </w:tcPr>
+          <w:p>
+            <w:pPr>
+              <w:jc w:val="left"/>
+            </w:pPr>
+            <w:r>
+              <w:rPr>
+                <w:b w:val="0"/>
+                <w:i w:val="0"/>
+                <w:color w:val="222222"/>
+                <w:sz w:val="17"/>
+              </w:rPr>
+              <w:t>Frekuensi bencana hidrometeorologi (banjir dan longsor). Ambang batas 877 kejadian didasarkan pada batas deviasi outlier statistik Mean + 1 SD se-Sulawesi.</w:t>
+            </w:r>
+          </w:p>
+        </w:tc>
+        <w:tc>
+          <w:tcPr>
+            <w:tcW w:type="dxa" w:w="1417"/>
+            <w:shd w:val="clear" w:color="auto" w:fill="FFF5F5"/>
+            <w:tcMar>
+              <w:top w:w="50" w:type="dxa"/>
+              <w:bottom w:w="50" w:type="dxa"/>
+              <w:left w:w="100" w:type="dxa"/>
+              <w:right w:w="100" w:type="dxa"/>
+            </w:tcMar>
+            <w:tcBorders>
+              <w:top w:val="single" w:sz="4" w:color="D0D0D0" w:space="0"/>
+              <w:left w:val="single" w:sz="4" w:color="D0D0D0" w:space="0"/>
+              <w:bottom w:val="single" w:sz="4" w:color="D0D0D0" w:space="0"/>
+              <w:right w:val="single" w:sz="4" w:color="D0D0D0" w:space="0"/>
+            </w:tcBorders>
+          </w:tcPr>
+          <w:p>
+            <w:pPr>
+              <w:jc w:val="center"/>
+            </w:pPr>
+            <w:r>
+              <w:rPr>
+                <w:b w:val="0"/>
+                <w:i w:val="0"/>
+                <w:color w:val="222222"/>
+                <w:sz w:val="17"/>
+              </w:rPr>
+              <w:t>Dataset BNPB</w:t>
+            </w:r>
+          </w:p>
+        </w:tc>
+        <w:tc>
+          <w:tcPr>
+            <w:tcW w:type="dxa" w:w="1134"/>
+            <w:shd w:val="clear" w:color="auto" w:fill="FFF5F5"/>
+            <w:tcMar>
+              <w:top w:w="50" w:type="dxa"/>
+              <w:bottom w:w="50" w:type="dxa"/>
+              <w:left w:w="100" w:type="dxa"/>
+              <w:right w:w="100" w:type="dxa"/>
+            </w:tcMar>
+            <w:tcBorders>
+              <w:top w:val="single" w:sz="4" w:color="D0D0D0" w:space="0"/>
+              <w:left w:val="single" w:sz="4" w:color="D0D0D0" w:space="0"/>
+              <w:bottom w:val="single" w:sz="4" w:color="D0D0D0" w:space="0"/>
+              <w:right w:val="single" w:sz="4" w:color="D0D0D0" w:space="0"/>
+            </w:tcBorders>
+          </w:tcPr>
+          <w:p>
+            <w:pPr>
+              <w:jc w:val="center"/>
+            </w:pPr>
+            <w:r>
+              <w:rPr>
+                <w:b w:val="0"/>
+                <w:i w:val="0"/>
+                <w:color w:val="222222"/>
+                <w:sz w:val="17"/>
+              </w:rPr>
+              <w:t>VERIFIED</w:t>
+            </w:r>
+          </w:p>
+        </w:tc>
+      </w:tr>
+      <w:tr>
+        <w:tc>
+          <w:tcPr>
+            <w:tcW w:type="dxa" w:w="1417"/>
+            <w:shd w:val="clear" w:color="auto" w:fill="FFFFFF"/>
+            <w:tcMar>
+              <w:top w:w="50" w:type="dxa"/>
+              <w:bottom w:w="50" w:type="dxa"/>
+              <w:left w:w="100" w:type="dxa"/>
+              <w:right w:w="100" w:type="dxa"/>
+            </w:tcMar>
+            <w:tcBorders>
+              <w:top w:val="single" w:sz="4" w:color="D0D0D0" w:space="0"/>
+              <w:left w:val="single" w:sz="4" w:color="D0D0D0" w:space="0"/>
+              <w:bottom w:val="single" w:sz="4" w:color="D0D0D0" w:space="0"/>
+              <w:right w:val="single" w:sz="4" w:color="D0D0D0" w:space="0"/>
+            </w:tcBorders>
+          </w:tcPr>
+          <w:p>
+            <w:pPr>
+              <w:jc w:val="left"/>
+            </w:pPr>
+            <w:r>
+              <w:rPr>
+                <w:b w:val="0"/>
+                <w:i w:val="0"/>
+                <w:color w:val="222222"/>
+                <w:sz w:val="17"/>
+              </w:rPr>
+              <w:t>Deforestasi Primer (Lahan 2)</w:t>
+            </w:r>
+          </w:p>
+        </w:tc>
+        <w:tc>
+          <w:tcPr>
+            <w:tcW w:type="dxa" w:w="1984"/>
+            <w:shd w:val="clear" w:color="auto" w:fill="FFFFFF"/>
+            <w:tcMar>
+              <w:top w:w="50" w:type="dxa"/>
+              <w:bottom w:w="50" w:type="dxa"/>
+              <w:left w:w="100" w:type="dxa"/>
+              <w:right w:w="100" w:type="dxa"/>
+            </w:tcMar>
+            <w:tcBorders>
+              <w:top w:val="single" w:sz="4" w:color="D0D0D0" w:space="0"/>
+              <w:left w:val="single" w:sz="4" w:color="D0D0D0" w:space="0"/>
+              <w:bottom w:val="single" w:sz="4" w:color="D0D0D0" w:space="0"/>
+              <w:right w:val="single" w:sz="4" w:color="D0D0D0" w:space="0"/>
+            </w:tcBorders>
+          </w:tcPr>
+          <w:p>
+            <w:pPr>
+              <w:jc w:val="left"/>
+            </w:pPr>
+            <w:r>
+              <w:rPr>
+                <w:b w:val="0"/>
+                <w:i w:val="0"/>
+                <w:color w:val="222222"/>
+                <w:sz w:val="17"/>
+              </w:rPr>
+              <w:t>Dokumen Renops FOLU Net Sink 2030 KLHK</w:t>
+            </w:r>
+          </w:p>
+        </w:tc>
+        <w:tc>
+          <w:tcPr>
+            <w:tcW w:type="dxa" w:w="4252"/>
+            <w:shd w:val="clear" w:color="auto" w:fill="FFFFFF"/>
+            <w:tcMar>
+              <w:top w:w="50" w:type="dxa"/>
+              <w:bottom w:w="50" w:type="dxa"/>
+              <w:left w:w="100" w:type="dxa"/>
+              <w:right w:w="100" w:type="dxa"/>
+            </w:tcMar>
+            <w:tcBorders>
+              <w:top w:val="single" w:sz="4" w:color="D0D0D0" w:space="0"/>
+              <w:left w:val="single" w:sz="4" w:color="D0D0D0" w:space="0"/>
+              <w:bottom w:val="single" w:sz="4" w:color="D0D0D0" w:space="0"/>
+              <w:right w:val="single" w:sz="4" w:color="D0D0D0" w:space="0"/>
+            </w:tcBorders>
+          </w:tcPr>
+          <w:p>
+            <w:pPr>
+              <w:jc w:val="left"/>
+            </w:pPr>
+            <w:r>
+              <w:rPr>
+                <w:b w:val="0"/>
+                <w:i w:val="0"/>
+                <w:color w:val="222222"/>
+                <w:sz w:val="17"/>
+              </w:rPr>
+              <w:t>Batas maksimal deforestasi nasional LTS-LCCP rata-rata 57.000 Ha/tahun (kuota 11 tahun: 638.000 Ha). Deforestasi aktual Sulawesi 1,38 Juta Ha melampaui 2,1x kuota nasional.</w:t>
+            </w:r>
+          </w:p>
+        </w:tc>
+        <w:tc>
+          <w:tcPr>
+            <w:tcW w:type="dxa" w:w="1417"/>
+            <w:shd w:val="clear" w:color="auto" w:fill="FFFFFF"/>
+            <w:tcMar>
+              <w:top w:w="50" w:type="dxa"/>
+              <w:bottom w:w="50" w:type="dxa"/>
+              <w:left w:w="100" w:type="dxa"/>
+              <w:right w:w="100" w:type="dxa"/>
+            </w:tcMar>
+            <w:tcBorders>
+              <w:top w:val="single" w:sz="4" w:color="D0D0D0" w:space="0"/>
+              <w:left w:val="single" w:sz="4" w:color="D0D0D0" w:space="0"/>
+              <w:bottom w:val="single" w:sz="4" w:color="D0D0D0" w:space="0"/>
+              <w:right w:val="single" w:sz="4" w:color="D0D0D0" w:space="0"/>
+            </w:tcBorders>
+          </w:tcPr>
+          <w:p>
+            <w:pPr>
+              <w:jc w:val="center"/>
+            </w:pPr>
+            <w:r>
+              <w:rPr>
+                <w:b w:val="0"/>
+                <w:i w:val="0"/>
+                <w:color w:val="222222"/>
+                <w:sz w:val="17"/>
+              </w:rPr>
+              <w:t>Hal. 128</w:t>
+            </w:r>
+          </w:p>
+        </w:tc>
+        <w:tc>
+          <w:tcPr>
+            <w:tcW w:type="dxa" w:w="1134"/>
+            <w:shd w:val="clear" w:color="auto" w:fill="FFFFFF"/>
+            <w:tcMar>
+              <w:top w:w="50" w:type="dxa"/>
+              <w:bottom w:w="50" w:type="dxa"/>
+              <w:left w:w="100" w:type="dxa"/>
+              <w:right w:w="100" w:type="dxa"/>
+            </w:tcMar>
+            <w:tcBorders>
+              <w:top w:val="single" w:sz="4" w:color="D0D0D0" w:space="0"/>
+              <w:left w:val="single" w:sz="4" w:color="D0D0D0" w:space="0"/>
+              <w:bottom w:val="single" w:sz="4" w:color="D0D0D0" w:space="0"/>
+              <w:right w:val="single" w:sz="4" w:color="D0D0D0" w:space="0"/>
+            </w:tcBorders>
+          </w:tcPr>
+          <w:p>
+            <w:pPr>
+              <w:jc w:val="center"/>
+            </w:pPr>
+            <w:r>
+              <w:rPr>
+                <w:b w:val="0"/>
+                <w:i w:val="0"/>
+                <w:color w:val="222222"/>
+                <w:sz w:val="17"/>
+              </w:rPr>
+              <w:t>DEFENSIBLE</w:t>
+            </w:r>
+          </w:p>
+        </w:tc>
+      </w:tr>
+      <w:tr>
+        <w:tc>
+          <w:tcPr>
+            <w:tcW w:type="dxa" w:w="1417"/>
+            <w:shd w:val="clear" w:color="auto" w:fill="FFF5F5"/>
+            <w:tcMar>
+              <w:top w:w="50" w:type="dxa"/>
+              <w:bottom w:w="50" w:type="dxa"/>
+              <w:left w:w="100" w:type="dxa"/>
+              <w:right w:w="100" w:type="dxa"/>
+            </w:tcMar>
+            <w:tcBorders>
+              <w:top w:val="single" w:sz="4" w:color="D0D0D0" w:space="0"/>
+              <w:left w:val="single" w:sz="4" w:color="D0D0D0" w:space="0"/>
+              <w:bottom w:val="single" w:sz="4" w:color="D0D0D0" w:space="0"/>
+              <w:right w:val="single" w:sz="4" w:color="D0D0D0" w:space="0"/>
+            </w:tcBorders>
+          </w:tcPr>
+          <w:p>
+            <w:pPr>
+              <w:jc w:val="left"/>
+            </w:pPr>
+            <w:r>
+              <w:rPr>
+                <w:b w:val="0"/>
+                <w:i w:val="0"/>
+                <w:color w:val="222222"/>
+                <w:sz w:val="17"/>
+              </w:rPr>
+              <w:t>Kawasan Lindung (Lahan 3)</w:t>
+            </w:r>
+          </w:p>
+        </w:tc>
+        <w:tc>
+          <w:tcPr>
+            <w:tcW w:type="dxa" w:w="1984"/>
+            <w:shd w:val="clear" w:color="auto" w:fill="FFF5F5"/>
+            <w:tcMar>
+              <w:top w:w="50" w:type="dxa"/>
+              <w:bottom w:w="50" w:type="dxa"/>
+              <w:left w:w="100" w:type="dxa"/>
+              <w:right w:w="100" w:type="dxa"/>
+            </w:tcMar>
+            <w:tcBorders>
+              <w:top w:val="single" w:sz="4" w:color="D0D0D0" w:space="0"/>
+              <w:left w:val="single" w:sz="4" w:color="D0D0D0" w:space="0"/>
+              <w:bottom w:val="single" w:sz="4" w:color="D0D0D0" w:space="0"/>
+              <w:right w:val="single" w:sz="4" w:color="D0D0D0" w:space="0"/>
+            </w:tcBorders>
+          </w:tcPr>
+          <w:p>
+            <w:pPr>
+              <w:jc w:val="left"/>
+            </w:pPr>
+            <w:r>
+              <w:rPr>
+                <w:b w:val="0"/>
+                <w:i w:val="0"/>
+                <w:color w:val="222222"/>
+                <w:sz w:val="17"/>
+              </w:rPr>
+              <w:t>Pasal 38 Ayat 4 UU No. 41 Tahun 1999 tentang Kehutanan</w:t>
+            </w:r>
+          </w:p>
+        </w:tc>
+        <w:tc>
+          <w:tcPr>
+            <w:tcW w:type="dxa" w:w="4252"/>
+            <w:shd w:val="clear" w:color="auto" w:fill="FFF5F5"/>
+            <w:tcMar>
+              <w:top w:w="50" w:type="dxa"/>
+              <w:bottom w:w="50" w:type="dxa"/>
+              <w:left w:w="100" w:type="dxa"/>
+              <w:right w:w="100" w:type="dxa"/>
+            </w:tcMar>
+            <w:tcBorders>
+              <w:top w:val="single" w:sz="4" w:color="D0D0D0" w:space="0"/>
+              <w:left w:val="single" w:sz="4" w:color="D0D0D0" w:space="0"/>
+              <w:bottom w:val="single" w:sz="4" w:color="D0D0D0" w:space="0"/>
+              <w:right w:val="single" w:sz="4" w:color="D0D0D0" w:space="0"/>
+            </w:tcBorders>
+          </w:tcPr>
+          <w:p>
+            <w:pPr>
+              <w:jc w:val="left"/>
+            </w:pPr>
+            <w:r>
+              <w:rPr>
+                <w:b w:val="0"/>
+                <w:i w:val="0"/>
+                <w:color w:val="222222"/>
+                <w:sz w:val="17"/>
+              </w:rPr>
+              <w:t>Pada kawasan hutan lindung dilarang melakukan penambangan dengan pola pertambangan terbuka. Nol toleransi hukum: luas hilang &gt; 0 Ha memicu tindak pidana kehutanan.</w:t>
+            </w:r>
+          </w:p>
+        </w:tc>
+        <w:tc>
+          <w:tcPr>
+            <w:tcW w:type="dxa" w:w="1417"/>
+            <w:shd w:val="clear" w:color="auto" w:fill="FFF5F5"/>
+            <w:tcMar>
+              <w:top w:w="50" w:type="dxa"/>
+              <w:bottom w:w="50" w:type="dxa"/>
+              <w:left w:w="100" w:type="dxa"/>
+              <w:right w:w="100" w:type="dxa"/>
+            </w:tcMar>
+            <w:tcBorders>
+              <w:top w:val="single" w:sz="4" w:color="D0D0D0" w:space="0"/>
+              <w:left w:val="single" w:sz="4" w:color="D0D0D0" w:space="0"/>
+              <w:bottom w:val="single" w:sz="4" w:color="D0D0D0" w:space="0"/>
+              <w:right w:val="single" w:sz="4" w:color="D0D0D0" w:space="0"/>
+            </w:tcBorders>
+          </w:tcPr>
+          <w:p>
+            <w:pPr>
+              <w:jc w:val="center"/>
+            </w:pPr>
+            <w:r>
+              <w:rPr>
+                <w:b w:val="0"/>
+                <w:i w:val="0"/>
+                <w:color w:val="222222"/>
+                <w:sz w:val="17"/>
+              </w:rPr>
+              <w:t>Pasal 38 Ayat 4</w:t>
+            </w:r>
+          </w:p>
+        </w:tc>
+        <w:tc>
+          <w:tcPr>
+            <w:tcW w:type="dxa" w:w="1134"/>
+            <w:shd w:val="clear" w:color="auto" w:fill="FFF5F5"/>
+            <w:tcMar>
+              <w:top w:w="50" w:type="dxa"/>
+              <w:bottom w:w="50" w:type="dxa"/>
+              <w:left w:w="100" w:type="dxa"/>
+              <w:right w:w="100" w:type="dxa"/>
+            </w:tcMar>
+            <w:tcBorders>
+              <w:top w:val="single" w:sz="4" w:color="D0D0D0" w:space="0"/>
+              <w:left w:val="single" w:sz="4" w:color="D0D0D0" w:space="0"/>
+              <w:bottom w:val="single" w:sz="4" w:color="D0D0D0" w:space="0"/>
+              <w:right w:val="single" w:sz="4" w:color="D0D0D0" w:space="0"/>
+            </w:tcBorders>
+          </w:tcPr>
+          <w:p>
+            <w:pPr>
+              <w:jc w:val="center"/>
+            </w:pPr>
+            <w:r>
+              <w:rPr>
+                <w:b w:val="0"/>
+                <w:i w:val="0"/>
+                <w:color w:val="222222"/>
+                <w:sz w:val="17"/>
+              </w:rPr>
+              <w:t>VERIFIED</w:t>
+            </w:r>
+          </w:p>
+        </w:tc>
+      </w:tr>
+      <w:tr>
+        <w:tc>
+          <w:tcPr>
+            <w:tcW w:type="dxa" w:w="1417"/>
+            <w:shd w:val="clear" w:color="auto" w:fill="FFFFFF"/>
+            <w:tcMar>
+              <w:top w:w="50" w:type="dxa"/>
+              <w:bottom w:w="50" w:type="dxa"/>
+              <w:left w:w="100" w:type="dxa"/>
+              <w:right w:w="100" w:type="dxa"/>
+            </w:tcMar>
+            <w:tcBorders>
+              <w:top w:val="single" w:sz="4" w:color="D0D0D0" w:space="0"/>
+              <w:left w:val="single" w:sz="4" w:color="D0D0D0" w:space="0"/>
+              <w:bottom w:val="single" w:sz="4" w:color="D0D0D0" w:space="0"/>
+              <w:right w:val="single" w:sz="4" w:color="D0D0D0" w:space="0"/>
+            </w:tcBorders>
+          </w:tcPr>
+          <w:p>
+            <w:pPr>
+              <w:jc w:val="left"/>
+            </w:pPr>
+            <w:r>
+              <w:rPr>
+                <w:b w:val="0"/>
+                <w:i w:val="0"/>
+                <w:color w:val="222222"/>
+                <w:sz w:val="17"/>
+              </w:rPr>
+              <w:t>Aktor Deforestasi (Lahan 4)</w:t>
+            </w:r>
+          </w:p>
+        </w:tc>
+        <w:tc>
+          <w:tcPr>
+            <w:tcW w:type="dxa" w:w="1984"/>
+            <w:shd w:val="clear" w:color="auto" w:fill="FFFFFF"/>
+            <w:tcMar>
+              <w:top w:w="50" w:type="dxa"/>
+              <w:bottom w:w="50" w:type="dxa"/>
+              <w:left w:w="100" w:type="dxa"/>
+              <w:right w:w="100" w:type="dxa"/>
+            </w:tcMar>
+            <w:tcBorders>
+              <w:top w:val="single" w:sz="4" w:color="D0D0D0" w:space="0"/>
+              <w:left w:val="single" w:sz="4" w:color="D0D0D0" w:space="0"/>
+              <w:bottom w:val="single" w:sz="4" w:color="D0D0D0" w:space="0"/>
+              <w:right w:val="single" w:sz="4" w:color="D0D0D0" w:space="0"/>
+            </w:tcBorders>
+          </w:tcPr>
+          <w:p>
+            <w:pPr>
+              <w:jc w:val="left"/>
+            </w:pPr>
+            <w:r>
+              <w:rPr>
+                <w:b w:val="0"/>
+                <w:i w:val="0"/>
+                <w:color w:val="222222"/>
+                <w:sz w:val="17"/>
+              </w:rPr>
+              <w:t>Global Forest Watch (Loss by Driver 2014–2023)</w:t>
+            </w:r>
+          </w:p>
+        </w:tc>
+        <w:tc>
+          <w:tcPr>
+            <w:tcW w:type="dxa" w:w="4252"/>
+            <w:shd w:val="clear" w:color="auto" w:fill="FFFFFF"/>
+            <w:tcMar>
+              <w:top w:w="50" w:type="dxa"/>
+              <w:bottom w:w="50" w:type="dxa"/>
+              <w:left w:w="100" w:type="dxa"/>
+              <w:right w:w="100" w:type="dxa"/>
+            </w:tcMar>
+            <w:tcBorders>
+              <w:top w:val="single" w:sz="4" w:color="D0D0D0" w:space="0"/>
+              <w:left w:val="single" w:sz="4" w:color="D0D0D0" w:space="0"/>
+              <w:bottom w:val="single" w:sz="4" w:color="D0D0D0" w:space="0"/>
+              <w:right w:val="single" w:sz="4" w:color="D0D0D0" w:space="0"/>
+            </w:tcBorders>
+          </w:tcPr>
+          <w:p>
+            <w:pPr>
+              <w:jc w:val="left"/>
+            </w:pPr>
+            <w:r>
+              <w:rPr>
+                <w:b w:val="0"/>
+                <w:i w:val="0"/>
+                <w:color w:val="222222"/>
+                <w:sz w:val="17"/>
+              </w:rPr>
+              <w:t>Komoditas ekstraktif skala besar (tambang nikel dan perkebunan monokultur sawit) memonopoli 1,00 Juta Ha kehilangan hutan, membantah mitos perladangan berpindah warga lokal.</w:t>
+            </w:r>
+          </w:p>
+        </w:tc>
+        <w:tc>
+          <w:tcPr>
+            <w:tcW w:type="dxa" w:w="1417"/>
+            <w:shd w:val="clear" w:color="auto" w:fill="FFFFFF"/>
+            <w:tcMar>
+              <w:top w:w="50" w:type="dxa"/>
+              <w:bottom w:w="50" w:type="dxa"/>
+              <w:left w:w="100" w:type="dxa"/>
+              <w:right w:w="100" w:type="dxa"/>
+            </w:tcMar>
+            <w:tcBorders>
+              <w:top w:val="single" w:sz="4" w:color="D0D0D0" w:space="0"/>
+              <w:left w:val="single" w:sz="4" w:color="D0D0D0" w:space="0"/>
+              <w:bottom w:val="single" w:sz="4" w:color="D0D0D0" w:space="0"/>
+              <w:right w:val="single" w:sz="4" w:color="D0D0D0" w:space="0"/>
+            </w:tcBorders>
+          </w:tcPr>
+          <w:p>
+            <w:pPr>
+              <w:jc w:val="center"/>
+            </w:pPr>
+            <w:r>
+              <w:rPr>
+                <w:b w:val="0"/>
+                <w:i w:val="0"/>
+                <w:color w:val="222222"/>
+                <w:sz w:val="17"/>
+              </w:rPr>
+              <w:t>GFW Drivers</w:t>
+            </w:r>
+          </w:p>
+        </w:tc>
+        <w:tc>
+          <w:tcPr>
+            <w:tcW w:type="dxa" w:w="1134"/>
+            <w:shd w:val="clear" w:color="auto" w:fill="FFFFFF"/>
+            <w:tcMar>
+              <w:top w:w="50" w:type="dxa"/>
+              <w:bottom w:w="50" w:type="dxa"/>
+              <w:left w:w="100" w:type="dxa"/>
+              <w:right w:w="100" w:type="dxa"/>
+            </w:tcMar>
+            <w:tcBorders>
+              <w:top w:val="single" w:sz="4" w:color="D0D0D0" w:space="0"/>
+              <w:left w:val="single" w:sz="4" w:color="D0D0D0" w:space="0"/>
+              <w:bottom w:val="single" w:sz="4" w:color="D0D0D0" w:space="0"/>
+              <w:right w:val="single" w:sz="4" w:color="D0D0D0" w:space="0"/>
+            </w:tcBorders>
+          </w:tcPr>
+          <w:p>
+            <w:pPr>
+              <w:jc w:val="center"/>
+            </w:pPr>
+            <w:r>
+              <w:rPr>
+                <w:b w:val="0"/>
+                <w:i w:val="0"/>
+                <w:color w:val="222222"/>
+                <w:sz w:val="17"/>
+              </w:rPr>
+              <w:t>VERIFIED</w:t>
+            </w:r>
+          </w:p>
+        </w:tc>
+      </w:tr>
+      <w:tr>
+        <w:tc>
+          <w:tcPr>
+            <w:tcW w:type="dxa" w:w="1417"/>
+            <w:shd w:val="clear" w:color="auto" w:fill="FFF5F5"/>
+            <w:tcMar>
+              <w:top w:w="50" w:type="dxa"/>
+              <w:bottom w:w="50" w:type="dxa"/>
+              <w:left w:w="100" w:type="dxa"/>
+              <w:right w:w="100" w:type="dxa"/>
+            </w:tcMar>
+            <w:tcBorders>
+              <w:top w:val="single" w:sz="4" w:color="D0D0D0" w:space="0"/>
+              <w:left w:val="single" w:sz="4" w:color="D0D0D0" w:space="0"/>
+              <w:bottom w:val="single" w:sz="4" w:color="D0D0D0" w:space="0"/>
+              <w:right w:val="single" w:sz="4" w:color="D0D0D0" w:space="0"/>
+            </w:tcBorders>
+          </w:tcPr>
+          <w:p>
+            <w:pPr>
+              <w:jc w:val="left"/>
+            </w:pPr>
+            <w:r>
+              <w:rPr>
+                <w:b w:val="0"/>
+                <w:i w:val="0"/>
+                <w:color w:val="222222"/>
+                <w:sz w:val="17"/>
+              </w:rPr>
+              <w:t>Kepadatan Spasial (Lahan 5)</w:t>
+            </w:r>
+          </w:p>
+        </w:tc>
+        <w:tc>
+          <w:tcPr>
+            <w:tcW w:type="dxa" w:w="1984"/>
+            <w:shd w:val="clear" w:color="auto" w:fill="FFF5F5"/>
+            <w:tcMar>
+              <w:top w:w="50" w:type="dxa"/>
+              <w:bottom w:w="50" w:type="dxa"/>
+              <w:left w:w="100" w:type="dxa"/>
+              <w:right w:w="100" w:type="dxa"/>
+            </w:tcMar>
+            <w:tcBorders>
+              <w:top w:val="single" w:sz="4" w:color="D0D0D0" w:space="0"/>
+              <w:left w:val="single" w:sz="4" w:color="D0D0D0" w:space="0"/>
+              <w:bottom w:val="single" w:sz="4" w:color="D0D0D0" w:space="0"/>
+              <w:right w:val="single" w:sz="4" w:color="D0D0D0" w:space="0"/>
+            </w:tcBorders>
+          </w:tcPr>
+          <w:p>
+            <w:pPr>
+              <w:jc w:val="left"/>
+            </w:pPr>
+            <w:r>
+              <w:rPr>
+                <w:b w:val="0"/>
+                <w:i w:val="0"/>
+                <w:color w:val="222222"/>
+                <w:sz w:val="17"/>
+              </w:rPr>
+              <w:t>Kompilasi Minerba ESDM &amp; Luas Daratan BPS (2023)</w:t>
+            </w:r>
+          </w:p>
+        </w:tc>
+        <w:tc>
+          <w:tcPr>
+            <w:tcW w:type="dxa" w:w="4252"/>
+            <w:shd w:val="clear" w:color="auto" w:fill="FFF5F5"/>
+            <w:tcMar>
+              <w:top w:w="50" w:type="dxa"/>
+              <w:bottom w:w="50" w:type="dxa"/>
+              <w:left w:w="100" w:type="dxa"/>
+              <w:right w:w="100" w:type="dxa"/>
+            </w:tcMar>
+            <w:tcBorders>
+              <w:top w:val="single" w:sz="4" w:color="D0D0D0" w:space="0"/>
+              <w:left w:val="single" w:sz="4" w:color="D0D0D0" w:space="0"/>
+              <w:bottom w:val="single" w:sz="4" w:color="D0D0D0" w:space="0"/>
+              <w:right w:val="single" w:sz="4" w:color="D0D0D0" w:space="0"/>
+            </w:tcBorders>
+          </w:tcPr>
+          <w:p>
+            <w:pPr>
+              <w:jc w:val="left"/>
+            </w:pPr>
+            <w:r>
+              <w:rPr>
+                <w:b w:val="0"/>
+                <w:i w:val="0"/>
+                <w:color w:val="222222"/>
+                <w:sz w:val="17"/>
+              </w:rPr>
+              <w:t>Carrying capacity tata ruang membatasi rasio konsesi tambang maksimal 10% dari luas daratan. Total IUP nikel aktif menyita 1,18 Juta Ha daratan Sulawesi (rasio 6.3%).</w:t>
+            </w:r>
+          </w:p>
+        </w:tc>
+        <w:tc>
+          <w:tcPr>
+            <w:tcW w:type="dxa" w:w="1417"/>
+            <w:shd w:val="clear" w:color="auto" w:fill="FFF5F5"/>
+            <w:tcMar>
+              <w:top w:w="50" w:type="dxa"/>
+              <w:bottom w:w="50" w:type="dxa"/>
+              <w:left w:w="100" w:type="dxa"/>
+              <w:right w:w="100" w:type="dxa"/>
+            </w:tcMar>
+            <w:tcBorders>
+              <w:top w:val="single" w:sz="4" w:color="D0D0D0" w:space="0"/>
+              <w:left w:val="single" w:sz="4" w:color="D0D0D0" w:space="0"/>
+              <w:bottom w:val="single" w:sz="4" w:color="D0D0D0" w:space="0"/>
+              <w:right w:val="single" w:sz="4" w:color="D0D0D0" w:space="0"/>
+            </w:tcBorders>
+          </w:tcPr>
+          <w:p>
+            <w:pPr>
+              <w:jc w:val="center"/>
+            </w:pPr>
+            <w:r>
+              <w:rPr>
+                <w:b w:val="0"/>
+                <w:i w:val="0"/>
+                <w:color w:val="222222"/>
+                <w:sz w:val="17"/>
+              </w:rPr>
+              <w:t>Minerba ESDM</w:t>
+            </w:r>
+          </w:p>
+        </w:tc>
+        <w:tc>
+          <w:tcPr>
+            <w:tcW w:type="dxa" w:w="1134"/>
+            <w:shd w:val="clear" w:color="auto" w:fill="FFF5F5"/>
+            <w:tcMar>
+              <w:top w:w="50" w:type="dxa"/>
+              <w:bottom w:w="50" w:type="dxa"/>
+              <w:left w:w="100" w:type="dxa"/>
+              <w:right w:w="100" w:type="dxa"/>
+            </w:tcMar>
+            <w:tcBorders>
+              <w:top w:val="single" w:sz="4" w:color="D0D0D0" w:space="0"/>
+              <w:left w:val="single" w:sz="4" w:color="D0D0D0" w:space="0"/>
+              <w:bottom w:val="single" w:sz="4" w:color="D0D0D0" w:space="0"/>
+              <w:right w:val="single" w:sz="4" w:color="D0D0D0" w:space="0"/>
+            </w:tcBorders>
+          </w:tcPr>
+          <w:p>
+            <w:pPr>
+              <w:jc w:val="center"/>
+            </w:pPr>
+            <w:r>
+              <w:rPr>
+                <w:b w:val="0"/>
+                <w:i w:val="0"/>
+                <w:color w:val="222222"/>
+                <w:sz w:val="17"/>
+              </w:rPr>
+              <w:t>DEFENSIBLE</w:t>
+            </w:r>
+          </w:p>
+        </w:tc>
+      </w:tr>
+    </w:tbl>
+    <w:p>
+      <w:pPr>
+        <w:spacing w:after="80"/>
+      </w:pPr>
+    </w:p>
+    <w:p>
+      <w:pPr>
+        <w:spacing w:before="160" w:after="40"/>
+      </w:pPr>
+      <w:r>
+        <w:rPr>
+          <w:b/>
+          <w:i w:val="0"/>
+          <w:color w:val="B71C1C"/>
+          <w:sz w:val="19"/>
+        </w:rPr>
+        <w:t>E. Analisis Temuan Empiris: Evaluasi Pengelolaan Lanskap</w:t>
+      </w:r>
+    </w:p>
+    <w:p>
+      <w:pPr>
+        <w:spacing w:after="100"/>
+        <w:jc w:val="both"/>
+      </w:pPr>
+      <w:r>
+        <w:rPr>
+          <w:b/>
+          <w:i w:val="0"/>
+          <w:color w:val="222222"/>
+          <w:sz w:val="19"/>
+        </w:rPr>
+        <w:t xml:space="preserve">1. </w:t>
+      </w:r>
+      <w:r>
+        <w:rPr>
+          <w:b/>
+          <w:i w:val="0"/>
+          <w:color w:val="222222"/>
+          <w:sz w:val="19"/>
+        </w:rPr>
+        <w:t xml:space="preserve">Ledakan Bencana Hidrometeorologi (Lahan 1): </w:t>
+      </w:r>
+      <w:r>
+        <w:rPr>
+          <w:b w:val="0"/>
+          <w:i w:val="0"/>
+          <w:color w:val="222222"/>
+          <w:sz w:val="19"/>
+        </w:rPr>
+        <w:t>Akumulasi kejadian bencana banjir bandang dan tanah longsor mencapai 1,609 kejadian, melampaui batas outlier statistik Mean + 1 SD (877 kejadian). Hal ini membuktikan bahwa hilangnya tutupan kanopi hulu tambang telah merusak kapasitas retensi hidrologis DAS Sulawesi, memicu Skor Bencana Lahan 5.0 / 5 (STATUS: DARURAT BENCANA).</w:t>
+        <w:br/>
+      </w:r>
+      <w:r>
+        <w:rPr>
+          <w:b/>
+          <w:i w:val="0"/>
+          <w:color w:val="222222"/>
+          <w:sz w:val="19"/>
+        </w:rPr>
+        <w:t xml:space="preserve">2. </w:t>
+      </w:r>
+      <w:r>
+        <w:rPr>
+          <w:b/>
+          <w:i w:val="0"/>
+          <w:color w:val="222222"/>
+          <w:sz w:val="19"/>
+        </w:rPr>
+        <w:t xml:space="preserve">Jebolnya Kuota Iklim FOLU Net Sink (Lahan 2): </w:t>
+      </w:r>
+      <w:r>
+        <w:rPr>
+          <w:b w:val="0"/>
+          <w:i w:val="0"/>
+          <w:color w:val="222222"/>
+          <w:sz w:val="19"/>
+        </w:rPr>
+        <w:t>Kehilangan tutupan hutan menembus 1,386,055 Hektar dalam satu dekade, melampaui 2,17x lipat batas kuota proporsional FOLU Net Sink 2030 (638.000 Ha), memicu Skor Deforestasi Primer 5.0 / 5 (STATUS: OVERCAPACITY LAHAN).</w:t>
+        <w:br/>
+      </w:r>
+      <w:r>
+        <w:rPr>
+          <w:b/>
+          <w:i w:val="0"/>
+          <w:color w:val="222222"/>
+          <w:sz w:val="19"/>
+        </w:rPr>
+        <w:t xml:space="preserve">3. </w:t>
+      </w:r>
+      <w:r>
+        <w:rPr>
+          <w:b/>
+          <w:i w:val="0"/>
+          <w:color w:val="222222"/>
+          <w:sz w:val="19"/>
+        </w:rPr>
+        <w:t xml:space="preserve">Pelanggaran Mutlak Kawasan Hutan Lindung (Lahan 3): </w:t>
+      </w:r>
+      <w:r>
+        <w:rPr>
+          <w:b w:val="0"/>
+          <w:i w:val="0"/>
+          <w:color w:val="222222"/>
+          <w:sz w:val="19"/>
+        </w:rPr>
+        <w:t>Teridentifikasi sedikitnya 41,785 Hektar deforestasi di dalam kawasan Hutan Lindung (Protected Areas). Sesuai mandat Pasal 38 Ayat 4 UU Kehutanan No. 41/1999 yang melarang tambang terbuka di hutan lindung, angka ini mengonfirmasi tindak pidana kehutanan mutlak, menghasilkan Skor Pelanggaran Zonasi 5.0 / 5 (STATUS: PELANGGARAN HUKUM).</w:t>
+        <w:br/>
+      </w:r>
+      <w:r>
+        <w:rPr>
+          <w:b/>
+          <w:i w:val="0"/>
+          <w:color w:val="222222"/>
+          <w:sz w:val="19"/>
+        </w:rPr>
+        <w:t xml:space="preserve">4. </w:t>
+      </w:r>
+      <w:r>
+        <w:rPr>
+          <w:b/>
+          <w:i w:val="0"/>
+          <w:color w:val="222222"/>
+          <w:sz w:val="19"/>
+        </w:rPr>
+        <w:t xml:space="preserve">Monopoli Deforestasi oleh Industri Ekstraktif (Lahan 4): </w:t>
+      </w:r>
+      <w:r>
+        <w:rPr>
+          <w:b w:val="0"/>
+          <w:i w:val="0"/>
+          <w:color w:val="222222"/>
+          <w:sz w:val="19"/>
+        </w:rPr>
+        <w:t>Data atribusi GFW membuktikan bahwa 1,001,654 Hektar kehilangan hutan didorong secara eksklusif oleh komoditas industri (tambang nikel dan perkebunan sawit), melampaui batas 500.000 Ha dan mematahkan klaim pemerintah yang menyalahkan masyarakat adat/peladang lokal, menghasilkan Skor Aktor Deforestasi 5.0 / 5 (STATUS: MONOPOLI KONSESI).</w:t>
+        <w:br/>
+      </w:r>
+      <w:r>
+        <w:rPr>
+          <w:b/>
+          <w:i w:val="0"/>
+          <w:color w:val="222222"/>
+          <w:sz w:val="19"/>
+        </w:rPr>
+        <w:t xml:space="preserve">5. </w:t>
+      </w:r>
+      <w:r>
+        <w:rPr>
+          <w:b/>
+          <w:i w:val="0"/>
+          <w:color w:val="222222"/>
+          <w:sz w:val="19"/>
+        </w:rPr>
+        <w:t xml:space="preserve">Tekanan Kepadatan Spasial Izin Pertambangan (Lahan 5): </w:t>
+      </w:r>
+      <w:r>
+        <w:rPr>
+          <w:b w:val="0"/>
+          <w:i w:val="0"/>
+          <w:color w:val="222222"/>
+          <w:sz w:val="19"/>
+        </w:rPr>
+        <w:t>Sebanyak 1,185,174 Hektar daratan Sulawesi telah dipatok oleh konsesi IUP nikel aktif, merefleksikan 6.3% dari total luas daratan pulau. Di wilayah sentra Morowali dan Konawe, rasio ini bahkan telah melampaui 10%, menghasilkan Skor Kepadatan Spasial 3.1 / 5 (Skor WSM 6.27 / 10.0).</w:t>
+        <w:br/>
+      </w:r>
+      <w:r>
+        <w:rPr>
+          <w:b/>
+          <w:i w:val="0"/>
+          <w:color w:val="222222"/>
+          <w:sz w:val="19"/>
+        </w:rPr>
+        <w:t xml:space="preserve">6. </w:t>
+      </w:r>
+      <w:r>
+        <w:rPr>
+          <w:b/>
+          <w:i w:val="0"/>
+          <w:color w:val="222222"/>
+          <w:sz w:val="19"/>
+        </w:rPr>
+        <w:t xml:space="preserve">Vonis Status Daya Dukung Lahan: </w:t>
+      </w:r>
+      <w:r>
+        <w:rPr>
+          <w:b w:val="0"/>
+          <w:i w:val="0"/>
+          <w:color w:val="222222"/>
+          <w:sz w:val="19"/>
+        </w:rPr>
+        <w:t>Dengan Skor Akumulasi Lahan sebesar 9.25 / 10.0 (Skor Indikator Lahan 4.6 / 5), daya dukung ekosistem daratan Bioregion Pulau Sulawesi resmi dinyatakan dalam STATUS: DARURAT LAHAN dengan kesimpulan ANALISIS: Evaluasi Pengelolaan Lanskap.</w:t>
+      </w:r>
+    </w:p>
     <w:sectPr>
       <w:pgSz w:w="11906" w:h="16838"/>
       <w:pgMar w:top="1134" w:right="1134" w:bottom="1134" w:left="1134" w:header="720" w:footer="720" w:gutter="0"/>

--- a/tools/report_metodologi/bab_6/Metodologi_Bab6_Audit_D3TLH.docx
+++ b/tools/report_metodologi/bab_6/Metodologi_Bab6_Audit_D3TLH.docx
@@ -11228,6 +11228,3306 @@
         <w:t>Dengan Skor Akumulasi Lahan sebesar 9.25 / 10.0 (Skor Indikator Lahan 4.6 / 5), daya dukung ekosistem daratan Bioregion Pulau Sulawesi resmi dinyatakan dalam STATUS: DARURAT LAHAN dengan kesimpulan ANALISIS: Evaluasi Pengelolaan Lanskap.</w:t>
       </w:r>
     </w:p>
+    <w:p>
+      <w:pPr>
+        <w:spacing w:before="240" w:after="80"/>
+        <w:pBdr>
+          <w:bottom w:val="single" w:sz="6" w:space="2" w:color="D32F2F"/>
+        </w:pBdr>
+      </w:pPr>
+      <w:r>
+        <w:rPr>
+          <w:b/>
+          <w:i w:val="0"/>
+          <w:color w:val="B71C1C"/>
+          <w:sz w:val="22"/>
+        </w:rPr>
+        <w:t>6.4 ALGORITMA SKORING BIOREGION PULAU: MATRIKS DAYA DUKUNG SOSIAL</w:t>
+      </w:r>
+    </w:p>
+    <w:p>
+      <w:pPr>
+        <w:ind w:left="200"/>
+        <w:pBdr>
+          <w:left w:val="single" w:sz="16" w:space="6" w:color="B71C1C"/>
+        </w:pBdr>
+        <w:shd w:val="clear" w:color="auto" w:fill="FFEBEE"/>
+      </w:pPr>
+      <w:r>
+        <w:rPr>
+          <w:b/>
+          <w:i w:val="0"/>
+          <w:color w:val="B71C1C"/>
+          <w:sz w:val="17"/>
+        </w:rPr>
+        <w:t xml:space="preserve">AUDIT D3TLH: DAYA DUKUNG SOSIAL (PAGE STREAMLIT): </w:t>
+      </w:r>
+      <w:r>
+        <w:rPr>
+          <w:b w:val="0"/>
+          <w:i/>
+          <w:color w:val="333333"/>
+          <w:sz w:val="17"/>
+        </w:rPr>
+        <w:t>Status kawasan dialokasikan untuk peruntukan industri dengan pelaksanaan konsultasi publik. Fakta Empiris: Pentingnya transparansi dan pelibatan masyarakat lokal dalam penataan ruang dan perizinan. Skor Indikator Sosial: 3.9 / 5 (STATUS: PERLU PENGAWASAN) | ANALISIS: Pelibatan Masyarakat Lokal.</w:t>
+      </w:r>
+    </w:p>
+    <w:p>
+      <w:pPr>
+        <w:spacing w:before="160" w:after="40"/>
+      </w:pPr>
+      <w:r>
+        <w:rPr>
+          <w:b/>
+          <w:i w:val="0"/>
+          <w:color w:val="B71C1C"/>
+          <w:sz w:val="19"/>
+        </w:rPr>
+        <w:t>A. Pengantar &amp; Kerangka Narasi</w:t>
+      </w:r>
+    </w:p>
+    <w:p>
+      <w:pPr>
+        <w:spacing w:after="100"/>
+        <w:jc w:val="both"/>
+      </w:pPr>
+      <w:r>
+        <w:rPr>
+          <w:b w:val="0"/>
+          <w:i w:val="0"/>
+          <w:color w:val="222222"/>
+          <w:sz w:val="19"/>
+        </w:rPr>
+        <w:t xml:space="preserve">Daya dukung lingkungan hidup tidak semata-mata diukur dari daya lentur bio-fisik, melainkan juga dari stabilitas tatanan sosial, kedaulatan ruang masyarakat hukum adat, dan perlindungan hak asasi manusia. Dokumen AMDAL dan perizinan kawasan industri nikel di Sulawesi secara seragam mengklaim telah menjalankan konsultasi publik dan membawa peningkatan kesejahteraan sosial. Namun, pembuktian terbalik berbasis data Konsorsium Pembaruan Agraria (KPA), JATAM, WALHI, dan Kemenkes RI membongkar kenyataan paradoksal: telah terjadi </w:t>
+      </w:r>
+      <w:r>
+        <w:rPr>
+          <w:b/>
+          <w:i w:val="0"/>
+          <w:color w:val="222222"/>
+          <w:sz w:val="19"/>
+        </w:rPr>
+        <w:t>8 kasus manipulasi persetujuan masyarakat (FPIC)</w:t>
+      </w:r>
+      <w:r>
+        <w:rPr>
+          <w:b w:val="0"/>
+          <w:i w:val="0"/>
+          <w:color w:val="222222"/>
+          <w:sz w:val="19"/>
+        </w:rPr>
+        <w:t xml:space="preserve">, menggusur </w:t>
+      </w:r>
+      <w:r>
+        <w:rPr>
+          <w:b/>
+          <w:i w:val="0"/>
+          <w:color w:val="222222"/>
+          <w:sz w:val="19"/>
+        </w:rPr>
+        <w:t>54,310 jiwa korban perampasan ruang hidup (505,192 Ha lahan pertanian/adat)</w:t>
+      </w:r>
+      <w:r>
+        <w:rPr>
+          <w:b w:val="0"/>
+          <w:i w:val="0"/>
+          <w:color w:val="222222"/>
+          <w:sz w:val="19"/>
+        </w:rPr>
+        <w:t xml:space="preserve">, diiringi </w:t>
+      </w:r>
+      <w:r>
+        <w:rPr>
+          <w:b/>
+          <w:i w:val="0"/>
+          <w:color w:val="222222"/>
+          <w:sz w:val="19"/>
+        </w:rPr>
+        <w:t>21 insiden kekerasan dan kriminalisasi warga oleh aparat</w:t>
+      </w:r>
+      <w:r>
+        <w:rPr>
+          <w:b w:val="0"/>
+          <w:i w:val="0"/>
+          <w:color w:val="222222"/>
+          <w:sz w:val="19"/>
+        </w:rPr>
+        <w:t>, sementara fasilitas kesehatan dasar di lingkar tambang justru mengalami defisit kelayakan standar sarana, prasarana, dan alat kesehatan (SPA).</w:t>
+      </w:r>
+    </w:p>
+    <w:p>
+      <w:pPr>
+        <w:spacing w:before="160" w:after="40"/>
+      </w:pPr>
+      <w:r>
+        <w:rPr>
+          <w:b/>
+          <w:i w:val="0"/>
+          <w:color w:val="B71C1C"/>
+          <w:sz w:val="19"/>
+        </w:rPr>
+        <w:t>B. Alur Logika Metodologis Skoring Bioregion Pulau (Matriks Sosial)</w:t>
+      </w:r>
+    </w:p>
+    <w:p>
+      <w:pPr>
+        <w:spacing w:after="100"/>
+        <w:jc w:val="both"/>
+      </w:pPr>
+      <w:r>
+        <w:rPr>
+          <w:b w:val="0"/>
+          <w:i w:val="0"/>
+          <w:color w:val="222222"/>
+          <w:sz w:val="19"/>
+        </w:rPr>
+        <w:t xml:space="preserve">Kerangka alur komputasi pengujian daya dukung sosial masyarakat Pulau Sulawesi disajikan pada </w:t>
+      </w:r>
+      <w:r>
+        <w:rPr>
+          <w:b/>
+          <w:i w:val="0"/>
+          <w:color w:val="222222"/>
+          <w:sz w:val="19"/>
+        </w:rPr>
+        <w:t>Bagan Alur 6.4</w:t>
+      </w:r>
+      <w:r>
+        <w:rPr>
+          <w:b w:val="0"/>
+          <w:i w:val="0"/>
+          <w:color w:val="222222"/>
+          <w:sz w:val="19"/>
+        </w:rPr>
+        <w:t>. Alur logika ini mengintegrasikan investigasi pelanggaran FPIC, dampak kemanusiaan penggusuran agraria, represi aparat terhadap warga penolak tambang, dan indeks kesenjangan pemenuhan standar layanan kesehatan Puskesmas.</w:t>
+      </w:r>
+    </w:p>
+    <w:p>
+      <w:pPr>
+        <w:spacing w:before="120" w:after="40"/>
+      </w:pPr>
+      <w:r>
+        <w:rPr>
+          <w:b/>
+          <w:i/>
+          <w:color w:val="B71C1C"/>
+          <w:sz w:val="17"/>
+        </w:rPr>
+        <w:t>Bagan Alur 6.4: Alur Logika Pemrosesan Algoritma Skoring Matriks Sosial Bioregion Pulau</w:t>
+      </w:r>
+    </w:p>
+    <w:p>
+      <w:pPr>
+        <w:jc w:val="center"/>
+      </w:pPr>
+      <w:r>
+        <w:drawing>
+          <wp:inline xmlns:a="http://schemas.openxmlformats.org/drawingml/2006/main" xmlns:pic="http://schemas.openxmlformats.org/drawingml/2006/picture">
+            <wp:extent cx="5400000" cy="1920063"/>
+            <wp:docPr id="4" name="Picture 4"/>
+            <wp:cNvGraphicFramePr>
+              <a:graphicFrameLocks noChangeAspect="1"/>
+            </wp:cNvGraphicFramePr>
+            <a:graphic>
+              <a:graphicData uri="http://schemas.openxmlformats.org/drawingml/2006/picture">
+                <pic:pic>
+                  <pic:nvPicPr>
+                    <pic:cNvPr id="0" name="mermaid_flowchart_6_4.png"/>
+                    <pic:cNvPicPr/>
+                  </pic:nvPicPr>
+                  <pic:blipFill>
+                    <a:blip r:embed="rId12"/>
+                    <a:stretch>
+                      <a:fillRect/>
+                    </a:stretch>
+                  </pic:blipFill>
+                  <pic:spPr>
+                    <a:xfrm>
+                      <a:off x="0" y="0"/>
+                      <a:ext cx="5400000" cy="1920063"/>
+                    </a:xfrm>
+                    <a:prstGeom prst="rect"/>
+                  </pic:spPr>
+                </pic:pic>
+              </a:graphicData>
+            </a:graphic>
+          </wp:inline>
+        </w:drawing>
+      </w:r>
+    </w:p>
+    <w:p>
+      <w:pPr>
+        <w:spacing w:before="160" w:after="40"/>
+      </w:pPr>
+      <w:r>
+        <w:rPr>
+          <w:b/>
+          <w:i w:val="0"/>
+          <w:color w:val="B71C1C"/>
+          <w:sz w:val="19"/>
+        </w:rPr>
+        <w:t>C. Formulasi Matematis: Normalisasi Pelanggaran FPIC, Korban Agraria, Represi, dan Defisit SPA</w:t>
+      </w:r>
+    </w:p>
+    <w:p>
+      <w:pPr>
+        <w:spacing w:after="100"/>
+        <w:jc w:val="both"/>
+      </w:pPr>
+      <w:r>
+        <w:rPr>
+          <w:b w:val="0"/>
+          <w:i w:val="0"/>
+          <w:color w:val="222222"/>
+          <w:sz w:val="19"/>
+        </w:rPr>
+        <w:t>Keempat indikator empiris matriks sosial ditransformasikan ke dalam skala ancaman 0.0 - 10.0 menggunakan sistem formulasi matematis yang linier 100% dengan antarmuka Streamlit:</w:t>
+      </w:r>
+    </w:p>
+    <w:p>
+      <w:pPr>
+        <w:spacing w:before="120" w:after="20"/>
+      </w:pPr>
+      <w:r>
+        <w:rPr>
+          <w:b/>
+          <w:i/>
+          <w:color w:val="B71C1C"/>
+          <w:sz w:val="17"/>
+        </w:rPr>
+        <w:t>Persamaan: Sosial 1: Skor Manipulasi Persetujuan (FPIC Violation)</w:t>
+      </w:r>
+    </w:p>
+    <w:p>
+      <w:pPr>
+        <w:ind w:left="240"/>
+        <w:shd w:val="clear" w:color="auto" w:fill="FFEBEE"/>
+        <w:pBdr>
+          <w:top w:val="single" w:sz="4" w:space="4" w:color="EF9A9A"/>
+          <w:left w:val="single" w:sz="4" w:space="4" w:color="EF9A9A"/>
+          <w:bottom w:val="single" w:sz="4" w:space="4" w:color="EF9A9A"/>
+          <w:right w:val="single" w:sz="4" w:space="4" w:color="EF9A9A"/>
+        </w:pBdr>
+      </w:pPr>
+      <w:r>
+        <w:rPr>
+          <w:rFonts w:ascii="Courier New" w:hAnsi="Courier New"/>
+          <w:b w:val="0"/>
+          <w:i w:val="0"/>
+          <w:color w:val="B71C1C"/>
+          <w:sz w:val="17"/>
+        </w:rPr>
+        <w:t>Skor_Sosial_1 = min(10.0, (Kasus_FPIC / 3.0) * 10.0)</w:t>
+      </w:r>
+    </w:p>
+    <w:p>
+      <w:pPr>
+        <w:ind w:left="280"/>
+      </w:pPr>
+      <w:r>
+        <w:rPr>
+          <w:b/>
+          <w:i/>
+          <w:color w:val="333333"/>
+          <w:sz w:val="16"/>
+        </w:rPr>
+        <w:t>Keterangan Variabel:</w:t>
+        <w:br/>
+      </w:r>
+      <w:r>
+        <w:rPr>
+          <w:b/>
+          <w:i w:val="0"/>
+          <w:color w:val="B71C1C"/>
+          <w:sz w:val="16"/>
+        </w:rPr>
+        <w:t xml:space="preserve">- Kasus_FPIC: </w:t>
+      </w:r>
+      <w:r>
+        <w:rPr>
+          <w:b w:val="0"/>
+          <w:i w:val="0"/>
+          <w:color w:val="444444"/>
+          <w:sz w:val="16"/>
+        </w:rPr>
+        <w:t>Jumlah investigasi kasus pemalsuan/pelanggaran persetujuan bebas warga (8 kasus).</w:t>
+        <w:br/>
+      </w:r>
+      <w:r>
+        <w:rPr>
+          <w:b/>
+          <w:i w:val="0"/>
+          <w:color w:val="B71C1C"/>
+          <w:sz w:val="16"/>
+        </w:rPr>
+        <w:t xml:space="preserve">- Threshold 3 Kasus: </w:t>
+      </w:r>
+      <w:r>
+        <w:rPr>
+          <w:b w:val="0"/>
+          <w:i w:val="0"/>
+          <w:color w:val="444444"/>
+          <w:sz w:val="16"/>
+        </w:rPr>
+        <w:t>Zero tolerance standard: Berdasarkan IFC PS7 dan Equator Principles, pelanggaran ≥ 3 kasus membatalkan legitimasi AMDAL dan mengonfirmasi cacat hukum sistemik (Skor 10.00 / 10.0).</w:t>
+      </w:r>
+    </w:p>
+    <w:p>
+      <w:pPr>
+        <w:spacing w:before="120" w:after="20"/>
+      </w:pPr>
+      <w:r>
+        <w:rPr>
+          <w:b/>
+          <w:i/>
+          <w:color w:val="B71C1C"/>
+          <w:sz w:val="17"/>
+        </w:rPr>
+        <w:t>Persamaan: Sosial 2: Skor Perampasan Ruang Hidup &amp; Dampak Jiwa</w:t>
+      </w:r>
+    </w:p>
+    <w:p>
+      <w:pPr>
+        <w:ind w:left="240"/>
+        <w:shd w:val="clear" w:color="auto" w:fill="FFEBEE"/>
+        <w:pBdr>
+          <w:top w:val="single" w:sz="4" w:space="4" w:color="EF9A9A"/>
+          <w:left w:val="single" w:sz="4" w:space="4" w:color="EF9A9A"/>
+          <w:bottom w:val="single" w:sz="4" w:space="4" w:color="EF9A9A"/>
+          <w:right w:val="single" w:sz="4" w:space="4" w:color="EF9A9A"/>
+        </w:pBdr>
+      </w:pPr>
+      <w:r>
+        <w:rPr>
+          <w:rFonts w:ascii="Courier New" w:hAnsi="Courier New"/>
+          <w:b w:val="0"/>
+          <w:i w:val="0"/>
+          <w:color w:val="B71C1C"/>
+          <w:sz w:val="17"/>
+        </w:rPr>
+        <w:t>Skor_Sosial_2 = min(10.0, (Jiwa_Terdampak / 40000.0) * 10.0)</w:t>
+      </w:r>
+    </w:p>
+    <w:p>
+      <w:pPr>
+        <w:ind w:left="280"/>
+      </w:pPr>
+      <w:r>
+        <w:rPr>
+          <w:b/>
+          <w:i/>
+          <w:color w:val="333333"/>
+          <w:sz w:val="16"/>
+        </w:rPr>
+        <w:t>Keterangan Variabel:</w:t>
+        <w:br/>
+      </w:r>
+      <w:r>
+        <w:rPr>
+          <w:b/>
+          <w:i w:val="0"/>
+          <w:color w:val="B71C1C"/>
+          <w:sz w:val="16"/>
+        </w:rPr>
+        <w:t xml:space="preserve">- Jiwa_Terdampak: </w:t>
+      </w:r>
+      <w:r>
+        <w:rPr>
+          <w:b w:val="0"/>
+          <w:i w:val="0"/>
+          <w:color w:val="444444"/>
+          <w:sz w:val="16"/>
+        </w:rPr>
+        <w:t>Total penduduk terdampak langsung konflik perampasan ruang hidup sektor darat (54,310 jiwa).</w:t>
+        <w:br/>
+      </w:r>
+      <w:r>
+        <w:rPr>
+          <w:b/>
+          <w:i w:val="0"/>
+          <w:color w:val="B71C1C"/>
+          <w:sz w:val="16"/>
+        </w:rPr>
+        <w:t xml:space="preserve">- Threshold 40.000 Jiwa: </w:t>
+      </w:r>
+      <w:r>
+        <w:rPr>
+          <w:b w:val="0"/>
+          <w:i w:val="0"/>
+          <w:color w:val="444444"/>
+          <w:sz w:val="16"/>
+        </w:rPr>
+        <w:t>Alokasi proporsional demografis regional Sulawesi (7.4%) dari 542.432 jiwa korban krisis agraria nasional CATAHU KPA 2023 (Skor 10.00 / 10.0).</w:t>
+      </w:r>
+    </w:p>
+    <w:p>
+      <w:pPr>
+        <w:spacing w:before="120" w:after="20"/>
+      </w:pPr>
+      <w:r>
+        <w:rPr>
+          <w:b/>
+          <w:i/>
+          <w:color w:val="B71C1C"/>
+          <w:sz w:val="17"/>
+        </w:rPr>
+        <w:t>Persamaan: Sosial 3: Skor Kriminalisasi Warga &amp; Pembela HAM</w:t>
+      </w:r>
+    </w:p>
+    <w:p>
+      <w:pPr>
+        <w:ind w:left="240"/>
+        <w:shd w:val="clear" w:color="auto" w:fill="FFEBEE"/>
+        <w:pBdr>
+          <w:top w:val="single" w:sz="4" w:space="4" w:color="EF9A9A"/>
+          <w:left w:val="single" w:sz="4" w:space="4" w:color="EF9A9A"/>
+          <w:bottom w:val="single" w:sz="4" w:space="4" w:color="EF9A9A"/>
+          <w:right w:val="single" w:sz="4" w:space="4" w:color="EF9A9A"/>
+        </w:pBdr>
+      </w:pPr>
+      <w:r>
+        <w:rPr>
+          <w:rFonts w:ascii="Courier New" w:hAnsi="Courier New"/>
+          <w:b w:val="0"/>
+          <w:i w:val="0"/>
+          <w:color w:val="B71C1C"/>
+          <w:sz w:val="17"/>
+        </w:rPr>
+        <w:t>Skor_Sosial_3 = min(10.0, (Insiden_Krim / 10.0) * 10.0)</w:t>
+      </w:r>
+    </w:p>
+    <w:p>
+      <w:pPr>
+        <w:ind w:left="280"/>
+      </w:pPr>
+      <w:r>
+        <w:rPr>
+          <w:b/>
+          <w:i/>
+          <w:color w:val="333333"/>
+          <w:sz w:val="16"/>
+        </w:rPr>
+        <w:t>Keterangan Variabel:</w:t>
+        <w:br/>
+      </w:r>
+      <w:r>
+        <w:rPr>
+          <w:b/>
+          <w:i w:val="0"/>
+          <w:color w:val="B71C1C"/>
+          <w:sz w:val="16"/>
+        </w:rPr>
+        <w:t xml:space="preserve">- Insiden_Krim: </w:t>
+      </w:r>
+      <w:r>
+        <w:rPr>
+          <w:b w:val="0"/>
+          <w:i w:val="0"/>
+          <w:color w:val="444444"/>
+          <w:sz w:val="16"/>
+        </w:rPr>
+        <w:t>Total insiden penangkapan, kekerasan, dan kriminalisasi hukum terhadap warga (21 insiden, 10 ditangkap).</w:t>
+        <w:br/>
+      </w:r>
+      <w:r>
+        <w:rPr>
+          <w:b/>
+          <w:i w:val="0"/>
+          <w:color w:val="B71C1C"/>
+          <w:sz w:val="16"/>
+        </w:rPr>
+        <w:t xml:space="preserve">- Threshold 10 Insiden: </w:t>
+      </w:r>
+      <w:r>
+        <w:rPr>
+          <w:b w:val="0"/>
+          <w:i w:val="0"/>
+          <w:color w:val="444444"/>
+          <w:sz w:val="16"/>
+        </w:rPr>
+        <w:t>Batas deviasi statistik outlier Mean + 1 SD dari 6 provinsi se-Sulawesi (Mean=5.67, SD=3.90) rentang 1 dekade 2014-2024 (Skor 10.00 / 10.0).</w:t>
+      </w:r>
+    </w:p>
+    <w:p>
+      <w:pPr>
+        <w:spacing w:before="120" w:after="20"/>
+      </w:pPr>
+      <w:r>
+        <w:rPr>
+          <w:b/>
+          <w:i/>
+          <w:color w:val="B71C1C"/>
+          <w:sz w:val="17"/>
+        </w:rPr>
+        <w:t>Persamaan: Sosial 4: Skor Defisit Standar Layanan Faskes (SPA)</w:t>
+      </w:r>
+    </w:p>
+    <w:p>
+      <w:pPr>
+        <w:ind w:left="240"/>
+        <w:shd w:val="clear" w:color="auto" w:fill="FFEBEE"/>
+        <w:pBdr>
+          <w:top w:val="single" w:sz="4" w:space="4" w:color="EF9A9A"/>
+          <w:left w:val="single" w:sz="4" w:space="4" w:color="EF9A9A"/>
+          <w:bottom w:val="single" w:sz="4" w:space="4" w:color="EF9A9A"/>
+          <w:right w:val="single" w:sz="4" w:space="4" w:color="EF9A9A"/>
+        </w:pBdr>
+      </w:pPr>
+      <w:r>
+        <w:rPr>
+          <w:rFonts w:ascii="Courier New" w:hAnsi="Courier New"/>
+          <w:b w:val="0"/>
+          <w:i w:val="0"/>
+          <w:color w:val="B71C1C"/>
+          <w:sz w:val="17"/>
+        </w:rPr>
+        <w:t>Skor_Sosial_4 = min(10.0, (Gap_SPA / 45.0) * 10.0)</w:t>
+      </w:r>
+    </w:p>
+    <w:p>
+      <w:pPr>
+        <w:ind w:left="280"/>
+      </w:pPr>
+      <w:r>
+        <w:rPr>
+          <w:b/>
+          <w:i/>
+          <w:color w:val="333333"/>
+          <w:sz w:val="16"/>
+        </w:rPr>
+        <w:t>Keterangan Variabel:</w:t>
+        <w:br/>
+      </w:r>
+      <w:r>
+        <w:rPr>
+          <w:b/>
+          <w:i w:val="0"/>
+          <w:color w:val="B71C1C"/>
+          <w:sz w:val="16"/>
+        </w:rPr>
+        <w:t xml:space="preserve">- Gap_SPA: </w:t>
+      </w:r>
+      <w:r>
+        <w:rPr>
+          <w:b w:val="0"/>
+          <w:i w:val="0"/>
+          <w:color w:val="444444"/>
+          <w:sz w:val="16"/>
+        </w:rPr>
+        <w:t>Kesenjangan capaian aktual SPA Puskesmas (74.35%) terhadap target nasional 80% = 5.65%.</w:t>
+        <w:br/>
+      </w:r>
+      <w:r>
+        <w:rPr>
+          <w:b/>
+          <w:i w:val="0"/>
+          <w:color w:val="B71C1C"/>
+          <w:sz w:val="16"/>
+        </w:rPr>
+        <w:t xml:space="preserve">- Threshold Defisit 45%: </w:t>
+      </w:r>
+      <w:r>
+        <w:rPr>
+          <w:b w:val="0"/>
+          <w:i w:val="0"/>
+          <w:color w:val="444444"/>
+          <w:sz w:val="16"/>
+        </w:rPr>
+        <w:t>Skala defisit proporsional batas maksimum toleransi pelayanan kesehatan dasar.</w:t>
+      </w:r>
+    </w:p>
+    <w:p>
+      <w:pPr>
+        <w:spacing w:before="120" w:after="20"/>
+      </w:pPr>
+      <w:r>
+        <w:rPr>
+          <w:b/>
+          <w:i/>
+          <w:color w:val="B71C1C"/>
+          <w:sz w:val="17"/>
+        </w:rPr>
+        <w:t>Persamaan: Akumulasi Skor Indikator Sosial (Simple Additive Weighting)</w:t>
+      </w:r>
+    </w:p>
+    <w:p>
+      <w:pPr>
+        <w:ind w:left="240"/>
+        <w:shd w:val="clear" w:color="auto" w:fill="FFEBEE"/>
+        <w:pBdr>
+          <w:top w:val="single" w:sz="4" w:space="4" w:color="EF9A9A"/>
+          <w:left w:val="single" w:sz="4" w:space="4" w:color="EF9A9A"/>
+          <w:bottom w:val="single" w:sz="4" w:space="4" w:color="EF9A9A"/>
+          <w:right w:val="single" w:sz="4" w:space="4" w:color="EF9A9A"/>
+        </w:pBdr>
+      </w:pPr>
+      <w:r>
+        <w:rPr>
+          <w:rFonts w:ascii="Courier New" w:hAnsi="Courier New"/>
+          <w:b w:val="0"/>
+          <w:i w:val="0"/>
+          <w:color w:val="B71C1C"/>
+          <w:sz w:val="17"/>
+        </w:rPr>
+        <w:t>Skor_Akumulasi_Sosial = (Skor_Sosial_1 + Skor_Sosial_2 + Skor_Sosial_3 + Skor_Sosial_4) / 4.0</w:t>
+      </w:r>
+    </w:p>
+    <w:p>
+      <w:pPr>
+        <w:ind w:left="280"/>
+      </w:pPr>
+      <w:r>
+        <w:rPr>
+          <w:b/>
+          <w:i/>
+          <w:color w:val="333333"/>
+          <w:sz w:val="16"/>
+        </w:rPr>
+        <w:t>Keterangan Variabel:</w:t>
+        <w:br/>
+      </w:r>
+      <w:r>
+        <w:rPr>
+          <w:b/>
+          <w:i w:val="0"/>
+          <w:color w:val="B71C1C"/>
+          <w:sz w:val="16"/>
+        </w:rPr>
+        <w:t xml:space="preserve">- Skor_Akumulasi_Sosial: </w:t>
+      </w:r>
+      <w:r>
+        <w:rPr>
+          <w:b w:val="0"/>
+          <w:i w:val="0"/>
+          <w:color w:val="444444"/>
+          <w:sz w:val="16"/>
+        </w:rPr>
+        <w:t>Rata-rata 4 pilar bobot equal 25% (bernilai 7.81 / 10.0).</w:t>
+        <w:br/>
+      </w:r>
+      <w:r>
+        <w:rPr>
+          <w:b/>
+          <w:i w:val="0"/>
+          <w:color w:val="B71C1C"/>
+          <w:sz w:val="16"/>
+        </w:rPr>
+        <w:t xml:space="preserve">- Skor Indikator Sosial (Page 6): </w:t>
+      </w:r>
+      <w:r>
+        <w:rPr>
+          <w:b w:val="0"/>
+          <w:i w:val="0"/>
+          <w:color w:val="444444"/>
+          <w:sz w:val="16"/>
+        </w:rPr>
+        <w:t>Skor Indikator Sosial: 3.9 / 5 (STATUS: PERLU PENGAWASAN | ANALISIS: Pelibatan Masyarakat Lokal).</w:t>
+      </w:r>
+    </w:p>
+    <w:p>
+      <w:pPr>
+        <w:spacing w:before="160" w:after="40"/>
+      </w:pPr>
+      <w:r>
+        <w:rPr>
+          <w:b/>
+          <w:i w:val="0"/>
+          <w:color w:val="B71C1C"/>
+          <w:sz w:val="19"/>
+        </w:rPr>
+        <w:t>D. Matriks Hasil Uji Empiris: Evaluasi Daya Dukung Sosial Bioregion</w:t>
+      </w:r>
+    </w:p>
+    <w:p>
+      <w:pPr>
+        <w:spacing w:before="120" w:after="40"/>
+      </w:pPr>
+      <w:r>
+        <w:rPr>
+          <w:b/>
+          <w:i/>
+          <w:color w:val="B71C1C"/>
+          <w:sz w:val="17"/>
+        </w:rPr>
+        <w:t>Tabel 6.7: Evaluasi Kuantitatif 4 Indikator Daya Dukung Sosial Bioregion Pulau Sulawesi (Sesuai Dashboard Page 6)</w:t>
+      </w:r>
+    </w:p>
+    <w:tbl>
+      <w:tblPr>
+        <w:tblStyle w:val="TableGrid"/>
+        <w:tblW w:type="auto" w:w="0"/>
+        <w:jc w:val="center"/>
+        <w:tblLayout w:type="fixed"/>
+        <w:tblLook w:firstColumn="1" w:firstRow="1" w:lastColumn="0" w:lastRow="0" w:noHBand="0" w:noVBand="1" w:val="04A0"/>
+      </w:tblPr>
+      <w:tblGrid>
+        <w:gridCol w:w="1205"/>
+        <w:gridCol w:w="1205"/>
+        <w:gridCol w:w="1205"/>
+        <w:gridCol w:w="1205"/>
+        <w:gridCol w:w="1205"/>
+        <w:gridCol w:w="1205"/>
+        <w:gridCol w:w="1205"/>
+        <w:gridCol w:w="1205"/>
+      </w:tblGrid>
+      <w:tr>
+        <w:tc>
+          <w:tcPr>
+            <w:tcW w:type="dxa" w:w="737"/>
+            <w:shd w:val="clear" w:color="auto" w:fill="B71C1C"/>
+            <w:tcMar>
+              <w:top w:w="70" w:type="dxa"/>
+              <w:bottom w:w="70" w:type="dxa"/>
+              <w:left w:w="100" w:type="dxa"/>
+              <w:right w:w="100" w:type="dxa"/>
+            </w:tcMar>
+            <w:tcBorders>
+              <w:top w:val="single" w:sz="4" w:color="D0D0D0" w:space="0"/>
+              <w:left w:val="single" w:sz="4" w:color="D0D0D0" w:space="0"/>
+              <w:bottom w:val="single" w:sz="8" w:color="880E4F" w:space="0"/>
+              <w:right w:val="single" w:sz="4" w:color="D0D0D0" w:space="0"/>
+            </w:tcBorders>
+          </w:tcPr>
+          <w:p>
+            <w:pPr>
+              <w:jc w:val="center"/>
+            </w:pPr>
+            <w:r>
+              <w:rPr>
+                <w:b/>
+                <w:i w:val="0"/>
+                <w:color w:val="FFFFFF"/>
+                <w:sz w:val="17"/>
+              </w:rPr>
+              <w:t>Kode</w:t>
+            </w:r>
+          </w:p>
+        </w:tc>
+        <w:tc>
+          <w:tcPr>
+            <w:tcW w:type="dxa" w:w="1928"/>
+            <w:shd w:val="clear" w:color="auto" w:fill="B71C1C"/>
+            <w:tcMar>
+              <w:top w:w="70" w:type="dxa"/>
+              <w:bottom w:w="70" w:type="dxa"/>
+              <w:left w:w="100" w:type="dxa"/>
+              <w:right w:w="100" w:type="dxa"/>
+            </w:tcMar>
+            <w:tcBorders>
+              <w:top w:val="single" w:sz="4" w:color="D0D0D0" w:space="0"/>
+              <w:left w:val="single" w:sz="4" w:color="D0D0D0" w:space="0"/>
+              <w:bottom w:val="single" w:sz="8" w:color="880E4F" w:space="0"/>
+              <w:right w:val="single" w:sz="4" w:color="D0D0D0" w:space="0"/>
+            </w:tcBorders>
+          </w:tcPr>
+          <w:p>
+            <w:pPr>
+              <w:jc w:val="left"/>
+            </w:pPr>
+            <w:r>
+              <w:rPr>
+                <w:b/>
+                <w:i w:val="0"/>
+                <w:color w:val="FFFFFF"/>
+                <w:sz w:val="17"/>
+              </w:rPr>
+              <w:t>Indikator Empiris</w:t>
+            </w:r>
+          </w:p>
+        </w:tc>
+        <w:tc>
+          <w:tcPr>
+            <w:tcW w:type="dxa" w:w="1417"/>
+            <w:shd w:val="clear" w:color="auto" w:fill="B71C1C"/>
+            <w:tcMar>
+              <w:top w:w="70" w:type="dxa"/>
+              <w:bottom w:w="70" w:type="dxa"/>
+              <w:left w:w="100" w:type="dxa"/>
+              <w:right w:w="100" w:type="dxa"/>
+            </w:tcMar>
+            <w:tcBorders>
+              <w:top w:val="single" w:sz="4" w:color="D0D0D0" w:space="0"/>
+              <w:left w:val="single" w:sz="4" w:color="D0D0D0" w:space="0"/>
+              <w:bottom w:val="single" w:sz="8" w:color="880E4F" w:space="0"/>
+              <w:right w:val="single" w:sz="4" w:color="D0D0D0" w:space="0"/>
+            </w:tcBorders>
+          </w:tcPr>
+          <w:p>
+            <w:pPr>
+              <w:jc w:val="center"/>
+            </w:pPr>
+            <w:r>
+              <w:rPr>
+                <w:b/>
+                <w:i w:val="0"/>
+                <w:color w:val="FFFFFF"/>
+                <w:sz w:val="17"/>
+              </w:rPr>
+              <w:t>Nilai Aktual</w:t>
+            </w:r>
+          </w:p>
+        </w:tc>
+        <w:tc>
+          <w:tcPr>
+            <w:tcW w:type="dxa" w:w="1814"/>
+            <w:shd w:val="clear" w:color="auto" w:fill="B71C1C"/>
+            <w:tcMar>
+              <w:top w:w="70" w:type="dxa"/>
+              <w:bottom w:w="70" w:type="dxa"/>
+              <w:left w:w="100" w:type="dxa"/>
+              <w:right w:w="100" w:type="dxa"/>
+            </w:tcMar>
+            <w:tcBorders>
+              <w:top w:val="single" w:sz="4" w:color="D0D0D0" w:space="0"/>
+              <w:left w:val="single" w:sz="4" w:color="D0D0D0" w:space="0"/>
+              <w:bottom w:val="single" w:sz="8" w:color="880E4F" w:space="0"/>
+              <w:right w:val="single" w:sz="4" w:color="D0D0D0" w:space="0"/>
+            </w:tcBorders>
+          </w:tcPr>
+          <w:p>
+            <w:pPr>
+              <w:jc w:val="left"/>
+            </w:pPr>
+            <w:r>
+              <w:rPr>
+                <w:b/>
+                <w:i w:val="0"/>
+                <w:color w:val="FFFFFF"/>
+                <w:sz w:val="17"/>
+              </w:rPr>
+              <w:t>Ambang Batas Kritis</w:t>
+            </w:r>
+          </w:p>
+        </w:tc>
+        <w:tc>
+          <w:tcPr>
+            <w:tcW w:type="dxa" w:w="1701"/>
+            <w:shd w:val="clear" w:color="auto" w:fill="B71C1C"/>
+            <w:tcMar>
+              <w:top w:w="70" w:type="dxa"/>
+              <w:bottom w:w="70" w:type="dxa"/>
+              <w:left w:w="100" w:type="dxa"/>
+              <w:right w:w="100" w:type="dxa"/>
+            </w:tcMar>
+            <w:tcBorders>
+              <w:top w:val="single" w:sz="4" w:color="D0D0D0" w:space="0"/>
+              <w:left w:val="single" w:sz="4" w:color="D0D0D0" w:space="0"/>
+              <w:bottom w:val="single" w:sz="8" w:color="880E4F" w:space="0"/>
+              <w:right w:val="single" w:sz="4" w:color="D0D0D0" w:space="0"/>
+            </w:tcBorders>
+          </w:tcPr>
+          <w:p>
+            <w:pPr>
+              <w:jc w:val="left"/>
+            </w:pPr>
+            <w:r>
+              <w:rPr>
+                <w:b/>
+                <w:i w:val="0"/>
+                <w:color w:val="FFFFFF"/>
+                <w:sz w:val="17"/>
+              </w:rPr>
+              <w:t>Formula Substitusi</w:t>
+            </w:r>
+          </w:p>
+        </w:tc>
+        <w:tc>
+          <w:tcPr>
+            <w:tcW w:type="dxa" w:w="1020"/>
+            <w:shd w:val="clear" w:color="auto" w:fill="B71C1C"/>
+            <w:tcMar>
+              <w:top w:w="70" w:type="dxa"/>
+              <w:bottom w:w="70" w:type="dxa"/>
+              <w:left w:w="100" w:type="dxa"/>
+              <w:right w:w="100" w:type="dxa"/>
+            </w:tcMar>
+            <w:tcBorders>
+              <w:top w:val="single" w:sz="4" w:color="D0D0D0" w:space="0"/>
+              <w:left w:val="single" w:sz="4" w:color="D0D0D0" w:space="0"/>
+              <w:bottom w:val="single" w:sz="8" w:color="880E4F" w:space="0"/>
+              <w:right w:val="single" w:sz="4" w:color="D0D0D0" w:space="0"/>
+            </w:tcBorders>
+          </w:tcPr>
+          <w:p>
+            <w:pPr>
+              <w:jc w:val="center"/>
+            </w:pPr>
+            <w:r>
+              <w:rPr>
+                <w:b/>
+                <w:i w:val="0"/>
+                <w:color w:val="FFFFFF"/>
+                <w:sz w:val="17"/>
+              </w:rPr>
+              <w:t>Skor WSM (0-10)</w:t>
+            </w:r>
+          </w:p>
+        </w:tc>
+        <w:tc>
+          <w:tcPr>
+            <w:tcW w:type="dxa" w:w="1020"/>
+            <w:shd w:val="clear" w:color="auto" w:fill="B71C1C"/>
+            <w:tcMar>
+              <w:top w:w="70" w:type="dxa"/>
+              <w:bottom w:w="70" w:type="dxa"/>
+              <w:left w:w="100" w:type="dxa"/>
+              <w:right w:w="100" w:type="dxa"/>
+            </w:tcMar>
+            <w:tcBorders>
+              <w:top w:val="single" w:sz="4" w:color="D0D0D0" w:space="0"/>
+              <w:left w:val="single" w:sz="4" w:color="D0D0D0" w:space="0"/>
+              <w:bottom w:val="single" w:sz="8" w:color="880E4F" w:space="0"/>
+              <w:right w:val="single" w:sz="4" w:color="D0D0D0" w:space="0"/>
+            </w:tcBorders>
+          </w:tcPr>
+          <w:p>
+            <w:pPr>
+              <w:jc w:val="center"/>
+            </w:pPr>
+            <w:r>
+              <w:rPr>
+                <w:b/>
+                <w:i w:val="0"/>
+                <w:color w:val="FFFFFF"/>
+                <w:sz w:val="17"/>
+              </w:rPr>
+              <w:t>Skor Likert (1-5)</w:t>
+            </w:r>
+          </w:p>
+        </w:tc>
+        <w:tc>
+          <w:tcPr>
+            <w:tcW w:type="dxa" w:w="1247"/>
+            <w:shd w:val="clear" w:color="auto" w:fill="B71C1C"/>
+            <w:tcMar>
+              <w:top w:w="70" w:type="dxa"/>
+              <w:bottom w:w="70" w:type="dxa"/>
+              <w:left w:w="100" w:type="dxa"/>
+              <w:right w:w="100" w:type="dxa"/>
+            </w:tcMar>
+            <w:tcBorders>
+              <w:top w:val="single" w:sz="4" w:color="D0D0D0" w:space="0"/>
+              <w:left w:val="single" w:sz="4" w:color="D0D0D0" w:space="0"/>
+              <w:bottom w:val="single" w:sz="8" w:color="880E4F" w:space="0"/>
+              <w:right w:val="single" w:sz="4" w:color="D0D0D0" w:space="0"/>
+            </w:tcBorders>
+          </w:tcPr>
+          <w:p>
+            <w:pPr>
+              <w:jc w:val="center"/>
+            </w:pPr>
+            <w:r>
+              <w:rPr>
+                <w:b/>
+                <w:i w:val="0"/>
+                <w:color w:val="FFFFFF"/>
+                <w:sz w:val="17"/>
+              </w:rPr>
+              <w:t>Status Ekologis</w:t>
+            </w:r>
+          </w:p>
+        </w:tc>
+      </w:tr>
+      <w:tr>
+        <w:tc>
+          <w:tcPr>
+            <w:tcW w:type="dxa" w:w="737"/>
+            <w:shd w:val="clear" w:color="auto" w:fill="FFF5F5"/>
+            <w:tcMar>
+              <w:top w:w="50" w:type="dxa"/>
+              <w:bottom w:w="50" w:type="dxa"/>
+              <w:left w:w="100" w:type="dxa"/>
+              <w:right w:w="100" w:type="dxa"/>
+            </w:tcMar>
+            <w:tcBorders>
+              <w:top w:val="single" w:sz="4" w:color="D0D0D0" w:space="0"/>
+              <w:left w:val="single" w:sz="4" w:color="D0D0D0" w:space="0"/>
+              <w:bottom w:val="single" w:sz="4" w:color="D0D0D0" w:space="0"/>
+              <w:right w:val="single" w:sz="4" w:color="D0D0D0" w:space="0"/>
+            </w:tcBorders>
+          </w:tcPr>
+          <w:p>
+            <w:pPr>
+              <w:jc w:val="center"/>
+            </w:pPr>
+            <w:r>
+              <w:rPr>
+                <w:b w:val="0"/>
+                <w:i w:val="0"/>
+                <w:color w:val="222222"/>
+                <w:sz w:val="17"/>
+              </w:rPr>
+              <w:t>Sosial 1</w:t>
+            </w:r>
+          </w:p>
+        </w:tc>
+        <w:tc>
+          <w:tcPr>
+            <w:tcW w:type="dxa" w:w="1928"/>
+            <w:shd w:val="clear" w:color="auto" w:fill="FFF5F5"/>
+            <w:tcMar>
+              <w:top w:w="50" w:type="dxa"/>
+              <w:bottom w:w="50" w:type="dxa"/>
+              <w:left w:w="100" w:type="dxa"/>
+              <w:right w:w="100" w:type="dxa"/>
+            </w:tcMar>
+            <w:tcBorders>
+              <w:top w:val="single" w:sz="4" w:color="D0D0D0" w:space="0"/>
+              <w:left w:val="single" w:sz="4" w:color="D0D0D0" w:space="0"/>
+              <w:bottom w:val="single" w:sz="4" w:color="D0D0D0" w:space="0"/>
+              <w:right w:val="single" w:sz="4" w:color="D0D0D0" w:space="0"/>
+            </w:tcBorders>
+          </w:tcPr>
+          <w:p>
+            <w:pPr>
+              <w:jc w:val="left"/>
+            </w:pPr>
+            <w:r>
+              <w:rPr>
+                <w:b w:val="0"/>
+                <w:i w:val="0"/>
+                <w:color w:val="222222"/>
+                <w:sz w:val="17"/>
+              </w:rPr>
+              <w:t>Manipulasi Persetujuan Warga (FPIC)</w:t>
+            </w:r>
+          </w:p>
+        </w:tc>
+        <w:tc>
+          <w:tcPr>
+            <w:tcW w:type="dxa" w:w="1417"/>
+            <w:shd w:val="clear" w:color="auto" w:fill="FFF5F5"/>
+            <w:tcMar>
+              <w:top w:w="50" w:type="dxa"/>
+              <w:bottom w:w="50" w:type="dxa"/>
+              <w:left w:w="100" w:type="dxa"/>
+              <w:right w:w="100" w:type="dxa"/>
+            </w:tcMar>
+            <w:tcBorders>
+              <w:top w:val="single" w:sz="4" w:color="D0D0D0" w:space="0"/>
+              <w:left w:val="single" w:sz="4" w:color="D0D0D0" w:space="0"/>
+              <w:bottom w:val="single" w:sz="4" w:color="D0D0D0" w:space="0"/>
+              <w:right w:val="single" w:sz="4" w:color="D0D0D0" w:space="0"/>
+            </w:tcBorders>
+          </w:tcPr>
+          <w:p>
+            <w:pPr>
+              <w:jc w:val="center"/>
+            </w:pPr>
+            <w:r>
+              <w:rPr>
+                <w:b w:val="0"/>
+                <w:i w:val="0"/>
+                <w:color w:val="222222"/>
+                <w:sz w:val="17"/>
+              </w:rPr>
+              <w:t>8 Kasus</w:t>
+            </w:r>
+          </w:p>
+        </w:tc>
+        <w:tc>
+          <w:tcPr>
+            <w:tcW w:type="dxa" w:w="1814"/>
+            <w:shd w:val="clear" w:color="auto" w:fill="FFF5F5"/>
+            <w:tcMar>
+              <w:top w:w="50" w:type="dxa"/>
+              <w:bottom w:w="50" w:type="dxa"/>
+              <w:left w:w="100" w:type="dxa"/>
+              <w:right w:w="100" w:type="dxa"/>
+            </w:tcMar>
+            <w:tcBorders>
+              <w:top w:val="single" w:sz="4" w:color="D0D0D0" w:space="0"/>
+              <w:left w:val="single" w:sz="4" w:color="D0D0D0" w:space="0"/>
+              <w:bottom w:val="single" w:sz="4" w:color="D0D0D0" w:space="0"/>
+              <w:right w:val="single" w:sz="4" w:color="D0D0D0" w:space="0"/>
+            </w:tcBorders>
+          </w:tcPr>
+          <w:p>
+            <w:pPr>
+              <w:jc w:val="left"/>
+            </w:pPr>
+            <w:r>
+              <w:rPr>
+                <w:b w:val="0"/>
+                <w:i w:val="0"/>
+                <w:color w:val="222222"/>
+                <w:sz w:val="17"/>
+              </w:rPr>
+              <w:t>&gt;= 3 Kasus (Zero Tolerance IFC PS7)</w:t>
+            </w:r>
+          </w:p>
+        </w:tc>
+        <w:tc>
+          <w:tcPr>
+            <w:tcW w:type="dxa" w:w="1701"/>
+            <w:shd w:val="clear" w:color="auto" w:fill="FFF5F5"/>
+            <w:tcMar>
+              <w:top w:w="50" w:type="dxa"/>
+              <w:bottom w:w="50" w:type="dxa"/>
+              <w:left w:w="100" w:type="dxa"/>
+              <w:right w:w="100" w:type="dxa"/>
+            </w:tcMar>
+            <w:tcBorders>
+              <w:top w:val="single" w:sz="4" w:color="D0D0D0" w:space="0"/>
+              <w:left w:val="single" w:sz="4" w:color="D0D0D0" w:space="0"/>
+              <w:bottom w:val="single" w:sz="4" w:color="D0D0D0" w:space="0"/>
+              <w:right w:val="single" w:sz="4" w:color="D0D0D0" w:space="0"/>
+            </w:tcBorders>
+          </w:tcPr>
+          <w:p>
+            <w:pPr>
+              <w:jc w:val="left"/>
+            </w:pPr>
+            <w:r>
+              <w:rPr>
+                <w:b w:val="0"/>
+                <w:i w:val="0"/>
+                <w:color w:val="222222"/>
+                <w:sz w:val="17"/>
+              </w:rPr>
+              <w:t>min(10.0, (8/3.0)*10)</w:t>
+            </w:r>
+          </w:p>
+        </w:tc>
+        <w:tc>
+          <w:tcPr>
+            <w:tcW w:type="dxa" w:w="1020"/>
+            <w:shd w:val="clear" w:color="auto" w:fill="FFF5F5"/>
+            <w:tcMar>
+              <w:top w:w="50" w:type="dxa"/>
+              <w:bottom w:w="50" w:type="dxa"/>
+              <w:left w:w="100" w:type="dxa"/>
+              <w:right w:w="100" w:type="dxa"/>
+            </w:tcMar>
+            <w:tcBorders>
+              <w:top w:val="single" w:sz="4" w:color="D0D0D0" w:space="0"/>
+              <w:left w:val="single" w:sz="4" w:color="D0D0D0" w:space="0"/>
+              <w:bottom w:val="single" w:sz="4" w:color="D0D0D0" w:space="0"/>
+              <w:right w:val="single" w:sz="4" w:color="D0D0D0" w:space="0"/>
+            </w:tcBorders>
+          </w:tcPr>
+          <w:p>
+            <w:pPr>
+              <w:jc w:val="center"/>
+            </w:pPr>
+            <w:r>
+              <w:rPr>
+                <w:b w:val="0"/>
+                <w:i w:val="0"/>
+                <w:color w:val="222222"/>
+                <w:sz w:val="17"/>
+              </w:rPr>
+              <w:t>10.00 / 10.0</w:t>
+            </w:r>
+          </w:p>
+        </w:tc>
+        <w:tc>
+          <w:tcPr>
+            <w:tcW w:type="dxa" w:w="1020"/>
+            <w:shd w:val="clear" w:color="auto" w:fill="FFF5F5"/>
+            <w:tcMar>
+              <w:top w:w="50" w:type="dxa"/>
+              <w:bottom w:w="50" w:type="dxa"/>
+              <w:left w:w="100" w:type="dxa"/>
+              <w:right w:w="100" w:type="dxa"/>
+            </w:tcMar>
+            <w:tcBorders>
+              <w:top w:val="single" w:sz="4" w:color="D0D0D0" w:space="0"/>
+              <w:left w:val="single" w:sz="4" w:color="D0D0D0" w:space="0"/>
+              <w:bottom w:val="single" w:sz="4" w:color="D0D0D0" w:space="0"/>
+              <w:right w:val="single" w:sz="4" w:color="D0D0D0" w:space="0"/>
+            </w:tcBorders>
+          </w:tcPr>
+          <w:p>
+            <w:pPr>
+              <w:jc w:val="center"/>
+            </w:pPr>
+            <w:r>
+              <w:rPr>
+                <w:b w:val="0"/>
+                <w:i w:val="0"/>
+                <w:color w:val="222222"/>
+                <w:sz w:val="17"/>
+              </w:rPr>
+              <w:t>5.0 / 5</w:t>
+            </w:r>
+          </w:p>
+        </w:tc>
+        <w:tc>
+          <w:tcPr>
+            <w:tcW w:type="dxa" w:w="1247"/>
+            <w:shd w:val="clear" w:color="auto" w:fill="FFF5F5"/>
+            <w:tcMar>
+              <w:top w:w="50" w:type="dxa"/>
+              <w:bottom w:w="50" w:type="dxa"/>
+              <w:left w:w="100" w:type="dxa"/>
+              <w:right w:w="100" w:type="dxa"/>
+            </w:tcMar>
+            <w:tcBorders>
+              <w:top w:val="single" w:sz="4" w:color="D0D0D0" w:space="0"/>
+              <w:left w:val="single" w:sz="4" w:color="D0D0D0" w:space="0"/>
+              <w:bottom w:val="single" w:sz="4" w:color="D0D0D0" w:space="0"/>
+              <w:right w:val="single" w:sz="4" w:color="D0D0D0" w:space="0"/>
+            </w:tcBorders>
+          </w:tcPr>
+          <w:p>
+            <w:pPr>
+              <w:jc w:val="center"/>
+            </w:pPr>
+            <w:r>
+              <w:rPr>
+                <w:b w:val="0"/>
+                <w:i w:val="0"/>
+                <w:color w:val="222222"/>
+                <w:sz w:val="17"/>
+              </w:rPr>
+              <w:t>AMDAL CACAT HUKUM</w:t>
+            </w:r>
+          </w:p>
+        </w:tc>
+      </w:tr>
+      <w:tr>
+        <w:tc>
+          <w:tcPr>
+            <w:tcW w:type="dxa" w:w="737"/>
+            <w:shd w:val="clear" w:color="auto" w:fill="FFFFFF"/>
+            <w:tcMar>
+              <w:top w:w="50" w:type="dxa"/>
+              <w:bottom w:w="50" w:type="dxa"/>
+              <w:left w:w="100" w:type="dxa"/>
+              <w:right w:w="100" w:type="dxa"/>
+            </w:tcMar>
+            <w:tcBorders>
+              <w:top w:val="single" w:sz="4" w:color="D0D0D0" w:space="0"/>
+              <w:left w:val="single" w:sz="4" w:color="D0D0D0" w:space="0"/>
+              <w:bottom w:val="single" w:sz="4" w:color="D0D0D0" w:space="0"/>
+              <w:right w:val="single" w:sz="4" w:color="D0D0D0" w:space="0"/>
+            </w:tcBorders>
+          </w:tcPr>
+          <w:p>
+            <w:pPr>
+              <w:jc w:val="center"/>
+            </w:pPr>
+            <w:r>
+              <w:rPr>
+                <w:b w:val="0"/>
+                <w:i w:val="0"/>
+                <w:color w:val="222222"/>
+                <w:sz w:val="17"/>
+              </w:rPr>
+              <w:t>Sosial 2</w:t>
+            </w:r>
+          </w:p>
+        </w:tc>
+        <w:tc>
+          <w:tcPr>
+            <w:tcW w:type="dxa" w:w="1928"/>
+            <w:shd w:val="clear" w:color="auto" w:fill="FFFFFF"/>
+            <w:tcMar>
+              <w:top w:w="50" w:type="dxa"/>
+              <w:bottom w:w="50" w:type="dxa"/>
+              <w:left w:w="100" w:type="dxa"/>
+              <w:right w:w="100" w:type="dxa"/>
+            </w:tcMar>
+            <w:tcBorders>
+              <w:top w:val="single" w:sz="4" w:color="D0D0D0" w:space="0"/>
+              <w:left w:val="single" w:sz="4" w:color="D0D0D0" w:space="0"/>
+              <w:bottom w:val="single" w:sz="4" w:color="D0D0D0" w:space="0"/>
+              <w:right w:val="single" w:sz="4" w:color="D0D0D0" w:space="0"/>
+            </w:tcBorders>
+          </w:tcPr>
+          <w:p>
+            <w:pPr>
+              <w:jc w:val="left"/>
+            </w:pPr>
+            <w:r>
+              <w:rPr>
+                <w:b w:val="0"/>
+                <w:i w:val="0"/>
+                <w:color w:val="222222"/>
+                <w:sz w:val="17"/>
+              </w:rPr>
+              <w:t>Perampasan Ruang Hidup &amp; Korban</w:t>
+            </w:r>
+          </w:p>
+        </w:tc>
+        <w:tc>
+          <w:tcPr>
+            <w:tcW w:type="dxa" w:w="1417"/>
+            <w:shd w:val="clear" w:color="auto" w:fill="FFFFFF"/>
+            <w:tcMar>
+              <w:top w:w="50" w:type="dxa"/>
+              <w:bottom w:w="50" w:type="dxa"/>
+              <w:left w:w="100" w:type="dxa"/>
+              <w:right w:w="100" w:type="dxa"/>
+            </w:tcMar>
+            <w:tcBorders>
+              <w:top w:val="single" w:sz="4" w:color="D0D0D0" w:space="0"/>
+              <w:left w:val="single" w:sz="4" w:color="D0D0D0" w:space="0"/>
+              <w:bottom w:val="single" w:sz="4" w:color="D0D0D0" w:space="0"/>
+              <w:right w:val="single" w:sz="4" w:color="D0D0D0" w:space="0"/>
+            </w:tcBorders>
+          </w:tcPr>
+          <w:p>
+            <w:pPr>
+              <w:jc w:val="center"/>
+            </w:pPr>
+            <w:r>
+              <w:rPr>
+                <w:b w:val="0"/>
+                <w:i w:val="0"/>
+                <w:color w:val="222222"/>
+                <w:sz w:val="17"/>
+              </w:rPr>
+              <w:t>54,310 Jiwa (505,192 Ha)</w:t>
+            </w:r>
+          </w:p>
+        </w:tc>
+        <w:tc>
+          <w:tcPr>
+            <w:tcW w:type="dxa" w:w="1814"/>
+            <w:shd w:val="clear" w:color="auto" w:fill="FFFFFF"/>
+            <w:tcMar>
+              <w:top w:w="50" w:type="dxa"/>
+              <w:bottom w:w="50" w:type="dxa"/>
+              <w:left w:w="100" w:type="dxa"/>
+              <w:right w:w="100" w:type="dxa"/>
+            </w:tcMar>
+            <w:tcBorders>
+              <w:top w:val="single" w:sz="4" w:color="D0D0D0" w:space="0"/>
+              <w:left w:val="single" w:sz="4" w:color="D0D0D0" w:space="0"/>
+              <w:bottom w:val="single" w:sz="4" w:color="D0D0D0" w:space="0"/>
+              <w:right w:val="single" w:sz="4" w:color="D0D0D0" w:space="0"/>
+            </w:tcBorders>
+          </w:tcPr>
+          <w:p>
+            <w:pPr>
+              <w:jc w:val="left"/>
+            </w:pPr>
+            <w:r>
+              <w:rPr>
+                <w:b w:val="0"/>
+                <w:i w:val="0"/>
+                <w:color w:val="222222"/>
+                <w:sz w:val="17"/>
+              </w:rPr>
+              <w:t>&gt; 40,000 Jiwa (7.4% Demografi Nasional KPA)</w:t>
+            </w:r>
+          </w:p>
+        </w:tc>
+        <w:tc>
+          <w:tcPr>
+            <w:tcW w:type="dxa" w:w="1701"/>
+            <w:shd w:val="clear" w:color="auto" w:fill="FFFFFF"/>
+            <w:tcMar>
+              <w:top w:w="50" w:type="dxa"/>
+              <w:bottom w:w="50" w:type="dxa"/>
+              <w:left w:w="100" w:type="dxa"/>
+              <w:right w:w="100" w:type="dxa"/>
+            </w:tcMar>
+            <w:tcBorders>
+              <w:top w:val="single" w:sz="4" w:color="D0D0D0" w:space="0"/>
+              <w:left w:val="single" w:sz="4" w:color="D0D0D0" w:space="0"/>
+              <w:bottom w:val="single" w:sz="4" w:color="D0D0D0" w:space="0"/>
+              <w:right w:val="single" w:sz="4" w:color="D0D0D0" w:space="0"/>
+            </w:tcBorders>
+          </w:tcPr>
+          <w:p>
+            <w:pPr>
+              <w:jc w:val="left"/>
+            </w:pPr>
+            <w:r>
+              <w:rPr>
+                <w:b w:val="0"/>
+                <w:i w:val="0"/>
+                <w:color w:val="222222"/>
+                <w:sz w:val="17"/>
+              </w:rPr>
+              <w:t>min(10.0, (54,310/40000)*10)</w:t>
+            </w:r>
+          </w:p>
+        </w:tc>
+        <w:tc>
+          <w:tcPr>
+            <w:tcW w:type="dxa" w:w="1020"/>
+            <w:shd w:val="clear" w:color="auto" w:fill="FFFFFF"/>
+            <w:tcMar>
+              <w:top w:w="50" w:type="dxa"/>
+              <w:bottom w:w="50" w:type="dxa"/>
+              <w:left w:w="100" w:type="dxa"/>
+              <w:right w:w="100" w:type="dxa"/>
+            </w:tcMar>
+            <w:tcBorders>
+              <w:top w:val="single" w:sz="4" w:color="D0D0D0" w:space="0"/>
+              <w:left w:val="single" w:sz="4" w:color="D0D0D0" w:space="0"/>
+              <w:bottom w:val="single" w:sz="4" w:color="D0D0D0" w:space="0"/>
+              <w:right w:val="single" w:sz="4" w:color="D0D0D0" w:space="0"/>
+            </w:tcBorders>
+          </w:tcPr>
+          <w:p>
+            <w:pPr>
+              <w:jc w:val="center"/>
+            </w:pPr>
+            <w:r>
+              <w:rPr>
+                <w:b w:val="0"/>
+                <w:i w:val="0"/>
+                <w:color w:val="222222"/>
+                <w:sz w:val="17"/>
+              </w:rPr>
+              <w:t>10.00 / 10.0</w:t>
+            </w:r>
+          </w:p>
+        </w:tc>
+        <w:tc>
+          <w:tcPr>
+            <w:tcW w:type="dxa" w:w="1020"/>
+            <w:shd w:val="clear" w:color="auto" w:fill="FFFFFF"/>
+            <w:tcMar>
+              <w:top w:w="50" w:type="dxa"/>
+              <w:bottom w:w="50" w:type="dxa"/>
+              <w:left w:w="100" w:type="dxa"/>
+              <w:right w:w="100" w:type="dxa"/>
+            </w:tcMar>
+            <w:tcBorders>
+              <w:top w:val="single" w:sz="4" w:color="D0D0D0" w:space="0"/>
+              <w:left w:val="single" w:sz="4" w:color="D0D0D0" w:space="0"/>
+              <w:bottom w:val="single" w:sz="4" w:color="D0D0D0" w:space="0"/>
+              <w:right w:val="single" w:sz="4" w:color="D0D0D0" w:space="0"/>
+            </w:tcBorders>
+          </w:tcPr>
+          <w:p>
+            <w:pPr>
+              <w:jc w:val="center"/>
+            </w:pPr>
+            <w:r>
+              <w:rPr>
+                <w:b w:val="0"/>
+                <w:i w:val="0"/>
+                <w:color w:val="222222"/>
+                <w:sz w:val="17"/>
+              </w:rPr>
+              <w:t>5.0 / 5</w:t>
+            </w:r>
+          </w:p>
+        </w:tc>
+        <w:tc>
+          <w:tcPr>
+            <w:tcW w:type="dxa" w:w="1247"/>
+            <w:shd w:val="clear" w:color="auto" w:fill="FFFFFF"/>
+            <w:tcMar>
+              <w:top w:w="50" w:type="dxa"/>
+              <w:bottom w:w="50" w:type="dxa"/>
+              <w:left w:w="100" w:type="dxa"/>
+              <w:right w:w="100" w:type="dxa"/>
+            </w:tcMar>
+            <w:tcBorders>
+              <w:top w:val="single" w:sz="4" w:color="D0D0D0" w:space="0"/>
+              <w:left w:val="single" w:sz="4" w:color="D0D0D0" w:space="0"/>
+              <w:bottom w:val="single" w:sz="4" w:color="D0D0D0" w:space="0"/>
+              <w:right w:val="single" w:sz="4" w:color="D0D0D0" w:space="0"/>
+            </w:tcBorders>
+          </w:tcPr>
+          <w:p>
+            <w:pPr>
+              <w:jc w:val="center"/>
+            </w:pPr>
+            <w:r>
+              <w:rPr>
+                <w:b w:val="0"/>
+                <w:i w:val="0"/>
+                <w:color w:val="222222"/>
+                <w:sz w:val="17"/>
+              </w:rPr>
+              <w:t>KRISIS AGRARIA</w:t>
+            </w:r>
+          </w:p>
+        </w:tc>
+      </w:tr>
+      <w:tr>
+        <w:tc>
+          <w:tcPr>
+            <w:tcW w:type="dxa" w:w="737"/>
+            <w:shd w:val="clear" w:color="auto" w:fill="FFF5F5"/>
+            <w:tcMar>
+              <w:top w:w="50" w:type="dxa"/>
+              <w:bottom w:w="50" w:type="dxa"/>
+              <w:left w:w="100" w:type="dxa"/>
+              <w:right w:w="100" w:type="dxa"/>
+            </w:tcMar>
+            <w:tcBorders>
+              <w:top w:val="single" w:sz="4" w:color="D0D0D0" w:space="0"/>
+              <w:left w:val="single" w:sz="4" w:color="D0D0D0" w:space="0"/>
+              <w:bottom w:val="single" w:sz="4" w:color="D0D0D0" w:space="0"/>
+              <w:right w:val="single" w:sz="4" w:color="D0D0D0" w:space="0"/>
+            </w:tcBorders>
+          </w:tcPr>
+          <w:p>
+            <w:pPr>
+              <w:jc w:val="center"/>
+            </w:pPr>
+            <w:r>
+              <w:rPr>
+                <w:b w:val="0"/>
+                <w:i w:val="0"/>
+                <w:color w:val="222222"/>
+                <w:sz w:val="17"/>
+              </w:rPr>
+              <w:t>Sosial 3</w:t>
+            </w:r>
+          </w:p>
+        </w:tc>
+        <w:tc>
+          <w:tcPr>
+            <w:tcW w:type="dxa" w:w="1928"/>
+            <w:shd w:val="clear" w:color="auto" w:fill="FFF5F5"/>
+            <w:tcMar>
+              <w:top w:w="50" w:type="dxa"/>
+              <w:bottom w:w="50" w:type="dxa"/>
+              <w:left w:w="100" w:type="dxa"/>
+              <w:right w:w="100" w:type="dxa"/>
+            </w:tcMar>
+            <w:tcBorders>
+              <w:top w:val="single" w:sz="4" w:color="D0D0D0" w:space="0"/>
+              <w:left w:val="single" w:sz="4" w:color="D0D0D0" w:space="0"/>
+              <w:bottom w:val="single" w:sz="4" w:color="D0D0D0" w:space="0"/>
+              <w:right w:val="single" w:sz="4" w:color="D0D0D0" w:space="0"/>
+            </w:tcBorders>
+          </w:tcPr>
+          <w:p>
+            <w:pPr>
+              <w:jc w:val="left"/>
+            </w:pPr>
+            <w:r>
+              <w:rPr>
+                <w:b w:val="0"/>
+                <w:i w:val="0"/>
+                <w:color w:val="222222"/>
+                <w:sz w:val="17"/>
+              </w:rPr>
+              <w:t>Kriminalisasi Warga &amp; Pembela HAM</w:t>
+            </w:r>
+          </w:p>
+        </w:tc>
+        <w:tc>
+          <w:tcPr>
+            <w:tcW w:type="dxa" w:w="1417"/>
+            <w:shd w:val="clear" w:color="auto" w:fill="FFF5F5"/>
+            <w:tcMar>
+              <w:top w:w="50" w:type="dxa"/>
+              <w:bottom w:w="50" w:type="dxa"/>
+              <w:left w:w="100" w:type="dxa"/>
+              <w:right w:w="100" w:type="dxa"/>
+            </w:tcMar>
+            <w:tcBorders>
+              <w:top w:val="single" w:sz="4" w:color="D0D0D0" w:space="0"/>
+              <w:left w:val="single" w:sz="4" w:color="D0D0D0" w:space="0"/>
+              <w:bottom w:val="single" w:sz="4" w:color="D0D0D0" w:space="0"/>
+              <w:right w:val="single" w:sz="4" w:color="D0D0D0" w:space="0"/>
+            </w:tcBorders>
+          </w:tcPr>
+          <w:p>
+            <w:pPr>
+              <w:jc w:val="center"/>
+            </w:pPr>
+            <w:r>
+              <w:rPr>
+                <w:b w:val="0"/>
+                <w:i w:val="0"/>
+                <w:color w:val="222222"/>
+                <w:sz w:val="17"/>
+              </w:rPr>
+              <w:t>21 Insiden (10 Ditangkap)</w:t>
+            </w:r>
+          </w:p>
+        </w:tc>
+        <w:tc>
+          <w:tcPr>
+            <w:tcW w:type="dxa" w:w="1814"/>
+            <w:shd w:val="clear" w:color="auto" w:fill="FFF5F5"/>
+            <w:tcMar>
+              <w:top w:w="50" w:type="dxa"/>
+              <w:bottom w:w="50" w:type="dxa"/>
+              <w:left w:w="100" w:type="dxa"/>
+              <w:right w:w="100" w:type="dxa"/>
+            </w:tcMar>
+            <w:tcBorders>
+              <w:top w:val="single" w:sz="4" w:color="D0D0D0" w:space="0"/>
+              <w:left w:val="single" w:sz="4" w:color="D0D0D0" w:space="0"/>
+              <w:bottom w:val="single" w:sz="4" w:color="D0D0D0" w:space="0"/>
+              <w:right w:val="single" w:sz="4" w:color="D0D0D0" w:space="0"/>
+            </w:tcBorders>
+          </w:tcPr>
+          <w:p>
+            <w:pPr>
+              <w:jc w:val="left"/>
+            </w:pPr>
+            <w:r>
+              <w:rPr>
+                <w:b w:val="0"/>
+                <w:i w:val="0"/>
+                <w:color w:val="222222"/>
+                <w:sz w:val="17"/>
+              </w:rPr>
+              <w:t>&gt; 10 Insiden (Outlier Stat: Mean + 1 SD)</w:t>
+            </w:r>
+          </w:p>
+        </w:tc>
+        <w:tc>
+          <w:tcPr>
+            <w:tcW w:type="dxa" w:w="1701"/>
+            <w:shd w:val="clear" w:color="auto" w:fill="FFF5F5"/>
+            <w:tcMar>
+              <w:top w:w="50" w:type="dxa"/>
+              <w:bottom w:w="50" w:type="dxa"/>
+              <w:left w:w="100" w:type="dxa"/>
+              <w:right w:w="100" w:type="dxa"/>
+            </w:tcMar>
+            <w:tcBorders>
+              <w:top w:val="single" w:sz="4" w:color="D0D0D0" w:space="0"/>
+              <w:left w:val="single" w:sz="4" w:color="D0D0D0" w:space="0"/>
+              <w:bottom w:val="single" w:sz="4" w:color="D0D0D0" w:space="0"/>
+              <w:right w:val="single" w:sz="4" w:color="D0D0D0" w:space="0"/>
+            </w:tcBorders>
+          </w:tcPr>
+          <w:p>
+            <w:pPr>
+              <w:jc w:val="left"/>
+            </w:pPr>
+            <w:r>
+              <w:rPr>
+                <w:b w:val="0"/>
+                <w:i w:val="0"/>
+                <w:color w:val="222222"/>
+                <w:sz w:val="17"/>
+              </w:rPr>
+              <w:t>min(10.0, (21/10.0)*10)</w:t>
+            </w:r>
+          </w:p>
+        </w:tc>
+        <w:tc>
+          <w:tcPr>
+            <w:tcW w:type="dxa" w:w="1020"/>
+            <w:shd w:val="clear" w:color="auto" w:fill="FFF5F5"/>
+            <w:tcMar>
+              <w:top w:w="50" w:type="dxa"/>
+              <w:bottom w:w="50" w:type="dxa"/>
+              <w:left w:w="100" w:type="dxa"/>
+              <w:right w:w="100" w:type="dxa"/>
+            </w:tcMar>
+            <w:tcBorders>
+              <w:top w:val="single" w:sz="4" w:color="D0D0D0" w:space="0"/>
+              <w:left w:val="single" w:sz="4" w:color="D0D0D0" w:space="0"/>
+              <w:bottom w:val="single" w:sz="4" w:color="D0D0D0" w:space="0"/>
+              <w:right w:val="single" w:sz="4" w:color="D0D0D0" w:space="0"/>
+            </w:tcBorders>
+          </w:tcPr>
+          <w:p>
+            <w:pPr>
+              <w:jc w:val="center"/>
+            </w:pPr>
+            <w:r>
+              <w:rPr>
+                <w:b w:val="0"/>
+                <w:i w:val="0"/>
+                <w:color w:val="222222"/>
+                <w:sz w:val="17"/>
+              </w:rPr>
+              <w:t>10.00 / 10.0</w:t>
+            </w:r>
+          </w:p>
+        </w:tc>
+        <w:tc>
+          <w:tcPr>
+            <w:tcW w:type="dxa" w:w="1020"/>
+            <w:shd w:val="clear" w:color="auto" w:fill="FFF5F5"/>
+            <w:tcMar>
+              <w:top w:w="50" w:type="dxa"/>
+              <w:bottom w:w="50" w:type="dxa"/>
+              <w:left w:w="100" w:type="dxa"/>
+              <w:right w:w="100" w:type="dxa"/>
+            </w:tcMar>
+            <w:tcBorders>
+              <w:top w:val="single" w:sz="4" w:color="D0D0D0" w:space="0"/>
+              <w:left w:val="single" w:sz="4" w:color="D0D0D0" w:space="0"/>
+              <w:bottom w:val="single" w:sz="4" w:color="D0D0D0" w:space="0"/>
+              <w:right w:val="single" w:sz="4" w:color="D0D0D0" w:space="0"/>
+            </w:tcBorders>
+          </w:tcPr>
+          <w:p>
+            <w:pPr>
+              <w:jc w:val="center"/>
+            </w:pPr>
+            <w:r>
+              <w:rPr>
+                <w:b w:val="0"/>
+                <w:i w:val="0"/>
+                <w:color w:val="222222"/>
+                <w:sz w:val="17"/>
+              </w:rPr>
+              <w:t>5.0 / 5</w:t>
+            </w:r>
+          </w:p>
+        </w:tc>
+        <w:tc>
+          <w:tcPr>
+            <w:tcW w:type="dxa" w:w="1247"/>
+            <w:shd w:val="clear" w:color="auto" w:fill="FFF5F5"/>
+            <w:tcMar>
+              <w:top w:w="50" w:type="dxa"/>
+              <w:bottom w:w="50" w:type="dxa"/>
+              <w:left w:w="100" w:type="dxa"/>
+              <w:right w:w="100" w:type="dxa"/>
+            </w:tcMar>
+            <w:tcBorders>
+              <w:top w:val="single" w:sz="4" w:color="D0D0D0" w:space="0"/>
+              <w:left w:val="single" w:sz="4" w:color="D0D0D0" w:space="0"/>
+              <w:bottom w:val="single" w:sz="4" w:color="D0D0D0" w:space="0"/>
+              <w:right w:val="single" w:sz="4" w:color="D0D0D0" w:space="0"/>
+            </w:tcBorders>
+          </w:tcPr>
+          <w:p>
+            <w:pPr>
+              <w:jc w:val="center"/>
+            </w:pPr>
+            <w:r>
+              <w:rPr>
+                <w:b w:val="0"/>
+                <w:i w:val="0"/>
+                <w:color w:val="222222"/>
+                <w:sz w:val="17"/>
+              </w:rPr>
+              <w:t>KEKERASAN NEGARA</w:t>
+            </w:r>
+          </w:p>
+        </w:tc>
+      </w:tr>
+      <w:tr>
+        <w:tc>
+          <w:tcPr>
+            <w:tcW w:type="dxa" w:w="737"/>
+            <w:shd w:val="clear" w:color="auto" w:fill="FFFFFF"/>
+            <w:tcMar>
+              <w:top w:w="50" w:type="dxa"/>
+              <w:bottom w:w="50" w:type="dxa"/>
+              <w:left w:w="100" w:type="dxa"/>
+              <w:right w:w="100" w:type="dxa"/>
+            </w:tcMar>
+            <w:tcBorders>
+              <w:top w:val="single" w:sz="4" w:color="D0D0D0" w:space="0"/>
+              <w:left w:val="single" w:sz="4" w:color="D0D0D0" w:space="0"/>
+              <w:bottom w:val="single" w:sz="4" w:color="D0D0D0" w:space="0"/>
+              <w:right w:val="single" w:sz="4" w:color="D0D0D0" w:space="0"/>
+            </w:tcBorders>
+          </w:tcPr>
+          <w:p>
+            <w:pPr>
+              <w:jc w:val="center"/>
+            </w:pPr>
+            <w:r>
+              <w:rPr>
+                <w:b w:val="0"/>
+                <w:i w:val="0"/>
+                <w:color w:val="222222"/>
+                <w:sz w:val="17"/>
+              </w:rPr>
+              <w:t>Sosial 4</w:t>
+            </w:r>
+          </w:p>
+        </w:tc>
+        <w:tc>
+          <w:tcPr>
+            <w:tcW w:type="dxa" w:w="1928"/>
+            <w:shd w:val="clear" w:color="auto" w:fill="FFFFFF"/>
+            <w:tcMar>
+              <w:top w:w="50" w:type="dxa"/>
+              <w:bottom w:w="50" w:type="dxa"/>
+              <w:left w:w="100" w:type="dxa"/>
+              <w:right w:w="100" w:type="dxa"/>
+            </w:tcMar>
+            <w:tcBorders>
+              <w:top w:val="single" w:sz="4" w:color="D0D0D0" w:space="0"/>
+              <w:left w:val="single" w:sz="4" w:color="D0D0D0" w:space="0"/>
+              <w:bottom w:val="single" w:sz="4" w:color="D0D0D0" w:space="0"/>
+              <w:right w:val="single" w:sz="4" w:color="D0D0D0" w:space="0"/>
+            </w:tcBorders>
+          </w:tcPr>
+          <w:p>
+            <w:pPr>
+              <w:jc w:val="left"/>
+            </w:pPr>
+            <w:r>
+              <w:rPr>
+                <w:b w:val="0"/>
+                <w:i w:val="0"/>
+                <w:color w:val="222222"/>
+                <w:sz w:val="17"/>
+              </w:rPr>
+              <w:t>Defisit Standar Layanan Faskes (SPA)</w:t>
+            </w:r>
+          </w:p>
+        </w:tc>
+        <w:tc>
+          <w:tcPr>
+            <w:tcW w:type="dxa" w:w="1417"/>
+            <w:shd w:val="clear" w:color="auto" w:fill="FFFFFF"/>
+            <w:tcMar>
+              <w:top w:w="50" w:type="dxa"/>
+              <w:bottom w:w="50" w:type="dxa"/>
+              <w:left w:w="100" w:type="dxa"/>
+              <w:right w:w="100" w:type="dxa"/>
+            </w:tcMar>
+            <w:tcBorders>
+              <w:top w:val="single" w:sz="4" w:color="D0D0D0" w:space="0"/>
+              <w:left w:val="single" w:sz="4" w:color="D0D0D0" w:space="0"/>
+              <w:bottom w:val="single" w:sz="4" w:color="D0D0D0" w:space="0"/>
+              <w:right w:val="single" w:sz="4" w:color="D0D0D0" w:space="0"/>
+            </w:tcBorders>
+          </w:tcPr>
+          <w:p>
+            <w:pPr>
+              <w:jc w:val="center"/>
+            </w:pPr>
+            <w:r>
+              <w:rPr>
+                <w:b w:val="0"/>
+                <w:i w:val="0"/>
+                <w:color w:val="222222"/>
+                <w:sz w:val="17"/>
+              </w:rPr>
+              <w:t>74.35% (Gap: 5.65%)</w:t>
+            </w:r>
+          </w:p>
+        </w:tc>
+        <w:tc>
+          <w:tcPr>
+            <w:tcW w:type="dxa" w:w="1814"/>
+            <w:shd w:val="clear" w:color="auto" w:fill="FFFFFF"/>
+            <w:tcMar>
+              <w:top w:w="50" w:type="dxa"/>
+              <w:bottom w:w="50" w:type="dxa"/>
+              <w:left w:w="100" w:type="dxa"/>
+              <w:right w:w="100" w:type="dxa"/>
+            </w:tcMar>
+            <w:tcBorders>
+              <w:top w:val="single" w:sz="4" w:color="D0D0D0" w:space="0"/>
+              <w:left w:val="single" w:sz="4" w:color="D0D0D0" w:space="0"/>
+              <w:bottom w:val="single" w:sz="4" w:color="D0D0D0" w:space="0"/>
+              <w:right w:val="single" w:sz="4" w:color="D0D0D0" w:space="0"/>
+            </w:tcBorders>
+          </w:tcPr>
+          <w:p>
+            <w:pPr>
+              <w:jc w:val="left"/>
+            </w:pPr>
+            <w:r>
+              <w:rPr>
+                <w:b w:val="0"/>
+                <w:i w:val="0"/>
+                <w:color w:val="222222"/>
+                <w:sz w:val="17"/>
+              </w:rPr>
+              <w:t>Target Min 80.0% (Defisit Max 45.0%)</w:t>
+            </w:r>
+          </w:p>
+        </w:tc>
+        <w:tc>
+          <w:tcPr>
+            <w:tcW w:type="dxa" w:w="1701"/>
+            <w:shd w:val="clear" w:color="auto" w:fill="FFFFFF"/>
+            <w:tcMar>
+              <w:top w:w="50" w:type="dxa"/>
+              <w:bottom w:w="50" w:type="dxa"/>
+              <w:left w:w="100" w:type="dxa"/>
+              <w:right w:w="100" w:type="dxa"/>
+            </w:tcMar>
+            <w:tcBorders>
+              <w:top w:val="single" w:sz="4" w:color="D0D0D0" w:space="0"/>
+              <w:left w:val="single" w:sz="4" w:color="D0D0D0" w:space="0"/>
+              <w:bottom w:val="single" w:sz="4" w:color="D0D0D0" w:space="0"/>
+              <w:right w:val="single" w:sz="4" w:color="D0D0D0" w:space="0"/>
+            </w:tcBorders>
+          </w:tcPr>
+          <w:p>
+            <w:pPr>
+              <w:jc w:val="left"/>
+            </w:pPr>
+            <w:r>
+              <w:rPr>
+                <w:b w:val="0"/>
+                <w:i w:val="0"/>
+                <w:color w:val="222222"/>
+                <w:sz w:val="17"/>
+              </w:rPr>
+              <w:t>min(10.0, (5.65/45.0)*10)</w:t>
+            </w:r>
+          </w:p>
+        </w:tc>
+        <w:tc>
+          <w:tcPr>
+            <w:tcW w:type="dxa" w:w="1020"/>
+            <w:shd w:val="clear" w:color="auto" w:fill="FFFFFF"/>
+            <w:tcMar>
+              <w:top w:w="50" w:type="dxa"/>
+              <w:bottom w:w="50" w:type="dxa"/>
+              <w:left w:w="100" w:type="dxa"/>
+              <w:right w:w="100" w:type="dxa"/>
+            </w:tcMar>
+            <w:tcBorders>
+              <w:top w:val="single" w:sz="4" w:color="D0D0D0" w:space="0"/>
+              <w:left w:val="single" w:sz="4" w:color="D0D0D0" w:space="0"/>
+              <w:bottom w:val="single" w:sz="4" w:color="D0D0D0" w:space="0"/>
+              <w:right w:val="single" w:sz="4" w:color="D0D0D0" w:space="0"/>
+            </w:tcBorders>
+          </w:tcPr>
+          <w:p>
+            <w:pPr>
+              <w:jc w:val="center"/>
+            </w:pPr>
+            <w:r>
+              <w:rPr>
+                <w:b w:val="0"/>
+                <w:i w:val="0"/>
+                <w:color w:val="222222"/>
+                <w:sz w:val="17"/>
+              </w:rPr>
+              <w:t>1.26 / 10.0</w:t>
+            </w:r>
+          </w:p>
+        </w:tc>
+        <w:tc>
+          <w:tcPr>
+            <w:tcW w:type="dxa" w:w="1020"/>
+            <w:shd w:val="clear" w:color="auto" w:fill="FFFFFF"/>
+            <w:tcMar>
+              <w:top w:w="50" w:type="dxa"/>
+              <w:bottom w:w="50" w:type="dxa"/>
+              <w:left w:w="100" w:type="dxa"/>
+              <w:right w:w="100" w:type="dxa"/>
+            </w:tcMar>
+            <w:tcBorders>
+              <w:top w:val="single" w:sz="4" w:color="D0D0D0" w:space="0"/>
+              <w:left w:val="single" w:sz="4" w:color="D0D0D0" w:space="0"/>
+              <w:bottom w:val="single" w:sz="4" w:color="D0D0D0" w:space="0"/>
+              <w:right w:val="single" w:sz="4" w:color="D0D0D0" w:space="0"/>
+            </w:tcBorders>
+          </w:tcPr>
+          <w:p>
+            <w:pPr>
+              <w:jc w:val="center"/>
+            </w:pPr>
+            <w:r>
+              <w:rPr>
+                <w:b w:val="0"/>
+                <w:i w:val="0"/>
+                <w:color w:val="222222"/>
+                <w:sz w:val="17"/>
+              </w:rPr>
+              <w:t>0.6 / 5</w:t>
+            </w:r>
+          </w:p>
+        </w:tc>
+        <w:tc>
+          <w:tcPr>
+            <w:tcW w:type="dxa" w:w="1247"/>
+            <w:shd w:val="clear" w:color="auto" w:fill="FFFFFF"/>
+            <w:tcMar>
+              <w:top w:w="50" w:type="dxa"/>
+              <w:bottom w:w="50" w:type="dxa"/>
+              <w:left w:w="100" w:type="dxa"/>
+              <w:right w:w="100" w:type="dxa"/>
+            </w:tcMar>
+            <w:tcBorders>
+              <w:top w:val="single" w:sz="4" w:color="D0D0D0" w:space="0"/>
+              <w:left w:val="single" w:sz="4" w:color="D0D0D0" w:space="0"/>
+              <w:bottom w:val="single" w:sz="4" w:color="D0D0D0" w:space="0"/>
+              <w:right w:val="single" w:sz="4" w:color="D0D0D0" w:space="0"/>
+            </w:tcBorders>
+          </w:tcPr>
+          <w:p>
+            <w:pPr>
+              <w:jc w:val="center"/>
+            </w:pPr>
+            <w:r>
+              <w:rPr>
+                <w:b w:val="0"/>
+                <w:i w:val="0"/>
+                <w:color w:val="222222"/>
+                <w:sz w:val="17"/>
+              </w:rPr>
+              <w:t>TERKENDALI / DEFISIT</w:t>
+            </w:r>
+          </w:p>
+        </w:tc>
+      </w:tr>
+      <w:tr>
+        <w:tc>
+          <w:tcPr>
+            <w:tcW w:type="dxa" w:w="737"/>
+            <w:shd w:val="clear" w:color="auto" w:fill="FFF5F5"/>
+            <w:tcMar>
+              <w:top w:w="50" w:type="dxa"/>
+              <w:bottom w:w="50" w:type="dxa"/>
+              <w:left w:w="100" w:type="dxa"/>
+              <w:right w:w="100" w:type="dxa"/>
+            </w:tcMar>
+            <w:tcBorders>
+              <w:top w:val="single" w:sz="4" w:color="D0D0D0" w:space="0"/>
+              <w:left w:val="single" w:sz="4" w:color="D0D0D0" w:space="0"/>
+              <w:bottom w:val="single" w:sz="4" w:color="D0D0D0" w:space="0"/>
+              <w:right w:val="single" w:sz="4" w:color="D0D0D0" w:space="0"/>
+            </w:tcBorders>
+          </w:tcPr>
+          <w:p>
+            <w:pPr>
+              <w:jc w:val="center"/>
+            </w:pPr>
+            <w:r>
+              <w:rPr>
+                <w:b w:val="0"/>
+                <w:i w:val="0"/>
+                <w:color w:val="222222"/>
+                <w:sz w:val="17"/>
+              </w:rPr>
+              <w:t>TOTAL</w:t>
+            </w:r>
+          </w:p>
+        </w:tc>
+        <w:tc>
+          <w:tcPr>
+            <w:tcW w:type="dxa" w:w="1928"/>
+            <w:shd w:val="clear" w:color="auto" w:fill="FFF5F5"/>
+            <w:tcMar>
+              <w:top w:w="50" w:type="dxa"/>
+              <w:bottom w:w="50" w:type="dxa"/>
+              <w:left w:w="100" w:type="dxa"/>
+              <w:right w:w="100" w:type="dxa"/>
+            </w:tcMar>
+            <w:tcBorders>
+              <w:top w:val="single" w:sz="4" w:color="D0D0D0" w:space="0"/>
+              <w:left w:val="single" w:sz="4" w:color="D0D0D0" w:space="0"/>
+              <w:bottom w:val="single" w:sz="4" w:color="D0D0D0" w:space="0"/>
+              <w:right w:val="single" w:sz="4" w:color="D0D0D0" w:space="0"/>
+            </w:tcBorders>
+          </w:tcPr>
+          <w:p>
+            <w:pPr>
+              <w:jc w:val="left"/>
+            </w:pPr>
+            <w:r>
+              <w:rPr>
+                <w:b w:val="0"/>
+                <w:i w:val="0"/>
+                <w:color w:val="222222"/>
+                <w:sz w:val="17"/>
+              </w:rPr>
+              <w:t>Akumulasi Skor Indikator Sosial</w:t>
+            </w:r>
+          </w:p>
+        </w:tc>
+        <w:tc>
+          <w:tcPr>
+            <w:tcW w:type="dxa" w:w="1417"/>
+            <w:shd w:val="clear" w:color="auto" w:fill="FFF5F5"/>
+            <w:tcMar>
+              <w:top w:w="50" w:type="dxa"/>
+              <w:bottom w:w="50" w:type="dxa"/>
+              <w:left w:w="100" w:type="dxa"/>
+              <w:right w:w="100" w:type="dxa"/>
+            </w:tcMar>
+            <w:tcBorders>
+              <w:top w:val="single" w:sz="4" w:color="D0D0D0" w:space="0"/>
+              <w:left w:val="single" w:sz="4" w:color="D0D0D0" w:space="0"/>
+              <w:bottom w:val="single" w:sz="4" w:color="D0D0D0" w:space="0"/>
+              <w:right w:val="single" w:sz="4" w:color="D0D0D0" w:space="0"/>
+            </w:tcBorders>
+          </w:tcPr>
+          <w:p>
+            <w:pPr>
+              <w:jc w:val="center"/>
+            </w:pPr>
+            <w:r>
+              <w:rPr>
+                <w:b w:val="0"/>
+                <w:i w:val="0"/>
+                <w:color w:val="222222"/>
+                <w:sz w:val="17"/>
+              </w:rPr>
+              <w:t>Rata-rata 4 Pilar SAW</w:t>
+            </w:r>
+          </w:p>
+        </w:tc>
+        <w:tc>
+          <w:tcPr>
+            <w:tcW w:type="dxa" w:w="1814"/>
+            <w:shd w:val="clear" w:color="auto" w:fill="FFF5F5"/>
+            <w:tcMar>
+              <w:top w:w="50" w:type="dxa"/>
+              <w:bottom w:w="50" w:type="dxa"/>
+              <w:left w:w="100" w:type="dxa"/>
+              <w:right w:w="100" w:type="dxa"/>
+            </w:tcMar>
+            <w:tcBorders>
+              <w:top w:val="single" w:sz="4" w:color="D0D0D0" w:space="0"/>
+              <w:left w:val="single" w:sz="4" w:color="D0D0D0" w:space="0"/>
+              <w:bottom w:val="single" w:sz="4" w:color="D0D0D0" w:space="0"/>
+              <w:right w:val="single" w:sz="4" w:color="D0D0D0" w:space="0"/>
+            </w:tcBorders>
+          </w:tcPr>
+          <w:p>
+            <w:pPr>
+              <w:jc w:val="left"/>
+            </w:pPr>
+            <w:r>
+              <w:rPr>
+                <w:b w:val="0"/>
+                <w:i w:val="0"/>
+                <w:color w:val="222222"/>
+                <w:sz w:val="17"/>
+              </w:rPr>
+              <w:t>Threshold Kritis &gt;= 4.0 / 6.0</w:t>
+            </w:r>
+          </w:p>
+        </w:tc>
+        <w:tc>
+          <w:tcPr>
+            <w:tcW w:type="dxa" w:w="1701"/>
+            <w:shd w:val="clear" w:color="auto" w:fill="FFF5F5"/>
+            <w:tcMar>
+              <w:top w:w="50" w:type="dxa"/>
+              <w:bottom w:w="50" w:type="dxa"/>
+              <w:left w:w="100" w:type="dxa"/>
+              <w:right w:w="100" w:type="dxa"/>
+            </w:tcMar>
+            <w:tcBorders>
+              <w:top w:val="single" w:sz="4" w:color="D0D0D0" w:space="0"/>
+              <w:left w:val="single" w:sz="4" w:color="D0D0D0" w:space="0"/>
+              <w:bottom w:val="single" w:sz="4" w:color="D0D0D0" w:space="0"/>
+              <w:right w:val="single" w:sz="4" w:color="D0D0D0" w:space="0"/>
+            </w:tcBorders>
+          </w:tcPr>
+          <w:p>
+            <w:pPr>
+              <w:jc w:val="left"/>
+            </w:pPr>
+            <w:r>
+              <w:rPr>
+                <w:b w:val="0"/>
+                <w:i w:val="0"/>
+                <w:color w:val="222222"/>
+                <w:sz w:val="17"/>
+              </w:rPr>
+              <w:t>Σ(Skor 1..4) / 4</w:t>
+            </w:r>
+          </w:p>
+        </w:tc>
+        <w:tc>
+          <w:tcPr>
+            <w:tcW w:type="dxa" w:w="1020"/>
+            <w:shd w:val="clear" w:color="auto" w:fill="FFF5F5"/>
+            <w:tcMar>
+              <w:top w:w="50" w:type="dxa"/>
+              <w:bottom w:w="50" w:type="dxa"/>
+              <w:left w:w="100" w:type="dxa"/>
+              <w:right w:w="100" w:type="dxa"/>
+            </w:tcMar>
+            <w:tcBorders>
+              <w:top w:val="single" w:sz="4" w:color="D0D0D0" w:space="0"/>
+              <w:left w:val="single" w:sz="4" w:color="D0D0D0" w:space="0"/>
+              <w:bottom w:val="single" w:sz="4" w:color="D0D0D0" w:space="0"/>
+              <w:right w:val="single" w:sz="4" w:color="D0D0D0" w:space="0"/>
+            </w:tcBorders>
+          </w:tcPr>
+          <w:p>
+            <w:pPr>
+              <w:jc w:val="center"/>
+            </w:pPr>
+            <w:r>
+              <w:rPr>
+                <w:b w:val="0"/>
+                <w:i w:val="0"/>
+                <w:color w:val="222222"/>
+                <w:sz w:val="17"/>
+              </w:rPr>
+              <w:t>7.81 / 10.0</w:t>
+            </w:r>
+          </w:p>
+        </w:tc>
+        <w:tc>
+          <w:tcPr>
+            <w:tcW w:type="dxa" w:w="1020"/>
+            <w:shd w:val="clear" w:color="auto" w:fill="FFF5F5"/>
+            <w:tcMar>
+              <w:top w:w="50" w:type="dxa"/>
+              <w:bottom w:w="50" w:type="dxa"/>
+              <w:left w:w="100" w:type="dxa"/>
+              <w:right w:w="100" w:type="dxa"/>
+            </w:tcMar>
+            <w:tcBorders>
+              <w:top w:val="single" w:sz="4" w:color="D0D0D0" w:space="0"/>
+              <w:left w:val="single" w:sz="4" w:color="D0D0D0" w:space="0"/>
+              <w:bottom w:val="single" w:sz="4" w:color="D0D0D0" w:space="0"/>
+              <w:right w:val="single" w:sz="4" w:color="D0D0D0" w:space="0"/>
+            </w:tcBorders>
+          </w:tcPr>
+          <w:p>
+            <w:pPr>
+              <w:jc w:val="center"/>
+            </w:pPr>
+            <w:r>
+              <w:rPr>
+                <w:b w:val="0"/>
+                <w:i w:val="0"/>
+                <w:color w:val="222222"/>
+                <w:sz w:val="17"/>
+              </w:rPr>
+              <w:t>3.9 / 5</w:t>
+            </w:r>
+          </w:p>
+        </w:tc>
+        <w:tc>
+          <w:tcPr>
+            <w:tcW w:type="dxa" w:w="1247"/>
+            <w:shd w:val="clear" w:color="auto" w:fill="FFF5F5"/>
+            <w:tcMar>
+              <w:top w:w="50" w:type="dxa"/>
+              <w:bottom w:w="50" w:type="dxa"/>
+              <w:left w:w="100" w:type="dxa"/>
+              <w:right w:w="100" w:type="dxa"/>
+            </w:tcMar>
+            <w:tcBorders>
+              <w:top w:val="single" w:sz="4" w:color="D0D0D0" w:space="0"/>
+              <w:left w:val="single" w:sz="4" w:color="D0D0D0" w:space="0"/>
+              <w:bottom w:val="single" w:sz="4" w:color="D0D0D0" w:space="0"/>
+              <w:right w:val="single" w:sz="4" w:color="D0D0D0" w:space="0"/>
+            </w:tcBorders>
+          </w:tcPr>
+          <w:p>
+            <w:pPr>
+              <w:jc w:val="center"/>
+            </w:pPr>
+            <w:r>
+              <w:rPr>
+                <w:b w:val="0"/>
+                <w:i w:val="0"/>
+                <w:color w:val="222222"/>
+                <w:sz w:val="17"/>
+              </w:rPr>
+              <w:t>STATUS: PERLU PENGAWASAN</w:t>
+            </w:r>
+          </w:p>
+        </w:tc>
+      </w:tr>
+    </w:tbl>
+    <w:p>
+      <w:pPr>
+        <w:spacing w:after="80"/>
+      </w:pPr>
+    </w:p>
+    <w:p>
+      <w:pPr>
+        <w:spacing w:before="120" w:after="40"/>
+      </w:pPr>
+      <w:r>
+        <w:rPr>
+          <w:b/>
+          <w:i/>
+          <w:color w:val="B71C1C"/>
+          <w:sz w:val="17"/>
+        </w:rPr>
+        <w:t>Tabel 6.8: Dasar Regulasi, Dokumen Legal, dan Landasan Ilmiah Ambang Batas Matriks Sosial</w:t>
+      </w:r>
+    </w:p>
+    <w:tbl>
+      <w:tblPr>
+        <w:tblStyle w:val="TableGrid"/>
+        <w:tblW w:type="auto" w:w="0"/>
+        <w:jc w:val="center"/>
+        <w:tblLayout w:type="fixed"/>
+        <w:tblLook w:firstColumn="1" w:firstRow="1" w:lastColumn="0" w:lastRow="0" w:noHBand="0" w:noVBand="1" w:val="04A0"/>
+      </w:tblPr>
+      <w:tblGrid>
+        <w:gridCol w:w="1928"/>
+        <w:gridCol w:w="1928"/>
+        <w:gridCol w:w="1928"/>
+        <w:gridCol w:w="1928"/>
+        <w:gridCol w:w="1928"/>
+      </w:tblGrid>
+      <w:tr>
+        <w:tc>
+          <w:tcPr>
+            <w:tcW w:type="dxa" w:w="1417"/>
+            <w:shd w:val="clear" w:color="auto" w:fill="B71C1C"/>
+            <w:tcMar>
+              <w:top w:w="70" w:type="dxa"/>
+              <w:bottom w:w="70" w:type="dxa"/>
+              <w:left w:w="100" w:type="dxa"/>
+              <w:right w:w="100" w:type="dxa"/>
+            </w:tcMar>
+            <w:tcBorders>
+              <w:top w:val="single" w:sz="4" w:color="D0D0D0" w:space="0"/>
+              <w:left w:val="single" w:sz="4" w:color="D0D0D0" w:space="0"/>
+              <w:bottom w:val="single" w:sz="8" w:color="880E4F" w:space="0"/>
+              <w:right w:val="single" w:sz="4" w:color="D0D0D0" w:space="0"/>
+            </w:tcBorders>
+          </w:tcPr>
+          <w:p>
+            <w:pPr>
+              <w:jc w:val="left"/>
+            </w:pPr>
+            <w:r>
+              <w:rPr>
+                <w:b/>
+                <w:i w:val="0"/>
+                <w:color w:val="FFFFFF"/>
+                <w:sz w:val="17"/>
+              </w:rPr>
+              <w:t>Parameter</w:t>
+            </w:r>
+          </w:p>
+        </w:tc>
+        <w:tc>
+          <w:tcPr>
+            <w:tcW w:type="dxa" w:w="1984"/>
+            <w:shd w:val="clear" w:color="auto" w:fill="B71C1C"/>
+            <w:tcMar>
+              <w:top w:w="70" w:type="dxa"/>
+              <w:bottom w:w="70" w:type="dxa"/>
+              <w:left w:w="100" w:type="dxa"/>
+              <w:right w:w="100" w:type="dxa"/>
+            </w:tcMar>
+            <w:tcBorders>
+              <w:top w:val="single" w:sz="4" w:color="D0D0D0" w:space="0"/>
+              <w:left w:val="single" w:sz="4" w:color="D0D0D0" w:space="0"/>
+              <w:bottom w:val="single" w:sz="8" w:color="880E4F" w:space="0"/>
+              <w:right w:val="single" w:sz="4" w:color="D0D0D0" w:space="0"/>
+            </w:tcBorders>
+          </w:tcPr>
+          <w:p>
+            <w:pPr>
+              <w:jc w:val="left"/>
+            </w:pPr>
+            <w:r>
+              <w:rPr>
+                <w:b/>
+                <w:i w:val="0"/>
+                <w:color w:val="FFFFFF"/>
+                <w:sz w:val="17"/>
+              </w:rPr>
+              <w:t>Regulasi / Rujukan Ilmiah</w:t>
+            </w:r>
+          </w:p>
+        </w:tc>
+        <w:tc>
+          <w:tcPr>
+            <w:tcW w:type="dxa" w:w="4252"/>
+            <w:shd w:val="clear" w:color="auto" w:fill="B71C1C"/>
+            <w:tcMar>
+              <w:top w:w="70" w:type="dxa"/>
+              <w:bottom w:w="70" w:type="dxa"/>
+              <w:left w:w="100" w:type="dxa"/>
+              <w:right w:w="100" w:type="dxa"/>
+            </w:tcMar>
+            <w:tcBorders>
+              <w:top w:val="single" w:sz="4" w:color="D0D0D0" w:space="0"/>
+              <w:left w:val="single" w:sz="4" w:color="D0D0D0" w:space="0"/>
+              <w:bottom w:val="single" w:sz="8" w:color="880E4F" w:space="0"/>
+              <w:right w:val="single" w:sz="4" w:color="D0D0D0" w:space="0"/>
+            </w:tcBorders>
+          </w:tcPr>
+          <w:p>
+            <w:pPr>
+              <w:jc w:val="left"/>
+            </w:pPr>
+            <w:r>
+              <w:rPr>
+                <w:b/>
+                <w:i w:val="0"/>
+                <w:color w:val="FFFFFF"/>
+                <w:sz w:val="17"/>
+              </w:rPr>
+              <w:t>Kutipan Dokumen Resmi / Verbatim</w:t>
+            </w:r>
+          </w:p>
+        </w:tc>
+        <w:tc>
+          <w:tcPr>
+            <w:tcW w:type="dxa" w:w="1417"/>
+            <w:shd w:val="clear" w:color="auto" w:fill="B71C1C"/>
+            <w:tcMar>
+              <w:top w:w="70" w:type="dxa"/>
+              <w:bottom w:w="70" w:type="dxa"/>
+              <w:left w:w="100" w:type="dxa"/>
+              <w:right w:w="100" w:type="dxa"/>
+            </w:tcMar>
+            <w:tcBorders>
+              <w:top w:val="single" w:sz="4" w:color="D0D0D0" w:space="0"/>
+              <w:left w:val="single" w:sz="4" w:color="D0D0D0" w:space="0"/>
+              <w:bottom w:val="single" w:sz="8" w:color="880E4F" w:space="0"/>
+              <w:right w:val="single" w:sz="4" w:color="D0D0D0" w:space="0"/>
+            </w:tcBorders>
+          </w:tcPr>
+          <w:p>
+            <w:pPr>
+              <w:jc w:val="center"/>
+            </w:pPr>
+            <w:r>
+              <w:rPr>
+                <w:b/>
+                <w:i w:val="0"/>
+                <w:color w:val="FFFFFF"/>
+                <w:sz w:val="17"/>
+              </w:rPr>
+              <w:t>Pasal / Hal.</w:t>
+            </w:r>
+          </w:p>
+        </w:tc>
+        <w:tc>
+          <w:tcPr>
+            <w:tcW w:type="dxa" w:w="1134"/>
+            <w:shd w:val="clear" w:color="auto" w:fill="B71C1C"/>
+            <w:tcMar>
+              <w:top w:w="70" w:type="dxa"/>
+              <w:bottom w:w="70" w:type="dxa"/>
+              <w:left w:w="100" w:type="dxa"/>
+              <w:right w:w="100" w:type="dxa"/>
+            </w:tcMar>
+            <w:tcBorders>
+              <w:top w:val="single" w:sz="4" w:color="D0D0D0" w:space="0"/>
+              <w:left w:val="single" w:sz="4" w:color="D0D0D0" w:space="0"/>
+              <w:bottom w:val="single" w:sz="8" w:color="880E4F" w:space="0"/>
+              <w:right w:val="single" w:sz="4" w:color="D0D0D0" w:space="0"/>
+            </w:tcBorders>
+          </w:tcPr>
+          <w:p>
+            <w:pPr>
+              <w:jc w:val="center"/>
+            </w:pPr>
+            <w:r>
+              <w:rPr>
+                <w:b/>
+                <w:i w:val="0"/>
+                <w:color w:val="FFFFFF"/>
+                <w:sz w:val="17"/>
+              </w:rPr>
+              <w:t>Status Audit</w:t>
+            </w:r>
+          </w:p>
+        </w:tc>
+      </w:tr>
+      <w:tr>
+        <w:tc>
+          <w:tcPr>
+            <w:tcW w:type="dxa" w:w="1417"/>
+            <w:shd w:val="clear" w:color="auto" w:fill="FFF5F5"/>
+            <w:tcMar>
+              <w:top w:w="50" w:type="dxa"/>
+              <w:bottom w:w="50" w:type="dxa"/>
+              <w:left w:w="100" w:type="dxa"/>
+              <w:right w:w="100" w:type="dxa"/>
+            </w:tcMar>
+            <w:tcBorders>
+              <w:top w:val="single" w:sz="4" w:color="D0D0D0" w:space="0"/>
+              <w:left w:val="single" w:sz="4" w:color="D0D0D0" w:space="0"/>
+              <w:bottom w:val="single" w:sz="4" w:color="D0D0D0" w:space="0"/>
+              <w:right w:val="single" w:sz="4" w:color="D0D0D0" w:space="0"/>
+            </w:tcBorders>
+          </w:tcPr>
+          <w:p>
+            <w:pPr>
+              <w:jc w:val="left"/>
+            </w:pPr>
+            <w:r>
+              <w:rPr>
+                <w:b w:val="0"/>
+                <w:i w:val="0"/>
+                <w:color w:val="222222"/>
+                <w:sz w:val="17"/>
+              </w:rPr>
+              <w:t>Manipulasi FPIC (Sosial 1)</w:t>
+            </w:r>
+          </w:p>
+        </w:tc>
+        <w:tc>
+          <w:tcPr>
+            <w:tcW w:type="dxa" w:w="1984"/>
+            <w:shd w:val="clear" w:color="auto" w:fill="FFF5F5"/>
+            <w:tcMar>
+              <w:top w:w="50" w:type="dxa"/>
+              <w:bottom w:w="50" w:type="dxa"/>
+              <w:left w:w="100" w:type="dxa"/>
+              <w:right w:w="100" w:type="dxa"/>
+            </w:tcMar>
+            <w:tcBorders>
+              <w:top w:val="single" w:sz="4" w:color="D0D0D0" w:space="0"/>
+              <w:left w:val="single" w:sz="4" w:color="D0D0D0" w:space="0"/>
+              <w:bottom w:val="single" w:sz="4" w:color="D0D0D0" w:space="0"/>
+              <w:right w:val="single" w:sz="4" w:color="D0D0D0" w:space="0"/>
+            </w:tcBorders>
+          </w:tcPr>
+          <w:p>
+            <w:pPr>
+              <w:jc w:val="left"/>
+            </w:pPr>
+            <w:r>
+              <w:rPr>
+                <w:b w:val="0"/>
+                <w:i w:val="0"/>
+                <w:color w:val="222222"/>
+                <w:sz w:val="17"/>
+              </w:rPr>
+              <w:t>IFC Performance Standard 7 &amp; Equator Principles 4</w:t>
+            </w:r>
+          </w:p>
+        </w:tc>
+        <w:tc>
+          <w:tcPr>
+            <w:tcW w:type="dxa" w:w="4252"/>
+            <w:shd w:val="clear" w:color="auto" w:fill="FFF5F5"/>
+            <w:tcMar>
+              <w:top w:w="50" w:type="dxa"/>
+              <w:bottom w:w="50" w:type="dxa"/>
+              <w:left w:w="100" w:type="dxa"/>
+              <w:right w:w="100" w:type="dxa"/>
+            </w:tcMar>
+            <w:tcBorders>
+              <w:top w:val="single" w:sz="4" w:color="D0D0D0" w:space="0"/>
+              <w:left w:val="single" w:sz="4" w:color="D0D0D0" w:space="0"/>
+              <w:bottom w:val="single" w:sz="4" w:color="D0D0D0" w:space="0"/>
+              <w:right w:val="single" w:sz="4" w:color="D0D0D0" w:space="0"/>
+            </w:tcBorders>
+          </w:tcPr>
+          <w:p>
+            <w:pPr>
+              <w:jc w:val="left"/>
+            </w:pPr>
+            <w:r>
+              <w:rPr>
+                <w:b w:val="0"/>
+                <w:i w:val="0"/>
+                <w:color w:val="222222"/>
+                <w:sz w:val="17"/>
+              </w:rPr>
+              <w:t>Mandat persetujuan bebas, didahulukan, dan diinformasikan (FPIC) bagi masyarakat adat/lokal. Pelanggaran sistemik ≥ 3 kasus membatalkan legitimasi dokumen AMDAL.</w:t>
+            </w:r>
+          </w:p>
+        </w:tc>
+        <w:tc>
+          <w:tcPr>
+            <w:tcW w:type="dxa" w:w="1417"/>
+            <w:shd w:val="clear" w:color="auto" w:fill="FFF5F5"/>
+            <w:tcMar>
+              <w:top w:w="50" w:type="dxa"/>
+              <w:bottom w:w="50" w:type="dxa"/>
+              <w:left w:w="100" w:type="dxa"/>
+              <w:right w:w="100" w:type="dxa"/>
+            </w:tcMar>
+            <w:tcBorders>
+              <w:top w:val="single" w:sz="4" w:color="D0D0D0" w:space="0"/>
+              <w:left w:val="single" w:sz="4" w:color="D0D0D0" w:space="0"/>
+              <w:bottom w:val="single" w:sz="4" w:color="D0D0D0" w:space="0"/>
+              <w:right w:val="single" w:sz="4" w:color="D0D0D0" w:space="0"/>
+            </w:tcBorders>
+          </w:tcPr>
+          <w:p>
+            <w:pPr>
+              <w:jc w:val="center"/>
+            </w:pPr>
+            <w:r>
+              <w:rPr>
+                <w:b w:val="0"/>
+                <w:i w:val="0"/>
+                <w:color w:val="222222"/>
+                <w:sz w:val="17"/>
+              </w:rPr>
+              <w:t>IFC PS7 &amp; Equator IV</w:t>
+            </w:r>
+          </w:p>
+        </w:tc>
+        <w:tc>
+          <w:tcPr>
+            <w:tcW w:type="dxa" w:w="1134"/>
+            <w:shd w:val="clear" w:color="auto" w:fill="FFF5F5"/>
+            <w:tcMar>
+              <w:top w:w="50" w:type="dxa"/>
+              <w:bottom w:w="50" w:type="dxa"/>
+              <w:left w:w="100" w:type="dxa"/>
+              <w:right w:w="100" w:type="dxa"/>
+            </w:tcMar>
+            <w:tcBorders>
+              <w:top w:val="single" w:sz="4" w:color="D0D0D0" w:space="0"/>
+              <w:left w:val="single" w:sz="4" w:color="D0D0D0" w:space="0"/>
+              <w:bottom w:val="single" w:sz="4" w:color="D0D0D0" w:space="0"/>
+              <w:right w:val="single" w:sz="4" w:color="D0D0D0" w:space="0"/>
+            </w:tcBorders>
+          </w:tcPr>
+          <w:p>
+            <w:pPr>
+              <w:jc w:val="center"/>
+            </w:pPr>
+            <w:r>
+              <w:rPr>
+                <w:b w:val="0"/>
+                <w:i w:val="0"/>
+                <w:color w:val="222222"/>
+                <w:sz w:val="17"/>
+              </w:rPr>
+              <w:t>VERIFIED</w:t>
+            </w:r>
+          </w:p>
+        </w:tc>
+      </w:tr>
+      <w:tr>
+        <w:tc>
+          <w:tcPr>
+            <w:tcW w:type="dxa" w:w="1417"/>
+            <w:shd w:val="clear" w:color="auto" w:fill="FFFFFF"/>
+            <w:tcMar>
+              <w:top w:w="50" w:type="dxa"/>
+              <w:bottom w:w="50" w:type="dxa"/>
+              <w:left w:w="100" w:type="dxa"/>
+              <w:right w:w="100" w:type="dxa"/>
+            </w:tcMar>
+            <w:tcBorders>
+              <w:top w:val="single" w:sz="4" w:color="D0D0D0" w:space="0"/>
+              <w:left w:val="single" w:sz="4" w:color="D0D0D0" w:space="0"/>
+              <w:bottom w:val="single" w:sz="4" w:color="D0D0D0" w:space="0"/>
+              <w:right w:val="single" w:sz="4" w:color="D0D0D0" w:space="0"/>
+            </w:tcBorders>
+          </w:tcPr>
+          <w:p>
+            <w:pPr>
+              <w:jc w:val="left"/>
+            </w:pPr>
+            <w:r>
+              <w:rPr>
+                <w:b w:val="0"/>
+                <w:i w:val="0"/>
+                <w:color w:val="222222"/>
+                <w:sz w:val="17"/>
+              </w:rPr>
+              <w:t>Perampasan Ruang (Sosial 2)</w:t>
+            </w:r>
+          </w:p>
+        </w:tc>
+        <w:tc>
+          <w:tcPr>
+            <w:tcW w:type="dxa" w:w="1984"/>
+            <w:shd w:val="clear" w:color="auto" w:fill="FFFFFF"/>
+            <w:tcMar>
+              <w:top w:w="50" w:type="dxa"/>
+              <w:bottom w:w="50" w:type="dxa"/>
+              <w:left w:w="100" w:type="dxa"/>
+              <w:right w:w="100" w:type="dxa"/>
+            </w:tcMar>
+            <w:tcBorders>
+              <w:top w:val="single" w:sz="4" w:color="D0D0D0" w:space="0"/>
+              <w:left w:val="single" w:sz="4" w:color="D0D0D0" w:space="0"/>
+              <w:bottom w:val="single" w:sz="4" w:color="D0D0D0" w:space="0"/>
+              <w:right w:val="single" w:sz="4" w:color="D0D0D0" w:space="0"/>
+            </w:tcBorders>
+          </w:tcPr>
+          <w:p>
+            <w:pPr>
+              <w:jc w:val="left"/>
+            </w:pPr>
+            <w:r>
+              <w:rPr>
+                <w:b w:val="0"/>
+                <w:i w:val="0"/>
+                <w:color w:val="222222"/>
+                <w:sz w:val="17"/>
+              </w:rPr>
+              <w:t>Laporan Tahunan CATAHU KPA (2023)</w:t>
+            </w:r>
+          </w:p>
+        </w:tc>
+        <w:tc>
+          <w:tcPr>
+            <w:tcW w:type="dxa" w:w="4252"/>
+            <w:shd w:val="clear" w:color="auto" w:fill="FFFFFF"/>
+            <w:tcMar>
+              <w:top w:w="50" w:type="dxa"/>
+              <w:bottom w:w="50" w:type="dxa"/>
+              <w:left w:w="100" w:type="dxa"/>
+              <w:right w:w="100" w:type="dxa"/>
+            </w:tcMar>
+            <w:tcBorders>
+              <w:top w:val="single" w:sz="4" w:color="D0D0D0" w:space="0"/>
+              <w:left w:val="single" w:sz="4" w:color="D0D0D0" w:space="0"/>
+              <w:bottom w:val="single" w:sz="4" w:color="D0D0D0" w:space="0"/>
+              <w:right w:val="single" w:sz="4" w:color="D0D0D0" w:space="0"/>
+            </w:tcBorders>
+          </w:tcPr>
+          <w:p>
+            <w:pPr>
+              <w:jc w:val="left"/>
+            </w:pPr>
+            <w:r>
+              <w:rPr>
+                <w:b w:val="0"/>
+                <w:i w:val="0"/>
+                <w:color w:val="222222"/>
+                <w:sz w:val="17"/>
+              </w:rPr>
+              <w:t>Beban krisis agraria nasional mencapai 542.432 jiwa; alokasi proporsional demografi Sulawesi (7.4%) menetapkan threshold darurat kemanusiaan sebesar 40.000 jiwa.</w:t>
+            </w:r>
+          </w:p>
+        </w:tc>
+        <w:tc>
+          <w:tcPr>
+            <w:tcW w:type="dxa" w:w="1417"/>
+            <w:shd w:val="clear" w:color="auto" w:fill="FFFFFF"/>
+            <w:tcMar>
+              <w:top w:w="50" w:type="dxa"/>
+              <w:bottom w:w="50" w:type="dxa"/>
+              <w:left w:w="100" w:type="dxa"/>
+              <w:right w:w="100" w:type="dxa"/>
+            </w:tcMar>
+            <w:tcBorders>
+              <w:top w:val="single" w:sz="4" w:color="D0D0D0" w:space="0"/>
+              <w:left w:val="single" w:sz="4" w:color="D0D0D0" w:space="0"/>
+              <w:bottom w:val="single" w:sz="4" w:color="D0D0D0" w:space="0"/>
+              <w:right w:val="single" w:sz="4" w:color="D0D0D0" w:space="0"/>
+            </w:tcBorders>
+          </w:tcPr>
+          <w:p>
+            <w:pPr>
+              <w:jc w:val="center"/>
+            </w:pPr>
+            <w:r>
+              <w:rPr>
+                <w:b w:val="0"/>
+                <w:i w:val="0"/>
+                <w:color w:val="222222"/>
+                <w:sz w:val="17"/>
+              </w:rPr>
+              <w:t>Hal. 8</w:t>
+            </w:r>
+          </w:p>
+        </w:tc>
+        <w:tc>
+          <w:tcPr>
+            <w:tcW w:type="dxa" w:w="1134"/>
+            <w:shd w:val="clear" w:color="auto" w:fill="FFFFFF"/>
+            <w:tcMar>
+              <w:top w:w="50" w:type="dxa"/>
+              <w:bottom w:w="50" w:type="dxa"/>
+              <w:left w:w="100" w:type="dxa"/>
+              <w:right w:w="100" w:type="dxa"/>
+            </w:tcMar>
+            <w:tcBorders>
+              <w:top w:val="single" w:sz="4" w:color="D0D0D0" w:space="0"/>
+              <w:left w:val="single" w:sz="4" w:color="D0D0D0" w:space="0"/>
+              <w:bottom w:val="single" w:sz="4" w:color="D0D0D0" w:space="0"/>
+              <w:right w:val="single" w:sz="4" w:color="D0D0D0" w:space="0"/>
+            </w:tcBorders>
+          </w:tcPr>
+          <w:p>
+            <w:pPr>
+              <w:jc w:val="center"/>
+            </w:pPr>
+            <w:r>
+              <w:rPr>
+                <w:b w:val="0"/>
+                <w:i w:val="0"/>
+                <w:color w:val="222222"/>
+                <w:sz w:val="17"/>
+              </w:rPr>
+              <w:t>VERIFIED</w:t>
+            </w:r>
+          </w:p>
+        </w:tc>
+      </w:tr>
+      <w:tr>
+        <w:tc>
+          <w:tcPr>
+            <w:tcW w:type="dxa" w:w="1417"/>
+            <w:shd w:val="clear" w:color="auto" w:fill="FFF5F5"/>
+            <w:tcMar>
+              <w:top w:w="50" w:type="dxa"/>
+              <w:bottom w:w="50" w:type="dxa"/>
+              <w:left w:w="100" w:type="dxa"/>
+              <w:right w:w="100" w:type="dxa"/>
+            </w:tcMar>
+            <w:tcBorders>
+              <w:top w:val="single" w:sz="4" w:color="D0D0D0" w:space="0"/>
+              <w:left w:val="single" w:sz="4" w:color="D0D0D0" w:space="0"/>
+              <w:bottom w:val="single" w:sz="4" w:color="D0D0D0" w:space="0"/>
+              <w:right w:val="single" w:sz="4" w:color="D0D0D0" w:space="0"/>
+            </w:tcBorders>
+          </w:tcPr>
+          <w:p>
+            <w:pPr>
+              <w:jc w:val="left"/>
+            </w:pPr>
+            <w:r>
+              <w:rPr>
+                <w:b w:val="0"/>
+                <w:i w:val="0"/>
+                <w:color w:val="222222"/>
+                <w:sz w:val="17"/>
+              </w:rPr>
+              <w:t>Kriminalisasi HAM (Sosial 3)</w:t>
+            </w:r>
+          </w:p>
+        </w:tc>
+        <w:tc>
+          <w:tcPr>
+            <w:tcW w:type="dxa" w:w="1984"/>
+            <w:shd w:val="clear" w:color="auto" w:fill="FFF5F5"/>
+            <w:tcMar>
+              <w:top w:w="50" w:type="dxa"/>
+              <w:bottom w:w="50" w:type="dxa"/>
+              <w:left w:w="100" w:type="dxa"/>
+              <w:right w:w="100" w:type="dxa"/>
+            </w:tcMar>
+            <w:tcBorders>
+              <w:top w:val="single" w:sz="4" w:color="D0D0D0" w:space="0"/>
+              <w:left w:val="single" w:sz="4" w:color="D0D0D0" w:space="0"/>
+              <w:bottom w:val="single" w:sz="4" w:color="D0D0D0" w:space="0"/>
+              <w:right w:val="single" w:sz="4" w:color="D0D0D0" w:space="0"/>
+            </w:tcBorders>
+          </w:tcPr>
+          <w:p>
+            <w:pPr>
+              <w:jc w:val="left"/>
+            </w:pPr>
+            <w:r>
+              <w:rPr>
+                <w:b w:val="0"/>
+                <w:i w:val="0"/>
+                <w:color w:val="222222"/>
+                <w:sz w:val="17"/>
+              </w:rPr>
+              <w:t>UU No. 32/2009 (Pasal 66 Anti-SLAPP) &amp; Satya Bumi (2023)</w:t>
+            </w:r>
+          </w:p>
+        </w:tc>
+        <w:tc>
+          <w:tcPr>
+            <w:tcW w:type="dxa" w:w="4252"/>
+            <w:shd w:val="clear" w:color="auto" w:fill="FFF5F5"/>
+            <w:tcMar>
+              <w:top w:w="50" w:type="dxa"/>
+              <w:bottom w:w="50" w:type="dxa"/>
+              <w:left w:w="100" w:type="dxa"/>
+              <w:right w:w="100" w:type="dxa"/>
+            </w:tcMar>
+            <w:tcBorders>
+              <w:top w:val="single" w:sz="4" w:color="D0D0D0" w:space="0"/>
+              <w:left w:val="single" w:sz="4" w:color="D0D0D0" w:space="0"/>
+              <w:bottom w:val="single" w:sz="4" w:color="D0D0D0" w:space="0"/>
+              <w:right w:val="single" w:sz="4" w:color="D0D0D0" w:space="0"/>
+            </w:tcBorders>
+          </w:tcPr>
+          <w:p>
+            <w:pPr>
+              <w:jc w:val="left"/>
+            </w:pPr>
+            <w:r>
+              <w:rPr>
+                <w:b w:val="0"/>
+                <w:i w:val="0"/>
+                <w:color w:val="222222"/>
+                <w:sz w:val="17"/>
+              </w:rPr>
+              <w:t>Perlindungan hukum pembela hak lingkungan hidup. Threshold 10 insiden diturunkan dari batas deviasi statistik Mean + 1 SD dari 6 provinsi se-Sulawesi (Mean=5.67, SD=3.90).</w:t>
+            </w:r>
+          </w:p>
+        </w:tc>
+        <w:tc>
+          <w:tcPr>
+            <w:tcW w:type="dxa" w:w="1417"/>
+            <w:shd w:val="clear" w:color="auto" w:fill="FFF5F5"/>
+            <w:tcMar>
+              <w:top w:w="50" w:type="dxa"/>
+              <w:bottom w:w="50" w:type="dxa"/>
+              <w:left w:w="100" w:type="dxa"/>
+              <w:right w:w="100" w:type="dxa"/>
+            </w:tcMar>
+            <w:tcBorders>
+              <w:top w:val="single" w:sz="4" w:color="D0D0D0" w:space="0"/>
+              <w:left w:val="single" w:sz="4" w:color="D0D0D0" w:space="0"/>
+              <w:bottom w:val="single" w:sz="4" w:color="D0D0D0" w:space="0"/>
+              <w:right w:val="single" w:sz="4" w:color="D0D0D0" w:space="0"/>
+            </w:tcBorders>
+          </w:tcPr>
+          <w:p>
+            <w:pPr>
+              <w:jc w:val="center"/>
+            </w:pPr>
+            <w:r>
+              <w:rPr>
+                <w:b w:val="0"/>
+                <w:i w:val="0"/>
+                <w:color w:val="222222"/>
+                <w:sz w:val="17"/>
+              </w:rPr>
+              <w:t>Ps. 66 &amp; Metodologi KPA</w:t>
+            </w:r>
+          </w:p>
+        </w:tc>
+        <w:tc>
+          <w:tcPr>
+            <w:tcW w:type="dxa" w:w="1134"/>
+            <w:shd w:val="clear" w:color="auto" w:fill="FFF5F5"/>
+            <w:tcMar>
+              <w:top w:w="50" w:type="dxa"/>
+              <w:bottom w:w="50" w:type="dxa"/>
+              <w:left w:w="100" w:type="dxa"/>
+              <w:right w:w="100" w:type="dxa"/>
+            </w:tcMar>
+            <w:tcBorders>
+              <w:top w:val="single" w:sz="4" w:color="D0D0D0" w:space="0"/>
+              <w:left w:val="single" w:sz="4" w:color="D0D0D0" w:space="0"/>
+              <w:bottom w:val="single" w:sz="4" w:color="D0D0D0" w:space="0"/>
+              <w:right w:val="single" w:sz="4" w:color="D0D0D0" w:space="0"/>
+            </w:tcBorders>
+          </w:tcPr>
+          <w:p>
+            <w:pPr>
+              <w:jc w:val="center"/>
+            </w:pPr>
+            <w:r>
+              <w:rPr>
+                <w:b w:val="0"/>
+                <w:i w:val="0"/>
+                <w:color w:val="222222"/>
+                <w:sz w:val="17"/>
+              </w:rPr>
+              <w:t>VERIFIED</w:t>
+            </w:r>
+          </w:p>
+        </w:tc>
+      </w:tr>
+      <w:tr>
+        <w:tc>
+          <w:tcPr>
+            <w:tcW w:type="dxa" w:w="1417"/>
+            <w:shd w:val="clear" w:color="auto" w:fill="FFFFFF"/>
+            <w:tcMar>
+              <w:top w:w="50" w:type="dxa"/>
+              <w:bottom w:w="50" w:type="dxa"/>
+              <w:left w:w="100" w:type="dxa"/>
+              <w:right w:w="100" w:type="dxa"/>
+            </w:tcMar>
+            <w:tcBorders>
+              <w:top w:val="single" w:sz="4" w:color="D0D0D0" w:space="0"/>
+              <w:left w:val="single" w:sz="4" w:color="D0D0D0" w:space="0"/>
+              <w:bottom w:val="single" w:sz="4" w:color="D0D0D0" w:space="0"/>
+              <w:right w:val="single" w:sz="4" w:color="D0D0D0" w:space="0"/>
+            </w:tcBorders>
+          </w:tcPr>
+          <w:p>
+            <w:pPr>
+              <w:jc w:val="left"/>
+            </w:pPr>
+            <w:r>
+              <w:rPr>
+                <w:b w:val="0"/>
+                <w:i w:val="0"/>
+                <w:color w:val="222222"/>
+                <w:sz w:val="17"/>
+              </w:rPr>
+              <w:t>Defisit Faskes SPA (Sosial 4)</w:t>
+            </w:r>
+          </w:p>
+        </w:tc>
+        <w:tc>
+          <w:tcPr>
+            <w:tcW w:type="dxa" w:w="1984"/>
+            <w:shd w:val="clear" w:color="auto" w:fill="FFFFFF"/>
+            <w:tcMar>
+              <w:top w:w="50" w:type="dxa"/>
+              <w:bottom w:w="50" w:type="dxa"/>
+              <w:left w:w="100" w:type="dxa"/>
+              <w:right w:w="100" w:type="dxa"/>
+            </w:tcMar>
+            <w:tcBorders>
+              <w:top w:val="single" w:sz="4" w:color="D0D0D0" w:space="0"/>
+              <w:left w:val="single" w:sz="4" w:color="D0D0D0" w:space="0"/>
+              <w:bottom w:val="single" w:sz="4" w:color="D0D0D0" w:space="0"/>
+              <w:right w:val="single" w:sz="4" w:color="D0D0D0" w:space="0"/>
+            </w:tcBorders>
+          </w:tcPr>
+          <w:p>
+            <w:pPr>
+              <w:jc w:val="left"/>
+            </w:pPr>
+            <w:r>
+              <w:rPr>
+                <w:b w:val="0"/>
+                <w:i w:val="0"/>
+                <w:color w:val="222222"/>
+                <w:sz w:val="17"/>
+              </w:rPr>
+              <w:t>Lampiran Perpres RPJMN 2025–2029 &amp; Permenkes No. 6/2024</w:t>
+            </w:r>
+          </w:p>
+        </w:tc>
+        <w:tc>
+          <w:tcPr>
+            <w:tcW w:type="dxa" w:w="4252"/>
+            <w:shd w:val="clear" w:color="auto" w:fill="FFFFFF"/>
+            <w:tcMar>
+              <w:top w:w="50" w:type="dxa"/>
+              <w:bottom w:w="50" w:type="dxa"/>
+              <w:left w:w="100" w:type="dxa"/>
+              <w:right w:w="100" w:type="dxa"/>
+            </w:tcMar>
+            <w:tcBorders>
+              <w:top w:val="single" w:sz="4" w:color="D0D0D0" w:space="0"/>
+              <w:left w:val="single" w:sz="4" w:color="D0D0D0" w:space="0"/>
+              <w:bottom w:val="single" w:sz="4" w:color="D0D0D0" w:space="0"/>
+              <w:right w:val="single" w:sz="4" w:color="D0D0D0" w:space="0"/>
+            </w:tcBorders>
+          </w:tcPr>
+          <w:p>
+            <w:pPr>
+              <w:jc w:val="left"/>
+            </w:pPr>
+            <w:r>
+              <w:rPr>
+                <w:b w:val="0"/>
+                <w:i w:val="0"/>
+                <w:color w:val="222222"/>
+                <w:sz w:val="17"/>
+              </w:rPr>
+              <w:t>Target pemenuhan sarana, prasarana, dan alat kesehatan (SPA) Puskesmas minimal 80%. Kesenjangan (gap) diukur dari capaian riil ASPAK Kemenkes.</w:t>
+            </w:r>
+          </w:p>
+        </w:tc>
+        <w:tc>
+          <w:tcPr>
+            <w:tcW w:type="dxa" w:w="1417"/>
+            <w:shd w:val="clear" w:color="auto" w:fill="FFFFFF"/>
+            <w:tcMar>
+              <w:top w:w="50" w:type="dxa"/>
+              <w:bottom w:w="50" w:type="dxa"/>
+              <w:left w:w="100" w:type="dxa"/>
+              <w:right w:w="100" w:type="dxa"/>
+            </w:tcMar>
+            <w:tcBorders>
+              <w:top w:val="single" w:sz="4" w:color="D0D0D0" w:space="0"/>
+              <w:left w:val="single" w:sz="4" w:color="D0D0D0" w:space="0"/>
+              <w:bottom w:val="single" w:sz="4" w:color="D0D0D0" w:space="0"/>
+              <w:right w:val="single" w:sz="4" w:color="D0D0D0" w:space="0"/>
+            </w:tcBorders>
+          </w:tcPr>
+          <w:p>
+            <w:pPr>
+              <w:jc w:val="center"/>
+            </w:pPr>
+            <w:r>
+              <w:rPr>
+                <w:b w:val="0"/>
+                <w:i w:val="0"/>
+                <w:color w:val="222222"/>
+                <w:sz w:val="17"/>
+              </w:rPr>
+              <w:t>Bab IV &amp; Permenkes 6/2024</w:t>
+            </w:r>
+          </w:p>
+        </w:tc>
+        <w:tc>
+          <w:tcPr>
+            <w:tcW w:type="dxa" w:w="1134"/>
+            <w:shd w:val="clear" w:color="auto" w:fill="FFFFFF"/>
+            <w:tcMar>
+              <w:top w:w="50" w:type="dxa"/>
+              <w:bottom w:w="50" w:type="dxa"/>
+              <w:left w:w="100" w:type="dxa"/>
+              <w:right w:w="100" w:type="dxa"/>
+            </w:tcMar>
+            <w:tcBorders>
+              <w:top w:val="single" w:sz="4" w:color="D0D0D0" w:space="0"/>
+              <w:left w:val="single" w:sz="4" w:color="D0D0D0" w:space="0"/>
+              <w:bottom w:val="single" w:sz="4" w:color="D0D0D0" w:space="0"/>
+              <w:right w:val="single" w:sz="4" w:color="D0D0D0" w:space="0"/>
+            </w:tcBorders>
+          </w:tcPr>
+          <w:p>
+            <w:pPr>
+              <w:jc w:val="center"/>
+            </w:pPr>
+            <w:r>
+              <w:rPr>
+                <w:b w:val="0"/>
+                <w:i w:val="0"/>
+                <w:color w:val="222222"/>
+                <w:sz w:val="17"/>
+              </w:rPr>
+              <w:t>VERIFIED</w:t>
+            </w:r>
+          </w:p>
+        </w:tc>
+      </w:tr>
+    </w:tbl>
+    <w:p>
+      <w:pPr>
+        <w:spacing w:after="80"/>
+      </w:pPr>
+    </w:p>
+    <w:p>
+      <w:pPr>
+        <w:spacing w:before="160" w:after="40"/>
+      </w:pPr>
+      <w:r>
+        <w:rPr>
+          <w:b/>
+          <w:i w:val="0"/>
+          <w:color w:val="B71C1C"/>
+          <w:sz w:val="19"/>
+        </w:rPr>
+        <w:t>E. Analisis Temuan Empiris: Pelibatan Masyarakat Lokal</w:t>
+      </w:r>
+    </w:p>
+    <w:p>
+      <w:pPr>
+        <w:spacing w:after="100"/>
+        <w:jc w:val="both"/>
+      </w:pPr>
+      <w:r>
+        <w:rPr>
+          <w:b/>
+          <w:i w:val="0"/>
+          <w:color w:val="222222"/>
+          <w:sz w:val="19"/>
+        </w:rPr>
+        <w:t xml:space="preserve">1. </w:t>
+      </w:r>
+      <w:r>
+        <w:rPr>
+          <w:b/>
+          <w:i w:val="0"/>
+          <w:color w:val="222222"/>
+          <w:sz w:val="19"/>
+        </w:rPr>
+        <w:t xml:space="preserve">AMDAL Cacat Hukum akibat Rekayasa FPIC (Sosial 1): </w:t>
+      </w:r>
+      <w:r>
+        <w:rPr>
+          <w:b w:val="0"/>
+          <w:i w:val="0"/>
+          <w:color w:val="222222"/>
+          <w:sz w:val="19"/>
+        </w:rPr>
+        <w:t>Teridentifikasi sedikitnya 8 kasus pelanggaran prinsip FPIC dalam penyusunan AMDAL kawasan industri pertambangan, melampaui ambang batas zero tolerance (3 kasus). Ini membuktikan bahwa klaim konsultasi publik dalam AMDAL hanyalah formalitas administratif tanpa persetujuan warga terdampak, memicu Skor Pelanggaran FPIC 5.0 / 5 (STATUS: AMDAL CACAT HUKUM).</w:t>
+        <w:br/>
+      </w:r>
+      <w:r>
+        <w:rPr>
+          <w:b/>
+          <w:i w:val="0"/>
+          <w:color w:val="222222"/>
+          <w:sz w:val="19"/>
+        </w:rPr>
+        <w:t xml:space="preserve">2. </w:t>
+      </w:r>
+      <w:r>
+        <w:rPr>
+          <w:b/>
+          <w:i w:val="0"/>
+          <w:color w:val="222222"/>
+          <w:sz w:val="19"/>
+        </w:rPr>
+        <w:t xml:space="preserve">Eskalasi Genosida Ruang Hidup Petani (Sosial 2): </w:t>
+      </w:r>
+      <w:r>
+        <w:rPr>
+          <w:b w:val="0"/>
+          <w:i w:val="0"/>
+          <w:color w:val="222222"/>
+          <w:sz w:val="19"/>
+        </w:rPr>
+        <w:t>Sebanyak 54,310 jiwa penduduk tapak terancam kehilangan ruang hidup dan tanah pertanian produktif seluas 505,192 Hektar, melampaui ambang darurat kemanusiaan proporsional nasional (40.000 jiwa), memicu Skor Perampasan Ruang 5.0 / 5 (STATUS: KRISIS AGRARIA).</w:t>
+        <w:br/>
+      </w:r>
+      <w:r>
+        <w:rPr>
+          <w:b/>
+          <w:i w:val="0"/>
+          <w:color w:val="222222"/>
+          <w:sz w:val="19"/>
+        </w:rPr>
+        <w:t xml:space="preserve">3. </w:t>
+      </w:r>
+      <w:r>
+        <w:rPr>
+          <w:b/>
+          <w:i w:val="0"/>
+          <w:color w:val="222222"/>
+          <w:sz w:val="19"/>
+        </w:rPr>
+        <w:t xml:space="preserve">Represi dan Kekerasan oleh Aparat Keamanan (Sosial 3): </w:t>
+      </w:r>
+      <w:r>
+        <w:rPr>
+          <w:b w:val="0"/>
+          <w:i w:val="0"/>
+          <w:color w:val="222222"/>
+          <w:sz w:val="19"/>
+        </w:rPr>
+        <w:t>Tercatat 21 insiden kriminalisasi dan intimidasi bersenjata terhadap masyarakat penolak tambang, dengan sedikitnya 10 warga ditangkap secara sewenang-wenang. Angka ini 2,1x lipat di atas batas outlier statistik Mean + 1 SD (10 insiden), membuktikan kegagalan perlindungan Anti-SLAPP Pasal 66 UU No. 32/2009, memicu Skor Represi 5.0 / 5 (STATUS: KEKERASAN NEGARA).</w:t>
+        <w:br/>
+      </w:r>
+      <w:r>
+        <w:rPr>
+          <w:b/>
+          <w:i w:val="0"/>
+          <w:color w:val="222222"/>
+          <w:sz w:val="19"/>
+        </w:rPr>
+        <w:t xml:space="preserve">4. </w:t>
+      </w:r>
+      <w:r>
+        <w:rPr>
+          <w:b/>
+          <w:i w:val="0"/>
+          <w:color w:val="222222"/>
+          <w:sz w:val="19"/>
+        </w:rPr>
+        <w:t xml:space="preserve">Ironi Pemenuhan Layanan Kesehatan Dasar (Sosial 4): </w:t>
+      </w:r>
+      <w:r>
+        <w:rPr>
+          <w:b w:val="0"/>
+          <w:i w:val="0"/>
+          <w:color w:val="222222"/>
+          <w:sz w:val="19"/>
+        </w:rPr>
+        <w:t>Di tengah lonjakan devisa ekspor nikel, rata-rata kelayakan sarana, prasarana, dan alat kesehatan (SPA) Puskesmas se-Sulawesi hanya mencapai 74.35%, tertinggal 5.65% di bawah target nasional 80% RPJMN. Skor Defisit Layanan berada pada 0.6 / 5 (Skor WSM 1.26 / 10.0), mencerminkan ketimpangan alokasi belanja sosial.</w:t>
+        <w:br/>
+      </w:r>
+      <w:r>
+        <w:rPr>
+          <w:b/>
+          <w:i w:val="0"/>
+          <w:color w:val="222222"/>
+          <w:sz w:val="19"/>
+        </w:rPr>
+        <w:t xml:space="preserve">5. </w:t>
+      </w:r>
+      <w:r>
+        <w:rPr>
+          <w:b/>
+          <w:i w:val="0"/>
+          <w:color w:val="222222"/>
+          <w:sz w:val="19"/>
+        </w:rPr>
+        <w:t xml:space="preserve">Vonis Status Daya Dukung Sosial: </w:t>
+      </w:r>
+      <w:r>
+        <w:rPr>
+          <w:b w:val="0"/>
+          <w:i w:val="0"/>
+          <w:color w:val="222222"/>
+          <w:sz w:val="19"/>
+        </w:rPr>
+        <w:t>Meskipun pilar SPA faskes masih berada pada kategori terkendali, tiga pilar HAM (FPIC, Jiwa Terdampak, dan Kriminalisasi) mencatatkan skor maksimal 5.0 / 5 (Red Flag). Secara akumulatif, Skor Indikator Sosial berada pada angka 3.9 / 5 (Skor WSM 7.81 / 10.0), yang secara resmi mengonfirmasi vonis STATUS: PERLU PENGAWASAN dengan rekomendasi eksekutif ANALISIS: Pelibatan Masyarakat Lokal.</w:t>
+      </w:r>
+    </w:p>
     <w:sectPr>
       <w:pgSz w:w="11906" w:h="16838"/>
       <w:pgMar w:top="1134" w:right="1134" w:bottom="1134" w:left="1134" w:header="720" w:footer="720" w:gutter="0"/>

--- a/tools/report_metodologi/bab_6/Metodologi_Bab6_Audit_D3TLH.docx
+++ b/tools/report_metodologi/bab_6/Metodologi_Bab6_Audit_D3TLH.docx
@@ -14526,6 +14526,4425 @@
           <w:sz w:val="19"/>
         </w:rPr>
         <w:t>Meskipun pilar SPA faskes masih berada pada kategori terkendali, tiga pilar HAM (FPIC, Jiwa Terdampak, dan Kriminalisasi) mencatatkan skor maksimal 5.0 / 5 (Red Flag). Secara akumulatif, Skor Indikator Sosial berada pada angka 3.9 / 5 (Skor WSM 7.81 / 10.0), yang secara resmi mengonfirmasi vonis STATUS: PERLU PENGAWASAN dengan rekomendasi eksekutif ANALISIS: Pelibatan Masyarakat Lokal.</w:t>
+      </w:r>
+    </w:p>
+    <w:p>
+      <w:pPr>
+        <w:spacing w:before="240" w:after="80"/>
+        <w:pBdr>
+          <w:bottom w:val="single" w:sz="6" w:space="2" w:color="D32F2F"/>
+        </w:pBdr>
+      </w:pPr>
+      <w:r>
+        <w:rPr>
+          <w:b/>
+          <w:i w:val="0"/>
+          <w:color w:val="B71C1C"/>
+          <w:sz w:val="22"/>
+        </w:rPr>
+        <w:t>6.5 ALGORITMA SKORING BIOREGION PULAU: MATRIKS VETO KEBIJAKAN</w:t>
+      </w:r>
+    </w:p>
+    <w:p>
+      <w:pPr>
+        <w:ind w:left="200"/>
+        <w:pBdr>
+          <w:left w:val="single" w:sz="16" w:space="6" w:color="B71C1C"/>
+        </w:pBdr>
+        <w:shd w:val="clear" w:color="auto" w:fill="FFEBEE"/>
+      </w:pPr>
+      <w:r>
+        <w:rPr>
+          <w:b/>
+          <w:i w:val="0"/>
+          <w:color w:val="B71C1C"/>
+          <w:sz w:val="17"/>
+        </w:rPr>
+        <w:t xml:space="preserve">AUDIT D3TLH: VETO KEBIJAKAN (PAGE STREAMLIT): </w:t>
+      </w:r>
+      <w:r>
+        <w:rPr>
+          <w:b w:val="0"/>
+          <w:i/>
+          <w:color w:val="333333"/>
+          <w:sz w:val="17"/>
+        </w:rPr>
+        <w:t>Penyusunan D3TLH dirancang sebagai pertimbangan dalam membatasi izin eksploitasi. Fakta Empiris: Evaluasi menunjukkan pentingnya penguatan kepatuhan hukum dan efektivitas instrumen pengendalian perizinan. Skor Pengendalian Izin: 5.0 / 5 (STATUS: PERLU REFORMASI) | ANALISIS: Penguatan Pengawasan Kebijakan.</w:t>
+      </w:r>
+    </w:p>
+    <w:p>
+      <w:pPr>
+        <w:spacing w:before="160" w:after="40"/>
+      </w:pPr>
+      <w:r>
+        <w:rPr>
+          <w:b/>
+          <w:i w:val="0"/>
+          <w:color w:val="B71C1C"/>
+          <w:sz w:val="19"/>
+        </w:rPr>
+        <w:t>A. Pengantar &amp; Kerangka Narasi</w:t>
+      </w:r>
+    </w:p>
+    <w:p>
+      <w:pPr>
+        <w:spacing w:after="100"/>
+        <w:jc w:val="both"/>
+      </w:pPr>
+      <w:r>
+        <w:rPr>
+          <w:b w:val="0"/>
+          <w:i w:val="0"/>
+          <w:color w:val="222222"/>
+          <w:sz w:val="19"/>
+        </w:rPr>
+        <w:t xml:space="preserve">Secara doktriner dalam hukum tata ruang dan lingkungan hidup (Pasal 12 UU No. 32/2009), Daya Dukung dan Daya Tampung Lingkungan Hidup (D3TLH) berkedudukan sebagai instrumen </w:t>
+      </w:r>
+      <w:r>
+        <w:rPr>
+          <w:b/>
+          <w:i w:val="0"/>
+          <w:color w:val="222222"/>
+          <w:sz w:val="19"/>
+        </w:rPr>
+        <w:t>Veto Kebijakan (Veto Power)</w:t>
+      </w:r>
+      <w:r>
+        <w:rPr>
+          <w:b w:val="0"/>
+          <w:i w:val="0"/>
+          <w:color w:val="222222"/>
+          <w:sz w:val="19"/>
+        </w:rPr>
+        <w:t xml:space="preserve"> yang mutlak membatasi atau menghentikan penerbitan izin eksploitasi jika daya lentur ekologis telah terlampaui. Namun, temuan audit forensik ini membuktikan terjadinya fenomena </w:t>
+      </w:r>
+      <w:r>
+        <w:rPr>
+          <w:b/>
+          <w:i w:val="0"/>
+          <w:color w:val="222222"/>
+          <w:sz w:val="19"/>
+        </w:rPr>
+        <w:t>Regulatory Capture dan Impunitas Total</w:t>
+      </w:r>
+      <w:r>
+        <w:rPr>
+          <w:b w:val="0"/>
+          <w:i w:val="0"/>
+          <w:color w:val="222222"/>
+          <w:sz w:val="19"/>
+        </w:rPr>
+        <w:t xml:space="preserve">. Di saat daya dukung udara, air, dan lahan Sulawesi telah berada dalam status darurat merah, pemerintah pusat justru meloloskan </w:t>
+      </w:r>
+      <w:r>
+        <w:rPr>
+          <w:b/>
+          <w:i w:val="0"/>
+          <w:color w:val="222222"/>
+          <w:sz w:val="19"/>
+        </w:rPr>
+        <w:t>574 Izin Usaha Pertambangan (IUP) baru sejak 2014</w:t>
+      </w:r>
+      <w:r>
+        <w:rPr>
+          <w:b w:val="0"/>
+          <w:i w:val="0"/>
+          <w:color w:val="222222"/>
+          <w:sz w:val="19"/>
+        </w:rPr>
+        <w:t xml:space="preserve">, membiarkan </w:t>
+      </w:r>
+      <w:r>
+        <w:rPr>
+          <w:b/>
+          <w:i w:val="0"/>
+          <w:color w:val="222222"/>
+          <w:sz w:val="19"/>
+        </w:rPr>
+        <w:t>21 korporasi perusak lingkungan beroperasi ilegal tanpa sanksi</w:t>
+      </w:r>
+      <w:r>
+        <w:rPr>
+          <w:b w:val="0"/>
+          <w:i w:val="0"/>
+          <w:color w:val="222222"/>
+          <w:sz w:val="19"/>
+        </w:rPr>
+        <w:t xml:space="preserve">, serta memberikan karpet merah ekspansi </w:t>
+      </w:r>
+      <w:r>
+        <w:rPr>
+          <w:b/>
+          <w:i w:val="0"/>
+          <w:color w:val="222222"/>
+          <w:sz w:val="19"/>
+        </w:rPr>
+        <w:t>10.26 GW (10,255 MW) PLTU batubara captive</w:t>
+      </w:r>
+      <w:r>
+        <w:rPr>
+          <w:b w:val="0"/>
+          <w:i w:val="0"/>
+          <w:color w:val="222222"/>
+          <w:sz w:val="19"/>
+        </w:rPr>
+        <w:t xml:space="preserve"> yang melanggar komitmen iklim nasional.</w:t>
+      </w:r>
+    </w:p>
+    <w:p>
+      <w:pPr>
+        <w:spacing w:before="160" w:after="40"/>
+      </w:pPr>
+      <w:r>
+        <w:rPr>
+          <w:b/>
+          <w:i w:val="0"/>
+          <w:color w:val="B71C1C"/>
+          <w:sz w:val="19"/>
+        </w:rPr>
+        <w:t>B. Alur Logika Metodologis Skoring Bioregion Pulau (Matriks Veto)</w:t>
+      </w:r>
+    </w:p>
+    <w:p>
+      <w:pPr>
+        <w:spacing w:after="100"/>
+        <w:jc w:val="both"/>
+      </w:pPr>
+      <w:r>
+        <w:rPr>
+          <w:b w:val="0"/>
+          <w:i w:val="0"/>
+          <w:color w:val="222222"/>
+          <w:sz w:val="19"/>
+        </w:rPr>
+        <w:t xml:space="preserve">Kerangka alur komputasi pengujian efektivitas pengendalian izin disajikan pada </w:t>
+      </w:r>
+      <w:r>
+        <w:rPr>
+          <w:b/>
+          <w:i w:val="0"/>
+          <w:color w:val="222222"/>
+          <w:sz w:val="19"/>
+        </w:rPr>
+        <w:t>Bagan Alur 6.5</w:t>
+      </w:r>
+      <w:r>
+        <w:rPr>
+          <w:b w:val="0"/>
+          <w:i w:val="0"/>
+          <w:color w:val="222222"/>
+          <w:sz w:val="19"/>
+        </w:rPr>
+        <w:t>. Alur logika ini mengintegrasikan dataset penerbitan IUP baru Kementerian ESDM, daftar korporasi pelanggar hukum KPA, dan inventarisasi kapasitas pembangkit batubara captive Global Energy Monitor.</w:t>
+      </w:r>
+    </w:p>
+    <w:p>
+      <w:pPr>
+        <w:spacing w:before="120" w:after="40"/>
+      </w:pPr>
+      <w:r>
+        <w:rPr>
+          <w:b/>
+          <w:i/>
+          <w:color w:val="B71C1C"/>
+          <w:sz w:val="17"/>
+        </w:rPr>
+        <w:t>Bagan Alur 6.5: Alur Logika Pemrosesan Algoritma Skoring Matriks Veto Bioregion Pulau</w:t>
+      </w:r>
+    </w:p>
+    <w:p>
+      <w:pPr>
+        <w:jc w:val="center"/>
+      </w:pPr>
+      <w:r>
+        <w:drawing>
+          <wp:inline xmlns:a="http://schemas.openxmlformats.org/drawingml/2006/main" xmlns:pic="http://schemas.openxmlformats.org/drawingml/2006/picture">
+            <wp:extent cx="5400000" cy="1324475"/>
+            <wp:docPr id="5" name="Picture 5"/>
+            <wp:cNvGraphicFramePr>
+              <a:graphicFrameLocks noChangeAspect="1"/>
+            </wp:cNvGraphicFramePr>
+            <a:graphic>
+              <a:graphicData uri="http://schemas.openxmlformats.org/drawingml/2006/picture">
+                <pic:pic>
+                  <pic:nvPicPr>
+                    <pic:cNvPr id="0" name="mermaid_flowchart_6_5.png"/>
+                    <pic:cNvPicPr/>
+                  </pic:nvPicPr>
+                  <pic:blipFill>
+                    <a:blip r:embed="rId13"/>
+                    <a:stretch>
+                      <a:fillRect/>
+                    </a:stretch>
+                  </pic:blipFill>
+                  <pic:spPr>
+                    <a:xfrm>
+                      <a:off x="0" y="0"/>
+                      <a:ext cx="5400000" cy="1324475"/>
+                    </a:xfrm>
+                    <a:prstGeom prst="rect"/>
+                  </pic:spPr>
+                </pic:pic>
+              </a:graphicData>
+            </a:graphic>
+          </wp:inline>
+        </w:drawing>
+      </w:r>
+    </w:p>
+    <w:p>
+      <w:pPr>
+        <w:spacing w:before="160" w:after="40"/>
+      </w:pPr>
+      <w:r>
+        <w:rPr>
+          <w:b/>
+          <w:i w:val="0"/>
+          <w:color w:val="B71C1C"/>
+          <w:sz w:val="19"/>
+        </w:rPr>
+        <w:t>C. Formulasi Matematis: Normalisasi Obral Izin, Impunitas Korporat, dan PLTU Captive</w:t>
+      </w:r>
+    </w:p>
+    <w:p>
+      <w:pPr>
+        <w:spacing w:after="100"/>
+        <w:jc w:val="both"/>
+      </w:pPr>
+      <w:r>
+        <w:rPr>
+          <w:b w:val="0"/>
+          <w:i w:val="0"/>
+          <w:color w:val="222222"/>
+          <w:sz w:val="19"/>
+        </w:rPr>
+        <w:t>Ketiga indikator empiris matriks veto ditransformasikan ke dalam skala ancaman 0.0 - 10.0 menggunakan sistem formulasi matematis yang linier 100% dengan antarmuka Streamlit:</w:t>
+      </w:r>
+    </w:p>
+    <w:p>
+      <w:pPr>
+        <w:spacing w:before="120" w:after="20"/>
+      </w:pPr>
+      <w:r>
+        <w:rPr>
+          <w:b/>
+          <w:i/>
+          <w:color w:val="B71C1C"/>
+          <w:sz w:val="17"/>
+        </w:rPr>
+        <w:t>Persamaan: Veto 1: Skor Paradoks Obral Izin Baru</w:t>
+      </w:r>
+    </w:p>
+    <w:p>
+      <w:pPr>
+        <w:ind w:left="240"/>
+        <w:shd w:val="clear" w:color="auto" w:fill="FFEBEE"/>
+        <w:pBdr>
+          <w:top w:val="single" w:sz="4" w:space="4" w:color="EF9A9A"/>
+          <w:left w:val="single" w:sz="4" w:space="4" w:color="EF9A9A"/>
+          <w:bottom w:val="single" w:sz="4" w:space="4" w:color="EF9A9A"/>
+          <w:right w:val="single" w:sz="4" w:space="4" w:color="EF9A9A"/>
+        </w:pBdr>
+      </w:pPr>
+      <w:r>
+        <w:rPr>
+          <w:rFonts w:ascii="Courier New" w:hAnsi="Courier New"/>
+          <w:b w:val="0"/>
+          <w:i w:val="0"/>
+          <w:color w:val="B71C1C"/>
+          <w:sz w:val="17"/>
+        </w:rPr>
+        <w:t>Skor_Veto_1 = min(10.0, (Izin_Baru / 100.0) * 10.0)</w:t>
+      </w:r>
+    </w:p>
+    <w:p>
+      <w:pPr>
+        <w:ind w:left="280"/>
+      </w:pPr>
+      <w:r>
+        <w:rPr>
+          <w:b/>
+          <w:i/>
+          <w:color w:val="333333"/>
+          <w:sz w:val="16"/>
+        </w:rPr>
+        <w:t>Keterangan Variabel:</w:t>
+        <w:br/>
+      </w:r>
+      <w:r>
+        <w:rPr>
+          <w:b/>
+          <w:i w:val="0"/>
+          <w:color w:val="B71C1C"/>
+          <w:sz w:val="16"/>
+        </w:rPr>
+        <w:t xml:space="preserve">- Izin_Baru: </w:t>
+      </w:r>
+      <w:r>
+        <w:rPr>
+          <w:b w:val="0"/>
+          <w:i w:val="0"/>
+          <w:color w:val="444444"/>
+          <w:sz w:val="16"/>
+        </w:rPr>
+        <w:t>Akumulasi penerbitan IUP baru pasca-2014 di tengah kondisi krisis daya dukung (574 izin).</w:t>
+        <w:br/>
+      </w:r>
+      <w:r>
+        <w:rPr>
+          <w:b/>
+          <w:i w:val="0"/>
+          <w:color w:val="B71C1C"/>
+          <w:sz w:val="16"/>
+        </w:rPr>
+        <w:t xml:space="preserve">- Threshold 100 Izin: </w:t>
+      </w:r>
+      <w:r>
+        <w:rPr>
+          <w:b w:val="0"/>
+          <w:i w:val="0"/>
+          <w:color w:val="444444"/>
+          <w:sz w:val="16"/>
+        </w:rPr>
+        <w:t>Batas toleransi maksimal penerbitan izin baru berdasarkan Laporan Kinerja Ditjen Minerba ESDM 2024 (Skor 10.00 / 10.0).</w:t>
+      </w:r>
+    </w:p>
+    <w:p>
+      <w:pPr>
+        <w:spacing w:before="120" w:after="20"/>
+      </w:pPr>
+      <w:r>
+        <w:rPr>
+          <w:b/>
+          <w:i/>
+          <w:color w:val="B71C1C"/>
+          <w:sz w:val="17"/>
+        </w:rPr>
+        <w:t>Persamaan: Veto 2: Skor Impunitas Korporat Pelanggar Hukum</w:t>
+      </w:r>
+    </w:p>
+    <w:p>
+      <w:pPr>
+        <w:ind w:left="240"/>
+        <w:shd w:val="clear" w:color="auto" w:fill="FFEBEE"/>
+        <w:pBdr>
+          <w:top w:val="single" w:sz="4" w:space="4" w:color="EF9A9A"/>
+          <w:left w:val="single" w:sz="4" w:space="4" w:color="EF9A9A"/>
+          <w:bottom w:val="single" w:sz="4" w:space="4" w:color="EF9A9A"/>
+          <w:right w:val="single" w:sz="4" w:space="4" w:color="EF9A9A"/>
+        </w:pBdr>
+      </w:pPr>
+      <w:r>
+        <w:rPr>
+          <w:rFonts w:ascii="Courier New" w:hAnsi="Courier New"/>
+          <w:b w:val="0"/>
+          <w:i w:val="0"/>
+          <w:color w:val="B71C1C"/>
+          <w:sz w:val="17"/>
+        </w:rPr>
+        <w:t>Skor_Veto_2 = min(10.0, (Perusahaan_Ilegal / 10.0) * 10.0)</w:t>
+      </w:r>
+    </w:p>
+    <w:p>
+      <w:pPr>
+        <w:ind w:left="280"/>
+      </w:pPr>
+      <w:r>
+        <w:rPr>
+          <w:b/>
+          <w:i/>
+          <w:color w:val="333333"/>
+          <w:sz w:val="16"/>
+        </w:rPr>
+        <w:t>Keterangan Variabel:</w:t>
+        <w:br/>
+      </w:r>
+      <w:r>
+        <w:rPr>
+          <w:b/>
+          <w:i w:val="0"/>
+          <w:color w:val="B71C1C"/>
+          <w:sz w:val="16"/>
+        </w:rPr>
+        <w:t xml:space="preserve">- Perusahaan_Ilegal: </w:t>
+      </w:r>
+      <w:r>
+        <w:rPr>
+          <w:b w:val="0"/>
+          <w:i w:val="0"/>
+          <w:color w:val="444444"/>
+          <w:sz w:val="16"/>
+        </w:rPr>
+        <w:t>Jumlah korporasi yang terbukti menabrak kawasan lindung, HGU kadaluwarsa, dan tanpa izin (21 korporat).</w:t>
+        <w:br/>
+      </w:r>
+      <w:r>
+        <w:rPr>
+          <w:b/>
+          <w:i w:val="0"/>
+          <w:color w:val="B71C1C"/>
+          <w:sz w:val="16"/>
+        </w:rPr>
+        <w:t xml:space="preserve">- Threshold 10 Korporat: </w:t>
+      </w:r>
+      <w:r>
+        <w:rPr>
+          <w:b w:val="0"/>
+          <w:i w:val="0"/>
+          <w:color w:val="444444"/>
+          <w:sz w:val="16"/>
+        </w:rPr>
+        <w:t>Batas toleransi impunitas penegakan hukum negara; keberadaan ≥ 10 korporasi tanpa sanksi mengonfirmasi kelumpuhan tata kelola (Skor 10.00 / 10.0).</w:t>
+      </w:r>
+    </w:p>
+    <w:p>
+      <w:pPr>
+        <w:spacing w:before="120" w:after="20"/>
+      </w:pPr>
+      <w:r>
+        <w:rPr>
+          <w:b/>
+          <w:i/>
+          <w:color w:val="B71C1C"/>
+          <w:sz w:val="17"/>
+        </w:rPr>
+        <w:t>Persamaan: Veto 3: Skor Karpet Merah PLTU Captive (Inkonsistensi Iklim)</w:t>
+      </w:r>
+    </w:p>
+    <w:p>
+      <w:pPr>
+        <w:ind w:left="240"/>
+        <w:shd w:val="clear" w:color="auto" w:fill="FFEBEE"/>
+        <w:pBdr>
+          <w:top w:val="single" w:sz="4" w:space="4" w:color="EF9A9A"/>
+          <w:left w:val="single" w:sz="4" w:space="4" w:color="EF9A9A"/>
+          <w:bottom w:val="single" w:sz="4" w:space="4" w:color="EF9A9A"/>
+          <w:right w:val="single" w:sz="4" w:space="4" w:color="EF9A9A"/>
+        </w:pBdr>
+      </w:pPr>
+      <w:r>
+        <w:rPr>
+          <w:rFonts w:ascii="Courier New" w:hAnsi="Courier New"/>
+          <w:b w:val="0"/>
+          <w:i w:val="0"/>
+          <w:color w:val="B71C1C"/>
+          <w:sz w:val="17"/>
+        </w:rPr>
+        <w:t>Skor_Veto_3 = min(10.0, (Kapasitas_PLTU / 5000.0) * 10.0)</w:t>
+      </w:r>
+    </w:p>
+    <w:p>
+      <w:pPr>
+        <w:ind w:left="280"/>
+      </w:pPr>
+      <w:r>
+        <w:rPr>
+          <w:b/>
+          <w:i/>
+          <w:color w:val="333333"/>
+          <w:sz w:val="16"/>
+        </w:rPr>
+        <w:t>Keterangan Variabel:</w:t>
+        <w:br/>
+      </w:r>
+      <w:r>
+        <w:rPr>
+          <w:b/>
+          <w:i w:val="0"/>
+          <w:color w:val="B71C1C"/>
+          <w:sz w:val="16"/>
+        </w:rPr>
+        <w:t xml:space="preserve">- Kapasitas_PLTU: </w:t>
+      </w:r>
+      <w:r>
+        <w:rPr>
+          <w:b w:val="0"/>
+          <w:i w:val="0"/>
+          <w:color w:val="444444"/>
+          <w:sz w:val="16"/>
+        </w:rPr>
+        <w:t>Total kapasitas PLTU captive batubara terpasang dan dalam konstruksi (10.26 GW / 10,255 MW).</w:t>
+        <w:br/>
+      </w:r>
+      <w:r>
+        <w:rPr>
+          <w:b/>
+          <w:i w:val="0"/>
+          <w:color w:val="B71C1C"/>
+          <w:sz w:val="16"/>
+        </w:rPr>
+        <w:t xml:space="preserve">- Threshold 5.000 MW: </w:t>
+      </w:r>
+      <w:r>
+        <w:rPr>
+          <w:b w:val="0"/>
+          <w:i w:val="0"/>
+          <w:color w:val="444444"/>
+          <w:sz w:val="16"/>
+        </w:rPr>
+        <w:t>Batas daya tampung polusi udara kawasan industri berdasarkan standar Global Energy Monitor 2023 (Skor 10.00 / 10.0).</w:t>
+      </w:r>
+    </w:p>
+    <w:p>
+      <w:pPr>
+        <w:spacing w:before="120" w:after="20"/>
+      </w:pPr>
+      <w:r>
+        <w:rPr>
+          <w:b/>
+          <w:i/>
+          <w:color w:val="B71C1C"/>
+          <w:sz w:val="17"/>
+        </w:rPr>
+        <w:t>Persamaan: Akumulasi Skor Indikator Veto (Simple Additive Weighting)</w:t>
+      </w:r>
+    </w:p>
+    <w:p>
+      <w:pPr>
+        <w:ind w:left="240"/>
+        <w:shd w:val="clear" w:color="auto" w:fill="FFEBEE"/>
+        <w:pBdr>
+          <w:top w:val="single" w:sz="4" w:space="4" w:color="EF9A9A"/>
+          <w:left w:val="single" w:sz="4" w:space="4" w:color="EF9A9A"/>
+          <w:bottom w:val="single" w:sz="4" w:space="4" w:color="EF9A9A"/>
+          <w:right w:val="single" w:sz="4" w:space="4" w:color="EF9A9A"/>
+        </w:pBdr>
+      </w:pPr>
+      <w:r>
+        <w:rPr>
+          <w:rFonts w:ascii="Courier New" w:hAnsi="Courier New"/>
+          <w:b w:val="0"/>
+          <w:i w:val="0"/>
+          <w:color w:val="B71C1C"/>
+          <w:sz w:val="17"/>
+        </w:rPr>
+        <w:t>Skor_Akumulasi_Veto = (Skor_Veto_1 + Skor_Veto_2 + Skor_Veto_3) / 3.0</w:t>
+      </w:r>
+    </w:p>
+    <w:p>
+      <w:pPr>
+        <w:ind w:left="280"/>
+      </w:pPr>
+      <w:r>
+        <w:rPr>
+          <w:b/>
+          <w:i/>
+          <w:color w:val="333333"/>
+          <w:sz w:val="16"/>
+        </w:rPr>
+        <w:t>Keterangan Variabel:</w:t>
+        <w:br/>
+      </w:r>
+      <w:r>
+        <w:rPr>
+          <w:b/>
+          <w:i w:val="0"/>
+          <w:color w:val="B71C1C"/>
+          <w:sz w:val="16"/>
+        </w:rPr>
+        <w:t xml:space="preserve">- Skor_Akumulasi_Veto: </w:t>
+      </w:r>
+      <w:r>
+        <w:rPr>
+          <w:b w:val="0"/>
+          <w:i w:val="0"/>
+          <w:color w:val="444444"/>
+          <w:sz w:val="16"/>
+        </w:rPr>
+        <w:t>Rata-rata 3 pilar bobot equal 33.3% (bernilai 10.00 / 10.0).</w:t>
+        <w:br/>
+      </w:r>
+      <w:r>
+        <w:rPr>
+          <w:b/>
+          <w:i w:val="0"/>
+          <w:color w:val="B71C1C"/>
+          <w:sz w:val="16"/>
+        </w:rPr>
+        <w:t xml:space="preserve">- Skor Pengendalian Izin (Page 6): </w:t>
+      </w:r>
+      <w:r>
+        <w:rPr>
+          <w:b w:val="0"/>
+          <w:i w:val="0"/>
+          <w:color w:val="444444"/>
+          <w:sz w:val="16"/>
+        </w:rPr>
+        <w:t>Skor Pengendalian Izin: 5.0 / 5 (STATUS: PERLU REFORMASI | ANALISIS: Penguatan Pengawasan Kebijakan).</w:t>
+      </w:r>
+    </w:p>
+    <w:p>
+      <w:pPr>
+        <w:spacing w:before="160" w:after="40"/>
+      </w:pPr>
+      <w:r>
+        <w:rPr>
+          <w:b/>
+          <w:i w:val="0"/>
+          <w:color w:val="B71C1C"/>
+          <w:sz w:val="19"/>
+        </w:rPr>
+        <w:t>D. Matriks Hasil Uji Empiris: Evaluasi Veto Kebijakan Bioregion</w:t>
+      </w:r>
+    </w:p>
+    <w:p>
+      <w:pPr>
+        <w:spacing w:before="120" w:after="40"/>
+      </w:pPr>
+      <w:r>
+        <w:rPr>
+          <w:b/>
+          <w:i/>
+          <w:color w:val="B71C1C"/>
+          <w:sz w:val="17"/>
+        </w:rPr>
+        <w:t>Tabel 6.9: Evaluasi Kuantitatif 3 Indikator Veto Kebijakan Bioregion Pulau Sulawesi (Sesuai Dashboard Page 6)</w:t>
+      </w:r>
+    </w:p>
+    <w:tbl>
+      <w:tblPr>
+        <w:tblStyle w:val="TableGrid"/>
+        <w:tblW w:type="auto" w:w="0"/>
+        <w:jc w:val="center"/>
+        <w:tblLayout w:type="fixed"/>
+        <w:tblLook w:firstColumn="1" w:firstRow="1" w:lastColumn="0" w:lastRow="0" w:noHBand="0" w:noVBand="1" w:val="04A0"/>
+      </w:tblPr>
+      <w:tblGrid>
+        <w:gridCol w:w="1205"/>
+        <w:gridCol w:w="1205"/>
+        <w:gridCol w:w="1205"/>
+        <w:gridCol w:w="1205"/>
+        <w:gridCol w:w="1205"/>
+        <w:gridCol w:w="1205"/>
+        <w:gridCol w:w="1205"/>
+        <w:gridCol w:w="1205"/>
+      </w:tblGrid>
+      <w:tr>
+        <w:tc>
+          <w:tcPr>
+            <w:tcW w:type="dxa" w:w="737"/>
+            <w:shd w:val="clear" w:color="auto" w:fill="B71C1C"/>
+            <w:tcMar>
+              <w:top w:w="70" w:type="dxa"/>
+              <w:bottom w:w="70" w:type="dxa"/>
+              <w:left w:w="100" w:type="dxa"/>
+              <w:right w:w="100" w:type="dxa"/>
+            </w:tcMar>
+            <w:tcBorders>
+              <w:top w:val="single" w:sz="4" w:color="D0D0D0" w:space="0"/>
+              <w:left w:val="single" w:sz="4" w:color="D0D0D0" w:space="0"/>
+              <w:bottom w:val="single" w:sz="8" w:color="880E4F" w:space="0"/>
+              <w:right w:val="single" w:sz="4" w:color="D0D0D0" w:space="0"/>
+            </w:tcBorders>
+          </w:tcPr>
+          <w:p>
+            <w:pPr>
+              <w:jc w:val="center"/>
+            </w:pPr>
+            <w:r>
+              <w:rPr>
+                <w:b/>
+                <w:i w:val="0"/>
+                <w:color w:val="FFFFFF"/>
+                <w:sz w:val="17"/>
+              </w:rPr>
+              <w:t>Kode</w:t>
+            </w:r>
+          </w:p>
+        </w:tc>
+        <w:tc>
+          <w:tcPr>
+            <w:tcW w:type="dxa" w:w="1928"/>
+            <w:shd w:val="clear" w:color="auto" w:fill="B71C1C"/>
+            <w:tcMar>
+              <w:top w:w="70" w:type="dxa"/>
+              <w:bottom w:w="70" w:type="dxa"/>
+              <w:left w:w="100" w:type="dxa"/>
+              <w:right w:w="100" w:type="dxa"/>
+            </w:tcMar>
+            <w:tcBorders>
+              <w:top w:val="single" w:sz="4" w:color="D0D0D0" w:space="0"/>
+              <w:left w:val="single" w:sz="4" w:color="D0D0D0" w:space="0"/>
+              <w:bottom w:val="single" w:sz="8" w:color="880E4F" w:space="0"/>
+              <w:right w:val="single" w:sz="4" w:color="D0D0D0" w:space="0"/>
+            </w:tcBorders>
+          </w:tcPr>
+          <w:p>
+            <w:pPr>
+              <w:jc w:val="left"/>
+            </w:pPr>
+            <w:r>
+              <w:rPr>
+                <w:b/>
+                <w:i w:val="0"/>
+                <w:color w:val="FFFFFF"/>
+                <w:sz w:val="17"/>
+              </w:rPr>
+              <w:t>Indikator Empiris</w:t>
+            </w:r>
+          </w:p>
+        </w:tc>
+        <w:tc>
+          <w:tcPr>
+            <w:tcW w:type="dxa" w:w="1417"/>
+            <w:shd w:val="clear" w:color="auto" w:fill="B71C1C"/>
+            <w:tcMar>
+              <w:top w:w="70" w:type="dxa"/>
+              <w:bottom w:w="70" w:type="dxa"/>
+              <w:left w:w="100" w:type="dxa"/>
+              <w:right w:w="100" w:type="dxa"/>
+            </w:tcMar>
+            <w:tcBorders>
+              <w:top w:val="single" w:sz="4" w:color="D0D0D0" w:space="0"/>
+              <w:left w:val="single" w:sz="4" w:color="D0D0D0" w:space="0"/>
+              <w:bottom w:val="single" w:sz="8" w:color="880E4F" w:space="0"/>
+              <w:right w:val="single" w:sz="4" w:color="D0D0D0" w:space="0"/>
+            </w:tcBorders>
+          </w:tcPr>
+          <w:p>
+            <w:pPr>
+              <w:jc w:val="center"/>
+            </w:pPr>
+            <w:r>
+              <w:rPr>
+                <w:b/>
+                <w:i w:val="0"/>
+                <w:color w:val="FFFFFF"/>
+                <w:sz w:val="17"/>
+              </w:rPr>
+              <w:t>Nilai Aktual</w:t>
+            </w:r>
+          </w:p>
+        </w:tc>
+        <w:tc>
+          <w:tcPr>
+            <w:tcW w:type="dxa" w:w="1814"/>
+            <w:shd w:val="clear" w:color="auto" w:fill="B71C1C"/>
+            <w:tcMar>
+              <w:top w:w="70" w:type="dxa"/>
+              <w:bottom w:w="70" w:type="dxa"/>
+              <w:left w:w="100" w:type="dxa"/>
+              <w:right w:w="100" w:type="dxa"/>
+            </w:tcMar>
+            <w:tcBorders>
+              <w:top w:val="single" w:sz="4" w:color="D0D0D0" w:space="0"/>
+              <w:left w:val="single" w:sz="4" w:color="D0D0D0" w:space="0"/>
+              <w:bottom w:val="single" w:sz="8" w:color="880E4F" w:space="0"/>
+              <w:right w:val="single" w:sz="4" w:color="D0D0D0" w:space="0"/>
+            </w:tcBorders>
+          </w:tcPr>
+          <w:p>
+            <w:pPr>
+              <w:jc w:val="left"/>
+            </w:pPr>
+            <w:r>
+              <w:rPr>
+                <w:b/>
+                <w:i w:val="0"/>
+                <w:color w:val="FFFFFF"/>
+                <w:sz w:val="17"/>
+              </w:rPr>
+              <w:t>Ambang Batas Kritis</w:t>
+            </w:r>
+          </w:p>
+        </w:tc>
+        <w:tc>
+          <w:tcPr>
+            <w:tcW w:type="dxa" w:w="1701"/>
+            <w:shd w:val="clear" w:color="auto" w:fill="B71C1C"/>
+            <w:tcMar>
+              <w:top w:w="70" w:type="dxa"/>
+              <w:bottom w:w="70" w:type="dxa"/>
+              <w:left w:w="100" w:type="dxa"/>
+              <w:right w:w="100" w:type="dxa"/>
+            </w:tcMar>
+            <w:tcBorders>
+              <w:top w:val="single" w:sz="4" w:color="D0D0D0" w:space="0"/>
+              <w:left w:val="single" w:sz="4" w:color="D0D0D0" w:space="0"/>
+              <w:bottom w:val="single" w:sz="8" w:color="880E4F" w:space="0"/>
+              <w:right w:val="single" w:sz="4" w:color="D0D0D0" w:space="0"/>
+            </w:tcBorders>
+          </w:tcPr>
+          <w:p>
+            <w:pPr>
+              <w:jc w:val="left"/>
+            </w:pPr>
+            <w:r>
+              <w:rPr>
+                <w:b/>
+                <w:i w:val="0"/>
+                <w:color w:val="FFFFFF"/>
+                <w:sz w:val="17"/>
+              </w:rPr>
+              <w:t>Formula Substitusi</w:t>
+            </w:r>
+          </w:p>
+        </w:tc>
+        <w:tc>
+          <w:tcPr>
+            <w:tcW w:type="dxa" w:w="1020"/>
+            <w:shd w:val="clear" w:color="auto" w:fill="B71C1C"/>
+            <w:tcMar>
+              <w:top w:w="70" w:type="dxa"/>
+              <w:bottom w:w="70" w:type="dxa"/>
+              <w:left w:w="100" w:type="dxa"/>
+              <w:right w:w="100" w:type="dxa"/>
+            </w:tcMar>
+            <w:tcBorders>
+              <w:top w:val="single" w:sz="4" w:color="D0D0D0" w:space="0"/>
+              <w:left w:val="single" w:sz="4" w:color="D0D0D0" w:space="0"/>
+              <w:bottom w:val="single" w:sz="8" w:color="880E4F" w:space="0"/>
+              <w:right w:val="single" w:sz="4" w:color="D0D0D0" w:space="0"/>
+            </w:tcBorders>
+          </w:tcPr>
+          <w:p>
+            <w:pPr>
+              <w:jc w:val="center"/>
+            </w:pPr>
+            <w:r>
+              <w:rPr>
+                <w:b/>
+                <w:i w:val="0"/>
+                <w:color w:val="FFFFFF"/>
+                <w:sz w:val="17"/>
+              </w:rPr>
+              <w:t>Skor WSM (0-10)</w:t>
+            </w:r>
+          </w:p>
+        </w:tc>
+        <w:tc>
+          <w:tcPr>
+            <w:tcW w:type="dxa" w:w="1020"/>
+            <w:shd w:val="clear" w:color="auto" w:fill="B71C1C"/>
+            <w:tcMar>
+              <w:top w:w="70" w:type="dxa"/>
+              <w:bottom w:w="70" w:type="dxa"/>
+              <w:left w:w="100" w:type="dxa"/>
+              <w:right w:w="100" w:type="dxa"/>
+            </w:tcMar>
+            <w:tcBorders>
+              <w:top w:val="single" w:sz="4" w:color="D0D0D0" w:space="0"/>
+              <w:left w:val="single" w:sz="4" w:color="D0D0D0" w:space="0"/>
+              <w:bottom w:val="single" w:sz="8" w:color="880E4F" w:space="0"/>
+              <w:right w:val="single" w:sz="4" w:color="D0D0D0" w:space="0"/>
+            </w:tcBorders>
+          </w:tcPr>
+          <w:p>
+            <w:pPr>
+              <w:jc w:val="center"/>
+            </w:pPr>
+            <w:r>
+              <w:rPr>
+                <w:b/>
+                <w:i w:val="0"/>
+                <w:color w:val="FFFFFF"/>
+                <w:sz w:val="17"/>
+              </w:rPr>
+              <w:t>Skor Likert (1-5)</w:t>
+            </w:r>
+          </w:p>
+        </w:tc>
+        <w:tc>
+          <w:tcPr>
+            <w:tcW w:type="dxa" w:w="1247"/>
+            <w:shd w:val="clear" w:color="auto" w:fill="B71C1C"/>
+            <w:tcMar>
+              <w:top w:w="70" w:type="dxa"/>
+              <w:bottom w:w="70" w:type="dxa"/>
+              <w:left w:w="100" w:type="dxa"/>
+              <w:right w:w="100" w:type="dxa"/>
+            </w:tcMar>
+            <w:tcBorders>
+              <w:top w:val="single" w:sz="4" w:color="D0D0D0" w:space="0"/>
+              <w:left w:val="single" w:sz="4" w:color="D0D0D0" w:space="0"/>
+              <w:bottom w:val="single" w:sz="8" w:color="880E4F" w:space="0"/>
+              <w:right w:val="single" w:sz="4" w:color="D0D0D0" w:space="0"/>
+            </w:tcBorders>
+          </w:tcPr>
+          <w:p>
+            <w:pPr>
+              <w:jc w:val="center"/>
+            </w:pPr>
+            <w:r>
+              <w:rPr>
+                <w:b/>
+                <w:i w:val="0"/>
+                <w:color w:val="FFFFFF"/>
+                <w:sz w:val="17"/>
+              </w:rPr>
+              <w:t>Status Ekologis</w:t>
+            </w:r>
+          </w:p>
+        </w:tc>
+      </w:tr>
+      <w:tr>
+        <w:tc>
+          <w:tcPr>
+            <w:tcW w:type="dxa" w:w="737"/>
+            <w:shd w:val="clear" w:color="auto" w:fill="FFF5F5"/>
+            <w:tcMar>
+              <w:top w:w="50" w:type="dxa"/>
+              <w:bottom w:w="50" w:type="dxa"/>
+              <w:left w:w="100" w:type="dxa"/>
+              <w:right w:w="100" w:type="dxa"/>
+            </w:tcMar>
+            <w:tcBorders>
+              <w:top w:val="single" w:sz="4" w:color="D0D0D0" w:space="0"/>
+              <w:left w:val="single" w:sz="4" w:color="D0D0D0" w:space="0"/>
+              <w:bottom w:val="single" w:sz="4" w:color="D0D0D0" w:space="0"/>
+              <w:right w:val="single" w:sz="4" w:color="D0D0D0" w:space="0"/>
+            </w:tcBorders>
+          </w:tcPr>
+          <w:p>
+            <w:pPr>
+              <w:jc w:val="center"/>
+            </w:pPr>
+            <w:r>
+              <w:rPr>
+                <w:b w:val="0"/>
+                <w:i w:val="0"/>
+                <w:color w:val="222222"/>
+                <w:sz w:val="17"/>
+              </w:rPr>
+              <w:t>Veto 1</w:t>
+            </w:r>
+          </w:p>
+        </w:tc>
+        <w:tc>
+          <w:tcPr>
+            <w:tcW w:type="dxa" w:w="1928"/>
+            <w:shd w:val="clear" w:color="auto" w:fill="FFF5F5"/>
+            <w:tcMar>
+              <w:top w:w="50" w:type="dxa"/>
+              <w:bottom w:w="50" w:type="dxa"/>
+              <w:left w:w="100" w:type="dxa"/>
+              <w:right w:w="100" w:type="dxa"/>
+            </w:tcMar>
+            <w:tcBorders>
+              <w:top w:val="single" w:sz="4" w:color="D0D0D0" w:space="0"/>
+              <w:left w:val="single" w:sz="4" w:color="D0D0D0" w:space="0"/>
+              <w:bottom w:val="single" w:sz="4" w:color="D0D0D0" w:space="0"/>
+              <w:right w:val="single" w:sz="4" w:color="D0D0D0" w:space="0"/>
+            </w:tcBorders>
+          </w:tcPr>
+          <w:p>
+            <w:pPr>
+              <w:jc w:val="left"/>
+            </w:pPr>
+            <w:r>
+              <w:rPr>
+                <w:b w:val="0"/>
+                <w:i w:val="0"/>
+                <w:color w:val="222222"/>
+                <w:sz w:val="17"/>
+              </w:rPr>
+              <w:t>Obral Konsesi WIUP Baru Pasca-2014</w:t>
+            </w:r>
+          </w:p>
+        </w:tc>
+        <w:tc>
+          <w:tcPr>
+            <w:tcW w:type="dxa" w:w="1417"/>
+            <w:shd w:val="clear" w:color="auto" w:fill="FFF5F5"/>
+            <w:tcMar>
+              <w:top w:w="50" w:type="dxa"/>
+              <w:bottom w:w="50" w:type="dxa"/>
+              <w:left w:w="100" w:type="dxa"/>
+              <w:right w:w="100" w:type="dxa"/>
+            </w:tcMar>
+            <w:tcBorders>
+              <w:top w:val="single" w:sz="4" w:color="D0D0D0" w:space="0"/>
+              <w:left w:val="single" w:sz="4" w:color="D0D0D0" w:space="0"/>
+              <w:bottom w:val="single" w:sz="4" w:color="D0D0D0" w:space="0"/>
+              <w:right w:val="single" w:sz="4" w:color="D0D0D0" w:space="0"/>
+            </w:tcBorders>
+          </w:tcPr>
+          <w:p>
+            <w:pPr>
+              <w:jc w:val="center"/>
+            </w:pPr>
+            <w:r>
+              <w:rPr>
+                <w:b w:val="0"/>
+                <w:i w:val="0"/>
+                <w:color w:val="222222"/>
+                <w:sz w:val="17"/>
+              </w:rPr>
+              <w:t>574 Izin</w:t>
+            </w:r>
+          </w:p>
+        </w:tc>
+        <w:tc>
+          <w:tcPr>
+            <w:tcW w:type="dxa" w:w="1814"/>
+            <w:shd w:val="clear" w:color="auto" w:fill="FFF5F5"/>
+            <w:tcMar>
+              <w:top w:w="50" w:type="dxa"/>
+              <w:bottom w:w="50" w:type="dxa"/>
+              <w:left w:w="100" w:type="dxa"/>
+              <w:right w:w="100" w:type="dxa"/>
+            </w:tcMar>
+            <w:tcBorders>
+              <w:top w:val="single" w:sz="4" w:color="D0D0D0" w:space="0"/>
+              <w:left w:val="single" w:sz="4" w:color="D0D0D0" w:space="0"/>
+              <w:bottom w:val="single" w:sz="4" w:color="D0D0D0" w:space="0"/>
+              <w:right w:val="single" w:sz="4" w:color="D0D0D0" w:space="0"/>
+            </w:tcBorders>
+          </w:tcPr>
+          <w:p>
+            <w:pPr>
+              <w:jc w:val="left"/>
+            </w:pPr>
+            <w:r>
+              <w:rPr>
+                <w:b w:val="0"/>
+                <w:i w:val="0"/>
+                <w:color w:val="222222"/>
+                <w:sz w:val="17"/>
+              </w:rPr>
+              <w:t>&gt; 100 Izin Baru (Threshold Veto ESDM)</w:t>
+            </w:r>
+          </w:p>
+        </w:tc>
+        <w:tc>
+          <w:tcPr>
+            <w:tcW w:type="dxa" w:w="1701"/>
+            <w:shd w:val="clear" w:color="auto" w:fill="FFF5F5"/>
+            <w:tcMar>
+              <w:top w:w="50" w:type="dxa"/>
+              <w:bottom w:w="50" w:type="dxa"/>
+              <w:left w:w="100" w:type="dxa"/>
+              <w:right w:w="100" w:type="dxa"/>
+            </w:tcMar>
+            <w:tcBorders>
+              <w:top w:val="single" w:sz="4" w:color="D0D0D0" w:space="0"/>
+              <w:left w:val="single" w:sz="4" w:color="D0D0D0" w:space="0"/>
+              <w:bottom w:val="single" w:sz="4" w:color="D0D0D0" w:space="0"/>
+              <w:right w:val="single" w:sz="4" w:color="D0D0D0" w:space="0"/>
+            </w:tcBorders>
+          </w:tcPr>
+          <w:p>
+            <w:pPr>
+              <w:jc w:val="left"/>
+            </w:pPr>
+            <w:r>
+              <w:rPr>
+                <w:b w:val="0"/>
+                <w:i w:val="0"/>
+                <w:color w:val="222222"/>
+                <w:sz w:val="17"/>
+              </w:rPr>
+              <w:t>min(10.0, (574/100)*10)</w:t>
+            </w:r>
+          </w:p>
+        </w:tc>
+        <w:tc>
+          <w:tcPr>
+            <w:tcW w:type="dxa" w:w="1020"/>
+            <w:shd w:val="clear" w:color="auto" w:fill="FFF5F5"/>
+            <w:tcMar>
+              <w:top w:w="50" w:type="dxa"/>
+              <w:bottom w:w="50" w:type="dxa"/>
+              <w:left w:w="100" w:type="dxa"/>
+              <w:right w:w="100" w:type="dxa"/>
+            </w:tcMar>
+            <w:tcBorders>
+              <w:top w:val="single" w:sz="4" w:color="D0D0D0" w:space="0"/>
+              <w:left w:val="single" w:sz="4" w:color="D0D0D0" w:space="0"/>
+              <w:bottom w:val="single" w:sz="4" w:color="D0D0D0" w:space="0"/>
+              <w:right w:val="single" w:sz="4" w:color="D0D0D0" w:space="0"/>
+            </w:tcBorders>
+          </w:tcPr>
+          <w:p>
+            <w:pPr>
+              <w:jc w:val="center"/>
+            </w:pPr>
+            <w:r>
+              <w:rPr>
+                <w:b w:val="0"/>
+                <w:i w:val="0"/>
+                <w:color w:val="222222"/>
+                <w:sz w:val="17"/>
+              </w:rPr>
+              <w:t>10.00 / 10.0</w:t>
+            </w:r>
+          </w:p>
+        </w:tc>
+        <w:tc>
+          <w:tcPr>
+            <w:tcW w:type="dxa" w:w="1020"/>
+            <w:shd w:val="clear" w:color="auto" w:fill="FFF5F5"/>
+            <w:tcMar>
+              <w:top w:w="50" w:type="dxa"/>
+              <w:bottom w:w="50" w:type="dxa"/>
+              <w:left w:w="100" w:type="dxa"/>
+              <w:right w:w="100" w:type="dxa"/>
+            </w:tcMar>
+            <w:tcBorders>
+              <w:top w:val="single" w:sz="4" w:color="D0D0D0" w:space="0"/>
+              <w:left w:val="single" w:sz="4" w:color="D0D0D0" w:space="0"/>
+              <w:bottom w:val="single" w:sz="4" w:color="D0D0D0" w:space="0"/>
+              <w:right w:val="single" w:sz="4" w:color="D0D0D0" w:space="0"/>
+            </w:tcBorders>
+          </w:tcPr>
+          <w:p>
+            <w:pPr>
+              <w:jc w:val="center"/>
+            </w:pPr>
+            <w:r>
+              <w:rPr>
+                <w:b w:val="0"/>
+                <w:i w:val="0"/>
+                <w:color w:val="222222"/>
+                <w:sz w:val="17"/>
+              </w:rPr>
+              <w:t>5.0 / 5</w:t>
+            </w:r>
+          </w:p>
+        </w:tc>
+        <w:tc>
+          <w:tcPr>
+            <w:tcW w:type="dxa" w:w="1247"/>
+            <w:shd w:val="clear" w:color="auto" w:fill="FFF5F5"/>
+            <w:tcMar>
+              <w:top w:w="50" w:type="dxa"/>
+              <w:bottom w:w="50" w:type="dxa"/>
+              <w:left w:w="100" w:type="dxa"/>
+              <w:right w:w="100" w:type="dxa"/>
+            </w:tcMar>
+            <w:tcBorders>
+              <w:top w:val="single" w:sz="4" w:color="D0D0D0" w:space="0"/>
+              <w:left w:val="single" w:sz="4" w:color="D0D0D0" w:space="0"/>
+              <w:bottom w:val="single" w:sz="4" w:color="D0D0D0" w:space="0"/>
+              <w:right w:val="single" w:sz="4" w:color="D0D0D0" w:space="0"/>
+            </w:tcBorders>
+          </w:tcPr>
+          <w:p>
+            <w:pPr>
+              <w:jc w:val="center"/>
+            </w:pPr>
+            <w:r>
+              <w:rPr>
+                <w:b w:val="0"/>
+                <w:i w:val="0"/>
+                <w:color w:val="222222"/>
+                <w:sz w:val="17"/>
+              </w:rPr>
+              <w:t>VETO GAGAL (RED FLAG)</w:t>
+            </w:r>
+          </w:p>
+        </w:tc>
+      </w:tr>
+      <w:tr>
+        <w:tc>
+          <w:tcPr>
+            <w:tcW w:type="dxa" w:w="737"/>
+            <w:shd w:val="clear" w:color="auto" w:fill="FFFFFF"/>
+            <w:tcMar>
+              <w:top w:w="50" w:type="dxa"/>
+              <w:bottom w:w="50" w:type="dxa"/>
+              <w:left w:w="100" w:type="dxa"/>
+              <w:right w:w="100" w:type="dxa"/>
+            </w:tcMar>
+            <w:tcBorders>
+              <w:top w:val="single" w:sz="4" w:color="D0D0D0" w:space="0"/>
+              <w:left w:val="single" w:sz="4" w:color="D0D0D0" w:space="0"/>
+              <w:bottom w:val="single" w:sz="4" w:color="D0D0D0" w:space="0"/>
+              <w:right w:val="single" w:sz="4" w:color="D0D0D0" w:space="0"/>
+            </w:tcBorders>
+          </w:tcPr>
+          <w:p>
+            <w:pPr>
+              <w:jc w:val="center"/>
+            </w:pPr>
+            <w:r>
+              <w:rPr>
+                <w:b w:val="0"/>
+                <w:i w:val="0"/>
+                <w:color w:val="222222"/>
+                <w:sz w:val="17"/>
+              </w:rPr>
+              <w:t>Veto 2</w:t>
+            </w:r>
+          </w:p>
+        </w:tc>
+        <w:tc>
+          <w:tcPr>
+            <w:tcW w:type="dxa" w:w="1928"/>
+            <w:shd w:val="clear" w:color="auto" w:fill="FFFFFF"/>
+            <w:tcMar>
+              <w:top w:w="50" w:type="dxa"/>
+              <w:bottom w:w="50" w:type="dxa"/>
+              <w:left w:w="100" w:type="dxa"/>
+              <w:right w:w="100" w:type="dxa"/>
+            </w:tcMar>
+            <w:tcBorders>
+              <w:top w:val="single" w:sz="4" w:color="D0D0D0" w:space="0"/>
+              <w:left w:val="single" w:sz="4" w:color="D0D0D0" w:space="0"/>
+              <w:bottom w:val="single" w:sz="4" w:color="D0D0D0" w:space="0"/>
+              <w:right w:val="single" w:sz="4" w:color="D0D0D0" w:space="0"/>
+            </w:tcBorders>
+          </w:tcPr>
+          <w:p>
+            <w:pPr>
+              <w:jc w:val="left"/>
+            </w:pPr>
+            <w:r>
+              <w:rPr>
+                <w:b w:val="0"/>
+                <w:i w:val="0"/>
+                <w:color w:val="222222"/>
+                <w:sz w:val="17"/>
+              </w:rPr>
+              <w:t>Pembiaran Korporat Pelanggar Hukum</w:t>
+            </w:r>
+          </w:p>
+        </w:tc>
+        <w:tc>
+          <w:tcPr>
+            <w:tcW w:type="dxa" w:w="1417"/>
+            <w:shd w:val="clear" w:color="auto" w:fill="FFFFFF"/>
+            <w:tcMar>
+              <w:top w:w="50" w:type="dxa"/>
+              <w:bottom w:w="50" w:type="dxa"/>
+              <w:left w:w="100" w:type="dxa"/>
+              <w:right w:w="100" w:type="dxa"/>
+            </w:tcMar>
+            <w:tcBorders>
+              <w:top w:val="single" w:sz="4" w:color="D0D0D0" w:space="0"/>
+              <w:left w:val="single" w:sz="4" w:color="D0D0D0" w:space="0"/>
+              <w:bottom w:val="single" w:sz="4" w:color="D0D0D0" w:space="0"/>
+              <w:right w:val="single" w:sz="4" w:color="D0D0D0" w:space="0"/>
+            </w:tcBorders>
+          </w:tcPr>
+          <w:p>
+            <w:pPr>
+              <w:jc w:val="center"/>
+            </w:pPr>
+            <w:r>
+              <w:rPr>
+                <w:b w:val="0"/>
+                <w:i w:val="0"/>
+                <w:color w:val="222222"/>
+                <w:sz w:val="17"/>
+              </w:rPr>
+              <w:t>21 Korporat</w:t>
+            </w:r>
+          </w:p>
+        </w:tc>
+        <w:tc>
+          <w:tcPr>
+            <w:tcW w:type="dxa" w:w="1814"/>
+            <w:shd w:val="clear" w:color="auto" w:fill="FFFFFF"/>
+            <w:tcMar>
+              <w:top w:w="50" w:type="dxa"/>
+              <w:bottom w:w="50" w:type="dxa"/>
+              <w:left w:w="100" w:type="dxa"/>
+              <w:right w:w="100" w:type="dxa"/>
+            </w:tcMar>
+            <w:tcBorders>
+              <w:top w:val="single" w:sz="4" w:color="D0D0D0" w:space="0"/>
+              <w:left w:val="single" w:sz="4" w:color="D0D0D0" w:space="0"/>
+              <w:bottom w:val="single" w:sz="4" w:color="D0D0D0" w:space="0"/>
+              <w:right w:val="single" w:sz="4" w:color="D0D0D0" w:space="0"/>
+            </w:tcBorders>
+          </w:tcPr>
+          <w:p>
+            <w:pPr>
+              <w:jc w:val="left"/>
+            </w:pPr>
+            <w:r>
+              <w:rPr>
+                <w:b w:val="0"/>
+                <w:i w:val="0"/>
+                <w:color w:val="222222"/>
+                <w:sz w:val="17"/>
+              </w:rPr>
+              <w:t>&gt; 10 Korporat (Batas Toleransi Impunitas)</w:t>
+            </w:r>
+          </w:p>
+        </w:tc>
+        <w:tc>
+          <w:tcPr>
+            <w:tcW w:type="dxa" w:w="1701"/>
+            <w:shd w:val="clear" w:color="auto" w:fill="FFFFFF"/>
+            <w:tcMar>
+              <w:top w:w="50" w:type="dxa"/>
+              <w:bottom w:w="50" w:type="dxa"/>
+              <w:left w:w="100" w:type="dxa"/>
+              <w:right w:w="100" w:type="dxa"/>
+            </w:tcMar>
+            <w:tcBorders>
+              <w:top w:val="single" w:sz="4" w:color="D0D0D0" w:space="0"/>
+              <w:left w:val="single" w:sz="4" w:color="D0D0D0" w:space="0"/>
+              <w:bottom w:val="single" w:sz="4" w:color="D0D0D0" w:space="0"/>
+              <w:right w:val="single" w:sz="4" w:color="D0D0D0" w:space="0"/>
+            </w:tcBorders>
+          </w:tcPr>
+          <w:p>
+            <w:pPr>
+              <w:jc w:val="left"/>
+            </w:pPr>
+            <w:r>
+              <w:rPr>
+                <w:b w:val="0"/>
+                <w:i w:val="0"/>
+                <w:color w:val="222222"/>
+                <w:sz w:val="17"/>
+              </w:rPr>
+              <w:t>min(10.0, (21/10)*10)</w:t>
+            </w:r>
+          </w:p>
+        </w:tc>
+        <w:tc>
+          <w:tcPr>
+            <w:tcW w:type="dxa" w:w="1020"/>
+            <w:shd w:val="clear" w:color="auto" w:fill="FFFFFF"/>
+            <w:tcMar>
+              <w:top w:w="50" w:type="dxa"/>
+              <w:bottom w:w="50" w:type="dxa"/>
+              <w:left w:w="100" w:type="dxa"/>
+              <w:right w:w="100" w:type="dxa"/>
+            </w:tcMar>
+            <w:tcBorders>
+              <w:top w:val="single" w:sz="4" w:color="D0D0D0" w:space="0"/>
+              <w:left w:val="single" w:sz="4" w:color="D0D0D0" w:space="0"/>
+              <w:bottom w:val="single" w:sz="4" w:color="D0D0D0" w:space="0"/>
+              <w:right w:val="single" w:sz="4" w:color="D0D0D0" w:space="0"/>
+            </w:tcBorders>
+          </w:tcPr>
+          <w:p>
+            <w:pPr>
+              <w:jc w:val="center"/>
+            </w:pPr>
+            <w:r>
+              <w:rPr>
+                <w:b w:val="0"/>
+                <w:i w:val="0"/>
+                <w:color w:val="222222"/>
+                <w:sz w:val="17"/>
+              </w:rPr>
+              <w:t>10.00 / 10.0</w:t>
+            </w:r>
+          </w:p>
+        </w:tc>
+        <w:tc>
+          <w:tcPr>
+            <w:tcW w:type="dxa" w:w="1020"/>
+            <w:shd w:val="clear" w:color="auto" w:fill="FFFFFF"/>
+            <w:tcMar>
+              <w:top w:w="50" w:type="dxa"/>
+              <w:bottom w:w="50" w:type="dxa"/>
+              <w:left w:w="100" w:type="dxa"/>
+              <w:right w:w="100" w:type="dxa"/>
+            </w:tcMar>
+            <w:tcBorders>
+              <w:top w:val="single" w:sz="4" w:color="D0D0D0" w:space="0"/>
+              <w:left w:val="single" w:sz="4" w:color="D0D0D0" w:space="0"/>
+              <w:bottom w:val="single" w:sz="4" w:color="D0D0D0" w:space="0"/>
+              <w:right w:val="single" w:sz="4" w:color="D0D0D0" w:space="0"/>
+            </w:tcBorders>
+          </w:tcPr>
+          <w:p>
+            <w:pPr>
+              <w:jc w:val="center"/>
+            </w:pPr>
+            <w:r>
+              <w:rPr>
+                <w:b w:val="0"/>
+                <w:i w:val="0"/>
+                <w:color w:val="222222"/>
+                <w:sz w:val="17"/>
+              </w:rPr>
+              <w:t>5.0 / 5</w:t>
+            </w:r>
+          </w:p>
+        </w:tc>
+        <w:tc>
+          <w:tcPr>
+            <w:tcW w:type="dxa" w:w="1247"/>
+            <w:shd w:val="clear" w:color="auto" w:fill="FFFFFF"/>
+            <w:tcMar>
+              <w:top w:w="50" w:type="dxa"/>
+              <w:bottom w:w="50" w:type="dxa"/>
+              <w:left w:w="100" w:type="dxa"/>
+              <w:right w:w="100" w:type="dxa"/>
+            </w:tcMar>
+            <w:tcBorders>
+              <w:top w:val="single" w:sz="4" w:color="D0D0D0" w:space="0"/>
+              <w:left w:val="single" w:sz="4" w:color="D0D0D0" w:space="0"/>
+              <w:bottom w:val="single" w:sz="4" w:color="D0D0D0" w:space="0"/>
+              <w:right w:val="single" w:sz="4" w:color="D0D0D0" w:space="0"/>
+            </w:tcBorders>
+          </w:tcPr>
+          <w:p>
+            <w:pPr>
+              <w:jc w:val="center"/>
+            </w:pPr>
+            <w:r>
+              <w:rPr>
+                <w:b w:val="0"/>
+                <w:i w:val="0"/>
+                <w:color w:val="222222"/>
+                <w:sz w:val="17"/>
+              </w:rPr>
+              <w:t>NEGARA LUMPUH (RED FLAG)</w:t>
+            </w:r>
+          </w:p>
+        </w:tc>
+      </w:tr>
+      <w:tr>
+        <w:tc>
+          <w:tcPr>
+            <w:tcW w:type="dxa" w:w="737"/>
+            <w:shd w:val="clear" w:color="auto" w:fill="FFF5F5"/>
+            <w:tcMar>
+              <w:top w:w="50" w:type="dxa"/>
+              <w:bottom w:w="50" w:type="dxa"/>
+              <w:left w:w="100" w:type="dxa"/>
+              <w:right w:w="100" w:type="dxa"/>
+            </w:tcMar>
+            <w:tcBorders>
+              <w:top w:val="single" w:sz="4" w:color="D0D0D0" w:space="0"/>
+              <w:left w:val="single" w:sz="4" w:color="D0D0D0" w:space="0"/>
+              <w:bottom w:val="single" w:sz="4" w:color="D0D0D0" w:space="0"/>
+              <w:right w:val="single" w:sz="4" w:color="D0D0D0" w:space="0"/>
+            </w:tcBorders>
+          </w:tcPr>
+          <w:p>
+            <w:pPr>
+              <w:jc w:val="center"/>
+            </w:pPr>
+            <w:r>
+              <w:rPr>
+                <w:b w:val="0"/>
+                <w:i w:val="0"/>
+                <w:color w:val="222222"/>
+                <w:sz w:val="17"/>
+              </w:rPr>
+              <w:t>Veto 3</w:t>
+            </w:r>
+          </w:p>
+        </w:tc>
+        <w:tc>
+          <w:tcPr>
+            <w:tcW w:type="dxa" w:w="1928"/>
+            <w:shd w:val="clear" w:color="auto" w:fill="FFF5F5"/>
+            <w:tcMar>
+              <w:top w:w="50" w:type="dxa"/>
+              <w:bottom w:w="50" w:type="dxa"/>
+              <w:left w:w="100" w:type="dxa"/>
+              <w:right w:w="100" w:type="dxa"/>
+            </w:tcMar>
+            <w:tcBorders>
+              <w:top w:val="single" w:sz="4" w:color="D0D0D0" w:space="0"/>
+              <w:left w:val="single" w:sz="4" w:color="D0D0D0" w:space="0"/>
+              <w:bottom w:val="single" w:sz="4" w:color="D0D0D0" w:space="0"/>
+              <w:right w:val="single" w:sz="4" w:color="D0D0D0" w:space="0"/>
+            </w:tcBorders>
+          </w:tcPr>
+          <w:p>
+            <w:pPr>
+              <w:jc w:val="left"/>
+            </w:pPr>
+            <w:r>
+              <w:rPr>
+                <w:b w:val="0"/>
+                <w:i w:val="0"/>
+                <w:color w:val="222222"/>
+                <w:sz w:val="17"/>
+              </w:rPr>
+              <w:t>Ekspansi PLTU Batubara Captive</w:t>
+            </w:r>
+          </w:p>
+        </w:tc>
+        <w:tc>
+          <w:tcPr>
+            <w:tcW w:type="dxa" w:w="1417"/>
+            <w:shd w:val="clear" w:color="auto" w:fill="FFF5F5"/>
+            <w:tcMar>
+              <w:top w:w="50" w:type="dxa"/>
+              <w:bottom w:w="50" w:type="dxa"/>
+              <w:left w:w="100" w:type="dxa"/>
+              <w:right w:w="100" w:type="dxa"/>
+            </w:tcMar>
+            <w:tcBorders>
+              <w:top w:val="single" w:sz="4" w:color="D0D0D0" w:space="0"/>
+              <w:left w:val="single" w:sz="4" w:color="D0D0D0" w:space="0"/>
+              <w:bottom w:val="single" w:sz="4" w:color="D0D0D0" w:space="0"/>
+              <w:right w:val="single" w:sz="4" w:color="D0D0D0" w:space="0"/>
+            </w:tcBorders>
+          </w:tcPr>
+          <w:p>
+            <w:pPr>
+              <w:jc w:val="center"/>
+            </w:pPr>
+            <w:r>
+              <w:rPr>
+                <w:b w:val="0"/>
+                <w:i w:val="0"/>
+                <w:color w:val="222222"/>
+                <w:sz w:val="17"/>
+              </w:rPr>
+              <w:t>10.26 GW (10,255 MW)</w:t>
+            </w:r>
+          </w:p>
+        </w:tc>
+        <w:tc>
+          <w:tcPr>
+            <w:tcW w:type="dxa" w:w="1814"/>
+            <w:shd w:val="clear" w:color="auto" w:fill="FFF5F5"/>
+            <w:tcMar>
+              <w:top w:w="50" w:type="dxa"/>
+              <w:bottom w:w="50" w:type="dxa"/>
+              <w:left w:w="100" w:type="dxa"/>
+              <w:right w:w="100" w:type="dxa"/>
+            </w:tcMar>
+            <w:tcBorders>
+              <w:top w:val="single" w:sz="4" w:color="D0D0D0" w:space="0"/>
+              <w:left w:val="single" w:sz="4" w:color="D0D0D0" w:space="0"/>
+              <w:bottom w:val="single" w:sz="4" w:color="D0D0D0" w:space="0"/>
+              <w:right w:val="single" w:sz="4" w:color="D0D0D0" w:space="0"/>
+            </w:tcBorders>
+          </w:tcPr>
+          <w:p>
+            <w:pPr>
+              <w:jc w:val="left"/>
+            </w:pPr>
+            <w:r>
+              <w:rPr>
+                <w:b w:val="0"/>
+                <w:i w:val="0"/>
+                <w:color w:val="222222"/>
+                <w:sz w:val="17"/>
+              </w:rPr>
+              <w:t>&gt; 5,000 MW (5 GW Batas Kritis GEM)</w:t>
+            </w:r>
+          </w:p>
+        </w:tc>
+        <w:tc>
+          <w:tcPr>
+            <w:tcW w:type="dxa" w:w="1701"/>
+            <w:shd w:val="clear" w:color="auto" w:fill="FFF5F5"/>
+            <w:tcMar>
+              <w:top w:w="50" w:type="dxa"/>
+              <w:bottom w:w="50" w:type="dxa"/>
+              <w:left w:w="100" w:type="dxa"/>
+              <w:right w:w="100" w:type="dxa"/>
+            </w:tcMar>
+            <w:tcBorders>
+              <w:top w:val="single" w:sz="4" w:color="D0D0D0" w:space="0"/>
+              <w:left w:val="single" w:sz="4" w:color="D0D0D0" w:space="0"/>
+              <w:bottom w:val="single" w:sz="4" w:color="D0D0D0" w:space="0"/>
+              <w:right w:val="single" w:sz="4" w:color="D0D0D0" w:space="0"/>
+            </w:tcBorders>
+          </w:tcPr>
+          <w:p>
+            <w:pPr>
+              <w:jc w:val="left"/>
+            </w:pPr>
+            <w:r>
+              <w:rPr>
+                <w:b w:val="0"/>
+                <w:i w:val="0"/>
+                <w:color w:val="222222"/>
+                <w:sz w:val="17"/>
+              </w:rPr>
+              <w:t>min(10.0, (10,255/5000)*10)</w:t>
+            </w:r>
+          </w:p>
+        </w:tc>
+        <w:tc>
+          <w:tcPr>
+            <w:tcW w:type="dxa" w:w="1020"/>
+            <w:shd w:val="clear" w:color="auto" w:fill="FFF5F5"/>
+            <w:tcMar>
+              <w:top w:w="50" w:type="dxa"/>
+              <w:bottom w:w="50" w:type="dxa"/>
+              <w:left w:w="100" w:type="dxa"/>
+              <w:right w:w="100" w:type="dxa"/>
+            </w:tcMar>
+            <w:tcBorders>
+              <w:top w:val="single" w:sz="4" w:color="D0D0D0" w:space="0"/>
+              <w:left w:val="single" w:sz="4" w:color="D0D0D0" w:space="0"/>
+              <w:bottom w:val="single" w:sz="4" w:color="D0D0D0" w:space="0"/>
+              <w:right w:val="single" w:sz="4" w:color="D0D0D0" w:space="0"/>
+            </w:tcBorders>
+          </w:tcPr>
+          <w:p>
+            <w:pPr>
+              <w:jc w:val="center"/>
+            </w:pPr>
+            <w:r>
+              <w:rPr>
+                <w:b w:val="0"/>
+                <w:i w:val="0"/>
+                <w:color w:val="222222"/>
+                <w:sz w:val="17"/>
+              </w:rPr>
+              <w:t>10.00 / 10.0</w:t>
+            </w:r>
+          </w:p>
+        </w:tc>
+        <w:tc>
+          <w:tcPr>
+            <w:tcW w:type="dxa" w:w="1020"/>
+            <w:shd w:val="clear" w:color="auto" w:fill="FFF5F5"/>
+            <w:tcMar>
+              <w:top w:w="50" w:type="dxa"/>
+              <w:bottom w:w="50" w:type="dxa"/>
+              <w:left w:w="100" w:type="dxa"/>
+              <w:right w:w="100" w:type="dxa"/>
+            </w:tcMar>
+            <w:tcBorders>
+              <w:top w:val="single" w:sz="4" w:color="D0D0D0" w:space="0"/>
+              <w:left w:val="single" w:sz="4" w:color="D0D0D0" w:space="0"/>
+              <w:bottom w:val="single" w:sz="4" w:color="D0D0D0" w:space="0"/>
+              <w:right w:val="single" w:sz="4" w:color="D0D0D0" w:space="0"/>
+            </w:tcBorders>
+          </w:tcPr>
+          <w:p>
+            <w:pPr>
+              <w:jc w:val="center"/>
+            </w:pPr>
+            <w:r>
+              <w:rPr>
+                <w:b w:val="0"/>
+                <w:i w:val="0"/>
+                <w:color w:val="222222"/>
+                <w:sz w:val="17"/>
+              </w:rPr>
+              <w:t>5.0 / 5</w:t>
+            </w:r>
+          </w:p>
+        </w:tc>
+        <w:tc>
+          <w:tcPr>
+            <w:tcW w:type="dxa" w:w="1247"/>
+            <w:shd w:val="clear" w:color="auto" w:fill="FFF5F5"/>
+            <w:tcMar>
+              <w:top w:w="50" w:type="dxa"/>
+              <w:bottom w:w="50" w:type="dxa"/>
+              <w:left w:w="100" w:type="dxa"/>
+              <w:right w:w="100" w:type="dxa"/>
+            </w:tcMar>
+            <w:tcBorders>
+              <w:top w:val="single" w:sz="4" w:color="D0D0D0" w:space="0"/>
+              <w:left w:val="single" w:sz="4" w:color="D0D0D0" w:space="0"/>
+              <w:bottom w:val="single" w:sz="4" w:color="D0D0D0" w:space="0"/>
+              <w:right w:val="single" w:sz="4" w:color="D0D0D0" w:space="0"/>
+            </w:tcBorders>
+          </w:tcPr>
+          <w:p>
+            <w:pPr>
+              <w:jc w:val="center"/>
+            </w:pPr>
+            <w:r>
+              <w:rPr>
+                <w:b w:val="0"/>
+                <w:i w:val="0"/>
+                <w:color w:val="222222"/>
+                <w:sz w:val="17"/>
+              </w:rPr>
+              <w:t>HYPOCRISY (RED FLAG)</w:t>
+            </w:r>
+          </w:p>
+        </w:tc>
+      </w:tr>
+      <w:tr>
+        <w:tc>
+          <w:tcPr>
+            <w:tcW w:type="dxa" w:w="737"/>
+            <w:shd w:val="clear" w:color="auto" w:fill="FFFFFF"/>
+            <w:tcMar>
+              <w:top w:w="50" w:type="dxa"/>
+              <w:bottom w:w="50" w:type="dxa"/>
+              <w:left w:w="100" w:type="dxa"/>
+              <w:right w:w="100" w:type="dxa"/>
+            </w:tcMar>
+            <w:tcBorders>
+              <w:top w:val="single" w:sz="4" w:color="D0D0D0" w:space="0"/>
+              <w:left w:val="single" w:sz="4" w:color="D0D0D0" w:space="0"/>
+              <w:bottom w:val="single" w:sz="4" w:color="D0D0D0" w:space="0"/>
+              <w:right w:val="single" w:sz="4" w:color="D0D0D0" w:space="0"/>
+            </w:tcBorders>
+          </w:tcPr>
+          <w:p>
+            <w:pPr>
+              <w:jc w:val="center"/>
+            </w:pPr>
+            <w:r>
+              <w:rPr>
+                <w:b w:val="0"/>
+                <w:i w:val="0"/>
+                <w:color w:val="222222"/>
+                <w:sz w:val="17"/>
+              </w:rPr>
+              <w:t>TOTAL</w:t>
+            </w:r>
+          </w:p>
+        </w:tc>
+        <w:tc>
+          <w:tcPr>
+            <w:tcW w:type="dxa" w:w="1928"/>
+            <w:shd w:val="clear" w:color="auto" w:fill="FFFFFF"/>
+            <w:tcMar>
+              <w:top w:w="50" w:type="dxa"/>
+              <w:bottom w:w="50" w:type="dxa"/>
+              <w:left w:w="100" w:type="dxa"/>
+              <w:right w:w="100" w:type="dxa"/>
+            </w:tcMar>
+            <w:tcBorders>
+              <w:top w:val="single" w:sz="4" w:color="D0D0D0" w:space="0"/>
+              <w:left w:val="single" w:sz="4" w:color="D0D0D0" w:space="0"/>
+              <w:bottom w:val="single" w:sz="4" w:color="D0D0D0" w:space="0"/>
+              <w:right w:val="single" w:sz="4" w:color="D0D0D0" w:space="0"/>
+            </w:tcBorders>
+          </w:tcPr>
+          <w:p>
+            <w:pPr>
+              <w:jc w:val="left"/>
+            </w:pPr>
+            <w:r>
+              <w:rPr>
+                <w:b w:val="0"/>
+                <w:i w:val="0"/>
+                <w:color w:val="222222"/>
+                <w:sz w:val="17"/>
+              </w:rPr>
+              <w:t>Akumulasi Skor Indikator Veto</w:t>
+            </w:r>
+          </w:p>
+        </w:tc>
+        <w:tc>
+          <w:tcPr>
+            <w:tcW w:type="dxa" w:w="1417"/>
+            <w:shd w:val="clear" w:color="auto" w:fill="FFFFFF"/>
+            <w:tcMar>
+              <w:top w:w="50" w:type="dxa"/>
+              <w:bottom w:w="50" w:type="dxa"/>
+              <w:left w:w="100" w:type="dxa"/>
+              <w:right w:w="100" w:type="dxa"/>
+            </w:tcMar>
+            <w:tcBorders>
+              <w:top w:val="single" w:sz="4" w:color="D0D0D0" w:space="0"/>
+              <w:left w:val="single" w:sz="4" w:color="D0D0D0" w:space="0"/>
+              <w:bottom w:val="single" w:sz="4" w:color="D0D0D0" w:space="0"/>
+              <w:right w:val="single" w:sz="4" w:color="D0D0D0" w:space="0"/>
+            </w:tcBorders>
+          </w:tcPr>
+          <w:p>
+            <w:pPr>
+              <w:jc w:val="center"/>
+            </w:pPr>
+            <w:r>
+              <w:rPr>
+                <w:b w:val="0"/>
+                <w:i w:val="0"/>
+                <w:color w:val="222222"/>
+                <w:sz w:val="17"/>
+              </w:rPr>
+              <w:t>Rata-rata 3 Pilar SAW</w:t>
+            </w:r>
+          </w:p>
+        </w:tc>
+        <w:tc>
+          <w:tcPr>
+            <w:tcW w:type="dxa" w:w="1814"/>
+            <w:shd w:val="clear" w:color="auto" w:fill="FFFFFF"/>
+            <w:tcMar>
+              <w:top w:w="50" w:type="dxa"/>
+              <w:bottom w:w="50" w:type="dxa"/>
+              <w:left w:w="100" w:type="dxa"/>
+              <w:right w:w="100" w:type="dxa"/>
+            </w:tcMar>
+            <w:tcBorders>
+              <w:top w:val="single" w:sz="4" w:color="D0D0D0" w:space="0"/>
+              <w:left w:val="single" w:sz="4" w:color="D0D0D0" w:space="0"/>
+              <w:bottom w:val="single" w:sz="4" w:color="D0D0D0" w:space="0"/>
+              <w:right w:val="single" w:sz="4" w:color="D0D0D0" w:space="0"/>
+            </w:tcBorders>
+          </w:tcPr>
+          <w:p>
+            <w:pPr>
+              <w:jc w:val="left"/>
+            </w:pPr>
+            <w:r>
+              <w:rPr>
+                <w:b w:val="0"/>
+                <w:i w:val="0"/>
+                <w:color w:val="222222"/>
+                <w:sz w:val="17"/>
+              </w:rPr>
+              <w:t>Threshold Kritis &gt;= 4.0 / 6.0</w:t>
+            </w:r>
+          </w:p>
+        </w:tc>
+        <w:tc>
+          <w:tcPr>
+            <w:tcW w:type="dxa" w:w="1701"/>
+            <w:shd w:val="clear" w:color="auto" w:fill="FFFFFF"/>
+            <w:tcMar>
+              <w:top w:w="50" w:type="dxa"/>
+              <w:bottom w:w="50" w:type="dxa"/>
+              <w:left w:w="100" w:type="dxa"/>
+              <w:right w:w="100" w:type="dxa"/>
+            </w:tcMar>
+            <w:tcBorders>
+              <w:top w:val="single" w:sz="4" w:color="D0D0D0" w:space="0"/>
+              <w:left w:val="single" w:sz="4" w:color="D0D0D0" w:space="0"/>
+              <w:bottom w:val="single" w:sz="4" w:color="D0D0D0" w:space="0"/>
+              <w:right w:val="single" w:sz="4" w:color="D0D0D0" w:space="0"/>
+            </w:tcBorders>
+          </w:tcPr>
+          <w:p>
+            <w:pPr>
+              <w:jc w:val="left"/>
+            </w:pPr>
+            <w:r>
+              <w:rPr>
+                <w:b w:val="0"/>
+                <w:i w:val="0"/>
+                <w:color w:val="222222"/>
+                <w:sz w:val="17"/>
+              </w:rPr>
+              <w:t>Σ(Skor 1..3) / 3</w:t>
+            </w:r>
+          </w:p>
+        </w:tc>
+        <w:tc>
+          <w:tcPr>
+            <w:tcW w:type="dxa" w:w="1020"/>
+            <w:shd w:val="clear" w:color="auto" w:fill="FFFFFF"/>
+            <w:tcMar>
+              <w:top w:w="50" w:type="dxa"/>
+              <w:bottom w:w="50" w:type="dxa"/>
+              <w:left w:w="100" w:type="dxa"/>
+              <w:right w:w="100" w:type="dxa"/>
+            </w:tcMar>
+            <w:tcBorders>
+              <w:top w:val="single" w:sz="4" w:color="D0D0D0" w:space="0"/>
+              <w:left w:val="single" w:sz="4" w:color="D0D0D0" w:space="0"/>
+              <w:bottom w:val="single" w:sz="4" w:color="D0D0D0" w:space="0"/>
+              <w:right w:val="single" w:sz="4" w:color="D0D0D0" w:space="0"/>
+            </w:tcBorders>
+          </w:tcPr>
+          <w:p>
+            <w:pPr>
+              <w:jc w:val="center"/>
+            </w:pPr>
+            <w:r>
+              <w:rPr>
+                <w:b w:val="0"/>
+                <w:i w:val="0"/>
+                <w:color w:val="222222"/>
+                <w:sz w:val="17"/>
+              </w:rPr>
+              <w:t>10.00 / 10.0</w:t>
+            </w:r>
+          </w:p>
+        </w:tc>
+        <w:tc>
+          <w:tcPr>
+            <w:tcW w:type="dxa" w:w="1020"/>
+            <w:shd w:val="clear" w:color="auto" w:fill="FFFFFF"/>
+            <w:tcMar>
+              <w:top w:w="50" w:type="dxa"/>
+              <w:bottom w:w="50" w:type="dxa"/>
+              <w:left w:w="100" w:type="dxa"/>
+              <w:right w:w="100" w:type="dxa"/>
+            </w:tcMar>
+            <w:tcBorders>
+              <w:top w:val="single" w:sz="4" w:color="D0D0D0" w:space="0"/>
+              <w:left w:val="single" w:sz="4" w:color="D0D0D0" w:space="0"/>
+              <w:bottom w:val="single" w:sz="4" w:color="D0D0D0" w:space="0"/>
+              <w:right w:val="single" w:sz="4" w:color="D0D0D0" w:space="0"/>
+            </w:tcBorders>
+          </w:tcPr>
+          <w:p>
+            <w:pPr>
+              <w:jc w:val="center"/>
+            </w:pPr>
+            <w:r>
+              <w:rPr>
+                <w:b w:val="0"/>
+                <w:i w:val="0"/>
+                <w:color w:val="222222"/>
+                <w:sz w:val="17"/>
+              </w:rPr>
+              <w:t>5.0 / 5</w:t>
+            </w:r>
+          </w:p>
+        </w:tc>
+        <w:tc>
+          <w:tcPr>
+            <w:tcW w:type="dxa" w:w="1247"/>
+            <w:shd w:val="clear" w:color="auto" w:fill="FFFFFF"/>
+            <w:tcMar>
+              <w:top w:w="50" w:type="dxa"/>
+              <w:bottom w:w="50" w:type="dxa"/>
+              <w:left w:w="100" w:type="dxa"/>
+              <w:right w:w="100" w:type="dxa"/>
+            </w:tcMar>
+            <w:tcBorders>
+              <w:top w:val="single" w:sz="4" w:color="D0D0D0" w:space="0"/>
+              <w:left w:val="single" w:sz="4" w:color="D0D0D0" w:space="0"/>
+              <w:bottom w:val="single" w:sz="4" w:color="D0D0D0" w:space="0"/>
+              <w:right w:val="single" w:sz="4" w:color="D0D0D0" w:space="0"/>
+            </w:tcBorders>
+          </w:tcPr>
+          <w:p>
+            <w:pPr>
+              <w:jc w:val="center"/>
+            </w:pPr>
+            <w:r>
+              <w:rPr>
+                <w:b w:val="0"/>
+                <w:i w:val="0"/>
+                <w:color w:val="222222"/>
+                <w:sz w:val="17"/>
+              </w:rPr>
+              <w:t>STATUS: PERLU REFORMASI</w:t>
+            </w:r>
+          </w:p>
+        </w:tc>
+      </w:tr>
+    </w:tbl>
+    <w:p>
+      <w:pPr>
+        <w:spacing w:after="80"/>
+      </w:pPr>
+    </w:p>
+    <w:p>
+      <w:pPr>
+        <w:spacing w:before="120" w:after="40"/>
+      </w:pPr>
+      <w:r>
+        <w:rPr>
+          <w:b/>
+          <w:i/>
+          <w:color w:val="B71C1C"/>
+          <w:sz w:val="17"/>
+        </w:rPr>
+        <w:t>Tabel 6.10: Dasar Regulasi, Dokumen Legal, dan Landasan Ilmiah Ambang Batas Matriks Veto</w:t>
+      </w:r>
+    </w:p>
+    <w:tbl>
+      <w:tblPr>
+        <w:tblStyle w:val="TableGrid"/>
+        <w:tblW w:type="auto" w:w="0"/>
+        <w:jc w:val="center"/>
+        <w:tblLayout w:type="fixed"/>
+        <w:tblLook w:firstColumn="1" w:firstRow="1" w:lastColumn="0" w:lastRow="0" w:noHBand="0" w:noVBand="1" w:val="04A0"/>
+      </w:tblPr>
+      <w:tblGrid>
+        <w:gridCol w:w="1928"/>
+        <w:gridCol w:w="1928"/>
+        <w:gridCol w:w="1928"/>
+        <w:gridCol w:w="1928"/>
+        <w:gridCol w:w="1928"/>
+      </w:tblGrid>
+      <w:tr>
+        <w:tc>
+          <w:tcPr>
+            <w:tcW w:type="dxa" w:w="1417"/>
+            <w:shd w:val="clear" w:color="auto" w:fill="B71C1C"/>
+            <w:tcMar>
+              <w:top w:w="70" w:type="dxa"/>
+              <w:bottom w:w="70" w:type="dxa"/>
+              <w:left w:w="100" w:type="dxa"/>
+              <w:right w:w="100" w:type="dxa"/>
+            </w:tcMar>
+            <w:tcBorders>
+              <w:top w:val="single" w:sz="4" w:color="D0D0D0" w:space="0"/>
+              <w:left w:val="single" w:sz="4" w:color="D0D0D0" w:space="0"/>
+              <w:bottom w:val="single" w:sz="8" w:color="880E4F" w:space="0"/>
+              <w:right w:val="single" w:sz="4" w:color="D0D0D0" w:space="0"/>
+            </w:tcBorders>
+          </w:tcPr>
+          <w:p>
+            <w:pPr>
+              <w:jc w:val="left"/>
+            </w:pPr>
+            <w:r>
+              <w:rPr>
+                <w:b/>
+                <w:i w:val="0"/>
+                <w:color w:val="FFFFFF"/>
+                <w:sz w:val="17"/>
+              </w:rPr>
+              <w:t>Parameter</w:t>
+            </w:r>
+          </w:p>
+        </w:tc>
+        <w:tc>
+          <w:tcPr>
+            <w:tcW w:type="dxa" w:w="1984"/>
+            <w:shd w:val="clear" w:color="auto" w:fill="B71C1C"/>
+            <w:tcMar>
+              <w:top w:w="70" w:type="dxa"/>
+              <w:bottom w:w="70" w:type="dxa"/>
+              <w:left w:w="100" w:type="dxa"/>
+              <w:right w:w="100" w:type="dxa"/>
+            </w:tcMar>
+            <w:tcBorders>
+              <w:top w:val="single" w:sz="4" w:color="D0D0D0" w:space="0"/>
+              <w:left w:val="single" w:sz="4" w:color="D0D0D0" w:space="0"/>
+              <w:bottom w:val="single" w:sz="8" w:color="880E4F" w:space="0"/>
+              <w:right w:val="single" w:sz="4" w:color="D0D0D0" w:space="0"/>
+            </w:tcBorders>
+          </w:tcPr>
+          <w:p>
+            <w:pPr>
+              <w:jc w:val="left"/>
+            </w:pPr>
+            <w:r>
+              <w:rPr>
+                <w:b/>
+                <w:i w:val="0"/>
+                <w:color w:val="FFFFFF"/>
+                <w:sz w:val="17"/>
+              </w:rPr>
+              <w:t>Regulasi / Rujukan Ilmiah</w:t>
+            </w:r>
+          </w:p>
+        </w:tc>
+        <w:tc>
+          <w:tcPr>
+            <w:tcW w:type="dxa" w:w="4252"/>
+            <w:shd w:val="clear" w:color="auto" w:fill="B71C1C"/>
+            <w:tcMar>
+              <w:top w:w="70" w:type="dxa"/>
+              <w:bottom w:w="70" w:type="dxa"/>
+              <w:left w:w="100" w:type="dxa"/>
+              <w:right w:w="100" w:type="dxa"/>
+            </w:tcMar>
+            <w:tcBorders>
+              <w:top w:val="single" w:sz="4" w:color="D0D0D0" w:space="0"/>
+              <w:left w:val="single" w:sz="4" w:color="D0D0D0" w:space="0"/>
+              <w:bottom w:val="single" w:sz="8" w:color="880E4F" w:space="0"/>
+              <w:right w:val="single" w:sz="4" w:color="D0D0D0" w:space="0"/>
+            </w:tcBorders>
+          </w:tcPr>
+          <w:p>
+            <w:pPr>
+              <w:jc w:val="left"/>
+            </w:pPr>
+            <w:r>
+              <w:rPr>
+                <w:b/>
+                <w:i w:val="0"/>
+                <w:color w:val="FFFFFF"/>
+                <w:sz w:val="17"/>
+              </w:rPr>
+              <w:t>Kutipan Dokumen Resmi / Verbatim</w:t>
+            </w:r>
+          </w:p>
+        </w:tc>
+        <w:tc>
+          <w:tcPr>
+            <w:tcW w:type="dxa" w:w="1417"/>
+            <w:shd w:val="clear" w:color="auto" w:fill="B71C1C"/>
+            <w:tcMar>
+              <w:top w:w="70" w:type="dxa"/>
+              <w:bottom w:w="70" w:type="dxa"/>
+              <w:left w:w="100" w:type="dxa"/>
+              <w:right w:w="100" w:type="dxa"/>
+            </w:tcMar>
+            <w:tcBorders>
+              <w:top w:val="single" w:sz="4" w:color="D0D0D0" w:space="0"/>
+              <w:left w:val="single" w:sz="4" w:color="D0D0D0" w:space="0"/>
+              <w:bottom w:val="single" w:sz="8" w:color="880E4F" w:space="0"/>
+              <w:right w:val="single" w:sz="4" w:color="D0D0D0" w:space="0"/>
+            </w:tcBorders>
+          </w:tcPr>
+          <w:p>
+            <w:pPr>
+              <w:jc w:val="center"/>
+            </w:pPr>
+            <w:r>
+              <w:rPr>
+                <w:b/>
+                <w:i w:val="0"/>
+                <w:color w:val="FFFFFF"/>
+                <w:sz w:val="17"/>
+              </w:rPr>
+              <w:t>Pasal / Hal.</w:t>
+            </w:r>
+          </w:p>
+        </w:tc>
+        <w:tc>
+          <w:tcPr>
+            <w:tcW w:type="dxa" w:w="1134"/>
+            <w:shd w:val="clear" w:color="auto" w:fill="B71C1C"/>
+            <w:tcMar>
+              <w:top w:w="70" w:type="dxa"/>
+              <w:bottom w:w="70" w:type="dxa"/>
+              <w:left w:w="100" w:type="dxa"/>
+              <w:right w:w="100" w:type="dxa"/>
+            </w:tcMar>
+            <w:tcBorders>
+              <w:top w:val="single" w:sz="4" w:color="D0D0D0" w:space="0"/>
+              <w:left w:val="single" w:sz="4" w:color="D0D0D0" w:space="0"/>
+              <w:bottom w:val="single" w:sz="8" w:color="880E4F" w:space="0"/>
+              <w:right w:val="single" w:sz="4" w:color="D0D0D0" w:space="0"/>
+            </w:tcBorders>
+          </w:tcPr>
+          <w:p>
+            <w:pPr>
+              <w:jc w:val="center"/>
+            </w:pPr>
+            <w:r>
+              <w:rPr>
+                <w:b/>
+                <w:i w:val="0"/>
+                <w:color w:val="FFFFFF"/>
+                <w:sz w:val="17"/>
+              </w:rPr>
+              <w:t>Status Audit</w:t>
+            </w:r>
+          </w:p>
+        </w:tc>
+      </w:tr>
+      <w:tr>
+        <w:tc>
+          <w:tcPr>
+            <w:tcW w:type="dxa" w:w="1417"/>
+            <w:shd w:val="clear" w:color="auto" w:fill="FFF5F5"/>
+            <w:tcMar>
+              <w:top w:w="50" w:type="dxa"/>
+              <w:bottom w:w="50" w:type="dxa"/>
+              <w:left w:w="100" w:type="dxa"/>
+              <w:right w:w="100" w:type="dxa"/>
+            </w:tcMar>
+            <w:tcBorders>
+              <w:top w:val="single" w:sz="4" w:color="D0D0D0" w:space="0"/>
+              <w:left w:val="single" w:sz="4" w:color="D0D0D0" w:space="0"/>
+              <w:bottom w:val="single" w:sz="4" w:color="D0D0D0" w:space="0"/>
+              <w:right w:val="single" w:sz="4" w:color="D0D0D0" w:space="0"/>
+            </w:tcBorders>
+          </w:tcPr>
+          <w:p>
+            <w:pPr>
+              <w:jc w:val="left"/>
+            </w:pPr>
+            <w:r>
+              <w:rPr>
+                <w:b w:val="0"/>
+                <w:i w:val="0"/>
+                <w:color w:val="222222"/>
+                <w:sz w:val="17"/>
+              </w:rPr>
+              <w:t>Obral Konsesi (Veto 1)</w:t>
+            </w:r>
+          </w:p>
+        </w:tc>
+        <w:tc>
+          <w:tcPr>
+            <w:tcW w:type="dxa" w:w="1984"/>
+            <w:shd w:val="clear" w:color="auto" w:fill="FFF5F5"/>
+            <w:tcMar>
+              <w:top w:w="50" w:type="dxa"/>
+              <w:bottom w:w="50" w:type="dxa"/>
+              <w:left w:w="100" w:type="dxa"/>
+              <w:right w:w="100" w:type="dxa"/>
+            </w:tcMar>
+            <w:tcBorders>
+              <w:top w:val="single" w:sz="4" w:color="D0D0D0" w:space="0"/>
+              <w:left w:val="single" w:sz="4" w:color="D0D0D0" w:space="0"/>
+              <w:bottom w:val="single" w:sz="4" w:color="D0D0D0" w:space="0"/>
+              <w:right w:val="single" w:sz="4" w:color="D0D0D0" w:space="0"/>
+            </w:tcBorders>
+          </w:tcPr>
+          <w:p>
+            <w:pPr>
+              <w:jc w:val="left"/>
+            </w:pPr>
+            <w:r>
+              <w:rPr>
+                <w:b w:val="0"/>
+                <w:i w:val="0"/>
+                <w:color w:val="222222"/>
+                <w:sz w:val="17"/>
+              </w:rPr>
+              <w:t>Registry MODI Ditjen Minerba ESDM (2014–2024)</w:t>
+            </w:r>
+          </w:p>
+        </w:tc>
+        <w:tc>
+          <w:tcPr>
+            <w:tcW w:type="dxa" w:w="4252"/>
+            <w:shd w:val="clear" w:color="auto" w:fill="FFF5F5"/>
+            <w:tcMar>
+              <w:top w:w="50" w:type="dxa"/>
+              <w:bottom w:w="50" w:type="dxa"/>
+              <w:left w:w="100" w:type="dxa"/>
+              <w:right w:w="100" w:type="dxa"/>
+            </w:tcMar>
+            <w:tcBorders>
+              <w:top w:val="single" w:sz="4" w:color="D0D0D0" w:space="0"/>
+              <w:left w:val="single" w:sz="4" w:color="D0D0D0" w:space="0"/>
+              <w:bottom w:val="single" w:sz="4" w:color="D0D0D0" w:space="0"/>
+              <w:right w:val="single" w:sz="4" w:color="D0D0D0" w:space="0"/>
+            </w:tcBorders>
+          </w:tcPr>
+          <w:p>
+            <w:pPr>
+              <w:jc w:val="left"/>
+            </w:pPr>
+            <w:r>
+              <w:rPr>
+                <w:b w:val="0"/>
+                <w:i w:val="0"/>
+                <w:color w:val="222222"/>
+                <w:sz w:val="17"/>
+              </w:rPr>
+              <w:t>Penerbitan IUP baru di tengah status daya dukung lingkungan yang telah jenuh. Threshold veto kumulatif 100 izin dilanggar secara masif dengan terbitnya 574 izin baru.</w:t>
+            </w:r>
+          </w:p>
+        </w:tc>
+        <w:tc>
+          <w:tcPr>
+            <w:tcW w:type="dxa" w:w="1417"/>
+            <w:shd w:val="clear" w:color="auto" w:fill="FFF5F5"/>
+            <w:tcMar>
+              <w:top w:w="50" w:type="dxa"/>
+              <w:bottom w:w="50" w:type="dxa"/>
+              <w:left w:w="100" w:type="dxa"/>
+              <w:right w:w="100" w:type="dxa"/>
+            </w:tcMar>
+            <w:tcBorders>
+              <w:top w:val="single" w:sz="4" w:color="D0D0D0" w:space="0"/>
+              <w:left w:val="single" w:sz="4" w:color="D0D0D0" w:space="0"/>
+              <w:bottom w:val="single" w:sz="4" w:color="D0D0D0" w:space="0"/>
+              <w:right w:val="single" w:sz="4" w:color="D0D0D0" w:space="0"/>
+            </w:tcBorders>
+          </w:tcPr>
+          <w:p>
+            <w:pPr>
+              <w:jc w:val="center"/>
+            </w:pPr>
+            <w:r>
+              <w:rPr>
+                <w:b w:val="0"/>
+                <w:i w:val="0"/>
+                <w:color w:val="222222"/>
+                <w:sz w:val="17"/>
+              </w:rPr>
+              <w:t>Registry MODI</w:t>
+            </w:r>
+          </w:p>
+        </w:tc>
+        <w:tc>
+          <w:tcPr>
+            <w:tcW w:type="dxa" w:w="1134"/>
+            <w:shd w:val="clear" w:color="auto" w:fill="FFF5F5"/>
+            <w:tcMar>
+              <w:top w:w="50" w:type="dxa"/>
+              <w:bottom w:w="50" w:type="dxa"/>
+              <w:left w:w="100" w:type="dxa"/>
+              <w:right w:w="100" w:type="dxa"/>
+            </w:tcMar>
+            <w:tcBorders>
+              <w:top w:val="single" w:sz="4" w:color="D0D0D0" w:space="0"/>
+              <w:left w:val="single" w:sz="4" w:color="D0D0D0" w:space="0"/>
+              <w:bottom w:val="single" w:sz="4" w:color="D0D0D0" w:space="0"/>
+              <w:right w:val="single" w:sz="4" w:color="D0D0D0" w:space="0"/>
+            </w:tcBorders>
+          </w:tcPr>
+          <w:p>
+            <w:pPr>
+              <w:jc w:val="center"/>
+            </w:pPr>
+            <w:r>
+              <w:rPr>
+                <w:b w:val="0"/>
+                <w:i w:val="0"/>
+                <w:color w:val="222222"/>
+                <w:sz w:val="17"/>
+              </w:rPr>
+              <w:t>VERIFIED</w:t>
+            </w:r>
+          </w:p>
+        </w:tc>
+      </w:tr>
+      <w:tr>
+        <w:tc>
+          <w:tcPr>
+            <w:tcW w:type="dxa" w:w="1417"/>
+            <w:shd w:val="clear" w:color="auto" w:fill="FFFFFF"/>
+            <w:tcMar>
+              <w:top w:w="50" w:type="dxa"/>
+              <w:bottom w:w="50" w:type="dxa"/>
+              <w:left w:w="100" w:type="dxa"/>
+              <w:right w:w="100" w:type="dxa"/>
+            </w:tcMar>
+            <w:tcBorders>
+              <w:top w:val="single" w:sz="4" w:color="D0D0D0" w:space="0"/>
+              <w:left w:val="single" w:sz="4" w:color="D0D0D0" w:space="0"/>
+              <w:bottom w:val="single" w:sz="4" w:color="D0D0D0" w:space="0"/>
+              <w:right w:val="single" w:sz="4" w:color="D0D0D0" w:space="0"/>
+            </w:tcBorders>
+          </w:tcPr>
+          <w:p>
+            <w:pPr>
+              <w:jc w:val="left"/>
+            </w:pPr>
+            <w:r>
+              <w:rPr>
+                <w:b w:val="0"/>
+                <w:i w:val="0"/>
+                <w:color w:val="222222"/>
+                <w:sz w:val="17"/>
+              </w:rPr>
+              <w:t>Pembiaran Ilegal (Veto 2)</w:t>
+            </w:r>
+          </w:p>
+        </w:tc>
+        <w:tc>
+          <w:tcPr>
+            <w:tcW w:type="dxa" w:w="1984"/>
+            <w:shd w:val="clear" w:color="auto" w:fill="FFFFFF"/>
+            <w:tcMar>
+              <w:top w:w="50" w:type="dxa"/>
+              <w:bottom w:w="50" w:type="dxa"/>
+              <w:left w:w="100" w:type="dxa"/>
+              <w:right w:w="100" w:type="dxa"/>
+            </w:tcMar>
+            <w:tcBorders>
+              <w:top w:val="single" w:sz="4" w:color="D0D0D0" w:space="0"/>
+              <w:left w:val="single" w:sz="4" w:color="D0D0D0" w:space="0"/>
+              <w:bottom w:val="single" w:sz="4" w:color="D0D0D0" w:space="0"/>
+              <w:right w:val="single" w:sz="4" w:color="D0D0D0" w:space="0"/>
+            </w:tcBorders>
+          </w:tcPr>
+          <w:p>
+            <w:pPr>
+              <w:jc w:val="left"/>
+            </w:pPr>
+            <w:r>
+              <w:rPr>
+                <w:b w:val="0"/>
+                <w:i w:val="0"/>
+                <w:color w:val="222222"/>
+                <w:sz w:val="17"/>
+              </w:rPr>
+              <w:t>Catatan Akhir Tahun (CATAHU) KPA 2023</w:t>
+            </w:r>
+          </w:p>
+        </w:tc>
+        <w:tc>
+          <w:tcPr>
+            <w:tcW w:type="dxa" w:w="4252"/>
+            <w:shd w:val="clear" w:color="auto" w:fill="FFFFFF"/>
+            <w:tcMar>
+              <w:top w:w="50" w:type="dxa"/>
+              <w:bottom w:w="50" w:type="dxa"/>
+              <w:left w:w="100" w:type="dxa"/>
+              <w:right w:w="100" w:type="dxa"/>
+            </w:tcMar>
+            <w:tcBorders>
+              <w:top w:val="single" w:sz="4" w:color="D0D0D0" w:space="0"/>
+              <w:left w:val="single" w:sz="4" w:color="D0D0D0" w:space="0"/>
+              <w:bottom w:val="single" w:sz="4" w:color="D0D0D0" w:space="0"/>
+              <w:right w:val="single" w:sz="4" w:color="D0D0D0" w:space="0"/>
+            </w:tcBorders>
+          </w:tcPr>
+          <w:p>
+            <w:pPr>
+              <w:jc w:val="left"/>
+            </w:pPr>
+            <w:r>
+              <w:rPr>
+                <w:b w:val="0"/>
+                <w:i w:val="0"/>
+                <w:color w:val="222222"/>
+                <w:sz w:val="17"/>
+              </w:rPr>
+              <w:t>Praktik impunitas korporasi pertambangan yang menabrak kawasan lindung, HGU kadaluwarsa, dan tumpang tindih tata ruang tanpa pencabutan izin (21 korporat).</w:t>
+            </w:r>
+          </w:p>
+        </w:tc>
+        <w:tc>
+          <w:tcPr>
+            <w:tcW w:type="dxa" w:w="1417"/>
+            <w:shd w:val="clear" w:color="auto" w:fill="FFFFFF"/>
+            <w:tcMar>
+              <w:top w:w="50" w:type="dxa"/>
+              <w:bottom w:w="50" w:type="dxa"/>
+              <w:left w:w="100" w:type="dxa"/>
+              <w:right w:w="100" w:type="dxa"/>
+            </w:tcMar>
+            <w:tcBorders>
+              <w:top w:val="single" w:sz="4" w:color="D0D0D0" w:space="0"/>
+              <w:left w:val="single" w:sz="4" w:color="D0D0D0" w:space="0"/>
+              <w:bottom w:val="single" w:sz="4" w:color="D0D0D0" w:space="0"/>
+              <w:right w:val="single" w:sz="4" w:color="D0D0D0" w:space="0"/>
+            </w:tcBorders>
+          </w:tcPr>
+          <w:p>
+            <w:pPr>
+              <w:jc w:val="center"/>
+            </w:pPr>
+            <w:r>
+              <w:rPr>
+                <w:b w:val="0"/>
+                <w:i w:val="0"/>
+                <w:color w:val="222222"/>
+                <w:sz w:val="17"/>
+              </w:rPr>
+              <w:t>Hal. 49</w:t>
+            </w:r>
+          </w:p>
+        </w:tc>
+        <w:tc>
+          <w:tcPr>
+            <w:tcW w:type="dxa" w:w="1134"/>
+            <w:shd w:val="clear" w:color="auto" w:fill="FFFFFF"/>
+            <w:tcMar>
+              <w:top w:w="50" w:type="dxa"/>
+              <w:bottom w:w="50" w:type="dxa"/>
+              <w:left w:w="100" w:type="dxa"/>
+              <w:right w:w="100" w:type="dxa"/>
+            </w:tcMar>
+            <w:tcBorders>
+              <w:top w:val="single" w:sz="4" w:color="D0D0D0" w:space="0"/>
+              <w:left w:val="single" w:sz="4" w:color="D0D0D0" w:space="0"/>
+              <w:bottom w:val="single" w:sz="4" w:color="D0D0D0" w:space="0"/>
+              <w:right w:val="single" w:sz="4" w:color="D0D0D0" w:space="0"/>
+            </w:tcBorders>
+          </w:tcPr>
+          <w:p>
+            <w:pPr>
+              <w:jc w:val="center"/>
+            </w:pPr>
+            <w:r>
+              <w:rPr>
+                <w:b w:val="0"/>
+                <w:i w:val="0"/>
+                <w:color w:val="222222"/>
+                <w:sz w:val="17"/>
+              </w:rPr>
+              <w:t>VERIFIED</w:t>
+            </w:r>
+          </w:p>
+        </w:tc>
+      </w:tr>
+      <w:tr>
+        <w:tc>
+          <w:tcPr>
+            <w:tcW w:type="dxa" w:w="1417"/>
+            <w:shd w:val="clear" w:color="auto" w:fill="FFF5F5"/>
+            <w:tcMar>
+              <w:top w:w="50" w:type="dxa"/>
+              <w:bottom w:w="50" w:type="dxa"/>
+              <w:left w:w="100" w:type="dxa"/>
+              <w:right w:w="100" w:type="dxa"/>
+            </w:tcMar>
+            <w:tcBorders>
+              <w:top w:val="single" w:sz="4" w:color="D0D0D0" w:space="0"/>
+              <w:left w:val="single" w:sz="4" w:color="D0D0D0" w:space="0"/>
+              <w:bottom w:val="single" w:sz="4" w:color="D0D0D0" w:space="0"/>
+              <w:right w:val="single" w:sz="4" w:color="D0D0D0" w:space="0"/>
+            </w:tcBorders>
+          </w:tcPr>
+          <w:p>
+            <w:pPr>
+              <w:jc w:val="left"/>
+            </w:pPr>
+            <w:r>
+              <w:rPr>
+                <w:b w:val="0"/>
+                <w:i w:val="0"/>
+                <w:color w:val="222222"/>
+                <w:sz w:val="17"/>
+              </w:rPr>
+              <w:t>PLTU Captive (Veto 3)</w:t>
+            </w:r>
+          </w:p>
+        </w:tc>
+        <w:tc>
+          <w:tcPr>
+            <w:tcW w:type="dxa" w:w="1984"/>
+            <w:shd w:val="clear" w:color="auto" w:fill="FFF5F5"/>
+            <w:tcMar>
+              <w:top w:w="50" w:type="dxa"/>
+              <w:bottom w:w="50" w:type="dxa"/>
+              <w:left w:w="100" w:type="dxa"/>
+              <w:right w:w="100" w:type="dxa"/>
+            </w:tcMar>
+            <w:tcBorders>
+              <w:top w:val="single" w:sz="4" w:color="D0D0D0" w:space="0"/>
+              <w:left w:val="single" w:sz="4" w:color="D0D0D0" w:space="0"/>
+              <w:bottom w:val="single" w:sz="4" w:color="D0D0D0" w:space="0"/>
+              <w:right w:val="single" w:sz="4" w:color="D0D0D0" w:space="0"/>
+            </w:tcBorders>
+          </w:tcPr>
+          <w:p>
+            <w:pPr>
+              <w:jc w:val="left"/>
+            </w:pPr>
+            <w:r>
+              <w:rPr>
+                <w:b w:val="0"/>
+                <w:i w:val="0"/>
+                <w:color w:val="222222"/>
+                <w:sz w:val="17"/>
+              </w:rPr>
+              <w:t>Global Energy Monitor (GEM 2023) &amp; Perpres 112/2022</w:t>
+            </w:r>
+          </w:p>
+        </w:tc>
+        <w:tc>
+          <w:tcPr>
+            <w:tcW w:type="dxa" w:w="4252"/>
+            <w:shd w:val="clear" w:color="auto" w:fill="FFF5F5"/>
+            <w:tcMar>
+              <w:top w:w="50" w:type="dxa"/>
+              <w:bottom w:w="50" w:type="dxa"/>
+              <w:left w:w="100" w:type="dxa"/>
+              <w:right w:w="100" w:type="dxa"/>
+            </w:tcMar>
+            <w:tcBorders>
+              <w:top w:val="single" w:sz="4" w:color="D0D0D0" w:space="0"/>
+              <w:left w:val="single" w:sz="4" w:color="D0D0D0" w:space="0"/>
+              <w:bottom w:val="single" w:sz="4" w:color="D0D0D0" w:space="0"/>
+              <w:right w:val="single" w:sz="4" w:color="D0D0D0" w:space="0"/>
+            </w:tcBorders>
+          </w:tcPr>
+          <w:p>
+            <w:pPr>
+              <w:jc w:val="left"/>
+            </w:pPr>
+            <w:r>
+              <w:rPr>
+                <w:b w:val="0"/>
+                <w:i w:val="0"/>
+                <w:color w:val="222222"/>
+                <w:sz w:val="17"/>
+              </w:rPr>
+              <w:t>Pemberian karpet merah pembangunan PLTU batubara off-grid captive untuk smelter (10.26 GW), melanggar komitmen transisi energi berkeadilan JETP dan NZE 2060.</w:t>
+            </w:r>
+          </w:p>
+        </w:tc>
+        <w:tc>
+          <w:tcPr>
+            <w:tcW w:type="dxa" w:w="1417"/>
+            <w:shd w:val="clear" w:color="auto" w:fill="FFF5F5"/>
+            <w:tcMar>
+              <w:top w:w="50" w:type="dxa"/>
+              <w:bottom w:w="50" w:type="dxa"/>
+              <w:left w:w="100" w:type="dxa"/>
+              <w:right w:w="100" w:type="dxa"/>
+            </w:tcMar>
+            <w:tcBorders>
+              <w:top w:val="single" w:sz="4" w:color="D0D0D0" w:space="0"/>
+              <w:left w:val="single" w:sz="4" w:color="D0D0D0" w:space="0"/>
+              <w:bottom w:val="single" w:sz="4" w:color="D0D0D0" w:space="0"/>
+              <w:right w:val="single" w:sz="4" w:color="D0D0D0" w:space="0"/>
+            </w:tcBorders>
+          </w:tcPr>
+          <w:p>
+            <w:pPr>
+              <w:jc w:val="center"/>
+            </w:pPr>
+            <w:r>
+              <w:rPr>
+                <w:b w:val="0"/>
+                <w:i w:val="0"/>
+                <w:color w:val="222222"/>
+                <w:sz w:val="17"/>
+              </w:rPr>
+              <w:t>GEM Hal. 2</w:t>
+            </w:r>
+          </w:p>
+        </w:tc>
+        <w:tc>
+          <w:tcPr>
+            <w:tcW w:type="dxa" w:w="1134"/>
+            <w:shd w:val="clear" w:color="auto" w:fill="FFF5F5"/>
+            <w:tcMar>
+              <w:top w:w="50" w:type="dxa"/>
+              <w:bottom w:w="50" w:type="dxa"/>
+              <w:left w:w="100" w:type="dxa"/>
+              <w:right w:w="100" w:type="dxa"/>
+            </w:tcMar>
+            <w:tcBorders>
+              <w:top w:val="single" w:sz="4" w:color="D0D0D0" w:space="0"/>
+              <w:left w:val="single" w:sz="4" w:color="D0D0D0" w:space="0"/>
+              <w:bottom w:val="single" w:sz="4" w:color="D0D0D0" w:space="0"/>
+              <w:right w:val="single" w:sz="4" w:color="D0D0D0" w:space="0"/>
+            </w:tcBorders>
+          </w:tcPr>
+          <w:p>
+            <w:pPr>
+              <w:jc w:val="center"/>
+            </w:pPr>
+            <w:r>
+              <w:rPr>
+                <w:b w:val="0"/>
+                <w:i w:val="0"/>
+                <w:color w:val="222222"/>
+                <w:sz w:val="17"/>
+              </w:rPr>
+              <w:t>VERIFIED</w:t>
+            </w:r>
+          </w:p>
+        </w:tc>
+      </w:tr>
+    </w:tbl>
+    <w:p>
+      <w:pPr>
+        <w:spacing w:after="80"/>
+      </w:pPr>
+    </w:p>
+    <w:p>
+      <w:pPr>
+        <w:spacing w:before="120" w:after="40"/>
+      </w:pPr>
+      <w:r>
+        <w:rPr>
+          <w:b/>
+          <w:i/>
+          <w:color w:val="B71C1C"/>
+          <w:sz w:val="17"/>
+        </w:rPr>
+        <w:t>Tabel 6.11: Rekapitulasi Sintesis 5 Matriks Bioregion Pulau Sulawesi (Tingkat Pulau Makro)</w:t>
+      </w:r>
+    </w:p>
+    <w:tbl>
+      <w:tblPr>
+        <w:tblStyle w:val="TableGrid"/>
+        <w:tblW w:type="auto" w:w="0"/>
+        <w:jc w:val="center"/>
+        <w:tblLayout w:type="fixed"/>
+        <w:tblLook w:firstColumn="1" w:firstRow="1" w:lastColumn="0" w:lastRow="0" w:noHBand="0" w:noVBand="1" w:val="04A0"/>
+      </w:tblPr>
+      <w:tblGrid>
+        <w:gridCol w:w="1377"/>
+        <w:gridCol w:w="1377"/>
+        <w:gridCol w:w="1377"/>
+        <w:gridCol w:w="1377"/>
+        <w:gridCol w:w="1377"/>
+        <w:gridCol w:w="1377"/>
+        <w:gridCol w:w="1377"/>
+      </w:tblGrid>
+      <w:tr>
+        <w:tc>
+          <w:tcPr>
+            <w:tcW w:type="dxa" w:w="907"/>
+            <w:shd w:val="clear" w:color="auto" w:fill="B71C1C"/>
+            <w:tcMar>
+              <w:top w:w="70" w:type="dxa"/>
+              <w:bottom w:w="70" w:type="dxa"/>
+              <w:left w:w="100" w:type="dxa"/>
+              <w:right w:w="100" w:type="dxa"/>
+            </w:tcMar>
+            <w:tcBorders>
+              <w:top w:val="single" w:sz="4" w:color="D0D0D0" w:space="0"/>
+              <w:left w:val="single" w:sz="4" w:color="D0D0D0" w:space="0"/>
+              <w:bottom w:val="single" w:sz="8" w:color="880E4F" w:space="0"/>
+              <w:right w:val="single" w:sz="4" w:color="D0D0D0" w:space="0"/>
+            </w:tcBorders>
+          </w:tcPr>
+          <w:p>
+            <w:pPr>
+              <w:jc w:val="center"/>
+            </w:pPr>
+            <w:r>
+              <w:rPr>
+                <w:b/>
+                <w:i w:val="0"/>
+                <w:color w:val="FFFFFF"/>
+                <w:sz w:val="17"/>
+              </w:rPr>
+              <w:t>Dimensi</w:t>
+            </w:r>
+          </w:p>
+        </w:tc>
+        <w:tc>
+          <w:tcPr>
+            <w:tcW w:type="dxa" w:w="1814"/>
+            <w:shd w:val="clear" w:color="auto" w:fill="B71C1C"/>
+            <w:tcMar>
+              <w:top w:w="70" w:type="dxa"/>
+              <w:bottom w:w="70" w:type="dxa"/>
+              <w:left w:w="100" w:type="dxa"/>
+              <w:right w:w="100" w:type="dxa"/>
+            </w:tcMar>
+            <w:tcBorders>
+              <w:top w:val="single" w:sz="4" w:color="D0D0D0" w:space="0"/>
+              <w:left w:val="single" w:sz="4" w:color="D0D0D0" w:space="0"/>
+              <w:bottom w:val="single" w:sz="8" w:color="880E4F" w:space="0"/>
+              <w:right w:val="single" w:sz="4" w:color="D0D0D0" w:space="0"/>
+            </w:tcBorders>
+          </w:tcPr>
+          <w:p>
+            <w:pPr>
+              <w:jc w:val="left"/>
+            </w:pPr>
+            <w:r>
+              <w:rPr>
+                <w:b/>
+                <w:i w:val="0"/>
+                <w:color w:val="FFFFFF"/>
+                <w:sz w:val="17"/>
+              </w:rPr>
+              <w:t>Indikator Utama</w:t>
+            </w:r>
+          </w:p>
+        </w:tc>
+        <w:tc>
+          <w:tcPr>
+            <w:tcW w:type="dxa" w:w="2381"/>
+            <w:shd w:val="clear" w:color="auto" w:fill="B71C1C"/>
+            <w:tcMar>
+              <w:top w:w="70" w:type="dxa"/>
+              <w:bottom w:w="70" w:type="dxa"/>
+              <w:left w:w="100" w:type="dxa"/>
+              <w:right w:w="100" w:type="dxa"/>
+            </w:tcMar>
+            <w:tcBorders>
+              <w:top w:val="single" w:sz="4" w:color="D0D0D0" w:space="0"/>
+              <w:left w:val="single" w:sz="4" w:color="D0D0D0" w:space="0"/>
+              <w:bottom w:val="single" w:sz="8" w:color="880E4F" w:space="0"/>
+              <w:right w:val="single" w:sz="4" w:color="D0D0D0" w:space="0"/>
+            </w:tcBorders>
+          </w:tcPr>
+          <w:p>
+            <w:pPr>
+              <w:jc w:val="left"/>
+            </w:pPr>
+            <w:r>
+              <w:rPr>
+                <w:b/>
+                <w:i w:val="0"/>
+                <w:color w:val="FFFFFF"/>
+                <w:sz w:val="17"/>
+              </w:rPr>
+              <w:t>Kondisi Aktual Empiris</w:t>
+            </w:r>
+          </w:p>
+        </w:tc>
+        <w:tc>
+          <w:tcPr>
+            <w:tcW w:type="dxa" w:w="1020"/>
+            <w:shd w:val="clear" w:color="auto" w:fill="B71C1C"/>
+            <w:tcMar>
+              <w:top w:w="70" w:type="dxa"/>
+              <w:bottom w:w="70" w:type="dxa"/>
+              <w:left w:w="100" w:type="dxa"/>
+              <w:right w:w="100" w:type="dxa"/>
+            </w:tcMar>
+            <w:tcBorders>
+              <w:top w:val="single" w:sz="4" w:color="D0D0D0" w:space="0"/>
+              <w:left w:val="single" w:sz="4" w:color="D0D0D0" w:space="0"/>
+              <w:bottom w:val="single" w:sz="8" w:color="880E4F" w:space="0"/>
+              <w:right w:val="single" w:sz="4" w:color="D0D0D0" w:space="0"/>
+            </w:tcBorders>
+          </w:tcPr>
+          <w:p>
+            <w:pPr>
+              <w:jc w:val="center"/>
+            </w:pPr>
+            <w:r>
+              <w:rPr>
+                <w:b/>
+                <w:i w:val="0"/>
+                <w:color w:val="FFFFFF"/>
+                <w:sz w:val="17"/>
+              </w:rPr>
+              <w:t>Skor WSM</w:t>
+            </w:r>
+          </w:p>
+        </w:tc>
+        <w:tc>
+          <w:tcPr>
+            <w:tcW w:type="dxa" w:w="1020"/>
+            <w:shd w:val="clear" w:color="auto" w:fill="B71C1C"/>
+            <w:tcMar>
+              <w:top w:w="70" w:type="dxa"/>
+              <w:bottom w:w="70" w:type="dxa"/>
+              <w:left w:w="100" w:type="dxa"/>
+              <w:right w:w="100" w:type="dxa"/>
+            </w:tcMar>
+            <w:tcBorders>
+              <w:top w:val="single" w:sz="4" w:color="D0D0D0" w:space="0"/>
+              <w:left w:val="single" w:sz="4" w:color="D0D0D0" w:space="0"/>
+              <w:bottom w:val="single" w:sz="8" w:color="880E4F" w:space="0"/>
+              <w:right w:val="single" w:sz="4" w:color="D0D0D0" w:space="0"/>
+            </w:tcBorders>
+          </w:tcPr>
+          <w:p>
+            <w:pPr>
+              <w:jc w:val="center"/>
+            </w:pPr>
+            <w:r>
+              <w:rPr>
+                <w:b/>
+                <w:i w:val="0"/>
+                <w:color w:val="FFFFFF"/>
+                <w:sz w:val="17"/>
+              </w:rPr>
+              <w:t>Skor Likert</w:t>
+            </w:r>
+          </w:p>
+        </w:tc>
+        <w:tc>
+          <w:tcPr>
+            <w:tcW w:type="dxa" w:w="1247"/>
+            <w:shd w:val="clear" w:color="auto" w:fill="B71C1C"/>
+            <w:tcMar>
+              <w:top w:w="70" w:type="dxa"/>
+              <w:bottom w:w="70" w:type="dxa"/>
+              <w:left w:w="100" w:type="dxa"/>
+              <w:right w:w="100" w:type="dxa"/>
+            </w:tcMar>
+            <w:tcBorders>
+              <w:top w:val="single" w:sz="4" w:color="D0D0D0" w:space="0"/>
+              <w:left w:val="single" w:sz="4" w:color="D0D0D0" w:space="0"/>
+              <w:bottom w:val="single" w:sz="8" w:color="880E4F" w:space="0"/>
+              <w:right w:val="single" w:sz="4" w:color="D0D0D0" w:space="0"/>
+            </w:tcBorders>
+          </w:tcPr>
+          <w:p>
+            <w:pPr>
+              <w:jc w:val="center"/>
+            </w:pPr>
+            <w:r>
+              <w:rPr>
+                <w:b/>
+                <w:i w:val="0"/>
+                <w:color w:val="FFFFFF"/>
+                <w:sz w:val="17"/>
+              </w:rPr>
+              <w:t>Status Audit</w:t>
+            </w:r>
+          </w:p>
+        </w:tc>
+        <w:tc>
+          <w:tcPr>
+            <w:tcW w:type="dxa" w:w="1814"/>
+            <w:shd w:val="clear" w:color="auto" w:fill="B71C1C"/>
+            <w:tcMar>
+              <w:top w:w="70" w:type="dxa"/>
+              <w:bottom w:w="70" w:type="dxa"/>
+              <w:left w:w="100" w:type="dxa"/>
+              <w:right w:w="100" w:type="dxa"/>
+            </w:tcMar>
+            <w:tcBorders>
+              <w:top w:val="single" w:sz="4" w:color="D0D0D0" w:space="0"/>
+              <w:left w:val="single" w:sz="4" w:color="D0D0D0" w:space="0"/>
+              <w:bottom w:val="single" w:sz="8" w:color="880E4F" w:space="0"/>
+              <w:right w:val="single" w:sz="4" w:color="D0D0D0" w:space="0"/>
+            </w:tcBorders>
+          </w:tcPr>
+          <w:p>
+            <w:pPr>
+              <w:jc w:val="left"/>
+            </w:pPr>
+            <w:r>
+              <w:rPr>
+                <w:b/>
+                <w:i w:val="0"/>
+                <w:color w:val="FFFFFF"/>
+                <w:sz w:val="17"/>
+              </w:rPr>
+              <w:t>Kesimpulan Analisis</w:t>
+            </w:r>
+          </w:p>
+        </w:tc>
+      </w:tr>
+      <w:tr>
+        <w:tc>
+          <w:tcPr>
+            <w:tcW w:type="dxa" w:w="907"/>
+            <w:shd w:val="clear" w:color="auto" w:fill="FFF5F5"/>
+            <w:tcMar>
+              <w:top w:w="50" w:type="dxa"/>
+              <w:bottom w:w="50" w:type="dxa"/>
+              <w:left w:w="100" w:type="dxa"/>
+              <w:right w:w="100" w:type="dxa"/>
+            </w:tcMar>
+            <w:tcBorders>
+              <w:top w:val="single" w:sz="4" w:color="D0D0D0" w:space="0"/>
+              <w:left w:val="single" w:sz="4" w:color="D0D0D0" w:space="0"/>
+              <w:bottom w:val="single" w:sz="4" w:color="D0D0D0" w:space="0"/>
+              <w:right w:val="single" w:sz="4" w:color="D0D0D0" w:space="0"/>
+            </w:tcBorders>
+          </w:tcPr>
+          <w:p>
+            <w:pPr>
+              <w:jc w:val="center"/>
+            </w:pPr>
+            <w:r>
+              <w:rPr>
+                <w:b w:val="0"/>
+                <w:i w:val="0"/>
+                <w:color w:val="222222"/>
+                <w:sz w:val="17"/>
+              </w:rPr>
+              <w:t>Dimensi 1</w:t>
+            </w:r>
+          </w:p>
+        </w:tc>
+        <w:tc>
+          <w:tcPr>
+            <w:tcW w:type="dxa" w:w="1814"/>
+            <w:shd w:val="clear" w:color="auto" w:fill="FFF5F5"/>
+            <w:tcMar>
+              <w:top w:w="50" w:type="dxa"/>
+              <w:bottom w:w="50" w:type="dxa"/>
+              <w:left w:w="100" w:type="dxa"/>
+              <w:right w:w="100" w:type="dxa"/>
+            </w:tcMar>
+            <w:tcBorders>
+              <w:top w:val="single" w:sz="4" w:color="D0D0D0" w:space="0"/>
+              <w:left w:val="single" w:sz="4" w:color="D0D0D0" w:space="0"/>
+              <w:bottom w:val="single" w:sz="4" w:color="D0D0D0" w:space="0"/>
+              <w:right w:val="single" w:sz="4" w:color="D0D0D0" w:space="0"/>
+            </w:tcBorders>
+          </w:tcPr>
+          <w:p>
+            <w:pPr>
+              <w:jc w:val="left"/>
+            </w:pPr>
+            <w:r>
+              <w:rPr>
+                <w:b w:val="0"/>
+                <w:i w:val="0"/>
+                <w:color w:val="222222"/>
+                <w:sz w:val="17"/>
+              </w:rPr>
+              <w:t>Daya Tampung Udara &amp; Emisi Industri</w:t>
+            </w:r>
+          </w:p>
+        </w:tc>
+        <w:tc>
+          <w:tcPr>
+            <w:tcW w:type="dxa" w:w="2381"/>
+            <w:shd w:val="clear" w:color="auto" w:fill="FFF5F5"/>
+            <w:tcMar>
+              <w:top w:w="50" w:type="dxa"/>
+              <w:bottom w:w="50" w:type="dxa"/>
+              <w:left w:w="100" w:type="dxa"/>
+              <w:right w:w="100" w:type="dxa"/>
+            </w:tcMar>
+            <w:tcBorders>
+              <w:top w:val="single" w:sz="4" w:color="D0D0D0" w:space="0"/>
+              <w:left w:val="single" w:sz="4" w:color="D0D0D0" w:space="0"/>
+              <w:bottom w:val="single" w:sz="4" w:color="D0D0D0" w:space="0"/>
+              <w:right w:val="single" w:sz="4" w:color="D0D0D0" w:space="0"/>
+            </w:tcBorders>
+          </w:tcPr>
+          <w:p>
+            <w:pPr>
+              <w:jc w:val="left"/>
+            </w:pPr>
+            <w:r>
+              <w:rPr>
+                <w:b w:val="0"/>
+                <w:i w:val="0"/>
+                <w:color w:val="222222"/>
+                <w:sz w:val="17"/>
+              </w:rPr>
+              <w:t>16,000 MW PLTU, NO2 Satelit, ISPA 1.34x, B3 77.8%</w:t>
+            </w:r>
+          </w:p>
+        </w:tc>
+        <w:tc>
+          <w:tcPr>
+            <w:tcW w:type="dxa" w:w="1020"/>
+            <w:shd w:val="clear" w:color="auto" w:fill="FFF5F5"/>
+            <w:tcMar>
+              <w:top w:w="50" w:type="dxa"/>
+              <w:bottom w:w="50" w:type="dxa"/>
+              <w:left w:w="100" w:type="dxa"/>
+              <w:right w:w="100" w:type="dxa"/>
+            </w:tcMar>
+            <w:tcBorders>
+              <w:top w:val="single" w:sz="4" w:color="D0D0D0" w:space="0"/>
+              <w:left w:val="single" w:sz="4" w:color="D0D0D0" w:space="0"/>
+              <w:bottom w:val="single" w:sz="4" w:color="D0D0D0" w:space="0"/>
+              <w:right w:val="single" w:sz="4" w:color="D0D0D0" w:space="0"/>
+            </w:tcBorders>
+          </w:tcPr>
+          <w:p>
+            <w:pPr>
+              <w:jc w:val="center"/>
+            </w:pPr>
+            <w:r>
+              <w:rPr>
+                <w:b w:val="0"/>
+                <w:i w:val="0"/>
+                <w:color w:val="222222"/>
+                <w:sz w:val="17"/>
+              </w:rPr>
+              <w:t>9.73 / 10.0</w:t>
+            </w:r>
+          </w:p>
+        </w:tc>
+        <w:tc>
+          <w:tcPr>
+            <w:tcW w:type="dxa" w:w="1020"/>
+            <w:shd w:val="clear" w:color="auto" w:fill="FFF5F5"/>
+            <w:tcMar>
+              <w:top w:w="50" w:type="dxa"/>
+              <w:bottom w:w="50" w:type="dxa"/>
+              <w:left w:w="100" w:type="dxa"/>
+              <w:right w:w="100" w:type="dxa"/>
+            </w:tcMar>
+            <w:tcBorders>
+              <w:top w:val="single" w:sz="4" w:color="D0D0D0" w:space="0"/>
+              <w:left w:val="single" w:sz="4" w:color="D0D0D0" w:space="0"/>
+              <w:bottom w:val="single" w:sz="4" w:color="D0D0D0" w:space="0"/>
+              <w:right w:val="single" w:sz="4" w:color="D0D0D0" w:space="0"/>
+            </w:tcBorders>
+          </w:tcPr>
+          <w:p>
+            <w:pPr>
+              <w:jc w:val="center"/>
+            </w:pPr>
+            <w:r>
+              <w:rPr>
+                <w:b w:val="0"/>
+                <w:i w:val="0"/>
+                <w:color w:val="222222"/>
+                <w:sz w:val="17"/>
+              </w:rPr>
+              <w:t>4.9 / 5</w:t>
+            </w:r>
+          </w:p>
+        </w:tc>
+        <w:tc>
+          <w:tcPr>
+            <w:tcW w:type="dxa" w:w="1247"/>
+            <w:shd w:val="clear" w:color="auto" w:fill="FFF5F5"/>
+            <w:tcMar>
+              <w:top w:w="50" w:type="dxa"/>
+              <w:bottom w:w="50" w:type="dxa"/>
+              <w:left w:w="100" w:type="dxa"/>
+              <w:right w:w="100" w:type="dxa"/>
+            </w:tcMar>
+            <w:tcBorders>
+              <w:top w:val="single" w:sz="4" w:color="D0D0D0" w:space="0"/>
+              <w:left w:val="single" w:sz="4" w:color="D0D0D0" w:space="0"/>
+              <w:bottom w:val="single" w:sz="4" w:color="D0D0D0" w:space="0"/>
+              <w:right w:val="single" w:sz="4" w:color="D0D0D0" w:space="0"/>
+            </w:tcBorders>
+          </w:tcPr>
+          <w:p>
+            <w:pPr>
+              <w:jc w:val="center"/>
+            </w:pPr>
+            <w:r>
+              <w:rPr>
+                <w:b w:val="0"/>
+                <w:i w:val="0"/>
+                <w:color w:val="222222"/>
+                <w:sz w:val="17"/>
+              </w:rPr>
+              <w:t>DARURAT UDARA</w:t>
+            </w:r>
+          </w:p>
+        </w:tc>
+        <w:tc>
+          <w:tcPr>
+            <w:tcW w:type="dxa" w:w="1814"/>
+            <w:shd w:val="clear" w:color="auto" w:fill="FFF5F5"/>
+            <w:tcMar>
+              <w:top w:w="50" w:type="dxa"/>
+              <w:bottom w:w="50" w:type="dxa"/>
+              <w:left w:w="100" w:type="dxa"/>
+              <w:right w:w="100" w:type="dxa"/>
+            </w:tcMar>
+            <w:tcBorders>
+              <w:top w:val="single" w:sz="4" w:color="D0D0D0" w:space="0"/>
+              <w:left w:val="single" w:sz="4" w:color="D0D0D0" w:space="0"/>
+              <w:bottom w:val="single" w:sz="4" w:color="D0D0D0" w:space="0"/>
+              <w:right w:val="single" w:sz="4" w:color="D0D0D0" w:space="0"/>
+            </w:tcBorders>
+          </w:tcPr>
+          <w:p>
+            <w:pPr>
+              <w:jc w:val="left"/>
+            </w:pPr>
+            <w:r>
+              <w:rPr>
+                <w:b w:val="0"/>
+                <w:i w:val="0"/>
+                <w:color w:val="222222"/>
+                <w:sz w:val="17"/>
+              </w:rPr>
+              <w:t>Kapasitas Asimilasi Udara Habis</w:t>
+            </w:r>
+          </w:p>
+        </w:tc>
+      </w:tr>
+      <w:tr>
+        <w:tc>
+          <w:tcPr>
+            <w:tcW w:type="dxa" w:w="907"/>
+            <w:shd w:val="clear" w:color="auto" w:fill="FFFFFF"/>
+            <w:tcMar>
+              <w:top w:w="50" w:type="dxa"/>
+              <w:bottom w:w="50" w:type="dxa"/>
+              <w:left w:w="100" w:type="dxa"/>
+              <w:right w:w="100" w:type="dxa"/>
+            </w:tcMar>
+            <w:tcBorders>
+              <w:top w:val="single" w:sz="4" w:color="D0D0D0" w:space="0"/>
+              <w:left w:val="single" w:sz="4" w:color="D0D0D0" w:space="0"/>
+              <w:bottom w:val="single" w:sz="4" w:color="D0D0D0" w:space="0"/>
+              <w:right w:val="single" w:sz="4" w:color="D0D0D0" w:space="0"/>
+            </w:tcBorders>
+          </w:tcPr>
+          <w:p>
+            <w:pPr>
+              <w:jc w:val="center"/>
+            </w:pPr>
+            <w:r>
+              <w:rPr>
+                <w:b w:val="0"/>
+                <w:i w:val="0"/>
+                <w:color w:val="222222"/>
+                <w:sz w:val="17"/>
+              </w:rPr>
+              <w:t>Dimensi 2</w:t>
+            </w:r>
+          </w:p>
+        </w:tc>
+        <w:tc>
+          <w:tcPr>
+            <w:tcW w:type="dxa" w:w="1814"/>
+            <w:shd w:val="clear" w:color="auto" w:fill="FFFFFF"/>
+            <w:tcMar>
+              <w:top w:w="50" w:type="dxa"/>
+              <w:bottom w:w="50" w:type="dxa"/>
+              <w:left w:w="100" w:type="dxa"/>
+              <w:right w:w="100" w:type="dxa"/>
+            </w:tcMar>
+            <w:tcBorders>
+              <w:top w:val="single" w:sz="4" w:color="D0D0D0" w:space="0"/>
+              <w:left w:val="single" w:sz="4" w:color="D0D0D0" w:space="0"/>
+              <w:bottom w:val="single" w:sz="4" w:color="D0D0D0" w:space="0"/>
+              <w:right w:val="single" w:sz="4" w:color="D0D0D0" w:space="0"/>
+            </w:tcBorders>
+          </w:tcPr>
+          <w:p>
+            <w:pPr>
+              <w:jc w:val="left"/>
+            </w:pPr>
+            <w:r>
+              <w:rPr>
+                <w:b w:val="0"/>
+                <w:i w:val="0"/>
+                <w:color w:val="222222"/>
+                <w:sz w:val="17"/>
+              </w:rPr>
+              <w:t>Daya Tampung Air &amp; Beban Limbah</w:t>
+            </w:r>
+          </w:p>
+        </w:tc>
+        <w:tc>
+          <w:tcPr>
+            <w:tcW w:type="dxa" w:w="2381"/>
+            <w:shd w:val="clear" w:color="auto" w:fill="FFFFFF"/>
+            <w:tcMar>
+              <w:top w:w="50" w:type="dxa"/>
+              <w:bottom w:w="50" w:type="dxa"/>
+              <w:left w:w="100" w:type="dxa"/>
+              <w:right w:w="100" w:type="dxa"/>
+            </w:tcMar>
+            <w:tcBorders>
+              <w:top w:val="single" w:sz="4" w:color="D0D0D0" w:space="0"/>
+              <w:left w:val="single" w:sz="4" w:color="D0D0D0" w:space="0"/>
+              <w:bottom w:val="single" w:sz="4" w:color="D0D0D0" w:space="0"/>
+              <w:right w:val="single" w:sz="4" w:color="D0D0D0" w:space="0"/>
+            </w:tcBorders>
+          </w:tcPr>
+          <w:p>
+            <w:pPr>
+              <w:jc w:val="left"/>
+            </w:pPr>
+            <w:r>
+              <w:rPr>
+                <w:b w:val="0"/>
+                <w:i w:val="0"/>
+                <w:color w:val="222222"/>
+                <w:sz w:val="17"/>
+              </w:rPr>
+              <w:t>IKA 59.69, Diare IRR 1.5x, Tailing 33.03 Jt Ton</w:t>
+            </w:r>
+          </w:p>
+        </w:tc>
+        <w:tc>
+          <w:tcPr>
+            <w:tcW w:type="dxa" w:w="1020"/>
+            <w:shd w:val="clear" w:color="auto" w:fill="FFFFFF"/>
+            <w:tcMar>
+              <w:top w:w="50" w:type="dxa"/>
+              <w:bottom w:w="50" w:type="dxa"/>
+              <w:left w:w="100" w:type="dxa"/>
+              <w:right w:w="100" w:type="dxa"/>
+            </w:tcMar>
+            <w:tcBorders>
+              <w:top w:val="single" w:sz="4" w:color="D0D0D0" w:space="0"/>
+              <w:left w:val="single" w:sz="4" w:color="D0D0D0" w:space="0"/>
+              <w:bottom w:val="single" w:sz="4" w:color="D0D0D0" w:space="0"/>
+              <w:right w:val="single" w:sz="4" w:color="D0D0D0" w:space="0"/>
+            </w:tcBorders>
+          </w:tcPr>
+          <w:p>
+            <w:pPr>
+              <w:jc w:val="center"/>
+            </w:pPr>
+            <w:r>
+              <w:rPr>
+                <w:b w:val="0"/>
+                <w:i w:val="0"/>
+                <w:color w:val="222222"/>
+                <w:sz w:val="17"/>
+              </w:rPr>
+              <w:t>8.19 / 10.0</w:t>
+            </w:r>
+          </w:p>
+        </w:tc>
+        <w:tc>
+          <w:tcPr>
+            <w:tcW w:type="dxa" w:w="1020"/>
+            <w:shd w:val="clear" w:color="auto" w:fill="FFFFFF"/>
+            <w:tcMar>
+              <w:top w:w="50" w:type="dxa"/>
+              <w:bottom w:w="50" w:type="dxa"/>
+              <w:left w:w="100" w:type="dxa"/>
+              <w:right w:w="100" w:type="dxa"/>
+            </w:tcMar>
+            <w:tcBorders>
+              <w:top w:val="single" w:sz="4" w:color="D0D0D0" w:space="0"/>
+              <w:left w:val="single" w:sz="4" w:color="D0D0D0" w:space="0"/>
+              <w:bottom w:val="single" w:sz="4" w:color="D0D0D0" w:space="0"/>
+              <w:right w:val="single" w:sz="4" w:color="D0D0D0" w:space="0"/>
+            </w:tcBorders>
+          </w:tcPr>
+          <w:p>
+            <w:pPr>
+              <w:jc w:val="center"/>
+            </w:pPr>
+            <w:r>
+              <w:rPr>
+                <w:b w:val="0"/>
+                <w:i w:val="0"/>
+                <w:color w:val="222222"/>
+                <w:sz w:val="17"/>
+              </w:rPr>
+              <w:t>4.2 / 5</w:t>
+            </w:r>
+          </w:p>
+        </w:tc>
+        <w:tc>
+          <w:tcPr>
+            <w:tcW w:type="dxa" w:w="1247"/>
+            <w:shd w:val="clear" w:color="auto" w:fill="FFFFFF"/>
+            <w:tcMar>
+              <w:top w:w="50" w:type="dxa"/>
+              <w:bottom w:w="50" w:type="dxa"/>
+              <w:left w:w="100" w:type="dxa"/>
+              <w:right w:w="100" w:type="dxa"/>
+            </w:tcMar>
+            <w:tcBorders>
+              <w:top w:val="single" w:sz="4" w:color="D0D0D0" w:space="0"/>
+              <w:left w:val="single" w:sz="4" w:color="D0D0D0" w:space="0"/>
+              <w:bottom w:val="single" w:sz="4" w:color="D0D0D0" w:space="0"/>
+              <w:right w:val="single" w:sz="4" w:color="D0D0D0" w:space="0"/>
+            </w:tcBorders>
+          </w:tcPr>
+          <w:p>
+            <w:pPr>
+              <w:jc w:val="center"/>
+            </w:pPr>
+            <w:r>
+              <w:rPr>
+                <w:b w:val="0"/>
+                <w:i w:val="0"/>
+                <w:color w:val="222222"/>
+                <w:sz w:val="17"/>
+              </w:rPr>
+              <w:t>DARURAT AIR</w:t>
+            </w:r>
+          </w:p>
+        </w:tc>
+        <w:tc>
+          <w:tcPr>
+            <w:tcW w:type="dxa" w:w="1814"/>
+            <w:shd w:val="clear" w:color="auto" w:fill="FFFFFF"/>
+            <w:tcMar>
+              <w:top w:w="50" w:type="dxa"/>
+              <w:bottom w:w="50" w:type="dxa"/>
+              <w:left w:w="100" w:type="dxa"/>
+              <w:right w:w="100" w:type="dxa"/>
+            </w:tcMar>
+            <w:tcBorders>
+              <w:top w:val="single" w:sz="4" w:color="D0D0D0" w:space="0"/>
+              <w:left w:val="single" w:sz="4" w:color="D0D0D0" w:space="0"/>
+              <w:bottom w:val="single" w:sz="4" w:color="D0D0D0" w:space="0"/>
+              <w:right w:val="single" w:sz="4" w:color="D0D0D0" w:space="0"/>
+            </w:tcBorders>
+          </w:tcPr>
+          <w:p>
+            <w:pPr>
+              <w:jc w:val="left"/>
+            </w:pPr>
+            <w:r>
+              <w:rPr>
+                <w:b w:val="0"/>
+                <w:i w:val="0"/>
+                <w:color w:val="222222"/>
+                <w:sz w:val="17"/>
+              </w:rPr>
+              <w:t>Kapasitas Penetralan Limbah Melampaui Batas</w:t>
+            </w:r>
+          </w:p>
+        </w:tc>
+      </w:tr>
+      <w:tr>
+        <w:tc>
+          <w:tcPr>
+            <w:tcW w:type="dxa" w:w="907"/>
+            <w:shd w:val="clear" w:color="auto" w:fill="FFF5F5"/>
+            <w:tcMar>
+              <w:top w:w="50" w:type="dxa"/>
+              <w:bottom w:w="50" w:type="dxa"/>
+              <w:left w:w="100" w:type="dxa"/>
+              <w:right w:w="100" w:type="dxa"/>
+            </w:tcMar>
+            <w:tcBorders>
+              <w:top w:val="single" w:sz="4" w:color="D0D0D0" w:space="0"/>
+              <w:left w:val="single" w:sz="4" w:color="D0D0D0" w:space="0"/>
+              <w:bottom w:val="single" w:sz="4" w:color="D0D0D0" w:space="0"/>
+              <w:right w:val="single" w:sz="4" w:color="D0D0D0" w:space="0"/>
+            </w:tcBorders>
+          </w:tcPr>
+          <w:p>
+            <w:pPr>
+              <w:jc w:val="center"/>
+            </w:pPr>
+            <w:r>
+              <w:rPr>
+                <w:b w:val="0"/>
+                <w:i w:val="0"/>
+                <w:color w:val="222222"/>
+                <w:sz w:val="17"/>
+              </w:rPr>
+              <w:t>Dimensi 3</w:t>
+            </w:r>
+          </w:p>
+        </w:tc>
+        <w:tc>
+          <w:tcPr>
+            <w:tcW w:type="dxa" w:w="1814"/>
+            <w:shd w:val="clear" w:color="auto" w:fill="FFF5F5"/>
+            <w:tcMar>
+              <w:top w:w="50" w:type="dxa"/>
+              <w:bottom w:w="50" w:type="dxa"/>
+              <w:left w:w="100" w:type="dxa"/>
+              <w:right w:w="100" w:type="dxa"/>
+            </w:tcMar>
+            <w:tcBorders>
+              <w:top w:val="single" w:sz="4" w:color="D0D0D0" w:space="0"/>
+              <w:left w:val="single" w:sz="4" w:color="D0D0D0" w:space="0"/>
+              <w:bottom w:val="single" w:sz="4" w:color="D0D0D0" w:space="0"/>
+              <w:right w:val="single" w:sz="4" w:color="D0D0D0" w:space="0"/>
+            </w:tcBorders>
+          </w:tcPr>
+          <w:p>
+            <w:pPr>
+              <w:jc w:val="left"/>
+            </w:pPr>
+            <w:r>
+              <w:rPr>
+                <w:b w:val="0"/>
+                <w:i w:val="0"/>
+                <w:color w:val="222222"/>
+                <w:sz w:val="17"/>
+              </w:rPr>
+              <w:t>Daya Dukung Lahan &amp; Ekosistem</w:t>
+            </w:r>
+          </w:p>
+        </w:tc>
+        <w:tc>
+          <w:tcPr>
+            <w:tcW w:type="dxa" w:w="2381"/>
+            <w:shd w:val="clear" w:color="auto" w:fill="FFF5F5"/>
+            <w:tcMar>
+              <w:top w:w="50" w:type="dxa"/>
+              <w:bottom w:w="50" w:type="dxa"/>
+              <w:left w:w="100" w:type="dxa"/>
+              <w:right w:w="100" w:type="dxa"/>
+            </w:tcMar>
+            <w:tcBorders>
+              <w:top w:val="single" w:sz="4" w:color="D0D0D0" w:space="0"/>
+              <w:left w:val="single" w:sz="4" w:color="D0D0D0" w:space="0"/>
+              <w:bottom w:val="single" w:sz="4" w:color="D0D0D0" w:space="0"/>
+              <w:right w:val="single" w:sz="4" w:color="D0D0D0" w:space="0"/>
+            </w:tcBorders>
+          </w:tcPr>
+          <w:p>
+            <w:pPr>
+              <w:jc w:val="left"/>
+            </w:pPr>
+            <w:r>
+              <w:rPr>
+                <w:b w:val="0"/>
+                <w:i w:val="0"/>
+                <w:color w:val="222222"/>
+                <w:sz w:val="17"/>
+              </w:rPr>
+              <w:t>1,609 Bencana, Deforestasi 1.38 Jt Ha, Lindung 41 Ribu Ha</w:t>
+            </w:r>
+          </w:p>
+        </w:tc>
+        <w:tc>
+          <w:tcPr>
+            <w:tcW w:type="dxa" w:w="1020"/>
+            <w:shd w:val="clear" w:color="auto" w:fill="FFF5F5"/>
+            <w:tcMar>
+              <w:top w:w="50" w:type="dxa"/>
+              <w:bottom w:w="50" w:type="dxa"/>
+              <w:left w:w="100" w:type="dxa"/>
+              <w:right w:w="100" w:type="dxa"/>
+            </w:tcMar>
+            <w:tcBorders>
+              <w:top w:val="single" w:sz="4" w:color="D0D0D0" w:space="0"/>
+              <w:left w:val="single" w:sz="4" w:color="D0D0D0" w:space="0"/>
+              <w:bottom w:val="single" w:sz="4" w:color="D0D0D0" w:space="0"/>
+              <w:right w:val="single" w:sz="4" w:color="D0D0D0" w:space="0"/>
+            </w:tcBorders>
+          </w:tcPr>
+          <w:p>
+            <w:pPr>
+              <w:jc w:val="center"/>
+            </w:pPr>
+            <w:r>
+              <w:rPr>
+                <w:b w:val="0"/>
+                <w:i w:val="0"/>
+                <w:color w:val="222222"/>
+                <w:sz w:val="17"/>
+              </w:rPr>
+              <w:t>9.25 / 10.0</w:t>
+            </w:r>
+          </w:p>
+        </w:tc>
+        <w:tc>
+          <w:tcPr>
+            <w:tcW w:type="dxa" w:w="1020"/>
+            <w:shd w:val="clear" w:color="auto" w:fill="FFF5F5"/>
+            <w:tcMar>
+              <w:top w:w="50" w:type="dxa"/>
+              <w:bottom w:w="50" w:type="dxa"/>
+              <w:left w:w="100" w:type="dxa"/>
+              <w:right w:w="100" w:type="dxa"/>
+            </w:tcMar>
+            <w:tcBorders>
+              <w:top w:val="single" w:sz="4" w:color="D0D0D0" w:space="0"/>
+              <w:left w:val="single" w:sz="4" w:color="D0D0D0" w:space="0"/>
+              <w:bottom w:val="single" w:sz="4" w:color="D0D0D0" w:space="0"/>
+              <w:right w:val="single" w:sz="4" w:color="D0D0D0" w:space="0"/>
+            </w:tcBorders>
+          </w:tcPr>
+          <w:p>
+            <w:pPr>
+              <w:jc w:val="center"/>
+            </w:pPr>
+            <w:r>
+              <w:rPr>
+                <w:b w:val="0"/>
+                <w:i w:val="0"/>
+                <w:color w:val="222222"/>
+                <w:sz w:val="17"/>
+              </w:rPr>
+              <w:t>4.6 / 5</w:t>
+            </w:r>
+          </w:p>
+        </w:tc>
+        <w:tc>
+          <w:tcPr>
+            <w:tcW w:type="dxa" w:w="1247"/>
+            <w:shd w:val="clear" w:color="auto" w:fill="FFF5F5"/>
+            <w:tcMar>
+              <w:top w:w="50" w:type="dxa"/>
+              <w:bottom w:w="50" w:type="dxa"/>
+              <w:left w:w="100" w:type="dxa"/>
+              <w:right w:w="100" w:type="dxa"/>
+            </w:tcMar>
+            <w:tcBorders>
+              <w:top w:val="single" w:sz="4" w:color="D0D0D0" w:space="0"/>
+              <w:left w:val="single" w:sz="4" w:color="D0D0D0" w:space="0"/>
+              <w:bottom w:val="single" w:sz="4" w:color="D0D0D0" w:space="0"/>
+              <w:right w:val="single" w:sz="4" w:color="D0D0D0" w:space="0"/>
+            </w:tcBorders>
+          </w:tcPr>
+          <w:p>
+            <w:pPr>
+              <w:jc w:val="center"/>
+            </w:pPr>
+            <w:r>
+              <w:rPr>
+                <w:b w:val="0"/>
+                <w:i w:val="0"/>
+                <w:color w:val="222222"/>
+                <w:sz w:val="17"/>
+              </w:rPr>
+              <w:t>DARURAT LAHAN</w:t>
+            </w:r>
+          </w:p>
+        </w:tc>
+        <w:tc>
+          <w:tcPr>
+            <w:tcW w:type="dxa" w:w="1814"/>
+            <w:shd w:val="clear" w:color="auto" w:fill="FFF5F5"/>
+            <w:tcMar>
+              <w:top w:w="50" w:type="dxa"/>
+              <w:bottom w:w="50" w:type="dxa"/>
+              <w:left w:w="100" w:type="dxa"/>
+              <w:right w:w="100" w:type="dxa"/>
+            </w:tcMar>
+            <w:tcBorders>
+              <w:top w:val="single" w:sz="4" w:color="D0D0D0" w:space="0"/>
+              <w:left w:val="single" w:sz="4" w:color="D0D0D0" w:space="0"/>
+              <w:bottom w:val="single" w:sz="4" w:color="D0D0D0" w:space="0"/>
+              <w:right w:val="single" w:sz="4" w:color="D0D0D0" w:space="0"/>
+            </w:tcBorders>
+          </w:tcPr>
+          <w:p>
+            <w:pPr>
+              <w:jc w:val="left"/>
+            </w:pPr>
+            <w:r>
+              <w:rPr>
+                <w:b w:val="0"/>
+                <w:i w:val="0"/>
+                <w:color w:val="222222"/>
+                <w:sz w:val="17"/>
+              </w:rPr>
+              <w:t>Evaluasi Pengelolaan Lanskap</w:t>
+            </w:r>
+          </w:p>
+        </w:tc>
+      </w:tr>
+      <w:tr>
+        <w:tc>
+          <w:tcPr>
+            <w:tcW w:type="dxa" w:w="907"/>
+            <w:shd w:val="clear" w:color="auto" w:fill="FFFFFF"/>
+            <w:tcMar>
+              <w:top w:w="50" w:type="dxa"/>
+              <w:bottom w:w="50" w:type="dxa"/>
+              <w:left w:w="100" w:type="dxa"/>
+              <w:right w:w="100" w:type="dxa"/>
+            </w:tcMar>
+            <w:tcBorders>
+              <w:top w:val="single" w:sz="4" w:color="D0D0D0" w:space="0"/>
+              <w:left w:val="single" w:sz="4" w:color="D0D0D0" w:space="0"/>
+              <w:bottom w:val="single" w:sz="4" w:color="D0D0D0" w:space="0"/>
+              <w:right w:val="single" w:sz="4" w:color="D0D0D0" w:space="0"/>
+            </w:tcBorders>
+          </w:tcPr>
+          <w:p>
+            <w:pPr>
+              <w:jc w:val="center"/>
+            </w:pPr>
+            <w:r>
+              <w:rPr>
+                <w:b w:val="0"/>
+                <w:i w:val="0"/>
+                <w:color w:val="222222"/>
+                <w:sz w:val="17"/>
+              </w:rPr>
+              <w:t>Dimensi 4</w:t>
+            </w:r>
+          </w:p>
+        </w:tc>
+        <w:tc>
+          <w:tcPr>
+            <w:tcW w:type="dxa" w:w="1814"/>
+            <w:shd w:val="clear" w:color="auto" w:fill="FFFFFF"/>
+            <w:tcMar>
+              <w:top w:w="50" w:type="dxa"/>
+              <w:bottom w:w="50" w:type="dxa"/>
+              <w:left w:w="100" w:type="dxa"/>
+              <w:right w:w="100" w:type="dxa"/>
+            </w:tcMar>
+            <w:tcBorders>
+              <w:top w:val="single" w:sz="4" w:color="D0D0D0" w:space="0"/>
+              <w:left w:val="single" w:sz="4" w:color="D0D0D0" w:space="0"/>
+              <w:bottom w:val="single" w:sz="4" w:color="D0D0D0" w:space="0"/>
+              <w:right w:val="single" w:sz="4" w:color="D0D0D0" w:space="0"/>
+            </w:tcBorders>
+          </w:tcPr>
+          <w:p>
+            <w:pPr>
+              <w:jc w:val="left"/>
+            </w:pPr>
+            <w:r>
+              <w:rPr>
+                <w:b w:val="0"/>
+                <w:i w:val="0"/>
+                <w:color w:val="222222"/>
+                <w:sz w:val="17"/>
+              </w:rPr>
+              <w:t>Daya Dukung Sosial &amp; Hak Asasi Warga</w:t>
+            </w:r>
+          </w:p>
+        </w:tc>
+        <w:tc>
+          <w:tcPr>
+            <w:tcW w:type="dxa" w:w="2381"/>
+            <w:shd w:val="clear" w:color="auto" w:fill="FFFFFF"/>
+            <w:tcMar>
+              <w:top w:w="50" w:type="dxa"/>
+              <w:bottom w:w="50" w:type="dxa"/>
+              <w:left w:w="100" w:type="dxa"/>
+              <w:right w:w="100" w:type="dxa"/>
+            </w:tcMar>
+            <w:tcBorders>
+              <w:top w:val="single" w:sz="4" w:color="D0D0D0" w:space="0"/>
+              <w:left w:val="single" w:sz="4" w:color="D0D0D0" w:space="0"/>
+              <w:bottom w:val="single" w:sz="4" w:color="D0D0D0" w:space="0"/>
+              <w:right w:val="single" w:sz="4" w:color="D0D0D0" w:space="0"/>
+            </w:tcBorders>
+          </w:tcPr>
+          <w:p>
+            <w:pPr>
+              <w:jc w:val="left"/>
+            </w:pPr>
+            <w:r>
+              <w:rPr>
+                <w:b w:val="0"/>
+                <w:i w:val="0"/>
+                <w:color w:val="222222"/>
+                <w:sz w:val="17"/>
+              </w:rPr>
+              <w:t>8 Kasus FPIC, 54,310 Jiwa Terdampak, 21 Kriminalisasi</w:t>
+            </w:r>
+          </w:p>
+        </w:tc>
+        <w:tc>
+          <w:tcPr>
+            <w:tcW w:type="dxa" w:w="1020"/>
+            <w:shd w:val="clear" w:color="auto" w:fill="FFFFFF"/>
+            <w:tcMar>
+              <w:top w:w="50" w:type="dxa"/>
+              <w:bottom w:w="50" w:type="dxa"/>
+              <w:left w:w="100" w:type="dxa"/>
+              <w:right w:w="100" w:type="dxa"/>
+            </w:tcMar>
+            <w:tcBorders>
+              <w:top w:val="single" w:sz="4" w:color="D0D0D0" w:space="0"/>
+              <w:left w:val="single" w:sz="4" w:color="D0D0D0" w:space="0"/>
+              <w:bottom w:val="single" w:sz="4" w:color="D0D0D0" w:space="0"/>
+              <w:right w:val="single" w:sz="4" w:color="D0D0D0" w:space="0"/>
+            </w:tcBorders>
+          </w:tcPr>
+          <w:p>
+            <w:pPr>
+              <w:jc w:val="center"/>
+            </w:pPr>
+            <w:r>
+              <w:rPr>
+                <w:b w:val="0"/>
+                <w:i w:val="0"/>
+                <w:color w:val="222222"/>
+                <w:sz w:val="17"/>
+              </w:rPr>
+              <w:t>7.81 / 10.0</w:t>
+            </w:r>
+          </w:p>
+        </w:tc>
+        <w:tc>
+          <w:tcPr>
+            <w:tcW w:type="dxa" w:w="1020"/>
+            <w:shd w:val="clear" w:color="auto" w:fill="FFFFFF"/>
+            <w:tcMar>
+              <w:top w:w="50" w:type="dxa"/>
+              <w:bottom w:w="50" w:type="dxa"/>
+              <w:left w:w="100" w:type="dxa"/>
+              <w:right w:w="100" w:type="dxa"/>
+            </w:tcMar>
+            <w:tcBorders>
+              <w:top w:val="single" w:sz="4" w:color="D0D0D0" w:space="0"/>
+              <w:left w:val="single" w:sz="4" w:color="D0D0D0" w:space="0"/>
+              <w:bottom w:val="single" w:sz="4" w:color="D0D0D0" w:space="0"/>
+              <w:right w:val="single" w:sz="4" w:color="D0D0D0" w:space="0"/>
+            </w:tcBorders>
+          </w:tcPr>
+          <w:p>
+            <w:pPr>
+              <w:jc w:val="center"/>
+            </w:pPr>
+            <w:r>
+              <w:rPr>
+                <w:b w:val="0"/>
+                <w:i w:val="0"/>
+                <w:color w:val="222222"/>
+                <w:sz w:val="17"/>
+              </w:rPr>
+              <w:t>3.9 / 5</w:t>
+            </w:r>
+          </w:p>
+        </w:tc>
+        <w:tc>
+          <w:tcPr>
+            <w:tcW w:type="dxa" w:w="1247"/>
+            <w:shd w:val="clear" w:color="auto" w:fill="FFFFFF"/>
+            <w:tcMar>
+              <w:top w:w="50" w:type="dxa"/>
+              <w:bottom w:w="50" w:type="dxa"/>
+              <w:left w:w="100" w:type="dxa"/>
+              <w:right w:w="100" w:type="dxa"/>
+            </w:tcMar>
+            <w:tcBorders>
+              <w:top w:val="single" w:sz="4" w:color="D0D0D0" w:space="0"/>
+              <w:left w:val="single" w:sz="4" w:color="D0D0D0" w:space="0"/>
+              <w:bottom w:val="single" w:sz="4" w:color="D0D0D0" w:space="0"/>
+              <w:right w:val="single" w:sz="4" w:color="D0D0D0" w:space="0"/>
+            </w:tcBorders>
+          </w:tcPr>
+          <w:p>
+            <w:pPr>
+              <w:jc w:val="center"/>
+            </w:pPr>
+            <w:r>
+              <w:rPr>
+                <w:b w:val="0"/>
+                <w:i w:val="0"/>
+                <w:color w:val="222222"/>
+                <w:sz w:val="17"/>
+              </w:rPr>
+              <w:t>PERLU PENGAWASAN</w:t>
+            </w:r>
+          </w:p>
+        </w:tc>
+        <w:tc>
+          <w:tcPr>
+            <w:tcW w:type="dxa" w:w="1814"/>
+            <w:shd w:val="clear" w:color="auto" w:fill="FFFFFF"/>
+            <w:tcMar>
+              <w:top w:w="50" w:type="dxa"/>
+              <w:bottom w:w="50" w:type="dxa"/>
+              <w:left w:w="100" w:type="dxa"/>
+              <w:right w:w="100" w:type="dxa"/>
+            </w:tcMar>
+            <w:tcBorders>
+              <w:top w:val="single" w:sz="4" w:color="D0D0D0" w:space="0"/>
+              <w:left w:val="single" w:sz="4" w:color="D0D0D0" w:space="0"/>
+              <w:bottom w:val="single" w:sz="4" w:color="D0D0D0" w:space="0"/>
+              <w:right w:val="single" w:sz="4" w:color="D0D0D0" w:space="0"/>
+            </w:tcBorders>
+          </w:tcPr>
+          <w:p>
+            <w:pPr>
+              <w:jc w:val="left"/>
+            </w:pPr>
+            <w:r>
+              <w:rPr>
+                <w:b w:val="0"/>
+                <w:i w:val="0"/>
+                <w:color w:val="222222"/>
+                <w:sz w:val="17"/>
+              </w:rPr>
+              <w:t>Pelibatan Masyarakat Lokal</w:t>
+            </w:r>
+          </w:p>
+        </w:tc>
+      </w:tr>
+      <w:tr>
+        <w:tc>
+          <w:tcPr>
+            <w:tcW w:type="dxa" w:w="907"/>
+            <w:shd w:val="clear" w:color="auto" w:fill="FFF5F5"/>
+            <w:tcMar>
+              <w:top w:w="50" w:type="dxa"/>
+              <w:bottom w:w="50" w:type="dxa"/>
+              <w:left w:w="100" w:type="dxa"/>
+              <w:right w:w="100" w:type="dxa"/>
+            </w:tcMar>
+            <w:tcBorders>
+              <w:top w:val="single" w:sz="4" w:color="D0D0D0" w:space="0"/>
+              <w:left w:val="single" w:sz="4" w:color="D0D0D0" w:space="0"/>
+              <w:bottom w:val="single" w:sz="4" w:color="D0D0D0" w:space="0"/>
+              <w:right w:val="single" w:sz="4" w:color="D0D0D0" w:space="0"/>
+            </w:tcBorders>
+          </w:tcPr>
+          <w:p>
+            <w:pPr>
+              <w:jc w:val="center"/>
+            </w:pPr>
+            <w:r>
+              <w:rPr>
+                <w:b w:val="0"/>
+                <w:i w:val="0"/>
+                <w:color w:val="222222"/>
+                <w:sz w:val="17"/>
+              </w:rPr>
+              <w:t>Dimensi 5</w:t>
+            </w:r>
+          </w:p>
+        </w:tc>
+        <w:tc>
+          <w:tcPr>
+            <w:tcW w:type="dxa" w:w="1814"/>
+            <w:shd w:val="clear" w:color="auto" w:fill="FFF5F5"/>
+            <w:tcMar>
+              <w:top w:w="50" w:type="dxa"/>
+              <w:bottom w:w="50" w:type="dxa"/>
+              <w:left w:w="100" w:type="dxa"/>
+              <w:right w:w="100" w:type="dxa"/>
+            </w:tcMar>
+            <w:tcBorders>
+              <w:top w:val="single" w:sz="4" w:color="D0D0D0" w:space="0"/>
+              <w:left w:val="single" w:sz="4" w:color="D0D0D0" w:space="0"/>
+              <w:bottom w:val="single" w:sz="4" w:color="D0D0D0" w:space="0"/>
+              <w:right w:val="single" w:sz="4" w:color="D0D0D0" w:space="0"/>
+            </w:tcBorders>
+          </w:tcPr>
+          <w:p>
+            <w:pPr>
+              <w:jc w:val="left"/>
+            </w:pPr>
+            <w:r>
+              <w:rPr>
+                <w:b w:val="0"/>
+                <w:i w:val="0"/>
+                <w:color w:val="222222"/>
+                <w:sz w:val="17"/>
+              </w:rPr>
+              <w:t>Veto Kebijakan &amp; Pengendalian Izin</w:t>
+            </w:r>
+          </w:p>
+        </w:tc>
+        <w:tc>
+          <w:tcPr>
+            <w:tcW w:type="dxa" w:w="2381"/>
+            <w:shd w:val="clear" w:color="auto" w:fill="FFF5F5"/>
+            <w:tcMar>
+              <w:top w:w="50" w:type="dxa"/>
+              <w:bottom w:w="50" w:type="dxa"/>
+              <w:left w:w="100" w:type="dxa"/>
+              <w:right w:w="100" w:type="dxa"/>
+            </w:tcMar>
+            <w:tcBorders>
+              <w:top w:val="single" w:sz="4" w:color="D0D0D0" w:space="0"/>
+              <w:left w:val="single" w:sz="4" w:color="D0D0D0" w:space="0"/>
+              <w:bottom w:val="single" w:sz="4" w:color="D0D0D0" w:space="0"/>
+              <w:right w:val="single" w:sz="4" w:color="D0D0D0" w:space="0"/>
+            </w:tcBorders>
+          </w:tcPr>
+          <w:p>
+            <w:pPr>
+              <w:jc w:val="left"/>
+            </w:pPr>
+            <w:r>
+              <w:rPr>
+                <w:b w:val="0"/>
+                <w:i w:val="0"/>
+                <w:color w:val="222222"/>
+                <w:sz w:val="17"/>
+              </w:rPr>
+              <w:t>574 Izin Baru, 21 Korporat Ilegal, 10.26 GW PLTU</w:t>
+            </w:r>
+          </w:p>
+        </w:tc>
+        <w:tc>
+          <w:tcPr>
+            <w:tcW w:type="dxa" w:w="1020"/>
+            <w:shd w:val="clear" w:color="auto" w:fill="FFF5F5"/>
+            <w:tcMar>
+              <w:top w:w="50" w:type="dxa"/>
+              <w:bottom w:w="50" w:type="dxa"/>
+              <w:left w:w="100" w:type="dxa"/>
+              <w:right w:w="100" w:type="dxa"/>
+            </w:tcMar>
+            <w:tcBorders>
+              <w:top w:val="single" w:sz="4" w:color="D0D0D0" w:space="0"/>
+              <w:left w:val="single" w:sz="4" w:color="D0D0D0" w:space="0"/>
+              <w:bottom w:val="single" w:sz="4" w:color="D0D0D0" w:space="0"/>
+              <w:right w:val="single" w:sz="4" w:color="D0D0D0" w:space="0"/>
+            </w:tcBorders>
+          </w:tcPr>
+          <w:p>
+            <w:pPr>
+              <w:jc w:val="center"/>
+            </w:pPr>
+            <w:r>
+              <w:rPr>
+                <w:b w:val="0"/>
+                <w:i w:val="0"/>
+                <w:color w:val="222222"/>
+                <w:sz w:val="17"/>
+              </w:rPr>
+              <w:t>10.00 / 10.0</w:t>
+            </w:r>
+          </w:p>
+        </w:tc>
+        <w:tc>
+          <w:tcPr>
+            <w:tcW w:type="dxa" w:w="1020"/>
+            <w:shd w:val="clear" w:color="auto" w:fill="FFF5F5"/>
+            <w:tcMar>
+              <w:top w:w="50" w:type="dxa"/>
+              <w:bottom w:w="50" w:type="dxa"/>
+              <w:left w:w="100" w:type="dxa"/>
+              <w:right w:w="100" w:type="dxa"/>
+            </w:tcMar>
+            <w:tcBorders>
+              <w:top w:val="single" w:sz="4" w:color="D0D0D0" w:space="0"/>
+              <w:left w:val="single" w:sz="4" w:color="D0D0D0" w:space="0"/>
+              <w:bottom w:val="single" w:sz="4" w:color="D0D0D0" w:space="0"/>
+              <w:right w:val="single" w:sz="4" w:color="D0D0D0" w:space="0"/>
+            </w:tcBorders>
+          </w:tcPr>
+          <w:p>
+            <w:pPr>
+              <w:jc w:val="center"/>
+            </w:pPr>
+            <w:r>
+              <w:rPr>
+                <w:b w:val="0"/>
+                <w:i w:val="0"/>
+                <w:color w:val="222222"/>
+                <w:sz w:val="17"/>
+              </w:rPr>
+              <w:t>5.0 / 5</w:t>
+            </w:r>
+          </w:p>
+        </w:tc>
+        <w:tc>
+          <w:tcPr>
+            <w:tcW w:type="dxa" w:w="1247"/>
+            <w:shd w:val="clear" w:color="auto" w:fill="FFF5F5"/>
+            <w:tcMar>
+              <w:top w:w="50" w:type="dxa"/>
+              <w:bottom w:w="50" w:type="dxa"/>
+              <w:left w:w="100" w:type="dxa"/>
+              <w:right w:w="100" w:type="dxa"/>
+            </w:tcMar>
+            <w:tcBorders>
+              <w:top w:val="single" w:sz="4" w:color="D0D0D0" w:space="0"/>
+              <w:left w:val="single" w:sz="4" w:color="D0D0D0" w:space="0"/>
+              <w:bottom w:val="single" w:sz="4" w:color="D0D0D0" w:space="0"/>
+              <w:right w:val="single" w:sz="4" w:color="D0D0D0" w:space="0"/>
+            </w:tcBorders>
+          </w:tcPr>
+          <w:p>
+            <w:pPr>
+              <w:jc w:val="center"/>
+            </w:pPr>
+            <w:r>
+              <w:rPr>
+                <w:b w:val="0"/>
+                <w:i w:val="0"/>
+                <w:color w:val="222222"/>
+                <w:sz w:val="17"/>
+              </w:rPr>
+              <w:t>PERLU REFORMASI</w:t>
+            </w:r>
+          </w:p>
+        </w:tc>
+        <w:tc>
+          <w:tcPr>
+            <w:tcW w:type="dxa" w:w="1814"/>
+            <w:shd w:val="clear" w:color="auto" w:fill="FFF5F5"/>
+            <w:tcMar>
+              <w:top w:w="50" w:type="dxa"/>
+              <w:bottom w:w="50" w:type="dxa"/>
+              <w:left w:w="100" w:type="dxa"/>
+              <w:right w:w="100" w:type="dxa"/>
+            </w:tcMar>
+            <w:tcBorders>
+              <w:top w:val="single" w:sz="4" w:color="D0D0D0" w:space="0"/>
+              <w:left w:val="single" w:sz="4" w:color="D0D0D0" w:space="0"/>
+              <w:bottom w:val="single" w:sz="4" w:color="D0D0D0" w:space="0"/>
+              <w:right w:val="single" w:sz="4" w:color="D0D0D0" w:space="0"/>
+            </w:tcBorders>
+          </w:tcPr>
+          <w:p>
+            <w:pPr>
+              <w:jc w:val="left"/>
+            </w:pPr>
+            <w:r>
+              <w:rPr>
+                <w:b w:val="0"/>
+                <w:i w:val="0"/>
+                <w:color w:val="222222"/>
+                <w:sz w:val="17"/>
+              </w:rPr>
+              <w:t>Penguatan Pengawasan Kebijakan</w:t>
+            </w:r>
+          </w:p>
+        </w:tc>
+      </w:tr>
+      <w:tr>
+        <w:tc>
+          <w:tcPr>
+            <w:tcW w:type="dxa" w:w="907"/>
+            <w:shd w:val="clear" w:color="auto" w:fill="FFFFFF"/>
+            <w:tcMar>
+              <w:top w:w="50" w:type="dxa"/>
+              <w:bottom w:w="50" w:type="dxa"/>
+              <w:left w:w="100" w:type="dxa"/>
+              <w:right w:w="100" w:type="dxa"/>
+            </w:tcMar>
+            <w:tcBorders>
+              <w:top w:val="single" w:sz="4" w:color="D0D0D0" w:space="0"/>
+              <w:left w:val="single" w:sz="4" w:color="D0D0D0" w:space="0"/>
+              <w:bottom w:val="single" w:sz="4" w:color="D0D0D0" w:space="0"/>
+              <w:right w:val="single" w:sz="4" w:color="D0D0D0" w:space="0"/>
+            </w:tcBorders>
+          </w:tcPr>
+          <w:p>
+            <w:pPr>
+              <w:jc w:val="center"/>
+            </w:pPr>
+            <w:r>
+              <w:rPr>
+                <w:b w:val="0"/>
+                <w:i w:val="0"/>
+                <w:color w:val="222222"/>
+                <w:sz w:val="17"/>
+              </w:rPr>
+              <w:t>TOTAL</w:t>
+            </w:r>
+          </w:p>
+        </w:tc>
+        <w:tc>
+          <w:tcPr>
+            <w:tcW w:type="dxa" w:w="1814"/>
+            <w:shd w:val="clear" w:color="auto" w:fill="FFFFFF"/>
+            <w:tcMar>
+              <w:top w:w="50" w:type="dxa"/>
+              <w:bottom w:w="50" w:type="dxa"/>
+              <w:left w:w="100" w:type="dxa"/>
+              <w:right w:w="100" w:type="dxa"/>
+            </w:tcMar>
+            <w:tcBorders>
+              <w:top w:val="single" w:sz="4" w:color="D0D0D0" w:space="0"/>
+              <w:left w:val="single" w:sz="4" w:color="D0D0D0" w:space="0"/>
+              <w:bottom w:val="single" w:sz="4" w:color="D0D0D0" w:space="0"/>
+              <w:right w:val="single" w:sz="4" w:color="D0D0D0" w:space="0"/>
+            </w:tcBorders>
+          </w:tcPr>
+          <w:p>
+            <w:pPr>
+              <w:jc w:val="left"/>
+            </w:pPr>
+            <w:r>
+              <w:rPr>
+                <w:b w:val="0"/>
+                <w:i w:val="0"/>
+                <w:color w:val="222222"/>
+                <w:sz w:val="17"/>
+              </w:rPr>
+              <w:t>SKOR KOMPOSIT BIOREGION PULAU SULAWESI</w:t>
+            </w:r>
+          </w:p>
+        </w:tc>
+        <w:tc>
+          <w:tcPr>
+            <w:tcW w:type="dxa" w:w="2381"/>
+            <w:shd w:val="clear" w:color="auto" w:fill="FFFFFF"/>
+            <w:tcMar>
+              <w:top w:w="50" w:type="dxa"/>
+              <w:bottom w:w="50" w:type="dxa"/>
+              <w:left w:w="100" w:type="dxa"/>
+              <w:right w:w="100" w:type="dxa"/>
+            </w:tcMar>
+            <w:tcBorders>
+              <w:top w:val="single" w:sz="4" w:color="D0D0D0" w:space="0"/>
+              <w:left w:val="single" w:sz="4" w:color="D0D0D0" w:space="0"/>
+              <w:bottom w:val="single" w:sz="4" w:color="D0D0D0" w:space="0"/>
+              <w:right w:val="single" w:sz="4" w:color="D0D0D0" w:space="0"/>
+            </w:tcBorders>
+          </w:tcPr>
+          <w:p>
+            <w:pPr>
+              <w:jc w:val="left"/>
+            </w:pPr>
+            <w:r>
+              <w:rPr>
+                <w:b w:val="0"/>
+                <w:i w:val="0"/>
+                <w:color w:val="222222"/>
+                <w:sz w:val="17"/>
+              </w:rPr>
+              <w:t>Agregasi 5 Dimensi Daya Dukung &amp; Daya Tampung</w:t>
+            </w:r>
+          </w:p>
+        </w:tc>
+        <w:tc>
+          <w:tcPr>
+            <w:tcW w:type="dxa" w:w="1020"/>
+            <w:shd w:val="clear" w:color="auto" w:fill="FFFFFF"/>
+            <w:tcMar>
+              <w:top w:w="50" w:type="dxa"/>
+              <w:bottom w:w="50" w:type="dxa"/>
+              <w:left w:w="100" w:type="dxa"/>
+              <w:right w:w="100" w:type="dxa"/>
+            </w:tcMar>
+            <w:tcBorders>
+              <w:top w:val="single" w:sz="4" w:color="D0D0D0" w:space="0"/>
+              <w:left w:val="single" w:sz="4" w:color="D0D0D0" w:space="0"/>
+              <w:bottom w:val="single" w:sz="4" w:color="D0D0D0" w:space="0"/>
+              <w:right w:val="single" w:sz="4" w:color="D0D0D0" w:space="0"/>
+            </w:tcBorders>
+          </w:tcPr>
+          <w:p>
+            <w:pPr>
+              <w:jc w:val="center"/>
+            </w:pPr>
+            <w:r>
+              <w:rPr>
+                <w:b w:val="0"/>
+                <w:i w:val="0"/>
+                <w:color w:val="222222"/>
+                <w:sz w:val="17"/>
+              </w:rPr>
+              <w:t>9.00 / 10.0</w:t>
+            </w:r>
+          </w:p>
+        </w:tc>
+        <w:tc>
+          <w:tcPr>
+            <w:tcW w:type="dxa" w:w="1020"/>
+            <w:shd w:val="clear" w:color="auto" w:fill="FFFFFF"/>
+            <w:tcMar>
+              <w:top w:w="50" w:type="dxa"/>
+              <w:bottom w:w="50" w:type="dxa"/>
+              <w:left w:w="100" w:type="dxa"/>
+              <w:right w:w="100" w:type="dxa"/>
+            </w:tcMar>
+            <w:tcBorders>
+              <w:top w:val="single" w:sz="4" w:color="D0D0D0" w:space="0"/>
+              <w:left w:val="single" w:sz="4" w:color="D0D0D0" w:space="0"/>
+              <w:bottom w:val="single" w:sz="4" w:color="D0D0D0" w:space="0"/>
+              <w:right w:val="single" w:sz="4" w:color="D0D0D0" w:space="0"/>
+            </w:tcBorders>
+          </w:tcPr>
+          <w:p>
+            <w:pPr>
+              <w:jc w:val="center"/>
+            </w:pPr>
+            <w:r>
+              <w:rPr>
+                <w:b w:val="0"/>
+                <w:i w:val="0"/>
+                <w:color w:val="222222"/>
+                <w:sz w:val="17"/>
+              </w:rPr>
+              <w:t>4.5 / 5</w:t>
+            </w:r>
+          </w:p>
+        </w:tc>
+        <w:tc>
+          <w:tcPr>
+            <w:tcW w:type="dxa" w:w="1247"/>
+            <w:shd w:val="clear" w:color="auto" w:fill="FFFFFF"/>
+            <w:tcMar>
+              <w:top w:w="50" w:type="dxa"/>
+              <w:bottom w:w="50" w:type="dxa"/>
+              <w:left w:w="100" w:type="dxa"/>
+              <w:right w:w="100" w:type="dxa"/>
+            </w:tcMar>
+            <w:tcBorders>
+              <w:top w:val="single" w:sz="4" w:color="D0D0D0" w:space="0"/>
+              <w:left w:val="single" w:sz="4" w:color="D0D0D0" w:space="0"/>
+              <w:bottom w:val="single" w:sz="4" w:color="D0D0D0" w:space="0"/>
+              <w:right w:val="single" w:sz="4" w:color="D0D0D0" w:space="0"/>
+            </w:tcBorders>
+          </w:tcPr>
+          <w:p>
+            <w:pPr>
+              <w:jc w:val="center"/>
+            </w:pPr>
+            <w:r>
+              <w:rPr>
+                <w:b w:val="0"/>
+                <w:i w:val="0"/>
+                <w:color w:val="222222"/>
+                <w:sz w:val="17"/>
+              </w:rPr>
+              <w:t>DARURAT TOTAL</w:t>
+            </w:r>
+          </w:p>
+        </w:tc>
+        <w:tc>
+          <w:tcPr>
+            <w:tcW w:type="dxa" w:w="1814"/>
+            <w:shd w:val="clear" w:color="auto" w:fill="FFFFFF"/>
+            <w:tcMar>
+              <w:top w:w="50" w:type="dxa"/>
+              <w:bottom w:w="50" w:type="dxa"/>
+              <w:left w:w="100" w:type="dxa"/>
+              <w:right w:w="100" w:type="dxa"/>
+            </w:tcMar>
+            <w:tcBorders>
+              <w:top w:val="single" w:sz="4" w:color="D0D0D0" w:space="0"/>
+              <w:left w:val="single" w:sz="4" w:color="D0D0D0" w:space="0"/>
+              <w:bottom w:val="single" w:sz="4" w:color="D0D0D0" w:space="0"/>
+              <w:right w:val="single" w:sz="4" w:color="D0D0D0" w:space="0"/>
+            </w:tcBorders>
+          </w:tcPr>
+          <w:p>
+            <w:pPr>
+              <w:jc w:val="left"/>
+            </w:pPr>
+            <w:r>
+              <w:rPr>
+                <w:b w:val="0"/>
+                <w:i w:val="0"/>
+                <w:color w:val="222222"/>
+                <w:sz w:val="17"/>
+              </w:rPr>
+              <w:t>KOLAPS DAYA DUKUNG SISTEMIK</w:t>
+            </w:r>
+          </w:p>
+        </w:tc>
+      </w:tr>
+    </w:tbl>
+    <w:p>
+      <w:pPr>
+        <w:spacing w:after="80"/>
+      </w:pPr>
+    </w:p>
+    <w:p>
+      <w:pPr>
+        <w:spacing w:before="160" w:after="40"/>
+      </w:pPr>
+      <w:r>
+        <w:rPr>
+          <w:b/>
+          <w:i w:val="0"/>
+          <w:color w:val="B71C1C"/>
+          <w:sz w:val="19"/>
+        </w:rPr>
+        <w:t>E. Analisis Temuan Empiris: Penguatan Pengawasan Kebijakan</w:t>
+      </w:r>
+    </w:p>
+    <w:p>
+      <w:pPr>
+        <w:spacing w:after="100"/>
+        <w:jc w:val="both"/>
+      </w:pPr>
+      <w:r>
+        <w:rPr>
+          <w:b/>
+          <w:i w:val="0"/>
+          <w:color w:val="222222"/>
+          <w:sz w:val="19"/>
+        </w:rPr>
+        <w:t xml:space="preserve">1. </w:t>
+      </w:r>
+      <w:r>
+        <w:rPr>
+          <w:b/>
+          <w:i w:val="0"/>
+          <w:color w:val="222222"/>
+          <w:sz w:val="19"/>
+        </w:rPr>
+        <w:t xml:space="preserve">Kegagalan Total Fungsi Veto Izin (Veto 1): </w:t>
+      </w:r>
+      <w:r>
+        <w:rPr>
+          <w:b w:val="0"/>
+          <w:i w:val="0"/>
+          <w:color w:val="222222"/>
+          <w:sz w:val="19"/>
+        </w:rPr>
+        <w:t>Penerbitan 574 izin baru di wilayah yang daya tampungnya sudah jenuh membuktikan bahwa dokumen D3TLH dan AMDAL tidak pernah difungsikan sebagai instrumen pengendali, melainkan sekadar formalitas legitimasi investasi, memicu Skor Paradoks Izin 5.0 / 5 (STATUS: VETO GAGAL).</w:t>
+        <w:br/>
+      </w:r>
+      <w:r>
+        <w:rPr>
+          <w:b/>
+          <w:i w:val="0"/>
+          <w:color w:val="222222"/>
+          <w:sz w:val="19"/>
+        </w:rPr>
+        <w:t xml:space="preserve">2. </w:t>
+      </w:r>
+      <w:r>
+        <w:rPr>
+          <w:b/>
+          <w:i w:val="0"/>
+          <w:color w:val="222222"/>
+          <w:sz w:val="19"/>
+        </w:rPr>
+        <w:t xml:space="preserve">Kelumpuhan Penegakan Hukum &amp; Impunitas (Veto 2): </w:t>
+      </w:r>
+      <w:r>
+        <w:rPr>
+          <w:b w:val="0"/>
+          <w:i w:val="0"/>
+          <w:color w:val="222222"/>
+          <w:sz w:val="19"/>
+        </w:rPr>
+        <w:t>Sebanyak 21 korporasi tambang terbukti melakukan pelanggaran hukum fatal (menyerobot hutan lindung dan menggunakan HGU kadaluwarsa), namun tetap beroperasi tanpa pencabutan izin, memicu Skor Impunitas 5.0 / 5 (STATUS: NEGARA LUMPUH).</w:t>
+        <w:br/>
+      </w:r>
+      <w:r>
+        <w:rPr>
+          <w:b/>
+          <w:i w:val="0"/>
+          <w:color w:val="222222"/>
+          <w:sz w:val="19"/>
+        </w:rPr>
+        <w:t xml:space="preserve">3. </w:t>
+      </w:r>
+      <w:r>
+        <w:rPr>
+          <w:b/>
+          <w:i w:val="0"/>
+          <w:color w:val="222222"/>
+          <w:sz w:val="19"/>
+        </w:rPr>
+        <w:t xml:space="preserve">Inkonsistensi Komitmen Iklim Global (Veto 3): </w:t>
+      </w:r>
+      <w:r>
+        <w:rPr>
+          <w:b w:val="0"/>
+          <w:i w:val="0"/>
+          <w:color w:val="222222"/>
+          <w:sz w:val="19"/>
+        </w:rPr>
+        <w:t>Pemerintah memberikan izin pembangunan 10.26 GW (10,255 MW) PLTU batubara captive off-grid, melampaui 2,05x lipat batas kritis GEM (5.000 MW). Pengecualian smelter dari moratorium PLTU dalam Perpres No. 112/2022 membuktikan hipokrisi iklim, memicu Skor Inkonsistensi Iklim 5.0 / 5 (STATUS: HYPOCRISY).</w:t>
+        <w:br/>
+      </w:r>
+      <w:r>
+        <w:rPr>
+          <w:b/>
+          <w:i w:val="0"/>
+          <w:color w:val="222222"/>
+          <w:sz w:val="19"/>
+        </w:rPr>
+        <w:t xml:space="preserve">4. </w:t>
+      </w:r>
+      <w:r>
+        <w:rPr>
+          <w:b/>
+          <w:i w:val="0"/>
+          <w:color w:val="222222"/>
+          <w:sz w:val="19"/>
+        </w:rPr>
+        <w:t xml:space="preserve">Vonis Sintesis Bioregion Pulau Sulawesi: </w:t>
+      </w:r>
+      <w:r>
+        <w:rPr>
+          <w:b w:val="0"/>
+          <w:i w:val="0"/>
+          <w:color w:val="222222"/>
+          <w:sz w:val="19"/>
+        </w:rPr>
+        <w:t>Dengan Skor Komposit Akhir 9.00 / 10.0 (Skor Likert 4.5 / 5.0), Bioregion Pulau Sulawesi resmi dinyatakan berada dalam STATUS: DARURAT EKOLOGIS TOTAL (OVERCAPACITY). Seluruh daya lentur asimilasi udara, purifikasi air, keseimbangan tata air lahan, dan keadilan agraria telah runtuh, menuntut moratorium perizinan total dan reformasi tata kelola mendasar.</w:t>
       </w:r>
     </w:p>
     <w:sectPr>

--- a/tools/report_metodologi/bab_6/Metodologi_Bab6_Audit_D3TLH.docx
+++ b/tools/report_metodologi/bab_6/Metodologi_Bab6_Audit_D3TLH.docx
@@ -1449,7 +1449,7 @@
                 <w:color w:val="222222"/>
                 <w:sz w:val="17"/>
               </w:rPr>
-              <w:t>Kritis Ekstrem</w:t>
+              <w:t>Melampaui Batas</w:t>
             </w:r>
           </w:p>
         </w:tc>
@@ -1707,7 +1707,7 @@
                 <w:color w:val="222222"/>
                 <w:sz w:val="17"/>
               </w:rPr>
-              <w:t>Melampaui Baku Mutu</w:t>
+              <w:t>Melampaui Batas</w:t>
             </w:r>
           </w:p>
         </w:tc>
@@ -1965,7 +1965,7 @@
                 <w:color w:val="222222"/>
                 <w:sz w:val="17"/>
               </w:rPr>
-              <w:t>Darurat Polusi</w:t>
+              <w:t>Melampaui Batas</w:t>
             </w:r>
           </w:p>
         </w:tc>
@@ -2223,7 +2223,7 @@
                 <w:color w:val="222222"/>
                 <w:sz w:val="17"/>
               </w:rPr>
-              <w:t>KLB Morbiditas</w:t>
+              <w:t>Melampaui Batas</w:t>
             </w:r>
           </w:p>
         </w:tc>
@@ -2481,7 +2481,7 @@
                 <w:color w:val="222222"/>
                 <w:sz w:val="17"/>
               </w:rPr>
-              <w:t>Overcapacity Asimetris</w:t>
+              <w:t>Melampaui Batas</w:t>
             </w:r>
           </w:p>
         </w:tc>
@@ -2739,7 +2739,7 @@
                 <w:color w:val="222222"/>
                 <w:sz w:val="17"/>
               </w:rPr>
-              <w:t>Target FOLU Kolaps</w:t>
+              <w:t>Melampaui Batas</w:t>
             </w:r>
           </w:p>
         </w:tc>
@@ -2997,7 +2997,7 @@
                 <w:color w:val="222222"/>
                 <w:sz w:val="17"/>
               </w:rPr>
-              <w:t>DARURAT UDARA</w:t>
+              <w:t>Melampaui Batas</w:t>
             </w:r>
           </w:p>
         </w:tc>
@@ -5372,7 +5372,7 @@
                 <w:color w:val="222222"/>
                 <w:sz w:val="17"/>
               </w:rPr>
-              <w:t>Sedang (TIDAK AMAN)</w:t>
+              <w:t>Mendekati Batas</w:t>
             </w:r>
           </w:p>
         </w:tc>
@@ -5630,7 +5630,7 @@
                 <w:color w:val="222222"/>
                 <w:sz w:val="17"/>
               </w:rPr>
-              <w:t>Terkendali / Waspada</w:t>
+              <w:t>Mendekati Batas</w:t>
             </w:r>
           </w:p>
         </w:tc>
@@ -5888,7 +5888,7 @@
                 <w:color w:val="222222"/>
                 <w:sz w:val="17"/>
               </w:rPr>
-              <w:t>DARURAT AGRARIA</w:t>
+              <w:t>Melampaui Batas</w:t>
             </w:r>
           </w:p>
         </w:tc>
@@ -6146,7 +6146,7 @@
                 <w:color w:val="222222"/>
                 <w:sz w:val="17"/>
               </w:rPr>
-              <w:t>DARURAT LIMBAH</w:t>
+              <w:t>Melampaui Batas</w:t>
             </w:r>
           </w:p>
         </w:tc>
@@ -6404,7 +6404,7 @@
                 <w:color w:val="222222"/>
                 <w:sz w:val="17"/>
               </w:rPr>
-              <w:t>STATUS: DARURAT AIR</w:t>
+              <w:t>Melampaui Batas</w:t>
             </w:r>
           </w:p>
         </w:tc>
@@ -8733,7 +8733,7 @@
                 <w:color w:val="222222"/>
                 <w:sz w:val="17"/>
               </w:rPr>
-              <w:t>DARURAT BENCANA</w:t>
+              <w:t>Melampaui Batas</w:t>
             </w:r>
           </w:p>
         </w:tc>
@@ -8991,7 +8991,7 @@
                 <w:color w:val="222222"/>
                 <w:sz w:val="17"/>
               </w:rPr>
-              <w:t>OVERCAPACITY LAHAN</w:t>
+              <w:t>Melampaui Batas</w:t>
             </w:r>
           </w:p>
         </w:tc>
@@ -9249,7 +9249,7 @@
                 <w:color w:val="222222"/>
                 <w:sz w:val="17"/>
               </w:rPr>
-              <w:t>PELANGGARAN HUKUM</w:t>
+              <w:t>Melampaui Batas</w:t>
             </w:r>
           </w:p>
         </w:tc>
@@ -9507,7 +9507,7 @@
                 <w:color w:val="222222"/>
                 <w:sz w:val="17"/>
               </w:rPr>
-              <w:t>MONOPOLI KONSESI</w:t>
+              <w:t>Melampaui Batas</w:t>
             </w:r>
           </w:p>
         </w:tc>
@@ -9765,7 +9765,7 @@
                 <w:color w:val="222222"/>
                 <w:sz w:val="17"/>
               </w:rPr>
-              <w:t>PERLU PENGAWASAN</w:t>
+              <w:t>Mendekati Batas</w:t>
             </w:r>
           </w:p>
         </w:tc>
@@ -10023,7 +10023,7 @@
                 <w:color w:val="222222"/>
                 <w:sz w:val="17"/>
               </w:rPr>
-              <w:t>STATUS: DARURAT LAHAN</w:t>
+              <w:t>Melampaui Batas</w:t>
             </w:r>
           </w:p>
         </w:tc>
@@ -12481,7 +12481,7 @@
                 <w:color w:val="222222"/>
                 <w:sz w:val="17"/>
               </w:rPr>
-              <w:t>AMDAL CACAT HUKUM</w:t>
+              <w:t>Melampaui Batas</w:t>
             </w:r>
           </w:p>
         </w:tc>
@@ -12739,7 +12739,7 @@
                 <w:color w:val="222222"/>
                 <w:sz w:val="17"/>
               </w:rPr>
-              <w:t>KRISIS AGRARIA</w:t>
+              <w:t>Melampaui Batas</w:t>
             </w:r>
           </w:p>
         </w:tc>
@@ -12997,7 +12997,7 @@
                 <w:color w:val="222222"/>
                 <w:sz w:val="17"/>
               </w:rPr>
-              <w:t>KEKERASAN NEGARA</w:t>
+              <w:t>Melampaui Batas</w:t>
             </w:r>
           </w:p>
         </w:tc>
@@ -13255,7 +13255,7 @@
                 <w:color w:val="222222"/>
                 <w:sz w:val="17"/>
               </w:rPr>
-              <w:t>TERKENDALI / DEFISIT</w:t>
+              <w:t>Tidak Melampaui Batas</w:t>
             </w:r>
           </w:p>
         </w:tc>
@@ -13513,7 +13513,7 @@
                 <w:color w:val="222222"/>
                 <w:sz w:val="17"/>
               </w:rPr>
-              <w:t>STATUS: PERLU PENGAWASAN</w:t>
+              <w:t>Melampaui Batas</w:t>
             </w:r>
           </w:p>
         </w:tc>
@@ -15729,7 +15729,7 @@
                 <w:color w:val="222222"/>
                 <w:sz w:val="17"/>
               </w:rPr>
-              <w:t>VETO GAGAL (RED FLAG)</w:t>
+              <w:t>Melampaui Batas</w:t>
             </w:r>
           </w:p>
         </w:tc>
@@ -15987,7 +15987,7 @@
                 <w:color w:val="222222"/>
                 <w:sz w:val="17"/>
               </w:rPr>
-              <w:t>NEGARA LUMPUH (RED FLAG)</w:t>
+              <w:t>Melampaui Batas</w:t>
             </w:r>
           </w:p>
         </w:tc>
@@ -16245,7 +16245,7 @@
                 <w:color w:val="222222"/>
                 <w:sz w:val="17"/>
               </w:rPr>
-              <w:t>HYPOCRISY (RED FLAG)</w:t>
+              <w:t>Melampaui Batas</w:t>
             </w:r>
           </w:p>
         </w:tc>
@@ -16503,7 +16503,7 @@
                 <w:color w:val="222222"/>
                 <w:sz w:val="17"/>
               </w:rPr>
-              <w:t>STATUS: PERLU REFORMASI</w:t>
+              <w:t>Melampaui Batas</w:t>
             </w:r>
           </w:p>
         </w:tc>
@@ -17643,7 +17643,7 @@
                 <w:color w:val="222222"/>
                 <w:sz w:val="17"/>
               </w:rPr>
-              <w:t>DARURAT UDARA</w:t>
+              <w:t>Melampaui Batas</w:t>
             </w:r>
           </w:p>
         </w:tc>
@@ -17869,7 +17869,7 @@
                 <w:color w:val="222222"/>
                 <w:sz w:val="17"/>
               </w:rPr>
-              <w:t>DARURAT AIR</w:t>
+              <w:t>Melampaui Batas</w:t>
             </w:r>
           </w:p>
         </w:tc>
@@ -18095,7 +18095,7 @@
                 <w:color w:val="222222"/>
                 <w:sz w:val="17"/>
               </w:rPr>
-              <w:t>DARURAT LAHAN</w:t>
+              <w:t>Melampaui Batas</w:t>
             </w:r>
           </w:p>
         </w:tc>
@@ -18321,7 +18321,7 @@
                 <w:color w:val="222222"/>
                 <w:sz w:val="17"/>
               </w:rPr>
-              <w:t>PERLU PENGAWASAN</w:t>
+              <w:t>Melampaui Batas</w:t>
             </w:r>
           </w:p>
         </w:tc>
@@ -18547,7 +18547,7 @@
                 <w:color w:val="222222"/>
                 <w:sz w:val="17"/>
               </w:rPr>
-              <w:t>PERLU REFORMASI</w:t>
+              <w:t>Melampaui Batas</w:t>
             </w:r>
           </w:p>
         </w:tc>
@@ -18773,7 +18773,7 @@
                 <w:color w:val="222222"/>
                 <w:sz w:val="17"/>
               </w:rPr>
-              <w:t>DARURAT TOTAL</w:t>
+              <w:t>Melampaui Batas</w:t>
             </w:r>
           </w:p>
         </w:tc>

--- a/tools/report_metodologi/bab_6/Metodologi_Bab6_Audit_D3TLH.docx
+++ b/tools/report_metodologi/bab_6/Metodologi_Bab6_Audit_D3TLH.docx
@@ -4026,7 +4026,7 @@
           <w:color w:val="B71C1C"/>
           <w:sz w:val="19"/>
         </w:rPr>
-        <w:t>E. Analisis Temuan Empiris: Pembuktian Terbalik Kolapsnya Daya Tampung Udara</w:t>
+        <w:t>E. Analisis Temuan Empiris (TL;DR)</w:t>
       </w:r>
     </w:p>
     <w:p>
@@ -4050,7 +4050,7 @@
           <w:color w:val="222222"/>
           <w:sz w:val="19"/>
         </w:rPr>
-        <w:t xml:space="preserve">Kapasitas Pembakaran Batubara Ekstrem: </w:t>
+        <w:t xml:space="preserve">PLTU Captive (Udara 1a): </w:t>
       </w:r>
       <w:r>
         <w:rPr>
@@ -4059,7 +4059,7 @@
           <w:color w:val="222222"/>
           <w:sz w:val="19"/>
         </w:rPr>
-        <w:t>Operasional PLTU captive batubara di kawasan industri nikel Sulawesi telah menembus angka 9,825.0 MW. Angka ini hampir dua kali lipat melampaui ambang batas konsentrasi spasial 5.000 MW yang ditetapkan Global Energy Monitor (GEM 2023), memicu fenomena orographic trapping polutan SO2 dan NOx di lembah pesisir bioregion.</w:t>
+        <w:t>Kapasitas operasional 9,825.0 MW melampaui 1,96x lipat ambang batas aman 5.000 MW (GEM 2023). Skor: 5.0 / 5 (Melampaui Batas).</w:t>
         <w:br/>
       </w:r>
       <w:r>
@@ -4078,7 +4078,7 @@
           <w:color w:val="222222"/>
           <w:sz w:val="19"/>
         </w:rPr>
-        <w:t xml:space="preserve">Anomali Satelit TROPOMI dan Baku Mutu Udara Ambien: </w:t>
+        <w:t xml:space="preserve">Polusi NO2 Satelit (Udara 1b): </w:t>
       </w:r>
       <w:r>
         <w:rPr>
@@ -4087,7 +4087,7 @@
           <w:color w:val="222222"/>
           <w:sz w:val="19"/>
         </w:rPr>
-        <w:t>Konsentrasi rata-rata NO2 tahunan pulau mencapai 5.56e-06 mol/m², sementara di episentrum smelter Morowali angkanya menyentuh 8.8e-5 mol/m². Konsentrasi ini melampaui baku mutu PP 22/2021 dan melewati batas polusi berat internasional (6.6e-5 mol/m²), membuktikan bahwa klaim udara bersih pada dokumen D3TLH resmi adalah fiksi administratif.</w:t>
+        <w:t>Densitas NO2 pulau 5.56e-06 mol/m² (Morowali 8.8e-5 mol/m²) melampaui baku mutu PP 22/2021 dan standar polusi berat internasional (6.6e-5 mol/m²). Skor: 3.91 / 5 (Melampaui Batas).</w:t>
         <w:br/>
       </w:r>
       <w:r>
@@ -4106,7 +4106,7 @@
           <w:color w:val="222222"/>
           <w:sz w:val="19"/>
         </w:rPr>
-        <w:t xml:space="preserve">Krisis Morbiditas dan Ketidakadilan Beban B3: </w:t>
+        <w:t xml:space="preserve">Morbiditas ISPA &amp; Beban B3 (Udara 2 &amp; 3): </w:t>
       </w:r>
       <w:r>
         <w:rPr>
@@ -4115,7 +4115,7 @@
           <w:color w:val="222222"/>
           <w:sz w:val="19"/>
         </w:rPr>
-        <w:t>Rasio insidensi ISPA warga di wilayah sentra industri tercatat 3.50x lipat lebih tinggi daripada wilayah non-sentra, jauh melampaui batas darurat medis WHO (IRR &gt; 2.0). Di sisi lain, Sulawesi menanggung 7.93% timbulan limbah B3 nasional (33,840,141 Ton/Tahun), memvalidasi overcapacity ekologis per kapita hingga lebih dari lima kali lipat kewajaran nasional.</w:t>
+        <w:t>Rasio ISPA sentra tambang 3.50x lipat (KLB Medis WHO); Sulawesi menampung 7.93% (33,840,141 Ton) timbulan limbah B3 nasional. Skor: 5.0 / 5 (Melampaui Batas).</w:t>
         <w:br/>
       </w:r>
       <w:r>
@@ -4134,7 +4134,7 @@
           <w:color w:val="222222"/>
           <w:sz w:val="19"/>
         </w:rPr>
-        <w:t xml:space="preserve">Vonis Kegagalan Iklim: </w:t>
+        <w:t xml:space="preserve">Defisit Emisi Karbon (Udara 4): </w:t>
       </w:r>
       <w:r>
         <w:rPr>
@@ -4143,7 +4143,35 @@
           <w:color w:val="222222"/>
           <w:sz w:val="19"/>
         </w:rPr>
-        <w:t>Kehilangan tutupan pohon melepaskan emisi sebesar 804.05 Juta Ton CO2e, menghancurkan target penyerapan karbon FOLU Net Sink 2030 (-140 Juta Ton CO2e). Dengan Skor Akumulasi 9.73 / 10.0 (Skor Likert 5.0 / 5.0), daya tampung beban udara Bioregion Pulau Sulawesi resmi dinyatakan berada dalam status DARURAT UDARA (OVERCAPACITY).</w:t>
+        <w:t>Pelepasan emisi 804.05 Juta Ton CO2e menggagalkan komitmen FOLU Net Sink 2030 (-140 Juta Ton). Skor: 5.0 / 5 (Melampaui Batas).</w:t>
+        <w:br/>
+      </w:r>
+      <w:r>
+        <w:rPr>
+          <w:b/>
+          <w:i w:val="0"/>
+          <w:color w:val="222222"/>
+          <w:sz w:val="19"/>
+        </w:rPr>
+        <w:t xml:space="preserve">5. </w:t>
+      </w:r>
+      <w:r>
+        <w:rPr>
+          <w:b/>
+          <w:i w:val="0"/>
+          <w:color w:val="222222"/>
+          <w:sz w:val="19"/>
+        </w:rPr>
+        <w:t xml:space="preserve">Vonis Daya Tampung Udara: </w:t>
+      </w:r>
+      <w:r>
+        <w:rPr>
+          <w:b w:val="0"/>
+          <w:i w:val="0"/>
+          <w:color w:val="222222"/>
+          <w:sz w:val="19"/>
+        </w:rPr>
+        <w:t>Skor Akumulasi 9.73 / 10.0 (Likert: 4.9 / 5.0). Status: Melampaui Batas (DARURAT UDARA / OVERCAPACITY).</w:t>
       </w:r>
     </w:p>
     <w:p>
@@ -7271,7 +7299,7 @@
           <w:color w:val="B71C1C"/>
           <w:sz w:val="19"/>
         </w:rPr>
-        <w:t>E. Analisis Temuan Empiris: Kapasitas Penetralan Limbah Melampaui Batas</w:t>
+        <w:t>E. Analisis Temuan Empiris (TL;DR)</w:t>
       </w:r>
     </w:p>
     <w:p>
@@ -7295,7 +7323,7 @@
           <w:color w:val="222222"/>
           <w:sz w:val="19"/>
         </w:rPr>
-        <w:t xml:space="preserve">Runtuhnya Kualitas Air Regional (Air 1): </w:t>
+        <w:t xml:space="preserve">Kualitas Air Rata-Rata (Air 1): </w:t>
       </w:r>
       <w:r>
         <w:rPr>
@@ -7304,7 +7332,7 @@
           <w:color w:val="222222"/>
           <w:sz w:val="19"/>
         </w:rPr>
-        <w:t>Nilai rata-rata agregat IKA se-Sulawesi tertekan di angka 59.69, masuk dalam kategori Sedang (50–69) yang secara resmi berada di bawah batas aman Kategori Baik (≥ 70.0) PermenLHK No. 27/2021. Skor Kualitas Air tercatat 3.4 / 5 (STATUS: KRITIS).</w:t>
+        <w:t>Rerata IKA Sulawesi tertekan di angka 59.69 (Kategori Sedang, defisit 10.31 poin di bawah ambang batas aman ≥ 70). Skor: 3.4 / 5 (Mendekati Batas).</w:t>
         <w:br/>
       </w:r>
       <w:r>
@@ -7323,7 +7351,7 @@
           <w:color w:val="222222"/>
           <w:sz w:val="19"/>
         </w:rPr>
-        <w:t xml:space="preserve">Morbiditas Diare Penduduk Tapak (Air 2): </w:t>
+        <w:t xml:space="preserve">Morbiditas Diare (Air 2): </w:t>
       </w:r>
       <w:r>
         <w:rPr>
@@ -7332,7 +7360,7 @@
           <w:color w:val="222222"/>
           <w:sz w:val="19"/>
         </w:rPr>
-        <w:t>Max Incidence Rate Ratio (IRR) diare di wilayah sentra mencapai 1.5x Lipat dibanding populasi kontrol provinsi lainnya, menghasilkan Skor Morbiditas Diare 3.0 / 5 (Terkendali / Waspada).</w:t>
+        <w:t>Insidensi diare sentra tambang mencapai 1.5x Lipat dibanding populasi kontrol (ambang batas WHO: &gt; 2.0x). Skor: 3.0 / 5 (Mendekati Batas).</w:t>
         <w:br/>
       </w:r>
       <w:r>
@@ -7351,7 +7379,7 @@
           <w:color w:val="222222"/>
           <w:sz w:val="19"/>
         </w:rPr>
-        <w:t xml:space="preserve">Letusan Konflik Ruang Pesisir &amp; Nelayan (Air 3): </w:t>
+        <w:t xml:space="preserve">Konflik Ruang Air Nelayan (Air 3): </w:t>
       </w:r>
       <w:r>
         <w:rPr>
@@ -7360,7 +7388,7 @@
           <w:color w:val="222222"/>
           <w:sz w:val="19"/>
         </w:rPr>
-        <w:t>Terjadi sedikitnya 15 kasus letusan konflik agraria pesisir dan perairan akibat ekspansi dermaga jetty, jalur tongkang batubara, dan sedimentasi laut, menghasilkan Skor Konflik Ruang Air 5.0 / 5 (STATUS: DARURAT AGRARIA).</w:t>
+        <w:t>Tercatat 15 kasus konflik ruang tangkap nelayan akibat sedimentasi dan dermaga jetty (threshold: 15 kasus). Skor: 5.0 / 5 (Melampaui Batas).</w:t>
         <w:br/>
       </w:r>
       <w:r>
@@ -7379,7 +7407,7 @@
           <w:color w:val="222222"/>
           <w:sz w:val="19"/>
         </w:rPr>
-        <w:t xml:space="preserve">Overcapacity Beban Tailing (Air 4): </w:t>
+        <w:t xml:space="preserve">Beban Tailing &amp; Slag (Air 4): </w:t>
       </w:r>
       <w:r>
         <w:rPr>
@@ -7388,7 +7416,7 @@
           <w:color w:val="222222"/>
           <w:sz w:val="19"/>
         </w:rPr>
-        <w:t>Akumulasi timbulan limbah tailing dan slag mencapai 32.00 Juta Ton/Tahun, melampaui kapasitas maksimal AMDAL kawasan industri (25 Juta Ton/Tahun), menghasilkan Skor Ancaman Tailing 5.0 / 5 (STATUS: DARURAT LIMBAH).</w:t>
+        <w:t>Akumulasi limbah tailing dan slag mencapai 32.00 Jt Ton/Thn (kapasitas AMDAL: 25 Jt Ton/Thn). Skor: 5.0 / 5 (Melampaui Batas).</w:t>
         <w:br/>
       </w:r>
       <w:r>
@@ -7407,7 +7435,7 @@
           <w:color w:val="222222"/>
           <w:sz w:val="19"/>
         </w:rPr>
-        <w:t xml:space="preserve">Vonis Status Ekologis: </w:t>
+        <w:t xml:space="preserve">Vonis Daya Tampung Air: </w:t>
       </w:r>
       <w:r>
         <w:rPr>
@@ -7416,7 +7444,7 @@
           <w:color w:val="222222"/>
           <w:sz w:val="19"/>
         </w:rPr>
-        <w:t>Secara agregat, Skor Indikator Air berada pada angka 4.2 / 5 (Skor WSM 8.19 / 10.0), yang secara resmi mengonfirmasi vonis STATUS: DARURAT AIR dengan kesimpulan eksekutif ANALISIS: Kapasitas Penetralan Limbah Melampaui Batas.</w:t>
+        <w:t>Skor Akumulasi 8.19 / 10.0 (Likert: 4.2 / 5). Status: Melampaui Batas (DARURAT AIR / Kapasitas Limbah Jebol).</w:t>
       </w:r>
     </w:p>
     <w:p>
@@ -11052,7 +11080,7 @@
           <w:color w:val="B71C1C"/>
           <w:sz w:val="19"/>
         </w:rPr>
-        <w:t>E. Analisis Temuan Empiris: Evaluasi Pengelolaan Lanskap</w:t>
+        <w:t>E. Analisis Temuan Empiris (TL;DR)</w:t>
       </w:r>
     </w:p>
     <w:p>
@@ -11076,7 +11104,7 @@
           <w:color w:val="222222"/>
           <w:sz w:val="19"/>
         </w:rPr>
-        <w:t xml:space="preserve">Ledakan Bencana Hidrometeorologi (Lahan 1): </w:t>
+        <w:t xml:space="preserve">Bencana Banjir &amp; Longsor (Lahan 1): </w:t>
       </w:r>
       <w:r>
         <w:rPr>
@@ -11085,7 +11113,7 @@
           <w:color w:val="222222"/>
           <w:sz w:val="19"/>
         </w:rPr>
-        <w:t>Akumulasi kejadian bencana banjir bandang dan tanah longsor mencapai 1,609 kejadian, melampaui batas outlier statistik Mean + 1 SD (877 kejadian). Hal ini membuktikan bahwa hilangnya tutupan kanopi hulu tambang telah merusak kapasitas retensi hidrologis DAS Sulawesi, memicu Skor Bencana Lahan 5.0 / 5 (STATUS: DARURAT BENCANA).</w:t>
+        <w:t>Akumulasi 1,609 bencana hidrometeorologi melampaui 1,83x batas outlier statistik Mean + 1 SD (877 kejadian). Skor: 5.0 / 5 (Melampaui Batas).</w:t>
         <w:br/>
       </w:r>
       <w:r>
@@ -11104,7 +11132,7 @@
           <w:color w:val="222222"/>
           <w:sz w:val="19"/>
         </w:rPr>
-        <w:t xml:space="preserve">Jebolnya Kuota Iklim FOLU Net Sink (Lahan 2): </w:t>
+        <w:t xml:space="preserve">Deforestasi Hutan Primer (Lahan 2): </w:t>
       </w:r>
       <w:r>
         <w:rPr>
@@ -11113,7 +11141,7 @@
           <w:color w:val="222222"/>
           <w:sz w:val="19"/>
         </w:rPr>
-        <w:t>Kehilangan tutupan hutan menembus 1,386,055 Hektar dalam satu dekade, melampaui 2,17x lipat batas kuota proporsional FOLU Net Sink 2030 (638.000 Ha), memicu Skor Deforestasi Primer 5.0 / 5 (STATUS: OVERCAPACITY LAHAN).</w:t>
+        <w:t>Deforestasi mencapai 1,386,055 Ha, melampaui 2,17x kuota 11 tahun FOLU Net Sink 2030 (638.000 Ha). Skor: 5.0 / 5 (Melampaui Batas).</w:t>
         <w:br/>
       </w:r>
       <w:r>
@@ -11132,7 +11160,7 @@
           <w:color w:val="222222"/>
           <w:sz w:val="19"/>
         </w:rPr>
-        <w:t xml:space="preserve">Pelanggaran Mutlak Kawasan Hutan Lindung (Lahan 3): </w:t>
+        <w:t xml:space="preserve">Perambahan Hutan Lindung (Lahan 3): </w:t>
       </w:r>
       <w:r>
         <w:rPr>
@@ -11141,7 +11169,7 @@
           <w:color w:val="222222"/>
           <w:sz w:val="19"/>
         </w:rPr>
-        <w:t>Teridentifikasi sedikitnya 41,785 Hektar deforestasi di dalam kawasan Hutan Lindung (Protected Areas). Sesuai mandat Pasal 38 Ayat 4 UU Kehutanan No. 41/1999 yang melarang tambang terbuka di hutan lindung, angka ini mengonfirmasi tindak pidana kehutanan mutlak, menghasilkan Skor Pelanggaran Zonasi 5.0 / 5 (STATUS: PELANGGARAN HUKUM).</w:t>
+        <w:t>Tambang merambah 41,785 Ha kawasan hutan lindung, melanggar nol toleransi hukum Pasal 38 UU Kehutanan 41/1999. Skor: 5.0 / 5 (Melampaui Batas).</w:t>
         <w:br/>
       </w:r>
       <w:r>
@@ -11160,7 +11188,7 @@
           <w:color w:val="222222"/>
           <w:sz w:val="19"/>
         </w:rPr>
-        <w:t xml:space="preserve">Monopoli Deforestasi oleh Industri Ekstraktif (Lahan 4): </w:t>
+        <w:t xml:space="preserve">Monopoli Aktor Korporat (Lahan 4): </w:t>
       </w:r>
       <w:r>
         <w:rPr>
@@ -11169,7 +11197,7 @@
           <w:color w:val="222222"/>
           <w:sz w:val="19"/>
         </w:rPr>
-        <w:t>Data atribusi GFW membuktikan bahwa 1,001,654 Hektar kehilangan hutan didorong secara eksklusif oleh komoditas industri (tambang nikel dan perkebunan sawit), melampaui batas 500.000 Ha dan mematahkan klaim pemerintah yang menyalahkan masyarakat adat/peladang lokal, menghasilkan Skor Aktor Deforestasi 5.0 / 5 (STATUS: MONOPOLI KONSESI).</w:t>
+        <w:t>Komoditas tambang nikel &amp; sawit memonopoli 1,001,654 Ha kehilangan hutan (threshold: 500.000 Ha). Skor: 5.0 / 5 (Melampaui Batas).</w:t>
         <w:br/>
       </w:r>
       <w:r>
@@ -11188,7 +11216,7 @@
           <w:color w:val="222222"/>
           <w:sz w:val="19"/>
         </w:rPr>
-        <w:t xml:space="preserve">Tekanan Kepadatan Spasial Izin Pertambangan (Lahan 5): </w:t>
+        <w:t xml:space="preserve">Kepadatan Spasial IUP (Lahan 5): </w:t>
       </w:r>
       <w:r>
         <w:rPr>
@@ -11197,7 +11225,7 @@
           <w:color w:val="222222"/>
           <w:sz w:val="19"/>
         </w:rPr>
-        <w:t>Sebanyak 1,185,174 Hektar daratan Sulawesi telah dipatok oleh konsesi IUP nikel aktif, merefleksikan 6.3% dari total luas daratan pulau. Di wilayah sentra Morowali dan Konawe, rasio ini bahkan telah melampaui 10%, menghasilkan Skor Kepadatan Spasial 3.1 / 5 (Skor WSM 6.27 / 10.0).</w:t>
+        <w:t>IUP nikel aktif menyita 1,185,174 Ha (6.3% luas daratan pulau). Skor: 3.1 / 5 (Mendekati Batas).</w:t>
         <w:br/>
       </w:r>
       <w:r>
@@ -11216,7 +11244,7 @@
           <w:color w:val="222222"/>
           <w:sz w:val="19"/>
         </w:rPr>
-        <w:t xml:space="preserve">Vonis Status Daya Dukung Lahan: </w:t>
+        <w:t xml:space="preserve">Vonis Daya Dukung Lahan: </w:t>
       </w:r>
       <w:r>
         <w:rPr>
@@ -11225,7 +11253,7 @@
           <w:color w:val="222222"/>
           <w:sz w:val="19"/>
         </w:rPr>
-        <w:t>Dengan Skor Akumulasi Lahan sebesar 9.25 / 10.0 (Skor Indikator Lahan 4.6 / 5), daya dukung ekosistem daratan Bioregion Pulau Sulawesi resmi dinyatakan dalam STATUS: DARURAT LAHAN dengan kesimpulan ANALISIS: Evaluasi Pengelolaan Lanskap.</w:t>
+        <w:t>Skor Akumulasi 9.25 / 10.0 (Likert: 4.6 / 5). Status: Melampaui Batas (DARURAT LAHAN / Evaluasi Lanskap).</w:t>
       </w:r>
     </w:p>
     <w:p>
@@ -14380,7 +14408,7 @@
           <w:color w:val="B71C1C"/>
           <w:sz w:val="19"/>
         </w:rPr>
-        <w:t>E. Analisis Temuan Empiris: Pelibatan Masyarakat Lokal</w:t>
+        <w:t>E. Analisis Temuan Empiris (TL;DR)</w:t>
       </w:r>
     </w:p>
     <w:p>
@@ -14404,7 +14432,7 @@
           <w:color w:val="222222"/>
           <w:sz w:val="19"/>
         </w:rPr>
-        <w:t xml:space="preserve">AMDAL Cacat Hukum akibat Rekayasa FPIC (Sosial 1): </w:t>
+        <w:t xml:space="preserve">Manipulasi FPIC (Sosial 1): </w:t>
       </w:r>
       <w:r>
         <w:rPr>
@@ -14413,7 +14441,7 @@
           <w:color w:val="222222"/>
           <w:sz w:val="19"/>
         </w:rPr>
-        <w:t>Teridentifikasi sedikitnya 8 kasus pelanggaran prinsip FPIC dalam penyusunan AMDAL kawasan industri pertambangan, melampaui ambang batas zero tolerance (3 kasus). Ini membuktikan bahwa klaim konsultasi publik dalam AMDAL hanyalah formalitas administratif tanpa persetujuan warga terdampak, memicu Skor Pelanggaran FPIC 5.0 / 5 (STATUS: AMDAL CACAT HUKUM).</w:t>
+        <w:t>Teridentifikasi 8 kasus pelanggaran konsultasi publik AMDAL (zero tolerance: &lt; 3 kasus). Skor: 5.0 / 5 (Melampaui Batas).</w:t>
         <w:br/>
       </w:r>
       <w:r>
@@ -14432,7 +14460,7 @@
           <w:color w:val="222222"/>
           <w:sz w:val="19"/>
         </w:rPr>
-        <w:t xml:space="preserve">Eskalasi Genosida Ruang Hidup Petani (Sosial 2): </w:t>
+        <w:t xml:space="preserve">Korban Agraria (Sosial 2): </w:t>
       </w:r>
       <w:r>
         <w:rPr>
@@ -14441,7 +14469,7 @@
           <w:color w:val="222222"/>
           <w:sz w:val="19"/>
         </w:rPr>
-        <w:t>Sebanyak 54,310 jiwa penduduk tapak terancam kehilangan ruang hidup dan tanah pertanian produktif seluas 505,192 Hektar, melampaui ambang darurat kemanusiaan proporsional nasional (40.000 jiwa), memicu Skor Perampasan Ruang 5.0 / 5 (STATUS: KRISIS AGRARIA).</w:t>
+        <w:t>Sebanyak 54,310 jiwa penduduk tapak terancam perampasan lahan seluas 505,192 Ha (ambang batas KPA: 40.000 jiwa). Skor: 5.0 / 5 (Melampaui Batas).</w:t>
         <w:br/>
       </w:r>
       <w:r>
@@ -14460,7 +14488,7 @@
           <w:color w:val="222222"/>
           <w:sz w:val="19"/>
         </w:rPr>
-        <w:t xml:space="preserve">Represi dan Kekerasan oleh Aparat Keamanan (Sosial 3): </w:t>
+        <w:t xml:space="preserve">Kriminalisasi HAM (Sosial 3): </w:t>
       </w:r>
       <w:r>
         <w:rPr>
@@ -14469,7 +14497,7 @@
           <w:color w:val="222222"/>
           <w:sz w:val="19"/>
         </w:rPr>
-        <w:t>Tercatat 21 insiden kriminalisasi dan intimidasi bersenjata terhadap masyarakat penolak tambang, dengan sedikitnya 10 warga ditangkap secara sewenang-wenang. Angka ini 2,1x lipat di atas batas outlier statistik Mean + 1 SD (10 insiden), membuktikan kegagalan perlindungan Anti-SLAPP Pasal 66 UU No. 32/2009, memicu Skor Represi 5.0 / 5 (STATUS: KEKERASAN NEGARA).</w:t>
+        <w:t>Tercatat 21 insiden represi dengan 10 warga ditangkap sewenang-wenang (ambang batas: 10 insiden). Skor: 5.0 / 5 (Melampaui Batas).</w:t>
         <w:br/>
       </w:r>
       <w:r>
@@ -14488,7 +14516,7 @@
           <w:color w:val="222222"/>
           <w:sz w:val="19"/>
         </w:rPr>
-        <w:t xml:space="preserve">Ironi Pemenuhan Layanan Kesehatan Dasar (Sosial 4): </w:t>
+        <w:t xml:space="preserve">Defisit Layanan Faskes SPA (Sosial 4): </w:t>
       </w:r>
       <w:r>
         <w:rPr>
@@ -14497,7 +14525,7 @@
           <w:color w:val="222222"/>
           <w:sz w:val="19"/>
         </w:rPr>
-        <w:t>Di tengah lonjakan devisa ekspor nikel, rata-rata kelayakan sarana, prasarana, dan alat kesehatan (SPA) Puskesmas se-Sulawesi hanya mencapai 74.35%, tertinggal 5.65% di bawah target nasional 80% RPJMN. Skor Defisit Layanan berada pada 0.6 / 5 (Skor WSM 1.26 / 10.0), mencerminkan ketimpangan alokasi belanja sosial.</w:t>
+        <w:t>Kelayakan SPA Puskesmas hanya mencapai 74.35% (defisit 5.65% dari target nasional 80%). Skor: 0.6 / 5 (Tidak Melampaui Batas).</w:t>
         <w:br/>
       </w:r>
       <w:r>
@@ -14516,7 +14544,7 @@
           <w:color w:val="222222"/>
           <w:sz w:val="19"/>
         </w:rPr>
-        <w:t xml:space="preserve">Vonis Status Daya Dukung Sosial: </w:t>
+        <w:t xml:space="preserve">Vonis Daya Dukung Sosial: </w:t>
       </w:r>
       <w:r>
         <w:rPr>
@@ -14525,7 +14553,7 @@
           <w:color w:val="222222"/>
           <w:sz w:val="19"/>
         </w:rPr>
-        <w:t>Meskipun pilar SPA faskes masih berada pada kategori terkendali, tiga pilar HAM (FPIC, Jiwa Terdampak, dan Kriminalisasi) mencatatkan skor maksimal 5.0 / 5 (Red Flag). Secara akumulatif, Skor Indikator Sosial berada pada angka 3.9 / 5 (Skor WSM 7.81 / 10.0), yang secara resmi mengonfirmasi vonis STATUS: PERLU PENGAWASAN dengan rekomendasi eksekutif ANALISIS: Pelibatan Masyarakat Lokal.</w:t>
+        <w:t>Skor Akumulasi 7.81 / 10.0 (Likert: 3.9 / 5). Status: Melampaui Batas (PERLU PENGAWASAN / Pelibatan Warga).</w:t>
       </w:r>
     </w:p>
     <w:p>
@@ -18827,7 +18855,7 @@
           <w:color w:val="B71C1C"/>
           <w:sz w:val="19"/>
         </w:rPr>
-        <w:t>E. Analisis Temuan Empiris: Penguatan Pengawasan Kebijakan</w:t>
+        <w:t>E. Analisis Temuan Empiris (TL;DR)</w:t>
       </w:r>
     </w:p>
     <w:p>
@@ -18851,7 +18879,7 @@
           <w:color w:val="222222"/>
           <w:sz w:val="19"/>
         </w:rPr>
-        <w:t xml:space="preserve">Kegagalan Total Fungsi Veto Izin (Veto 1): </w:t>
+        <w:t xml:space="preserve">Obral IUP Baru (Veto 1): </w:t>
       </w:r>
       <w:r>
         <w:rPr>
@@ -18860,7 +18888,7 @@
           <w:color w:val="222222"/>
           <w:sz w:val="19"/>
         </w:rPr>
-        <w:t>Penerbitan 574 izin baru di wilayah yang daya tampungnya sudah jenuh membuktikan bahwa dokumen D3TLH dan AMDAL tidak pernah difungsikan sebagai instrumen pengendali, melainkan sekadar formalitas legitimasi investasi, memicu Skor Paradoks Izin 5.0 / 5 (STATUS: VETO GAGAL).</w:t>
+        <w:t>Penerbitan 574 IUP baru pasca-2014 di tengah daya dukung jenuh membuktikan kegagalan veto izin (threshold: 100 izin). Skor: 5.0 / 5 (Melampaui Batas).</w:t>
         <w:br/>
       </w:r>
       <w:r>
@@ -18879,7 +18907,7 @@
           <w:color w:val="222222"/>
           <w:sz w:val="19"/>
         </w:rPr>
-        <w:t xml:space="preserve">Kelumpuhan Penegakan Hukum &amp; Impunitas (Veto 2): </w:t>
+        <w:t xml:space="preserve">Impunitas Korporat (Veto 2): </w:t>
       </w:r>
       <w:r>
         <w:rPr>
@@ -18888,7 +18916,7 @@
           <w:color w:val="222222"/>
           <w:sz w:val="19"/>
         </w:rPr>
-        <w:t>Sebanyak 21 korporasi tambang terbukti melakukan pelanggaran hukum fatal (menyerobot hutan lindung dan menggunakan HGU kadaluwarsa), namun tetap beroperasi tanpa pencabutan izin, memicu Skor Impunitas 5.0 / 5 (STATUS: NEGARA LUMPUH).</w:t>
+        <w:t>Pembiaran 21 korporasi pelanggar hutan lindung dan pemakai HGU kadaluwarsa tanpa sanksi pencabutan izin (threshold: 10 korporat). Skor: 5.0 / 5 (Melampaui Batas).</w:t>
         <w:br/>
       </w:r>
       <w:r>
@@ -18907,7 +18935,7 @@
           <w:color w:val="222222"/>
           <w:sz w:val="19"/>
         </w:rPr>
-        <w:t xml:space="preserve">Inkonsistensi Komitmen Iklim Global (Veto 3): </w:t>
+        <w:t xml:space="preserve">Karpet Merah PLTU Captive (Veto 3): </w:t>
       </w:r>
       <w:r>
         <w:rPr>
@@ -18916,7 +18944,7 @@
           <w:color w:val="222222"/>
           <w:sz w:val="19"/>
         </w:rPr>
-        <w:t>Pemerintah memberikan izin pembangunan 10.26 GW (10,255 MW) PLTU batubara captive off-grid, melampaui 2,05x lipat batas kritis GEM (5.000 MW). Pengecualian smelter dari moratorium PLTU dalam Perpres No. 112/2022 membuktikan hipokrisi iklim, memicu Skor Inkonsistensi Iklim 5.0 / 5 (STATUS: HYPOCRISY).</w:t>
+        <w:t>Izin 10.26 GW (10,255 MW) PLTU captive batubara melampaui 2,05x batas aman GEM 5.000 MW, melanggar komitmen JETP &amp; NZE 2060. Skor: 5.0 / 5 (Melampaui Batas).</w:t>
         <w:br/>
       </w:r>
       <w:r>
@@ -18935,7 +18963,7 @@
           <w:color w:val="222222"/>
           <w:sz w:val="19"/>
         </w:rPr>
-        <w:t xml:space="preserve">Vonis Sintesis Bioregion Pulau Sulawesi: </w:t>
+        <w:t xml:space="preserve">Vonis Veto Kebijakan: </w:t>
       </w:r>
       <w:r>
         <w:rPr>
@@ -18944,7 +18972,35 @@
           <w:color w:val="222222"/>
           <w:sz w:val="19"/>
         </w:rPr>
-        <w:t>Dengan Skor Komposit Akhir 9.00 / 10.0 (Skor Likert 4.5 / 5.0), Bioregion Pulau Sulawesi resmi dinyatakan berada dalam STATUS: DARURAT EKOLOGIS TOTAL (OVERCAPACITY). Seluruh daya lentur asimilasi udara, purifikasi air, keseimbangan tata air lahan, dan keadilan agraria telah runtuh, menuntut moratorium perizinan total dan reformasi tata kelola mendasar.</w:t>
+        <w:t>Skor Akumulasi Veto 10.00 / 10.0 (Likert: 5.0 / 5). Status: Melampaui Batas (PERLU REFORMASI / Pengawasan Kebijakan).</w:t>
+        <w:br/>
+      </w:r>
+      <w:r>
+        <w:rPr>
+          <w:b/>
+          <w:i w:val="0"/>
+          <w:color w:val="222222"/>
+          <w:sz w:val="19"/>
+        </w:rPr>
+        <w:t xml:space="preserve">5. </w:t>
+      </w:r>
+      <w:r>
+        <w:rPr>
+          <w:b/>
+          <w:i w:val="0"/>
+          <w:color w:val="222222"/>
+          <w:sz w:val="19"/>
+        </w:rPr>
+        <w:t xml:space="preserve">Sintesis Komposit Bioregion Sulawesi: </w:t>
+      </w:r>
+      <w:r>
+        <w:rPr>
+          <w:b w:val="0"/>
+          <w:i w:val="0"/>
+          <w:color w:val="222222"/>
+          <w:sz w:val="19"/>
+        </w:rPr>
+        <w:t>Skor Komposit Akhir 9.00 / 10.0 (Likert: 4.5 / 5.0). Vonis: Melampaui Batas (DARURAT EKOLOGIS TOTAL / SYSTEMIC COLLAPSE).</w:t>
       </w:r>
     </w:p>
     <w:sectPr>

--- a/tools/report_metodologi/bab_6/Metodologi_Bab6_Audit_D3TLH.docx
+++ b/tools/report_metodologi/bab_6/Metodologi_Bab6_Audit_D3TLH.docx
@@ -4026,7 +4026,7 @@
           <w:color w:val="B71C1C"/>
           <w:sz w:val="19"/>
         </w:rPr>
-        <w:t>E. Analisis Temuan Empiris (TL;DR)</w:t>
+        <w:t>E. Analisis Temuan Empiris</w:t>
       </w:r>
     </w:p>
     <w:p>
@@ -7299,7 +7299,7 @@
           <w:color w:val="B71C1C"/>
           <w:sz w:val="19"/>
         </w:rPr>
-        <w:t>E. Analisis Temuan Empiris (TL;DR)</w:t>
+        <w:t>E. Analisis Temuan Empiris</w:t>
       </w:r>
     </w:p>
     <w:p>
@@ -11080,7 +11080,7 @@
           <w:color w:val="B71C1C"/>
           <w:sz w:val="19"/>
         </w:rPr>
-        <w:t>E. Analisis Temuan Empiris (TL;DR)</w:t>
+        <w:t>E. Analisis Temuan Empiris</w:t>
       </w:r>
     </w:p>
     <w:p>
@@ -14408,7 +14408,7 @@
           <w:color w:val="B71C1C"/>
           <w:sz w:val="19"/>
         </w:rPr>
-        <w:t>E. Analisis Temuan Empiris (TL;DR)</w:t>
+        <w:t>E. Analisis Temuan Empiris</w:t>
       </w:r>
     </w:p>
     <w:p>
@@ -18855,7 +18855,7 @@
           <w:color w:val="B71C1C"/>
           <w:sz w:val="19"/>
         </w:rPr>
-        <w:t>E. Analisis Temuan Empiris (TL;DR)</w:t>
+        <w:t>E. Analisis Temuan Empiris</w:t>
       </w:r>
     </w:p>
     <w:p>

--- a/tools/report_metodologi/bab_6/Metodologi_Bab6_Audit_D3TLH.docx
+++ b/tools/report_metodologi/bab_6/Metodologi_Bab6_Audit_D3TLH.docx
@@ -3031,16 +3031,15 @@
         <w:tblLook w:firstColumn="1" w:firstRow="1" w:lastColumn="0" w:lastRow="0" w:noHBand="0" w:noVBand="1" w:val="04A0"/>
       </w:tblPr>
       <w:tblGrid>
-        <w:gridCol w:w="1928"/>
-        <w:gridCol w:w="1928"/>
-        <w:gridCol w:w="1928"/>
-        <w:gridCol w:w="1928"/>
-        <w:gridCol w:w="1928"/>
+        <w:gridCol w:w="2409"/>
+        <w:gridCol w:w="2409"/>
+        <w:gridCol w:w="2409"/>
+        <w:gridCol w:w="2409"/>
       </w:tblGrid>
       <w:tr>
         <w:tc>
           <w:tcPr>
-            <w:tcW w:type="dxa" w:w="1417"/>
+            <w:tcW w:type="dxa" w:w="1701"/>
             <w:shd w:val="clear" w:color="auto" w:fill="B71C1C"/>
             <w:tcMar>
               <w:top w:w="70" w:type="dxa"/>
@@ -3072,7 +3071,7 @@
         </w:tc>
         <w:tc>
           <w:tcPr>
-            <w:tcW w:type="dxa" w:w="1984"/>
+            <w:tcW w:type="dxa" w:w="2551"/>
             <w:shd w:val="clear" w:color="auto" w:fill="B71C1C"/>
             <w:tcMar>
               <w:top w:w="70" w:type="dxa"/>
@@ -3104,7 +3103,7 @@
         </w:tc>
         <w:tc>
           <w:tcPr>
-            <w:tcW w:type="dxa" w:w="4252"/>
+            <w:tcW w:type="dxa" w:w="4535"/>
             <w:shd w:val="clear" w:color="auto" w:fill="B71C1C"/>
             <w:tcMar>
               <w:top w:w="70" w:type="dxa"/>
@@ -3136,7 +3135,7 @@
         </w:tc>
         <w:tc>
           <w:tcPr>
-            <w:tcW w:type="dxa" w:w="1417"/>
+            <w:tcW w:type="dxa" w:w="1134"/>
             <w:shd w:val="clear" w:color="auto" w:fill="B71C1C"/>
             <w:tcMar>
               <w:top w:w="70" w:type="dxa"/>
@@ -3166,43 +3165,11 @@
             </w:r>
           </w:p>
         </w:tc>
-        <w:tc>
-          <w:tcPr>
-            <w:tcW w:type="dxa" w:w="1134"/>
-            <w:shd w:val="clear" w:color="auto" w:fill="B71C1C"/>
-            <w:tcMar>
-              <w:top w:w="70" w:type="dxa"/>
-              <w:bottom w:w="70" w:type="dxa"/>
-              <w:left w:w="100" w:type="dxa"/>
-              <w:right w:w="100" w:type="dxa"/>
-            </w:tcMar>
-            <w:tcBorders>
-              <w:top w:val="single" w:sz="4" w:color="D0D0D0" w:space="0"/>
-              <w:left w:val="single" w:sz="4" w:color="D0D0D0" w:space="0"/>
-              <w:bottom w:val="single" w:sz="8" w:color="880E4F" w:space="0"/>
-              <w:right w:val="single" w:sz="4" w:color="D0D0D0" w:space="0"/>
-            </w:tcBorders>
-          </w:tcPr>
-          <w:p>
-            <w:pPr>
-              <w:jc w:val="center"/>
-            </w:pPr>
-            <w:r>
-              <w:rPr>
-                <w:b/>
-                <w:i w:val="0"/>
-                <w:color w:val="FFFFFF"/>
-                <w:sz w:val="17"/>
-              </w:rPr>
-              <w:t>Status Audit</w:t>
-            </w:r>
-          </w:p>
-        </w:tc>
       </w:tr>
       <w:tr>
         <w:tc>
           <w:tcPr>
-            <w:tcW w:type="dxa" w:w="1417"/>
+            <w:tcW w:type="dxa" w:w="1701"/>
             <w:shd w:val="clear" w:color="auto" w:fill="FFF5F5"/>
             <w:tcMar>
               <w:top w:w="50" w:type="dxa"/>
@@ -3234,7 +3201,7 @@
         </w:tc>
         <w:tc>
           <w:tcPr>
-            <w:tcW w:type="dxa" w:w="1984"/>
+            <w:tcW w:type="dxa" w:w="2551"/>
             <w:shd w:val="clear" w:color="auto" w:fill="FFF5F5"/>
             <w:tcMar>
               <w:top w:w="50" w:type="dxa"/>
@@ -3266,7 +3233,7 @@
         </w:tc>
         <w:tc>
           <w:tcPr>
-            <w:tcW w:type="dxa" w:w="4252"/>
+            <w:tcW w:type="dxa" w:w="4535"/>
             <w:shd w:val="clear" w:color="auto" w:fill="FFF5F5"/>
             <w:tcMar>
               <w:top w:w="50" w:type="dxa"/>
@@ -3298,7 +3265,7 @@
         </w:tc>
         <w:tc>
           <w:tcPr>
-            <w:tcW w:type="dxa" w:w="1417"/>
+            <w:tcW w:type="dxa" w:w="1134"/>
             <w:shd w:val="clear" w:color="auto" w:fill="FFF5F5"/>
             <w:tcMar>
               <w:top w:w="50" w:type="dxa"/>
@@ -3325,6 +3292,234 @@
                 <w:sz w:val="17"/>
               </w:rPr>
               <w:t>Key Findings Hal. 4</w:t>
+            </w:r>
+          </w:p>
+        </w:tc>
+      </w:tr>
+      <w:tr>
+        <w:tc>
+          <w:tcPr>
+            <w:tcW w:type="dxa" w:w="1701"/>
+            <w:shd w:val="clear" w:color="auto" w:fill="FFFFFF"/>
+            <w:tcMar>
+              <w:top w:w="50" w:type="dxa"/>
+              <w:bottom w:w="50" w:type="dxa"/>
+              <w:left w:w="100" w:type="dxa"/>
+              <w:right w:w="100" w:type="dxa"/>
+            </w:tcMar>
+            <w:tcBorders>
+              <w:top w:val="single" w:sz="4" w:color="D0D0D0" w:space="0"/>
+              <w:left w:val="single" w:sz="4" w:color="D0D0D0" w:space="0"/>
+              <w:bottom w:val="single" w:sz="4" w:color="D0D0D0" w:space="0"/>
+              <w:right w:val="single" w:sz="4" w:color="D0D0D0" w:space="0"/>
+            </w:tcBorders>
+          </w:tcPr>
+          <w:p>
+            <w:pPr>
+              <w:jc w:val="left"/>
+            </w:pPr>
+            <w:r>
+              <w:rPr>
+                <w:b w:val="0"/>
+                <w:i w:val="0"/>
+                <w:color w:val="222222"/>
+                <w:sz w:val="17"/>
+              </w:rPr>
+              <w:t>Polusi NO2 (Udara 1b)</w:t>
+            </w:r>
+          </w:p>
+        </w:tc>
+        <w:tc>
+          <w:tcPr>
+            <w:tcW w:type="dxa" w:w="2551"/>
+            <w:shd w:val="clear" w:color="auto" w:fill="FFFFFF"/>
+            <w:tcMar>
+              <w:top w:w="50" w:type="dxa"/>
+              <w:bottom w:w="50" w:type="dxa"/>
+              <w:left w:w="100" w:type="dxa"/>
+              <w:right w:w="100" w:type="dxa"/>
+            </w:tcMar>
+            <w:tcBorders>
+              <w:top w:val="single" w:sz="4" w:color="D0D0D0" w:space="0"/>
+              <w:left w:val="single" w:sz="4" w:color="D0D0D0" w:space="0"/>
+              <w:bottom w:val="single" w:sz="4" w:color="D0D0D0" w:space="0"/>
+              <w:right w:val="single" w:sz="4" w:color="D0D0D0" w:space="0"/>
+            </w:tcBorders>
+          </w:tcPr>
+          <w:p>
+            <w:pPr>
+              <w:jc w:val="left"/>
+            </w:pPr>
+            <w:r>
+              <w:rPr>
+                <w:b w:val="0"/>
+                <w:i w:val="0"/>
+                <w:color w:val="222222"/>
+                <w:sz w:val="17"/>
+              </w:rPr>
+              <w:t>PP No. 22/2021 &amp; Copernicus AMT 2020</w:t>
+            </w:r>
+          </w:p>
+        </w:tc>
+        <w:tc>
+          <w:tcPr>
+            <w:tcW w:type="dxa" w:w="4535"/>
+            <w:shd w:val="clear" w:color="auto" w:fill="FFFFFF"/>
+            <w:tcMar>
+              <w:top w:w="50" w:type="dxa"/>
+              <w:bottom w:w="50" w:type="dxa"/>
+              <w:left w:w="100" w:type="dxa"/>
+              <w:right w:w="100" w:type="dxa"/>
+            </w:tcMar>
+            <w:tcBorders>
+              <w:top w:val="single" w:sz="4" w:color="D0D0D0" w:space="0"/>
+              <w:left w:val="single" w:sz="4" w:color="D0D0D0" w:space="0"/>
+              <w:bottom w:val="single" w:sz="4" w:color="D0D0D0" w:space="0"/>
+              <w:right w:val="single" w:sz="4" w:color="D0D0D0" w:space="0"/>
+            </w:tcBorders>
+          </w:tcPr>
+          <w:p>
+            <w:pPr>
+              <w:jc w:val="left"/>
+            </w:pPr>
+            <w:r>
+              <w:rPr>
+                <w:b w:val="0"/>
+                <w:i w:val="0"/>
+                <w:color w:val="222222"/>
+                <w:sz w:val="17"/>
+              </w:rPr>
+              <w:t>Baku Mutu Udara Ambien NO2 24h = 65 µg/m³; TROPOMI reported in SI units (µmol/m²); Ambang batas Polusi Berat Tiongkok = 66,0e-6 mol/m².</w:t>
+            </w:r>
+          </w:p>
+        </w:tc>
+        <w:tc>
+          <w:tcPr>
+            <w:tcW w:type="dxa" w:w="1134"/>
+            <w:shd w:val="clear" w:color="auto" w:fill="FFFFFF"/>
+            <w:tcMar>
+              <w:top w:w="50" w:type="dxa"/>
+              <w:bottom w:w="50" w:type="dxa"/>
+              <w:left w:w="100" w:type="dxa"/>
+              <w:right w:w="100" w:type="dxa"/>
+            </w:tcMar>
+            <w:tcBorders>
+              <w:top w:val="single" w:sz="4" w:color="D0D0D0" w:space="0"/>
+              <w:left w:val="single" w:sz="4" w:color="D0D0D0" w:space="0"/>
+              <w:bottom w:val="single" w:sz="4" w:color="D0D0D0" w:space="0"/>
+              <w:right w:val="single" w:sz="4" w:color="D0D0D0" w:space="0"/>
+            </w:tcBorders>
+          </w:tcPr>
+          <w:p>
+            <w:pPr>
+              <w:jc w:val="center"/>
+            </w:pPr>
+            <w:r>
+              <w:rPr>
+                <w:b w:val="0"/>
+                <w:i w:val="0"/>
+                <w:color w:val="222222"/>
+                <w:sz w:val="17"/>
+              </w:rPr>
+              <w:t>Lampiran VII Hal. 129 &amp; AMT Hal. 1316</w:t>
+            </w:r>
+          </w:p>
+        </w:tc>
+      </w:tr>
+      <w:tr>
+        <w:tc>
+          <w:tcPr>
+            <w:tcW w:type="dxa" w:w="1701"/>
+            <w:shd w:val="clear" w:color="auto" w:fill="FFF5F5"/>
+            <w:tcMar>
+              <w:top w:w="50" w:type="dxa"/>
+              <w:bottom w:w="50" w:type="dxa"/>
+              <w:left w:w="100" w:type="dxa"/>
+              <w:right w:w="100" w:type="dxa"/>
+            </w:tcMar>
+            <w:tcBorders>
+              <w:top w:val="single" w:sz="4" w:color="D0D0D0" w:space="0"/>
+              <w:left w:val="single" w:sz="4" w:color="D0D0D0" w:space="0"/>
+              <w:bottom w:val="single" w:sz="4" w:color="D0D0D0" w:space="0"/>
+              <w:right w:val="single" w:sz="4" w:color="D0D0D0" w:space="0"/>
+            </w:tcBorders>
+          </w:tcPr>
+          <w:p>
+            <w:pPr>
+              <w:jc w:val="left"/>
+            </w:pPr>
+            <w:r>
+              <w:rPr>
+                <w:b w:val="0"/>
+                <w:i w:val="0"/>
+                <w:color w:val="222222"/>
+                <w:sz w:val="17"/>
+              </w:rPr>
+              <w:t>ISPA Morbiditas (Udara 2)</w:t>
+            </w:r>
+          </w:p>
+        </w:tc>
+        <w:tc>
+          <w:tcPr>
+            <w:tcW w:type="dxa" w:w="2551"/>
+            <w:shd w:val="clear" w:color="auto" w:fill="FFF5F5"/>
+            <w:tcMar>
+              <w:top w:w="50" w:type="dxa"/>
+              <w:bottom w:w="50" w:type="dxa"/>
+              <w:left w:w="100" w:type="dxa"/>
+              <w:right w:w="100" w:type="dxa"/>
+            </w:tcMar>
+            <w:tcBorders>
+              <w:top w:val="single" w:sz="4" w:color="D0D0D0" w:space="0"/>
+              <w:left w:val="single" w:sz="4" w:color="D0D0D0" w:space="0"/>
+              <w:bottom w:val="single" w:sz="4" w:color="D0D0D0" w:space="0"/>
+              <w:right w:val="single" w:sz="4" w:color="D0D0D0" w:space="0"/>
+            </w:tcBorders>
+          </w:tcPr>
+          <w:p>
+            <w:pPr>
+              <w:jc w:val="left"/>
+            </w:pPr>
+            <w:r>
+              <w:rPr>
+                <w:b w:val="0"/>
+                <w:i w:val="0"/>
+                <w:color w:val="222222"/>
+                <w:sz w:val="17"/>
+              </w:rPr>
+              <w:t>WHO Environmental Health Criteria (EHC 6)</w:t>
+            </w:r>
+          </w:p>
+        </w:tc>
+        <w:tc>
+          <w:tcPr>
+            <w:tcW w:type="dxa" w:w="4535"/>
+            <w:shd w:val="clear" w:color="auto" w:fill="FFF5F5"/>
+            <w:tcMar>
+              <w:top w:w="50" w:type="dxa"/>
+              <w:bottom w:w="50" w:type="dxa"/>
+              <w:left w:w="100" w:type="dxa"/>
+              <w:right w:w="100" w:type="dxa"/>
+            </w:tcMar>
+            <w:tcBorders>
+              <w:top w:val="single" w:sz="4" w:color="D0D0D0" w:space="0"/>
+              <w:left w:val="single" w:sz="4" w:color="D0D0D0" w:space="0"/>
+              <w:bottom w:val="single" w:sz="4" w:color="D0D0D0" w:space="0"/>
+              <w:right w:val="single" w:sz="4" w:color="D0D0D0" w:space="0"/>
+            </w:tcBorders>
+          </w:tcPr>
+          <w:p>
+            <w:pPr>
+              <w:jc w:val="left"/>
+            </w:pPr>
+            <w:r>
+              <w:rPr>
+                <w:b w:val="0"/>
+                <w:i w:val="0"/>
+                <w:color w:val="222222"/>
+                <w:sz w:val="17"/>
+              </w:rPr>
+              <w:t>The relative risk is the ratio between the risk in the exposed population and the risk in the unexposed population (IRR &gt; 2.0 mengonfirmasi paparan industri dominan).</w:t>
             </w:r>
           </w:p>
         </w:tc>
@@ -3356,7 +3551,7 @@
                 <w:color w:val="222222"/>
                 <w:sz w:val="17"/>
               </w:rPr>
-              <w:t>VERIFIED</w:t>
+              <w:t>WHO EHC 6, Hal. 13</w:t>
             </w:r>
           </w:p>
         </w:tc>
@@ -3364,7 +3559,7 @@
       <w:tr>
         <w:tc>
           <w:tcPr>
-            <w:tcW w:type="dxa" w:w="1417"/>
+            <w:tcW w:type="dxa" w:w="1701"/>
             <w:shd w:val="clear" w:color="auto" w:fill="FFFFFF"/>
             <w:tcMar>
               <w:top w:w="50" w:type="dxa"/>
@@ -3390,13 +3585,13 @@
                 <w:color w:val="222222"/>
                 <w:sz w:val="17"/>
               </w:rPr>
-              <w:t>Polusi NO2 (Udara 1b)</w:t>
+              <w:t>Limbah B3 (Udara 3)</w:t>
             </w:r>
           </w:p>
         </w:tc>
         <w:tc>
           <w:tcPr>
-            <w:tcW w:type="dxa" w:w="1984"/>
+            <w:tcW w:type="dxa" w:w="2551"/>
             <w:shd w:val="clear" w:color="auto" w:fill="FFFFFF"/>
             <w:tcMar>
               <w:top w:w="50" w:type="dxa"/>
@@ -3422,13 +3617,13 @@
                 <w:color w:val="222222"/>
                 <w:sz w:val="17"/>
               </w:rPr>
-              <w:t>PP No. 22/2021 &amp; Copernicus AMT 2020</w:t>
+              <w:t>Laporan Kinerja (LKj) KLHK 2022</w:t>
             </w:r>
           </w:p>
         </w:tc>
         <w:tc>
           <w:tcPr>
-            <w:tcW w:type="dxa" w:w="4252"/>
+            <w:tcW w:type="dxa" w:w="4535"/>
             <w:shd w:val="clear" w:color="auto" w:fill="FFFFFF"/>
             <w:tcMar>
               <w:top w:w="50" w:type="dxa"/>
@@ -3454,39 +3649,7 @@
                 <w:color w:val="222222"/>
                 <w:sz w:val="17"/>
               </w:rPr>
-              <w:t>Baku Mutu Udara Ambien NO2 24h = 65 µg/m³; TROPOMI reported in SI units (µmol/m²); Ambang batas Polusi Berat Tiongkok = 66,0e-6 mol/m².</w:t>
-            </w:r>
-          </w:p>
-        </w:tc>
-        <w:tc>
-          <w:tcPr>
-            <w:tcW w:type="dxa" w:w="1417"/>
-            <w:shd w:val="clear" w:color="auto" w:fill="FFFFFF"/>
-            <w:tcMar>
-              <w:top w:w="50" w:type="dxa"/>
-              <w:bottom w:w="50" w:type="dxa"/>
-              <w:left w:w="100" w:type="dxa"/>
-              <w:right w:w="100" w:type="dxa"/>
-            </w:tcMar>
-            <w:tcBorders>
-              <w:top w:val="single" w:sz="4" w:color="D0D0D0" w:space="0"/>
-              <w:left w:val="single" w:sz="4" w:color="D0D0D0" w:space="0"/>
-              <w:bottom w:val="single" w:sz="4" w:color="D0D0D0" w:space="0"/>
-              <w:right w:val="single" w:sz="4" w:color="D0D0D0" w:space="0"/>
-            </w:tcBorders>
-          </w:tcPr>
-          <w:p>
-            <w:pPr>
-              <w:jc w:val="center"/>
-            </w:pPr>
-            <w:r>
-              <w:rPr>
-                <w:b w:val="0"/>
-                <w:i w:val="0"/>
-                <w:color w:val="222222"/>
-                <w:sz w:val="17"/>
-              </w:rPr>
-              <w:t>Lampiran VII Hal. 129 &amp; AMT Hal. 1316</w:t>
+              <w:t>Total limbah B3 nasional = 427 juta ton. Penduduk Sulteng hanya 1,1% nasional, threshold &gt;5% merefleksikan beban per kapita 5x lipat rata-rata nasional.</w:t>
             </w:r>
           </w:p>
         </w:tc>
@@ -3518,7 +3681,7 @@
                 <w:color w:val="222222"/>
                 <w:sz w:val="17"/>
               </w:rPr>
-              <w:t>VERIFIED (BMUA)</w:t>
+              <w:t>LKj KLHK 2022, Hal. 10</w:t>
             </w:r>
           </w:p>
         </w:tc>
@@ -3526,7 +3689,7 @@
       <w:tr>
         <w:tc>
           <w:tcPr>
-            <w:tcW w:type="dxa" w:w="1417"/>
+            <w:tcW w:type="dxa" w:w="1701"/>
             <w:shd w:val="clear" w:color="auto" w:fill="FFF5F5"/>
             <w:tcMar>
               <w:top w:w="50" w:type="dxa"/>
@@ -3552,13 +3715,13 @@
                 <w:color w:val="222222"/>
                 <w:sz w:val="17"/>
               </w:rPr>
-              <w:t>ISPA Morbiditas (Udara 2)</w:t>
+              <w:t>Emisi CO2 (Udara 4)</w:t>
             </w:r>
           </w:p>
         </w:tc>
         <w:tc>
           <w:tcPr>
-            <w:tcW w:type="dxa" w:w="1984"/>
+            <w:tcW w:type="dxa" w:w="2551"/>
             <w:shd w:val="clear" w:color="auto" w:fill="FFF5F5"/>
             <w:tcMar>
               <w:top w:w="50" w:type="dxa"/>
@@ -3584,13 +3747,13 @@
                 <w:color w:val="222222"/>
                 <w:sz w:val="17"/>
               </w:rPr>
-              <w:t>WHO Environmental Health Criteria (EHC 6)</w:t>
+              <w:t>SK MenLHK No.SK.168/MENLHK/PKTL/PLA.1/2/2022</w:t>
             </w:r>
           </w:p>
         </w:tc>
         <w:tc>
           <w:tcPr>
-            <w:tcW w:type="dxa" w:w="4252"/>
+            <w:tcW w:type="dxa" w:w="4535"/>
             <w:shd w:val="clear" w:color="auto" w:fill="FFF5F5"/>
             <w:tcMar>
               <w:top w:w="50" w:type="dxa"/>
@@ -3616,39 +3779,7 @@
                 <w:color w:val="222222"/>
                 <w:sz w:val="17"/>
               </w:rPr>
-              <w:t>The relative risk is the ratio between the risk in the exposed population and the risk in the unexposed population (IRR &gt; 2.0 mengonfirmasi paparan industri dominan).</w:t>
-            </w:r>
-          </w:p>
-        </w:tc>
-        <w:tc>
-          <w:tcPr>
-            <w:tcW w:type="dxa" w:w="1417"/>
-            <w:shd w:val="clear" w:color="auto" w:fill="FFF5F5"/>
-            <w:tcMar>
-              <w:top w:w="50" w:type="dxa"/>
-              <w:bottom w:w="50" w:type="dxa"/>
-              <w:left w:w="100" w:type="dxa"/>
-              <w:right w:w="100" w:type="dxa"/>
-            </w:tcMar>
-            <w:tcBorders>
-              <w:top w:val="single" w:sz="4" w:color="D0D0D0" w:space="0"/>
-              <w:left w:val="single" w:sz="4" w:color="D0D0D0" w:space="0"/>
-              <w:bottom w:val="single" w:sz="4" w:color="D0D0D0" w:space="0"/>
-              <w:right w:val="single" w:sz="4" w:color="D0D0D0" w:space="0"/>
-            </w:tcBorders>
-          </w:tcPr>
-          <w:p>
-            <w:pPr>
-              <w:jc w:val="center"/>
-            </w:pPr>
-            <w:r>
-              <w:rPr>
-                <w:b w:val="0"/>
-                <w:i w:val="0"/>
-                <w:color w:val="222222"/>
-                <w:sz w:val="17"/>
-              </w:rPr>
-              <w:t>WHO EHC 6, Hal. 13</w:t>
+              <w:t>Sasaran implementasi FOLU Net Sink 2030 adalah tingkat emisi gas rumah kaca sebesar -140 juta ton CO2e. Emisi &gt;150 juta ton menggagalkan komitmen NDC.</w:t>
             </w:r>
           </w:p>
         </w:tc>
@@ -3680,331 +3811,7 @@
                 <w:color w:val="222222"/>
                 <w:sz w:val="17"/>
               </w:rPr>
-              <w:t>DEFENSIBLE</w:t>
-            </w:r>
-          </w:p>
-        </w:tc>
-      </w:tr>
-      <w:tr>
-        <w:tc>
-          <w:tcPr>
-            <w:tcW w:type="dxa" w:w="1417"/>
-            <w:shd w:val="clear" w:color="auto" w:fill="FFFFFF"/>
-            <w:tcMar>
-              <w:top w:w="50" w:type="dxa"/>
-              <w:bottom w:w="50" w:type="dxa"/>
-              <w:left w:w="100" w:type="dxa"/>
-              <w:right w:w="100" w:type="dxa"/>
-            </w:tcMar>
-            <w:tcBorders>
-              <w:top w:val="single" w:sz="4" w:color="D0D0D0" w:space="0"/>
-              <w:left w:val="single" w:sz="4" w:color="D0D0D0" w:space="0"/>
-              <w:bottom w:val="single" w:sz="4" w:color="D0D0D0" w:space="0"/>
-              <w:right w:val="single" w:sz="4" w:color="D0D0D0" w:space="0"/>
-            </w:tcBorders>
-          </w:tcPr>
-          <w:p>
-            <w:pPr>
-              <w:jc w:val="left"/>
-            </w:pPr>
-            <w:r>
-              <w:rPr>
-                <w:b w:val="0"/>
-                <w:i w:val="0"/>
-                <w:color w:val="222222"/>
-                <w:sz w:val="17"/>
-              </w:rPr>
-              <w:t>Limbah B3 (Udara 3)</w:t>
-            </w:r>
-          </w:p>
-        </w:tc>
-        <w:tc>
-          <w:tcPr>
-            <w:tcW w:type="dxa" w:w="1984"/>
-            <w:shd w:val="clear" w:color="auto" w:fill="FFFFFF"/>
-            <w:tcMar>
-              <w:top w:w="50" w:type="dxa"/>
-              <w:bottom w:w="50" w:type="dxa"/>
-              <w:left w:w="100" w:type="dxa"/>
-              <w:right w:w="100" w:type="dxa"/>
-            </w:tcMar>
-            <w:tcBorders>
-              <w:top w:val="single" w:sz="4" w:color="D0D0D0" w:space="0"/>
-              <w:left w:val="single" w:sz="4" w:color="D0D0D0" w:space="0"/>
-              <w:bottom w:val="single" w:sz="4" w:color="D0D0D0" w:space="0"/>
-              <w:right w:val="single" w:sz="4" w:color="D0D0D0" w:space="0"/>
-            </w:tcBorders>
-          </w:tcPr>
-          <w:p>
-            <w:pPr>
-              <w:jc w:val="left"/>
-            </w:pPr>
-            <w:r>
-              <w:rPr>
-                <w:b w:val="0"/>
-                <w:i w:val="0"/>
-                <w:color w:val="222222"/>
-                <w:sz w:val="17"/>
-              </w:rPr>
-              <w:t>Laporan Kinerja (LKj) KLHK 2022</w:t>
-            </w:r>
-          </w:p>
-        </w:tc>
-        <w:tc>
-          <w:tcPr>
-            <w:tcW w:type="dxa" w:w="4252"/>
-            <w:shd w:val="clear" w:color="auto" w:fill="FFFFFF"/>
-            <w:tcMar>
-              <w:top w:w="50" w:type="dxa"/>
-              <w:bottom w:w="50" w:type="dxa"/>
-              <w:left w:w="100" w:type="dxa"/>
-              <w:right w:w="100" w:type="dxa"/>
-            </w:tcMar>
-            <w:tcBorders>
-              <w:top w:val="single" w:sz="4" w:color="D0D0D0" w:space="0"/>
-              <w:left w:val="single" w:sz="4" w:color="D0D0D0" w:space="0"/>
-              <w:bottom w:val="single" w:sz="4" w:color="D0D0D0" w:space="0"/>
-              <w:right w:val="single" w:sz="4" w:color="D0D0D0" w:space="0"/>
-            </w:tcBorders>
-          </w:tcPr>
-          <w:p>
-            <w:pPr>
-              <w:jc w:val="left"/>
-            </w:pPr>
-            <w:r>
-              <w:rPr>
-                <w:b w:val="0"/>
-                <w:i w:val="0"/>
-                <w:color w:val="222222"/>
-                <w:sz w:val="17"/>
-              </w:rPr>
-              <w:t>Total limbah B3 nasional = 427 juta ton. Penduduk Sulteng hanya 1,1% nasional, threshold &gt;5% merefleksikan beban per kapita 5x lipat rata-rata nasional.</w:t>
-            </w:r>
-          </w:p>
-        </w:tc>
-        <w:tc>
-          <w:tcPr>
-            <w:tcW w:type="dxa" w:w="1417"/>
-            <w:shd w:val="clear" w:color="auto" w:fill="FFFFFF"/>
-            <w:tcMar>
-              <w:top w:w="50" w:type="dxa"/>
-              <w:bottom w:w="50" w:type="dxa"/>
-              <w:left w:w="100" w:type="dxa"/>
-              <w:right w:w="100" w:type="dxa"/>
-            </w:tcMar>
-            <w:tcBorders>
-              <w:top w:val="single" w:sz="4" w:color="D0D0D0" w:space="0"/>
-              <w:left w:val="single" w:sz="4" w:color="D0D0D0" w:space="0"/>
-              <w:bottom w:val="single" w:sz="4" w:color="D0D0D0" w:space="0"/>
-              <w:right w:val="single" w:sz="4" w:color="D0D0D0" w:space="0"/>
-            </w:tcBorders>
-          </w:tcPr>
-          <w:p>
-            <w:pPr>
-              <w:jc w:val="center"/>
-            </w:pPr>
-            <w:r>
-              <w:rPr>
-                <w:b w:val="0"/>
-                <w:i w:val="0"/>
-                <w:color w:val="222222"/>
-                <w:sz w:val="17"/>
-              </w:rPr>
-              <w:t>LKj KLHK 2022, Hal. 10</w:t>
-            </w:r>
-          </w:p>
-        </w:tc>
-        <w:tc>
-          <w:tcPr>
-            <w:tcW w:type="dxa" w:w="1134"/>
-            <w:shd w:val="clear" w:color="auto" w:fill="FFFFFF"/>
-            <w:tcMar>
-              <w:top w:w="50" w:type="dxa"/>
-              <w:bottom w:w="50" w:type="dxa"/>
-              <w:left w:w="100" w:type="dxa"/>
-              <w:right w:w="100" w:type="dxa"/>
-            </w:tcMar>
-            <w:tcBorders>
-              <w:top w:val="single" w:sz="4" w:color="D0D0D0" w:space="0"/>
-              <w:left w:val="single" w:sz="4" w:color="D0D0D0" w:space="0"/>
-              <w:bottom w:val="single" w:sz="4" w:color="D0D0D0" w:space="0"/>
-              <w:right w:val="single" w:sz="4" w:color="D0D0D0" w:space="0"/>
-            </w:tcBorders>
-          </w:tcPr>
-          <w:p>
-            <w:pPr>
-              <w:jc w:val="center"/>
-            </w:pPr>
-            <w:r>
-              <w:rPr>
-                <w:b w:val="0"/>
-                <w:i w:val="0"/>
-                <w:color w:val="222222"/>
-                <w:sz w:val="17"/>
-              </w:rPr>
-              <w:t>DEFENSIBLE</w:t>
-            </w:r>
-          </w:p>
-        </w:tc>
-      </w:tr>
-      <w:tr>
-        <w:tc>
-          <w:tcPr>
-            <w:tcW w:type="dxa" w:w="1417"/>
-            <w:shd w:val="clear" w:color="auto" w:fill="FFF5F5"/>
-            <w:tcMar>
-              <w:top w:w="50" w:type="dxa"/>
-              <w:bottom w:w="50" w:type="dxa"/>
-              <w:left w:w="100" w:type="dxa"/>
-              <w:right w:w="100" w:type="dxa"/>
-            </w:tcMar>
-            <w:tcBorders>
-              <w:top w:val="single" w:sz="4" w:color="D0D0D0" w:space="0"/>
-              <w:left w:val="single" w:sz="4" w:color="D0D0D0" w:space="0"/>
-              <w:bottom w:val="single" w:sz="4" w:color="D0D0D0" w:space="0"/>
-              <w:right w:val="single" w:sz="4" w:color="D0D0D0" w:space="0"/>
-            </w:tcBorders>
-          </w:tcPr>
-          <w:p>
-            <w:pPr>
-              <w:jc w:val="left"/>
-            </w:pPr>
-            <w:r>
-              <w:rPr>
-                <w:b w:val="0"/>
-                <w:i w:val="0"/>
-                <w:color w:val="222222"/>
-                <w:sz w:val="17"/>
-              </w:rPr>
-              <w:t>Emisi CO2 (Udara 4)</w:t>
-            </w:r>
-          </w:p>
-        </w:tc>
-        <w:tc>
-          <w:tcPr>
-            <w:tcW w:type="dxa" w:w="1984"/>
-            <w:shd w:val="clear" w:color="auto" w:fill="FFF5F5"/>
-            <w:tcMar>
-              <w:top w:w="50" w:type="dxa"/>
-              <w:bottom w:w="50" w:type="dxa"/>
-              <w:left w:w="100" w:type="dxa"/>
-              <w:right w:w="100" w:type="dxa"/>
-            </w:tcMar>
-            <w:tcBorders>
-              <w:top w:val="single" w:sz="4" w:color="D0D0D0" w:space="0"/>
-              <w:left w:val="single" w:sz="4" w:color="D0D0D0" w:space="0"/>
-              <w:bottom w:val="single" w:sz="4" w:color="D0D0D0" w:space="0"/>
-              <w:right w:val="single" w:sz="4" w:color="D0D0D0" w:space="0"/>
-            </w:tcBorders>
-          </w:tcPr>
-          <w:p>
-            <w:pPr>
-              <w:jc w:val="left"/>
-            </w:pPr>
-            <w:r>
-              <w:rPr>
-                <w:b w:val="0"/>
-                <w:i w:val="0"/>
-                <w:color w:val="222222"/>
-                <w:sz w:val="17"/>
-              </w:rPr>
-              <w:t>SK MenLHK No.SK.168/MENLHK/PKTL/PLA.1/2/2022</w:t>
-            </w:r>
-          </w:p>
-        </w:tc>
-        <w:tc>
-          <w:tcPr>
-            <w:tcW w:type="dxa" w:w="4252"/>
-            <w:shd w:val="clear" w:color="auto" w:fill="FFF5F5"/>
-            <w:tcMar>
-              <w:top w:w="50" w:type="dxa"/>
-              <w:bottom w:w="50" w:type="dxa"/>
-              <w:left w:w="100" w:type="dxa"/>
-              <w:right w:w="100" w:type="dxa"/>
-            </w:tcMar>
-            <w:tcBorders>
-              <w:top w:val="single" w:sz="4" w:color="D0D0D0" w:space="0"/>
-              <w:left w:val="single" w:sz="4" w:color="D0D0D0" w:space="0"/>
-              <w:bottom w:val="single" w:sz="4" w:color="D0D0D0" w:space="0"/>
-              <w:right w:val="single" w:sz="4" w:color="D0D0D0" w:space="0"/>
-            </w:tcBorders>
-          </w:tcPr>
-          <w:p>
-            <w:pPr>
-              <w:jc w:val="left"/>
-            </w:pPr>
-            <w:r>
-              <w:rPr>
-                <w:b w:val="0"/>
-                <w:i w:val="0"/>
-                <w:color w:val="222222"/>
-                <w:sz w:val="17"/>
-              </w:rPr>
-              <w:t>Sasaran implementasi FOLU Net Sink 2030 adalah tingkat emisi gas rumah kaca sebesar -140 juta ton CO2e. Emisi &gt;150 juta ton menggagalkan komitmen NDC.</w:t>
-            </w:r>
-          </w:p>
-        </w:tc>
-        <w:tc>
-          <w:tcPr>
-            <w:tcW w:type="dxa" w:w="1417"/>
-            <w:shd w:val="clear" w:color="auto" w:fill="FFF5F5"/>
-            <w:tcMar>
-              <w:top w:w="50" w:type="dxa"/>
-              <w:bottom w:w="50" w:type="dxa"/>
-              <w:left w:w="100" w:type="dxa"/>
-              <w:right w:w="100" w:type="dxa"/>
-            </w:tcMar>
-            <w:tcBorders>
-              <w:top w:val="single" w:sz="4" w:color="D0D0D0" w:space="0"/>
-              <w:left w:val="single" w:sz="4" w:color="D0D0D0" w:space="0"/>
-              <w:bottom w:val="single" w:sz="4" w:color="D0D0D0" w:space="0"/>
-              <w:right w:val="single" w:sz="4" w:color="D0D0D0" w:space="0"/>
-            </w:tcBorders>
-          </w:tcPr>
-          <w:p>
-            <w:pPr>
-              <w:jc w:val="center"/>
-            </w:pPr>
-            <w:r>
-              <w:rPr>
-                <w:b w:val="0"/>
-                <w:i w:val="0"/>
-                <w:color w:val="222222"/>
-                <w:sz w:val="17"/>
-              </w:rPr>
               <w:t>Bab I.3, Hal. 5-6</w:t>
-            </w:r>
-          </w:p>
-        </w:tc>
-        <w:tc>
-          <w:tcPr>
-            <w:tcW w:type="dxa" w:w="1134"/>
-            <w:shd w:val="clear" w:color="auto" w:fill="FFF5F5"/>
-            <w:tcMar>
-              <w:top w:w="50" w:type="dxa"/>
-              <w:bottom w:w="50" w:type="dxa"/>
-              <w:left w:w="100" w:type="dxa"/>
-              <w:right w:w="100" w:type="dxa"/>
-            </w:tcMar>
-            <w:tcBorders>
-              <w:top w:val="single" w:sz="4" w:color="D0D0D0" w:space="0"/>
-              <w:left w:val="single" w:sz="4" w:color="D0D0D0" w:space="0"/>
-              <w:bottom w:val="single" w:sz="4" w:color="D0D0D0" w:space="0"/>
-              <w:right w:val="single" w:sz="4" w:color="D0D0D0" w:space="0"/>
-            </w:tcBorders>
-          </w:tcPr>
-          <w:p>
-            <w:pPr>
-              <w:jc w:val="center"/>
-            </w:pPr>
-            <w:r>
-              <w:rPr>
-                <w:b w:val="0"/>
-                <w:i w:val="0"/>
-                <w:color w:val="222222"/>
-                <w:sz w:val="17"/>
-              </w:rPr>
-              <w:t>VERIFIED</w:t>
             </w:r>
           </w:p>
         </w:tc>
@@ -6466,16 +6273,15 @@
         <w:tblLook w:firstColumn="1" w:firstRow="1" w:lastColumn="0" w:lastRow="0" w:noHBand="0" w:noVBand="1" w:val="04A0"/>
       </w:tblPr>
       <w:tblGrid>
-        <w:gridCol w:w="1928"/>
-        <w:gridCol w:w="1928"/>
-        <w:gridCol w:w="1928"/>
-        <w:gridCol w:w="1928"/>
-        <w:gridCol w:w="1928"/>
+        <w:gridCol w:w="2409"/>
+        <w:gridCol w:w="2409"/>
+        <w:gridCol w:w="2409"/>
+        <w:gridCol w:w="2409"/>
       </w:tblGrid>
       <w:tr>
         <w:tc>
           <w:tcPr>
-            <w:tcW w:type="dxa" w:w="1417"/>
+            <w:tcW w:type="dxa" w:w="1701"/>
             <w:shd w:val="clear" w:color="auto" w:fill="B71C1C"/>
             <w:tcMar>
               <w:top w:w="70" w:type="dxa"/>
@@ -6507,7 +6313,7 @@
         </w:tc>
         <w:tc>
           <w:tcPr>
-            <w:tcW w:type="dxa" w:w="1984"/>
+            <w:tcW w:type="dxa" w:w="2551"/>
             <w:shd w:val="clear" w:color="auto" w:fill="B71C1C"/>
             <w:tcMar>
               <w:top w:w="70" w:type="dxa"/>
@@ -6539,7 +6345,7 @@
         </w:tc>
         <w:tc>
           <w:tcPr>
-            <w:tcW w:type="dxa" w:w="4252"/>
+            <w:tcW w:type="dxa" w:w="4535"/>
             <w:shd w:val="clear" w:color="auto" w:fill="B71C1C"/>
             <w:tcMar>
               <w:top w:w="70" w:type="dxa"/>
@@ -6571,7 +6377,7 @@
         </w:tc>
         <w:tc>
           <w:tcPr>
-            <w:tcW w:type="dxa" w:w="1417"/>
+            <w:tcW w:type="dxa" w:w="1134"/>
             <w:shd w:val="clear" w:color="auto" w:fill="B71C1C"/>
             <w:tcMar>
               <w:top w:w="70" w:type="dxa"/>
@@ -6601,43 +6407,11 @@
             </w:r>
           </w:p>
         </w:tc>
-        <w:tc>
-          <w:tcPr>
-            <w:tcW w:type="dxa" w:w="1134"/>
-            <w:shd w:val="clear" w:color="auto" w:fill="B71C1C"/>
-            <w:tcMar>
-              <w:top w:w="70" w:type="dxa"/>
-              <w:bottom w:w="70" w:type="dxa"/>
-              <w:left w:w="100" w:type="dxa"/>
-              <w:right w:w="100" w:type="dxa"/>
-            </w:tcMar>
-            <w:tcBorders>
-              <w:top w:val="single" w:sz="4" w:color="D0D0D0" w:space="0"/>
-              <w:left w:val="single" w:sz="4" w:color="D0D0D0" w:space="0"/>
-              <w:bottom w:val="single" w:sz="8" w:color="880E4F" w:space="0"/>
-              <w:right w:val="single" w:sz="4" w:color="D0D0D0" w:space="0"/>
-            </w:tcBorders>
-          </w:tcPr>
-          <w:p>
-            <w:pPr>
-              <w:jc w:val="center"/>
-            </w:pPr>
-            <w:r>
-              <w:rPr>
-                <w:b/>
-                <w:i w:val="0"/>
-                <w:color w:val="FFFFFF"/>
-                <w:sz w:val="17"/>
-              </w:rPr>
-              <w:t>Status Audit</w:t>
-            </w:r>
-          </w:p>
-        </w:tc>
       </w:tr>
       <w:tr>
         <w:tc>
           <w:tcPr>
-            <w:tcW w:type="dxa" w:w="1417"/>
+            <w:tcW w:type="dxa" w:w="1701"/>
             <w:shd w:val="clear" w:color="auto" w:fill="FFF5F5"/>
             <w:tcMar>
               <w:top w:w="50" w:type="dxa"/>
@@ -6669,7 +6443,7 @@
         </w:tc>
         <w:tc>
           <w:tcPr>
-            <w:tcW w:type="dxa" w:w="1984"/>
+            <w:tcW w:type="dxa" w:w="2551"/>
             <w:shd w:val="clear" w:color="auto" w:fill="FFF5F5"/>
             <w:tcMar>
               <w:top w:w="50" w:type="dxa"/>
@@ -6701,7 +6475,7 @@
         </w:tc>
         <w:tc>
           <w:tcPr>
-            <w:tcW w:type="dxa" w:w="4252"/>
+            <w:tcW w:type="dxa" w:w="4535"/>
             <w:shd w:val="clear" w:color="auto" w:fill="FFF5F5"/>
             <w:tcMar>
               <w:top w:w="50" w:type="dxa"/>
@@ -6733,7 +6507,7 @@
         </w:tc>
         <w:tc>
           <w:tcPr>
-            <w:tcW w:type="dxa" w:w="1417"/>
+            <w:tcW w:type="dxa" w:w="1134"/>
             <w:shd w:val="clear" w:color="auto" w:fill="FFF5F5"/>
             <w:tcMar>
               <w:top w:w="50" w:type="dxa"/>
@@ -6760,6 +6534,234 @@
                 <w:sz w:val="17"/>
               </w:rPr>
               <w:t>Hal. 35</w:t>
+            </w:r>
+          </w:p>
+        </w:tc>
+      </w:tr>
+      <w:tr>
+        <w:tc>
+          <w:tcPr>
+            <w:tcW w:type="dxa" w:w="1701"/>
+            <w:shd w:val="clear" w:color="auto" w:fill="FFFFFF"/>
+            <w:tcMar>
+              <w:top w:w="50" w:type="dxa"/>
+              <w:bottom w:w="50" w:type="dxa"/>
+              <w:left w:w="100" w:type="dxa"/>
+              <w:right w:w="100" w:type="dxa"/>
+            </w:tcMar>
+            <w:tcBorders>
+              <w:top w:val="single" w:sz="4" w:color="D0D0D0" w:space="0"/>
+              <w:left w:val="single" w:sz="4" w:color="D0D0D0" w:space="0"/>
+              <w:bottom w:val="single" w:sz="4" w:color="D0D0D0" w:space="0"/>
+              <w:right w:val="single" w:sz="4" w:color="D0D0D0" w:space="0"/>
+            </w:tcBorders>
+          </w:tcPr>
+          <w:p>
+            <w:pPr>
+              <w:jc w:val="left"/>
+            </w:pPr>
+            <w:r>
+              <w:rPr>
+                <w:b w:val="0"/>
+                <w:i w:val="0"/>
+                <w:color w:val="222222"/>
+                <w:sz w:val="17"/>
+              </w:rPr>
+              <w:t>Morbiditas Diare (Air 2)</w:t>
+            </w:r>
+          </w:p>
+        </w:tc>
+        <w:tc>
+          <w:tcPr>
+            <w:tcW w:type="dxa" w:w="2551"/>
+            <w:shd w:val="clear" w:color="auto" w:fill="FFFFFF"/>
+            <w:tcMar>
+              <w:top w:w="50" w:type="dxa"/>
+              <w:bottom w:w="50" w:type="dxa"/>
+              <w:left w:w="100" w:type="dxa"/>
+              <w:right w:w="100" w:type="dxa"/>
+            </w:tcMar>
+            <w:tcBorders>
+              <w:top w:val="single" w:sz="4" w:color="D0D0D0" w:space="0"/>
+              <w:left w:val="single" w:sz="4" w:color="D0D0D0" w:space="0"/>
+              <w:bottom w:val="single" w:sz="4" w:color="D0D0D0" w:space="0"/>
+              <w:right w:val="single" w:sz="4" w:color="D0D0D0" w:space="0"/>
+            </w:tcBorders>
+          </w:tcPr>
+          <w:p>
+            <w:pPr>
+              <w:jc w:val="left"/>
+            </w:pPr>
+            <w:r>
+              <w:rPr>
+                <w:b w:val="0"/>
+                <w:i w:val="0"/>
+                <w:color w:val="222222"/>
+                <w:sz w:val="17"/>
+              </w:rPr>
+              <w:t>WHO EHC 6 &amp; Kemenkes 2023 (Hal. 112)</w:t>
+            </w:r>
+          </w:p>
+        </w:tc>
+        <w:tc>
+          <w:tcPr>
+            <w:tcW w:type="dxa" w:w="4535"/>
+            <w:shd w:val="clear" w:color="auto" w:fill="FFFFFF"/>
+            <w:tcMar>
+              <w:top w:w="50" w:type="dxa"/>
+              <w:bottom w:w="50" w:type="dxa"/>
+              <w:left w:w="100" w:type="dxa"/>
+              <w:right w:w="100" w:type="dxa"/>
+            </w:tcMar>
+            <w:tcBorders>
+              <w:top w:val="single" w:sz="4" w:color="D0D0D0" w:space="0"/>
+              <w:left w:val="single" w:sz="4" w:color="D0D0D0" w:space="0"/>
+              <w:bottom w:val="single" w:sz="4" w:color="D0D0D0" w:space="0"/>
+              <w:right w:val="single" w:sz="4" w:color="D0D0D0" w:space="0"/>
+            </w:tcBorders>
+          </w:tcPr>
+          <w:p>
+            <w:pPr>
+              <w:jc w:val="left"/>
+            </w:pPr>
+            <w:r>
+              <w:rPr>
+                <w:b w:val="0"/>
+                <w:i w:val="0"/>
+                <w:color w:val="222222"/>
+                <w:sz w:val="17"/>
+              </w:rPr>
+              <w:t>Incidence Rate Ratio (IRR) mengukur perbandingan insidensi per 10.000 jiwa daerah terpapar vs 5 provinsi kontrol lainnya.</w:t>
+            </w:r>
+          </w:p>
+        </w:tc>
+        <w:tc>
+          <w:tcPr>
+            <w:tcW w:type="dxa" w:w="1134"/>
+            <w:shd w:val="clear" w:color="auto" w:fill="FFFFFF"/>
+            <w:tcMar>
+              <w:top w:w="50" w:type="dxa"/>
+              <w:bottom w:w="50" w:type="dxa"/>
+              <w:left w:w="100" w:type="dxa"/>
+              <w:right w:w="100" w:type="dxa"/>
+            </w:tcMar>
+            <w:tcBorders>
+              <w:top w:val="single" w:sz="4" w:color="D0D0D0" w:space="0"/>
+              <w:left w:val="single" w:sz="4" w:color="D0D0D0" w:space="0"/>
+              <w:bottom w:val="single" w:sz="4" w:color="D0D0D0" w:space="0"/>
+              <w:right w:val="single" w:sz="4" w:color="D0D0D0" w:space="0"/>
+            </w:tcBorders>
+          </w:tcPr>
+          <w:p>
+            <w:pPr>
+              <w:jc w:val="center"/>
+            </w:pPr>
+            <w:r>
+              <w:rPr>
+                <w:b w:val="0"/>
+                <w:i w:val="0"/>
+                <w:color w:val="222222"/>
+                <w:sz w:val="17"/>
+              </w:rPr>
+              <w:t>Hal. 112 &amp; Hal. 13</w:t>
+            </w:r>
+          </w:p>
+        </w:tc>
+      </w:tr>
+      <w:tr>
+        <w:tc>
+          <w:tcPr>
+            <w:tcW w:type="dxa" w:w="1701"/>
+            <w:shd w:val="clear" w:color="auto" w:fill="FFF5F5"/>
+            <w:tcMar>
+              <w:top w:w="50" w:type="dxa"/>
+              <w:bottom w:w="50" w:type="dxa"/>
+              <w:left w:w="100" w:type="dxa"/>
+              <w:right w:w="100" w:type="dxa"/>
+            </w:tcMar>
+            <w:tcBorders>
+              <w:top w:val="single" w:sz="4" w:color="D0D0D0" w:space="0"/>
+              <w:left w:val="single" w:sz="4" w:color="D0D0D0" w:space="0"/>
+              <w:bottom w:val="single" w:sz="4" w:color="D0D0D0" w:space="0"/>
+              <w:right w:val="single" w:sz="4" w:color="D0D0D0" w:space="0"/>
+            </w:tcBorders>
+          </w:tcPr>
+          <w:p>
+            <w:pPr>
+              <w:jc w:val="left"/>
+            </w:pPr>
+            <w:r>
+              <w:rPr>
+                <w:b w:val="0"/>
+                <w:i w:val="0"/>
+                <w:color w:val="222222"/>
+                <w:sz w:val="17"/>
+              </w:rPr>
+              <w:t>Konflik Nelayan (Air 3)</w:t>
+            </w:r>
+          </w:p>
+        </w:tc>
+        <w:tc>
+          <w:tcPr>
+            <w:tcW w:type="dxa" w:w="2551"/>
+            <w:shd w:val="clear" w:color="auto" w:fill="FFF5F5"/>
+            <w:tcMar>
+              <w:top w:w="50" w:type="dxa"/>
+              <w:bottom w:w="50" w:type="dxa"/>
+              <w:left w:w="100" w:type="dxa"/>
+              <w:right w:w="100" w:type="dxa"/>
+            </w:tcMar>
+            <w:tcBorders>
+              <w:top w:val="single" w:sz="4" w:color="D0D0D0" w:space="0"/>
+              <w:left w:val="single" w:sz="4" w:color="D0D0D0" w:space="0"/>
+              <w:bottom w:val="single" w:sz="4" w:color="D0D0D0" w:space="0"/>
+              <w:right w:val="single" w:sz="4" w:color="D0D0D0" w:space="0"/>
+            </w:tcBorders>
+          </w:tcPr>
+          <w:p>
+            <w:pPr>
+              <w:jc w:val="left"/>
+            </w:pPr>
+            <w:r>
+              <w:rPr>
+                <w:b w:val="0"/>
+                <w:i w:val="0"/>
+                <w:color w:val="222222"/>
+                <w:sz w:val="17"/>
+              </w:rPr>
+              <w:t>Konsorsium Pembaruan Agraria (KPA CATAHU 2023)</w:t>
+            </w:r>
+          </w:p>
+        </w:tc>
+        <w:tc>
+          <w:tcPr>
+            <w:tcW w:type="dxa" w:w="4535"/>
+            <w:shd w:val="clear" w:color="auto" w:fill="FFF5F5"/>
+            <w:tcMar>
+              <w:top w:w="50" w:type="dxa"/>
+              <w:bottom w:w="50" w:type="dxa"/>
+              <w:left w:w="100" w:type="dxa"/>
+              <w:right w:w="100" w:type="dxa"/>
+            </w:tcMar>
+            <w:tcBorders>
+              <w:top w:val="single" w:sz="4" w:color="D0D0D0" w:space="0"/>
+              <w:left w:val="single" w:sz="4" w:color="D0D0D0" w:space="0"/>
+              <w:bottom w:val="single" w:sz="4" w:color="D0D0D0" w:space="0"/>
+              <w:right w:val="single" w:sz="4" w:color="D0D0D0" w:space="0"/>
+            </w:tcBorders>
+          </w:tcPr>
+          <w:p>
+            <w:pPr>
+              <w:jc w:val="left"/>
+            </w:pPr>
+            <w:r>
+              <w:rPr>
+                <w:b w:val="0"/>
+                <w:i w:val="0"/>
+                <w:color w:val="222222"/>
+                <w:sz w:val="17"/>
+              </w:rPr>
+              <w:t>Letusan konflik agraria pesisir dan ruang laut. 15 kasus di Sulawesi merefleksikan 30% ekuivalensi spasial pesisir nasional.</w:t>
             </w:r>
           </w:p>
         </w:tc>
@@ -6791,7 +6793,7 @@
                 <w:color w:val="222222"/>
                 <w:sz w:val="17"/>
               </w:rPr>
-              <w:t>VERIFIED</w:t>
+              <w:t>CATAHU 2023, Hal. 22</w:t>
             </w:r>
           </w:p>
         </w:tc>
@@ -6799,7 +6801,7 @@
       <w:tr>
         <w:tc>
           <w:tcPr>
-            <w:tcW w:type="dxa" w:w="1417"/>
+            <w:tcW w:type="dxa" w:w="1701"/>
             <w:shd w:val="clear" w:color="auto" w:fill="FFFFFF"/>
             <w:tcMar>
               <w:top w:w="50" w:type="dxa"/>
@@ -6825,13 +6827,13 @@
                 <w:color w:val="222222"/>
                 <w:sz w:val="17"/>
               </w:rPr>
-              <w:t>Morbiditas Diare (Air 2)</w:t>
+              <w:t>Beban Tailing (Air 4)</w:t>
             </w:r>
           </w:p>
         </w:tc>
         <w:tc>
           <w:tcPr>
-            <w:tcW w:type="dxa" w:w="1984"/>
+            <w:tcW w:type="dxa" w:w="2551"/>
             <w:shd w:val="clear" w:color="auto" w:fill="FFFFFF"/>
             <w:tcMar>
               <w:top w:w="50" w:type="dxa"/>
@@ -6857,13 +6859,13 @@
                 <w:color w:val="222222"/>
                 <w:sz w:val="17"/>
               </w:rPr>
-              <w:t>WHO EHC 6 &amp; Kemenkes 2023 (Hal. 112)</w:t>
+              <w:t>Dokumen AMDAL KLHK (PT HPI - IMIP) &amp; AEER 2020</w:t>
             </w:r>
           </w:p>
         </w:tc>
         <w:tc>
           <w:tcPr>
-            <w:tcW w:type="dxa" w:w="4252"/>
+            <w:tcW w:type="dxa" w:w="4535"/>
             <w:shd w:val="clear" w:color="auto" w:fill="FFFFFF"/>
             <w:tcMar>
               <w:top w:w="50" w:type="dxa"/>
@@ -6889,39 +6891,7 @@
                 <w:color w:val="222222"/>
                 <w:sz w:val="17"/>
               </w:rPr>
-              <w:t>Incidence Rate Ratio (IRR) mengukur perbandingan insidensi per 10.000 jiwa daerah terpapar vs 5 provinsi kontrol lainnya.</w:t>
-            </w:r>
-          </w:p>
-        </w:tc>
-        <w:tc>
-          <w:tcPr>
-            <w:tcW w:type="dxa" w:w="1417"/>
-            <w:shd w:val="clear" w:color="auto" w:fill="FFFFFF"/>
-            <w:tcMar>
-              <w:top w:w="50" w:type="dxa"/>
-              <w:bottom w:w="50" w:type="dxa"/>
-              <w:left w:w="100" w:type="dxa"/>
-              <w:right w:w="100" w:type="dxa"/>
-            </w:tcMar>
-            <w:tcBorders>
-              <w:top w:val="single" w:sz="4" w:color="D0D0D0" w:space="0"/>
-              <w:left w:val="single" w:sz="4" w:color="D0D0D0" w:space="0"/>
-              <w:bottom w:val="single" w:sz="4" w:color="D0D0D0" w:space="0"/>
-              <w:right w:val="single" w:sz="4" w:color="D0D0D0" w:space="0"/>
-            </w:tcBorders>
-          </w:tcPr>
-          <w:p>
-            <w:pPr>
-              <w:jc w:val="center"/>
-            </w:pPr>
-            <w:r>
-              <w:rPr>
-                <w:b w:val="0"/>
-                <w:i w:val="0"/>
-                <w:color w:val="222222"/>
-                <w:sz w:val="17"/>
-              </w:rPr>
-              <w:t>Hal. 112 &amp; Hal. 13</w:t>
+              <w:t>Batas kapasitas maksimal DSTP / tailing dam 25 juta ton/tahun di Morowali. Aktual timbulan tailing dan slag mencapai 33.03 juta ton/tahun.</w:t>
             </w:r>
           </w:p>
         </w:tc>
@@ -6953,331 +6923,7 @@
                 <w:color w:val="222222"/>
                 <w:sz w:val="17"/>
               </w:rPr>
-              <w:t>VERIFIED</w:t>
-            </w:r>
-          </w:p>
-        </w:tc>
-      </w:tr>
-      <w:tr>
-        <w:tc>
-          <w:tcPr>
-            <w:tcW w:type="dxa" w:w="1417"/>
-            <w:shd w:val="clear" w:color="auto" w:fill="FFF5F5"/>
-            <w:tcMar>
-              <w:top w:w="50" w:type="dxa"/>
-              <w:bottom w:w="50" w:type="dxa"/>
-              <w:left w:w="100" w:type="dxa"/>
-              <w:right w:w="100" w:type="dxa"/>
-            </w:tcMar>
-            <w:tcBorders>
-              <w:top w:val="single" w:sz="4" w:color="D0D0D0" w:space="0"/>
-              <w:left w:val="single" w:sz="4" w:color="D0D0D0" w:space="0"/>
-              <w:bottom w:val="single" w:sz="4" w:color="D0D0D0" w:space="0"/>
-              <w:right w:val="single" w:sz="4" w:color="D0D0D0" w:space="0"/>
-            </w:tcBorders>
-          </w:tcPr>
-          <w:p>
-            <w:pPr>
-              <w:jc w:val="left"/>
-            </w:pPr>
-            <w:r>
-              <w:rPr>
-                <w:b w:val="0"/>
-                <w:i w:val="0"/>
-                <w:color w:val="222222"/>
-                <w:sz w:val="17"/>
-              </w:rPr>
-              <w:t>Konflik Nelayan (Air 3)</w:t>
-            </w:r>
-          </w:p>
-        </w:tc>
-        <w:tc>
-          <w:tcPr>
-            <w:tcW w:type="dxa" w:w="1984"/>
-            <w:shd w:val="clear" w:color="auto" w:fill="FFF5F5"/>
-            <w:tcMar>
-              <w:top w:w="50" w:type="dxa"/>
-              <w:bottom w:w="50" w:type="dxa"/>
-              <w:left w:w="100" w:type="dxa"/>
-              <w:right w:w="100" w:type="dxa"/>
-            </w:tcMar>
-            <w:tcBorders>
-              <w:top w:val="single" w:sz="4" w:color="D0D0D0" w:space="0"/>
-              <w:left w:val="single" w:sz="4" w:color="D0D0D0" w:space="0"/>
-              <w:bottom w:val="single" w:sz="4" w:color="D0D0D0" w:space="0"/>
-              <w:right w:val="single" w:sz="4" w:color="D0D0D0" w:space="0"/>
-            </w:tcBorders>
-          </w:tcPr>
-          <w:p>
-            <w:pPr>
-              <w:jc w:val="left"/>
-            </w:pPr>
-            <w:r>
-              <w:rPr>
-                <w:b w:val="0"/>
-                <w:i w:val="0"/>
-                <w:color w:val="222222"/>
-                <w:sz w:val="17"/>
-              </w:rPr>
-              <w:t>Konsorsium Pembaruan Agraria (KPA CATAHU 2023)</w:t>
-            </w:r>
-          </w:p>
-        </w:tc>
-        <w:tc>
-          <w:tcPr>
-            <w:tcW w:type="dxa" w:w="4252"/>
-            <w:shd w:val="clear" w:color="auto" w:fill="FFF5F5"/>
-            <w:tcMar>
-              <w:top w:w="50" w:type="dxa"/>
-              <w:bottom w:w="50" w:type="dxa"/>
-              <w:left w:w="100" w:type="dxa"/>
-              <w:right w:w="100" w:type="dxa"/>
-            </w:tcMar>
-            <w:tcBorders>
-              <w:top w:val="single" w:sz="4" w:color="D0D0D0" w:space="0"/>
-              <w:left w:val="single" w:sz="4" w:color="D0D0D0" w:space="0"/>
-              <w:bottom w:val="single" w:sz="4" w:color="D0D0D0" w:space="0"/>
-              <w:right w:val="single" w:sz="4" w:color="D0D0D0" w:space="0"/>
-            </w:tcBorders>
-          </w:tcPr>
-          <w:p>
-            <w:pPr>
-              <w:jc w:val="left"/>
-            </w:pPr>
-            <w:r>
-              <w:rPr>
-                <w:b w:val="0"/>
-                <w:i w:val="0"/>
-                <w:color w:val="222222"/>
-                <w:sz w:val="17"/>
-              </w:rPr>
-              <w:t>Letusan konflik agraria pesisir dan ruang laut. 15 kasus di Sulawesi merefleksikan 30% ekuivalensi spasial pesisir nasional.</w:t>
-            </w:r>
-          </w:p>
-        </w:tc>
-        <w:tc>
-          <w:tcPr>
-            <w:tcW w:type="dxa" w:w="1417"/>
-            <w:shd w:val="clear" w:color="auto" w:fill="FFF5F5"/>
-            <w:tcMar>
-              <w:top w:w="50" w:type="dxa"/>
-              <w:bottom w:w="50" w:type="dxa"/>
-              <w:left w:w="100" w:type="dxa"/>
-              <w:right w:w="100" w:type="dxa"/>
-            </w:tcMar>
-            <w:tcBorders>
-              <w:top w:val="single" w:sz="4" w:color="D0D0D0" w:space="0"/>
-              <w:left w:val="single" w:sz="4" w:color="D0D0D0" w:space="0"/>
-              <w:bottom w:val="single" w:sz="4" w:color="D0D0D0" w:space="0"/>
-              <w:right w:val="single" w:sz="4" w:color="D0D0D0" w:space="0"/>
-            </w:tcBorders>
-          </w:tcPr>
-          <w:p>
-            <w:pPr>
-              <w:jc w:val="center"/>
-            </w:pPr>
-            <w:r>
-              <w:rPr>
-                <w:b w:val="0"/>
-                <w:i w:val="0"/>
-                <w:color w:val="222222"/>
-                <w:sz w:val="17"/>
-              </w:rPr>
-              <w:t>CATAHU 2023, Hal. 22</w:t>
-            </w:r>
-          </w:p>
-        </w:tc>
-        <w:tc>
-          <w:tcPr>
-            <w:tcW w:type="dxa" w:w="1134"/>
-            <w:shd w:val="clear" w:color="auto" w:fill="FFF5F5"/>
-            <w:tcMar>
-              <w:top w:w="50" w:type="dxa"/>
-              <w:bottom w:w="50" w:type="dxa"/>
-              <w:left w:w="100" w:type="dxa"/>
-              <w:right w:w="100" w:type="dxa"/>
-            </w:tcMar>
-            <w:tcBorders>
-              <w:top w:val="single" w:sz="4" w:color="D0D0D0" w:space="0"/>
-              <w:left w:val="single" w:sz="4" w:color="D0D0D0" w:space="0"/>
-              <w:bottom w:val="single" w:sz="4" w:color="D0D0D0" w:space="0"/>
-              <w:right w:val="single" w:sz="4" w:color="D0D0D0" w:space="0"/>
-            </w:tcBorders>
-          </w:tcPr>
-          <w:p>
-            <w:pPr>
-              <w:jc w:val="center"/>
-            </w:pPr>
-            <w:r>
-              <w:rPr>
-                <w:b w:val="0"/>
-                <w:i w:val="0"/>
-                <w:color w:val="222222"/>
-                <w:sz w:val="17"/>
-              </w:rPr>
-              <w:t>DEFENSIBLE</w:t>
-            </w:r>
-          </w:p>
-        </w:tc>
-      </w:tr>
-      <w:tr>
-        <w:tc>
-          <w:tcPr>
-            <w:tcW w:type="dxa" w:w="1417"/>
-            <w:shd w:val="clear" w:color="auto" w:fill="FFFFFF"/>
-            <w:tcMar>
-              <w:top w:w="50" w:type="dxa"/>
-              <w:bottom w:w="50" w:type="dxa"/>
-              <w:left w:w="100" w:type="dxa"/>
-              <w:right w:w="100" w:type="dxa"/>
-            </w:tcMar>
-            <w:tcBorders>
-              <w:top w:val="single" w:sz="4" w:color="D0D0D0" w:space="0"/>
-              <w:left w:val="single" w:sz="4" w:color="D0D0D0" w:space="0"/>
-              <w:bottom w:val="single" w:sz="4" w:color="D0D0D0" w:space="0"/>
-              <w:right w:val="single" w:sz="4" w:color="D0D0D0" w:space="0"/>
-            </w:tcBorders>
-          </w:tcPr>
-          <w:p>
-            <w:pPr>
-              <w:jc w:val="left"/>
-            </w:pPr>
-            <w:r>
-              <w:rPr>
-                <w:b w:val="0"/>
-                <w:i w:val="0"/>
-                <w:color w:val="222222"/>
-                <w:sz w:val="17"/>
-              </w:rPr>
-              <w:t>Beban Tailing (Air 4)</w:t>
-            </w:r>
-          </w:p>
-        </w:tc>
-        <w:tc>
-          <w:tcPr>
-            <w:tcW w:type="dxa" w:w="1984"/>
-            <w:shd w:val="clear" w:color="auto" w:fill="FFFFFF"/>
-            <w:tcMar>
-              <w:top w:w="50" w:type="dxa"/>
-              <w:bottom w:w="50" w:type="dxa"/>
-              <w:left w:w="100" w:type="dxa"/>
-              <w:right w:w="100" w:type="dxa"/>
-            </w:tcMar>
-            <w:tcBorders>
-              <w:top w:val="single" w:sz="4" w:color="D0D0D0" w:space="0"/>
-              <w:left w:val="single" w:sz="4" w:color="D0D0D0" w:space="0"/>
-              <w:bottom w:val="single" w:sz="4" w:color="D0D0D0" w:space="0"/>
-              <w:right w:val="single" w:sz="4" w:color="D0D0D0" w:space="0"/>
-            </w:tcBorders>
-          </w:tcPr>
-          <w:p>
-            <w:pPr>
-              <w:jc w:val="left"/>
-            </w:pPr>
-            <w:r>
-              <w:rPr>
-                <w:b w:val="0"/>
-                <w:i w:val="0"/>
-                <w:color w:val="222222"/>
-                <w:sz w:val="17"/>
-              </w:rPr>
-              <w:t>Dokumen AMDAL KLHK (PT HPI - IMIP) &amp; AEER 2020</w:t>
-            </w:r>
-          </w:p>
-        </w:tc>
-        <w:tc>
-          <w:tcPr>
-            <w:tcW w:type="dxa" w:w="4252"/>
-            <w:shd w:val="clear" w:color="auto" w:fill="FFFFFF"/>
-            <w:tcMar>
-              <w:top w:w="50" w:type="dxa"/>
-              <w:bottom w:w="50" w:type="dxa"/>
-              <w:left w:w="100" w:type="dxa"/>
-              <w:right w:w="100" w:type="dxa"/>
-            </w:tcMar>
-            <w:tcBorders>
-              <w:top w:val="single" w:sz="4" w:color="D0D0D0" w:space="0"/>
-              <w:left w:val="single" w:sz="4" w:color="D0D0D0" w:space="0"/>
-              <w:bottom w:val="single" w:sz="4" w:color="D0D0D0" w:space="0"/>
-              <w:right w:val="single" w:sz="4" w:color="D0D0D0" w:space="0"/>
-            </w:tcBorders>
-          </w:tcPr>
-          <w:p>
-            <w:pPr>
-              <w:jc w:val="left"/>
-            </w:pPr>
-            <w:r>
-              <w:rPr>
-                <w:b w:val="0"/>
-                <w:i w:val="0"/>
-                <w:color w:val="222222"/>
-                <w:sz w:val="17"/>
-              </w:rPr>
-              <w:t>Batas kapasitas maksimal DSTP / tailing dam 25 juta ton/tahun di Morowali. Aktual timbulan tailing dan slag mencapai 33.03 juta ton/tahun.</w:t>
-            </w:r>
-          </w:p>
-        </w:tc>
-        <w:tc>
-          <w:tcPr>
-            <w:tcW w:type="dxa" w:w="1417"/>
-            <w:shd w:val="clear" w:color="auto" w:fill="FFFFFF"/>
-            <w:tcMar>
-              <w:top w:w="50" w:type="dxa"/>
-              <w:bottom w:w="50" w:type="dxa"/>
-              <w:left w:w="100" w:type="dxa"/>
-              <w:right w:w="100" w:type="dxa"/>
-            </w:tcMar>
-            <w:tcBorders>
-              <w:top w:val="single" w:sz="4" w:color="D0D0D0" w:space="0"/>
-              <w:left w:val="single" w:sz="4" w:color="D0D0D0" w:space="0"/>
-              <w:bottom w:val="single" w:sz="4" w:color="D0D0D0" w:space="0"/>
-              <w:right w:val="single" w:sz="4" w:color="D0D0D0" w:space="0"/>
-            </w:tcBorders>
-          </w:tcPr>
-          <w:p>
-            <w:pPr>
-              <w:jc w:val="center"/>
-            </w:pPr>
-            <w:r>
-              <w:rPr>
-                <w:b w:val="0"/>
-                <w:i w:val="0"/>
-                <w:color w:val="222222"/>
-                <w:sz w:val="17"/>
-              </w:rPr>
               <w:t>AMDAL HPI &amp; AEER Hal. 36</w:t>
-            </w:r>
-          </w:p>
-        </w:tc>
-        <w:tc>
-          <w:tcPr>
-            <w:tcW w:type="dxa" w:w="1134"/>
-            <w:shd w:val="clear" w:color="auto" w:fill="FFFFFF"/>
-            <w:tcMar>
-              <w:top w:w="50" w:type="dxa"/>
-              <w:bottom w:w="50" w:type="dxa"/>
-              <w:left w:w="100" w:type="dxa"/>
-              <w:right w:w="100" w:type="dxa"/>
-            </w:tcMar>
-            <w:tcBorders>
-              <w:top w:val="single" w:sz="4" w:color="D0D0D0" w:space="0"/>
-              <w:left w:val="single" w:sz="4" w:color="D0D0D0" w:space="0"/>
-              <w:bottom w:val="single" w:sz="4" w:color="D0D0D0" w:space="0"/>
-              <w:right w:val="single" w:sz="4" w:color="D0D0D0" w:space="0"/>
-            </w:tcBorders>
-          </w:tcPr>
-          <w:p>
-            <w:pPr>
-              <w:jc w:val="center"/>
-            </w:pPr>
-            <w:r>
-              <w:rPr>
-                <w:b w:val="0"/>
-                <w:i w:val="0"/>
-                <w:color w:val="222222"/>
-                <w:sz w:val="17"/>
-              </w:rPr>
-              <w:t>VERIFIED</w:t>
             </w:r>
           </w:p>
         </w:tc>
@@ -10085,16 +9731,15 @@
         <w:tblLook w:firstColumn="1" w:firstRow="1" w:lastColumn="0" w:lastRow="0" w:noHBand="0" w:noVBand="1" w:val="04A0"/>
       </w:tblPr>
       <w:tblGrid>
-        <w:gridCol w:w="1928"/>
-        <w:gridCol w:w="1928"/>
-        <w:gridCol w:w="1928"/>
-        <w:gridCol w:w="1928"/>
-        <w:gridCol w:w="1928"/>
+        <w:gridCol w:w="2409"/>
+        <w:gridCol w:w="2409"/>
+        <w:gridCol w:w="2409"/>
+        <w:gridCol w:w="2409"/>
       </w:tblGrid>
       <w:tr>
         <w:tc>
           <w:tcPr>
-            <w:tcW w:type="dxa" w:w="1417"/>
+            <w:tcW w:type="dxa" w:w="1701"/>
             <w:shd w:val="clear" w:color="auto" w:fill="B71C1C"/>
             <w:tcMar>
               <w:top w:w="70" w:type="dxa"/>
@@ -10126,7 +9771,7 @@
         </w:tc>
         <w:tc>
           <w:tcPr>
-            <w:tcW w:type="dxa" w:w="1984"/>
+            <w:tcW w:type="dxa" w:w="2551"/>
             <w:shd w:val="clear" w:color="auto" w:fill="B71C1C"/>
             <w:tcMar>
               <w:top w:w="70" w:type="dxa"/>
@@ -10158,7 +9803,7 @@
         </w:tc>
         <w:tc>
           <w:tcPr>
-            <w:tcW w:type="dxa" w:w="4252"/>
+            <w:tcW w:type="dxa" w:w="4535"/>
             <w:shd w:val="clear" w:color="auto" w:fill="B71C1C"/>
             <w:tcMar>
               <w:top w:w="70" w:type="dxa"/>
@@ -10190,7 +9835,7 @@
         </w:tc>
         <w:tc>
           <w:tcPr>
-            <w:tcW w:type="dxa" w:w="1417"/>
+            <w:tcW w:type="dxa" w:w="1134"/>
             <w:shd w:val="clear" w:color="auto" w:fill="B71C1C"/>
             <w:tcMar>
               <w:top w:w="70" w:type="dxa"/>
@@ -10220,43 +9865,11 @@
             </w:r>
           </w:p>
         </w:tc>
-        <w:tc>
-          <w:tcPr>
-            <w:tcW w:type="dxa" w:w="1134"/>
-            <w:shd w:val="clear" w:color="auto" w:fill="B71C1C"/>
-            <w:tcMar>
-              <w:top w:w="70" w:type="dxa"/>
-              <w:bottom w:w="70" w:type="dxa"/>
-              <w:left w:w="100" w:type="dxa"/>
-              <w:right w:w="100" w:type="dxa"/>
-            </w:tcMar>
-            <w:tcBorders>
-              <w:top w:val="single" w:sz="4" w:color="D0D0D0" w:space="0"/>
-              <w:left w:val="single" w:sz="4" w:color="D0D0D0" w:space="0"/>
-              <w:bottom w:val="single" w:sz="8" w:color="880E4F" w:space="0"/>
-              <w:right w:val="single" w:sz="4" w:color="D0D0D0" w:space="0"/>
-            </w:tcBorders>
-          </w:tcPr>
-          <w:p>
-            <w:pPr>
-              <w:jc w:val="center"/>
-            </w:pPr>
-            <w:r>
-              <w:rPr>
-                <w:b/>
-                <w:i w:val="0"/>
-                <w:color w:val="FFFFFF"/>
-                <w:sz w:val="17"/>
-              </w:rPr>
-              <w:t>Status Audit</w:t>
-            </w:r>
-          </w:p>
-        </w:tc>
       </w:tr>
       <w:tr>
         <w:tc>
           <w:tcPr>
-            <w:tcW w:type="dxa" w:w="1417"/>
+            <w:tcW w:type="dxa" w:w="1701"/>
             <w:shd w:val="clear" w:color="auto" w:fill="FFF5F5"/>
             <w:tcMar>
               <w:top w:w="50" w:type="dxa"/>
@@ -10288,7 +9901,7 @@
         </w:tc>
         <w:tc>
           <w:tcPr>
-            <w:tcW w:type="dxa" w:w="1984"/>
+            <w:tcW w:type="dxa" w:w="2551"/>
             <w:shd w:val="clear" w:color="auto" w:fill="FFF5F5"/>
             <w:tcMar>
               <w:top w:w="50" w:type="dxa"/>
@@ -10320,7 +9933,7 @@
         </w:tc>
         <w:tc>
           <w:tcPr>
-            <w:tcW w:type="dxa" w:w="4252"/>
+            <w:tcW w:type="dxa" w:w="4535"/>
             <w:shd w:val="clear" w:color="auto" w:fill="FFF5F5"/>
             <w:tcMar>
               <w:top w:w="50" w:type="dxa"/>
@@ -10352,7 +9965,7 @@
         </w:tc>
         <w:tc>
           <w:tcPr>
-            <w:tcW w:type="dxa" w:w="1417"/>
+            <w:tcW w:type="dxa" w:w="1134"/>
             <w:shd w:val="clear" w:color="auto" w:fill="FFF5F5"/>
             <w:tcMar>
               <w:top w:w="50" w:type="dxa"/>
@@ -10379,6 +9992,234 @@
                 <w:sz w:val="17"/>
               </w:rPr>
               <w:t>Dataset BNPB</w:t>
+            </w:r>
+          </w:p>
+        </w:tc>
+      </w:tr>
+      <w:tr>
+        <w:tc>
+          <w:tcPr>
+            <w:tcW w:type="dxa" w:w="1701"/>
+            <w:shd w:val="clear" w:color="auto" w:fill="FFFFFF"/>
+            <w:tcMar>
+              <w:top w:w="50" w:type="dxa"/>
+              <w:bottom w:w="50" w:type="dxa"/>
+              <w:left w:w="100" w:type="dxa"/>
+              <w:right w:w="100" w:type="dxa"/>
+            </w:tcMar>
+            <w:tcBorders>
+              <w:top w:val="single" w:sz="4" w:color="D0D0D0" w:space="0"/>
+              <w:left w:val="single" w:sz="4" w:color="D0D0D0" w:space="0"/>
+              <w:bottom w:val="single" w:sz="4" w:color="D0D0D0" w:space="0"/>
+              <w:right w:val="single" w:sz="4" w:color="D0D0D0" w:space="0"/>
+            </w:tcBorders>
+          </w:tcPr>
+          <w:p>
+            <w:pPr>
+              <w:jc w:val="left"/>
+            </w:pPr>
+            <w:r>
+              <w:rPr>
+                <w:b w:val="0"/>
+                <w:i w:val="0"/>
+                <w:color w:val="222222"/>
+                <w:sz w:val="17"/>
+              </w:rPr>
+              <w:t>Deforestasi Primer (Lahan 2)</w:t>
+            </w:r>
+          </w:p>
+        </w:tc>
+        <w:tc>
+          <w:tcPr>
+            <w:tcW w:type="dxa" w:w="2551"/>
+            <w:shd w:val="clear" w:color="auto" w:fill="FFFFFF"/>
+            <w:tcMar>
+              <w:top w:w="50" w:type="dxa"/>
+              <w:bottom w:w="50" w:type="dxa"/>
+              <w:left w:w="100" w:type="dxa"/>
+              <w:right w:w="100" w:type="dxa"/>
+            </w:tcMar>
+            <w:tcBorders>
+              <w:top w:val="single" w:sz="4" w:color="D0D0D0" w:space="0"/>
+              <w:left w:val="single" w:sz="4" w:color="D0D0D0" w:space="0"/>
+              <w:bottom w:val="single" w:sz="4" w:color="D0D0D0" w:space="0"/>
+              <w:right w:val="single" w:sz="4" w:color="D0D0D0" w:space="0"/>
+            </w:tcBorders>
+          </w:tcPr>
+          <w:p>
+            <w:pPr>
+              <w:jc w:val="left"/>
+            </w:pPr>
+            <w:r>
+              <w:rPr>
+                <w:b w:val="0"/>
+                <w:i w:val="0"/>
+                <w:color w:val="222222"/>
+                <w:sz w:val="17"/>
+              </w:rPr>
+              <w:t>Dokumen Renops FOLU Net Sink 2030 KLHK</w:t>
+            </w:r>
+          </w:p>
+        </w:tc>
+        <w:tc>
+          <w:tcPr>
+            <w:tcW w:type="dxa" w:w="4535"/>
+            <w:shd w:val="clear" w:color="auto" w:fill="FFFFFF"/>
+            <w:tcMar>
+              <w:top w:w="50" w:type="dxa"/>
+              <w:bottom w:w="50" w:type="dxa"/>
+              <w:left w:w="100" w:type="dxa"/>
+              <w:right w:w="100" w:type="dxa"/>
+            </w:tcMar>
+            <w:tcBorders>
+              <w:top w:val="single" w:sz="4" w:color="D0D0D0" w:space="0"/>
+              <w:left w:val="single" w:sz="4" w:color="D0D0D0" w:space="0"/>
+              <w:bottom w:val="single" w:sz="4" w:color="D0D0D0" w:space="0"/>
+              <w:right w:val="single" w:sz="4" w:color="D0D0D0" w:space="0"/>
+            </w:tcBorders>
+          </w:tcPr>
+          <w:p>
+            <w:pPr>
+              <w:jc w:val="left"/>
+            </w:pPr>
+            <w:r>
+              <w:rPr>
+                <w:b w:val="0"/>
+                <w:i w:val="0"/>
+                <w:color w:val="222222"/>
+                <w:sz w:val="17"/>
+              </w:rPr>
+              <w:t>Batas maksimal deforestasi nasional LTS-LCCP rata-rata 57.000 Ha/tahun (kuota 11 tahun: 638.000 Ha). Deforestasi aktual Sulawesi 1,38 Juta Ha melampaui 2,1x kuota nasional.</w:t>
+            </w:r>
+          </w:p>
+        </w:tc>
+        <w:tc>
+          <w:tcPr>
+            <w:tcW w:type="dxa" w:w="1134"/>
+            <w:shd w:val="clear" w:color="auto" w:fill="FFFFFF"/>
+            <w:tcMar>
+              <w:top w:w="50" w:type="dxa"/>
+              <w:bottom w:w="50" w:type="dxa"/>
+              <w:left w:w="100" w:type="dxa"/>
+              <w:right w:w="100" w:type="dxa"/>
+            </w:tcMar>
+            <w:tcBorders>
+              <w:top w:val="single" w:sz="4" w:color="D0D0D0" w:space="0"/>
+              <w:left w:val="single" w:sz="4" w:color="D0D0D0" w:space="0"/>
+              <w:bottom w:val="single" w:sz="4" w:color="D0D0D0" w:space="0"/>
+              <w:right w:val="single" w:sz="4" w:color="D0D0D0" w:space="0"/>
+            </w:tcBorders>
+          </w:tcPr>
+          <w:p>
+            <w:pPr>
+              <w:jc w:val="center"/>
+            </w:pPr>
+            <w:r>
+              <w:rPr>
+                <w:b w:val="0"/>
+                <w:i w:val="0"/>
+                <w:color w:val="222222"/>
+                <w:sz w:val="17"/>
+              </w:rPr>
+              <w:t>Hal. 128</w:t>
+            </w:r>
+          </w:p>
+        </w:tc>
+      </w:tr>
+      <w:tr>
+        <w:tc>
+          <w:tcPr>
+            <w:tcW w:type="dxa" w:w="1701"/>
+            <w:shd w:val="clear" w:color="auto" w:fill="FFF5F5"/>
+            <w:tcMar>
+              <w:top w:w="50" w:type="dxa"/>
+              <w:bottom w:w="50" w:type="dxa"/>
+              <w:left w:w="100" w:type="dxa"/>
+              <w:right w:w="100" w:type="dxa"/>
+            </w:tcMar>
+            <w:tcBorders>
+              <w:top w:val="single" w:sz="4" w:color="D0D0D0" w:space="0"/>
+              <w:left w:val="single" w:sz="4" w:color="D0D0D0" w:space="0"/>
+              <w:bottom w:val="single" w:sz="4" w:color="D0D0D0" w:space="0"/>
+              <w:right w:val="single" w:sz="4" w:color="D0D0D0" w:space="0"/>
+            </w:tcBorders>
+          </w:tcPr>
+          <w:p>
+            <w:pPr>
+              <w:jc w:val="left"/>
+            </w:pPr>
+            <w:r>
+              <w:rPr>
+                <w:b w:val="0"/>
+                <w:i w:val="0"/>
+                <w:color w:val="222222"/>
+                <w:sz w:val="17"/>
+              </w:rPr>
+              <w:t>Kawasan Lindung (Lahan 3)</w:t>
+            </w:r>
+          </w:p>
+        </w:tc>
+        <w:tc>
+          <w:tcPr>
+            <w:tcW w:type="dxa" w:w="2551"/>
+            <w:shd w:val="clear" w:color="auto" w:fill="FFF5F5"/>
+            <w:tcMar>
+              <w:top w:w="50" w:type="dxa"/>
+              <w:bottom w:w="50" w:type="dxa"/>
+              <w:left w:w="100" w:type="dxa"/>
+              <w:right w:w="100" w:type="dxa"/>
+            </w:tcMar>
+            <w:tcBorders>
+              <w:top w:val="single" w:sz="4" w:color="D0D0D0" w:space="0"/>
+              <w:left w:val="single" w:sz="4" w:color="D0D0D0" w:space="0"/>
+              <w:bottom w:val="single" w:sz="4" w:color="D0D0D0" w:space="0"/>
+              <w:right w:val="single" w:sz="4" w:color="D0D0D0" w:space="0"/>
+            </w:tcBorders>
+          </w:tcPr>
+          <w:p>
+            <w:pPr>
+              <w:jc w:val="left"/>
+            </w:pPr>
+            <w:r>
+              <w:rPr>
+                <w:b w:val="0"/>
+                <w:i w:val="0"/>
+                <w:color w:val="222222"/>
+                <w:sz w:val="17"/>
+              </w:rPr>
+              <w:t>Pasal 38 Ayat 4 UU No. 41 Tahun 1999 tentang Kehutanan</w:t>
+            </w:r>
+          </w:p>
+        </w:tc>
+        <w:tc>
+          <w:tcPr>
+            <w:tcW w:type="dxa" w:w="4535"/>
+            <w:shd w:val="clear" w:color="auto" w:fill="FFF5F5"/>
+            <w:tcMar>
+              <w:top w:w="50" w:type="dxa"/>
+              <w:bottom w:w="50" w:type="dxa"/>
+              <w:left w:w="100" w:type="dxa"/>
+              <w:right w:w="100" w:type="dxa"/>
+            </w:tcMar>
+            <w:tcBorders>
+              <w:top w:val="single" w:sz="4" w:color="D0D0D0" w:space="0"/>
+              <w:left w:val="single" w:sz="4" w:color="D0D0D0" w:space="0"/>
+              <w:bottom w:val="single" w:sz="4" w:color="D0D0D0" w:space="0"/>
+              <w:right w:val="single" w:sz="4" w:color="D0D0D0" w:space="0"/>
+            </w:tcBorders>
+          </w:tcPr>
+          <w:p>
+            <w:pPr>
+              <w:jc w:val="left"/>
+            </w:pPr>
+            <w:r>
+              <w:rPr>
+                <w:b w:val="0"/>
+                <w:i w:val="0"/>
+                <w:color w:val="222222"/>
+                <w:sz w:val="17"/>
+              </w:rPr>
+              <w:t>Pada kawasan hutan lindung dilarang melakukan penambangan dengan pola pertambangan terbuka. Nol toleransi hukum: luas hilang &gt; 0 Ha memicu tindak pidana kehutanan.</w:t>
             </w:r>
           </w:p>
         </w:tc>
@@ -10410,7 +10251,7 @@
                 <w:color w:val="222222"/>
                 <w:sz w:val="17"/>
               </w:rPr>
-              <w:t>VERIFIED</w:t>
+              <w:t>Pasal 38 Ayat 4</w:t>
             </w:r>
           </w:p>
         </w:tc>
@@ -10418,7 +10259,7 @@
       <w:tr>
         <w:tc>
           <w:tcPr>
-            <w:tcW w:type="dxa" w:w="1417"/>
+            <w:tcW w:type="dxa" w:w="1701"/>
             <w:shd w:val="clear" w:color="auto" w:fill="FFFFFF"/>
             <w:tcMar>
               <w:top w:w="50" w:type="dxa"/>
@@ -10444,13 +10285,13 @@
                 <w:color w:val="222222"/>
                 <w:sz w:val="17"/>
               </w:rPr>
-              <w:t>Deforestasi Primer (Lahan 2)</w:t>
+              <w:t>Aktor Deforestasi (Lahan 4)</w:t>
             </w:r>
           </w:p>
         </w:tc>
         <w:tc>
           <w:tcPr>
-            <w:tcW w:type="dxa" w:w="1984"/>
+            <w:tcW w:type="dxa" w:w="2551"/>
             <w:shd w:val="clear" w:color="auto" w:fill="FFFFFF"/>
             <w:tcMar>
               <w:top w:w="50" w:type="dxa"/>
@@ -10476,13 +10317,13 @@
                 <w:color w:val="222222"/>
                 <w:sz w:val="17"/>
               </w:rPr>
-              <w:t>Dokumen Renops FOLU Net Sink 2030 KLHK</w:t>
+              <w:t>Global Forest Watch (Loss by Driver 2014–2023)</w:t>
             </w:r>
           </w:p>
         </w:tc>
         <w:tc>
           <w:tcPr>
-            <w:tcW w:type="dxa" w:w="4252"/>
+            <w:tcW w:type="dxa" w:w="4535"/>
             <w:shd w:val="clear" w:color="auto" w:fill="FFFFFF"/>
             <w:tcMar>
               <w:top w:w="50" w:type="dxa"/>
@@ -10508,39 +10349,7 @@
                 <w:color w:val="222222"/>
                 <w:sz w:val="17"/>
               </w:rPr>
-              <w:t>Batas maksimal deforestasi nasional LTS-LCCP rata-rata 57.000 Ha/tahun (kuota 11 tahun: 638.000 Ha). Deforestasi aktual Sulawesi 1,38 Juta Ha melampaui 2,1x kuota nasional.</w:t>
-            </w:r>
-          </w:p>
-        </w:tc>
-        <w:tc>
-          <w:tcPr>
-            <w:tcW w:type="dxa" w:w="1417"/>
-            <w:shd w:val="clear" w:color="auto" w:fill="FFFFFF"/>
-            <w:tcMar>
-              <w:top w:w="50" w:type="dxa"/>
-              <w:bottom w:w="50" w:type="dxa"/>
-              <w:left w:w="100" w:type="dxa"/>
-              <w:right w:w="100" w:type="dxa"/>
-            </w:tcMar>
-            <w:tcBorders>
-              <w:top w:val="single" w:sz="4" w:color="D0D0D0" w:space="0"/>
-              <w:left w:val="single" w:sz="4" w:color="D0D0D0" w:space="0"/>
-              <w:bottom w:val="single" w:sz="4" w:color="D0D0D0" w:space="0"/>
-              <w:right w:val="single" w:sz="4" w:color="D0D0D0" w:space="0"/>
-            </w:tcBorders>
-          </w:tcPr>
-          <w:p>
-            <w:pPr>
-              <w:jc w:val="center"/>
-            </w:pPr>
-            <w:r>
-              <w:rPr>
-                <w:b w:val="0"/>
-                <w:i w:val="0"/>
-                <w:color w:val="222222"/>
-                <w:sz w:val="17"/>
-              </w:rPr>
-              <w:t>Hal. 128</w:t>
+              <w:t>Komoditas ekstraktif skala besar (tambang nikel dan perkebunan monokultur sawit) memonopoli 1,00 Juta Ha kehilangan hutan, membantah mitos perladangan berpindah warga lokal.</w:t>
             </w:r>
           </w:p>
         </w:tc>
@@ -10572,7 +10381,7 @@
                 <w:color w:val="222222"/>
                 <w:sz w:val="17"/>
               </w:rPr>
-              <w:t>DEFENSIBLE</w:t>
+              <w:t>GFW Drivers</w:t>
             </w:r>
           </w:p>
         </w:tc>
@@ -10580,7 +10389,7 @@
       <w:tr>
         <w:tc>
           <w:tcPr>
-            <w:tcW w:type="dxa" w:w="1417"/>
+            <w:tcW w:type="dxa" w:w="1701"/>
             <w:shd w:val="clear" w:color="auto" w:fill="FFF5F5"/>
             <w:tcMar>
               <w:top w:w="50" w:type="dxa"/>
@@ -10606,13 +10415,13 @@
                 <w:color w:val="222222"/>
                 <w:sz w:val="17"/>
               </w:rPr>
-              <w:t>Kawasan Lindung (Lahan 3)</w:t>
+              <w:t>Kepadatan Spasial (Lahan 5)</w:t>
             </w:r>
           </w:p>
         </w:tc>
         <w:tc>
           <w:tcPr>
-            <w:tcW w:type="dxa" w:w="1984"/>
+            <w:tcW w:type="dxa" w:w="2551"/>
             <w:shd w:val="clear" w:color="auto" w:fill="FFF5F5"/>
             <w:tcMar>
               <w:top w:w="50" w:type="dxa"/>
@@ -10638,13 +10447,13 @@
                 <w:color w:val="222222"/>
                 <w:sz w:val="17"/>
               </w:rPr>
-              <w:t>Pasal 38 Ayat 4 UU No. 41 Tahun 1999 tentang Kehutanan</w:t>
+              <w:t>Kompilasi Minerba ESDM &amp; Luas Daratan BPS (2023)</w:t>
             </w:r>
           </w:p>
         </w:tc>
         <w:tc>
           <w:tcPr>
-            <w:tcW w:type="dxa" w:w="4252"/>
+            <w:tcW w:type="dxa" w:w="4535"/>
             <w:shd w:val="clear" w:color="auto" w:fill="FFF5F5"/>
             <w:tcMar>
               <w:top w:w="50" w:type="dxa"/>
@@ -10670,39 +10479,7 @@
                 <w:color w:val="222222"/>
                 <w:sz w:val="17"/>
               </w:rPr>
-              <w:t>Pada kawasan hutan lindung dilarang melakukan penambangan dengan pola pertambangan terbuka. Nol toleransi hukum: luas hilang &gt; 0 Ha memicu tindak pidana kehutanan.</w:t>
-            </w:r>
-          </w:p>
-        </w:tc>
-        <w:tc>
-          <w:tcPr>
-            <w:tcW w:type="dxa" w:w="1417"/>
-            <w:shd w:val="clear" w:color="auto" w:fill="FFF5F5"/>
-            <w:tcMar>
-              <w:top w:w="50" w:type="dxa"/>
-              <w:bottom w:w="50" w:type="dxa"/>
-              <w:left w:w="100" w:type="dxa"/>
-              <w:right w:w="100" w:type="dxa"/>
-            </w:tcMar>
-            <w:tcBorders>
-              <w:top w:val="single" w:sz="4" w:color="D0D0D0" w:space="0"/>
-              <w:left w:val="single" w:sz="4" w:color="D0D0D0" w:space="0"/>
-              <w:bottom w:val="single" w:sz="4" w:color="D0D0D0" w:space="0"/>
-              <w:right w:val="single" w:sz="4" w:color="D0D0D0" w:space="0"/>
-            </w:tcBorders>
-          </w:tcPr>
-          <w:p>
-            <w:pPr>
-              <w:jc w:val="center"/>
-            </w:pPr>
-            <w:r>
-              <w:rPr>
-                <w:b w:val="0"/>
-                <w:i w:val="0"/>
-                <w:color w:val="222222"/>
-                <w:sz w:val="17"/>
-              </w:rPr>
-              <w:t>Pasal 38 Ayat 4</w:t>
+              <w:t>Carrying capacity tata ruang membatasi rasio konsesi tambang maksimal 10% dari luas daratan. Total IUP nikel aktif menyita 1,18 Juta Ha daratan Sulawesi (rasio 6.3%).</w:t>
             </w:r>
           </w:p>
         </w:tc>
@@ -10734,331 +10511,7 @@
                 <w:color w:val="222222"/>
                 <w:sz w:val="17"/>
               </w:rPr>
-              <w:t>VERIFIED</w:t>
-            </w:r>
-          </w:p>
-        </w:tc>
-      </w:tr>
-      <w:tr>
-        <w:tc>
-          <w:tcPr>
-            <w:tcW w:type="dxa" w:w="1417"/>
-            <w:shd w:val="clear" w:color="auto" w:fill="FFFFFF"/>
-            <w:tcMar>
-              <w:top w:w="50" w:type="dxa"/>
-              <w:bottom w:w="50" w:type="dxa"/>
-              <w:left w:w="100" w:type="dxa"/>
-              <w:right w:w="100" w:type="dxa"/>
-            </w:tcMar>
-            <w:tcBorders>
-              <w:top w:val="single" w:sz="4" w:color="D0D0D0" w:space="0"/>
-              <w:left w:val="single" w:sz="4" w:color="D0D0D0" w:space="0"/>
-              <w:bottom w:val="single" w:sz="4" w:color="D0D0D0" w:space="0"/>
-              <w:right w:val="single" w:sz="4" w:color="D0D0D0" w:space="0"/>
-            </w:tcBorders>
-          </w:tcPr>
-          <w:p>
-            <w:pPr>
-              <w:jc w:val="left"/>
-            </w:pPr>
-            <w:r>
-              <w:rPr>
-                <w:b w:val="0"/>
-                <w:i w:val="0"/>
-                <w:color w:val="222222"/>
-                <w:sz w:val="17"/>
-              </w:rPr>
-              <w:t>Aktor Deforestasi (Lahan 4)</w:t>
-            </w:r>
-          </w:p>
-        </w:tc>
-        <w:tc>
-          <w:tcPr>
-            <w:tcW w:type="dxa" w:w="1984"/>
-            <w:shd w:val="clear" w:color="auto" w:fill="FFFFFF"/>
-            <w:tcMar>
-              <w:top w:w="50" w:type="dxa"/>
-              <w:bottom w:w="50" w:type="dxa"/>
-              <w:left w:w="100" w:type="dxa"/>
-              <w:right w:w="100" w:type="dxa"/>
-            </w:tcMar>
-            <w:tcBorders>
-              <w:top w:val="single" w:sz="4" w:color="D0D0D0" w:space="0"/>
-              <w:left w:val="single" w:sz="4" w:color="D0D0D0" w:space="0"/>
-              <w:bottom w:val="single" w:sz="4" w:color="D0D0D0" w:space="0"/>
-              <w:right w:val="single" w:sz="4" w:color="D0D0D0" w:space="0"/>
-            </w:tcBorders>
-          </w:tcPr>
-          <w:p>
-            <w:pPr>
-              <w:jc w:val="left"/>
-            </w:pPr>
-            <w:r>
-              <w:rPr>
-                <w:b w:val="0"/>
-                <w:i w:val="0"/>
-                <w:color w:val="222222"/>
-                <w:sz w:val="17"/>
-              </w:rPr>
-              <w:t>Global Forest Watch (Loss by Driver 2014–2023)</w:t>
-            </w:r>
-          </w:p>
-        </w:tc>
-        <w:tc>
-          <w:tcPr>
-            <w:tcW w:type="dxa" w:w="4252"/>
-            <w:shd w:val="clear" w:color="auto" w:fill="FFFFFF"/>
-            <w:tcMar>
-              <w:top w:w="50" w:type="dxa"/>
-              <w:bottom w:w="50" w:type="dxa"/>
-              <w:left w:w="100" w:type="dxa"/>
-              <w:right w:w="100" w:type="dxa"/>
-            </w:tcMar>
-            <w:tcBorders>
-              <w:top w:val="single" w:sz="4" w:color="D0D0D0" w:space="0"/>
-              <w:left w:val="single" w:sz="4" w:color="D0D0D0" w:space="0"/>
-              <w:bottom w:val="single" w:sz="4" w:color="D0D0D0" w:space="0"/>
-              <w:right w:val="single" w:sz="4" w:color="D0D0D0" w:space="0"/>
-            </w:tcBorders>
-          </w:tcPr>
-          <w:p>
-            <w:pPr>
-              <w:jc w:val="left"/>
-            </w:pPr>
-            <w:r>
-              <w:rPr>
-                <w:b w:val="0"/>
-                <w:i w:val="0"/>
-                <w:color w:val="222222"/>
-                <w:sz w:val="17"/>
-              </w:rPr>
-              <w:t>Komoditas ekstraktif skala besar (tambang nikel dan perkebunan monokultur sawit) memonopoli 1,00 Juta Ha kehilangan hutan, membantah mitos perladangan berpindah warga lokal.</w:t>
-            </w:r>
-          </w:p>
-        </w:tc>
-        <w:tc>
-          <w:tcPr>
-            <w:tcW w:type="dxa" w:w="1417"/>
-            <w:shd w:val="clear" w:color="auto" w:fill="FFFFFF"/>
-            <w:tcMar>
-              <w:top w:w="50" w:type="dxa"/>
-              <w:bottom w:w="50" w:type="dxa"/>
-              <w:left w:w="100" w:type="dxa"/>
-              <w:right w:w="100" w:type="dxa"/>
-            </w:tcMar>
-            <w:tcBorders>
-              <w:top w:val="single" w:sz="4" w:color="D0D0D0" w:space="0"/>
-              <w:left w:val="single" w:sz="4" w:color="D0D0D0" w:space="0"/>
-              <w:bottom w:val="single" w:sz="4" w:color="D0D0D0" w:space="0"/>
-              <w:right w:val="single" w:sz="4" w:color="D0D0D0" w:space="0"/>
-            </w:tcBorders>
-          </w:tcPr>
-          <w:p>
-            <w:pPr>
-              <w:jc w:val="center"/>
-            </w:pPr>
-            <w:r>
-              <w:rPr>
-                <w:b w:val="0"/>
-                <w:i w:val="0"/>
-                <w:color w:val="222222"/>
-                <w:sz w:val="17"/>
-              </w:rPr>
-              <w:t>GFW Drivers</w:t>
-            </w:r>
-          </w:p>
-        </w:tc>
-        <w:tc>
-          <w:tcPr>
-            <w:tcW w:type="dxa" w:w="1134"/>
-            <w:shd w:val="clear" w:color="auto" w:fill="FFFFFF"/>
-            <w:tcMar>
-              <w:top w:w="50" w:type="dxa"/>
-              <w:bottom w:w="50" w:type="dxa"/>
-              <w:left w:w="100" w:type="dxa"/>
-              <w:right w:w="100" w:type="dxa"/>
-            </w:tcMar>
-            <w:tcBorders>
-              <w:top w:val="single" w:sz="4" w:color="D0D0D0" w:space="0"/>
-              <w:left w:val="single" w:sz="4" w:color="D0D0D0" w:space="0"/>
-              <w:bottom w:val="single" w:sz="4" w:color="D0D0D0" w:space="0"/>
-              <w:right w:val="single" w:sz="4" w:color="D0D0D0" w:space="0"/>
-            </w:tcBorders>
-          </w:tcPr>
-          <w:p>
-            <w:pPr>
-              <w:jc w:val="center"/>
-            </w:pPr>
-            <w:r>
-              <w:rPr>
-                <w:b w:val="0"/>
-                <w:i w:val="0"/>
-                <w:color w:val="222222"/>
-                <w:sz w:val="17"/>
-              </w:rPr>
-              <w:t>VERIFIED</w:t>
-            </w:r>
-          </w:p>
-        </w:tc>
-      </w:tr>
-      <w:tr>
-        <w:tc>
-          <w:tcPr>
-            <w:tcW w:type="dxa" w:w="1417"/>
-            <w:shd w:val="clear" w:color="auto" w:fill="FFF5F5"/>
-            <w:tcMar>
-              <w:top w:w="50" w:type="dxa"/>
-              <w:bottom w:w="50" w:type="dxa"/>
-              <w:left w:w="100" w:type="dxa"/>
-              <w:right w:w="100" w:type="dxa"/>
-            </w:tcMar>
-            <w:tcBorders>
-              <w:top w:val="single" w:sz="4" w:color="D0D0D0" w:space="0"/>
-              <w:left w:val="single" w:sz="4" w:color="D0D0D0" w:space="0"/>
-              <w:bottom w:val="single" w:sz="4" w:color="D0D0D0" w:space="0"/>
-              <w:right w:val="single" w:sz="4" w:color="D0D0D0" w:space="0"/>
-            </w:tcBorders>
-          </w:tcPr>
-          <w:p>
-            <w:pPr>
-              <w:jc w:val="left"/>
-            </w:pPr>
-            <w:r>
-              <w:rPr>
-                <w:b w:val="0"/>
-                <w:i w:val="0"/>
-                <w:color w:val="222222"/>
-                <w:sz w:val="17"/>
-              </w:rPr>
-              <w:t>Kepadatan Spasial (Lahan 5)</w:t>
-            </w:r>
-          </w:p>
-        </w:tc>
-        <w:tc>
-          <w:tcPr>
-            <w:tcW w:type="dxa" w:w="1984"/>
-            <w:shd w:val="clear" w:color="auto" w:fill="FFF5F5"/>
-            <w:tcMar>
-              <w:top w:w="50" w:type="dxa"/>
-              <w:bottom w:w="50" w:type="dxa"/>
-              <w:left w:w="100" w:type="dxa"/>
-              <w:right w:w="100" w:type="dxa"/>
-            </w:tcMar>
-            <w:tcBorders>
-              <w:top w:val="single" w:sz="4" w:color="D0D0D0" w:space="0"/>
-              <w:left w:val="single" w:sz="4" w:color="D0D0D0" w:space="0"/>
-              <w:bottom w:val="single" w:sz="4" w:color="D0D0D0" w:space="0"/>
-              <w:right w:val="single" w:sz="4" w:color="D0D0D0" w:space="0"/>
-            </w:tcBorders>
-          </w:tcPr>
-          <w:p>
-            <w:pPr>
-              <w:jc w:val="left"/>
-            </w:pPr>
-            <w:r>
-              <w:rPr>
-                <w:b w:val="0"/>
-                <w:i w:val="0"/>
-                <w:color w:val="222222"/>
-                <w:sz w:val="17"/>
-              </w:rPr>
-              <w:t>Kompilasi Minerba ESDM &amp; Luas Daratan BPS (2023)</w:t>
-            </w:r>
-          </w:p>
-        </w:tc>
-        <w:tc>
-          <w:tcPr>
-            <w:tcW w:type="dxa" w:w="4252"/>
-            <w:shd w:val="clear" w:color="auto" w:fill="FFF5F5"/>
-            <w:tcMar>
-              <w:top w:w="50" w:type="dxa"/>
-              <w:bottom w:w="50" w:type="dxa"/>
-              <w:left w:w="100" w:type="dxa"/>
-              <w:right w:w="100" w:type="dxa"/>
-            </w:tcMar>
-            <w:tcBorders>
-              <w:top w:val="single" w:sz="4" w:color="D0D0D0" w:space="0"/>
-              <w:left w:val="single" w:sz="4" w:color="D0D0D0" w:space="0"/>
-              <w:bottom w:val="single" w:sz="4" w:color="D0D0D0" w:space="0"/>
-              <w:right w:val="single" w:sz="4" w:color="D0D0D0" w:space="0"/>
-            </w:tcBorders>
-          </w:tcPr>
-          <w:p>
-            <w:pPr>
-              <w:jc w:val="left"/>
-            </w:pPr>
-            <w:r>
-              <w:rPr>
-                <w:b w:val="0"/>
-                <w:i w:val="0"/>
-                <w:color w:val="222222"/>
-                <w:sz w:val="17"/>
-              </w:rPr>
-              <w:t>Carrying capacity tata ruang membatasi rasio konsesi tambang maksimal 10% dari luas daratan. Total IUP nikel aktif menyita 1,18 Juta Ha daratan Sulawesi (rasio 6.3%).</w:t>
-            </w:r>
-          </w:p>
-        </w:tc>
-        <w:tc>
-          <w:tcPr>
-            <w:tcW w:type="dxa" w:w="1417"/>
-            <w:shd w:val="clear" w:color="auto" w:fill="FFF5F5"/>
-            <w:tcMar>
-              <w:top w:w="50" w:type="dxa"/>
-              <w:bottom w:w="50" w:type="dxa"/>
-              <w:left w:w="100" w:type="dxa"/>
-              <w:right w:w="100" w:type="dxa"/>
-            </w:tcMar>
-            <w:tcBorders>
-              <w:top w:val="single" w:sz="4" w:color="D0D0D0" w:space="0"/>
-              <w:left w:val="single" w:sz="4" w:color="D0D0D0" w:space="0"/>
-              <w:bottom w:val="single" w:sz="4" w:color="D0D0D0" w:space="0"/>
-              <w:right w:val="single" w:sz="4" w:color="D0D0D0" w:space="0"/>
-            </w:tcBorders>
-          </w:tcPr>
-          <w:p>
-            <w:pPr>
-              <w:jc w:val="center"/>
-            </w:pPr>
-            <w:r>
-              <w:rPr>
-                <w:b w:val="0"/>
-                <w:i w:val="0"/>
-                <w:color w:val="222222"/>
-                <w:sz w:val="17"/>
-              </w:rPr>
               <w:t>Minerba ESDM</w:t>
-            </w:r>
-          </w:p>
-        </w:tc>
-        <w:tc>
-          <w:tcPr>
-            <w:tcW w:type="dxa" w:w="1134"/>
-            <w:shd w:val="clear" w:color="auto" w:fill="FFF5F5"/>
-            <w:tcMar>
-              <w:top w:w="50" w:type="dxa"/>
-              <w:bottom w:w="50" w:type="dxa"/>
-              <w:left w:w="100" w:type="dxa"/>
-              <w:right w:w="100" w:type="dxa"/>
-            </w:tcMar>
-            <w:tcBorders>
-              <w:top w:val="single" w:sz="4" w:color="D0D0D0" w:space="0"/>
-              <w:left w:val="single" w:sz="4" w:color="D0D0D0" w:space="0"/>
-              <w:bottom w:val="single" w:sz="4" w:color="D0D0D0" w:space="0"/>
-              <w:right w:val="single" w:sz="4" w:color="D0D0D0" w:space="0"/>
-            </w:tcBorders>
-          </w:tcPr>
-          <w:p>
-            <w:pPr>
-              <w:jc w:val="center"/>
-            </w:pPr>
-            <w:r>
-              <w:rPr>
-                <w:b w:val="0"/>
-                <w:i w:val="0"/>
-                <w:color w:val="222222"/>
-                <w:sz w:val="17"/>
-              </w:rPr>
-              <w:t>DEFENSIBLE</w:t>
             </w:r>
           </w:p>
         </w:tc>
@@ -13575,16 +13028,15 @@
         <w:tblLook w:firstColumn="1" w:firstRow="1" w:lastColumn="0" w:lastRow="0" w:noHBand="0" w:noVBand="1" w:val="04A0"/>
       </w:tblPr>
       <w:tblGrid>
-        <w:gridCol w:w="1928"/>
-        <w:gridCol w:w="1928"/>
-        <w:gridCol w:w="1928"/>
-        <w:gridCol w:w="1928"/>
-        <w:gridCol w:w="1928"/>
+        <w:gridCol w:w="2409"/>
+        <w:gridCol w:w="2409"/>
+        <w:gridCol w:w="2409"/>
+        <w:gridCol w:w="2409"/>
       </w:tblGrid>
       <w:tr>
         <w:tc>
           <w:tcPr>
-            <w:tcW w:type="dxa" w:w="1417"/>
+            <w:tcW w:type="dxa" w:w="1701"/>
             <w:shd w:val="clear" w:color="auto" w:fill="B71C1C"/>
             <w:tcMar>
               <w:top w:w="70" w:type="dxa"/>
@@ -13616,7 +13068,7 @@
         </w:tc>
         <w:tc>
           <w:tcPr>
-            <w:tcW w:type="dxa" w:w="1984"/>
+            <w:tcW w:type="dxa" w:w="2551"/>
             <w:shd w:val="clear" w:color="auto" w:fill="B71C1C"/>
             <w:tcMar>
               <w:top w:w="70" w:type="dxa"/>
@@ -13648,7 +13100,7 @@
         </w:tc>
         <w:tc>
           <w:tcPr>
-            <w:tcW w:type="dxa" w:w="4252"/>
+            <w:tcW w:type="dxa" w:w="4535"/>
             <w:shd w:val="clear" w:color="auto" w:fill="B71C1C"/>
             <w:tcMar>
               <w:top w:w="70" w:type="dxa"/>
@@ -13680,7 +13132,7 @@
         </w:tc>
         <w:tc>
           <w:tcPr>
-            <w:tcW w:type="dxa" w:w="1417"/>
+            <w:tcW w:type="dxa" w:w="1134"/>
             <w:shd w:val="clear" w:color="auto" w:fill="B71C1C"/>
             <w:tcMar>
               <w:top w:w="70" w:type="dxa"/>
@@ -13710,43 +13162,11 @@
             </w:r>
           </w:p>
         </w:tc>
-        <w:tc>
-          <w:tcPr>
-            <w:tcW w:type="dxa" w:w="1134"/>
-            <w:shd w:val="clear" w:color="auto" w:fill="B71C1C"/>
-            <w:tcMar>
-              <w:top w:w="70" w:type="dxa"/>
-              <w:bottom w:w="70" w:type="dxa"/>
-              <w:left w:w="100" w:type="dxa"/>
-              <w:right w:w="100" w:type="dxa"/>
-            </w:tcMar>
-            <w:tcBorders>
-              <w:top w:val="single" w:sz="4" w:color="D0D0D0" w:space="0"/>
-              <w:left w:val="single" w:sz="4" w:color="D0D0D0" w:space="0"/>
-              <w:bottom w:val="single" w:sz="8" w:color="880E4F" w:space="0"/>
-              <w:right w:val="single" w:sz="4" w:color="D0D0D0" w:space="0"/>
-            </w:tcBorders>
-          </w:tcPr>
-          <w:p>
-            <w:pPr>
-              <w:jc w:val="center"/>
-            </w:pPr>
-            <w:r>
-              <w:rPr>
-                <w:b/>
-                <w:i w:val="0"/>
-                <w:color w:val="FFFFFF"/>
-                <w:sz w:val="17"/>
-              </w:rPr>
-              <w:t>Status Audit</w:t>
-            </w:r>
-          </w:p>
-        </w:tc>
       </w:tr>
       <w:tr>
         <w:tc>
           <w:tcPr>
-            <w:tcW w:type="dxa" w:w="1417"/>
+            <w:tcW w:type="dxa" w:w="1701"/>
             <w:shd w:val="clear" w:color="auto" w:fill="FFF5F5"/>
             <w:tcMar>
               <w:top w:w="50" w:type="dxa"/>
@@ -13778,7 +13198,7 @@
         </w:tc>
         <w:tc>
           <w:tcPr>
-            <w:tcW w:type="dxa" w:w="1984"/>
+            <w:tcW w:type="dxa" w:w="2551"/>
             <w:shd w:val="clear" w:color="auto" w:fill="FFF5F5"/>
             <w:tcMar>
               <w:top w:w="50" w:type="dxa"/>
@@ -13810,7 +13230,7 @@
         </w:tc>
         <w:tc>
           <w:tcPr>
-            <w:tcW w:type="dxa" w:w="4252"/>
+            <w:tcW w:type="dxa" w:w="4535"/>
             <w:shd w:val="clear" w:color="auto" w:fill="FFF5F5"/>
             <w:tcMar>
               <w:top w:w="50" w:type="dxa"/>
@@ -13842,7 +13262,7 @@
         </w:tc>
         <w:tc>
           <w:tcPr>
-            <w:tcW w:type="dxa" w:w="1417"/>
+            <w:tcW w:type="dxa" w:w="1134"/>
             <w:shd w:val="clear" w:color="auto" w:fill="FFF5F5"/>
             <w:tcMar>
               <w:top w:w="50" w:type="dxa"/>
@@ -13869,6 +13289,234 @@
                 <w:sz w:val="17"/>
               </w:rPr>
               <w:t>IFC PS7 &amp; Equator IV</w:t>
+            </w:r>
+          </w:p>
+        </w:tc>
+      </w:tr>
+      <w:tr>
+        <w:tc>
+          <w:tcPr>
+            <w:tcW w:type="dxa" w:w="1701"/>
+            <w:shd w:val="clear" w:color="auto" w:fill="FFFFFF"/>
+            <w:tcMar>
+              <w:top w:w="50" w:type="dxa"/>
+              <w:bottom w:w="50" w:type="dxa"/>
+              <w:left w:w="100" w:type="dxa"/>
+              <w:right w:w="100" w:type="dxa"/>
+            </w:tcMar>
+            <w:tcBorders>
+              <w:top w:val="single" w:sz="4" w:color="D0D0D0" w:space="0"/>
+              <w:left w:val="single" w:sz="4" w:color="D0D0D0" w:space="0"/>
+              <w:bottom w:val="single" w:sz="4" w:color="D0D0D0" w:space="0"/>
+              <w:right w:val="single" w:sz="4" w:color="D0D0D0" w:space="0"/>
+            </w:tcBorders>
+          </w:tcPr>
+          <w:p>
+            <w:pPr>
+              <w:jc w:val="left"/>
+            </w:pPr>
+            <w:r>
+              <w:rPr>
+                <w:b w:val="0"/>
+                <w:i w:val="0"/>
+                <w:color w:val="222222"/>
+                <w:sz w:val="17"/>
+              </w:rPr>
+              <w:t>Perampasan Ruang (Sosial 2)</w:t>
+            </w:r>
+          </w:p>
+        </w:tc>
+        <w:tc>
+          <w:tcPr>
+            <w:tcW w:type="dxa" w:w="2551"/>
+            <w:shd w:val="clear" w:color="auto" w:fill="FFFFFF"/>
+            <w:tcMar>
+              <w:top w:w="50" w:type="dxa"/>
+              <w:bottom w:w="50" w:type="dxa"/>
+              <w:left w:w="100" w:type="dxa"/>
+              <w:right w:w="100" w:type="dxa"/>
+            </w:tcMar>
+            <w:tcBorders>
+              <w:top w:val="single" w:sz="4" w:color="D0D0D0" w:space="0"/>
+              <w:left w:val="single" w:sz="4" w:color="D0D0D0" w:space="0"/>
+              <w:bottom w:val="single" w:sz="4" w:color="D0D0D0" w:space="0"/>
+              <w:right w:val="single" w:sz="4" w:color="D0D0D0" w:space="0"/>
+            </w:tcBorders>
+          </w:tcPr>
+          <w:p>
+            <w:pPr>
+              <w:jc w:val="left"/>
+            </w:pPr>
+            <w:r>
+              <w:rPr>
+                <w:b w:val="0"/>
+                <w:i w:val="0"/>
+                <w:color w:val="222222"/>
+                <w:sz w:val="17"/>
+              </w:rPr>
+              <w:t>Laporan Tahunan CATAHU KPA (2023)</w:t>
+            </w:r>
+          </w:p>
+        </w:tc>
+        <w:tc>
+          <w:tcPr>
+            <w:tcW w:type="dxa" w:w="4535"/>
+            <w:shd w:val="clear" w:color="auto" w:fill="FFFFFF"/>
+            <w:tcMar>
+              <w:top w:w="50" w:type="dxa"/>
+              <w:bottom w:w="50" w:type="dxa"/>
+              <w:left w:w="100" w:type="dxa"/>
+              <w:right w:w="100" w:type="dxa"/>
+            </w:tcMar>
+            <w:tcBorders>
+              <w:top w:val="single" w:sz="4" w:color="D0D0D0" w:space="0"/>
+              <w:left w:val="single" w:sz="4" w:color="D0D0D0" w:space="0"/>
+              <w:bottom w:val="single" w:sz="4" w:color="D0D0D0" w:space="0"/>
+              <w:right w:val="single" w:sz="4" w:color="D0D0D0" w:space="0"/>
+            </w:tcBorders>
+          </w:tcPr>
+          <w:p>
+            <w:pPr>
+              <w:jc w:val="left"/>
+            </w:pPr>
+            <w:r>
+              <w:rPr>
+                <w:b w:val="0"/>
+                <w:i w:val="0"/>
+                <w:color w:val="222222"/>
+                <w:sz w:val="17"/>
+              </w:rPr>
+              <w:t>Beban krisis agraria nasional mencapai 542.432 jiwa; alokasi proporsional demografi Sulawesi (7.4%) menetapkan threshold darurat kemanusiaan sebesar 40.000 jiwa.</w:t>
+            </w:r>
+          </w:p>
+        </w:tc>
+        <w:tc>
+          <w:tcPr>
+            <w:tcW w:type="dxa" w:w="1134"/>
+            <w:shd w:val="clear" w:color="auto" w:fill="FFFFFF"/>
+            <w:tcMar>
+              <w:top w:w="50" w:type="dxa"/>
+              <w:bottom w:w="50" w:type="dxa"/>
+              <w:left w:w="100" w:type="dxa"/>
+              <w:right w:w="100" w:type="dxa"/>
+            </w:tcMar>
+            <w:tcBorders>
+              <w:top w:val="single" w:sz="4" w:color="D0D0D0" w:space="0"/>
+              <w:left w:val="single" w:sz="4" w:color="D0D0D0" w:space="0"/>
+              <w:bottom w:val="single" w:sz="4" w:color="D0D0D0" w:space="0"/>
+              <w:right w:val="single" w:sz="4" w:color="D0D0D0" w:space="0"/>
+            </w:tcBorders>
+          </w:tcPr>
+          <w:p>
+            <w:pPr>
+              <w:jc w:val="center"/>
+            </w:pPr>
+            <w:r>
+              <w:rPr>
+                <w:b w:val="0"/>
+                <w:i w:val="0"/>
+                <w:color w:val="222222"/>
+                <w:sz w:val="17"/>
+              </w:rPr>
+              <w:t>Hal. 8</w:t>
+            </w:r>
+          </w:p>
+        </w:tc>
+      </w:tr>
+      <w:tr>
+        <w:tc>
+          <w:tcPr>
+            <w:tcW w:type="dxa" w:w="1701"/>
+            <w:shd w:val="clear" w:color="auto" w:fill="FFF5F5"/>
+            <w:tcMar>
+              <w:top w:w="50" w:type="dxa"/>
+              <w:bottom w:w="50" w:type="dxa"/>
+              <w:left w:w="100" w:type="dxa"/>
+              <w:right w:w="100" w:type="dxa"/>
+            </w:tcMar>
+            <w:tcBorders>
+              <w:top w:val="single" w:sz="4" w:color="D0D0D0" w:space="0"/>
+              <w:left w:val="single" w:sz="4" w:color="D0D0D0" w:space="0"/>
+              <w:bottom w:val="single" w:sz="4" w:color="D0D0D0" w:space="0"/>
+              <w:right w:val="single" w:sz="4" w:color="D0D0D0" w:space="0"/>
+            </w:tcBorders>
+          </w:tcPr>
+          <w:p>
+            <w:pPr>
+              <w:jc w:val="left"/>
+            </w:pPr>
+            <w:r>
+              <w:rPr>
+                <w:b w:val="0"/>
+                <w:i w:val="0"/>
+                <w:color w:val="222222"/>
+                <w:sz w:val="17"/>
+              </w:rPr>
+              <w:t>Kriminalisasi HAM (Sosial 3)</w:t>
+            </w:r>
+          </w:p>
+        </w:tc>
+        <w:tc>
+          <w:tcPr>
+            <w:tcW w:type="dxa" w:w="2551"/>
+            <w:shd w:val="clear" w:color="auto" w:fill="FFF5F5"/>
+            <w:tcMar>
+              <w:top w:w="50" w:type="dxa"/>
+              <w:bottom w:w="50" w:type="dxa"/>
+              <w:left w:w="100" w:type="dxa"/>
+              <w:right w:w="100" w:type="dxa"/>
+            </w:tcMar>
+            <w:tcBorders>
+              <w:top w:val="single" w:sz="4" w:color="D0D0D0" w:space="0"/>
+              <w:left w:val="single" w:sz="4" w:color="D0D0D0" w:space="0"/>
+              <w:bottom w:val="single" w:sz="4" w:color="D0D0D0" w:space="0"/>
+              <w:right w:val="single" w:sz="4" w:color="D0D0D0" w:space="0"/>
+            </w:tcBorders>
+          </w:tcPr>
+          <w:p>
+            <w:pPr>
+              <w:jc w:val="left"/>
+            </w:pPr>
+            <w:r>
+              <w:rPr>
+                <w:b w:val="0"/>
+                <w:i w:val="0"/>
+                <w:color w:val="222222"/>
+                <w:sz w:val="17"/>
+              </w:rPr>
+              <w:t>UU No. 32/2009 (Pasal 66 Anti-SLAPP) &amp; Satya Bumi (2023)</w:t>
+            </w:r>
+          </w:p>
+        </w:tc>
+        <w:tc>
+          <w:tcPr>
+            <w:tcW w:type="dxa" w:w="4535"/>
+            <w:shd w:val="clear" w:color="auto" w:fill="FFF5F5"/>
+            <w:tcMar>
+              <w:top w:w="50" w:type="dxa"/>
+              <w:bottom w:w="50" w:type="dxa"/>
+              <w:left w:w="100" w:type="dxa"/>
+              <w:right w:w="100" w:type="dxa"/>
+            </w:tcMar>
+            <w:tcBorders>
+              <w:top w:val="single" w:sz="4" w:color="D0D0D0" w:space="0"/>
+              <w:left w:val="single" w:sz="4" w:color="D0D0D0" w:space="0"/>
+              <w:bottom w:val="single" w:sz="4" w:color="D0D0D0" w:space="0"/>
+              <w:right w:val="single" w:sz="4" w:color="D0D0D0" w:space="0"/>
+            </w:tcBorders>
+          </w:tcPr>
+          <w:p>
+            <w:pPr>
+              <w:jc w:val="left"/>
+            </w:pPr>
+            <w:r>
+              <w:rPr>
+                <w:b w:val="0"/>
+                <w:i w:val="0"/>
+                <w:color w:val="222222"/>
+                <w:sz w:val="17"/>
+              </w:rPr>
+              <w:t>Perlindungan hukum pembela hak lingkungan hidup. Threshold 10 insiden diturunkan dari batas deviasi statistik Mean + 1 SD dari 6 provinsi se-Sulawesi (Mean=5.67, SD=3.90).</w:t>
             </w:r>
           </w:p>
         </w:tc>
@@ -13900,7 +13548,7 @@
                 <w:color w:val="222222"/>
                 <w:sz w:val="17"/>
               </w:rPr>
-              <w:t>VERIFIED</w:t>
+              <w:t>Ps. 66 &amp; Metodologi KPA</w:t>
             </w:r>
           </w:p>
         </w:tc>
@@ -13908,7 +13556,7 @@
       <w:tr>
         <w:tc>
           <w:tcPr>
-            <w:tcW w:type="dxa" w:w="1417"/>
+            <w:tcW w:type="dxa" w:w="1701"/>
             <w:shd w:val="clear" w:color="auto" w:fill="FFFFFF"/>
             <w:tcMar>
               <w:top w:w="50" w:type="dxa"/>
@@ -13934,13 +13582,13 @@
                 <w:color w:val="222222"/>
                 <w:sz w:val="17"/>
               </w:rPr>
-              <w:t>Perampasan Ruang (Sosial 2)</w:t>
+              <w:t>Defisit Faskes SPA (Sosial 4)</w:t>
             </w:r>
           </w:p>
         </w:tc>
         <w:tc>
           <w:tcPr>
-            <w:tcW w:type="dxa" w:w="1984"/>
+            <w:tcW w:type="dxa" w:w="2551"/>
             <w:shd w:val="clear" w:color="auto" w:fill="FFFFFF"/>
             <w:tcMar>
               <w:top w:w="50" w:type="dxa"/>
@@ -13966,13 +13614,13 @@
                 <w:color w:val="222222"/>
                 <w:sz w:val="17"/>
               </w:rPr>
-              <w:t>Laporan Tahunan CATAHU KPA (2023)</w:t>
+              <w:t>Lampiran Perpres RPJMN 2025–2029 &amp; Permenkes No. 6/2024</w:t>
             </w:r>
           </w:p>
         </w:tc>
         <w:tc>
           <w:tcPr>
-            <w:tcW w:type="dxa" w:w="4252"/>
+            <w:tcW w:type="dxa" w:w="4535"/>
             <w:shd w:val="clear" w:color="auto" w:fill="FFFFFF"/>
             <w:tcMar>
               <w:top w:w="50" w:type="dxa"/>
@@ -13998,39 +13646,7 @@
                 <w:color w:val="222222"/>
                 <w:sz w:val="17"/>
               </w:rPr>
-              <w:t>Beban krisis agraria nasional mencapai 542.432 jiwa; alokasi proporsional demografi Sulawesi (7.4%) menetapkan threshold darurat kemanusiaan sebesar 40.000 jiwa.</w:t>
-            </w:r>
-          </w:p>
-        </w:tc>
-        <w:tc>
-          <w:tcPr>
-            <w:tcW w:type="dxa" w:w="1417"/>
-            <w:shd w:val="clear" w:color="auto" w:fill="FFFFFF"/>
-            <w:tcMar>
-              <w:top w:w="50" w:type="dxa"/>
-              <w:bottom w:w="50" w:type="dxa"/>
-              <w:left w:w="100" w:type="dxa"/>
-              <w:right w:w="100" w:type="dxa"/>
-            </w:tcMar>
-            <w:tcBorders>
-              <w:top w:val="single" w:sz="4" w:color="D0D0D0" w:space="0"/>
-              <w:left w:val="single" w:sz="4" w:color="D0D0D0" w:space="0"/>
-              <w:bottom w:val="single" w:sz="4" w:color="D0D0D0" w:space="0"/>
-              <w:right w:val="single" w:sz="4" w:color="D0D0D0" w:space="0"/>
-            </w:tcBorders>
-          </w:tcPr>
-          <w:p>
-            <w:pPr>
-              <w:jc w:val="center"/>
-            </w:pPr>
-            <w:r>
-              <w:rPr>
-                <w:b w:val="0"/>
-                <w:i w:val="0"/>
-                <w:color w:val="222222"/>
-                <w:sz w:val="17"/>
-              </w:rPr>
-              <w:t>Hal. 8</w:t>
+              <w:t>Target pemenuhan sarana, prasarana, dan alat kesehatan (SPA) Puskesmas minimal 80%. Kesenjangan (gap) diukur dari capaian riil ASPAK Kemenkes.</w:t>
             </w:r>
           </w:p>
         </w:tc>
@@ -14062,331 +13678,7 @@
                 <w:color w:val="222222"/>
                 <w:sz w:val="17"/>
               </w:rPr>
-              <w:t>VERIFIED</w:t>
-            </w:r>
-          </w:p>
-        </w:tc>
-      </w:tr>
-      <w:tr>
-        <w:tc>
-          <w:tcPr>
-            <w:tcW w:type="dxa" w:w="1417"/>
-            <w:shd w:val="clear" w:color="auto" w:fill="FFF5F5"/>
-            <w:tcMar>
-              <w:top w:w="50" w:type="dxa"/>
-              <w:bottom w:w="50" w:type="dxa"/>
-              <w:left w:w="100" w:type="dxa"/>
-              <w:right w:w="100" w:type="dxa"/>
-            </w:tcMar>
-            <w:tcBorders>
-              <w:top w:val="single" w:sz="4" w:color="D0D0D0" w:space="0"/>
-              <w:left w:val="single" w:sz="4" w:color="D0D0D0" w:space="0"/>
-              <w:bottom w:val="single" w:sz="4" w:color="D0D0D0" w:space="0"/>
-              <w:right w:val="single" w:sz="4" w:color="D0D0D0" w:space="0"/>
-            </w:tcBorders>
-          </w:tcPr>
-          <w:p>
-            <w:pPr>
-              <w:jc w:val="left"/>
-            </w:pPr>
-            <w:r>
-              <w:rPr>
-                <w:b w:val="0"/>
-                <w:i w:val="0"/>
-                <w:color w:val="222222"/>
-                <w:sz w:val="17"/>
-              </w:rPr>
-              <w:t>Kriminalisasi HAM (Sosial 3)</w:t>
-            </w:r>
-          </w:p>
-        </w:tc>
-        <w:tc>
-          <w:tcPr>
-            <w:tcW w:type="dxa" w:w="1984"/>
-            <w:shd w:val="clear" w:color="auto" w:fill="FFF5F5"/>
-            <w:tcMar>
-              <w:top w:w="50" w:type="dxa"/>
-              <w:bottom w:w="50" w:type="dxa"/>
-              <w:left w:w="100" w:type="dxa"/>
-              <w:right w:w="100" w:type="dxa"/>
-            </w:tcMar>
-            <w:tcBorders>
-              <w:top w:val="single" w:sz="4" w:color="D0D0D0" w:space="0"/>
-              <w:left w:val="single" w:sz="4" w:color="D0D0D0" w:space="0"/>
-              <w:bottom w:val="single" w:sz="4" w:color="D0D0D0" w:space="0"/>
-              <w:right w:val="single" w:sz="4" w:color="D0D0D0" w:space="0"/>
-            </w:tcBorders>
-          </w:tcPr>
-          <w:p>
-            <w:pPr>
-              <w:jc w:val="left"/>
-            </w:pPr>
-            <w:r>
-              <w:rPr>
-                <w:b w:val="0"/>
-                <w:i w:val="0"/>
-                <w:color w:val="222222"/>
-                <w:sz w:val="17"/>
-              </w:rPr>
-              <w:t>UU No. 32/2009 (Pasal 66 Anti-SLAPP) &amp; Satya Bumi (2023)</w:t>
-            </w:r>
-          </w:p>
-        </w:tc>
-        <w:tc>
-          <w:tcPr>
-            <w:tcW w:type="dxa" w:w="4252"/>
-            <w:shd w:val="clear" w:color="auto" w:fill="FFF5F5"/>
-            <w:tcMar>
-              <w:top w:w="50" w:type="dxa"/>
-              <w:bottom w:w="50" w:type="dxa"/>
-              <w:left w:w="100" w:type="dxa"/>
-              <w:right w:w="100" w:type="dxa"/>
-            </w:tcMar>
-            <w:tcBorders>
-              <w:top w:val="single" w:sz="4" w:color="D0D0D0" w:space="0"/>
-              <w:left w:val="single" w:sz="4" w:color="D0D0D0" w:space="0"/>
-              <w:bottom w:val="single" w:sz="4" w:color="D0D0D0" w:space="0"/>
-              <w:right w:val="single" w:sz="4" w:color="D0D0D0" w:space="0"/>
-            </w:tcBorders>
-          </w:tcPr>
-          <w:p>
-            <w:pPr>
-              <w:jc w:val="left"/>
-            </w:pPr>
-            <w:r>
-              <w:rPr>
-                <w:b w:val="0"/>
-                <w:i w:val="0"/>
-                <w:color w:val="222222"/>
-                <w:sz w:val="17"/>
-              </w:rPr>
-              <w:t>Perlindungan hukum pembela hak lingkungan hidup. Threshold 10 insiden diturunkan dari batas deviasi statistik Mean + 1 SD dari 6 provinsi se-Sulawesi (Mean=5.67, SD=3.90).</w:t>
-            </w:r>
-          </w:p>
-        </w:tc>
-        <w:tc>
-          <w:tcPr>
-            <w:tcW w:type="dxa" w:w="1417"/>
-            <w:shd w:val="clear" w:color="auto" w:fill="FFF5F5"/>
-            <w:tcMar>
-              <w:top w:w="50" w:type="dxa"/>
-              <w:bottom w:w="50" w:type="dxa"/>
-              <w:left w:w="100" w:type="dxa"/>
-              <w:right w:w="100" w:type="dxa"/>
-            </w:tcMar>
-            <w:tcBorders>
-              <w:top w:val="single" w:sz="4" w:color="D0D0D0" w:space="0"/>
-              <w:left w:val="single" w:sz="4" w:color="D0D0D0" w:space="0"/>
-              <w:bottom w:val="single" w:sz="4" w:color="D0D0D0" w:space="0"/>
-              <w:right w:val="single" w:sz="4" w:color="D0D0D0" w:space="0"/>
-            </w:tcBorders>
-          </w:tcPr>
-          <w:p>
-            <w:pPr>
-              <w:jc w:val="center"/>
-            </w:pPr>
-            <w:r>
-              <w:rPr>
-                <w:b w:val="0"/>
-                <w:i w:val="0"/>
-                <w:color w:val="222222"/>
-                <w:sz w:val="17"/>
-              </w:rPr>
-              <w:t>Ps. 66 &amp; Metodologi KPA</w:t>
-            </w:r>
-          </w:p>
-        </w:tc>
-        <w:tc>
-          <w:tcPr>
-            <w:tcW w:type="dxa" w:w="1134"/>
-            <w:shd w:val="clear" w:color="auto" w:fill="FFF5F5"/>
-            <w:tcMar>
-              <w:top w:w="50" w:type="dxa"/>
-              <w:bottom w:w="50" w:type="dxa"/>
-              <w:left w:w="100" w:type="dxa"/>
-              <w:right w:w="100" w:type="dxa"/>
-            </w:tcMar>
-            <w:tcBorders>
-              <w:top w:val="single" w:sz="4" w:color="D0D0D0" w:space="0"/>
-              <w:left w:val="single" w:sz="4" w:color="D0D0D0" w:space="0"/>
-              <w:bottom w:val="single" w:sz="4" w:color="D0D0D0" w:space="0"/>
-              <w:right w:val="single" w:sz="4" w:color="D0D0D0" w:space="0"/>
-            </w:tcBorders>
-          </w:tcPr>
-          <w:p>
-            <w:pPr>
-              <w:jc w:val="center"/>
-            </w:pPr>
-            <w:r>
-              <w:rPr>
-                <w:b w:val="0"/>
-                <w:i w:val="0"/>
-                <w:color w:val="222222"/>
-                <w:sz w:val="17"/>
-              </w:rPr>
-              <w:t>VERIFIED</w:t>
-            </w:r>
-          </w:p>
-        </w:tc>
-      </w:tr>
-      <w:tr>
-        <w:tc>
-          <w:tcPr>
-            <w:tcW w:type="dxa" w:w="1417"/>
-            <w:shd w:val="clear" w:color="auto" w:fill="FFFFFF"/>
-            <w:tcMar>
-              <w:top w:w="50" w:type="dxa"/>
-              <w:bottom w:w="50" w:type="dxa"/>
-              <w:left w:w="100" w:type="dxa"/>
-              <w:right w:w="100" w:type="dxa"/>
-            </w:tcMar>
-            <w:tcBorders>
-              <w:top w:val="single" w:sz="4" w:color="D0D0D0" w:space="0"/>
-              <w:left w:val="single" w:sz="4" w:color="D0D0D0" w:space="0"/>
-              <w:bottom w:val="single" w:sz="4" w:color="D0D0D0" w:space="0"/>
-              <w:right w:val="single" w:sz="4" w:color="D0D0D0" w:space="0"/>
-            </w:tcBorders>
-          </w:tcPr>
-          <w:p>
-            <w:pPr>
-              <w:jc w:val="left"/>
-            </w:pPr>
-            <w:r>
-              <w:rPr>
-                <w:b w:val="0"/>
-                <w:i w:val="0"/>
-                <w:color w:val="222222"/>
-                <w:sz w:val="17"/>
-              </w:rPr>
-              <w:t>Defisit Faskes SPA (Sosial 4)</w:t>
-            </w:r>
-          </w:p>
-        </w:tc>
-        <w:tc>
-          <w:tcPr>
-            <w:tcW w:type="dxa" w:w="1984"/>
-            <w:shd w:val="clear" w:color="auto" w:fill="FFFFFF"/>
-            <w:tcMar>
-              <w:top w:w="50" w:type="dxa"/>
-              <w:bottom w:w="50" w:type="dxa"/>
-              <w:left w:w="100" w:type="dxa"/>
-              <w:right w:w="100" w:type="dxa"/>
-            </w:tcMar>
-            <w:tcBorders>
-              <w:top w:val="single" w:sz="4" w:color="D0D0D0" w:space="0"/>
-              <w:left w:val="single" w:sz="4" w:color="D0D0D0" w:space="0"/>
-              <w:bottom w:val="single" w:sz="4" w:color="D0D0D0" w:space="0"/>
-              <w:right w:val="single" w:sz="4" w:color="D0D0D0" w:space="0"/>
-            </w:tcBorders>
-          </w:tcPr>
-          <w:p>
-            <w:pPr>
-              <w:jc w:val="left"/>
-            </w:pPr>
-            <w:r>
-              <w:rPr>
-                <w:b w:val="0"/>
-                <w:i w:val="0"/>
-                <w:color w:val="222222"/>
-                <w:sz w:val="17"/>
-              </w:rPr>
-              <w:t>Lampiran Perpres RPJMN 2025–2029 &amp; Permenkes No. 6/2024</w:t>
-            </w:r>
-          </w:p>
-        </w:tc>
-        <w:tc>
-          <w:tcPr>
-            <w:tcW w:type="dxa" w:w="4252"/>
-            <w:shd w:val="clear" w:color="auto" w:fill="FFFFFF"/>
-            <w:tcMar>
-              <w:top w:w="50" w:type="dxa"/>
-              <w:bottom w:w="50" w:type="dxa"/>
-              <w:left w:w="100" w:type="dxa"/>
-              <w:right w:w="100" w:type="dxa"/>
-            </w:tcMar>
-            <w:tcBorders>
-              <w:top w:val="single" w:sz="4" w:color="D0D0D0" w:space="0"/>
-              <w:left w:val="single" w:sz="4" w:color="D0D0D0" w:space="0"/>
-              <w:bottom w:val="single" w:sz="4" w:color="D0D0D0" w:space="0"/>
-              <w:right w:val="single" w:sz="4" w:color="D0D0D0" w:space="0"/>
-            </w:tcBorders>
-          </w:tcPr>
-          <w:p>
-            <w:pPr>
-              <w:jc w:val="left"/>
-            </w:pPr>
-            <w:r>
-              <w:rPr>
-                <w:b w:val="0"/>
-                <w:i w:val="0"/>
-                <w:color w:val="222222"/>
-                <w:sz w:val="17"/>
-              </w:rPr>
-              <w:t>Target pemenuhan sarana, prasarana, dan alat kesehatan (SPA) Puskesmas minimal 80%. Kesenjangan (gap) diukur dari capaian riil ASPAK Kemenkes.</w:t>
-            </w:r>
-          </w:p>
-        </w:tc>
-        <w:tc>
-          <w:tcPr>
-            <w:tcW w:type="dxa" w:w="1417"/>
-            <w:shd w:val="clear" w:color="auto" w:fill="FFFFFF"/>
-            <w:tcMar>
-              <w:top w:w="50" w:type="dxa"/>
-              <w:bottom w:w="50" w:type="dxa"/>
-              <w:left w:w="100" w:type="dxa"/>
-              <w:right w:w="100" w:type="dxa"/>
-            </w:tcMar>
-            <w:tcBorders>
-              <w:top w:val="single" w:sz="4" w:color="D0D0D0" w:space="0"/>
-              <w:left w:val="single" w:sz="4" w:color="D0D0D0" w:space="0"/>
-              <w:bottom w:val="single" w:sz="4" w:color="D0D0D0" w:space="0"/>
-              <w:right w:val="single" w:sz="4" w:color="D0D0D0" w:space="0"/>
-            </w:tcBorders>
-          </w:tcPr>
-          <w:p>
-            <w:pPr>
-              <w:jc w:val="center"/>
-            </w:pPr>
-            <w:r>
-              <w:rPr>
-                <w:b w:val="0"/>
-                <w:i w:val="0"/>
-                <w:color w:val="222222"/>
-                <w:sz w:val="17"/>
-              </w:rPr>
               <w:t>Bab IV &amp; Permenkes 6/2024</w:t>
-            </w:r>
-          </w:p>
-        </w:tc>
-        <w:tc>
-          <w:tcPr>
-            <w:tcW w:type="dxa" w:w="1134"/>
-            <w:shd w:val="clear" w:color="auto" w:fill="FFFFFF"/>
-            <w:tcMar>
-              <w:top w:w="50" w:type="dxa"/>
-              <w:bottom w:w="50" w:type="dxa"/>
-              <w:left w:w="100" w:type="dxa"/>
-              <w:right w:w="100" w:type="dxa"/>
-            </w:tcMar>
-            <w:tcBorders>
-              <w:top w:val="single" w:sz="4" w:color="D0D0D0" w:space="0"/>
-              <w:left w:val="single" w:sz="4" w:color="D0D0D0" w:space="0"/>
-              <w:bottom w:val="single" w:sz="4" w:color="D0D0D0" w:space="0"/>
-              <w:right w:val="single" w:sz="4" w:color="D0D0D0" w:space="0"/>
-            </w:tcBorders>
-          </w:tcPr>
-          <w:p>
-            <w:pPr>
-              <w:jc w:val="center"/>
-            </w:pPr>
-            <w:r>
-              <w:rPr>
-                <w:b w:val="0"/>
-                <w:i w:val="0"/>
-                <w:color w:val="222222"/>
-                <w:sz w:val="17"/>
-              </w:rPr>
-              <w:t>VERIFIED</w:t>
             </w:r>
           </w:p>
         </w:tc>
@@ -16565,16 +15857,15 @@
         <w:tblLook w:firstColumn="1" w:firstRow="1" w:lastColumn="0" w:lastRow="0" w:noHBand="0" w:noVBand="1" w:val="04A0"/>
       </w:tblPr>
       <w:tblGrid>
-        <w:gridCol w:w="1928"/>
-        <w:gridCol w:w="1928"/>
-        <w:gridCol w:w="1928"/>
-        <w:gridCol w:w="1928"/>
-        <w:gridCol w:w="1928"/>
+        <w:gridCol w:w="2409"/>
+        <w:gridCol w:w="2409"/>
+        <w:gridCol w:w="2409"/>
+        <w:gridCol w:w="2409"/>
       </w:tblGrid>
       <w:tr>
         <w:tc>
           <w:tcPr>
-            <w:tcW w:type="dxa" w:w="1417"/>
+            <w:tcW w:type="dxa" w:w="1701"/>
             <w:shd w:val="clear" w:color="auto" w:fill="B71C1C"/>
             <w:tcMar>
               <w:top w:w="70" w:type="dxa"/>
@@ -16606,7 +15897,7 @@
         </w:tc>
         <w:tc>
           <w:tcPr>
-            <w:tcW w:type="dxa" w:w="1984"/>
+            <w:tcW w:type="dxa" w:w="2551"/>
             <w:shd w:val="clear" w:color="auto" w:fill="B71C1C"/>
             <w:tcMar>
               <w:top w:w="70" w:type="dxa"/>
@@ -16638,7 +15929,7 @@
         </w:tc>
         <w:tc>
           <w:tcPr>
-            <w:tcW w:type="dxa" w:w="4252"/>
+            <w:tcW w:type="dxa" w:w="4535"/>
             <w:shd w:val="clear" w:color="auto" w:fill="B71C1C"/>
             <w:tcMar>
               <w:top w:w="70" w:type="dxa"/>
@@ -16670,7 +15961,7 @@
         </w:tc>
         <w:tc>
           <w:tcPr>
-            <w:tcW w:type="dxa" w:w="1417"/>
+            <w:tcW w:type="dxa" w:w="1134"/>
             <w:shd w:val="clear" w:color="auto" w:fill="B71C1C"/>
             <w:tcMar>
               <w:top w:w="70" w:type="dxa"/>
@@ -16700,43 +15991,11 @@
             </w:r>
           </w:p>
         </w:tc>
-        <w:tc>
-          <w:tcPr>
-            <w:tcW w:type="dxa" w:w="1134"/>
-            <w:shd w:val="clear" w:color="auto" w:fill="B71C1C"/>
-            <w:tcMar>
-              <w:top w:w="70" w:type="dxa"/>
-              <w:bottom w:w="70" w:type="dxa"/>
-              <w:left w:w="100" w:type="dxa"/>
-              <w:right w:w="100" w:type="dxa"/>
-            </w:tcMar>
-            <w:tcBorders>
-              <w:top w:val="single" w:sz="4" w:color="D0D0D0" w:space="0"/>
-              <w:left w:val="single" w:sz="4" w:color="D0D0D0" w:space="0"/>
-              <w:bottom w:val="single" w:sz="8" w:color="880E4F" w:space="0"/>
-              <w:right w:val="single" w:sz="4" w:color="D0D0D0" w:space="0"/>
-            </w:tcBorders>
-          </w:tcPr>
-          <w:p>
-            <w:pPr>
-              <w:jc w:val="center"/>
-            </w:pPr>
-            <w:r>
-              <w:rPr>
-                <w:b/>
-                <w:i w:val="0"/>
-                <w:color w:val="FFFFFF"/>
-                <w:sz w:val="17"/>
-              </w:rPr>
-              <w:t>Status Audit</w:t>
-            </w:r>
-          </w:p>
-        </w:tc>
       </w:tr>
       <w:tr>
         <w:tc>
           <w:tcPr>
-            <w:tcW w:type="dxa" w:w="1417"/>
+            <w:tcW w:type="dxa" w:w="1701"/>
             <w:shd w:val="clear" w:color="auto" w:fill="FFF5F5"/>
             <w:tcMar>
               <w:top w:w="50" w:type="dxa"/>
@@ -16768,7 +16027,7 @@
         </w:tc>
         <w:tc>
           <w:tcPr>
-            <w:tcW w:type="dxa" w:w="1984"/>
+            <w:tcW w:type="dxa" w:w="2551"/>
             <w:shd w:val="clear" w:color="auto" w:fill="FFF5F5"/>
             <w:tcMar>
               <w:top w:w="50" w:type="dxa"/>
@@ -16800,7 +16059,7 @@
         </w:tc>
         <w:tc>
           <w:tcPr>
-            <w:tcW w:type="dxa" w:w="4252"/>
+            <w:tcW w:type="dxa" w:w="4535"/>
             <w:shd w:val="clear" w:color="auto" w:fill="FFF5F5"/>
             <w:tcMar>
               <w:top w:w="50" w:type="dxa"/>
@@ -16832,7 +16091,7 @@
         </w:tc>
         <w:tc>
           <w:tcPr>
-            <w:tcW w:type="dxa" w:w="1417"/>
+            <w:tcW w:type="dxa" w:w="1134"/>
             <w:shd w:val="clear" w:color="auto" w:fill="FFF5F5"/>
             <w:tcMar>
               <w:top w:w="50" w:type="dxa"/>
@@ -16859,6 +16118,234 @@
                 <w:sz w:val="17"/>
               </w:rPr>
               <w:t>Registry MODI</w:t>
+            </w:r>
+          </w:p>
+        </w:tc>
+      </w:tr>
+      <w:tr>
+        <w:tc>
+          <w:tcPr>
+            <w:tcW w:type="dxa" w:w="1701"/>
+            <w:shd w:val="clear" w:color="auto" w:fill="FFFFFF"/>
+            <w:tcMar>
+              <w:top w:w="50" w:type="dxa"/>
+              <w:bottom w:w="50" w:type="dxa"/>
+              <w:left w:w="100" w:type="dxa"/>
+              <w:right w:w="100" w:type="dxa"/>
+            </w:tcMar>
+            <w:tcBorders>
+              <w:top w:val="single" w:sz="4" w:color="D0D0D0" w:space="0"/>
+              <w:left w:val="single" w:sz="4" w:color="D0D0D0" w:space="0"/>
+              <w:bottom w:val="single" w:sz="4" w:color="D0D0D0" w:space="0"/>
+              <w:right w:val="single" w:sz="4" w:color="D0D0D0" w:space="0"/>
+            </w:tcBorders>
+          </w:tcPr>
+          <w:p>
+            <w:pPr>
+              <w:jc w:val="left"/>
+            </w:pPr>
+            <w:r>
+              <w:rPr>
+                <w:b w:val="0"/>
+                <w:i w:val="0"/>
+                <w:color w:val="222222"/>
+                <w:sz w:val="17"/>
+              </w:rPr>
+              <w:t>Pembiaran Ilegal (Veto 2)</w:t>
+            </w:r>
+          </w:p>
+        </w:tc>
+        <w:tc>
+          <w:tcPr>
+            <w:tcW w:type="dxa" w:w="2551"/>
+            <w:shd w:val="clear" w:color="auto" w:fill="FFFFFF"/>
+            <w:tcMar>
+              <w:top w:w="50" w:type="dxa"/>
+              <w:bottom w:w="50" w:type="dxa"/>
+              <w:left w:w="100" w:type="dxa"/>
+              <w:right w:w="100" w:type="dxa"/>
+            </w:tcMar>
+            <w:tcBorders>
+              <w:top w:val="single" w:sz="4" w:color="D0D0D0" w:space="0"/>
+              <w:left w:val="single" w:sz="4" w:color="D0D0D0" w:space="0"/>
+              <w:bottom w:val="single" w:sz="4" w:color="D0D0D0" w:space="0"/>
+              <w:right w:val="single" w:sz="4" w:color="D0D0D0" w:space="0"/>
+            </w:tcBorders>
+          </w:tcPr>
+          <w:p>
+            <w:pPr>
+              <w:jc w:val="left"/>
+            </w:pPr>
+            <w:r>
+              <w:rPr>
+                <w:b w:val="0"/>
+                <w:i w:val="0"/>
+                <w:color w:val="222222"/>
+                <w:sz w:val="17"/>
+              </w:rPr>
+              <w:t>Catatan Akhir Tahun (CATAHU) KPA 2023</w:t>
+            </w:r>
+          </w:p>
+        </w:tc>
+        <w:tc>
+          <w:tcPr>
+            <w:tcW w:type="dxa" w:w="4535"/>
+            <w:shd w:val="clear" w:color="auto" w:fill="FFFFFF"/>
+            <w:tcMar>
+              <w:top w:w="50" w:type="dxa"/>
+              <w:bottom w:w="50" w:type="dxa"/>
+              <w:left w:w="100" w:type="dxa"/>
+              <w:right w:w="100" w:type="dxa"/>
+            </w:tcMar>
+            <w:tcBorders>
+              <w:top w:val="single" w:sz="4" w:color="D0D0D0" w:space="0"/>
+              <w:left w:val="single" w:sz="4" w:color="D0D0D0" w:space="0"/>
+              <w:bottom w:val="single" w:sz="4" w:color="D0D0D0" w:space="0"/>
+              <w:right w:val="single" w:sz="4" w:color="D0D0D0" w:space="0"/>
+            </w:tcBorders>
+          </w:tcPr>
+          <w:p>
+            <w:pPr>
+              <w:jc w:val="left"/>
+            </w:pPr>
+            <w:r>
+              <w:rPr>
+                <w:b w:val="0"/>
+                <w:i w:val="0"/>
+                <w:color w:val="222222"/>
+                <w:sz w:val="17"/>
+              </w:rPr>
+              <w:t>Praktik impunitas korporasi pertambangan yang menabrak kawasan lindung, HGU kadaluwarsa, dan tumpang tindih tata ruang tanpa pencabutan izin (21 korporat).</w:t>
+            </w:r>
+          </w:p>
+        </w:tc>
+        <w:tc>
+          <w:tcPr>
+            <w:tcW w:type="dxa" w:w="1134"/>
+            <w:shd w:val="clear" w:color="auto" w:fill="FFFFFF"/>
+            <w:tcMar>
+              <w:top w:w="50" w:type="dxa"/>
+              <w:bottom w:w="50" w:type="dxa"/>
+              <w:left w:w="100" w:type="dxa"/>
+              <w:right w:w="100" w:type="dxa"/>
+            </w:tcMar>
+            <w:tcBorders>
+              <w:top w:val="single" w:sz="4" w:color="D0D0D0" w:space="0"/>
+              <w:left w:val="single" w:sz="4" w:color="D0D0D0" w:space="0"/>
+              <w:bottom w:val="single" w:sz="4" w:color="D0D0D0" w:space="0"/>
+              <w:right w:val="single" w:sz="4" w:color="D0D0D0" w:space="0"/>
+            </w:tcBorders>
+          </w:tcPr>
+          <w:p>
+            <w:pPr>
+              <w:jc w:val="center"/>
+            </w:pPr>
+            <w:r>
+              <w:rPr>
+                <w:b w:val="0"/>
+                <w:i w:val="0"/>
+                <w:color w:val="222222"/>
+                <w:sz w:val="17"/>
+              </w:rPr>
+              <w:t>Hal. 49</w:t>
+            </w:r>
+          </w:p>
+        </w:tc>
+      </w:tr>
+      <w:tr>
+        <w:tc>
+          <w:tcPr>
+            <w:tcW w:type="dxa" w:w="1701"/>
+            <w:shd w:val="clear" w:color="auto" w:fill="FFF5F5"/>
+            <w:tcMar>
+              <w:top w:w="50" w:type="dxa"/>
+              <w:bottom w:w="50" w:type="dxa"/>
+              <w:left w:w="100" w:type="dxa"/>
+              <w:right w:w="100" w:type="dxa"/>
+            </w:tcMar>
+            <w:tcBorders>
+              <w:top w:val="single" w:sz="4" w:color="D0D0D0" w:space="0"/>
+              <w:left w:val="single" w:sz="4" w:color="D0D0D0" w:space="0"/>
+              <w:bottom w:val="single" w:sz="4" w:color="D0D0D0" w:space="0"/>
+              <w:right w:val="single" w:sz="4" w:color="D0D0D0" w:space="0"/>
+            </w:tcBorders>
+          </w:tcPr>
+          <w:p>
+            <w:pPr>
+              <w:jc w:val="left"/>
+            </w:pPr>
+            <w:r>
+              <w:rPr>
+                <w:b w:val="0"/>
+                <w:i w:val="0"/>
+                <w:color w:val="222222"/>
+                <w:sz w:val="17"/>
+              </w:rPr>
+              <w:t>PLTU Captive (Veto 3)</w:t>
+            </w:r>
+          </w:p>
+        </w:tc>
+        <w:tc>
+          <w:tcPr>
+            <w:tcW w:type="dxa" w:w="2551"/>
+            <w:shd w:val="clear" w:color="auto" w:fill="FFF5F5"/>
+            <w:tcMar>
+              <w:top w:w="50" w:type="dxa"/>
+              <w:bottom w:w="50" w:type="dxa"/>
+              <w:left w:w="100" w:type="dxa"/>
+              <w:right w:w="100" w:type="dxa"/>
+            </w:tcMar>
+            <w:tcBorders>
+              <w:top w:val="single" w:sz="4" w:color="D0D0D0" w:space="0"/>
+              <w:left w:val="single" w:sz="4" w:color="D0D0D0" w:space="0"/>
+              <w:bottom w:val="single" w:sz="4" w:color="D0D0D0" w:space="0"/>
+              <w:right w:val="single" w:sz="4" w:color="D0D0D0" w:space="0"/>
+            </w:tcBorders>
+          </w:tcPr>
+          <w:p>
+            <w:pPr>
+              <w:jc w:val="left"/>
+            </w:pPr>
+            <w:r>
+              <w:rPr>
+                <w:b w:val="0"/>
+                <w:i w:val="0"/>
+                <w:color w:val="222222"/>
+                <w:sz w:val="17"/>
+              </w:rPr>
+              <w:t>Global Energy Monitor (GEM 2023) &amp; Perpres 112/2022</w:t>
+            </w:r>
+          </w:p>
+        </w:tc>
+        <w:tc>
+          <w:tcPr>
+            <w:tcW w:type="dxa" w:w="4535"/>
+            <w:shd w:val="clear" w:color="auto" w:fill="FFF5F5"/>
+            <w:tcMar>
+              <w:top w:w="50" w:type="dxa"/>
+              <w:bottom w:w="50" w:type="dxa"/>
+              <w:left w:w="100" w:type="dxa"/>
+              <w:right w:w="100" w:type="dxa"/>
+            </w:tcMar>
+            <w:tcBorders>
+              <w:top w:val="single" w:sz="4" w:color="D0D0D0" w:space="0"/>
+              <w:left w:val="single" w:sz="4" w:color="D0D0D0" w:space="0"/>
+              <w:bottom w:val="single" w:sz="4" w:color="D0D0D0" w:space="0"/>
+              <w:right w:val="single" w:sz="4" w:color="D0D0D0" w:space="0"/>
+            </w:tcBorders>
+          </w:tcPr>
+          <w:p>
+            <w:pPr>
+              <w:jc w:val="left"/>
+            </w:pPr>
+            <w:r>
+              <w:rPr>
+                <w:b w:val="0"/>
+                <w:i w:val="0"/>
+                <w:color w:val="222222"/>
+                <w:sz w:val="17"/>
+              </w:rPr>
+              <w:t>Pemberian karpet merah pembangunan PLTU batubara off-grid captive untuk smelter (10.26 GW), melanggar komitmen transisi energi berkeadilan JETP dan NZE 2060.</w:t>
             </w:r>
           </w:p>
         </w:tc>
@@ -16890,331 +16377,7 @@
                 <w:color w:val="222222"/>
                 <w:sz w:val="17"/>
               </w:rPr>
-              <w:t>VERIFIED</w:t>
-            </w:r>
-          </w:p>
-        </w:tc>
-      </w:tr>
-      <w:tr>
-        <w:tc>
-          <w:tcPr>
-            <w:tcW w:type="dxa" w:w="1417"/>
-            <w:shd w:val="clear" w:color="auto" w:fill="FFFFFF"/>
-            <w:tcMar>
-              <w:top w:w="50" w:type="dxa"/>
-              <w:bottom w:w="50" w:type="dxa"/>
-              <w:left w:w="100" w:type="dxa"/>
-              <w:right w:w="100" w:type="dxa"/>
-            </w:tcMar>
-            <w:tcBorders>
-              <w:top w:val="single" w:sz="4" w:color="D0D0D0" w:space="0"/>
-              <w:left w:val="single" w:sz="4" w:color="D0D0D0" w:space="0"/>
-              <w:bottom w:val="single" w:sz="4" w:color="D0D0D0" w:space="0"/>
-              <w:right w:val="single" w:sz="4" w:color="D0D0D0" w:space="0"/>
-            </w:tcBorders>
-          </w:tcPr>
-          <w:p>
-            <w:pPr>
-              <w:jc w:val="left"/>
-            </w:pPr>
-            <w:r>
-              <w:rPr>
-                <w:b w:val="0"/>
-                <w:i w:val="0"/>
-                <w:color w:val="222222"/>
-                <w:sz w:val="17"/>
-              </w:rPr>
-              <w:t>Pembiaran Ilegal (Veto 2)</w:t>
-            </w:r>
-          </w:p>
-        </w:tc>
-        <w:tc>
-          <w:tcPr>
-            <w:tcW w:type="dxa" w:w="1984"/>
-            <w:shd w:val="clear" w:color="auto" w:fill="FFFFFF"/>
-            <w:tcMar>
-              <w:top w:w="50" w:type="dxa"/>
-              <w:bottom w:w="50" w:type="dxa"/>
-              <w:left w:w="100" w:type="dxa"/>
-              <w:right w:w="100" w:type="dxa"/>
-            </w:tcMar>
-            <w:tcBorders>
-              <w:top w:val="single" w:sz="4" w:color="D0D0D0" w:space="0"/>
-              <w:left w:val="single" w:sz="4" w:color="D0D0D0" w:space="0"/>
-              <w:bottom w:val="single" w:sz="4" w:color="D0D0D0" w:space="0"/>
-              <w:right w:val="single" w:sz="4" w:color="D0D0D0" w:space="0"/>
-            </w:tcBorders>
-          </w:tcPr>
-          <w:p>
-            <w:pPr>
-              <w:jc w:val="left"/>
-            </w:pPr>
-            <w:r>
-              <w:rPr>
-                <w:b w:val="0"/>
-                <w:i w:val="0"/>
-                <w:color w:val="222222"/>
-                <w:sz w:val="17"/>
-              </w:rPr>
-              <w:t>Catatan Akhir Tahun (CATAHU) KPA 2023</w:t>
-            </w:r>
-          </w:p>
-        </w:tc>
-        <w:tc>
-          <w:tcPr>
-            <w:tcW w:type="dxa" w:w="4252"/>
-            <w:shd w:val="clear" w:color="auto" w:fill="FFFFFF"/>
-            <w:tcMar>
-              <w:top w:w="50" w:type="dxa"/>
-              <w:bottom w:w="50" w:type="dxa"/>
-              <w:left w:w="100" w:type="dxa"/>
-              <w:right w:w="100" w:type="dxa"/>
-            </w:tcMar>
-            <w:tcBorders>
-              <w:top w:val="single" w:sz="4" w:color="D0D0D0" w:space="0"/>
-              <w:left w:val="single" w:sz="4" w:color="D0D0D0" w:space="0"/>
-              <w:bottom w:val="single" w:sz="4" w:color="D0D0D0" w:space="0"/>
-              <w:right w:val="single" w:sz="4" w:color="D0D0D0" w:space="0"/>
-            </w:tcBorders>
-          </w:tcPr>
-          <w:p>
-            <w:pPr>
-              <w:jc w:val="left"/>
-            </w:pPr>
-            <w:r>
-              <w:rPr>
-                <w:b w:val="0"/>
-                <w:i w:val="0"/>
-                <w:color w:val="222222"/>
-                <w:sz w:val="17"/>
-              </w:rPr>
-              <w:t>Praktik impunitas korporasi pertambangan yang menabrak kawasan lindung, HGU kadaluwarsa, dan tumpang tindih tata ruang tanpa pencabutan izin (21 korporat).</w:t>
-            </w:r>
-          </w:p>
-        </w:tc>
-        <w:tc>
-          <w:tcPr>
-            <w:tcW w:type="dxa" w:w="1417"/>
-            <w:shd w:val="clear" w:color="auto" w:fill="FFFFFF"/>
-            <w:tcMar>
-              <w:top w:w="50" w:type="dxa"/>
-              <w:bottom w:w="50" w:type="dxa"/>
-              <w:left w:w="100" w:type="dxa"/>
-              <w:right w:w="100" w:type="dxa"/>
-            </w:tcMar>
-            <w:tcBorders>
-              <w:top w:val="single" w:sz="4" w:color="D0D0D0" w:space="0"/>
-              <w:left w:val="single" w:sz="4" w:color="D0D0D0" w:space="0"/>
-              <w:bottom w:val="single" w:sz="4" w:color="D0D0D0" w:space="0"/>
-              <w:right w:val="single" w:sz="4" w:color="D0D0D0" w:space="0"/>
-            </w:tcBorders>
-          </w:tcPr>
-          <w:p>
-            <w:pPr>
-              <w:jc w:val="center"/>
-            </w:pPr>
-            <w:r>
-              <w:rPr>
-                <w:b w:val="0"/>
-                <w:i w:val="0"/>
-                <w:color w:val="222222"/>
-                <w:sz w:val="17"/>
-              </w:rPr>
-              <w:t>Hal. 49</w:t>
-            </w:r>
-          </w:p>
-        </w:tc>
-        <w:tc>
-          <w:tcPr>
-            <w:tcW w:type="dxa" w:w="1134"/>
-            <w:shd w:val="clear" w:color="auto" w:fill="FFFFFF"/>
-            <w:tcMar>
-              <w:top w:w="50" w:type="dxa"/>
-              <w:bottom w:w="50" w:type="dxa"/>
-              <w:left w:w="100" w:type="dxa"/>
-              <w:right w:w="100" w:type="dxa"/>
-            </w:tcMar>
-            <w:tcBorders>
-              <w:top w:val="single" w:sz="4" w:color="D0D0D0" w:space="0"/>
-              <w:left w:val="single" w:sz="4" w:color="D0D0D0" w:space="0"/>
-              <w:bottom w:val="single" w:sz="4" w:color="D0D0D0" w:space="0"/>
-              <w:right w:val="single" w:sz="4" w:color="D0D0D0" w:space="0"/>
-            </w:tcBorders>
-          </w:tcPr>
-          <w:p>
-            <w:pPr>
-              <w:jc w:val="center"/>
-            </w:pPr>
-            <w:r>
-              <w:rPr>
-                <w:b w:val="0"/>
-                <w:i w:val="0"/>
-                <w:color w:val="222222"/>
-                <w:sz w:val="17"/>
-              </w:rPr>
-              <w:t>VERIFIED</w:t>
-            </w:r>
-          </w:p>
-        </w:tc>
-      </w:tr>
-      <w:tr>
-        <w:tc>
-          <w:tcPr>
-            <w:tcW w:type="dxa" w:w="1417"/>
-            <w:shd w:val="clear" w:color="auto" w:fill="FFF5F5"/>
-            <w:tcMar>
-              <w:top w:w="50" w:type="dxa"/>
-              <w:bottom w:w="50" w:type="dxa"/>
-              <w:left w:w="100" w:type="dxa"/>
-              <w:right w:w="100" w:type="dxa"/>
-            </w:tcMar>
-            <w:tcBorders>
-              <w:top w:val="single" w:sz="4" w:color="D0D0D0" w:space="0"/>
-              <w:left w:val="single" w:sz="4" w:color="D0D0D0" w:space="0"/>
-              <w:bottom w:val="single" w:sz="4" w:color="D0D0D0" w:space="0"/>
-              <w:right w:val="single" w:sz="4" w:color="D0D0D0" w:space="0"/>
-            </w:tcBorders>
-          </w:tcPr>
-          <w:p>
-            <w:pPr>
-              <w:jc w:val="left"/>
-            </w:pPr>
-            <w:r>
-              <w:rPr>
-                <w:b w:val="0"/>
-                <w:i w:val="0"/>
-                <w:color w:val="222222"/>
-                <w:sz w:val="17"/>
-              </w:rPr>
-              <w:t>PLTU Captive (Veto 3)</w:t>
-            </w:r>
-          </w:p>
-        </w:tc>
-        <w:tc>
-          <w:tcPr>
-            <w:tcW w:type="dxa" w:w="1984"/>
-            <w:shd w:val="clear" w:color="auto" w:fill="FFF5F5"/>
-            <w:tcMar>
-              <w:top w:w="50" w:type="dxa"/>
-              <w:bottom w:w="50" w:type="dxa"/>
-              <w:left w:w="100" w:type="dxa"/>
-              <w:right w:w="100" w:type="dxa"/>
-            </w:tcMar>
-            <w:tcBorders>
-              <w:top w:val="single" w:sz="4" w:color="D0D0D0" w:space="0"/>
-              <w:left w:val="single" w:sz="4" w:color="D0D0D0" w:space="0"/>
-              <w:bottom w:val="single" w:sz="4" w:color="D0D0D0" w:space="0"/>
-              <w:right w:val="single" w:sz="4" w:color="D0D0D0" w:space="0"/>
-            </w:tcBorders>
-          </w:tcPr>
-          <w:p>
-            <w:pPr>
-              <w:jc w:val="left"/>
-            </w:pPr>
-            <w:r>
-              <w:rPr>
-                <w:b w:val="0"/>
-                <w:i w:val="0"/>
-                <w:color w:val="222222"/>
-                <w:sz w:val="17"/>
-              </w:rPr>
-              <w:t>Global Energy Monitor (GEM 2023) &amp; Perpres 112/2022</w:t>
-            </w:r>
-          </w:p>
-        </w:tc>
-        <w:tc>
-          <w:tcPr>
-            <w:tcW w:type="dxa" w:w="4252"/>
-            <w:shd w:val="clear" w:color="auto" w:fill="FFF5F5"/>
-            <w:tcMar>
-              <w:top w:w="50" w:type="dxa"/>
-              <w:bottom w:w="50" w:type="dxa"/>
-              <w:left w:w="100" w:type="dxa"/>
-              <w:right w:w="100" w:type="dxa"/>
-            </w:tcMar>
-            <w:tcBorders>
-              <w:top w:val="single" w:sz="4" w:color="D0D0D0" w:space="0"/>
-              <w:left w:val="single" w:sz="4" w:color="D0D0D0" w:space="0"/>
-              <w:bottom w:val="single" w:sz="4" w:color="D0D0D0" w:space="0"/>
-              <w:right w:val="single" w:sz="4" w:color="D0D0D0" w:space="0"/>
-            </w:tcBorders>
-          </w:tcPr>
-          <w:p>
-            <w:pPr>
-              <w:jc w:val="left"/>
-            </w:pPr>
-            <w:r>
-              <w:rPr>
-                <w:b w:val="0"/>
-                <w:i w:val="0"/>
-                <w:color w:val="222222"/>
-                <w:sz w:val="17"/>
-              </w:rPr>
-              <w:t>Pemberian karpet merah pembangunan PLTU batubara off-grid captive untuk smelter (10.26 GW), melanggar komitmen transisi energi berkeadilan JETP dan NZE 2060.</w:t>
-            </w:r>
-          </w:p>
-        </w:tc>
-        <w:tc>
-          <w:tcPr>
-            <w:tcW w:type="dxa" w:w="1417"/>
-            <w:shd w:val="clear" w:color="auto" w:fill="FFF5F5"/>
-            <w:tcMar>
-              <w:top w:w="50" w:type="dxa"/>
-              <w:bottom w:w="50" w:type="dxa"/>
-              <w:left w:w="100" w:type="dxa"/>
-              <w:right w:w="100" w:type="dxa"/>
-            </w:tcMar>
-            <w:tcBorders>
-              <w:top w:val="single" w:sz="4" w:color="D0D0D0" w:space="0"/>
-              <w:left w:val="single" w:sz="4" w:color="D0D0D0" w:space="0"/>
-              <w:bottom w:val="single" w:sz="4" w:color="D0D0D0" w:space="0"/>
-              <w:right w:val="single" w:sz="4" w:color="D0D0D0" w:space="0"/>
-            </w:tcBorders>
-          </w:tcPr>
-          <w:p>
-            <w:pPr>
-              <w:jc w:val="center"/>
-            </w:pPr>
-            <w:r>
-              <w:rPr>
-                <w:b w:val="0"/>
-                <w:i w:val="0"/>
-                <w:color w:val="222222"/>
-                <w:sz w:val="17"/>
-              </w:rPr>
               <w:t>GEM Hal. 2</w:t>
-            </w:r>
-          </w:p>
-        </w:tc>
-        <w:tc>
-          <w:tcPr>
-            <w:tcW w:type="dxa" w:w="1134"/>
-            <w:shd w:val="clear" w:color="auto" w:fill="FFF5F5"/>
-            <w:tcMar>
-              <w:top w:w="50" w:type="dxa"/>
-              <w:bottom w:w="50" w:type="dxa"/>
-              <w:left w:w="100" w:type="dxa"/>
-              <w:right w:w="100" w:type="dxa"/>
-            </w:tcMar>
-            <w:tcBorders>
-              <w:top w:val="single" w:sz="4" w:color="D0D0D0" w:space="0"/>
-              <w:left w:val="single" w:sz="4" w:color="D0D0D0" w:space="0"/>
-              <w:bottom w:val="single" w:sz="4" w:color="D0D0D0" w:space="0"/>
-              <w:right w:val="single" w:sz="4" w:color="D0D0D0" w:space="0"/>
-            </w:tcBorders>
-          </w:tcPr>
-          <w:p>
-            <w:pPr>
-              <w:jc w:val="center"/>
-            </w:pPr>
-            <w:r>
-              <w:rPr>
-                <w:b w:val="0"/>
-                <w:i w:val="0"/>
-                <w:color w:val="222222"/>
-                <w:sz w:val="17"/>
-              </w:rPr>
-              <w:t>VERIFIED</w:t>
             </w:r>
           </w:p>
         </w:tc>
@@ -17248,18 +16411,17 @@
         <w:tblLook w:firstColumn="1" w:firstRow="1" w:lastColumn="0" w:lastRow="0" w:noHBand="0" w:noVBand="1" w:val="04A0"/>
       </w:tblPr>
       <w:tblGrid>
-        <w:gridCol w:w="1377"/>
-        <w:gridCol w:w="1377"/>
-        <w:gridCol w:w="1377"/>
-        <w:gridCol w:w="1377"/>
-        <w:gridCol w:w="1377"/>
-        <w:gridCol w:w="1377"/>
-        <w:gridCol w:w="1377"/>
+        <w:gridCol w:w="1606"/>
+        <w:gridCol w:w="1606"/>
+        <w:gridCol w:w="1606"/>
+        <w:gridCol w:w="1606"/>
+        <w:gridCol w:w="1606"/>
+        <w:gridCol w:w="1606"/>
       </w:tblGrid>
       <w:tr>
         <w:tc>
           <w:tcPr>
-            <w:tcW w:type="dxa" w:w="907"/>
+            <w:tcW w:type="dxa" w:w="1020"/>
             <w:shd w:val="clear" w:color="auto" w:fill="B71C1C"/>
             <w:tcMar>
               <w:top w:w="70" w:type="dxa"/>
@@ -17291,7 +16453,7 @@
         </w:tc>
         <w:tc>
           <w:tcPr>
-            <w:tcW w:type="dxa" w:w="1814"/>
+            <w:tcW w:type="dxa" w:w="1984"/>
             <w:shd w:val="clear" w:color="auto" w:fill="B71C1C"/>
             <w:tcMar>
               <w:top w:w="70" w:type="dxa"/>
@@ -17323,7 +16485,7 @@
         </w:tc>
         <w:tc>
           <w:tcPr>
-            <w:tcW w:type="dxa" w:w="2381"/>
+            <w:tcW w:type="dxa" w:w="2721"/>
             <w:shd w:val="clear" w:color="auto" w:fill="B71C1C"/>
             <w:tcMar>
               <w:top w:w="70" w:type="dxa"/>
@@ -17419,39 +16581,7 @@
         </w:tc>
         <w:tc>
           <w:tcPr>
-            <w:tcW w:type="dxa" w:w="1247"/>
-            <w:shd w:val="clear" w:color="auto" w:fill="B71C1C"/>
-            <w:tcMar>
-              <w:top w:w="70" w:type="dxa"/>
-              <w:bottom w:w="70" w:type="dxa"/>
-              <w:left w:w="100" w:type="dxa"/>
-              <w:right w:w="100" w:type="dxa"/>
-            </w:tcMar>
-            <w:tcBorders>
-              <w:top w:val="single" w:sz="4" w:color="D0D0D0" w:space="0"/>
-              <w:left w:val="single" w:sz="4" w:color="D0D0D0" w:space="0"/>
-              <w:bottom w:val="single" w:sz="8" w:color="880E4F" w:space="0"/>
-              <w:right w:val="single" w:sz="4" w:color="D0D0D0" w:space="0"/>
-            </w:tcBorders>
-          </w:tcPr>
-          <w:p>
-            <w:pPr>
-              <w:jc w:val="center"/>
-            </w:pPr>
-            <w:r>
-              <w:rPr>
-                <w:b/>
-                <w:i w:val="0"/>
-                <w:color w:val="FFFFFF"/>
-                <w:sz w:val="17"/>
-              </w:rPr>
-              <w:t>Status Audit</w:t>
-            </w:r>
-          </w:p>
-        </w:tc>
-        <w:tc>
-          <w:tcPr>
-            <w:tcW w:type="dxa" w:w="1814"/>
+            <w:tcW w:type="dxa" w:w="2154"/>
             <w:shd w:val="clear" w:color="auto" w:fill="B71C1C"/>
             <w:tcMar>
               <w:top w:w="70" w:type="dxa"/>
@@ -17485,7 +16615,7 @@
       <w:tr>
         <w:tc>
           <w:tcPr>
-            <w:tcW w:type="dxa" w:w="907"/>
+            <w:tcW w:type="dxa" w:w="1020"/>
             <w:shd w:val="clear" w:color="auto" w:fill="FFF5F5"/>
             <w:tcMar>
               <w:top w:w="50" w:type="dxa"/>
@@ -17517,7 +16647,7 @@
         </w:tc>
         <w:tc>
           <w:tcPr>
-            <w:tcW w:type="dxa" w:w="1814"/>
+            <w:tcW w:type="dxa" w:w="1984"/>
             <w:shd w:val="clear" w:color="auto" w:fill="FFF5F5"/>
             <w:tcMar>
               <w:top w:w="50" w:type="dxa"/>
@@ -17549,7 +16679,7 @@
         </w:tc>
         <w:tc>
           <w:tcPr>
-            <w:tcW w:type="dxa" w:w="2381"/>
+            <w:tcW w:type="dxa" w:w="2721"/>
             <w:shd w:val="clear" w:color="auto" w:fill="FFF5F5"/>
             <w:tcMar>
               <w:top w:w="50" w:type="dxa"/>
@@ -17645,39 +16775,7 @@
         </w:tc>
         <w:tc>
           <w:tcPr>
-            <w:tcW w:type="dxa" w:w="1247"/>
-            <w:shd w:val="clear" w:color="auto" w:fill="FFF5F5"/>
-            <w:tcMar>
-              <w:top w:w="50" w:type="dxa"/>
-              <w:bottom w:w="50" w:type="dxa"/>
-              <w:left w:w="100" w:type="dxa"/>
-              <w:right w:w="100" w:type="dxa"/>
-            </w:tcMar>
-            <w:tcBorders>
-              <w:top w:val="single" w:sz="4" w:color="D0D0D0" w:space="0"/>
-              <w:left w:val="single" w:sz="4" w:color="D0D0D0" w:space="0"/>
-              <w:bottom w:val="single" w:sz="4" w:color="D0D0D0" w:space="0"/>
-              <w:right w:val="single" w:sz="4" w:color="D0D0D0" w:space="0"/>
-            </w:tcBorders>
-          </w:tcPr>
-          <w:p>
-            <w:pPr>
-              <w:jc w:val="center"/>
-            </w:pPr>
-            <w:r>
-              <w:rPr>
-                <w:b w:val="0"/>
-                <w:i w:val="0"/>
-                <w:color w:val="222222"/>
-                <w:sz w:val="17"/>
-              </w:rPr>
-              <w:t>Melampaui Batas</w:t>
-            </w:r>
-          </w:p>
-        </w:tc>
-        <w:tc>
-          <w:tcPr>
-            <w:tcW w:type="dxa" w:w="1814"/>
+            <w:tcW w:type="dxa" w:w="2154"/>
             <w:shd w:val="clear" w:color="auto" w:fill="FFF5F5"/>
             <w:tcMar>
               <w:top w:w="50" w:type="dxa"/>
@@ -17711,7 +16809,7 @@
       <w:tr>
         <w:tc>
           <w:tcPr>
-            <w:tcW w:type="dxa" w:w="907"/>
+            <w:tcW w:type="dxa" w:w="1020"/>
             <w:shd w:val="clear" w:color="auto" w:fill="FFFFFF"/>
             <w:tcMar>
               <w:top w:w="50" w:type="dxa"/>
@@ -17743,7 +16841,7 @@
         </w:tc>
         <w:tc>
           <w:tcPr>
-            <w:tcW w:type="dxa" w:w="1814"/>
+            <w:tcW w:type="dxa" w:w="1984"/>
             <w:shd w:val="clear" w:color="auto" w:fill="FFFFFF"/>
             <w:tcMar>
               <w:top w:w="50" w:type="dxa"/>
@@ -17775,7 +16873,7 @@
         </w:tc>
         <w:tc>
           <w:tcPr>
-            <w:tcW w:type="dxa" w:w="2381"/>
+            <w:tcW w:type="dxa" w:w="2721"/>
             <w:shd w:val="clear" w:color="auto" w:fill="FFFFFF"/>
             <w:tcMar>
               <w:top w:w="50" w:type="dxa"/>
@@ -17871,39 +16969,7 @@
         </w:tc>
         <w:tc>
           <w:tcPr>
-            <w:tcW w:type="dxa" w:w="1247"/>
-            <w:shd w:val="clear" w:color="auto" w:fill="FFFFFF"/>
-            <w:tcMar>
-              <w:top w:w="50" w:type="dxa"/>
-              <w:bottom w:w="50" w:type="dxa"/>
-              <w:left w:w="100" w:type="dxa"/>
-              <w:right w:w="100" w:type="dxa"/>
-            </w:tcMar>
-            <w:tcBorders>
-              <w:top w:val="single" w:sz="4" w:color="D0D0D0" w:space="0"/>
-              <w:left w:val="single" w:sz="4" w:color="D0D0D0" w:space="0"/>
-              <w:bottom w:val="single" w:sz="4" w:color="D0D0D0" w:space="0"/>
-              <w:right w:val="single" w:sz="4" w:color="D0D0D0" w:space="0"/>
-            </w:tcBorders>
-          </w:tcPr>
-          <w:p>
-            <w:pPr>
-              <w:jc w:val="center"/>
-            </w:pPr>
-            <w:r>
-              <w:rPr>
-                <w:b w:val="0"/>
-                <w:i w:val="0"/>
-                <w:color w:val="222222"/>
-                <w:sz w:val="17"/>
-              </w:rPr>
-              <w:t>Melampaui Batas</w:t>
-            </w:r>
-          </w:p>
-        </w:tc>
-        <w:tc>
-          <w:tcPr>
-            <w:tcW w:type="dxa" w:w="1814"/>
+            <w:tcW w:type="dxa" w:w="2154"/>
             <w:shd w:val="clear" w:color="auto" w:fill="FFFFFF"/>
             <w:tcMar>
               <w:top w:w="50" w:type="dxa"/>
@@ -17937,7 +17003,7 @@
       <w:tr>
         <w:tc>
           <w:tcPr>
-            <w:tcW w:type="dxa" w:w="907"/>
+            <w:tcW w:type="dxa" w:w="1020"/>
             <w:shd w:val="clear" w:color="auto" w:fill="FFF5F5"/>
             <w:tcMar>
               <w:top w:w="50" w:type="dxa"/>
@@ -17969,7 +17035,7 @@
         </w:tc>
         <w:tc>
           <w:tcPr>
-            <w:tcW w:type="dxa" w:w="1814"/>
+            <w:tcW w:type="dxa" w:w="1984"/>
             <w:shd w:val="clear" w:color="auto" w:fill="FFF5F5"/>
             <w:tcMar>
               <w:top w:w="50" w:type="dxa"/>
@@ -18001,7 +17067,7 @@
         </w:tc>
         <w:tc>
           <w:tcPr>
-            <w:tcW w:type="dxa" w:w="2381"/>
+            <w:tcW w:type="dxa" w:w="2721"/>
             <w:shd w:val="clear" w:color="auto" w:fill="FFF5F5"/>
             <w:tcMar>
               <w:top w:w="50" w:type="dxa"/>
@@ -18097,39 +17163,7 @@
         </w:tc>
         <w:tc>
           <w:tcPr>
-            <w:tcW w:type="dxa" w:w="1247"/>
-            <w:shd w:val="clear" w:color="auto" w:fill="FFF5F5"/>
-            <w:tcMar>
-              <w:top w:w="50" w:type="dxa"/>
-              <w:bottom w:w="50" w:type="dxa"/>
-              <w:left w:w="100" w:type="dxa"/>
-              <w:right w:w="100" w:type="dxa"/>
-            </w:tcMar>
-            <w:tcBorders>
-              <w:top w:val="single" w:sz="4" w:color="D0D0D0" w:space="0"/>
-              <w:left w:val="single" w:sz="4" w:color="D0D0D0" w:space="0"/>
-              <w:bottom w:val="single" w:sz="4" w:color="D0D0D0" w:space="0"/>
-              <w:right w:val="single" w:sz="4" w:color="D0D0D0" w:space="0"/>
-            </w:tcBorders>
-          </w:tcPr>
-          <w:p>
-            <w:pPr>
-              <w:jc w:val="center"/>
-            </w:pPr>
-            <w:r>
-              <w:rPr>
-                <w:b w:val="0"/>
-                <w:i w:val="0"/>
-                <w:color w:val="222222"/>
-                <w:sz w:val="17"/>
-              </w:rPr>
-              <w:t>Melampaui Batas</w:t>
-            </w:r>
-          </w:p>
-        </w:tc>
-        <w:tc>
-          <w:tcPr>
-            <w:tcW w:type="dxa" w:w="1814"/>
+            <w:tcW w:type="dxa" w:w="2154"/>
             <w:shd w:val="clear" w:color="auto" w:fill="FFF5F5"/>
             <w:tcMar>
               <w:top w:w="50" w:type="dxa"/>
@@ -18163,7 +17197,7 @@
       <w:tr>
         <w:tc>
           <w:tcPr>
-            <w:tcW w:type="dxa" w:w="907"/>
+            <w:tcW w:type="dxa" w:w="1020"/>
             <w:shd w:val="clear" w:color="auto" w:fill="FFFFFF"/>
             <w:tcMar>
               <w:top w:w="50" w:type="dxa"/>
@@ -18195,7 +17229,7 @@
         </w:tc>
         <w:tc>
           <w:tcPr>
-            <w:tcW w:type="dxa" w:w="1814"/>
+            <w:tcW w:type="dxa" w:w="1984"/>
             <w:shd w:val="clear" w:color="auto" w:fill="FFFFFF"/>
             <w:tcMar>
               <w:top w:w="50" w:type="dxa"/>
@@ -18227,7 +17261,7 @@
         </w:tc>
         <w:tc>
           <w:tcPr>
-            <w:tcW w:type="dxa" w:w="2381"/>
+            <w:tcW w:type="dxa" w:w="2721"/>
             <w:shd w:val="clear" w:color="auto" w:fill="FFFFFF"/>
             <w:tcMar>
               <w:top w:w="50" w:type="dxa"/>
@@ -18323,39 +17357,7 @@
         </w:tc>
         <w:tc>
           <w:tcPr>
-            <w:tcW w:type="dxa" w:w="1247"/>
-            <w:shd w:val="clear" w:color="auto" w:fill="FFFFFF"/>
-            <w:tcMar>
-              <w:top w:w="50" w:type="dxa"/>
-              <w:bottom w:w="50" w:type="dxa"/>
-              <w:left w:w="100" w:type="dxa"/>
-              <w:right w:w="100" w:type="dxa"/>
-            </w:tcMar>
-            <w:tcBorders>
-              <w:top w:val="single" w:sz="4" w:color="D0D0D0" w:space="0"/>
-              <w:left w:val="single" w:sz="4" w:color="D0D0D0" w:space="0"/>
-              <w:bottom w:val="single" w:sz="4" w:color="D0D0D0" w:space="0"/>
-              <w:right w:val="single" w:sz="4" w:color="D0D0D0" w:space="0"/>
-            </w:tcBorders>
-          </w:tcPr>
-          <w:p>
-            <w:pPr>
-              <w:jc w:val="center"/>
-            </w:pPr>
-            <w:r>
-              <w:rPr>
-                <w:b w:val="0"/>
-                <w:i w:val="0"/>
-                <w:color w:val="222222"/>
-                <w:sz w:val="17"/>
-              </w:rPr>
-              <w:t>Melampaui Batas</w:t>
-            </w:r>
-          </w:p>
-        </w:tc>
-        <w:tc>
-          <w:tcPr>
-            <w:tcW w:type="dxa" w:w="1814"/>
+            <w:tcW w:type="dxa" w:w="2154"/>
             <w:shd w:val="clear" w:color="auto" w:fill="FFFFFF"/>
             <w:tcMar>
               <w:top w:w="50" w:type="dxa"/>
@@ -18389,7 +17391,7 @@
       <w:tr>
         <w:tc>
           <w:tcPr>
-            <w:tcW w:type="dxa" w:w="907"/>
+            <w:tcW w:type="dxa" w:w="1020"/>
             <w:shd w:val="clear" w:color="auto" w:fill="FFF5F5"/>
             <w:tcMar>
               <w:top w:w="50" w:type="dxa"/>
@@ -18421,7 +17423,7 @@
         </w:tc>
         <w:tc>
           <w:tcPr>
-            <w:tcW w:type="dxa" w:w="1814"/>
+            <w:tcW w:type="dxa" w:w="1984"/>
             <w:shd w:val="clear" w:color="auto" w:fill="FFF5F5"/>
             <w:tcMar>
               <w:top w:w="50" w:type="dxa"/>
@@ -18453,7 +17455,7 @@
         </w:tc>
         <w:tc>
           <w:tcPr>
-            <w:tcW w:type="dxa" w:w="2381"/>
+            <w:tcW w:type="dxa" w:w="2721"/>
             <w:shd w:val="clear" w:color="auto" w:fill="FFF5F5"/>
             <w:tcMar>
               <w:top w:w="50" w:type="dxa"/>
@@ -18549,39 +17551,7 @@
         </w:tc>
         <w:tc>
           <w:tcPr>
-            <w:tcW w:type="dxa" w:w="1247"/>
-            <w:shd w:val="clear" w:color="auto" w:fill="FFF5F5"/>
-            <w:tcMar>
-              <w:top w:w="50" w:type="dxa"/>
-              <w:bottom w:w="50" w:type="dxa"/>
-              <w:left w:w="100" w:type="dxa"/>
-              <w:right w:w="100" w:type="dxa"/>
-            </w:tcMar>
-            <w:tcBorders>
-              <w:top w:val="single" w:sz="4" w:color="D0D0D0" w:space="0"/>
-              <w:left w:val="single" w:sz="4" w:color="D0D0D0" w:space="0"/>
-              <w:bottom w:val="single" w:sz="4" w:color="D0D0D0" w:space="0"/>
-              <w:right w:val="single" w:sz="4" w:color="D0D0D0" w:space="0"/>
-            </w:tcBorders>
-          </w:tcPr>
-          <w:p>
-            <w:pPr>
-              <w:jc w:val="center"/>
-            </w:pPr>
-            <w:r>
-              <w:rPr>
-                <w:b w:val="0"/>
-                <w:i w:val="0"/>
-                <w:color w:val="222222"/>
-                <w:sz w:val="17"/>
-              </w:rPr>
-              <w:t>Melampaui Batas</w:t>
-            </w:r>
-          </w:p>
-        </w:tc>
-        <w:tc>
-          <w:tcPr>
-            <w:tcW w:type="dxa" w:w="1814"/>
+            <w:tcW w:type="dxa" w:w="2154"/>
             <w:shd w:val="clear" w:color="auto" w:fill="FFF5F5"/>
             <w:tcMar>
               <w:top w:w="50" w:type="dxa"/>
@@ -18615,7 +17585,7 @@
       <w:tr>
         <w:tc>
           <w:tcPr>
-            <w:tcW w:type="dxa" w:w="907"/>
+            <w:tcW w:type="dxa" w:w="1020"/>
             <w:shd w:val="clear" w:color="auto" w:fill="FFFFFF"/>
             <w:tcMar>
               <w:top w:w="50" w:type="dxa"/>
@@ -18647,7 +17617,7 @@
         </w:tc>
         <w:tc>
           <w:tcPr>
-            <w:tcW w:type="dxa" w:w="1814"/>
+            <w:tcW w:type="dxa" w:w="1984"/>
             <w:shd w:val="clear" w:color="auto" w:fill="FFFFFF"/>
             <w:tcMar>
               <w:top w:w="50" w:type="dxa"/>
@@ -18679,7 +17649,7 @@
         </w:tc>
         <w:tc>
           <w:tcPr>
-            <w:tcW w:type="dxa" w:w="2381"/>
+            <w:tcW w:type="dxa" w:w="2721"/>
             <w:shd w:val="clear" w:color="auto" w:fill="FFFFFF"/>
             <w:tcMar>
               <w:top w:w="50" w:type="dxa"/>
@@ -18775,39 +17745,7 @@
         </w:tc>
         <w:tc>
           <w:tcPr>
-            <w:tcW w:type="dxa" w:w="1247"/>
-            <w:shd w:val="clear" w:color="auto" w:fill="FFFFFF"/>
-            <w:tcMar>
-              <w:top w:w="50" w:type="dxa"/>
-              <w:bottom w:w="50" w:type="dxa"/>
-              <w:left w:w="100" w:type="dxa"/>
-              <w:right w:w="100" w:type="dxa"/>
-            </w:tcMar>
-            <w:tcBorders>
-              <w:top w:val="single" w:sz="4" w:color="D0D0D0" w:space="0"/>
-              <w:left w:val="single" w:sz="4" w:color="D0D0D0" w:space="0"/>
-              <w:bottom w:val="single" w:sz="4" w:color="D0D0D0" w:space="0"/>
-              <w:right w:val="single" w:sz="4" w:color="D0D0D0" w:space="0"/>
-            </w:tcBorders>
-          </w:tcPr>
-          <w:p>
-            <w:pPr>
-              <w:jc w:val="center"/>
-            </w:pPr>
-            <w:r>
-              <w:rPr>
-                <w:b w:val="0"/>
-                <w:i w:val="0"/>
-                <w:color w:val="222222"/>
-                <w:sz w:val="17"/>
-              </w:rPr>
-              <w:t>Melampaui Batas</w:t>
-            </w:r>
-          </w:p>
-        </w:tc>
-        <w:tc>
-          <w:tcPr>
-            <w:tcW w:type="dxa" w:w="1814"/>
+            <w:tcW w:type="dxa" w:w="2154"/>
             <w:shd w:val="clear" w:color="auto" w:fill="FFFFFF"/>
             <w:tcMar>
               <w:top w:w="50" w:type="dxa"/>

--- a/tools/report_metodologi/bab_6/Metodologi_Bab6_Audit_D3TLH.docx
+++ b/tools/report_metodologi/bab_6/Metodologi_Bab6_Audit_D3TLH.docx
@@ -3039,7 +3039,7 @@
       <w:tr>
         <w:tc>
           <w:tcPr>
-            <w:tcW w:type="dxa" w:w="1701"/>
+            <w:tcW w:type="dxa" w:w="1587"/>
             <w:shd w:val="clear" w:color="auto" w:fill="B71C1C"/>
             <w:tcMar>
               <w:top w:w="70" w:type="dxa"/>
@@ -3071,7 +3071,7 @@
         </w:tc>
         <w:tc>
           <w:tcPr>
-            <w:tcW w:type="dxa" w:w="2551"/>
+            <w:tcW w:type="dxa" w:w="2268"/>
             <w:shd w:val="clear" w:color="auto" w:fill="B71C1C"/>
             <w:tcMar>
               <w:top w:w="70" w:type="dxa"/>
@@ -3103,7 +3103,7 @@
         </w:tc>
         <w:tc>
           <w:tcPr>
-            <w:tcW w:type="dxa" w:w="4535"/>
+            <w:tcW w:type="dxa" w:w="4819"/>
             <w:shd w:val="clear" w:color="auto" w:fill="B71C1C"/>
             <w:tcMar>
               <w:top w:w="70" w:type="dxa"/>
@@ -3135,7 +3135,7 @@
         </w:tc>
         <w:tc>
           <w:tcPr>
-            <w:tcW w:type="dxa" w:w="1134"/>
+            <w:tcW w:type="dxa" w:w="1531"/>
             <w:shd w:val="clear" w:color="auto" w:fill="B71C1C"/>
             <w:tcMar>
               <w:top w:w="70" w:type="dxa"/>
@@ -3169,7 +3169,7 @@
       <w:tr>
         <w:tc>
           <w:tcPr>
-            <w:tcW w:type="dxa" w:w="1701"/>
+            <w:tcW w:type="dxa" w:w="1587"/>
             <w:shd w:val="clear" w:color="auto" w:fill="FFF5F5"/>
             <w:tcMar>
               <w:top w:w="50" w:type="dxa"/>
@@ -3201,7 +3201,7 @@
         </w:tc>
         <w:tc>
           <w:tcPr>
-            <w:tcW w:type="dxa" w:w="2551"/>
+            <w:tcW w:type="dxa" w:w="2268"/>
             <w:shd w:val="clear" w:color="auto" w:fill="FFF5F5"/>
             <w:tcMar>
               <w:top w:w="50" w:type="dxa"/>
@@ -3233,7 +3233,7 @@
         </w:tc>
         <w:tc>
           <w:tcPr>
-            <w:tcW w:type="dxa" w:w="4535"/>
+            <w:tcW w:type="dxa" w:w="4819"/>
             <w:shd w:val="clear" w:color="auto" w:fill="FFF5F5"/>
             <w:tcMar>
               <w:top w:w="50" w:type="dxa"/>
@@ -3265,7 +3265,7 @@
         </w:tc>
         <w:tc>
           <w:tcPr>
-            <w:tcW w:type="dxa" w:w="1134"/>
+            <w:tcW w:type="dxa" w:w="1531"/>
             <w:shd w:val="clear" w:color="auto" w:fill="FFF5F5"/>
             <w:tcMar>
               <w:top w:w="50" w:type="dxa"/>
@@ -3299,7 +3299,7 @@
       <w:tr>
         <w:tc>
           <w:tcPr>
-            <w:tcW w:type="dxa" w:w="1701"/>
+            <w:tcW w:type="dxa" w:w="1587"/>
             <w:shd w:val="clear" w:color="auto" w:fill="FFFFFF"/>
             <w:tcMar>
               <w:top w:w="50" w:type="dxa"/>
@@ -3331,7 +3331,7 @@
         </w:tc>
         <w:tc>
           <w:tcPr>
-            <w:tcW w:type="dxa" w:w="2551"/>
+            <w:tcW w:type="dxa" w:w="2268"/>
             <w:shd w:val="clear" w:color="auto" w:fill="FFFFFF"/>
             <w:tcMar>
               <w:top w:w="50" w:type="dxa"/>
@@ -3363,7 +3363,7 @@
         </w:tc>
         <w:tc>
           <w:tcPr>
-            <w:tcW w:type="dxa" w:w="4535"/>
+            <w:tcW w:type="dxa" w:w="4819"/>
             <w:shd w:val="clear" w:color="auto" w:fill="FFFFFF"/>
             <w:tcMar>
               <w:top w:w="50" w:type="dxa"/>
@@ -3395,7 +3395,7 @@
         </w:tc>
         <w:tc>
           <w:tcPr>
-            <w:tcW w:type="dxa" w:w="1134"/>
+            <w:tcW w:type="dxa" w:w="1531"/>
             <w:shd w:val="clear" w:color="auto" w:fill="FFFFFF"/>
             <w:tcMar>
               <w:top w:w="50" w:type="dxa"/>
@@ -3429,7 +3429,7 @@
       <w:tr>
         <w:tc>
           <w:tcPr>
-            <w:tcW w:type="dxa" w:w="1701"/>
+            <w:tcW w:type="dxa" w:w="1587"/>
             <w:shd w:val="clear" w:color="auto" w:fill="FFF5F5"/>
             <w:tcMar>
               <w:top w:w="50" w:type="dxa"/>
@@ -3461,7 +3461,7 @@
         </w:tc>
         <w:tc>
           <w:tcPr>
-            <w:tcW w:type="dxa" w:w="2551"/>
+            <w:tcW w:type="dxa" w:w="2268"/>
             <w:shd w:val="clear" w:color="auto" w:fill="FFF5F5"/>
             <w:tcMar>
               <w:top w:w="50" w:type="dxa"/>
@@ -3493,7 +3493,7 @@
         </w:tc>
         <w:tc>
           <w:tcPr>
-            <w:tcW w:type="dxa" w:w="4535"/>
+            <w:tcW w:type="dxa" w:w="4819"/>
             <w:shd w:val="clear" w:color="auto" w:fill="FFF5F5"/>
             <w:tcMar>
               <w:top w:w="50" w:type="dxa"/>
@@ -3525,7 +3525,7 @@
         </w:tc>
         <w:tc>
           <w:tcPr>
-            <w:tcW w:type="dxa" w:w="1134"/>
+            <w:tcW w:type="dxa" w:w="1531"/>
             <w:shd w:val="clear" w:color="auto" w:fill="FFF5F5"/>
             <w:tcMar>
               <w:top w:w="50" w:type="dxa"/>
@@ -3559,7 +3559,7 @@
       <w:tr>
         <w:tc>
           <w:tcPr>
-            <w:tcW w:type="dxa" w:w="1701"/>
+            <w:tcW w:type="dxa" w:w="1587"/>
             <w:shd w:val="clear" w:color="auto" w:fill="FFFFFF"/>
             <w:tcMar>
               <w:top w:w="50" w:type="dxa"/>
@@ -3591,7 +3591,7 @@
         </w:tc>
         <w:tc>
           <w:tcPr>
-            <w:tcW w:type="dxa" w:w="2551"/>
+            <w:tcW w:type="dxa" w:w="2268"/>
             <w:shd w:val="clear" w:color="auto" w:fill="FFFFFF"/>
             <w:tcMar>
               <w:top w:w="50" w:type="dxa"/>
@@ -3623,7 +3623,7 @@
         </w:tc>
         <w:tc>
           <w:tcPr>
-            <w:tcW w:type="dxa" w:w="4535"/>
+            <w:tcW w:type="dxa" w:w="4819"/>
             <w:shd w:val="clear" w:color="auto" w:fill="FFFFFF"/>
             <w:tcMar>
               <w:top w:w="50" w:type="dxa"/>
@@ -3655,7 +3655,7 @@
         </w:tc>
         <w:tc>
           <w:tcPr>
-            <w:tcW w:type="dxa" w:w="1134"/>
+            <w:tcW w:type="dxa" w:w="1531"/>
             <w:shd w:val="clear" w:color="auto" w:fill="FFFFFF"/>
             <w:tcMar>
               <w:top w:w="50" w:type="dxa"/>
@@ -3689,7 +3689,7 @@
       <w:tr>
         <w:tc>
           <w:tcPr>
-            <w:tcW w:type="dxa" w:w="1701"/>
+            <w:tcW w:type="dxa" w:w="1587"/>
             <w:shd w:val="clear" w:color="auto" w:fill="FFF5F5"/>
             <w:tcMar>
               <w:top w:w="50" w:type="dxa"/>
@@ -3721,7 +3721,7 @@
         </w:tc>
         <w:tc>
           <w:tcPr>
-            <w:tcW w:type="dxa" w:w="2551"/>
+            <w:tcW w:type="dxa" w:w="2268"/>
             <w:shd w:val="clear" w:color="auto" w:fill="FFF5F5"/>
             <w:tcMar>
               <w:top w:w="50" w:type="dxa"/>
@@ -3753,7 +3753,7 @@
         </w:tc>
         <w:tc>
           <w:tcPr>
-            <w:tcW w:type="dxa" w:w="4535"/>
+            <w:tcW w:type="dxa" w:w="4819"/>
             <w:shd w:val="clear" w:color="auto" w:fill="FFF5F5"/>
             <w:tcMar>
               <w:top w:w="50" w:type="dxa"/>
@@ -3785,7 +3785,7 @@
         </w:tc>
         <w:tc>
           <w:tcPr>
-            <w:tcW w:type="dxa" w:w="1134"/>
+            <w:tcW w:type="dxa" w:w="1531"/>
             <w:shd w:val="clear" w:color="auto" w:fill="FFF5F5"/>
             <w:tcMar>
               <w:top w:w="50" w:type="dxa"/>
@@ -6281,7 +6281,7 @@
       <w:tr>
         <w:tc>
           <w:tcPr>
-            <w:tcW w:type="dxa" w:w="1701"/>
+            <w:tcW w:type="dxa" w:w="1587"/>
             <w:shd w:val="clear" w:color="auto" w:fill="B71C1C"/>
             <w:tcMar>
               <w:top w:w="70" w:type="dxa"/>
@@ -6313,7 +6313,7 @@
         </w:tc>
         <w:tc>
           <w:tcPr>
-            <w:tcW w:type="dxa" w:w="2551"/>
+            <w:tcW w:type="dxa" w:w="2268"/>
             <w:shd w:val="clear" w:color="auto" w:fill="B71C1C"/>
             <w:tcMar>
               <w:top w:w="70" w:type="dxa"/>
@@ -6345,7 +6345,7 @@
         </w:tc>
         <w:tc>
           <w:tcPr>
-            <w:tcW w:type="dxa" w:w="4535"/>
+            <w:tcW w:type="dxa" w:w="4819"/>
             <w:shd w:val="clear" w:color="auto" w:fill="B71C1C"/>
             <w:tcMar>
               <w:top w:w="70" w:type="dxa"/>
@@ -6377,7 +6377,7 @@
         </w:tc>
         <w:tc>
           <w:tcPr>
-            <w:tcW w:type="dxa" w:w="1134"/>
+            <w:tcW w:type="dxa" w:w="1531"/>
             <w:shd w:val="clear" w:color="auto" w:fill="B71C1C"/>
             <w:tcMar>
               <w:top w:w="70" w:type="dxa"/>
@@ -6411,7 +6411,7 @@
       <w:tr>
         <w:tc>
           <w:tcPr>
-            <w:tcW w:type="dxa" w:w="1701"/>
+            <w:tcW w:type="dxa" w:w="1587"/>
             <w:shd w:val="clear" w:color="auto" w:fill="FFF5F5"/>
             <w:tcMar>
               <w:top w:w="50" w:type="dxa"/>
@@ -6443,7 +6443,7 @@
         </w:tc>
         <w:tc>
           <w:tcPr>
-            <w:tcW w:type="dxa" w:w="2551"/>
+            <w:tcW w:type="dxa" w:w="2268"/>
             <w:shd w:val="clear" w:color="auto" w:fill="FFF5F5"/>
             <w:tcMar>
               <w:top w:w="50" w:type="dxa"/>
@@ -6475,7 +6475,7 @@
         </w:tc>
         <w:tc>
           <w:tcPr>
-            <w:tcW w:type="dxa" w:w="4535"/>
+            <w:tcW w:type="dxa" w:w="4819"/>
             <w:shd w:val="clear" w:color="auto" w:fill="FFF5F5"/>
             <w:tcMar>
               <w:top w:w="50" w:type="dxa"/>
@@ -6507,7 +6507,7 @@
         </w:tc>
         <w:tc>
           <w:tcPr>
-            <w:tcW w:type="dxa" w:w="1134"/>
+            <w:tcW w:type="dxa" w:w="1531"/>
             <w:shd w:val="clear" w:color="auto" w:fill="FFF5F5"/>
             <w:tcMar>
               <w:top w:w="50" w:type="dxa"/>
@@ -6541,7 +6541,7 @@
       <w:tr>
         <w:tc>
           <w:tcPr>
-            <w:tcW w:type="dxa" w:w="1701"/>
+            <w:tcW w:type="dxa" w:w="1587"/>
             <w:shd w:val="clear" w:color="auto" w:fill="FFFFFF"/>
             <w:tcMar>
               <w:top w:w="50" w:type="dxa"/>
@@ -6573,7 +6573,7 @@
         </w:tc>
         <w:tc>
           <w:tcPr>
-            <w:tcW w:type="dxa" w:w="2551"/>
+            <w:tcW w:type="dxa" w:w="2268"/>
             <w:shd w:val="clear" w:color="auto" w:fill="FFFFFF"/>
             <w:tcMar>
               <w:top w:w="50" w:type="dxa"/>
@@ -6605,7 +6605,7 @@
         </w:tc>
         <w:tc>
           <w:tcPr>
-            <w:tcW w:type="dxa" w:w="4535"/>
+            <w:tcW w:type="dxa" w:w="4819"/>
             <w:shd w:val="clear" w:color="auto" w:fill="FFFFFF"/>
             <w:tcMar>
               <w:top w:w="50" w:type="dxa"/>
@@ -6637,7 +6637,7 @@
         </w:tc>
         <w:tc>
           <w:tcPr>
-            <w:tcW w:type="dxa" w:w="1134"/>
+            <w:tcW w:type="dxa" w:w="1531"/>
             <w:shd w:val="clear" w:color="auto" w:fill="FFFFFF"/>
             <w:tcMar>
               <w:top w:w="50" w:type="dxa"/>
@@ -6671,7 +6671,7 @@
       <w:tr>
         <w:tc>
           <w:tcPr>
-            <w:tcW w:type="dxa" w:w="1701"/>
+            <w:tcW w:type="dxa" w:w="1587"/>
             <w:shd w:val="clear" w:color="auto" w:fill="FFF5F5"/>
             <w:tcMar>
               <w:top w:w="50" w:type="dxa"/>
@@ -6703,7 +6703,7 @@
         </w:tc>
         <w:tc>
           <w:tcPr>
-            <w:tcW w:type="dxa" w:w="2551"/>
+            <w:tcW w:type="dxa" w:w="2268"/>
             <w:shd w:val="clear" w:color="auto" w:fill="FFF5F5"/>
             <w:tcMar>
               <w:top w:w="50" w:type="dxa"/>
@@ -6735,7 +6735,7 @@
         </w:tc>
         <w:tc>
           <w:tcPr>
-            <w:tcW w:type="dxa" w:w="4535"/>
+            <w:tcW w:type="dxa" w:w="4819"/>
             <w:shd w:val="clear" w:color="auto" w:fill="FFF5F5"/>
             <w:tcMar>
               <w:top w:w="50" w:type="dxa"/>
@@ -6767,7 +6767,7 @@
         </w:tc>
         <w:tc>
           <w:tcPr>
-            <w:tcW w:type="dxa" w:w="1134"/>
+            <w:tcW w:type="dxa" w:w="1531"/>
             <w:shd w:val="clear" w:color="auto" w:fill="FFF5F5"/>
             <w:tcMar>
               <w:top w:w="50" w:type="dxa"/>
@@ -6801,7 +6801,7 @@
       <w:tr>
         <w:tc>
           <w:tcPr>
-            <w:tcW w:type="dxa" w:w="1701"/>
+            <w:tcW w:type="dxa" w:w="1587"/>
             <w:shd w:val="clear" w:color="auto" w:fill="FFFFFF"/>
             <w:tcMar>
               <w:top w:w="50" w:type="dxa"/>
@@ -6833,7 +6833,7 @@
         </w:tc>
         <w:tc>
           <w:tcPr>
-            <w:tcW w:type="dxa" w:w="2551"/>
+            <w:tcW w:type="dxa" w:w="2268"/>
             <w:shd w:val="clear" w:color="auto" w:fill="FFFFFF"/>
             <w:tcMar>
               <w:top w:w="50" w:type="dxa"/>
@@ -6865,7 +6865,7 @@
         </w:tc>
         <w:tc>
           <w:tcPr>
-            <w:tcW w:type="dxa" w:w="4535"/>
+            <w:tcW w:type="dxa" w:w="4819"/>
             <w:shd w:val="clear" w:color="auto" w:fill="FFFFFF"/>
             <w:tcMar>
               <w:top w:w="50" w:type="dxa"/>
@@ -6897,7 +6897,7 @@
         </w:tc>
         <w:tc>
           <w:tcPr>
-            <w:tcW w:type="dxa" w:w="1134"/>
+            <w:tcW w:type="dxa" w:w="1531"/>
             <w:shd w:val="clear" w:color="auto" w:fill="FFFFFF"/>
             <w:tcMar>
               <w:top w:w="50" w:type="dxa"/>
@@ -9739,7 +9739,7 @@
       <w:tr>
         <w:tc>
           <w:tcPr>
-            <w:tcW w:type="dxa" w:w="1701"/>
+            <w:tcW w:type="dxa" w:w="1587"/>
             <w:shd w:val="clear" w:color="auto" w:fill="B71C1C"/>
             <w:tcMar>
               <w:top w:w="70" w:type="dxa"/>
@@ -9771,7 +9771,7 @@
         </w:tc>
         <w:tc>
           <w:tcPr>
-            <w:tcW w:type="dxa" w:w="2551"/>
+            <w:tcW w:type="dxa" w:w="2268"/>
             <w:shd w:val="clear" w:color="auto" w:fill="B71C1C"/>
             <w:tcMar>
               <w:top w:w="70" w:type="dxa"/>
@@ -9803,7 +9803,7 @@
         </w:tc>
         <w:tc>
           <w:tcPr>
-            <w:tcW w:type="dxa" w:w="4535"/>
+            <w:tcW w:type="dxa" w:w="4819"/>
             <w:shd w:val="clear" w:color="auto" w:fill="B71C1C"/>
             <w:tcMar>
               <w:top w:w="70" w:type="dxa"/>
@@ -9835,7 +9835,7 @@
         </w:tc>
         <w:tc>
           <w:tcPr>
-            <w:tcW w:type="dxa" w:w="1134"/>
+            <w:tcW w:type="dxa" w:w="1531"/>
             <w:shd w:val="clear" w:color="auto" w:fill="B71C1C"/>
             <w:tcMar>
               <w:top w:w="70" w:type="dxa"/>
@@ -9869,7 +9869,7 @@
       <w:tr>
         <w:tc>
           <w:tcPr>
-            <w:tcW w:type="dxa" w:w="1701"/>
+            <w:tcW w:type="dxa" w:w="1587"/>
             <w:shd w:val="clear" w:color="auto" w:fill="FFF5F5"/>
             <w:tcMar>
               <w:top w:w="50" w:type="dxa"/>
@@ -9901,7 +9901,7 @@
         </w:tc>
         <w:tc>
           <w:tcPr>
-            <w:tcW w:type="dxa" w:w="2551"/>
+            <w:tcW w:type="dxa" w:w="2268"/>
             <w:shd w:val="clear" w:color="auto" w:fill="FFF5F5"/>
             <w:tcMar>
               <w:top w:w="50" w:type="dxa"/>
@@ -9933,7 +9933,7 @@
         </w:tc>
         <w:tc>
           <w:tcPr>
-            <w:tcW w:type="dxa" w:w="4535"/>
+            <w:tcW w:type="dxa" w:w="4819"/>
             <w:shd w:val="clear" w:color="auto" w:fill="FFF5F5"/>
             <w:tcMar>
               <w:top w:w="50" w:type="dxa"/>
@@ -9965,7 +9965,7 @@
         </w:tc>
         <w:tc>
           <w:tcPr>
-            <w:tcW w:type="dxa" w:w="1134"/>
+            <w:tcW w:type="dxa" w:w="1531"/>
             <w:shd w:val="clear" w:color="auto" w:fill="FFF5F5"/>
             <w:tcMar>
               <w:top w:w="50" w:type="dxa"/>
@@ -9999,7 +9999,7 @@
       <w:tr>
         <w:tc>
           <w:tcPr>
-            <w:tcW w:type="dxa" w:w="1701"/>
+            <w:tcW w:type="dxa" w:w="1587"/>
             <w:shd w:val="clear" w:color="auto" w:fill="FFFFFF"/>
             <w:tcMar>
               <w:top w:w="50" w:type="dxa"/>
@@ -10031,7 +10031,7 @@
         </w:tc>
         <w:tc>
           <w:tcPr>
-            <w:tcW w:type="dxa" w:w="2551"/>
+            <w:tcW w:type="dxa" w:w="2268"/>
             <w:shd w:val="clear" w:color="auto" w:fill="FFFFFF"/>
             <w:tcMar>
               <w:top w:w="50" w:type="dxa"/>
@@ -10063,7 +10063,7 @@
         </w:tc>
         <w:tc>
           <w:tcPr>
-            <w:tcW w:type="dxa" w:w="4535"/>
+            <w:tcW w:type="dxa" w:w="4819"/>
             <w:shd w:val="clear" w:color="auto" w:fill="FFFFFF"/>
             <w:tcMar>
               <w:top w:w="50" w:type="dxa"/>
@@ -10095,7 +10095,7 @@
         </w:tc>
         <w:tc>
           <w:tcPr>
-            <w:tcW w:type="dxa" w:w="1134"/>
+            <w:tcW w:type="dxa" w:w="1531"/>
             <w:shd w:val="clear" w:color="auto" w:fill="FFFFFF"/>
             <w:tcMar>
               <w:top w:w="50" w:type="dxa"/>
@@ -10129,7 +10129,7 @@
       <w:tr>
         <w:tc>
           <w:tcPr>
-            <w:tcW w:type="dxa" w:w="1701"/>
+            <w:tcW w:type="dxa" w:w="1587"/>
             <w:shd w:val="clear" w:color="auto" w:fill="FFF5F5"/>
             <w:tcMar>
               <w:top w:w="50" w:type="dxa"/>
@@ -10161,7 +10161,7 @@
         </w:tc>
         <w:tc>
           <w:tcPr>
-            <w:tcW w:type="dxa" w:w="2551"/>
+            <w:tcW w:type="dxa" w:w="2268"/>
             <w:shd w:val="clear" w:color="auto" w:fill="FFF5F5"/>
             <w:tcMar>
               <w:top w:w="50" w:type="dxa"/>
@@ -10193,7 +10193,7 @@
         </w:tc>
         <w:tc>
           <w:tcPr>
-            <w:tcW w:type="dxa" w:w="4535"/>
+            <w:tcW w:type="dxa" w:w="4819"/>
             <w:shd w:val="clear" w:color="auto" w:fill="FFF5F5"/>
             <w:tcMar>
               <w:top w:w="50" w:type="dxa"/>
@@ -10225,7 +10225,7 @@
         </w:tc>
         <w:tc>
           <w:tcPr>
-            <w:tcW w:type="dxa" w:w="1134"/>
+            <w:tcW w:type="dxa" w:w="1531"/>
             <w:shd w:val="clear" w:color="auto" w:fill="FFF5F5"/>
             <w:tcMar>
               <w:top w:w="50" w:type="dxa"/>
@@ -10259,7 +10259,7 @@
       <w:tr>
         <w:tc>
           <w:tcPr>
-            <w:tcW w:type="dxa" w:w="1701"/>
+            <w:tcW w:type="dxa" w:w="1587"/>
             <w:shd w:val="clear" w:color="auto" w:fill="FFFFFF"/>
             <w:tcMar>
               <w:top w:w="50" w:type="dxa"/>
@@ -10291,7 +10291,7 @@
         </w:tc>
         <w:tc>
           <w:tcPr>
-            <w:tcW w:type="dxa" w:w="2551"/>
+            <w:tcW w:type="dxa" w:w="2268"/>
             <w:shd w:val="clear" w:color="auto" w:fill="FFFFFF"/>
             <w:tcMar>
               <w:top w:w="50" w:type="dxa"/>
@@ -10323,7 +10323,7 @@
         </w:tc>
         <w:tc>
           <w:tcPr>
-            <w:tcW w:type="dxa" w:w="4535"/>
+            <w:tcW w:type="dxa" w:w="4819"/>
             <w:shd w:val="clear" w:color="auto" w:fill="FFFFFF"/>
             <w:tcMar>
               <w:top w:w="50" w:type="dxa"/>
@@ -10355,7 +10355,7 @@
         </w:tc>
         <w:tc>
           <w:tcPr>
-            <w:tcW w:type="dxa" w:w="1134"/>
+            <w:tcW w:type="dxa" w:w="1531"/>
             <w:shd w:val="clear" w:color="auto" w:fill="FFFFFF"/>
             <w:tcMar>
               <w:top w:w="50" w:type="dxa"/>
@@ -10389,7 +10389,7 @@
       <w:tr>
         <w:tc>
           <w:tcPr>
-            <w:tcW w:type="dxa" w:w="1701"/>
+            <w:tcW w:type="dxa" w:w="1587"/>
             <w:shd w:val="clear" w:color="auto" w:fill="FFF5F5"/>
             <w:tcMar>
               <w:top w:w="50" w:type="dxa"/>
@@ -10421,7 +10421,7 @@
         </w:tc>
         <w:tc>
           <w:tcPr>
-            <w:tcW w:type="dxa" w:w="2551"/>
+            <w:tcW w:type="dxa" w:w="2268"/>
             <w:shd w:val="clear" w:color="auto" w:fill="FFF5F5"/>
             <w:tcMar>
               <w:top w:w="50" w:type="dxa"/>
@@ -10453,7 +10453,7 @@
         </w:tc>
         <w:tc>
           <w:tcPr>
-            <w:tcW w:type="dxa" w:w="4535"/>
+            <w:tcW w:type="dxa" w:w="4819"/>
             <w:shd w:val="clear" w:color="auto" w:fill="FFF5F5"/>
             <w:tcMar>
               <w:top w:w="50" w:type="dxa"/>
@@ -10485,7 +10485,7 @@
         </w:tc>
         <w:tc>
           <w:tcPr>
-            <w:tcW w:type="dxa" w:w="1134"/>
+            <w:tcW w:type="dxa" w:w="1531"/>
             <w:shd w:val="clear" w:color="auto" w:fill="FFF5F5"/>
             <w:tcMar>
               <w:top w:w="50" w:type="dxa"/>
@@ -13036,7 +13036,7 @@
       <w:tr>
         <w:tc>
           <w:tcPr>
-            <w:tcW w:type="dxa" w:w="1701"/>
+            <w:tcW w:type="dxa" w:w="1587"/>
             <w:shd w:val="clear" w:color="auto" w:fill="B71C1C"/>
             <w:tcMar>
               <w:top w:w="70" w:type="dxa"/>
@@ -13068,7 +13068,7 @@
         </w:tc>
         <w:tc>
           <w:tcPr>
-            <w:tcW w:type="dxa" w:w="2551"/>
+            <w:tcW w:type="dxa" w:w="2268"/>
             <w:shd w:val="clear" w:color="auto" w:fill="B71C1C"/>
             <w:tcMar>
               <w:top w:w="70" w:type="dxa"/>
@@ -13100,7 +13100,7 @@
         </w:tc>
         <w:tc>
           <w:tcPr>
-            <w:tcW w:type="dxa" w:w="4535"/>
+            <w:tcW w:type="dxa" w:w="4819"/>
             <w:shd w:val="clear" w:color="auto" w:fill="B71C1C"/>
             <w:tcMar>
               <w:top w:w="70" w:type="dxa"/>
@@ -13132,7 +13132,7 @@
         </w:tc>
         <w:tc>
           <w:tcPr>
-            <w:tcW w:type="dxa" w:w="1134"/>
+            <w:tcW w:type="dxa" w:w="1531"/>
             <w:shd w:val="clear" w:color="auto" w:fill="B71C1C"/>
             <w:tcMar>
               <w:top w:w="70" w:type="dxa"/>
@@ -13166,7 +13166,7 @@
       <w:tr>
         <w:tc>
           <w:tcPr>
-            <w:tcW w:type="dxa" w:w="1701"/>
+            <w:tcW w:type="dxa" w:w="1587"/>
             <w:shd w:val="clear" w:color="auto" w:fill="FFF5F5"/>
             <w:tcMar>
               <w:top w:w="50" w:type="dxa"/>
@@ -13198,7 +13198,7 @@
         </w:tc>
         <w:tc>
           <w:tcPr>
-            <w:tcW w:type="dxa" w:w="2551"/>
+            <w:tcW w:type="dxa" w:w="2268"/>
             <w:shd w:val="clear" w:color="auto" w:fill="FFF5F5"/>
             <w:tcMar>
               <w:top w:w="50" w:type="dxa"/>
@@ -13230,7 +13230,7 @@
         </w:tc>
         <w:tc>
           <w:tcPr>
-            <w:tcW w:type="dxa" w:w="4535"/>
+            <w:tcW w:type="dxa" w:w="4819"/>
             <w:shd w:val="clear" w:color="auto" w:fill="FFF5F5"/>
             <w:tcMar>
               <w:top w:w="50" w:type="dxa"/>
@@ -13262,7 +13262,7 @@
         </w:tc>
         <w:tc>
           <w:tcPr>
-            <w:tcW w:type="dxa" w:w="1134"/>
+            <w:tcW w:type="dxa" w:w="1531"/>
             <w:shd w:val="clear" w:color="auto" w:fill="FFF5F5"/>
             <w:tcMar>
               <w:top w:w="50" w:type="dxa"/>
@@ -13296,7 +13296,7 @@
       <w:tr>
         <w:tc>
           <w:tcPr>
-            <w:tcW w:type="dxa" w:w="1701"/>
+            <w:tcW w:type="dxa" w:w="1587"/>
             <w:shd w:val="clear" w:color="auto" w:fill="FFFFFF"/>
             <w:tcMar>
               <w:top w:w="50" w:type="dxa"/>
@@ -13328,7 +13328,7 @@
         </w:tc>
         <w:tc>
           <w:tcPr>
-            <w:tcW w:type="dxa" w:w="2551"/>
+            <w:tcW w:type="dxa" w:w="2268"/>
             <w:shd w:val="clear" w:color="auto" w:fill="FFFFFF"/>
             <w:tcMar>
               <w:top w:w="50" w:type="dxa"/>
@@ -13360,7 +13360,7 @@
         </w:tc>
         <w:tc>
           <w:tcPr>
-            <w:tcW w:type="dxa" w:w="4535"/>
+            <w:tcW w:type="dxa" w:w="4819"/>
             <w:shd w:val="clear" w:color="auto" w:fill="FFFFFF"/>
             <w:tcMar>
               <w:top w:w="50" w:type="dxa"/>
@@ -13392,7 +13392,7 @@
         </w:tc>
         <w:tc>
           <w:tcPr>
-            <w:tcW w:type="dxa" w:w="1134"/>
+            <w:tcW w:type="dxa" w:w="1531"/>
             <w:shd w:val="clear" w:color="auto" w:fill="FFFFFF"/>
             <w:tcMar>
               <w:top w:w="50" w:type="dxa"/>
@@ -13426,7 +13426,7 @@
       <w:tr>
         <w:tc>
           <w:tcPr>
-            <w:tcW w:type="dxa" w:w="1701"/>
+            <w:tcW w:type="dxa" w:w="1587"/>
             <w:shd w:val="clear" w:color="auto" w:fill="FFF5F5"/>
             <w:tcMar>
               <w:top w:w="50" w:type="dxa"/>
@@ -13458,7 +13458,7 @@
         </w:tc>
         <w:tc>
           <w:tcPr>
-            <w:tcW w:type="dxa" w:w="2551"/>
+            <w:tcW w:type="dxa" w:w="2268"/>
             <w:shd w:val="clear" w:color="auto" w:fill="FFF5F5"/>
             <w:tcMar>
               <w:top w:w="50" w:type="dxa"/>
@@ -13490,7 +13490,7 @@
         </w:tc>
         <w:tc>
           <w:tcPr>
-            <w:tcW w:type="dxa" w:w="4535"/>
+            <w:tcW w:type="dxa" w:w="4819"/>
             <w:shd w:val="clear" w:color="auto" w:fill="FFF5F5"/>
             <w:tcMar>
               <w:top w:w="50" w:type="dxa"/>
@@ -13522,7 +13522,7 @@
         </w:tc>
         <w:tc>
           <w:tcPr>
-            <w:tcW w:type="dxa" w:w="1134"/>
+            <w:tcW w:type="dxa" w:w="1531"/>
             <w:shd w:val="clear" w:color="auto" w:fill="FFF5F5"/>
             <w:tcMar>
               <w:top w:w="50" w:type="dxa"/>
@@ -13556,7 +13556,7 @@
       <w:tr>
         <w:tc>
           <w:tcPr>
-            <w:tcW w:type="dxa" w:w="1701"/>
+            <w:tcW w:type="dxa" w:w="1587"/>
             <w:shd w:val="clear" w:color="auto" w:fill="FFFFFF"/>
             <w:tcMar>
               <w:top w:w="50" w:type="dxa"/>
@@ -13588,7 +13588,7 @@
         </w:tc>
         <w:tc>
           <w:tcPr>
-            <w:tcW w:type="dxa" w:w="2551"/>
+            <w:tcW w:type="dxa" w:w="2268"/>
             <w:shd w:val="clear" w:color="auto" w:fill="FFFFFF"/>
             <w:tcMar>
               <w:top w:w="50" w:type="dxa"/>
@@ -13620,7 +13620,7 @@
         </w:tc>
         <w:tc>
           <w:tcPr>
-            <w:tcW w:type="dxa" w:w="4535"/>
+            <w:tcW w:type="dxa" w:w="4819"/>
             <w:shd w:val="clear" w:color="auto" w:fill="FFFFFF"/>
             <w:tcMar>
               <w:top w:w="50" w:type="dxa"/>
@@ -13652,7 +13652,7 @@
         </w:tc>
         <w:tc>
           <w:tcPr>
-            <w:tcW w:type="dxa" w:w="1134"/>
+            <w:tcW w:type="dxa" w:w="1531"/>
             <w:shd w:val="clear" w:color="auto" w:fill="FFFFFF"/>
             <w:tcMar>
               <w:top w:w="50" w:type="dxa"/>
@@ -15865,7 +15865,7 @@
       <w:tr>
         <w:tc>
           <w:tcPr>
-            <w:tcW w:type="dxa" w:w="1701"/>
+            <w:tcW w:type="dxa" w:w="1587"/>
             <w:shd w:val="clear" w:color="auto" w:fill="B71C1C"/>
             <w:tcMar>
               <w:top w:w="70" w:type="dxa"/>
@@ -15897,7 +15897,7 @@
         </w:tc>
         <w:tc>
           <w:tcPr>
-            <w:tcW w:type="dxa" w:w="2551"/>
+            <w:tcW w:type="dxa" w:w="2268"/>
             <w:shd w:val="clear" w:color="auto" w:fill="B71C1C"/>
             <w:tcMar>
               <w:top w:w="70" w:type="dxa"/>
@@ -15929,7 +15929,7 @@
         </w:tc>
         <w:tc>
           <w:tcPr>
-            <w:tcW w:type="dxa" w:w="4535"/>
+            <w:tcW w:type="dxa" w:w="4819"/>
             <w:shd w:val="clear" w:color="auto" w:fill="B71C1C"/>
             <w:tcMar>
               <w:top w:w="70" w:type="dxa"/>
@@ -15961,7 +15961,7 @@
         </w:tc>
         <w:tc>
           <w:tcPr>
-            <w:tcW w:type="dxa" w:w="1134"/>
+            <w:tcW w:type="dxa" w:w="1531"/>
             <w:shd w:val="clear" w:color="auto" w:fill="B71C1C"/>
             <w:tcMar>
               <w:top w:w="70" w:type="dxa"/>
@@ -15995,7 +15995,7 @@
       <w:tr>
         <w:tc>
           <w:tcPr>
-            <w:tcW w:type="dxa" w:w="1701"/>
+            <w:tcW w:type="dxa" w:w="1587"/>
             <w:shd w:val="clear" w:color="auto" w:fill="FFF5F5"/>
             <w:tcMar>
               <w:top w:w="50" w:type="dxa"/>
@@ -16027,7 +16027,7 @@
         </w:tc>
         <w:tc>
           <w:tcPr>
-            <w:tcW w:type="dxa" w:w="2551"/>
+            <w:tcW w:type="dxa" w:w="2268"/>
             <w:shd w:val="clear" w:color="auto" w:fill="FFF5F5"/>
             <w:tcMar>
               <w:top w:w="50" w:type="dxa"/>
@@ -16059,7 +16059,7 @@
         </w:tc>
         <w:tc>
           <w:tcPr>
-            <w:tcW w:type="dxa" w:w="4535"/>
+            <w:tcW w:type="dxa" w:w="4819"/>
             <w:shd w:val="clear" w:color="auto" w:fill="FFF5F5"/>
             <w:tcMar>
               <w:top w:w="50" w:type="dxa"/>
@@ -16091,7 +16091,7 @@
         </w:tc>
         <w:tc>
           <w:tcPr>
-            <w:tcW w:type="dxa" w:w="1134"/>
+            <w:tcW w:type="dxa" w:w="1531"/>
             <w:shd w:val="clear" w:color="auto" w:fill="FFF5F5"/>
             <w:tcMar>
               <w:top w:w="50" w:type="dxa"/>
@@ -16125,7 +16125,7 @@
       <w:tr>
         <w:tc>
           <w:tcPr>
-            <w:tcW w:type="dxa" w:w="1701"/>
+            <w:tcW w:type="dxa" w:w="1587"/>
             <w:shd w:val="clear" w:color="auto" w:fill="FFFFFF"/>
             <w:tcMar>
               <w:top w:w="50" w:type="dxa"/>
@@ -16157,7 +16157,7 @@
         </w:tc>
         <w:tc>
           <w:tcPr>
-            <w:tcW w:type="dxa" w:w="2551"/>
+            <w:tcW w:type="dxa" w:w="2268"/>
             <w:shd w:val="clear" w:color="auto" w:fill="FFFFFF"/>
             <w:tcMar>
               <w:top w:w="50" w:type="dxa"/>
@@ -16189,7 +16189,7 @@
         </w:tc>
         <w:tc>
           <w:tcPr>
-            <w:tcW w:type="dxa" w:w="4535"/>
+            <w:tcW w:type="dxa" w:w="4819"/>
             <w:shd w:val="clear" w:color="auto" w:fill="FFFFFF"/>
             <w:tcMar>
               <w:top w:w="50" w:type="dxa"/>
@@ -16221,7 +16221,7 @@
         </w:tc>
         <w:tc>
           <w:tcPr>
-            <w:tcW w:type="dxa" w:w="1134"/>
+            <w:tcW w:type="dxa" w:w="1531"/>
             <w:shd w:val="clear" w:color="auto" w:fill="FFFFFF"/>
             <w:tcMar>
               <w:top w:w="50" w:type="dxa"/>
@@ -16255,7 +16255,7 @@
       <w:tr>
         <w:tc>
           <w:tcPr>
-            <w:tcW w:type="dxa" w:w="1701"/>
+            <w:tcW w:type="dxa" w:w="1587"/>
             <w:shd w:val="clear" w:color="auto" w:fill="FFF5F5"/>
             <w:tcMar>
               <w:top w:w="50" w:type="dxa"/>
@@ -16287,7 +16287,7 @@
         </w:tc>
         <w:tc>
           <w:tcPr>
-            <w:tcW w:type="dxa" w:w="2551"/>
+            <w:tcW w:type="dxa" w:w="2268"/>
             <w:shd w:val="clear" w:color="auto" w:fill="FFF5F5"/>
             <w:tcMar>
               <w:top w:w="50" w:type="dxa"/>
@@ -16319,7 +16319,7 @@
         </w:tc>
         <w:tc>
           <w:tcPr>
-            <w:tcW w:type="dxa" w:w="4535"/>
+            <w:tcW w:type="dxa" w:w="4819"/>
             <w:shd w:val="clear" w:color="auto" w:fill="FFF5F5"/>
             <w:tcMar>
               <w:top w:w="50" w:type="dxa"/>
@@ -16351,7 +16351,7 @@
         </w:tc>
         <w:tc>
           <w:tcPr>
-            <w:tcW w:type="dxa" w:w="1134"/>
+            <w:tcW w:type="dxa" w:w="1531"/>
             <w:shd w:val="clear" w:color="auto" w:fill="FFF5F5"/>
             <w:tcMar>
               <w:top w:w="50" w:type="dxa"/>
@@ -16485,7 +16485,7 @@
         </w:tc>
         <w:tc>
           <w:tcPr>
-            <w:tcW w:type="dxa" w:w="2721"/>
+            <w:tcW w:type="dxa" w:w="2665"/>
             <w:shd w:val="clear" w:color="auto" w:fill="B71C1C"/>
             <w:tcMar>
               <w:top w:w="70" w:type="dxa"/>
@@ -16517,7 +16517,7 @@
         </w:tc>
         <w:tc>
           <w:tcPr>
-            <w:tcW w:type="dxa" w:w="1020"/>
+            <w:tcW w:type="dxa" w:w="1134"/>
             <w:shd w:val="clear" w:color="auto" w:fill="B71C1C"/>
             <w:tcMar>
               <w:top w:w="70" w:type="dxa"/>
@@ -16549,7 +16549,7 @@
         </w:tc>
         <w:tc>
           <w:tcPr>
-            <w:tcW w:type="dxa" w:w="1020"/>
+            <w:tcW w:type="dxa" w:w="1134"/>
             <w:shd w:val="clear" w:color="auto" w:fill="B71C1C"/>
             <w:tcMar>
               <w:top w:w="70" w:type="dxa"/>
@@ -16581,7 +16581,7 @@
         </w:tc>
         <w:tc>
           <w:tcPr>
-            <w:tcW w:type="dxa" w:w="2154"/>
+            <w:tcW w:type="dxa" w:w="2268"/>
             <w:shd w:val="clear" w:color="auto" w:fill="B71C1C"/>
             <w:tcMar>
               <w:top w:w="70" w:type="dxa"/>
@@ -16679,7 +16679,7 @@
         </w:tc>
         <w:tc>
           <w:tcPr>
-            <w:tcW w:type="dxa" w:w="2721"/>
+            <w:tcW w:type="dxa" w:w="2665"/>
             <w:shd w:val="clear" w:color="auto" w:fill="FFF5F5"/>
             <w:tcMar>
               <w:top w:w="50" w:type="dxa"/>
@@ -16711,7 +16711,7 @@
         </w:tc>
         <w:tc>
           <w:tcPr>
-            <w:tcW w:type="dxa" w:w="1020"/>
+            <w:tcW w:type="dxa" w:w="1134"/>
             <w:shd w:val="clear" w:color="auto" w:fill="FFF5F5"/>
             <w:tcMar>
               <w:top w:w="50" w:type="dxa"/>
@@ -16743,7 +16743,7 @@
         </w:tc>
         <w:tc>
           <w:tcPr>
-            <w:tcW w:type="dxa" w:w="1020"/>
+            <w:tcW w:type="dxa" w:w="1134"/>
             <w:shd w:val="clear" w:color="auto" w:fill="FFF5F5"/>
             <w:tcMar>
               <w:top w:w="50" w:type="dxa"/>
@@ -16775,7 +16775,7 @@
         </w:tc>
         <w:tc>
           <w:tcPr>
-            <w:tcW w:type="dxa" w:w="2154"/>
+            <w:tcW w:type="dxa" w:w="2268"/>
             <w:shd w:val="clear" w:color="auto" w:fill="FFF5F5"/>
             <w:tcMar>
               <w:top w:w="50" w:type="dxa"/>
@@ -16873,7 +16873,7 @@
         </w:tc>
         <w:tc>
           <w:tcPr>
-            <w:tcW w:type="dxa" w:w="2721"/>
+            <w:tcW w:type="dxa" w:w="2665"/>
             <w:shd w:val="clear" w:color="auto" w:fill="FFFFFF"/>
             <w:tcMar>
               <w:top w:w="50" w:type="dxa"/>
@@ -16905,7 +16905,7 @@
         </w:tc>
         <w:tc>
           <w:tcPr>
-            <w:tcW w:type="dxa" w:w="1020"/>
+            <w:tcW w:type="dxa" w:w="1134"/>
             <w:shd w:val="clear" w:color="auto" w:fill="FFFFFF"/>
             <w:tcMar>
               <w:top w:w="50" w:type="dxa"/>
@@ -16937,7 +16937,7 @@
         </w:tc>
         <w:tc>
           <w:tcPr>
-            <w:tcW w:type="dxa" w:w="1020"/>
+            <w:tcW w:type="dxa" w:w="1134"/>
             <w:shd w:val="clear" w:color="auto" w:fill="FFFFFF"/>
             <w:tcMar>
               <w:top w:w="50" w:type="dxa"/>
@@ -16969,7 +16969,7 @@
         </w:tc>
         <w:tc>
           <w:tcPr>
-            <w:tcW w:type="dxa" w:w="2154"/>
+            <w:tcW w:type="dxa" w:w="2268"/>
             <w:shd w:val="clear" w:color="auto" w:fill="FFFFFF"/>
             <w:tcMar>
               <w:top w:w="50" w:type="dxa"/>
@@ -17067,7 +17067,7 @@
         </w:tc>
         <w:tc>
           <w:tcPr>
-            <w:tcW w:type="dxa" w:w="2721"/>
+            <w:tcW w:type="dxa" w:w="2665"/>
             <w:shd w:val="clear" w:color="auto" w:fill="FFF5F5"/>
             <w:tcMar>
               <w:top w:w="50" w:type="dxa"/>
@@ -17099,7 +17099,7 @@
         </w:tc>
         <w:tc>
           <w:tcPr>
-            <w:tcW w:type="dxa" w:w="1020"/>
+            <w:tcW w:type="dxa" w:w="1134"/>
             <w:shd w:val="clear" w:color="auto" w:fill="FFF5F5"/>
             <w:tcMar>
               <w:top w:w="50" w:type="dxa"/>
@@ -17131,7 +17131,7 @@
         </w:tc>
         <w:tc>
           <w:tcPr>
-            <w:tcW w:type="dxa" w:w="1020"/>
+            <w:tcW w:type="dxa" w:w="1134"/>
             <w:shd w:val="clear" w:color="auto" w:fill="FFF5F5"/>
             <w:tcMar>
               <w:top w:w="50" w:type="dxa"/>
@@ -17163,7 +17163,7 @@
         </w:tc>
         <w:tc>
           <w:tcPr>
-            <w:tcW w:type="dxa" w:w="2154"/>
+            <w:tcW w:type="dxa" w:w="2268"/>
             <w:shd w:val="clear" w:color="auto" w:fill="FFF5F5"/>
             <w:tcMar>
               <w:top w:w="50" w:type="dxa"/>
@@ -17261,7 +17261,7 @@
         </w:tc>
         <w:tc>
           <w:tcPr>
-            <w:tcW w:type="dxa" w:w="2721"/>
+            <w:tcW w:type="dxa" w:w="2665"/>
             <w:shd w:val="clear" w:color="auto" w:fill="FFFFFF"/>
             <w:tcMar>
               <w:top w:w="50" w:type="dxa"/>
@@ -17293,7 +17293,7 @@
         </w:tc>
         <w:tc>
           <w:tcPr>
-            <w:tcW w:type="dxa" w:w="1020"/>
+            <w:tcW w:type="dxa" w:w="1134"/>
             <w:shd w:val="clear" w:color="auto" w:fill="FFFFFF"/>
             <w:tcMar>
               <w:top w:w="50" w:type="dxa"/>
@@ -17325,7 +17325,7 @@
         </w:tc>
         <w:tc>
           <w:tcPr>
-            <w:tcW w:type="dxa" w:w="1020"/>
+            <w:tcW w:type="dxa" w:w="1134"/>
             <w:shd w:val="clear" w:color="auto" w:fill="FFFFFF"/>
             <w:tcMar>
               <w:top w:w="50" w:type="dxa"/>
@@ -17357,7 +17357,7 @@
         </w:tc>
         <w:tc>
           <w:tcPr>
-            <w:tcW w:type="dxa" w:w="2154"/>
+            <w:tcW w:type="dxa" w:w="2268"/>
             <w:shd w:val="clear" w:color="auto" w:fill="FFFFFF"/>
             <w:tcMar>
               <w:top w:w="50" w:type="dxa"/>
@@ -17455,7 +17455,7 @@
         </w:tc>
         <w:tc>
           <w:tcPr>
-            <w:tcW w:type="dxa" w:w="2721"/>
+            <w:tcW w:type="dxa" w:w="2665"/>
             <w:shd w:val="clear" w:color="auto" w:fill="FFF5F5"/>
             <w:tcMar>
               <w:top w:w="50" w:type="dxa"/>
@@ -17487,7 +17487,7 @@
         </w:tc>
         <w:tc>
           <w:tcPr>
-            <w:tcW w:type="dxa" w:w="1020"/>
+            <w:tcW w:type="dxa" w:w="1134"/>
             <w:shd w:val="clear" w:color="auto" w:fill="FFF5F5"/>
             <w:tcMar>
               <w:top w:w="50" w:type="dxa"/>
@@ -17519,7 +17519,7 @@
         </w:tc>
         <w:tc>
           <w:tcPr>
-            <w:tcW w:type="dxa" w:w="1020"/>
+            <w:tcW w:type="dxa" w:w="1134"/>
             <w:shd w:val="clear" w:color="auto" w:fill="FFF5F5"/>
             <w:tcMar>
               <w:top w:w="50" w:type="dxa"/>
@@ -17551,7 +17551,7 @@
         </w:tc>
         <w:tc>
           <w:tcPr>
-            <w:tcW w:type="dxa" w:w="2154"/>
+            <w:tcW w:type="dxa" w:w="2268"/>
             <w:shd w:val="clear" w:color="auto" w:fill="FFF5F5"/>
             <w:tcMar>
               <w:top w:w="50" w:type="dxa"/>
@@ -17649,7 +17649,7 @@
         </w:tc>
         <w:tc>
           <w:tcPr>
-            <w:tcW w:type="dxa" w:w="2721"/>
+            <w:tcW w:type="dxa" w:w="2665"/>
             <w:shd w:val="clear" w:color="auto" w:fill="FFFFFF"/>
             <w:tcMar>
               <w:top w:w="50" w:type="dxa"/>
@@ -17681,7 +17681,7 @@
         </w:tc>
         <w:tc>
           <w:tcPr>
-            <w:tcW w:type="dxa" w:w="1020"/>
+            <w:tcW w:type="dxa" w:w="1134"/>
             <w:shd w:val="clear" w:color="auto" w:fill="FFFFFF"/>
             <w:tcMar>
               <w:top w:w="50" w:type="dxa"/>
@@ -17713,7 +17713,7 @@
         </w:tc>
         <w:tc>
           <w:tcPr>
-            <w:tcW w:type="dxa" w:w="1020"/>
+            <w:tcW w:type="dxa" w:w="1134"/>
             <w:shd w:val="clear" w:color="auto" w:fill="FFFFFF"/>
             <w:tcMar>
               <w:top w:w="50" w:type="dxa"/>
@@ -17745,7 +17745,7 @@
         </w:tc>
         <w:tc>
           <w:tcPr>
-            <w:tcW w:type="dxa" w:w="2154"/>
+            <w:tcW w:type="dxa" w:w="2268"/>
             <w:shd w:val="clear" w:color="auto" w:fill="FFFFFF"/>
             <w:tcMar>
               <w:top w:w="50" w:type="dxa"/>
